--- a/samples/report_full_latest.docx
+++ b/samples/report_full_latest.docx
@@ -44,6 +44,71 @@
     <w:p>
       <w:r>
         <w:t>لا مرشحي منافسين مرصودين — فعّل with_competitors (وwith_localprice للأسعار)</w:t>
+      </w:r>
+    </w:p>
+    <w:p>
+      <w:pPr>
+        <w:pStyle w:val="Heading1"/>
+      </w:pPr>
+      <w:r>
+        <w:t>أسعار المنتجات في السوق</w:t>
+      </w:r>
+    </w:p>
+    <w:p>
+      <w:r>
+        <w:t>غير مرصود — يتطلب طبقة أسعار السوق (LOCALPRICE_API_KEY) عبر «الدراسة العميقة»</w:t>
+      </w:r>
+    </w:p>
+    <w:p>
+      <w:pPr>
+        <w:pStyle w:val="Heading1"/>
+      </w:pPr>
+      <w:r>
+        <w:t>المنافسون</w:t>
+      </w:r>
+    </w:p>
+    <w:p>
+      <w:r>
+        <w:t>غير مرصود — الدول المورّدة تتطلب Comtrade (شبكة)؛ والشركات بالاسم تتطلب مفتاح بحث (SEARCH_API_KEY).</w:t>
+      </w:r>
+    </w:p>
+    <w:p>
+      <w:pPr>
+        <w:pStyle w:val="Heading1"/>
+      </w:pPr>
+      <w:r>
+        <w:t>الموردون والأعمال بالاسم</w:t>
+      </w:r>
+    </w:p>
+    <w:p>
+      <w:r>
+        <w:t>غير مرصود — يتطلب Google Maps / Volza / explee (مفاتيح)</w:t>
+      </w:r>
+    </w:p>
+    <w:p>
+      <w:pPr>
+        <w:pStyle w:val="Heading1"/>
+      </w:pPr>
+      <w:r>
+        <w:t>اتجاه الاستيراد متعدد السنوات</w:t>
+      </w:r>
+    </w:p>
+    <w:p>
+      <w:r>
+        <w:t>غير مرصود — فعّل «مدى السنوات» (with_trend) وتحقّق من الشبكة.</w:t>
+      </w:r>
+    </w:p>
+    <w:p>
+      <w:pPr>
+        <w:pStyle w:val="Heading1"/>
+      </w:pPr>
+      <w:r>
+        <w:t>ثقافة المستهلك ونبض السوق</w:t>
+      </w:r>
+    </w:p>
+    <w:p>
+      <w:r>
+        <w:t>غير مرصود — يتطلب مفتاح بحث الويب (SEARCH_API_KEY).</w:t>
       </w:r>
     </w:p>
     <w:p>

--- a/samples/report_full_latest.docx
+++ b/samples/report_full_latest.docx
@@ -137,7 +137,7 @@
         <w:pStyle w:val="IntenseQuote"/>
       </w:pPr>
       <w:r>
-        <w:t>المصدر: UN Comtrade | سُحب: 2026-07-02 | ثقة: 0.0</w:t>
+        <w:t>المصدر: UN Comtrade | سُحب: 2026-07-05 | ثقة: 0.0</w:t>
       </w:r>
     </w:p>
     <w:p>
@@ -150,7 +150,7 @@
         <w:pStyle w:val="IntenseQuote"/>
       </w:pPr>
       <w:r>
-        <w:t>المصدر: UN Comtrade | سُحب: 2026-07-02 | ثقة: 0.0</w:t>
+        <w:t>المصدر: UN Comtrade | سُحب: 2026-07-05 | ثقة: 0.0</w:t>
       </w:r>
     </w:p>
     <w:p>
@@ -163,7 +163,7 @@
         <w:pStyle w:val="IntenseQuote"/>
       </w:pPr>
       <w:r>
-        <w:t>المصدر: World Bank | سُحب: 2026-07-02 | ثقة: 0.0</w:t>
+        <w:t>المصدر: World Bank | سُحب: 2026-07-05 | ثقة: 0.0</w:t>
       </w:r>
     </w:p>
     <w:p>
@@ -176,7 +176,7 @@
         <w:pStyle w:val="IntenseQuote"/>
       </w:pPr>
       <w:r>
-        <w:t>المصدر: UN Comtrade | سُحب: 2026-07-02 | ثقة: 0.0</w:t>
+        <w:t>المصدر: UN Comtrade | سُحب: 2026-07-05 | ثقة: 0.0</w:t>
       </w:r>
     </w:p>
     <w:p>
@@ -197,7 +197,7 @@
         <w:pStyle w:val="IntenseQuote"/>
       </w:pPr>
       <w:r>
-        <w:t>المصدر: UN Comtrade | سُحب: 2026-07-02 | ثقة: 0.0</w:t>
+        <w:t>المصدر: UN Comtrade | سُحب: 2026-07-05 | ثقة: 0.0</w:t>
       </w:r>
     </w:p>
     <w:p>
@@ -210,7 +210,7 @@
         <w:pStyle w:val="IntenseQuote"/>
       </w:pPr>
       <w:r>
-        <w:t>المصدر: UN Comtrade | سُحب: 2026-07-02 | ثقة: 0.0</w:t>
+        <w:t>المصدر: UN Comtrade | سُحب: 2026-07-05 | ثقة: 0.0</w:t>
       </w:r>
     </w:p>
     <w:p>
@@ -223,7 +223,7 @@
         <w:pStyle w:val="IntenseQuote"/>
       </w:pPr>
       <w:r>
-        <w:t>المصدر: World Bank | سُحب: 2026-07-02 | ثقة: 0.0</w:t>
+        <w:t>المصدر: World Bank | سُحب: 2026-07-05 | ثقة: 0.0</w:t>
       </w:r>
     </w:p>
     <w:p>
@@ -236,7 +236,7 @@
         <w:pStyle w:val="IntenseQuote"/>
       </w:pPr>
       <w:r>
-        <w:t>المصدر: UN Comtrade | سُحب: 2026-07-02 | ثقة: 0.0</w:t>
+        <w:t>المصدر: UN Comtrade | سُحب: 2026-07-05 | ثقة: 0.0</w:t>
       </w:r>
     </w:p>
     <w:p>
@@ -257,7 +257,7 @@
         <w:pStyle w:val="IntenseQuote"/>
       </w:pPr>
       <w:r>
-        <w:t>المصدر: UN Comtrade | سُحب: 2026-07-02 | ثقة: 0.0</w:t>
+        <w:t>المصدر: UN Comtrade | سُحب: 2026-07-05 | ثقة: 0.0</w:t>
       </w:r>
     </w:p>
     <w:p>
@@ -270,7 +270,7 @@
         <w:pStyle w:val="IntenseQuote"/>
       </w:pPr>
       <w:r>
-        <w:t>المصدر: UN Comtrade | سُحب: 2026-07-02 | ثقة: 0.0</w:t>
+        <w:t>المصدر: UN Comtrade | سُحب: 2026-07-05 | ثقة: 0.0</w:t>
       </w:r>
     </w:p>
     <w:p>
@@ -283,7 +283,7 @@
         <w:pStyle w:val="IntenseQuote"/>
       </w:pPr>
       <w:r>
-        <w:t>المصدر: World Bank | سُحب: 2026-07-02 | ثقة: 0.0</w:t>
+        <w:t>المصدر: World Bank | سُحب: 2026-07-05 | ثقة: 0.0</w:t>
       </w:r>
     </w:p>
     <w:p>
@@ -296,7 +296,7 @@
         <w:pStyle w:val="IntenseQuote"/>
       </w:pPr>
       <w:r>
-        <w:t>المصدر: UN Comtrade | سُحب: 2026-07-02 | ثقة: 0.0</w:t>
+        <w:t>المصدر: UN Comtrade | سُحب: 2026-07-05 | ثقة: 0.0</w:t>
       </w:r>
     </w:p>
     <w:p>
@@ -317,7 +317,7 @@
         <w:pStyle w:val="IntenseQuote"/>
       </w:pPr>
       <w:r>
-        <w:t>المصدر: UN Comtrade | سُحب: 2026-07-02 | ثقة: 0.0</w:t>
+        <w:t>المصدر: UN Comtrade | سُحب: 2026-07-05 | ثقة: 0.0</w:t>
       </w:r>
     </w:p>
     <w:p>
@@ -330,7 +330,7 @@
         <w:pStyle w:val="IntenseQuote"/>
       </w:pPr>
       <w:r>
-        <w:t>المصدر: UN Comtrade | سُحب: 2026-07-02 | ثقة: 0.0</w:t>
+        <w:t>المصدر: UN Comtrade | سُحب: 2026-07-05 | ثقة: 0.0</w:t>
       </w:r>
     </w:p>
     <w:p>
@@ -343,7 +343,7 @@
         <w:pStyle w:val="IntenseQuote"/>
       </w:pPr>
       <w:r>
-        <w:t>المصدر: World Bank | سُحب: 2026-07-02 | ثقة: 0.0</w:t>
+        <w:t>المصدر: World Bank | سُحب: 2026-07-05 | ثقة: 0.0</w:t>
       </w:r>
     </w:p>
     <w:p>
@@ -356,7 +356,7 @@
         <w:pStyle w:val="IntenseQuote"/>
       </w:pPr>
       <w:r>
-        <w:t>المصدر: UN Comtrade | سُحب: 2026-07-02 | ثقة: 0.0</w:t>
+        <w:t>المصدر: UN Comtrade | سُحب: 2026-07-05 | ثقة: 0.0</w:t>
       </w:r>
     </w:p>
     <w:p>
@@ -377,7 +377,7 @@
         <w:pStyle w:val="IntenseQuote"/>
       </w:pPr>
       <w:r>
-        <w:t>المصدر: UN Comtrade | سُحب: 2026-07-02 | ثقة: 0.0</w:t>
+        <w:t>المصدر: UN Comtrade | سُحب: 2026-07-05 | ثقة: 0.0</w:t>
       </w:r>
     </w:p>
     <w:p>
@@ -390,7 +390,7 @@
         <w:pStyle w:val="IntenseQuote"/>
       </w:pPr>
       <w:r>
-        <w:t>المصدر: UN Comtrade | سُحب: 2026-07-02 | ثقة: 0.0</w:t>
+        <w:t>المصدر: UN Comtrade | سُحب: 2026-07-05 | ثقة: 0.0</w:t>
       </w:r>
     </w:p>
     <w:p>
@@ -403,7 +403,7 @@
         <w:pStyle w:val="IntenseQuote"/>
       </w:pPr>
       <w:r>
-        <w:t>المصدر: World Bank | سُحب: 2026-07-02 | ثقة: 0.0</w:t>
+        <w:t>المصدر: World Bank | سُحب: 2026-07-05 | ثقة: 0.0</w:t>
       </w:r>
     </w:p>
     <w:p>
@@ -416,7 +416,7 @@
         <w:pStyle w:val="IntenseQuote"/>
       </w:pPr>
       <w:r>
-        <w:t>المصدر: UN Comtrade | سُحب: 2026-07-02 | ثقة: 0.0</w:t>
+        <w:t>المصدر: UN Comtrade | سُحب: 2026-07-05 | ثقة: 0.0</w:t>
       </w:r>
     </w:p>
     <w:p>
@@ -437,7 +437,7 @@
         <w:pStyle w:val="IntenseQuote"/>
       </w:pPr>
       <w:r>
-        <w:t>المصدر: UN Comtrade | سُحب: 2026-07-02 | ثقة: 0.0</w:t>
+        <w:t>المصدر: UN Comtrade | سُحب: 2026-07-05 | ثقة: 0.0</w:t>
       </w:r>
     </w:p>
     <w:p>
@@ -450,7 +450,7 @@
         <w:pStyle w:val="IntenseQuote"/>
       </w:pPr>
       <w:r>
-        <w:t>المصدر: UN Comtrade | سُحب: 2026-07-02 | ثقة: 0.0</w:t>
+        <w:t>المصدر: UN Comtrade | سُحب: 2026-07-05 | ثقة: 0.0</w:t>
       </w:r>
     </w:p>
     <w:p>
@@ -463,7 +463,7 @@
         <w:pStyle w:val="IntenseQuote"/>
       </w:pPr>
       <w:r>
-        <w:t>المصدر: World Bank | سُحب: 2026-07-02 | ثقة: 0.0</w:t>
+        <w:t>المصدر: World Bank | سُحب: 2026-07-05 | ثقة: 0.0</w:t>
       </w:r>
     </w:p>
     <w:p>
@@ -476,7 +476,7 @@
         <w:pStyle w:val="IntenseQuote"/>
       </w:pPr>
       <w:r>
-        <w:t>المصدر: UN Comtrade | سُحب: 2026-07-02 | ثقة: 0.0</w:t>
+        <w:t>المصدر: UN Comtrade | سُحب: 2026-07-05 | ثقة: 0.0</w:t>
       </w:r>
     </w:p>
     <w:p>
@@ -497,7 +497,7 @@
         <w:pStyle w:val="IntenseQuote"/>
       </w:pPr>
       <w:r>
-        <w:t>المصدر: UN Comtrade | سُحب: 2026-07-02 | ثقة: 0.0</w:t>
+        <w:t>المصدر: UN Comtrade | سُحب: 2026-07-05 | ثقة: 0.0</w:t>
       </w:r>
     </w:p>
     <w:p>
@@ -510,7 +510,7 @@
         <w:pStyle w:val="IntenseQuote"/>
       </w:pPr>
       <w:r>
-        <w:t>المصدر: UN Comtrade | سُحب: 2026-07-02 | ثقة: 0.0</w:t>
+        <w:t>المصدر: UN Comtrade | سُحب: 2026-07-05 | ثقة: 0.0</w:t>
       </w:r>
     </w:p>
     <w:p>
@@ -523,7 +523,7 @@
         <w:pStyle w:val="IntenseQuote"/>
       </w:pPr>
       <w:r>
-        <w:t>المصدر: World Bank | سُحب: 2026-07-02 | ثقة: 0.0</w:t>
+        <w:t>المصدر: World Bank | سُحب: 2026-07-05 | ثقة: 0.0</w:t>
       </w:r>
     </w:p>
     <w:p>
@@ -536,7 +536,7 @@
         <w:pStyle w:val="IntenseQuote"/>
       </w:pPr>
       <w:r>
-        <w:t>المصدر: UN Comtrade | سُحب: 2026-07-02 | ثقة: 0.0</w:t>
+        <w:t>المصدر: UN Comtrade | سُحب: 2026-07-05 | ثقة: 0.0</w:t>
       </w:r>
     </w:p>
     <w:p>
@@ -557,7 +557,7 @@
         <w:pStyle w:val="IntenseQuote"/>
       </w:pPr>
       <w:r>
-        <w:t>المصدر: UN Comtrade | سُحب: 2026-07-02 | ثقة: 0.0</w:t>
+        <w:t>المصدر: UN Comtrade | سُحب: 2026-07-05 | ثقة: 0.0</w:t>
       </w:r>
     </w:p>
     <w:p>
@@ -570,7 +570,7 @@
         <w:pStyle w:val="IntenseQuote"/>
       </w:pPr>
       <w:r>
-        <w:t>المصدر: UN Comtrade | سُحب: 2026-07-02 | ثقة: 0.0</w:t>
+        <w:t>المصدر: UN Comtrade | سُحب: 2026-07-05 | ثقة: 0.0</w:t>
       </w:r>
     </w:p>
     <w:p>
@@ -583,7 +583,7 @@
         <w:pStyle w:val="IntenseQuote"/>
       </w:pPr>
       <w:r>
-        <w:t>المصدر: World Bank | سُحب: 2026-07-02 | ثقة: 0.0</w:t>
+        <w:t>المصدر: World Bank | سُحب: 2026-07-05 | ثقة: 0.0</w:t>
       </w:r>
     </w:p>
     <w:p>
@@ -596,7 +596,7 @@
         <w:pStyle w:val="IntenseQuote"/>
       </w:pPr>
       <w:r>
-        <w:t>المصدر: UN Comtrade | سُحب: 2026-07-02 | ثقة: 0.0</w:t>
+        <w:t>المصدر: UN Comtrade | سُحب: 2026-07-05 | ثقة: 0.0</w:t>
       </w:r>
     </w:p>
     <w:p>

--- a/samples/report_full_latest.docx
+++ b/samples/report_full_latest.docx
@@ -51,6 +51,71 @@
         <w:pStyle w:val="Heading1"/>
       </w:pPr>
       <w:r>
+        <w:t>أسعار المنتجات في السوق</w:t>
+      </w:r>
+    </w:p>
+    <w:p>
+      <w:r>
+        <w:t>غير مرصود — يتطلب طبقة أسعار السوق (LOCALPRICE_API_KEY) عبر «الدراسة العميقة»</w:t>
+      </w:r>
+    </w:p>
+    <w:p>
+      <w:pPr>
+        <w:pStyle w:val="Heading1"/>
+      </w:pPr>
+      <w:r>
+        <w:t>المنافسون</w:t>
+      </w:r>
+    </w:p>
+    <w:p>
+      <w:r>
+        <w:t>غير مرصود — الدول المورّدة تتطلب Comtrade (شبكة)؛ والشركات بالاسم تتطلب مفتاح بحث (SEARCH_API_KEY).</w:t>
+      </w:r>
+    </w:p>
+    <w:p>
+      <w:pPr>
+        <w:pStyle w:val="Heading1"/>
+      </w:pPr>
+      <w:r>
+        <w:t>الموردون والأعمال بالاسم</w:t>
+      </w:r>
+    </w:p>
+    <w:p>
+      <w:r>
+        <w:t>غير مرصود — يتطلب Google Maps / Volza / explee (مفاتيح)</w:t>
+      </w:r>
+    </w:p>
+    <w:p>
+      <w:pPr>
+        <w:pStyle w:val="Heading1"/>
+      </w:pPr>
+      <w:r>
+        <w:t>اتجاه الاستيراد متعدد السنوات</w:t>
+      </w:r>
+    </w:p>
+    <w:p>
+      <w:r>
+        <w:t>غير مرصود — فعّل «مدى السنوات» (with_trend) وتحقّق من الشبكة.</w:t>
+      </w:r>
+    </w:p>
+    <w:p>
+      <w:pPr>
+        <w:pStyle w:val="Heading1"/>
+      </w:pPr>
+      <w:r>
+        <w:t>ثقافة المستهلك ونبض السوق</w:t>
+      </w:r>
+    </w:p>
+    <w:p>
+      <w:r>
+        <w:t>غير مرصود — يتطلب مفتاح بحث الويب (SEARCH_API_KEY).</w:t>
+      </w:r>
+    </w:p>
+    <w:p>
+      <w:pPr>
+        <w:pStyle w:val="Heading1"/>
+      </w:pPr>
+      <w:r>
         <w:t>الأسواق المرشّحة (الأفضل أولاً)</w:t>
       </w:r>
     </w:p>
@@ -72,7 +137,7 @@
         <w:pStyle w:val="IntenseQuote"/>
       </w:pPr>
       <w:r>
-        <w:t>المصدر: UN Comtrade | سُحب: 2026-07-02 | ثقة: 0.0</w:t>
+        <w:t>المصدر: UN Comtrade | سُحب: 2026-07-05 | ثقة: 0.0</w:t>
       </w:r>
     </w:p>
     <w:p>
@@ -85,7 +150,7 @@
         <w:pStyle w:val="IntenseQuote"/>
       </w:pPr>
       <w:r>
-        <w:t>المصدر: UN Comtrade | سُحب: 2026-07-02 | ثقة: 0.0</w:t>
+        <w:t>المصدر: UN Comtrade | سُحب: 2026-07-05 | ثقة: 0.0</w:t>
       </w:r>
     </w:p>
     <w:p>
@@ -98,7 +163,7 @@
         <w:pStyle w:val="IntenseQuote"/>
       </w:pPr>
       <w:r>
-        <w:t>المصدر: World Bank | سُحب: 2026-07-02 | ثقة: 0.0</w:t>
+        <w:t>المصدر: World Bank | سُحب: 2026-07-05 | ثقة: 0.0</w:t>
       </w:r>
     </w:p>
     <w:p>
@@ -111,7 +176,7 @@
         <w:pStyle w:val="IntenseQuote"/>
       </w:pPr>
       <w:r>
-        <w:t>المصدر: UN Comtrade | سُحب: 2026-07-02 | ثقة: 0.0</w:t>
+        <w:t>المصدر: UN Comtrade | سُحب: 2026-07-05 | ثقة: 0.0</w:t>
       </w:r>
     </w:p>
     <w:p>
@@ -132,7 +197,7 @@
         <w:pStyle w:val="IntenseQuote"/>
       </w:pPr>
       <w:r>
-        <w:t>المصدر: UN Comtrade | سُحب: 2026-07-02 | ثقة: 0.0</w:t>
+        <w:t>المصدر: UN Comtrade | سُحب: 2026-07-05 | ثقة: 0.0</w:t>
       </w:r>
     </w:p>
     <w:p>
@@ -145,7 +210,7 @@
         <w:pStyle w:val="IntenseQuote"/>
       </w:pPr>
       <w:r>
-        <w:t>المصدر: UN Comtrade | سُحب: 2026-07-02 | ثقة: 0.0</w:t>
+        <w:t>المصدر: UN Comtrade | سُحب: 2026-07-05 | ثقة: 0.0</w:t>
       </w:r>
     </w:p>
     <w:p>
@@ -158,7 +223,7 @@
         <w:pStyle w:val="IntenseQuote"/>
       </w:pPr>
       <w:r>
-        <w:t>المصدر: World Bank | سُحب: 2026-07-02 | ثقة: 0.0</w:t>
+        <w:t>المصدر: World Bank | سُحب: 2026-07-05 | ثقة: 0.0</w:t>
       </w:r>
     </w:p>
     <w:p>
@@ -171,7 +236,7 @@
         <w:pStyle w:val="IntenseQuote"/>
       </w:pPr>
       <w:r>
-        <w:t>المصدر: UN Comtrade | سُحب: 2026-07-02 | ثقة: 0.0</w:t>
+        <w:t>المصدر: UN Comtrade | سُحب: 2026-07-05 | ثقة: 0.0</w:t>
       </w:r>
     </w:p>
     <w:p>
@@ -192,7 +257,7 @@
         <w:pStyle w:val="IntenseQuote"/>
       </w:pPr>
       <w:r>
-        <w:t>المصدر: UN Comtrade | سُحب: 2026-07-02 | ثقة: 0.0</w:t>
+        <w:t>المصدر: UN Comtrade | سُحب: 2026-07-05 | ثقة: 0.0</w:t>
       </w:r>
     </w:p>
     <w:p>
@@ -205,7 +270,7 @@
         <w:pStyle w:val="IntenseQuote"/>
       </w:pPr>
       <w:r>
-        <w:t>المصدر: UN Comtrade | سُحب: 2026-07-02 | ثقة: 0.0</w:t>
+        <w:t>المصدر: UN Comtrade | سُحب: 2026-07-05 | ثقة: 0.0</w:t>
       </w:r>
     </w:p>
     <w:p>
@@ -218,7 +283,7 @@
         <w:pStyle w:val="IntenseQuote"/>
       </w:pPr>
       <w:r>
-        <w:t>المصدر: World Bank | سُحب: 2026-07-02 | ثقة: 0.0</w:t>
+        <w:t>المصدر: World Bank | سُحب: 2026-07-05 | ثقة: 0.0</w:t>
       </w:r>
     </w:p>
     <w:p>
@@ -231,7 +296,7 @@
         <w:pStyle w:val="IntenseQuote"/>
       </w:pPr>
       <w:r>
-        <w:t>المصدر: UN Comtrade | سُحب: 2026-07-02 | ثقة: 0.0</w:t>
+        <w:t>المصدر: UN Comtrade | سُحب: 2026-07-05 | ثقة: 0.0</w:t>
       </w:r>
     </w:p>
     <w:p>
@@ -252,7 +317,7 @@
         <w:pStyle w:val="IntenseQuote"/>
       </w:pPr>
       <w:r>
-        <w:t>المصدر: UN Comtrade | سُحب: 2026-07-02 | ثقة: 0.0</w:t>
+        <w:t>المصدر: UN Comtrade | سُحب: 2026-07-05 | ثقة: 0.0</w:t>
       </w:r>
     </w:p>
     <w:p>
@@ -265,7 +330,7 @@
         <w:pStyle w:val="IntenseQuote"/>
       </w:pPr>
       <w:r>
-        <w:t>المصدر: UN Comtrade | سُحب: 2026-07-02 | ثقة: 0.0</w:t>
+        <w:t>المصدر: UN Comtrade | سُحب: 2026-07-05 | ثقة: 0.0</w:t>
       </w:r>
     </w:p>
     <w:p>
@@ -278,7 +343,7 @@
         <w:pStyle w:val="IntenseQuote"/>
       </w:pPr>
       <w:r>
-        <w:t>المصدر: World Bank | سُحب: 2026-07-02 | ثقة: 0.0</w:t>
+        <w:t>المصدر: World Bank | سُحب: 2026-07-05 | ثقة: 0.0</w:t>
       </w:r>
     </w:p>
     <w:p>
@@ -291,7 +356,7 @@
         <w:pStyle w:val="IntenseQuote"/>
       </w:pPr>
       <w:r>
-        <w:t>المصدر: UN Comtrade | سُحب: 2026-07-02 | ثقة: 0.0</w:t>
+        <w:t>المصدر: UN Comtrade | سُحب: 2026-07-05 | ثقة: 0.0</w:t>
       </w:r>
     </w:p>
     <w:p>
@@ -312,7 +377,7 @@
         <w:pStyle w:val="IntenseQuote"/>
       </w:pPr>
       <w:r>
-        <w:t>المصدر: UN Comtrade | سُحب: 2026-07-02 | ثقة: 0.0</w:t>
+        <w:t>المصدر: UN Comtrade | سُحب: 2026-07-05 | ثقة: 0.0</w:t>
       </w:r>
     </w:p>
     <w:p>
@@ -325,7 +390,7 @@
         <w:pStyle w:val="IntenseQuote"/>
       </w:pPr>
       <w:r>
-        <w:t>المصدر: UN Comtrade | سُحب: 2026-07-02 | ثقة: 0.0</w:t>
+        <w:t>المصدر: UN Comtrade | سُحب: 2026-07-05 | ثقة: 0.0</w:t>
       </w:r>
     </w:p>
     <w:p>
@@ -338,7 +403,7 @@
         <w:pStyle w:val="IntenseQuote"/>
       </w:pPr>
       <w:r>
-        <w:t>المصدر: World Bank | سُحب: 2026-07-02 | ثقة: 0.0</w:t>
+        <w:t>المصدر: World Bank | سُحب: 2026-07-05 | ثقة: 0.0</w:t>
       </w:r>
     </w:p>
     <w:p>
@@ -351,7 +416,7 @@
         <w:pStyle w:val="IntenseQuote"/>
       </w:pPr>
       <w:r>
-        <w:t>المصدر: UN Comtrade | سُحب: 2026-07-02 | ثقة: 0.0</w:t>
+        <w:t>المصدر: UN Comtrade | سُحب: 2026-07-05 | ثقة: 0.0</w:t>
       </w:r>
     </w:p>
     <w:p>
@@ -372,7 +437,7 @@
         <w:pStyle w:val="IntenseQuote"/>
       </w:pPr>
       <w:r>
-        <w:t>المصدر: UN Comtrade | سُحب: 2026-07-02 | ثقة: 0.0</w:t>
+        <w:t>المصدر: UN Comtrade | سُحب: 2026-07-05 | ثقة: 0.0</w:t>
       </w:r>
     </w:p>
     <w:p>
@@ -385,7 +450,7 @@
         <w:pStyle w:val="IntenseQuote"/>
       </w:pPr>
       <w:r>
-        <w:t>المصدر: UN Comtrade | سُحب: 2026-07-02 | ثقة: 0.0</w:t>
+        <w:t>المصدر: UN Comtrade | سُحب: 2026-07-05 | ثقة: 0.0</w:t>
       </w:r>
     </w:p>
     <w:p>
@@ -398,7 +463,7 @@
         <w:pStyle w:val="IntenseQuote"/>
       </w:pPr>
       <w:r>
-        <w:t>المصدر: World Bank | سُحب: 2026-07-02 | ثقة: 0.0</w:t>
+        <w:t>المصدر: World Bank | سُحب: 2026-07-05 | ثقة: 0.0</w:t>
       </w:r>
     </w:p>
     <w:p>
@@ -411,7 +476,7 @@
         <w:pStyle w:val="IntenseQuote"/>
       </w:pPr>
       <w:r>
-        <w:t>المصدر: UN Comtrade | سُحب: 2026-07-02 | ثقة: 0.0</w:t>
+        <w:t>المصدر: UN Comtrade | سُحب: 2026-07-05 | ثقة: 0.0</w:t>
       </w:r>
     </w:p>
     <w:p>
@@ -432,7 +497,7 @@
         <w:pStyle w:val="IntenseQuote"/>
       </w:pPr>
       <w:r>
-        <w:t>المصدر: UN Comtrade | سُحب: 2026-07-02 | ثقة: 0.0</w:t>
+        <w:t>المصدر: UN Comtrade | سُحب: 2026-07-05 | ثقة: 0.0</w:t>
       </w:r>
     </w:p>
     <w:p>
@@ -445,7 +510,7 @@
         <w:pStyle w:val="IntenseQuote"/>
       </w:pPr>
       <w:r>
-        <w:t>المصدر: UN Comtrade | سُحب: 2026-07-02 | ثقة: 0.0</w:t>
+        <w:t>المصدر: UN Comtrade | سُحب: 2026-07-05 | ثقة: 0.0</w:t>
       </w:r>
     </w:p>
     <w:p>
@@ -458,7 +523,7 @@
         <w:pStyle w:val="IntenseQuote"/>
       </w:pPr>
       <w:r>
-        <w:t>المصدر: World Bank | سُحب: 2026-07-02 | ثقة: 0.0</w:t>
+        <w:t>المصدر: World Bank | سُحب: 2026-07-05 | ثقة: 0.0</w:t>
       </w:r>
     </w:p>
     <w:p>
@@ -471,7 +536,7 @@
         <w:pStyle w:val="IntenseQuote"/>
       </w:pPr>
       <w:r>
-        <w:t>المصدر: UN Comtrade | سُحب: 2026-07-02 | ثقة: 0.0</w:t>
+        <w:t>المصدر: UN Comtrade | سُحب: 2026-07-05 | ثقة: 0.0</w:t>
       </w:r>
     </w:p>
     <w:p>
@@ -492,7 +557,7 @@
         <w:pStyle w:val="IntenseQuote"/>
       </w:pPr>
       <w:r>
-        <w:t>المصدر: UN Comtrade | سُحب: 2026-07-02 | ثقة: 0.0</w:t>
+        <w:t>المصدر: UN Comtrade | سُحب: 2026-07-05 | ثقة: 0.0</w:t>
       </w:r>
     </w:p>
     <w:p>
@@ -505,7 +570,7 @@
         <w:pStyle w:val="IntenseQuote"/>
       </w:pPr>
       <w:r>
-        <w:t>المصدر: UN Comtrade | سُحب: 2026-07-02 | ثقة: 0.0</w:t>
+        <w:t>المصدر: UN Comtrade | سُحب: 2026-07-05 | ثقة: 0.0</w:t>
       </w:r>
     </w:p>
     <w:p>
@@ -518,7 +583,7 @@
         <w:pStyle w:val="IntenseQuote"/>
       </w:pPr>
       <w:r>
-        <w:t>المصدر: World Bank | سُحب: 2026-07-02 | ثقة: 0.0</w:t>
+        <w:t>المصدر: World Bank | سُحب: 2026-07-05 | ثقة: 0.0</w:t>
       </w:r>
     </w:p>
     <w:p>
@@ -531,7 +596,7 @@
         <w:pStyle w:val="IntenseQuote"/>
       </w:pPr>
       <w:r>
-        <w:t>المصدر: UN Comtrade | سُحب: 2026-07-02 | ثقة: 0.0</w:t>
+        <w:t>المصدر: UN Comtrade | سُحب: 2026-07-05 | ثقة: 0.0</w:t>
       </w:r>
     </w:p>
     <w:p>

--- a/samples/report_full_latest.docx
+++ b/samples/report_full_latest.docx
@@ -8,6 +8,11 @@
       </w:pPr>
       <w:r>
         <w:t>سِلك — تقرير سوق: تمور</w:t>
+      </w:r>
+    </w:p>
+    <w:p>
+      <w:r>
+        <w:t>المنتج: تمور | HS: 080410 | المنشأ: السعودية | السوق المستهدف: China | التاريخ: 2026-07-06 | تغطية البيانات الإجمالية: 80.0%</w:t>
       </w:r>
     </w:p>
     <w:p>
@@ -20,7 +25,7 @@
     </w:p>
     <w:p>
       <w:r>
-        <w:t>القرار: NO-GO (insufficient data) — قرار مؤجّل لانعدام البيانات (ثقة 0.0) — السوق الأول: United Arab Emirates</w:t>
+        <w:t>القرار: NO-GO (insufficient data) — قرار مؤجّل لانعدام البيانات (ثقة 0.0) — السوق الأول: China</w:t>
       </w:r>
     </w:p>
     <w:p>
@@ -30,7 +35,7 @@
     </w:p>
     <w:p>
       <w:r>
-        <w:t>رمز HS: 080410 (ثقة التصنيف 1.0) | سنة البيانات: 2022 | النتيجة أوّلية لا نهائية.</w:t>
+        <w:t>رمز HS: 080410 (ثقة التصنيف 1.0) | سنة البيانات: 2023 | النتيجة أوّلية لا نهائية.</w:t>
       </w:r>
     </w:p>
     <w:p>
@@ -43,7 +48,241 @@
     </w:p>
     <w:p>
       <w:r>
-        <w:t>لا مرشحي منافسين مرصودين — فعّل with_competitors (وwith_localprice للأسعار)</w:t>
+        <w:t>0 من 3 منافساً لهم أسعار مرصودة — لرفع التغطية فعّل طبقة التعميق</w:t>
+      </w:r>
+    </w:p>
+    <w:p>
+      <w:pPr>
+        <w:pStyle w:val="ListBullet"/>
+      </w:pPr>
+      <w:r>
+        <w:t>top تمور brands manufacturers competitor — تقرير سوق 2024: سعر غير مرصود — price not observed (اكتمال الخيط 2/4)</w:t>
+      </w:r>
+    </w:p>
+    <w:p>
+      <w:pPr>
+        <w:pStyle w:val="ListBullet"/>
+      </w:pPr>
+      <w:r>
+        <w:t>دليل قنوات top تمور brands manufacturers : سعر غير مرصود — price not observed (اكتمال الخيط 2/4)</w:t>
+      </w:r>
+    </w:p>
+    <w:p>
+      <w:pPr>
+        <w:pStyle w:val="ListBullet"/>
+      </w:pPr>
+      <w:r>
+        <w:t>مستوردون: top تمور brands manufacturers : سعر غير مرصود — price not observed (اكتمال الخيط 2/4)</w:t>
+      </w:r>
+    </w:p>
+    <w:p>
+      <w:pPr>
+        <w:pStyle w:val="Heading1"/>
+      </w:pPr>
+      <w:r>
+        <w:t>قرار الدخول (المحرك الموزون §8)</w:t>
+      </w:r>
+    </w:p>
+    <w:p>
+      <w:r>
+        <w:t>الحكم: CONDITIONAL-GO | النقاط: 0.554 | الثقة: 0.91</w:t>
+      </w:r>
+    </w:p>
+    <w:p>
+      <w:r>
+        <w:t>أساس الثقة: التغطية 0.91 × الأعمدة المحسوبة 4/4</w:t>
+      </w:r>
+    </w:p>
+    <w:p>
+      <w:r>
+        <w:t>خيار الأوزان المعتمد: A — النقاط بالخيارين: A = 0.554 | B = 0.531</w:t>
+      </w:r>
+    </w:p>
+    <w:p>
+      <w:r>
+        <w:t>ملاحظة الأوزان: خيار الأوزان قيد بوابة GATE 3 — كلا المجموعين محسوبان؛ الافتراضي A حتى قرار المالك</w:t>
+      </w:r>
+    </w:p>
+    <w:p>
+      <w:r>
+        <w:t>عمود جاذبية السوق: 0.703</w:t>
+      </w:r>
+    </w:p>
+    <w:p>
+      <w:pPr>
+        <w:pStyle w:val="IntenseQuote"/>
+      </w:pPr>
+      <w:r>
+        <w:t>الأساس: متوسط المتاح من: log10(TAM)/9 (سقف 10^9$)، (CAGR+10)/40 (−10%→0، +30%→1)، دخل الفرد/50k$، الحصة السعودية/20%</w:t>
+      </w:r>
+    </w:p>
+    <w:p>
+      <w:r>
+        <w:t>عمود المنافسة: 0.496</w:t>
+      </w:r>
+    </w:p>
+    <w:p>
+      <w:pPr>
+        <w:pStyle w:val="IntenseQuote"/>
+      </w:pPr>
+      <w:r>
+        <w:t>الأساس: متوسط المتاح من: HHI/0.5، حصة الأكبر/100، عدد المرشّحين بالاسم/10 — الدرجة المستهلكة في المجموع هي (1 − الشدة)</w:t>
+      </w:r>
+    </w:p>
+    <w:p>
+      <w:r>
+        <w:t>عمود التنظيم: 0.375</w:t>
+      </w:r>
+    </w:p>
+    <w:p>
+      <w:pPr>
+        <w:pStyle w:val="IntenseQuote"/>
+      </w:pPr>
+      <w:r>
+        <w:t>الأساس: متوسط المتاح من: (1 − تعريفة/30%)، وضوح القائمة (بنود/8)</w:t>
+      </w:r>
+    </w:p>
+    <w:p>
+      <w:pPr>
+        <w:pStyle w:val="IntenseQuote"/>
+      </w:pPr>
+      <w:r>
+        <w:t>مكوّنات غائبة (فجوة معلنة): tariff</w:t>
+      </w:r>
+    </w:p>
+    <w:p>
+      <w:r>
+        <w:t>عمود الربحية: 0.568</w:t>
+      </w:r>
+    </w:p>
+    <w:p>
+      <w:pPr>
+        <w:pStyle w:val="IntenseQuote"/>
+      </w:pPr>
+      <w:r>
+        <w:t>الأساس: متوسط المتاح من: الهامش/40%، الموقع السعري (1.5 − سعرك/متوسط السوق)</w:t>
+      </w:r>
+    </w:p>
+    <w:p>
+      <w:r>
+        <w:t>الشروط:</w:t>
+      </w:r>
+    </w:p>
+    <w:p>
+      <w:pPr>
+        <w:pStyle w:val="ListBullet"/>
+      </w:pPr>
+      <w:r>
+        <w:t>عمود الملاءمة التنظيمية ضعيف (0.375) — متوسط المتاح من: (1 − تعريفة/30%)، وضوح القائمة (بنود/8)</w:t>
+      </w:r>
+    </w:p>
+    <w:p>
+      <w:r>
+        <w:t>سجل المخاطر:</w:t>
+      </w:r>
+    </w:p>
+    <w:p>
+      <w:pPr>
+        <w:pStyle w:val="ListBullet"/>
+      </w:pPr>
+      <w:r>
+        <w:t>تركّز مصادر التوريد (الشدة: متوسطة) — الدليل: HHI=0.294 &gt; 0.25 (كومتريد)</w:t>
+      </w:r>
+    </w:p>
+    <w:p>
+      <w:r>
+        <w:t>الخطوات الأولى:</w:t>
+      </w:r>
+    </w:p>
+    <w:p>
+      <w:pPr>
+        <w:pStyle w:val="ListBullet"/>
+      </w:pPr>
+      <w:r>
+        <w:t>أغلق بنود قائمة الاشتراطات (وكيل regulatory) بنداً بنداً بمرجعها الرسمي</w:t>
+      </w:r>
+    </w:p>
+    <w:p>
+      <w:r>
+        <w:t>لماذا: score 0.554 في النطاق الشرطي أو الثقة 0.91 دون 0.6 أو شروط مفتوحة (1)</w:t>
+      </w:r>
+    </w:p>
+    <w:p>
+      <w:r>
+        <w:t>قرار حتمي قابل للتفسير من حزمة §4b المتحقَّق منها — الأعمدة الغائبة شروط معلنة، لا تخمين</w:t>
+      </w:r>
+    </w:p>
+    <w:p>
+      <w:pPr>
+        <w:pStyle w:val="Heading1"/>
+      </w:pPr>
+      <w:r>
+        <w:t>حجم السوق — TAM/SAM/SOM</w:t>
+      </w:r>
+    </w:p>
+    <w:p>
+      <w:r>
+        <w:t>tam_usd: 61,000,000 USD</w:t>
+      </w:r>
+    </w:p>
+    <w:p>
+      <w:pPr>
+        <w:pStyle w:val="IntenseQuote"/>
+      </w:pPr>
+      <w:r>
+        <w:t>المصدر: UN Comtrade | سُحب: 2026-07-06 | ثقة: 0.9</w:t>
+      </w:r>
+    </w:p>
+    <w:p>
+      <w:r>
+        <w:t>import_growth_pct: 38.6 %</w:t>
+      </w:r>
+    </w:p>
+    <w:p>
+      <w:pPr>
+        <w:pStyle w:val="IntenseQuote"/>
+      </w:pPr>
+      <w:r>
+        <w:t>المصدر: UN Comtrade (مخزن الحقائق) | سُحب: 2026-07-06 | ثقة: 0.9</w:t>
+      </w:r>
+    </w:p>
+    <w:p>
+      <w:r>
+        <w:t>import_cagr_pct: 17.7 %</w:t>
+      </w:r>
+    </w:p>
+    <w:p>
+      <w:pPr>
+        <w:pStyle w:val="IntenseQuote"/>
+      </w:pPr>
+      <w:r>
+        <w:t>المصدر: UN Comtrade (مخزن الحقائق) | سُحب: 2026-07-06 | ثقة: 0.9</w:t>
+      </w:r>
+    </w:p>
+    <w:p>
+      <w:r>
+        <w:t>sam_usd: 12,200,000 USD [مُقدَّر — نموذج بافتراضات معلنة] — المعادلة: SAM = TAM × 0.2 (عامل شريحة 'premium' — افتراض معلن قابل للتعديل)</w:t>
+      </w:r>
+    </w:p>
+    <w:p>
+      <w:pPr>
+        <w:pStyle w:val="IntenseQuote"/>
+      </w:pPr>
+      <w:r>
+        <w:t>المصدر: UN Comtrade | سُحب: 2026-07-06 | ثقة: 0.9</w:t>
+      </w:r>
+    </w:p>
+    <w:p>
+      <w:r>
+        <w:t>som_usd: 174,286 USD [مُقدَّر — نموذج بافتراضات معلنة] — المعادلة: SOM = min(SAM أو TAM، الطاقة الشهرية × 12 × قيمة الوحدة الحدودية 2.90$/kg)</w:t>
+      </w:r>
+    </w:p>
+    <w:p>
+      <w:pPr>
+        <w:pStyle w:val="IntenseQuote"/>
+      </w:pPr>
+      <w:r>
+        <w:t>المصدر: UN Comtrade | سُحب: 2026-07-06 | ثقة: 0.9</w:t>
       </w:r>
     </w:p>
     <w:p>
@@ -56,7 +295,12 @@
     </w:p>
     <w:p>
       <w:r>
-        <w:t>غير مرصود — يتطلب طبقة أسعار السوق (LOCALPRICE_API_KEY) عبر «الدراسة العميقة»</w:t>
+        <w:t>بيانات غير كافية — INSUFFICIENT DATA</w:t>
+      </w:r>
+    </w:p>
+    <w:p>
+      <w:r>
+        <w:t>بيانات غير كافية لقسم «أسعار المنتجات في السوق» (0/1 حقائق سوقية) — المصادر المُحاوَلة: لا مصادر مُحاوَلة</w:t>
       </w:r>
     </w:p>
     <w:p>
@@ -69,7 +313,277 @@
     </w:p>
     <w:p>
       <w:r>
-        <w:t>غير مرصود — الدول المورّدة تتطلب Comtrade (شبكة)؛ والشركات بالاسم تتطلب مفتاح بحث (SEARCH_API_KEY).</w:t>
+        <w:t>الدول المورّدة وحصصها:</w:t>
+      </w:r>
+    </w:p>
+    <w:p>
+      <w:pPr>
+        <w:pStyle w:val="ListBullet"/>
+      </w:pPr>
+      <w:r>
+        <w:t>Saudi Arabia: 40.0% (19,000,000$)</w:t>
+      </w:r>
+    </w:p>
+    <w:p>
+      <w:pPr>
+        <w:pStyle w:val="ListBullet"/>
+      </w:pPr>
+      <w:r>
+        <w:t>Iran: 29.47% (14,000,000$)</w:t>
+      </w:r>
+    </w:p>
+    <w:p>
+      <w:pPr>
+        <w:pStyle w:val="ListBullet"/>
+      </w:pPr>
+      <w:r>
+        <w:t>Tunisia: 16.84% (8,000,000$)</w:t>
+      </w:r>
+    </w:p>
+    <w:p>
+      <w:pPr>
+        <w:pStyle w:val="ListBullet"/>
+      </w:pPr>
+      <w:r>
+        <w:t>United Arab Emirates: 13.68% (6,500,000$)</w:t>
+      </w:r>
+    </w:p>
+    <w:p>
+      <w:r>
+        <w:t>شركات منافسة بالاسم:</w:t>
+      </w:r>
+    </w:p>
+    <w:p>
+      <w:pPr>
+        <w:pStyle w:val="ListBullet"/>
+      </w:pPr>
+      <w:r>
+        <w:t>top تمور brands manufacturers competitor — تقرير سوق 2024</w:t>
+      </w:r>
+    </w:p>
+    <w:p>
+      <w:pPr>
+        <w:pStyle w:val="ListBullet"/>
+      </w:pPr>
+      <w:r>
+        <w:t xml:space="preserve">دليل قنوات top تمور brands manufacturers </w:t>
+      </w:r>
+    </w:p>
+    <w:p>
+      <w:pPr>
+        <w:pStyle w:val="ListBullet"/>
+      </w:pPr>
+      <w:r>
+        <w:t xml:space="preserve">مستوردون: top تمور brands manufacturers </w:t>
+      </w:r>
+    </w:p>
+    <w:p>
+      <w:pPr>
+        <w:pStyle w:val="Heading2"/>
+      </w:pPr>
+      <w:r>
+        <w:t>شركات بالاسم (مرشّحون غير موثَّقين)</w:t>
+      </w:r>
+    </w:p>
+    <w:p>
+      <w:pPr>
+        <w:pStyle w:val="ListBullet"/>
+      </w:pPr>
+      <w:r>
+        <w:t>top تمور brands importers distributors c — تقرير سوق 2024 — https://example.org/a — عبر Serper — سُحب: 2026-07-06</w:t>
+      </w:r>
+    </w:p>
+    <w:p>
+      <w:pPr>
+        <w:pStyle w:val="ListBullet"/>
+      </w:pPr>
+      <w:r>
+        <w:t>دليل قنوات top تمور brands importers dist — https://example.org/b — عبر Serper — سُحب: 2026-07-06</w:t>
+      </w:r>
+    </w:p>
+    <w:p>
+      <w:pPr>
+        <w:pStyle w:val="ListBullet"/>
+      </w:pPr>
+      <w:r>
+        <w:t>مستوردون: top تمور brands importers dist — https://example.org/c — عبر Serper — سُحب: 2026-07-06</w:t>
+      </w:r>
+    </w:p>
+    <w:p>
+      <w:pPr>
+        <w:pStyle w:val="ListBullet"/>
+      </w:pPr>
+      <w:r>
+        <w:t>موزّع تمور distributor i — نموذج A — العنوان: Trade District 12 — عبر Google Maps — سُحب: 2026-07-06</w:t>
+      </w:r>
+    </w:p>
+    <w:p>
+      <w:pPr>
+        <w:pStyle w:val="ListBullet"/>
+      </w:pPr>
+      <w:r>
+        <w:t>مستورد تمور distributor i — نموذج B — العنوان: Market St 7 — عبر Google Maps — سُحب: 2026-07-06</w:t>
+      </w:r>
+    </w:p>
+    <w:p>
+      <w:r>
+        <w:t>مرشّحون غير موثَّقين (ثقة 0.4) — أكّدهم قبل أي تعاقد.</w:t>
+      </w:r>
+    </w:p>
+    <w:p>
+      <w:r>
+        <w:t>الطبقة الدولية (تركّز الموردين — UN Comtrade):</w:t>
+      </w:r>
+    </w:p>
+    <w:p>
+      <w:pPr>
+        <w:pStyle w:val="ListBullet"/>
+      </w:pPr>
+      <w:r>
+        <w:t>hhi: 0.294</w:t>
+      </w:r>
+    </w:p>
+    <w:p>
+      <w:pPr>
+        <w:pStyle w:val="IntenseQuote"/>
+      </w:pPr>
+      <w:r>
+        <w:t>المصدر: UN Comtrade | سُحب: 2026-07-06 | ثقة: 0.9</w:t>
+      </w:r>
+    </w:p>
+    <w:p>
+      <w:pPr>
+        <w:pStyle w:val="ListBullet"/>
+      </w:pPr>
+      <w:r>
+        <w:t>top_supplier_share_pct: 40.0 %</w:t>
+      </w:r>
+    </w:p>
+    <w:p>
+      <w:pPr>
+        <w:pStyle w:val="IntenseQuote"/>
+      </w:pPr>
+      <w:r>
+        <w:t>المصدر: UN Comtrade | سُحب: 2026-07-06 | ثقة: 0.9</w:t>
+      </w:r>
+    </w:p>
+    <w:p>
+      <w:pPr>
+        <w:pStyle w:val="ListBullet"/>
+      </w:pPr>
+      <w:r>
+        <w:t>saudi_share_pct: 40.0 %</w:t>
+      </w:r>
+    </w:p>
+    <w:p>
+      <w:pPr>
+        <w:pStyle w:val="IntenseQuote"/>
+      </w:pPr>
+      <w:r>
+        <w:t>المصدر: UN Comtrade | سُحب: 2026-07-06 | ثقة: 0.9</w:t>
+      </w:r>
+    </w:p>
+    <w:p>
+      <w:pPr>
+        <w:pStyle w:val="Heading1"/>
+      </w:pPr>
+      <w:r>
+        <w:t>التسعير بطبقتيه</w:t>
+      </w:r>
+    </w:p>
+    <w:p>
+      <w:r>
+        <w:t>الطبقة الحدودية (قيم وحدة كومتريد):</w:t>
+      </w:r>
+    </w:p>
+    <w:p>
+      <w:pPr>
+        <w:pStyle w:val="ListBullet"/>
+      </w:pPr>
+      <w:r>
+        <w:t>border_unit_value_usd_kg: 2.9 USD/kg [مُقدَّر — نموذج بافتراضات معلنة] — المعادلة: قيمة الوحدة = قيمة الواردات ÷ الوزن الصافي (كلاهما مرصود من كومتريد)</w:t>
+      </w:r>
+    </w:p>
+    <w:p>
+      <w:pPr>
+        <w:pStyle w:val="IntenseQuote"/>
+      </w:pPr>
+      <w:r>
+        <w:t>المصدر: UN Comtrade (مخزن الحقائق) | سُحب: 2026-07-06 | ثقة: 0.9</w:t>
+      </w:r>
+    </w:p>
+    <w:p>
+      <w:pPr>
+        <w:pStyle w:val="ListBullet"/>
+      </w:pPr>
+      <w:r>
+        <w:t>saudi_border_unit_value_usd_kg: 2.32 USD/kg [مُقدَّر — نموذج بافتراضات معلنة] — المعادلة: قيمة وحدة الصادر السعودي = قيمة ÷ وزن صافٍ (صف الشريك SAU)</w:t>
+      </w:r>
+    </w:p>
+    <w:p>
+      <w:pPr>
+        <w:pStyle w:val="IntenseQuote"/>
+      </w:pPr>
+      <w:r>
+        <w:t>المصدر: UN Comtrade (مخزن الحقائق) | سُحب: 2026-07-06 | ثقة: 0.9</w:t>
+      </w:r>
+    </w:p>
+    <w:p>
+      <w:pPr>
+        <w:pStyle w:val="ListBullet"/>
+      </w:pPr>
+      <w:r>
+        <w:t>margin_at_border_pct: 17.4 % [مُقدَّر — نموذج بافتراضات معلنة] — المعادلة: الهامش = (قيمة الوحدة الحدودية 2.90 − تكلفتك 2.0 − شحن 0.4) ÷ قيمة الوحدة</w:t>
+      </w:r>
+    </w:p>
+    <w:p>
+      <w:pPr>
+        <w:pStyle w:val="IntenseQuote"/>
+      </w:pPr>
+      <w:r>
+        <w:t>المصدر: UN Comtrade (مخزن الحقائق) | سُحب: 2026-07-06 | ثقة: 0.9</w:t>
+      </w:r>
+    </w:p>
+    <w:p>
+      <w:r>
+        <w:t>طبقة التجزئة:</w:t>
+      </w:r>
+    </w:p>
+    <w:p>
+      <w:pPr>
+        <w:pStyle w:val="ListBullet"/>
+      </w:pPr>
+      <w:r>
+        <w:t>retail_prices: LocalPriceAgent: paid agent outside /deepen — skipped (structural guard, no call attempted)</w:t>
+      </w:r>
+    </w:p>
+    <w:p>
+      <w:r>
+        <w:t>مراجع الأسعار (للمراجعة اليدوية — لا استخراج أرقام آلي):</w:t>
+      </w:r>
+    </w:p>
+    <w:p>
+      <w:pPr>
+        <w:pStyle w:val="ListBullet"/>
+      </w:pPr>
+      <w:r>
+        <w:t>تمور retail price in China — تقرير سوق 2024 — https://example.org/a — سُحب: 2026-07-06</w:t>
+      </w:r>
+    </w:p>
+    <w:p>
+      <w:pPr>
+        <w:pStyle w:val="ListBullet"/>
+      </w:pPr>
+      <w:r>
+        <w:t>دليل قنوات تمور retail price in China — https://example.org/b — سُحب: 2026-07-06</w:t>
+      </w:r>
+    </w:p>
+    <w:p>
+      <w:pPr>
+        <w:pStyle w:val="ListBullet"/>
+      </w:pPr>
+      <w:r>
+        <w:t>مستوردون: تمور retail price in China — https://example.org/c — سُحب: 2026-07-06</w:t>
       </w:r>
     </w:p>
     <w:p>
@@ -81,8 +595,305 @@
       </w:r>
     </w:p>
     <w:p>
+      <w:pPr>
+        <w:pStyle w:val="ListBullet"/>
+      </w:pPr>
       <w:r>
-        <w:t>غير مرصود — يتطلب Google Maps / Volza / explee (مفاتيح)</w:t>
+        <w:t>موزّع تمور China — نموذج A — Google Maps</w:t>
+      </w:r>
+    </w:p>
+    <w:p>
+      <w:pPr>
+        <w:pStyle w:val="ListBullet"/>
+      </w:pPr>
+      <w:r>
+        <w:t>مستورد تمور China — نموذج B — Google Maps</w:t>
+      </w:r>
+    </w:p>
+    <w:p>
+      <w:pPr>
+        <w:pStyle w:val="Heading1"/>
+      </w:pPr>
+      <w:r>
+        <w:t>تحليل SWOT (قاعدي من حقائق مرصودة)</w:t>
+      </w:r>
+    </w:p>
+    <w:p>
+      <w:pPr>
+        <w:pStyle w:val="Heading2"/>
+      </w:pPr>
+      <w:r>
+        <w:t>القوة</w:t>
+      </w:r>
+    </w:p>
+    <w:p>
+      <w:pPr>
+        <w:pStyle w:val="ListBullet"/>
+      </w:pPr>
+      <w:r>
+        <w:t>حضور سعودي قائم بحصة 40.0% من واردات السوق — الدليل: UN Comtrade — saudi_share_pct</w:t>
+      </w:r>
+    </w:p>
+    <w:p>
+      <w:pPr>
+        <w:pStyle w:val="ListBullet"/>
+      </w:pPr>
+      <w:r>
+        <w:t>سعر حدودي سعودي منافس (2.32$ مقابل متوسط 2.9$/kg) — الدليل: UN Comtrade — قيم الوحدة</w:t>
+      </w:r>
+    </w:p>
+    <w:p>
+      <w:pPr>
+        <w:pStyle w:val="Heading2"/>
+      </w:pPr>
+      <w:r>
+        <w:t>الضعف</w:t>
+      </w:r>
+    </w:p>
+    <w:p>
+      <w:r>
+        <w:t>لا بند مرصوداً</w:t>
+      </w:r>
+    </w:p>
+    <w:p>
+      <w:pPr>
+        <w:pStyle w:val="Heading2"/>
+      </w:pPr>
+      <w:r>
+        <w:t>الفرص</w:t>
+      </w:r>
+    </w:p>
+    <w:p>
+      <w:pPr>
+        <w:pStyle w:val="ListBullet"/>
+      </w:pPr>
+      <w:r>
+        <w:t>واردات السوق تنمو 17.7% سنوياً مركّباً — الدليل: UN Comtrade — import_cagr_pct</w:t>
+      </w:r>
+    </w:p>
+    <w:p>
+      <w:pPr>
+        <w:pStyle w:val="Heading2"/>
+      </w:pPr>
+      <w:r>
+        <w:t>التهديدات</w:t>
+      </w:r>
+    </w:p>
+    <w:p>
+      <w:r>
+        <w:t>لا بند مرصوداً</w:t>
+      </w:r>
+    </w:p>
+    <w:p>
+      <w:r>
+        <w:t>خلايا قاعدية من حقائق مرصودة حصراً — الخلية الفارغة تعني لا بند مرصوداً، لا أنها سليمة</w:t>
+      </w:r>
+    </w:p>
+    <w:p>
+      <w:pPr>
+        <w:pStyle w:val="Heading1"/>
+      </w:pPr>
+      <w:r>
+        <w:t>شرائح العملاء</w:t>
+      </w:r>
+    </w:p>
+    <w:p>
+      <w:pPr>
+        <w:pStyle w:val="ListBullet"/>
+      </w:pPr>
+      <w:r>
+        <w:t>شريحة الدخل: متوسط — الأساس: نصيب الفرد 12,630$ (World Bank) — عتبات معلنة 8k/25k</w:t>
+      </w:r>
+    </w:p>
+    <w:p>
+      <w:pPr>
+        <w:pStyle w:val="ListBullet"/>
+      </w:pPr>
+      <w:r>
+        <w:t>شريحة الحلال/رمضان: 2.0% من السكان — الأساس: مرجع Pew الساكن — muslim_share_pct</w:t>
+      </w:r>
+    </w:p>
+    <w:p>
+      <w:pPr>
+        <w:pStyle w:val="ListBullet"/>
+      </w:pPr>
+      <w:r>
+        <w:t>اهتمام البحث بالمنتج: 72.0/100 — الأساس: Google Trends — search_interest</w:t>
+      </w:r>
+    </w:p>
+    <w:p>
+      <w:pPr>
+        <w:pStyle w:val="Heading1"/>
+      </w:pPr>
+      <w:r>
+        <w:t>دليل المورّدين والمصنّعين</w:t>
+      </w:r>
+    </w:p>
+    <w:p>
+      <w:r>
+        <w:t>مورّدون ومصنّعون سعوديون:</w:t>
+      </w:r>
+    </w:p>
+    <w:p>
+      <w:pPr>
+        <w:pStyle w:val="ListBullet"/>
+      </w:pPr>
+      <w:r>
+        <w:t>تمور manufacturers suppliers Saudi Arabi — تقرير سوق 2024 — https://example.org/a — عبر Serper — سُحب: 2026-07-06</w:t>
+      </w:r>
+    </w:p>
+    <w:p>
+      <w:pPr>
+        <w:pStyle w:val="ListBullet"/>
+      </w:pPr>
+      <w:r>
+        <w:t>دليل قنوات تمور manufacturers suppliers S — https://example.org/b — عبر Serper — سُحب: 2026-07-06</w:t>
+      </w:r>
+    </w:p>
+    <w:p>
+      <w:pPr>
+        <w:pStyle w:val="ListBullet"/>
+      </w:pPr>
+      <w:r>
+        <w:t>مستوردون: تمور manufacturers suppliers S — https://example.org/c — عبر Serper — سُحب: 2026-07-06</w:t>
+      </w:r>
+    </w:p>
+    <w:p>
+      <w:pPr>
+        <w:pStyle w:val="ListBullet"/>
+      </w:pPr>
+      <w:r>
+        <w:t>مصانع موردي تمور السعودية — تقرير سوق 2024 — https://example.org/a — عبر Serper — سُحب: 2026-07-06</w:t>
+      </w:r>
+    </w:p>
+    <w:p>
+      <w:pPr>
+        <w:pStyle w:val="ListBullet"/>
+      </w:pPr>
+      <w:r>
+        <w:t>دليل قنوات مصانع موردي تمور السعودية — https://example.org/b — عبر Serper — سُحب: 2026-07-06</w:t>
+      </w:r>
+    </w:p>
+    <w:p>
+      <w:pPr>
+        <w:pStyle w:val="ListBullet"/>
+      </w:pPr>
+      <w:r>
+        <w:t>مستوردون: مصانع موردي تمور السعودية — https://example.org/c — عبر Serper — سُحب: 2026-07-06</w:t>
+      </w:r>
+    </w:p>
+    <w:p>
+      <w:pPr>
+        <w:pStyle w:val="ListBullet"/>
+      </w:pPr>
+      <w:r>
+        <w:t>موزّع تمور مصنع مورد الس — نموذج A — العنوان: Trade District 12 — عبر Google Maps — سُحب: 2026-07-06</w:t>
+      </w:r>
+    </w:p>
+    <w:p>
+      <w:pPr>
+        <w:pStyle w:val="ListBullet"/>
+      </w:pPr>
+      <w:r>
+        <w:t>مستورد تمور مصنع مورد الس — نموذج B — العنوان: Market St 7 — عبر Google Maps — سُحب: 2026-07-06</w:t>
+      </w:r>
+    </w:p>
+    <w:p>
+      <w:r>
+        <w:t>موزّعون ومستوردون في السوق المستهدف:</w:t>
+      </w:r>
+    </w:p>
+    <w:p>
+      <w:pPr>
+        <w:pStyle w:val="ListBullet"/>
+      </w:pPr>
+      <w:r>
+        <w:t>تمور importers wholesale distributors in — تقرير سوق 2024 — https://example.org/a — عبر Serper — سُحب: 2026-07-06</w:t>
+      </w:r>
+    </w:p>
+    <w:p>
+      <w:pPr>
+        <w:pStyle w:val="ListBullet"/>
+      </w:pPr>
+      <w:r>
+        <w:t>دليل قنوات تمور importers wholesale distr — https://example.org/b — عبر Serper — سُحب: 2026-07-06</w:t>
+      </w:r>
+    </w:p>
+    <w:p>
+      <w:pPr>
+        <w:pStyle w:val="ListBullet"/>
+      </w:pPr>
+      <w:r>
+        <w:t>مستوردون: تمور importers wholesale distr — https://example.org/c — عبر Serper — سُحب: 2026-07-06</w:t>
+      </w:r>
+    </w:p>
+    <w:p>
+      <w:pPr>
+        <w:pStyle w:val="ListBullet"/>
+      </w:pPr>
+      <w:r>
+        <w:t>موزّع تمور wholesale dis — نموذج A — العنوان: Trade District 12 — عبر Google Maps — سُحب: 2026-07-06</w:t>
+      </w:r>
+    </w:p>
+    <w:p>
+      <w:pPr>
+        <w:pStyle w:val="ListBullet"/>
+      </w:pPr>
+      <w:r>
+        <w:t>مستورد تمور wholesale dis — نموذج B — العنوان: Market St 7 — عبر Google Maps — سُحب: 2026-07-06</w:t>
+      </w:r>
+    </w:p>
+    <w:p>
+      <w:r>
+        <w:t>مرشّحون غير موثَّقين (ثقة 0.4) — أكّدهم قبل التعاقد؛ الترقية الموثّقة عبر /deepen</w:t>
+      </w:r>
+    </w:p>
+    <w:p>
+      <w:pPr>
+        <w:pStyle w:val="Heading1"/>
+      </w:pPr>
+      <w:r>
+        <w:t>الاشتراطات التنظيمية</w:t>
+      </w:r>
+    </w:p>
+    <w:p>
+      <w:pPr>
+        <w:pStyle w:val="ListBullet"/>
+      </w:pPr>
+      <w:r>
+        <w:t>شهادة المنشأ السعودية للصادرات (وزارة التجارة / الغرف التجارية) — الجهة: وزارة التجارة — الاتجاه: exit — https://mc.gov.sa</w:t>
+      </w:r>
+    </w:p>
+    <w:p>
+      <w:pPr>
+        <w:pStyle w:val="ListBullet"/>
+      </w:pPr>
+      <w:r>
+        <w:t>متطلبات SFDA لتصدير الفئات الخاضعة (منشآت مرخّصة وشهادات صحية عند طلب سوق الوجهة) — الجهة: الهيئة العامة للغذاء والدواء SFDA — الاتجاه: exit — https://www.sfda.gov.sa</w:t>
+      </w:r>
+    </w:p>
+    <w:p>
+      <w:pPr>
+        <w:pStyle w:val="ListBullet"/>
+      </w:pPr>
+      <w:r>
+        <w:t>التسجيل في بوابة هيئة تنمية الصادرات السعودية (خدمات وبرامج دعم المصدرين) — الجهة: هيئة تنمية الصادرات السعودية — الاتجاه: exit — https://saudiexports.sa</w:t>
+      </w:r>
+    </w:p>
+    <w:p>
+      <w:pPr>
+        <w:pStyle w:val="IntenseQuote"/>
+      </w:pPr>
+      <w:r>
+        <w:t>المصدر: Silk L1 requirements reference (official portals / EUR-Lex) | سُحب: 2026-07-06 | ثقة: 0.8</w:t>
+      </w:r>
+    </w:p>
+    <w:p>
+      <w:pPr>
+        <w:pStyle w:val="ListBullet"/>
+      </w:pPr>
+      <w:r>
+        <w:t>فجوة معلنة: tariff_applied_pct: WITS unavailable: TypeError for HS080410 SAU-&gt;CHN 2023: a bytes-like object is required, not 'MagicMock'</w:t>
       </w:r>
     </w:p>
     <w:p>
@@ -95,7 +906,12 @@
     </w:p>
     <w:p>
       <w:r>
-        <w:t>غير مرصود — فعّل «مدى السنوات» (with_trend) وتحقّق من الشبكة.</w:t>
+        <w:t>بيانات غير كافية — INSUFFICIENT DATA</w:t>
+      </w:r>
+    </w:p>
+    <w:p>
+      <w:r>
+        <w:t>بيانات غير كافية لقسم «اتجاه الاستيراد متعدد السنوات» (0/2 حقائق سوقية) — المصادر المُحاوَلة: لا مصادر مُحاوَلة</w:t>
       </w:r>
     </w:p>
     <w:p>
@@ -107,8 +923,27 @@
       </w:r>
     </w:p>
     <w:p>
+      <w:pPr>
+        <w:pStyle w:val="ListBullet"/>
+      </w:pPr>
       <w:r>
-        <w:t>غير مرصود — يتطلب مفتاح بحث الويب (SEARCH_API_KEY).</w:t>
+        <w:t>تمور — تقرير سوق 2024</w:t>
+      </w:r>
+    </w:p>
+    <w:p>
+      <w:pPr>
+        <w:pStyle w:val="ListBullet"/>
+      </w:pPr>
+      <w:r>
+        <w:t>دليل قنوات تمور</w:t>
+      </w:r>
+    </w:p>
+    <w:p>
+      <w:pPr>
+        <w:pStyle w:val="ListBullet"/>
+      </w:pPr>
+      <w:r>
+        <w:t>مستوردون: تمور</w:t>
       </w:r>
     </w:p>
     <w:p>
@@ -124,7 +959,67 @@
         <w:pStyle w:val="Heading2"/>
       </w:pPr>
       <w:r>
-        <w:t>1. United Arab Emirates — نقاط 0.0 (ثقة 0.0)</w:t>
+        <w:t>1. China — نقاط 0.8 (ثقة 0.75)</w:t>
+      </w:r>
+    </w:p>
+    <w:p>
+      <w:r>
+        <w:t>market_size: 61,000,000</w:t>
+      </w:r>
+    </w:p>
+    <w:p>
+      <w:pPr>
+        <w:pStyle w:val="IntenseQuote"/>
+      </w:pPr>
+      <w:r>
+        <w:t>المصدر: UN Comtrade | سُحب: 2026-07-06 | ثقة: 0.9</w:t>
+      </w:r>
+    </w:p>
+    <w:p>
+      <w:r>
+        <w:t>saudi_position: 40.0</w:t>
+      </w:r>
+    </w:p>
+    <w:p>
+      <w:pPr>
+        <w:pStyle w:val="IntenseQuote"/>
+      </w:pPr>
+      <w:r>
+        <w:t>المصدر: UN Comtrade | سُحب: 2026-07-06 | ثقة: 0.9</w:t>
+      </w:r>
+    </w:p>
+    <w:p>
+      <w:r>
+        <w:t>demand_capacity: — (لا بيانات)</w:t>
+      </w:r>
+    </w:p>
+    <w:p>
+      <w:pPr>
+        <w:pStyle w:val="IntenseQuote"/>
+      </w:pPr>
+      <w:r>
+        <w:t>المصدر: World Bank | سُحب: 2026-07-06 | ثقة: 0.0</w:t>
+      </w:r>
+    </w:p>
+    <w:p>
+      <w:r>
+        <w:t>competition: 0.2939</w:t>
+      </w:r>
+    </w:p>
+    <w:p>
+      <w:pPr>
+        <w:pStyle w:val="IntenseQuote"/>
+      </w:pPr>
+      <w:r>
+        <w:t>المصدر: UN Comtrade | سُحب: 2026-07-06 | ثقة: 0.9</w:t>
+      </w:r>
+    </w:p>
+    <w:p>
+      <w:pPr>
+        <w:pStyle w:val="Heading2"/>
+      </w:pPr>
+      <w:r>
+        <w:t>2. United Arab Emirates — نقاط 0.0 (ثقة 0.0)</w:t>
       </w:r>
     </w:p>
     <w:p>
@@ -137,7 +1032,7 @@
         <w:pStyle w:val="IntenseQuote"/>
       </w:pPr>
       <w:r>
-        <w:t>المصدر: UN Comtrade | سُحب: 2026-07-05 | ثقة: 0.0</w:t>
+        <w:t>المصدر: UN Comtrade | سُحب: 2026-07-06 | ثقة: 0.0</w:t>
       </w:r>
     </w:p>
     <w:p>
@@ -150,7 +1045,7 @@
         <w:pStyle w:val="IntenseQuote"/>
       </w:pPr>
       <w:r>
-        <w:t>المصدر: UN Comtrade | سُحب: 2026-07-05 | ثقة: 0.0</w:t>
+        <w:t>المصدر: UN Comtrade | سُحب: 2026-07-06 | ثقة: 0.0</w:t>
       </w:r>
     </w:p>
     <w:p>
@@ -163,7 +1058,7 @@
         <w:pStyle w:val="IntenseQuote"/>
       </w:pPr>
       <w:r>
-        <w:t>المصدر: World Bank | سُحب: 2026-07-05 | ثقة: 0.0</w:t>
+        <w:t>المصدر: World Bank | سُحب: 2026-07-06 | ثقة: 0.0</w:t>
       </w:r>
     </w:p>
     <w:p>
@@ -176,7 +1071,7 @@
         <w:pStyle w:val="IntenseQuote"/>
       </w:pPr>
       <w:r>
-        <w:t>المصدر: UN Comtrade | سُحب: 2026-07-05 | ثقة: 0.0</w:t>
+        <w:t>المصدر: UN Comtrade | سُحب: 2026-07-06 | ثقة: 0.0</w:t>
       </w:r>
     </w:p>
     <w:p>
@@ -184,7 +1079,7 @@
         <w:pStyle w:val="Heading2"/>
       </w:pPr>
       <w:r>
-        <w:t>2. Qatar — نقاط 0.0 (ثقة 0.0)</w:t>
+        <w:t>3. Qatar — نقاط 0.0 (ثقة 0.0)</w:t>
       </w:r>
     </w:p>
     <w:p>
@@ -197,7 +1092,7 @@
         <w:pStyle w:val="IntenseQuote"/>
       </w:pPr>
       <w:r>
-        <w:t>المصدر: UN Comtrade | سُحب: 2026-07-05 | ثقة: 0.0</w:t>
+        <w:t>المصدر: UN Comtrade | سُحب: 2026-07-06 | ثقة: 0.0</w:t>
       </w:r>
     </w:p>
     <w:p>
@@ -210,7 +1105,7 @@
         <w:pStyle w:val="IntenseQuote"/>
       </w:pPr>
       <w:r>
-        <w:t>المصدر: UN Comtrade | سُحب: 2026-07-05 | ثقة: 0.0</w:t>
+        <w:t>المصدر: UN Comtrade | سُحب: 2026-07-06 | ثقة: 0.0</w:t>
       </w:r>
     </w:p>
     <w:p>
@@ -223,7 +1118,7 @@
         <w:pStyle w:val="IntenseQuote"/>
       </w:pPr>
       <w:r>
-        <w:t>المصدر: World Bank | سُحب: 2026-07-05 | ثقة: 0.0</w:t>
+        <w:t>المصدر: World Bank | سُحب: 2026-07-06 | ثقة: 0.0</w:t>
       </w:r>
     </w:p>
     <w:p>
@@ -236,7 +1131,7 @@
         <w:pStyle w:val="IntenseQuote"/>
       </w:pPr>
       <w:r>
-        <w:t>المصدر: UN Comtrade | سُحب: 2026-07-05 | ثقة: 0.0</w:t>
+        <w:t>المصدر: UN Comtrade | سُحب: 2026-07-06 | ثقة: 0.0</w:t>
       </w:r>
     </w:p>
     <w:p>
@@ -244,7 +1139,7 @@
         <w:pStyle w:val="Heading2"/>
       </w:pPr>
       <w:r>
-        <w:t>3. Kuwait — نقاط 0.0 (ثقة 0.0)</w:t>
+        <w:t>4. Kuwait — نقاط 0.0 (ثقة 0.0)</w:t>
       </w:r>
     </w:p>
     <w:p>
@@ -257,7 +1152,7 @@
         <w:pStyle w:val="IntenseQuote"/>
       </w:pPr>
       <w:r>
-        <w:t>المصدر: UN Comtrade | سُحب: 2026-07-05 | ثقة: 0.0</w:t>
+        <w:t>المصدر: UN Comtrade | سُحب: 2026-07-06 | ثقة: 0.0</w:t>
       </w:r>
     </w:p>
     <w:p>
@@ -270,7 +1165,7 @@
         <w:pStyle w:val="IntenseQuote"/>
       </w:pPr>
       <w:r>
-        <w:t>المصدر: UN Comtrade | سُحب: 2026-07-05 | ثقة: 0.0</w:t>
+        <w:t>المصدر: UN Comtrade | سُحب: 2026-07-06 | ثقة: 0.0</w:t>
       </w:r>
     </w:p>
     <w:p>
@@ -283,7 +1178,7 @@
         <w:pStyle w:val="IntenseQuote"/>
       </w:pPr>
       <w:r>
-        <w:t>المصدر: World Bank | سُحب: 2026-07-05 | ثقة: 0.0</w:t>
+        <w:t>المصدر: World Bank | سُحب: 2026-07-06 | ثقة: 0.0</w:t>
       </w:r>
     </w:p>
     <w:p>
@@ -296,7 +1191,7 @@
         <w:pStyle w:val="IntenseQuote"/>
       </w:pPr>
       <w:r>
-        <w:t>المصدر: UN Comtrade | سُحب: 2026-07-05 | ثقة: 0.0</w:t>
+        <w:t>المصدر: UN Comtrade | سُحب: 2026-07-06 | ثقة: 0.0</w:t>
       </w:r>
     </w:p>
     <w:p>
@@ -304,7 +1199,7 @@
         <w:pStyle w:val="Heading2"/>
       </w:pPr>
       <w:r>
-        <w:t>4. Oman — نقاط 0.0 (ثقة 0.0)</w:t>
+        <w:t>5. Oman — نقاط 0.0 (ثقة 0.0)</w:t>
       </w:r>
     </w:p>
     <w:p>
@@ -317,7 +1212,7 @@
         <w:pStyle w:val="IntenseQuote"/>
       </w:pPr>
       <w:r>
-        <w:t>المصدر: UN Comtrade | سُحب: 2026-07-05 | ثقة: 0.0</w:t>
+        <w:t>المصدر: UN Comtrade | سُحب: 2026-07-06 | ثقة: 0.0</w:t>
       </w:r>
     </w:p>
     <w:p>
@@ -330,7 +1225,7 @@
         <w:pStyle w:val="IntenseQuote"/>
       </w:pPr>
       <w:r>
-        <w:t>المصدر: UN Comtrade | سُحب: 2026-07-05 | ثقة: 0.0</w:t>
+        <w:t>المصدر: UN Comtrade | سُحب: 2026-07-06 | ثقة: 0.0</w:t>
       </w:r>
     </w:p>
     <w:p>
@@ -343,7 +1238,7 @@
         <w:pStyle w:val="IntenseQuote"/>
       </w:pPr>
       <w:r>
-        <w:t>المصدر: World Bank | سُحب: 2026-07-05 | ثقة: 0.0</w:t>
+        <w:t>المصدر: World Bank | سُحب: 2026-07-06 | ثقة: 0.0</w:t>
       </w:r>
     </w:p>
     <w:p>
@@ -356,7 +1251,7 @@
         <w:pStyle w:val="IntenseQuote"/>
       </w:pPr>
       <w:r>
-        <w:t>المصدر: UN Comtrade | سُحب: 2026-07-05 | ثقة: 0.0</w:t>
+        <w:t>المصدر: UN Comtrade | سُحب: 2026-07-06 | ثقة: 0.0</w:t>
       </w:r>
     </w:p>
     <w:p>
@@ -364,7 +1259,7 @@
         <w:pStyle w:val="Heading2"/>
       </w:pPr>
       <w:r>
-        <w:t>5. Bahrain — نقاط 0.0 (ثقة 0.0)</w:t>
+        <w:t>6. Bahrain — نقاط 0.0 (ثقة 0.0)</w:t>
       </w:r>
     </w:p>
     <w:p>
@@ -377,7 +1272,7 @@
         <w:pStyle w:val="IntenseQuote"/>
       </w:pPr>
       <w:r>
-        <w:t>المصدر: UN Comtrade | سُحب: 2026-07-05 | ثقة: 0.0</w:t>
+        <w:t>المصدر: UN Comtrade | سُحب: 2026-07-06 | ثقة: 0.0</w:t>
       </w:r>
     </w:p>
     <w:p>
@@ -390,7 +1285,7 @@
         <w:pStyle w:val="IntenseQuote"/>
       </w:pPr>
       <w:r>
-        <w:t>المصدر: UN Comtrade | سُحب: 2026-07-05 | ثقة: 0.0</w:t>
+        <w:t>المصدر: UN Comtrade | سُحب: 2026-07-06 | ثقة: 0.0</w:t>
       </w:r>
     </w:p>
     <w:p>
@@ -403,7 +1298,7 @@
         <w:pStyle w:val="IntenseQuote"/>
       </w:pPr>
       <w:r>
-        <w:t>المصدر: World Bank | سُحب: 2026-07-05 | ثقة: 0.0</w:t>
+        <w:t>المصدر: World Bank | سُحب: 2026-07-06 | ثقة: 0.0</w:t>
       </w:r>
     </w:p>
     <w:p>
@@ -416,7 +1311,7 @@
         <w:pStyle w:val="IntenseQuote"/>
       </w:pPr>
       <w:r>
-        <w:t>المصدر: UN Comtrade | سُحب: 2026-07-05 | ثقة: 0.0</w:t>
+        <w:t>المصدر: UN Comtrade | سُحب: 2026-07-06 | ثقة: 0.0</w:t>
       </w:r>
     </w:p>
     <w:p>
@@ -424,7 +1319,7 @@
         <w:pStyle w:val="Heading2"/>
       </w:pPr>
       <w:r>
-        <w:t>6. Jordan — نقاط 0.0 (ثقة 0.0)</w:t>
+        <w:t>7. Jordan — نقاط 0.0 (ثقة 0.0)</w:t>
       </w:r>
     </w:p>
     <w:p>
@@ -437,7 +1332,7 @@
         <w:pStyle w:val="IntenseQuote"/>
       </w:pPr>
       <w:r>
-        <w:t>المصدر: UN Comtrade | سُحب: 2026-07-05 | ثقة: 0.0</w:t>
+        <w:t>المصدر: UN Comtrade | سُحب: 2026-07-06 | ثقة: 0.0</w:t>
       </w:r>
     </w:p>
     <w:p>
@@ -450,7 +1345,7 @@
         <w:pStyle w:val="IntenseQuote"/>
       </w:pPr>
       <w:r>
-        <w:t>المصدر: UN Comtrade | سُحب: 2026-07-05 | ثقة: 0.0</w:t>
+        <w:t>المصدر: UN Comtrade | سُحب: 2026-07-06 | ثقة: 0.0</w:t>
       </w:r>
     </w:p>
     <w:p>
@@ -463,7 +1358,7 @@
         <w:pStyle w:val="IntenseQuote"/>
       </w:pPr>
       <w:r>
-        <w:t>المصدر: World Bank | سُحب: 2026-07-05 | ثقة: 0.0</w:t>
+        <w:t>المصدر: World Bank | سُحب: 2026-07-06 | ثقة: 0.0</w:t>
       </w:r>
     </w:p>
     <w:p>
@@ -476,7 +1371,7 @@
         <w:pStyle w:val="IntenseQuote"/>
       </w:pPr>
       <w:r>
-        <w:t>المصدر: UN Comtrade | سُحب: 2026-07-05 | ثقة: 0.0</w:t>
+        <w:t>المصدر: UN Comtrade | سُحب: 2026-07-06 | ثقة: 0.0</w:t>
       </w:r>
     </w:p>
     <w:p>
@@ -484,7 +1379,7 @@
         <w:pStyle w:val="Heading2"/>
       </w:pPr>
       <w:r>
-        <w:t>7. Lebanon — نقاط 0.0 (ثقة 0.0)</w:t>
+        <w:t>8. Lebanon — نقاط 0.0 (ثقة 0.0)</w:t>
       </w:r>
     </w:p>
     <w:p>
@@ -497,7 +1392,7 @@
         <w:pStyle w:val="IntenseQuote"/>
       </w:pPr>
       <w:r>
-        <w:t>المصدر: UN Comtrade | سُحب: 2026-07-05 | ثقة: 0.0</w:t>
+        <w:t>المصدر: UN Comtrade | سُحب: 2026-07-06 | ثقة: 0.0</w:t>
       </w:r>
     </w:p>
     <w:p>
@@ -510,7 +1405,7 @@
         <w:pStyle w:val="IntenseQuote"/>
       </w:pPr>
       <w:r>
-        <w:t>المصدر: UN Comtrade | سُحب: 2026-07-05 | ثقة: 0.0</w:t>
+        <w:t>المصدر: UN Comtrade | سُحب: 2026-07-06 | ثقة: 0.0</w:t>
       </w:r>
     </w:p>
     <w:p>
@@ -523,7 +1418,7 @@
         <w:pStyle w:val="IntenseQuote"/>
       </w:pPr>
       <w:r>
-        <w:t>المصدر: World Bank | سُحب: 2026-07-05 | ثقة: 0.0</w:t>
+        <w:t>المصدر: World Bank | سُحب: 2026-07-06 | ثقة: 0.0</w:t>
       </w:r>
     </w:p>
     <w:p>
@@ -536,67 +1431,202 @@
         <w:pStyle w:val="IntenseQuote"/>
       </w:pPr>
       <w:r>
-        <w:t>المصدر: UN Comtrade | سُحب: 2026-07-05 | ثقة: 0.0</w:t>
+        <w:t>المصدر: UN Comtrade | سُحب: 2026-07-06 | ثقة: 0.0</w:t>
       </w:r>
     </w:p>
     <w:p>
       <w:pPr>
-        <w:pStyle w:val="Heading2"/>
+        <w:pStyle w:val="Heading1"/>
       </w:pPr>
       <w:r>
-        <w:t>8. Egypt — نقاط 0.0 (ثقة 0.0)</w:t>
+        <w:t>تغطية المصادر حسب القسم</w:t>
       </w:r>
     </w:p>
     <w:p>
       <w:r>
-        <w:t>market_size: — (لا بيانات)</w:t>
-      </w:r>
-    </w:p>
-    <w:p>
-      <w:pPr>
-        <w:pStyle w:val="IntenseQuote"/>
-      </w:pPr>
-      <w:r>
-        <w:t>المصدر: UN Comtrade | سُحب: 2026-07-05 | ثقة: 0.0</w:t>
+        <w:t>حجم السوق والمنافسة: 3/3 (درجة 1.0) ⚠ مصدر واحد — ثقة منخفضة</w:t>
       </w:r>
     </w:p>
     <w:p>
       <w:r>
-        <w:t>saudi_position: — (لا بيانات)</w:t>
-      </w:r>
-    </w:p>
-    <w:p>
-      <w:pPr>
-        <w:pStyle w:val="IntenseQuote"/>
-      </w:pPr>
-      <w:r>
-        <w:t>المصدر: UN Comtrade | سُحب: 2026-07-05 | ثقة: 0.0</w:t>
+        <w:t>الاشتراطات والتعريفة: 3/5 (درجة 0.6) ⚠ مصدر واحد — ثقة منخفضة</w:t>
       </w:r>
     </w:p>
     <w:p>
       <w:r>
-        <w:t>demand_capacity: — (لا بيانات)</w:t>
-      </w:r>
-    </w:p>
-    <w:p>
-      <w:pPr>
-        <w:pStyle w:val="IntenseQuote"/>
-      </w:pPr>
-      <w:r>
-        <w:t>المصدر: World Bank | سُحب: 2026-07-05 | ثقة: 0.0</w:t>
+        <w:t>المنافسون بالاسم: 5/5 (درجة 1.0)</w:t>
       </w:r>
     </w:p>
     <w:p>
       <w:r>
-        <w:t>competition: — (لا بيانات)</w:t>
+        <w:t>الأسعار: 0/0 (درجة 0.0) ⚠ مصدر واحد — ثقة منخفضة</w:t>
       </w:r>
     </w:p>
     <w:p>
+      <w:r>
+        <w:t>الطلب والقدرة: 1/3 (درجة 0.33) ⚠ مصدر واحد — ثقة منخفضة</w:t>
+      </w:r>
+    </w:p>
+    <w:p>
+      <w:r>
+        <w:t>المخاطر: 4/4 (درجة 1.0) ⚠ مصدر واحد — ثقة منخفضة</w:t>
+      </w:r>
+    </w:p>
+    <w:p>
+      <w:r>
+        <w:t>الاتجاه: 0/0 (درجة 0.0) ⚠ مصدر واحد — ثقة منخفضة</w:t>
+      </w:r>
+    </w:p>
+    <w:p>
+      <w:pPr>
+        <w:pStyle w:val="Heading1"/>
+      </w:pPr>
+      <w:r>
+        <w:t>ملحق: أثر المصادر (المحاولات والإسهام)</w:t>
+      </w:r>
+    </w:p>
+    <w:p>
+      <w:r>
+        <w:t>Web Search (Serper): أسهم 39 من 39 محاولة</w:t>
+      </w:r>
+    </w:p>
+    <w:p>
+      <w:r>
+        <w:t>Silk L1 requirements reference (official portals / EUR-Lex): أسهم 16 من 17 محاولة</w:t>
+      </w:r>
+    </w:p>
+    <w:p>
       <w:pPr>
         <w:pStyle w:val="IntenseQuote"/>
       </w:pPr>
       <w:r>
-        <w:t>المصدر: UN Comtrade | سُحب: 2026-07-05 | ثقة: 0.0</w:t>
+        <w:t xml:space="preserve">    فشل مُسجَّل: سوق CHN (موثّق جزئياً) غير مغطى بالمرجع الثابت بعد — تحقق محلياً (verify locally)</w:t>
+      </w:r>
+    </w:p>
+    <w:p>
+      <w:r>
+        <w:t>Google Maps: أسهم 6 من 6 محاولة</w:t>
+      </w:r>
+    </w:p>
+    <w:p>
+      <w:r>
+        <w:t>World Bank: أسهم 4 من 50 محاولة</w:t>
+      </w:r>
+    </w:p>
+    <w:p>
+      <w:pPr>
+        <w:pStyle w:val="IntenseQuote"/>
+      </w:pPr>
+      <w:r>
+        <w:t xml:space="preserve">    فشل مُسجَّل: no income data for CHN 2023</w:t>
+      </w:r>
+    </w:p>
+    <w:p>
+      <w:pPr>
+        <w:pStyle w:val="IntenseQuote"/>
+      </w:pPr>
+      <w:r>
+        <w:t xml:space="preserve">    فشل مُسجَّل: no income data for ARE 2023</w:t>
+      </w:r>
+    </w:p>
+    <w:p>
+      <w:pPr>
+        <w:pStyle w:val="IntenseQuote"/>
+      </w:pPr>
+      <w:r>
+        <w:t xml:space="preserve">    فشل مُسجَّل: الاستقرار السياسي (WGI) — PV.EST fetch failed for ARE: hermetic: live comtrade off</w:t>
+      </w:r>
+    </w:p>
+    <w:p>
+      <w:r>
+        <w:t>UN Comtrade: أسهم 3 من 114 محاولة</w:t>
+      </w:r>
+    </w:p>
+    <w:p>
+      <w:pPr>
+        <w:pStyle w:val="IntenseQuote"/>
+      </w:pPr>
+      <w:r>
+        <w:t xml:space="preserve">    فشل مُسجَّل: no import total HS080410 -&gt; 784 2023</w:t>
+      </w:r>
+    </w:p>
+    <w:p>
+      <w:pPr>
+        <w:pStyle w:val="IntenseQuote"/>
+      </w:pPr>
+      <w:r>
+        <w:t xml:space="preserve">    فشل مُسجَّل: no competitor data</w:t>
+      </w:r>
+    </w:p>
+    <w:p>
+      <w:pPr>
+        <w:pStyle w:val="IntenseQuote"/>
+      </w:pPr>
+      <w:r>
+        <w:t xml:space="preserve">    فشل مُسجَّل: no competitor data</w:t>
+      </w:r>
+    </w:p>
+    <w:p>
+      <w:r>
+        <w:t>Google Trends: أسهم 3 من 3 محاولة</w:t>
+      </w:r>
+    </w:p>
+    <w:p>
+      <w:r>
+        <w:t>World Bank WITS: أسهم 0 من 3 محاولة</w:t>
+      </w:r>
+    </w:p>
+    <w:p>
+      <w:pPr>
+        <w:pStyle w:val="IntenseQuote"/>
+      </w:pPr>
+      <w:r>
+        <w:t xml:space="preserve">    فشل مُسجَّل: WITS unavailable: TypeError for HS080410 SAU-&gt;CHN 2023: a bytes-like object is required, not 'MagicMock'</w:t>
+      </w:r>
+    </w:p>
+    <w:p>
+      <w:pPr>
+        <w:pStyle w:val="IntenseQuote"/>
+      </w:pPr>
+      <w:r>
+        <w:t xml:space="preserve">    فشل مُسجَّل: WITS unavailable: TypeError for HS080410 SAU-&gt;ARE 2023: a bytes-like object is required, not 'MagicMock'</w:t>
+      </w:r>
+    </w:p>
+    <w:p>
+      <w:pPr>
+        <w:pStyle w:val="IntenseQuote"/>
+      </w:pPr>
+      <w:r>
+        <w:t xml:space="preserve">    فشل مُسجَّل: WITS unavailable: TypeError for HS080410 SAU-&gt;QAT 2023: a bytes-like object is required, not 'MagicMock'</w:t>
+      </w:r>
+    </w:p>
+    <w:p>
+      <w:r>
+        <w:t>FAOSTAT: أسهم 0 من 3 محاولة</w:t>
+      </w:r>
+    </w:p>
+    <w:p>
+      <w:pPr>
+        <w:pStyle w:val="IntenseQuote"/>
+      </w:pPr>
+      <w:r>
+        <w:t xml:space="preserve">    فشل مُسجَّل: FAOSTAT unavailable: fetch failed for CHN/تمور: hermetic: host not doubled (may require auth)</w:t>
+      </w:r>
+    </w:p>
+    <w:p>
+      <w:pPr>
+        <w:pStyle w:val="IntenseQuote"/>
+      </w:pPr>
+      <w:r>
+        <w:t xml:space="preserve">    فشل مُسجَّل: FAOSTAT unavailable: fetch failed for ARE/تمور: hermetic: host not doubled (may require auth)</w:t>
+      </w:r>
+    </w:p>
+    <w:p>
+      <w:pPr>
+        <w:pStyle w:val="IntenseQuote"/>
+      </w:pPr>
+      <w:r>
+        <w:t xml:space="preserve">    فشل مُسجَّل: FAOSTAT unavailable: fetch failed for QAT/تمور: hermetic: host not doubled (may require auth)</w:t>
       </w:r>
     </w:p>
     <w:p>
@@ -612,6 +1642,14 @@
         <w:pStyle w:val="ListBullet"/>
       </w:pPr>
       <w:r>
+        <w:t>China: demand_capacity missing (no income/population signal)</w:t>
+      </w:r>
+    </w:p>
+    <w:p>
+      <w:pPr>
+        <w:pStyle w:val="ListBullet"/>
+      </w:pPr>
+      <w:r>
         <w:t>United Arab Emirates: all components missing — no usable data for this market</w:t>
       </w:r>
     </w:p>
@@ -637,14 +1675,6 @@
       </w:pPr>
       <w:r>
         <w:t>Oman: all components missing — no usable data for this market</w:t>
-      </w:r>
-    </w:p>
-    <w:p>
-      <w:pPr>
-        <w:pStyle w:val="ListBullet"/>
-      </w:pPr>
-      <w:r>
-        <w:t>Bahrain: all components missing — no usable data for this market</w:t>
       </w:r>
     </w:p>
     <w:p>
@@ -657,7 +1687,7 @@
     </w:p>
     <w:p>
       <w:r>
-        <w:t>القرار: NO-GO (insufficient data) — قرار مؤجّل لانعدام البيانات (ثقة 0.0) — United Arab Emirates</w:t>
+        <w:t>القرار: NO-GO (insufficient data) — قرار مؤجّل لانعدام البيانات (ثقة 0.0) — China</w:t>
       </w:r>
     </w:p>
     <w:p>
@@ -667,7 +1697,7 @@
     </w:p>
     <w:p>
       <w:r>
-        <w:t>لا أبواب دخول مرصودة — فعّل with_channels</w:t>
+        <w:t>أفضل باب دخول مرصود: online marketplaces e-commerce sites sel — تقرير سوق 2024 (واقعية — قناة إلكترونية مفتوحة)</w:t>
       </w:r>
     </w:p>
     <w:p>

--- a/samples/report_full_latest.docx
+++ b/samples/report_full_latest.docx
@@ -12,7 +12,12 @@
     </w:p>
     <w:p>
       <w:r>
-        <w:t>المنتج: تمور | HS: 080410 | المنشأ: السعودية | السوق المستهدف: China | التاريخ: 2026-07-06 | تغطية البيانات الإجمالية: 80.0%</w:t>
+        <w:t>⚠ TEST RUN — تشغيل برهاني ببدائل موسومة (SILK_HERMETIC)، ليس تقريراً إنتاجياً</w:t>
+      </w:r>
+    </w:p>
+    <w:p>
+      <w:r>
+        <w:t>المنتج: تمور | HS: 080410 | المنشأ: السعودية | السوق المستهدف: China | التاريخ: 2026-07-06 | تغطية البيانات الإجمالية: 64.0%</w:t>
       </w:r>
     </w:p>
     <w:p>
@@ -25,12 +30,17 @@
     </w:p>
     <w:p>
       <w:r>
-        <w:t>القرار: NO-GO (insufficient data) — قرار مؤجّل لانعدام البيانات (ثقة 0.0) — السوق الأول: China</w:t>
+        <w:t>القرار: CONDITIONAL-GO (ثقة 0.91) — السوق الأول: China</w:t>
       </w:r>
     </w:p>
     <w:p>
       <w:r>
-        <w:t>لماذا: تغطية الوكلاء 0/3 وفجوات: TradeFlowAgent, EconomicAgent, CompetitionAgent</w:t>
+        <w:t>لماذا: score 0.554 في النطاق الشرطي أو الثقة 0.91 دون 0.6 أو شروط مفتوحة (1)</w:t>
+      </w:r>
+    </w:p>
+    <w:p>
+      <w:r>
+        <w:t>بوابة كفاية البيانات: 0/3 وكلاء أساسيون لديهم بيانات؛ فجوات: TradeFlowAgent، EconomicAgent، CompetitionAgent</w:t>
       </w:r>
     </w:p>
     <w:p>
@@ -56,7 +66,7 @@
         <w:pStyle w:val="ListBullet"/>
       </w:pPr>
       <w:r>
-        <w:t>top تمور brands manufacturers competitor — تقرير سوق 2024: سعر غير مرصود — price not observed (اكتمال الخيط 2/4)</w:t>
+        <w:t>مرجع ويب للمراجعة: top تمور brands manufacturers competitor — تقرير سوق 2024 — سعر غير مرصود — price not observed (اكتمال الخيط 2/4)</w:t>
       </w:r>
     </w:p>
     <w:p>
@@ -64,7 +74,7 @@
         <w:pStyle w:val="ListBullet"/>
       </w:pPr>
       <w:r>
-        <w:t>دليل قنوات top تمور brands manufacturers : سعر غير مرصود — price not observed (اكتمال الخيط 2/4)</w:t>
+        <w:t>مرجع ويب للمراجعة: دليل قنوات top تمور brands manufacturers  — سعر غير مرصود — price not observed (اكتمال الخيط 2/4)</w:t>
       </w:r>
     </w:p>
     <w:p>
@@ -72,7 +82,7 @@
         <w:pStyle w:val="ListBullet"/>
       </w:pPr>
       <w:r>
-        <w:t>مستوردون: top تمور brands manufacturers : سعر غير مرصود — price not observed (اكتمال الخيط 2/4)</w:t>
+        <w:t>مرجع ويب للمراجعة: مستوردون: top تمور brands manufacturers  — سعر غير مرصود — price not observed (اكتمال الخيط 2/4)</w:t>
       </w:r>
     </w:p>
     <w:p>
@@ -350,7 +360,7 @@
     </w:p>
     <w:p>
       <w:r>
-        <w:t>شركات منافسة بالاسم:</w:t>
+        <w:t>مراجع ويب عن المنافسة (للمراجعة اليدوية — ليست أسماء منافسين):</w:t>
       </w:r>
     </w:p>
     <w:p>
@@ -383,30 +393,6 @@
       </w:pPr>
       <w:r>
         <w:t>شركات بالاسم (مرشّحون غير موثَّقين)</w:t>
-      </w:r>
-    </w:p>
-    <w:p>
-      <w:pPr>
-        <w:pStyle w:val="ListBullet"/>
-      </w:pPr>
-      <w:r>
-        <w:t>top تمور brands importers distributors c — تقرير سوق 2024 — https://example.org/a — عبر Serper — سُحب: 2026-07-06</w:t>
-      </w:r>
-    </w:p>
-    <w:p>
-      <w:pPr>
-        <w:pStyle w:val="ListBullet"/>
-      </w:pPr>
-      <w:r>
-        <w:t>دليل قنوات top تمور brands importers dist — https://example.org/b — عبر Serper — سُحب: 2026-07-06</w:t>
-      </w:r>
-    </w:p>
-    <w:p>
-      <w:pPr>
-        <w:pStyle w:val="ListBullet"/>
-      </w:pPr>
-      <w:r>
-        <w:t>مستوردون: top تمور brands importers dist — https://example.org/c — عبر Serper — سُحب: 2026-07-06</w:t>
       </w:r>
     </w:p>
     <w:p>
@@ -427,7 +413,39 @@
     </w:p>
     <w:p>
       <w:r>
-        <w:t>مرشّحون غير موثَّقين (ثقة 0.4) — أكّدهم قبل أي تعاقد.</w:t>
+        <w:t>كيانات غير موثَّقة (ثقة 0.4) — أكّدها قبل أي تعاقد.</w:t>
+      </w:r>
+    </w:p>
+    <w:p>
+      <w:pPr>
+        <w:pStyle w:val="Heading2"/>
+      </w:pPr>
+      <w:r>
+        <w:t>مراجع ويب للمراجعة اليدوية (ليست أسماء منافسين)</w:t>
+      </w:r>
+    </w:p>
+    <w:p>
+      <w:pPr>
+        <w:pStyle w:val="ListBullet"/>
+      </w:pPr>
+      <w:r>
+        <w:t>مرجع للمراجعة اليدوية: top تمور brands importers distributors c — تقرير سوق 2024 — https://example.org/a — عبر Serper — سُحب: 2026-07-06</w:t>
+      </w:r>
+    </w:p>
+    <w:p>
+      <w:pPr>
+        <w:pStyle w:val="ListBullet"/>
+      </w:pPr>
+      <w:r>
+        <w:t>مرجع للمراجعة اليدوية: دليل قنوات top تمور brands importers dist — https://example.org/b — عبر Serper — سُحب: 2026-07-06</w:t>
+      </w:r>
+    </w:p>
+    <w:p>
+      <w:pPr>
+        <w:pStyle w:val="ListBullet"/>
+      </w:pPr>
+      <w:r>
+        <w:t>مرجع للمراجعة اليدوية: مستوردون: top تمور brands importers dist — https://example.org/c — عبر Serper — سُحب: 2026-07-06</w:t>
       </w:r>
     </w:p>
     <w:p>
@@ -739,54 +757,6 @@
         <w:pStyle w:val="ListBullet"/>
       </w:pPr>
       <w:r>
-        <w:t>تمور manufacturers suppliers Saudi Arabi — تقرير سوق 2024 — https://example.org/a — عبر Serper — سُحب: 2026-07-06</w:t>
-      </w:r>
-    </w:p>
-    <w:p>
-      <w:pPr>
-        <w:pStyle w:val="ListBullet"/>
-      </w:pPr>
-      <w:r>
-        <w:t>دليل قنوات تمور manufacturers suppliers S — https://example.org/b — عبر Serper — سُحب: 2026-07-06</w:t>
-      </w:r>
-    </w:p>
-    <w:p>
-      <w:pPr>
-        <w:pStyle w:val="ListBullet"/>
-      </w:pPr>
-      <w:r>
-        <w:t>مستوردون: تمور manufacturers suppliers S — https://example.org/c — عبر Serper — سُحب: 2026-07-06</w:t>
-      </w:r>
-    </w:p>
-    <w:p>
-      <w:pPr>
-        <w:pStyle w:val="ListBullet"/>
-      </w:pPr>
-      <w:r>
-        <w:t>مصانع موردي تمور السعودية — تقرير سوق 2024 — https://example.org/a — عبر Serper — سُحب: 2026-07-06</w:t>
-      </w:r>
-    </w:p>
-    <w:p>
-      <w:pPr>
-        <w:pStyle w:val="ListBullet"/>
-      </w:pPr>
-      <w:r>
-        <w:t>دليل قنوات مصانع موردي تمور السعودية — https://example.org/b — عبر Serper — سُحب: 2026-07-06</w:t>
-      </w:r>
-    </w:p>
-    <w:p>
-      <w:pPr>
-        <w:pStyle w:val="ListBullet"/>
-      </w:pPr>
-      <w:r>
-        <w:t>مستوردون: مصانع موردي تمور السعودية — https://example.org/c — عبر Serper — سُحب: 2026-07-06</w:t>
-      </w:r>
-    </w:p>
-    <w:p>
-      <w:pPr>
-        <w:pStyle w:val="ListBullet"/>
-      </w:pPr>
-      <w:r>
         <w:t>موزّع تمور مصنع مورد الس — نموذج A — العنوان: Trade District 12 — عبر Google Maps — سُحب: 2026-07-06</w:t>
       </w:r>
     </w:p>
@@ -796,6 +766,54 @@
       </w:pPr>
       <w:r>
         <w:t>مستورد تمور مصنع مورد الس — نموذج B — العنوان: Market St 7 — عبر Google Maps — سُحب: 2026-07-06</w:t>
+      </w:r>
+    </w:p>
+    <w:p>
+      <w:pPr>
+        <w:pStyle w:val="ListBullet"/>
+      </w:pPr>
+      <w:r>
+        <w:t>مرجع للمراجعة اليدوية: تمور manufacturers suppliers Saudi Arabi — تقرير سوق 2024 — https://example.org/a — عبر Serper — سُحب: 2026-07-06</w:t>
+      </w:r>
+    </w:p>
+    <w:p>
+      <w:pPr>
+        <w:pStyle w:val="ListBullet"/>
+      </w:pPr>
+      <w:r>
+        <w:t>مرجع للمراجعة اليدوية: دليل قنوات تمور manufacturers suppliers S — https://example.org/b — عبر Serper — سُحب: 2026-07-06</w:t>
+      </w:r>
+    </w:p>
+    <w:p>
+      <w:pPr>
+        <w:pStyle w:val="ListBullet"/>
+      </w:pPr>
+      <w:r>
+        <w:t>مرجع للمراجعة اليدوية: مستوردون: تمور manufacturers suppliers S — https://example.org/c — عبر Serper — سُحب: 2026-07-06</w:t>
+      </w:r>
+    </w:p>
+    <w:p>
+      <w:pPr>
+        <w:pStyle w:val="ListBullet"/>
+      </w:pPr>
+      <w:r>
+        <w:t>مرجع للمراجعة اليدوية: مصانع موردي تمور السعودية — تقرير سوق 2024 — https://example.org/a — عبر Serper — سُحب: 2026-07-06</w:t>
+      </w:r>
+    </w:p>
+    <w:p>
+      <w:pPr>
+        <w:pStyle w:val="ListBullet"/>
+      </w:pPr>
+      <w:r>
+        <w:t>مرجع للمراجعة اليدوية: دليل قنوات مصانع موردي تمور السعودية — https://example.org/b — عبر Serper — سُحب: 2026-07-06</w:t>
+      </w:r>
+    </w:p>
+    <w:p>
+      <w:pPr>
+        <w:pStyle w:val="ListBullet"/>
+      </w:pPr>
+      <w:r>
+        <w:t>مرجع للمراجعة اليدوية: مستوردون: مصانع موردي تمور السعودية — https://example.org/c — عبر Serper — سُحب: 2026-07-06</w:t>
       </w:r>
     </w:p>
     <w:p>
@@ -808,30 +826,6 @@
         <w:pStyle w:val="ListBullet"/>
       </w:pPr>
       <w:r>
-        <w:t>تمور importers wholesale distributors in — تقرير سوق 2024 — https://example.org/a — عبر Serper — سُحب: 2026-07-06</w:t>
-      </w:r>
-    </w:p>
-    <w:p>
-      <w:pPr>
-        <w:pStyle w:val="ListBullet"/>
-      </w:pPr>
-      <w:r>
-        <w:t>دليل قنوات تمور importers wholesale distr — https://example.org/b — عبر Serper — سُحب: 2026-07-06</w:t>
-      </w:r>
-    </w:p>
-    <w:p>
-      <w:pPr>
-        <w:pStyle w:val="ListBullet"/>
-      </w:pPr>
-      <w:r>
-        <w:t>مستوردون: تمور importers wholesale distr — https://example.org/c — عبر Serper — سُحب: 2026-07-06</w:t>
-      </w:r>
-    </w:p>
-    <w:p>
-      <w:pPr>
-        <w:pStyle w:val="ListBullet"/>
-      </w:pPr>
-      <w:r>
         <w:t>موزّع تمور wholesale dis — نموذج A — العنوان: Trade District 12 — عبر Google Maps — سُحب: 2026-07-06</w:t>
       </w:r>
     </w:p>
@@ -841,6 +835,30 @@
       </w:pPr>
       <w:r>
         <w:t>مستورد تمور wholesale dis — نموذج B — العنوان: Market St 7 — عبر Google Maps — سُحب: 2026-07-06</w:t>
+      </w:r>
+    </w:p>
+    <w:p>
+      <w:pPr>
+        <w:pStyle w:val="ListBullet"/>
+      </w:pPr>
+      <w:r>
+        <w:t>مرجع للمراجعة اليدوية: تمور importers wholesale distributors in — تقرير سوق 2024 — https://example.org/a — عبر Serper — سُحب: 2026-07-06</w:t>
+      </w:r>
+    </w:p>
+    <w:p>
+      <w:pPr>
+        <w:pStyle w:val="ListBullet"/>
+      </w:pPr>
+      <w:r>
+        <w:t>مرجع للمراجعة اليدوية: دليل قنوات تمور importers wholesale distr — https://example.org/b — عبر Serper — سُحب: 2026-07-06</w:t>
+      </w:r>
+    </w:p>
+    <w:p>
+      <w:pPr>
+        <w:pStyle w:val="ListBullet"/>
+      </w:pPr>
+      <w:r>
+        <w:t>مرجع للمراجعة اليدوية: مستوردون: تمور importers wholesale distr — https://example.org/c — عبر Serper — سُحب: 2026-07-06</w:t>
       </w:r>
     </w:p>
     <w:p>
@@ -893,7 +911,7 @@
         <w:pStyle w:val="ListBullet"/>
       </w:pPr>
       <w:r>
-        <w:t>فجوة معلنة: tariff_applied_pct: WITS unavailable: TypeError for HS080410 SAU-&gt;CHN 2023: a bytes-like object is required, not 'MagicMock'</w:t>
+        <w:t>فجوة معلنة: tariff_applied_pct: WITS unavailable: OSError for HS080410 SAU-&gt;CHN 2023: hermetic: WITS not doubled — فجوة معلنة</w:t>
       </w:r>
     </w:p>
     <w:p>
@@ -911,7 +929,7 @@
     </w:p>
     <w:p>
       <w:r>
-        <w:t>بيانات غير كافية لقسم «اتجاه الاستيراد متعدد السنوات» (0/2 حقائق سوقية) — المصادر المُحاوَلة: لا مصادر مُحاوَلة</w:t>
+        <w:t>بيانات غير كافية لقسم «اتجاه الاستيراد متعدد السنوات» (1/2 حقائق سوقية) — المصادر المُحاوَلة: Google Trends، UN Comtrade</w:t>
       </w:r>
     </w:p>
     <w:p>
@@ -1464,7 +1482,7 @@
     </w:p>
     <w:p>
       <w:r>
-        <w:t>الطلب والقدرة: 1/3 (درجة 0.33) ⚠ مصدر واحد — ثقة منخفضة</w:t>
+        <w:t>الطلب والقدرة: 0/2 (درجة 0.0) ⚠ مصدر واحد — ثقة منخفضة</w:t>
       </w:r>
     </w:p>
     <w:p>
@@ -1474,7 +1492,7 @@
     </w:p>
     <w:p>
       <w:r>
-        <w:t>الاتجاه: 0/0 (درجة 0.0) ⚠ مصدر واحد — ثقة منخفضة</w:t>
+        <w:t>الاتجاه: 1/6 (درجة 0.17) ⚠ مصدر واحد — ثقة منخفضة</w:t>
       </w:r>
     </w:p>
     <w:p>
@@ -1581,7 +1599,7 @@
         <w:pStyle w:val="IntenseQuote"/>
       </w:pPr>
       <w:r>
-        <w:t xml:space="preserve">    فشل مُسجَّل: WITS unavailable: TypeError for HS080410 SAU-&gt;CHN 2023: a bytes-like object is required, not 'MagicMock'</w:t>
+        <w:t xml:space="preserve">    فشل مُسجَّل: WITS unavailable: OSError for HS080410 SAU-&gt;CHN 2023: hermetic: WITS not doubled — فجوة معلنة</w:t>
       </w:r>
     </w:p>
     <w:p>
@@ -1589,7 +1607,7 @@
         <w:pStyle w:val="IntenseQuote"/>
       </w:pPr>
       <w:r>
-        <w:t xml:space="preserve">    فشل مُسجَّل: WITS unavailable: TypeError for HS080410 SAU-&gt;ARE 2023: a bytes-like object is required, not 'MagicMock'</w:t>
+        <w:t xml:space="preserve">    فشل مُسجَّل: WITS unavailable: OSError for HS080410 SAU-&gt;ARE 2023: hermetic: WITS not doubled — فجوة معلنة</w:t>
       </w:r>
     </w:p>
     <w:p>
@@ -1597,7 +1615,7 @@
         <w:pStyle w:val="IntenseQuote"/>
       </w:pPr>
       <w:r>
-        <w:t xml:space="preserve">    فشل مُسجَّل: WITS unavailable: TypeError for HS080410 SAU-&gt;QAT 2023: a bytes-like object is required, not 'MagicMock'</w:t>
+        <w:t xml:space="preserve">    فشل مُسجَّل: WITS unavailable: OSError for HS080410 SAU-&gt;QAT 2023: hermetic: WITS not doubled — فجوة معلنة</w:t>
       </w:r>
     </w:p>
     <w:p>
@@ -1687,7 +1705,7 @@
     </w:p>
     <w:p>
       <w:r>
-        <w:t>القرار: NO-GO (insufficient data) — قرار مؤجّل لانعدام البيانات (ثقة 0.0) — China</w:t>
+        <w:t>القرار: CONDITIONAL-GO (ثقة 0.91) — China</w:t>
       </w:r>
     </w:p>
     <w:p>

--- a/samples/report_full_latest.docx
+++ b/samples/report_full_latest.docx
@@ -470,6 +470,11 @@
       </w:r>
     </w:p>
     <w:p>
+      <w:r>
+        <w:t>مؤشر هيرفنداهل لتركّز المورّدين (4 دولة) — &gt;0.25 سوق مركّز</w:t>
+      </w:r>
+    </w:p>
+    <w:p>
       <w:pPr>
         <w:pStyle w:val="ListBullet"/>
       </w:pPr>
@@ -486,6 +491,11 @@
       </w:r>
     </w:p>
     <w:p>
+      <w:r>
+        <w:t>حصة المورّد الأكبر: Saudi Arabia</w:t>
+      </w:r>
+    </w:p>
+    <w:p>
       <w:pPr>
         <w:pStyle w:val="ListBullet"/>
       </w:pPr>
@@ -499,6 +509,11 @@
       </w:pPr>
       <w:r>
         <w:t>المصدر: UN Comtrade | سُحب: 2026-07-06 | ثقة: 0.9</w:t>
+      </w:r>
+    </w:p>
+    <w:p>
+      <w:r>
+        <w:t>غير مثلَّث — تقرير سعودي مباشر (مرآة) غير متاح: لا تقرير سعودي مباشر (reporter=SAU) لـ HS080410→CHN 2023 — مرآة غير متاحة</w:t>
       </w:r>
     </w:p>
     <w:p>
@@ -531,11 +546,37 @@
       </w:r>
     </w:p>
     <w:p>
+      <w:r>
+        <w:t>متوسط سعر الحدود لواردات HS080410 إلى CHN 2023</w:t>
+      </w:r>
+    </w:p>
+    <w:p>
       <w:pPr>
         <w:pStyle w:val="ListBullet"/>
       </w:pPr>
       <w:r>
-        <w:t>saudi_border_unit_value_usd_kg: 2.32 USD/kg [مُقدَّر — نموذج بافتراضات معلنة] — المعادلة: قيمة وحدة الصادر السعودي = قيمة ÷ وزن صافٍ (صف الشريك SAU)</w:t>
+        <w:t>saudi_border_unit_value_usd_kg: 2.32 USD/kg [مُقدَّر — نموذج بافتراضات معلنة] — المعادلة: قيمة وحدة الصادر السعودي = قيمة ÷ وزن صافٍ (تقرير الجهة المستوردة أو التقرير السعودي المباشر — مرآة)</w:t>
+      </w:r>
+    </w:p>
+    <w:p>
+      <w:pPr>
+        <w:pStyle w:val="IntenseQuote"/>
+      </w:pPr>
+      <w:r>
+        <w:t>المصدر: UN Comtrade (مخزن الحقائق) | سُحب: 2026-07-06 | ثقة: 0.85</w:t>
+      </w:r>
+    </w:p>
+    <w:p>
+      <w:r>
+        <w:t>غير مثلَّث — تقرير سعودي مباشر (مرآة) غير متاح: لا تقرير سعودي مباشر (reporter=SAU) لـ HS080410→CHN 2023 — مرآة غير متاحة</w:t>
+      </w:r>
+    </w:p>
+    <w:p>
+      <w:pPr>
+        <w:pStyle w:val="ListBullet"/>
+      </w:pPr>
+      <w:r>
+        <w:t>margin_at_border_pct: 17.4 % [مُقدَّر — نموذج بافتراضات معلنة] — المعادلة: الهامش = (قيمة الوحدة الحدودية 2.90 − تكلفتك 2.0 − شحن 0.4) ÷ قيمة الوحدة</w:t>
       </w:r>
     </w:p>
     <w:p>
@@ -547,19 +588,8 @@
       </w:r>
     </w:p>
     <w:p>
-      <w:pPr>
-        <w:pStyle w:val="ListBullet"/>
-      </w:pPr>
       <w:r>
-        <w:t>margin_at_border_pct: 17.4 % [مُقدَّر — نموذج بافتراضات معلنة] — المعادلة: الهامش = (قيمة الوحدة الحدودية 2.90 − تكلفتك 2.0 − شحن 0.4) ÷ قيمة الوحدة</w:t>
-      </w:r>
-    </w:p>
-    <w:p>
-      <w:pPr>
-        <w:pStyle w:val="IntenseQuote"/>
-      </w:pPr>
-      <w:r>
-        <w:t>المصدر: UN Comtrade (مخزن الحقائق) | سُحب: 2026-07-06 | ثقة: 0.9</w:t>
+        <w:t>مُقدَّر عند متوسط سعر الحدود — ليس سعر بيع تجزئة</w:t>
       </w:r>
     </w:p>
     <w:p>

--- a/samples/report_full_latest.docx
+++ b/samples/report_full_latest.docx
@@ -116,6 +116,24 @@
         <w:pStyle w:val="Heading1"/>
       </w:pPr>
       <w:r>
+        <w:t>الفرصة القابلة للاقتناص (نموذج ITC)</w:t>
+      </w:r>
+    </w:p>
+    <w:p>
+      <w:r>
+        <w:t>عرض السعودية العالمي: غير مرصود — يتطلب Comtrade (شبكة).</w:t>
+      </w:r>
+    </w:p>
+    <w:p>
+      <w:r>
+        <w:t>الفرصة القابلة للاقتناص: غير مرصودة — تتطلب استيراد السوق وحصة السعودية معاً (Comtrade).</w:t>
+      </w:r>
+    </w:p>
+    <w:p>
+      <w:pPr>
+        <w:pStyle w:val="Heading1"/>
+      </w:pPr>
+      <w:r>
         <w:t>الأسواق المرشّحة (الأفضل أولاً)</w:t>
       </w:r>
     </w:p>
@@ -137,7 +155,7 @@
         <w:pStyle w:val="IntenseQuote"/>
       </w:pPr>
       <w:r>
-        <w:t>المصدر: UN Comtrade | سُحب: 2026-07-05 | ثقة: 0.0</w:t>
+        <w:t>المصدر: UN Comtrade | سُحب: 2026-07-07 | ثقة: 0.0</w:t>
       </w:r>
     </w:p>
     <w:p>
@@ -150,7 +168,7 @@
         <w:pStyle w:val="IntenseQuote"/>
       </w:pPr>
       <w:r>
-        <w:t>المصدر: UN Comtrade | سُحب: 2026-07-05 | ثقة: 0.0</w:t>
+        <w:t>المصدر: UN Comtrade | سُحب: 2026-07-07 | ثقة: 0.0</w:t>
       </w:r>
     </w:p>
     <w:p>
@@ -163,7 +181,7 @@
         <w:pStyle w:val="IntenseQuote"/>
       </w:pPr>
       <w:r>
-        <w:t>المصدر: World Bank | سُحب: 2026-07-05 | ثقة: 0.0</w:t>
+        <w:t>المصدر: World Bank | سُحب: 2026-07-07 | ثقة: 0.0</w:t>
       </w:r>
     </w:p>
     <w:p>
@@ -176,7 +194,7 @@
         <w:pStyle w:val="IntenseQuote"/>
       </w:pPr>
       <w:r>
-        <w:t>المصدر: UN Comtrade | سُحب: 2026-07-05 | ثقة: 0.0</w:t>
+        <w:t>المصدر: UN Comtrade | سُحب: 2026-07-07 | ثقة: 0.0</w:t>
       </w:r>
     </w:p>
     <w:p>
@@ -197,7 +215,7 @@
         <w:pStyle w:val="IntenseQuote"/>
       </w:pPr>
       <w:r>
-        <w:t>المصدر: UN Comtrade | سُحب: 2026-07-05 | ثقة: 0.0</w:t>
+        <w:t>المصدر: UN Comtrade | سُحب: 2026-07-07 | ثقة: 0.0</w:t>
       </w:r>
     </w:p>
     <w:p>
@@ -210,7 +228,7 @@
         <w:pStyle w:val="IntenseQuote"/>
       </w:pPr>
       <w:r>
-        <w:t>المصدر: UN Comtrade | سُحب: 2026-07-05 | ثقة: 0.0</w:t>
+        <w:t>المصدر: UN Comtrade | سُحب: 2026-07-07 | ثقة: 0.0</w:t>
       </w:r>
     </w:p>
     <w:p>
@@ -223,7 +241,7 @@
         <w:pStyle w:val="IntenseQuote"/>
       </w:pPr>
       <w:r>
-        <w:t>المصدر: World Bank | سُحب: 2026-07-05 | ثقة: 0.0</w:t>
+        <w:t>المصدر: World Bank | سُحب: 2026-07-07 | ثقة: 0.0</w:t>
       </w:r>
     </w:p>
     <w:p>
@@ -236,7 +254,7 @@
         <w:pStyle w:val="IntenseQuote"/>
       </w:pPr>
       <w:r>
-        <w:t>المصدر: UN Comtrade | سُحب: 2026-07-05 | ثقة: 0.0</w:t>
+        <w:t>المصدر: UN Comtrade | سُحب: 2026-07-07 | ثقة: 0.0</w:t>
       </w:r>
     </w:p>
     <w:p>
@@ -257,7 +275,7 @@
         <w:pStyle w:val="IntenseQuote"/>
       </w:pPr>
       <w:r>
-        <w:t>المصدر: UN Comtrade | سُحب: 2026-07-05 | ثقة: 0.0</w:t>
+        <w:t>المصدر: UN Comtrade | سُحب: 2026-07-07 | ثقة: 0.0</w:t>
       </w:r>
     </w:p>
     <w:p>
@@ -270,7 +288,7 @@
         <w:pStyle w:val="IntenseQuote"/>
       </w:pPr>
       <w:r>
-        <w:t>المصدر: UN Comtrade | سُحب: 2026-07-05 | ثقة: 0.0</w:t>
+        <w:t>المصدر: UN Comtrade | سُحب: 2026-07-07 | ثقة: 0.0</w:t>
       </w:r>
     </w:p>
     <w:p>
@@ -283,7 +301,7 @@
         <w:pStyle w:val="IntenseQuote"/>
       </w:pPr>
       <w:r>
-        <w:t>المصدر: World Bank | سُحب: 2026-07-05 | ثقة: 0.0</w:t>
+        <w:t>المصدر: World Bank | سُحب: 2026-07-07 | ثقة: 0.0</w:t>
       </w:r>
     </w:p>
     <w:p>
@@ -296,7 +314,7 @@
         <w:pStyle w:val="IntenseQuote"/>
       </w:pPr>
       <w:r>
-        <w:t>المصدر: UN Comtrade | سُحب: 2026-07-05 | ثقة: 0.0</w:t>
+        <w:t>المصدر: UN Comtrade | سُحب: 2026-07-07 | ثقة: 0.0</w:t>
       </w:r>
     </w:p>
     <w:p>
@@ -317,7 +335,7 @@
         <w:pStyle w:val="IntenseQuote"/>
       </w:pPr>
       <w:r>
-        <w:t>المصدر: UN Comtrade | سُحب: 2026-07-05 | ثقة: 0.0</w:t>
+        <w:t>المصدر: UN Comtrade | سُحب: 2026-07-07 | ثقة: 0.0</w:t>
       </w:r>
     </w:p>
     <w:p>
@@ -330,7 +348,7 @@
         <w:pStyle w:val="IntenseQuote"/>
       </w:pPr>
       <w:r>
-        <w:t>المصدر: UN Comtrade | سُحب: 2026-07-05 | ثقة: 0.0</w:t>
+        <w:t>المصدر: UN Comtrade | سُحب: 2026-07-07 | ثقة: 0.0</w:t>
       </w:r>
     </w:p>
     <w:p>
@@ -343,7 +361,7 @@
         <w:pStyle w:val="IntenseQuote"/>
       </w:pPr>
       <w:r>
-        <w:t>المصدر: World Bank | سُحب: 2026-07-05 | ثقة: 0.0</w:t>
+        <w:t>المصدر: World Bank | سُحب: 2026-07-07 | ثقة: 0.0</w:t>
       </w:r>
     </w:p>
     <w:p>
@@ -356,7 +374,7 @@
         <w:pStyle w:val="IntenseQuote"/>
       </w:pPr>
       <w:r>
-        <w:t>المصدر: UN Comtrade | سُحب: 2026-07-05 | ثقة: 0.0</w:t>
+        <w:t>المصدر: UN Comtrade | سُحب: 2026-07-07 | ثقة: 0.0</w:t>
       </w:r>
     </w:p>
     <w:p>
@@ -377,7 +395,7 @@
         <w:pStyle w:val="IntenseQuote"/>
       </w:pPr>
       <w:r>
-        <w:t>المصدر: UN Comtrade | سُحب: 2026-07-05 | ثقة: 0.0</w:t>
+        <w:t>المصدر: UN Comtrade | سُحب: 2026-07-07 | ثقة: 0.0</w:t>
       </w:r>
     </w:p>
     <w:p>
@@ -390,7 +408,7 @@
         <w:pStyle w:val="IntenseQuote"/>
       </w:pPr>
       <w:r>
-        <w:t>المصدر: UN Comtrade | سُحب: 2026-07-05 | ثقة: 0.0</w:t>
+        <w:t>المصدر: UN Comtrade | سُحب: 2026-07-07 | ثقة: 0.0</w:t>
       </w:r>
     </w:p>
     <w:p>
@@ -403,7 +421,7 @@
         <w:pStyle w:val="IntenseQuote"/>
       </w:pPr>
       <w:r>
-        <w:t>المصدر: World Bank | سُحب: 2026-07-05 | ثقة: 0.0</w:t>
+        <w:t>المصدر: World Bank | سُحب: 2026-07-07 | ثقة: 0.0</w:t>
       </w:r>
     </w:p>
     <w:p>
@@ -416,7 +434,7 @@
         <w:pStyle w:val="IntenseQuote"/>
       </w:pPr>
       <w:r>
-        <w:t>المصدر: UN Comtrade | سُحب: 2026-07-05 | ثقة: 0.0</w:t>
+        <w:t>المصدر: UN Comtrade | سُحب: 2026-07-07 | ثقة: 0.0</w:t>
       </w:r>
     </w:p>
     <w:p>
@@ -437,7 +455,7 @@
         <w:pStyle w:val="IntenseQuote"/>
       </w:pPr>
       <w:r>
-        <w:t>المصدر: UN Comtrade | سُحب: 2026-07-05 | ثقة: 0.0</w:t>
+        <w:t>المصدر: UN Comtrade | سُحب: 2026-07-07 | ثقة: 0.0</w:t>
       </w:r>
     </w:p>
     <w:p>
@@ -450,7 +468,7 @@
         <w:pStyle w:val="IntenseQuote"/>
       </w:pPr>
       <w:r>
-        <w:t>المصدر: UN Comtrade | سُحب: 2026-07-05 | ثقة: 0.0</w:t>
+        <w:t>المصدر: UN Comtrade | سُحب: 2026-07-07 | ثقة: 0.0</w:t>
       </w:r>
     </w:p>
     <w:p>
@@ -463,7 +481,7 @@
         <w:pStyle w:val="IntenseQuote"/>
       </w:pPr>
       <w:r>
-        <w:t>المصدر: World Bank | سُحب: 2026-07-05 | ثقة: 0.0</w:t>
+        <w:t>المصدر: World Bank | سُحب: 2026-07-07 | ثقة: 0.0</w:t>
       </w:r>
     </w:p>
     <w:p>
@@ -476,7 +494,7 @@
         <w:pStyle w:val="IntenseQuote"/>
       </w:pPr>
       <w:r>
-        <w:t>المصدر: UN Comtrade | سُحب: 2026-07-05 | ثقة: 0.0</w:t>
+        <w:t>المصدر: UN Comtrade | سُحب: 2026-07-07 | ثقة: 0.0</w:t>
       </w:r>
     </w:p>
     <w:p>
@@ -497,7 +515,7 @@
         <w:pStyle w:val="IntenseQuote"/>
       </w:pPr>
       <w:r>
-        <w:t>المصدر: UN Comtrade | سُحب: 2026-07-05 | ثقة: 0.0</w:t>
+        <w:t>المصدر: UN Comtrade | سُحب: 2026-07-07 | ثقة: 0.0</w:t>
       </w:r>
     </w:p>
     <w:p>
@@ -510,7 +528,7 @@
         <w:pStyle w:val="IntenseQuote"/>
       </w:pPr>
       <w:r>
-        <w:t>المصدر: UN Comtrade | سُحب: 2026-07-05 | ثقة: 0.0</w:t>
+        <w:t>المصدر: UN Comtrade | سُحب: 2026-07-07 | ثقة: 0.0</w:t>
       </w:r>
     </w:p>
     <w:p>
@@ -523,7 +541,7 @@
         <w:pStyle w:val="IntenseQuote"/>
       </w:pPr>
       <w:r>
-        <w:t>المصدر: World Bank | سُحب: 2026-07-05 | ثقة: 0.0</w:t>
+        <w:t>المصدر: World Bank | سُحب: 2026-07-07 | ثقة: 0.0</w:t>
       </w:r>
     </w:p>
     <w:p>
@@ -536,7 +554,7 @@
         <w:pStyle w:val="IntenseQuote"/>
       </w:pPr>
       <w:r>
-        <w:t>المصدر: UN Comtrade | سُحب: 2026-07-05 | ثقة: 0.0</w:t>
+        <w:t>المصدر: UN Comtrade | سُحب: 2026-07-07 | ثقة: 0.0</w:t>
       </w:r>
     </w:p>
     <w:p>
@@ -557,7 +575,7 @@
         <w:pStyle w:val="IntenseQuote"/>
       </w:pPr>
       <w:r>
-        <w:t>المصدر: UN Comtrade | سُحب: 2026-07-05 | ثقة: 0.0</w:t>
+        <w:t>المصدر: UN Comtrade | سُحب: 2026-07-07 | ثقة: 0.0</w:t>
       </w:r>
     </w:p>
     <w:p>
@@ -570,7 +588,7 @@
         <w:pStyle w:val="IntenseQuote"/>
       </w:pPr>
       <w:r>
-        <w:t>المصدر: UN Comtrade | سُحب: 2026-07-05 | ثقة: 0.0</w:t>
+        <w:t>المصدر: UN Comtrade | سُحب: 2026-07-07 | ثقة: 0.0</w:t>
       </w:r>
     </w:p>
     <w:p>
@@ -583,7 +601,7 @@
         <w:pStyle w:val="IntenseQuote"/>
       </w:pPr>
       <w:r>
-        <w:t>المصدر: World Bank | سُحب: 2026-07-05 | ثقة: 0.0</w:t>
+        <w:t>المصدر: World Bank | سُحب: 2026-07-07 | ثقة: 0.0</w:t>
       </w:r>
     </w:p>
     <w:p>
@@ -596,7 +614,7 @@
         <w:pStyle w:val="IntenseQuote"/>
       </w:pPr>
       <w:r>
-        <w:t>المصدر: UN Comtrade | سُحب: 2026-07-05 | ثقة: 0.0</w:t>
+        <w:t>المصدر: UN Comtrade | سُحب: 2026-07-07 | ثقة: 0.0</w:t>
       </w:r>
     </w:p>
     <w:p>

--- a/samples/report_full_latest.docx
+++ b/samples/report_full_latest.docx
@@ -17,7 +17,7 @@
     </w:p>
     <w:p>
       <w:r>
-        <w:t>المنتج: تمور | HS: 080410 | المنشأ: السعودية | السوق المستهدف: China | التاريخ: 2026-07-06 | تغطية البيانات الإجمالية: 64.0%</w:t>
+        <w:t>المنتج: تمور | HS: 080410 | المنشأ: السعودية | السوق المستهدف: China | التاريخ: 2026-07-08 | تغطية البيانات الإجمالية: 64.0%</w:t>
       </w:r>
     </w:p>
     <w:p>
@@ -607,7 +607,7 @@
     </w:p>
     <w:p>
       <w:r>
-        <w:t>مراجع الأسعار (للمراجعة اليدوية — لا استخراج أرقام آلي):</w:t>
+        <w:t>مصادر الأسعار (للاستشهاد):</w:t>
       </w:r>
     </w:p>
     <w:p>
@@ -1535,12 +1535,12 @@
     </w:p>
     <w:p>
       <w:r>
-        <w:t>Web Search (Serper): أسهم 39 من 39 محاولة</w:t>
+        <w:t>Web Search (Serper): أسهم 84 من 84 محاولة</w:t>
       </w:r>
     </w:p>
     <w:p>
       <w:r>
-        <w:t>Silk L1 requirements reference (official portals / EUR-Lex): أسهم 16 من 17 محاولة</w:t>
+        <w:t>Silk L1 requirements reference (official portals / EUR-Lex): أسهم 25 من 26 محاولة</w:t>
       </w:r>
     </w:p>
     <w:p>
@@ -1553,12 +1553,41 @@
     </w:p>
     <w:p>
       <w:r>
-        <w:t>Google Maps: أسهم 6 من 6 محاولة</w:t>
+        <w:t>Google Maps: أسهم 24 من 24 محاولة</w:t>
       </w:r>
     </w:p>
     <w:p>
       <w:r>
-        <w:t>World Bank: أسهم 4 من 50 محاولة</w:t>
+        <w:t>UN Comtrade: أسهم 11 من 122 محاولة</w:t>
+      </w:r>
+    </w:p>
+    <w:p>
+      <w:pPr>
+        <w:pStyle w:val="IntenseQuote"/>
+      </w:pPr>
+      <w:r>
+        <w:t xml:space="preserve">    فشل مُسجَّل: no import total HS080410 -&gt; 784 2023</w:t>
+      </w:r>
+    </w:p>
+    <w:p>
+      <w:pPr>
+        <w:pStyle w:val="IntenseQuote"/>
+      </w:pPr>
+      <w:r>
+        <w:t xml:space="preserve">    فشل مُسجَّل: no competitor data</w:t>
+      </w:r>
+    </w:p>
+    <w:p>
+      <w:pPr>
+        <w:pStyle w:val="IntenseQuote"/>
+      </w:pPr>
+      <w:r>
+        <w:t xml:space="preserve">    فشل مُسجَّل: no competitor data</w:t>
+      </w:r>
+    </w:p>
+    <w:p>
+      <w:r>
+        <w:t>World Bank: أسهم 9 من 55 محاولة</w:t>
       </w:r>
     </w:p>
     <w:p>
@@ -1587,36 +1616,22 @@
     </w:p>
     <w:p>
       <w:r>
-        <w:t>UN Comtrade: أسهم 3 من 114 محاولة</w:t>
-      </w:r>
-    </w:p>
-    <w:p>
-      <w:pPr>
-        <w:pStyle w:val="IntenseQuote"/>
-      </w:pPr>
-      <w:r>
-        <w:t xml:space="preserve">    فشل مُسجَّل: no import total HS080410 -&gt; 784 2023</w:t>
-      </w:r>
-    </w:p>
-    <w:p>
-      <w:pPr>
-        <w:pStyle w:val="IntenseQuote"/>
-      </w:pPr>
-      <w:r>
-        <w:t xml:space="preserve">    فشل مُسجَّل: no competitor data</w:t>
-      </w:r>
-    </w:p>
-    <w:p>
-      <w:pPr>
-        <w:pStyle w:val="IntenseQuote"/>
-      </w:pPr>
-      <w:r>
-        <w:t xml:space="preserve">    فشل مُسجَّل: no competitor data</w:t>
+        <w:t>Google Trends: أسهم 6 من 6 محاولة</w:t>
       </w:r>
     </w:p>
     <w:p>
       <w:r>
-        <w:t>Google Trends: أسهم 3 من 3 محاولة</w:t>
+        <w:t>Pew Research Center (لقطة ساكنة مقرّبة): أسهم 6 من 6 محاولة</w:t>
+      </w:r>
+    </w:p>
+    <w:p>
+      <w:r>
+        <w:t>UN Comtrade (مخزن الحقائق): أسهم 5 من 5 محاولة</w:t>
+      </w:r>
+    </w:p>
+    <w:p>
+      <w:r>
+        <w:t>World Bank (لقطة مضمّنة): أسهم 2 من 2 محاولة</w:t>
       </w:r>
     </w:p>
     <w:p>

--- a/samples/report_full_latest.docx
+++ b/samples/report_full_latest.docx
@@ -12,12 +12,7 @@
     </w:p>
     <w:p>
       <w:r>
-        <w:t>⚠ TEST RUN — تشغيل برهاني ببدائل موسومة (SILK_HERMETIC)، ليس تقريراً إنتاجياً</w:t>
-      </w:r>
-    </w:p>
-    <w:p>
-      <w:r>
-        <w:t>المنتج: تمور | HS: 080410 | المنشأ: السعودية | السوق المستهدف: China | التاريخ: 2026-07-08 | تغطية البيانات الإجمالية: 64.0%</w:t>
+        <w:t>المنتج: تمور | HS: 080410 | المنشأ: السعودية | السوق المستهدف: China | التاريخ: 2026-07-08 | تغطية البيانات الإجمالية: 50.0%</w:t>
       </w:r>
     </w:p>
     <w:p>
@@ -30,12 +25,12 @@
     </w:p>
     <w:p>
       <w:r>
-        <w:t>القرار: CONDITIONAL-GO (ثقة 0.91) — السوق الأول: China</w:t>
+        <w:t>القرار: CONDITIONAL-GO (ثقة 0.31) — السوق الأول: China</w:t>
       </w:r>
     </w:p>
     <w:p>
       <w:r>
-        <w:t>لماذا: score 0.554 في النطاق الشرطي أو الثقة 0.91 دون 0.6 أو شروط مفتوحة (1)</w:t>
+        <w:t>لماذا: score 0.636 في النطاق الشرطي أو الثقة 0.31 دون 0.6 أو شروط مفتوحة (3)</w:t>
       </w:r>
     </w:p>
     <w:p>
@@ -58,31 +53,7 @@
     </w:p>
     <w:p>
       <w:r>
-        <w:t>0 من 3 منافساً لهم أسعار مرصودة — لرفع التغطية فعّل طبقة التعميق</w:t>
-      </w:r>
-    </w:p>
-    <w:p>
-      <w:pPr>
-        <w:pStyle w:val="ListBullet"/>
-      </w:pPr>
-      <w:r>
-        <w:t>مرجع ويب للمراجعة: top تمور brands manufacturers competitor — تقرير سوق 2024 — سعر غير مرصود — price not observed (اكتمال الخيط 2/4)</w:t>
-      </w:r>
-    </w:p>
-    <w:p>
-      <w:pPr>
-        <w:pStyle w:val="ListBullet"/>
-      </w:pPr>
-      <w:r>
-        <w:t>مرجع ويب للمراجعة: دليل قنوات top تمور brands manufacturers  — سعر غير مرصود — price not observed (اكتمال الخيط 2/4)</w:t>
-      </w:r>
-    </w:p>
-    <w:p>
-      <w:pPr>
-        <w:pStyle w:val="ListBullet"/>
-      </w:pPr>
-      <w:r>
-        <w:t>مرجع ويب للمراجعة: مستوردون: top تمور brands manufacturers  — سعر غير مرصود — price not observed (اكتمال الخيط 2/4)</w:t>
+        <w:t>أضف بطاقة منتجك (product_card) للحصول على موقعك التنافسي</w:t>
       </w:r>
     </w:p>
     <w:p>
@@ -95,17 +66,17 @@
     </w:p>
     <w:p>
       <w:r>
-        <w:t>الحكم: CONDITIONAL-GO | النقاط: 0.554 | الثقة: 0.91</w:t>
+        <w:t>الحكم: CONDITIONAL-GO | النقاط: 0.636 | الثقة: 0.31</w:t>
       </w:r>
     </w:p>
     <w:p>
       <w:r>
-        <w:t>أساس الثقة: التغطية 0.91 × الأعمدة المحسوبة 4/4</w:t>
+        <w:t>أساس الثقة: التغطية 0.39 × الأعمدة المحسوبة 4/5</w:t>
       </w:r>
     </w:p>
     <w:p>
       <w:r>
-        <w:t>خيار الأوزان المعتمد: A — النقاط بالخيارين: A = 0.554 | B = 0.531</w:t>
+        <w:t>خيار الأوزان المعتمد: A — النقاط بالخيارين: A = 0.636 | B = 0.584</w:t>
       </w:r>
     </w:p>
     <w:p>
@@ -113,69 +84,307 @@
         <w:t>ملاحظة الأوزان: خيار الأوزان قيد بوابة GATE 3 — كلا المجموعين محسوبان؛ الافتراضي A حتى قرار المالك</w:t>
       </w:r>
     </w:p>
+    <w:tbl>
+      <w:tblPr>
+        <w:tblStyle w:val="TableGrid"/>
+        <w:tblW w:type="auto" w:w="0"/>
+        <w:tblLook w:firstColumn="1" w:firstRow="1" w:lastColumn="0" w:lastRow="0" w:noHBand="0" w:noVBand="1" w:val="04A0"/>
+      </w:tblPr>
+      <w:tblGrid>
+        <w:gridCol w:w="2160"/>
+        <w:gridCol w:w="2160"/>
+        <w:gridCol w:w="2160"/>
+        <w:gridCol w:w="2160"/>
+      </w:tblGrid>
+      <w:tr>
+        <w:tc>
+          <w:tcPr>
+            <w:tcW w:type="dxa" w:w="2160"/>
+          </w:tcPr>
+          <w:p>
+            <w:r>
+              <w:rPr>
+                <w:b/>
+              </w:rPr>
+              <w:t>العمود</w:t>
+            </w:r>
+          </w:p>
+        </w:tc>
+        <w:tc>
+          <w:tcPr>
+            <w:tcW w:type="dxa" w:w="2160"/>
+          </w:tcPr>
+          <w:p>
+            <w:r>
+              <w:rPr>
+                <w:b/>
+              </w:rPr>
+              <w:t>القيمة</w:t>
+            </w:r>
+          </w:p>
+        </w:tc>
+        <w:tc>
+          <w:tcPr>
+            <w:tcW w:type="dxa" w:w="2160"/>
+          </w:tcPr>
+          <w:p>
+            <w:r>
+              <w:rPr>
+                <w:b/>
+              </w:rPr>
+              <w:t>الأساس</w:t>
+            </w:r>
+          </w:p>
+        </w:tc>
+        <w:tc>
+          <w:tcPr>
+            <w:tcW w:type="dxa" w:w="2160"/>
+          </w:tcPr>
+          <w:p>
+            <w:r>
+              <w:rPr>
+                <w:b/>
+              </w:rPr>
+              <w:t>مكوّنات غائبة</w:t>
+            </w:r>
+          </w:p>
+        </w:tc>
+      </w:tr>
+      <w:tr>
+        <w:tc>
+          <w:tcPr>
+            <w:tcW w:type="dxa" w:w="2160"/>
+          </w:tcPr>
+          <w:p>
+            <w:r>
+              <w:t>جاذبية السوق</w:t>
+            </w:r>
+          </w:p>
+        </w:tc>
+        <w:tc>
+          <w:tcPr>
+            <w:tcW w:type="dxa" w:w="2160"/>
+          </w:tcPr>
+          <w:p>
+            <w:r>
+              <w:t>0.892</w:t>
+            </w:r>
+          </w:p>
+        </w:tc>
+        <w:tc>
+          <w:tcPr>
+            <w:tcW w:type="dxa" w:w="2160"/>
+          </w:tcPr>
+          <w:p>
+            <w:r>
+              <w:t>متوسط المتاح من: log10(TAM)/9 (سقف 10^9$)، (CAGR+10)/40 (−10%→0، +30%→1)، دخل الفرد/50k$، الحصة السعودية/20%</w:t>
+            </w:r>
+          </w:p>
+        </w:tc>
+        <w:tc>
+          <w:tcPr>
+            <w:tcW w:type="dxa" w:w="2160"/>
+          </w:tcPr>
+          <w:p>
+            <w:r>
+              <w:t>income</w:t>
+            </w:r>
+          </w:p>
+        </w:tc>
+      </w:tr>
+      <w:tr>
+        <w:tc>
+          <w:tcPr>
+            <w:tcW w:type="dxa" w:w="2160"/>
+          </w:tcPr>
+          <w:p>
+            <w:r>
+              <w:t>المنافسة</w:t>
+            </w:r>
+          </w:p>
+        </w:tc>
+        <w:tc>
+          <w:tcPr>
+            <w:tcW w:type="dxa" w:w="2160"/>
+          </w:tcPr>
+          <w:p>
+            <w:r>
+              <w:t>0.63</w:t>
+            </w:r>
+          </w:p>
+        </w:tc>
+        <w:tc>
+          <w:tcPr>
+            <w:tcW w:type="dxa" w:w="2160"/>
+          </w:tcPr>
+          <w:p>
+            <w:r>
+              <w:t>متوسط المتاح من: HHI/0.5، حصة الأكبر/100، عدد المرشّحين بالاسم/10 — الدرجة المستهلكة في المجموع هي (1 − الشدة)</w:t>
+            </w:r>
+          </w:p>
+        </w:tc>
+        <w:tc>
+          <w:tcPr>
+            <w:tcW w:type="dxa" w:w="2160"/>
+          </w:tcPr>
+          <w:p>
+            <w:r>
+              <w:t>named_density</w:t>
+            </w:r>
+          </w:p>
+        </w:tc>
+      </w:tr>
+      <w:tr>
+        <w:tc>
+          <w:tcPr>
+            <w:tcW w:type="dxa" w:w="2160"/>
+          </w:tcPr>
+          <w:p>
+            <w:r>
+              <w:t>التنظيم</w:t>
+            </w:r>
+          </w:p>
+        </w:tc>
+        <w:tc>
+          <w:tcPr>
+            <w:tcW w:type="dxa" w:w="2160"/>
+          </w:tcPr>
+          <w:p>
+            <w:r>
+              <w:t>0.375</w:t>
+            </w:r>
+          </w:p>
+        </w:tc>
+        <w:tc>
+          <w:tcPr>
+            <w:tcW w:type="dxa" w:w="2160"/>
+          </w:tcPr>
+          <w:p>
+            <w:r>
+              <w:t>متوسط المتاح من: (1 − تعريفة/30%)، وضوح القائمة (بنود/8)</w:t>
+            </w:r>
+          </w:p>
+        </w:tc>
+        <w:tc>
+          <w:tcPr>
+            <w:tcW w:type="dxa" w:w="2160"/>
+          </w:tcPr>
+          <w:p>
+            <w:r>
+              <w:t>tariff</w:t>
+            </w:r>
+          </w:p>
+        </w:tc>
+      </w:tr>
+      <w:tr>
+        <w:tc>
+          <w:tcPr>
+            <w:tcW w:type="dxa" w:w="2160"/>
+          </w:tcPr>
+          <w:p>
+            <w:r>
+              <w:t>الربحية</w:t>
+            </w:r>
+          </w:p>
+        </w:tc>
+        <w:tc>
+          <w:tcPr>
+            <w:tcW w:type="dxa" w:w="2160"/>
+          </w:tcPr>
+          <w:p>
+            <w:r>
+              <w:t>0.75</w:t>
+            </w:r>
+          </w:p>
+        </w:tc>
+        <w:tc>
+          <w:tcPr>
+            <w:tcW w:type="dxa" w:w="2160"/>
+          </w:tcPr>
+          <w:p>
+            <w:r>
+              <w:t>متوسط المتاح من: الهامش/40%، الموقع السعري (1.5 − سعرك/متوسط السوق)</w:t>
+            </w:r>
+          </w:p>
+        </w:tc>
+        <w:tc>
+          <w:tcPr>
+            <w:tcW w:type="dxa" w:w="2160"/>
+          </w:tcPr>
+          <w:p>
+            <w:r>
+              <w:t>margin</w:t>
+            </w:r>
+          </w:p>
+        </w:tc>
+      </w:tr>
+      <w:tr>
+        <w:tc>
+          <w:tcPr>
+            <w:tcW w:type="dxa" w:w="2160"/>
+          </w:tcPr>
+          <w:p>
+            <w:r>
+              <w:t>أمان السوق (المخاطر)</w:t>
+            </w:r>
+          </w:p>
+        </w:tc>
+        <w:tc>
+          <w:tcPr>
+            <w:tcW w:type="dxa" w:w="2160"/>
+          </w:tcPr>
+          <w:p>
+            <w:r>
+              <w:t>— (لا بيانات)</w:t>
+            </w:r>
+          </w:p>
+        </w:tc>
+        <w:tc>
+          <w:tcPr>
+            <w:tcW w:type="dxa" w:w="2160"/>
+          </w:tcPr>
+          <w:p>
+            <w:r>
+              <w:t>متوسط المتاح من: (استقرار سياسي WGI+2.5)/5، (جودة تنظيم WGI+2.5)/5، (LPI−1)/4، (1 − تقلّب الصرف/20%) — أعلى=أأمن</w:t>
+            </w:r>
+          </w:p>
+        </w:tc>
+        <w:tc>
+          <w:tcPr>
+            <w:tcW w:type="dxa" w:w="2160"/>
+          </w:tcPr>
+          <w:p>
+            <w:r>
+              <w:t>political_stability، regulatory_quality، logistics، fx_stability</w:t>
+            </w:r>
+          </w:p>
+        </w:tc>
+      </w:tr>
+    </w:tbl>
     <w:p>
       <w:r>
-        <w:t>عمود جاذبية السوق: 0.703</w:t>
-      </w:r>
-    </w:p>
-    <w:p>
-      <w:pPr>
-        <w:pStyle w:val="IntenseQuote"/>
-      </w:pPr>
-      <w:r>
-        <w:t>الأساس: متوسط المتاح من: log10(TAM)/9 (سقف 10^9$)، (CAGR+10)/40 (−10%→0، +30%→1)، دخل الفرد/50k$، الحصة السعودية/20%</w:t>
-      </w:r>
-    </w:p>
-    <w:p>
-      <w:r>
-        <w:t>عمود المنافسة: 0.496</w:t>
-      </w:r>
-    </w:p>
-    <w:p>
-      <w:pPr>
-        <w:pStyle w:val="IntenseQuote"/>
-      </w:pPr>
-      <w:r>
-        <w:t>الأساس: متوسط المتاح من: HHI/0.5، حصة الأكبر/100، عدد المرشّحين بالاسم/10 — الدرجة المستهلكة في المجموع هي (1 − الشدة)</w:t>
-      </w:r>
-    </w:p>
-    <w:p>
-      <w:r>
-        <w:t>عمود التنظيم: 0.375</w:t>
-      </w:r>
-    </w:p>
-    <w:p>
-      <w:pPr>
-        <w:pStyle w:val="IntenseQuote"/>
-      </w:pPr>
-      <w:r>
-        <w:t>الأساس: متوسط المتاح من: (1 − تعريفة/30%)، وضوح القائمة (بنود/8)</w:t>
-      </w:r>
-    </w:p>
-    <w:p>
-      <w:pPr>
-        <w:pStyle w:val="IntenseQuote"/>
-      </w:pPr>
-      <w:r>
-        <w:t>مكوّنات غائبة (فجوة معلنة): tariff</w:t>
-      </w:r>
-    </w:p>
-    <w:p>
-      <w:r>
-        <w:t>عمود الربحية: 0.568</w:t>
-      </w:r>
-    </w:p>
-    <w:p>
-      <w:pPr>
-        <w:pStyle w:val="IntenseQuote"/>
-      </w:pPr>
-      <w:r>
-        <w:t>الأساس: متوسط المتاح من: الهامش/40%، الموقع السعري (1.5 − سعرك/متوسط السوق)</w:t>
+        <w:t>أعمدة غائبة كلياً: أمان السوق (المخاطر)</w:t>
       </w:r>
     </w:p>
     <w:p>
       <w:r>
         <w:t>الشروط:</w:t>
+      </w:r>
+    </w:p>
+    <w:p>
+      <w:pPr>
+        <w:pStyle w:val="ListBullet"/>
+      </w:pPr>
+      <w:r>
+        <w:t>عمود أمان السوق (المخاطر) غائب (political_stability, regulatory_quality, logistics, fx_stability) — أكمل مصادره قبل قرار نهائي</w:t>
+      </w:r>
+    </w:p>
+    <w:p>
+      <w:pPr>
+        <w:pStyle w:val="ListBullet"/>
+      </w:pPr>
+      <w:r>
+        <w:t>عمود شدة المنافسة ضعيف (0.37) — متوسط المتاح من: HHI/0.5، حصة الأكبر/100، عدد المرشّحين بالاسم/10 — الدرجة المستهلكة في المجموع هي (1 − الشدة)</w:t>
       </w:r>
     </w:p>
     <w:p>
@@ -196,7 +405,15 @@
         <w:pStyle w:val="ListBullet"/>
       </w:pPr>
       <w:r>
-        <w:t>تركّز مصادر التوريد (الشدة: متوسطة) — الدليل: HHI=0.294 &gt; 0.25 (كومتريد)</w:t>
+        <w:t>تركّز مصادر التوريد (الشدة: متوسطة) — الدليل: HHI=0.38 &gt; 0.25 (كومتريد)</w:t>
+      </w:r>
+    </w:p>
+    <w:p>
+      <w:pPr>
+        <w:pStyle w:val="ListBullet"/>
+      </w:pPr>
+      <w:r>
+        <w:t>تغطية بيانات منخفضة (الشدة: متوسطة) — الدليل: تغطية الوكلاء 39% &lt; 60% — القرار مشروط باكتمالها</w:t>
       </w:r>
     </w:p>
     <w:p>
@@ -213,8 +430,16 @@
       </w:r>
     </w:p>
     <w:p>
+      <w:pPr>
+        <w:pStyle w:val="ListBullet"/>
+      </w:pPr>
       <w:r>
-        <w:t>لماذا: score 0.554 في النطاق الشرطي أو الثقة 0.91 دون 0.6 أو شروط مفتوحة (1)</w:t>
+        <w:t>سوق مركّز: ادخل عبر موزّع قائم من مرشّحي وكيل supplier بدل البناء المباشر</w:t>
+      </w:r>
+    </w:p>
+    <w:p>
+      <w:r>
+        <w:t>لماذا: score 0.636 في النطاق الشرطي أو الثقة 0.31 دون 0.6 أو شروط مفتوحة (3)</w:t>
       </w:r>
     </w:p>
     <w:p>
@@ -227,72 +452,250 @@
         <w:pStyle w:val="Heading1"/>
       </w:pPr>
       <w:r>
-        <w:t>حجم السوق — TAM/SAM/SOM</w:t>
+        <w:t>استراتيجية دخول السوق</w:t>
       </w:r>
     </w:p>
     <w:p>
       <w:r>
-        <w:t>tam_usd: 61,000,000 USD</w:t>
+        <w:t>النموذج الموصى به: عبر موزّع/مستورد محلي قائم</w:t>
+      </w:r>
+    </w:p>
+    <w:p>
+      <w:r>
+        <w:t>الأساس (من الأقسام أعلاه، لا رقم جديد):</w:t>
       </w:r>
     </w:p>
     <w:p>
       <w:pPr>
-        <w:pStyle w:val="IntenseQuote"/>
+        <w:pStyle w:val="ListBullet"/>
       </w:pPr>
       <w:r>
-        <w:t>المصدر: UN Comtrade | سُحب: 2026-07-06 | ثقة: 0.9</w:t>
-      </w:r>
-    </w:p>
-    <w:p>
-      <w:r>
-        <w:t>import_growth_pct: 38.6 %</w:t>
+        <w:t>مؤشر تركّز الموردين HHI=0.38 (سوق مركّز)</w:t>
       </w:r>
     </w:p>
     <w:p>
       <w:pPr>
-        <w:pStyle w:val="IntenseQuote"/>
+        <w:pStyle w:val="ListBullet"/>
       </w:pPr>
       <w:r>
-        <w:t>المصدر: UN Comtrade (مخزن الحقائق) | سُحب: 2026-07-06 | ثقة: 0.9</w:t>
-      </w:r>
-    </w:p>
-    <w:p>
-      <w:r>
-        <w:t>import_cagr_pct: 17.7 %</w:t>
+        <w:t>أكبر حصة مورّد واحد 50.0%</w:t>
       </w:r>
     </w:p>
     <w:p>
       <w:pPr>
-        <w:pStyle w:val="IntenseQuote"/>
+        <w:pStyle w:val="Heading1"/>
       </w:pPr>
       <w:r>
-        <w:t>المصدر: UN Comtrade (مخزن الحقائق) | سُحب: 2026-07-06 | ثقة: 0.9</w:t>
+        <w:t>حجم السوق — TAM/SAM/SOM</w:t>
       </w:r>
     </w:p>
+    <w:tbl>
+      <w:tblPr>
+        <w:tblStyle w:val="TableGrid"/>
+        <w:tblW w:type="auto" w:w="0"/>
+        <w:tblLook w:firstColumn="1" w:firstRow="1" w:lastColumn="0" w:lastRow="0" w:noHBand="0" w:noVBand="1" w:val="04A0"/>
+      </w:tblPr>
+      <w:tblGrid>
+        <w:gridCol w:w="2160"/>
+        <w:gridCol w:w="2160"/>
+        <w:gridCol w:w="2160"/>
+        <w:gridCol w:w="2160"/>
+      </w:tblGrid>
+      <w:tr>
+        <w:tc>
+          <w:tcPr>
+            <w:tcW w:type="dxa" w:w="2160"/>
+          </w:tcPr>
+          <w:p>
+            <w:r>
+              <w:rPr>
+                <w:b/>
+              </w:rPr>
+              <w:t>المؤشر</w:t>
+            </w:r>
+          </w:p>
+        </w:tc>
+        <w:tc>
+          <w:tcPr>
+            <w:tcW w:type="dxa" w:w="2160"/>
+          </w:tcPr>
+          <w:p>
+            <w:r>
+              <w:rPr>
+                <w:b/>
+              </w:rPr>
+              <w:t>القيمة</w:t>
+            </w:r>
+          </w:p>
+        </w:tc>
+        <w:tc>
+          <w:tcPr>
+            <w:tcW w:type="dxa" w:w="2160"/>
+          </w:tcPr>
+          <w:p>
+            <w:r>
+              <w:rPr>
+                <w:b/>
+              </w:rPr>
+              <w:t>النوع</w:t>
+            </w:r>
+          </w:p>
+        </w:tc>
+        <w:tc>
+          <w:tcPr>
+            <w:tcW w:type="dxa" w:w="2160"/>
+          </w:tcPr>
+          <w:p>
+            <w:r>
+              <w:rPr>
+                <w:b/>
+              </w:rPr>
+              <w:t>المصدر</w:t>
+            </w:r>
+          </w:p>
+        </w:tc>
+      </w:tr>
+      <w:tr>
+        <w:tc>
+          <w:tcPr>
+            <w:tcW w:type="dxa" w:w="2160"/>
+          </w:tcPr>
+          <w:p>
+            <w:r>
+              <w:t>tam_usd</w:t>
+            </w:r>
+          </w:p>
+        </w:tc>
+        <w:tc>
+          <w:tcPr>
+            <w:tcW w:type="dxa" w:w="2160"/>
+          </w:tcPr>
+          <w:p>
+            <w:r>
+              <w:t>60,000,000 USD</w:t>
+            </w:r>
+          </w:p>
+        </w:tc>
+        <w:tc>
+          <w:tcPr>
+            <w:tcW w:type="dxa" w:w="2160"/>
+          </w:tcPr>
+          <w:p>
+            <w:r>
+              <w:t>رصد مباشر</w:t>
+            </w:r>
+          </w:p>
+        </w:tc>
+        <w:tc>
+          <w:tcPr>
+            <w:tcW w:type="dxa" w:w="2160"/>
+          </w:tcPr>
+          <w:p>
+            <w:r>
+              <w:t>UN Comtrade | سُحب: 2026-07-08 | ثقة: 0.9</w:t>
+            </w:r>
+          </w:p>
+        </w:tc>
+      </w:tr>
+      <w:tr>
+        <w:tc>
+          <w:tcPr>
+            <w:tcW w:type="dxa" w:w="2160"/>
+          </w:tcPr>
+          <w:p>
+            <w:r>
+              <w:t>import_growth_pct</w:t>
+            </w:r>
+          </w:p>
+        </w:tc>
+        <w:tc>
+          <w:tcPr>
+            <w:tcW w:type="dxa" w:w="2160"/>
+          </w:tcPr>
+          <w:p>
+            <w:r>
+              <w:t>50.0 %</w:t>
+            </w:r>
+          </w:p>
+        </w:tc>
+        <w:tc>
+          <w:tcPr>
+            <w:tcW w:type="dxa" w:w="2160"/>
+          </w:tcPr>
+          <w:p>
+            <w:r>
+              <w:t>رصد مباشر</w:t>
+            </w:r>
+          </w:p>
+        </w:tc>
+        <w:tc>
+          <w:tcPr>
+            <w:tcW w:type="dxa" w:w="2160"/>
+          </w:tcPr>
+          <w:p>
+            <w:r>
+              <w:t>UN Comtrade (مخزن الحقائق) | سُحب: 2026-07-08 | ثقة: 0.9</w:t>
+            </w:r>
+          </w:p>
+        </w:tc>
+      </w:tr>
+      <w:tr>
+        <w:tc>
+          <w:tcPr>
+            <w:tcW w:type="dxa" w:w="2160"/>
+          </w:tcPr>
+          <w:p>
+            <w:r>
+              <w:t>import_cagr_pct</w:t>
+            </w:r>
+          </w:p>
+        </w:tc>
+        <w:tc>
+          <w:tcPr>
+            <w:tcW w:type="dxa" w:w="2160"/>
+          </w:tcPr>
+          <w:p>
+            <w:r>
+              <w:t>22.5 %</w:t>
+            </w:r>
+          </w:p>
+        </w:tc>
+        <w:tc>
+          <w:tcPr>
+            <w:tcW w:type="dxa" w:w="2160"/>
+          </w:tcPr>
+          <w:p>
+            <w:r>
+              <w:t>رصد مباشر</w:t>
+            </w:r>
+          </w:p>
+        </w:tc>
+        <w:tc>
+          <w:tcPr>
+            <w:tcW w:type="dxa" w:w="2160"/>
+          </w:tcPr>
+          <w:p>
+            <w:r>
+              <w:t>UN Comtrade (مخزن الحقائق) | سُحب: 2026-07-08 | ثقة: 0.9</w:t>
+            </w:r>
+          </w:p>
+        </w:tc>
+      </w:tr>
+    </w:tbl>
     <w:p>
+      <w:pPr>
+        <w:pStyle w:val="ListBullet"/>
+      </w:pPr>
       <w:r>
-        <w:t>sam_usd: 12,200,000 USD [مُقدَّر — نموذج بافتراضات معلنة] — المعادلة: SAM = TAM × 0.2 (عامل شريحة 'premium' — افتراض معلن قابل للتعديل)</w:t>
+        <w:t>فجوة معلنة: sam_usd: يتطلب TAM مرصوداً + شريحة tier في بطاقة المنتج (premium/mid/mass)</w:t>
       </w:r>
     </w:p>
     <w:p>
       <w:pPr>
-        <w:pStyle w:val="IntenseQuote"/>
+        <w:pStyle w:val="ListBullet"/>
       </w:pPr>
       <w:r>
-        <w:t>المصدر: UN Comtrade | سُحب: 2026-07-06 | ثقة: 0.9</w:t>
-      </w:r>
-    </w:p>
-    <w:p>
-      <w:r>
-        <w:t>som_usd: 174,286 USD [مُقدَّر — نموذج بافتراضات معلنة] — المعادلة: SOM = min(SAM أو TAM، الطاقة الشهرية × 12 × قيمة الوحدة الحدودية 2.90$/kg)</w:t>
-      </w:r>
-    </w:p>
-    <w:p>
-      <w:pPr>
-        <w:pStyle w:val="IntenseQuote"/>
-      </w:pPr>
-      <w:r>
-        <w:t>المصدر: UN Comtrade | سُحب: 2026-07-06 | ثقة: 0.9</w:t>
+        <w:t>فجوة معلنة: som_usd: يتطلب طاقة شهرية في بطاقة المنتج + قيمة وحدة حدودية مرصودة (قيمة/وزن كومتريد)</w:t>
       </w:r>
     </w:p>
     <w:p>
@@ -323,68 +726,12 @@
     </w:p>
     <w:p>
       <w:r>
-        <w:t>الدول المورّدة وحصصها:</w:t>
-      </w:r>
-    </w:p>
-    <w:p>
-      <w:pPr>
-        <w:pStyle w:val="ListBullet"/>
-      </w:pPr>
-      <w:r>
-        <w:t>Saudi Arabia: 40.0% (19,000,000$)</w:t>
-      </w:r>
-    </w:p>
-    <w:p>
-      <w:pPr>
-        <w:pStyle w:val="ListBullet"/>
-      </w:pPr>
-      <w:r>
-        <w:t>Iran: 29.47% (14,000,000$)</w:t>
-      </w:r>
-    </w:p>
-    <w:p>
-      <w:pPr>
-        <w:pStyle w:val="ListBullet"/>
-      </w:pPr>
-      <w:r>
-        <w:t>Tunisia: 16.84% (8,000,000$)</w:t>
-      </w:r>
-    </w:p>
-    <w:p>
-      <w:pPr>
-        <w:pStyle w:val="ListBullet"/>
-      </w:pPr>
-      <w:r>
-        <w:t>United Arab Emirates: 13.68% (6,500,000$)</w:t>
+        <w:t>بيانات غير كافية — INSUFFICIENT DATA</w:t>
       </w:r>
     </w:p>
     <w:p>
       <w:r>
-        <w:t>مراجع ويب عن المنافسة (للمراجعة اليدوية — ليست أسماء منافسين):</w:t>
-      </w:r>
-    </w:p>
-    <w:p>
-      <w:pPr>
-        <w:pStyle w:val="ListBullet"/>
-      </w:pPr>
-      <w:r>
-        <w:t>top تمور brands manufacturers competitor — تقرير سوق 2024</w:t>
-      </w:r>
-    </w:p>
-    <w:p>
-      <w:pPr>
-        <w:pStyle w:val="ListBullet"/>
-      </w:pPr>
-      <w:r>
-        <w:t xml:space="preserve">دليل قنوات top تمور brands manufacturers </w:t>
-      </w:r>
-    </w:p>
-    <w:p>
-      <w:pPr>
-        <w:pStyle w:val="ListBullet"/>
-      </w:pPr>
-      <w:r>
-        <w:t xml:space="preserve">مستوردون: top تمور brands manufacturers </w:t>
+        <w:t>بيانات غير كافية لقسم «المنافسون» (0/2 حقائق سوقية) — المصادر المُحاوَلة: لا مصادر مُحاوَلة</w:t>
       </w:r>
     </w:p>
     <w:p>
@@ -396,56 +743,8 @@
       </w:r>
     </w:p>
     <w:p>
-      <w:pPr>
-        <w:pStyle w:val="ListBullet"/>
-      </w:pPr>
       <w:r>
-        <w:t>موزّع تمور distributor i — نموذج A — العنوان: Trade District 12 — عبر Google Maps — سُحب: 2026-07-06</w:t>
-      </w:r>
-    </w:p>
-    <w:p>
-      <w:pPr>
-        <w:pStyle w:val="ListBullet"/>
-      </w:pPr>
-      <w:r>
-        <w:t>مستورد تمور distributor i — نموذج B — العنوان: Market St 7 — عبر Google Maps — سُحب: 2026-07-06</w:t>
-      </w:r>
-    </w:p>
-    <w:p>
-      <w:r>
-        <w:t>كيانات غير موثَّقة (ثقة 0.4) — أكّدها قبل أي تعاقد.</w:t>
-      </w:r>
-    </w:p>
-    <w:p>
-      <w:pPr>
-        <w:pStyle w:val="Heading2"/>
-      </w:pPr>
-      <w:r>
-        <w:t>مراجع ويب للمراجعة اليدوية (ليست أسماء منافسين)</w:t>
-      </w:r>
-    </w:p>
-    <w:p>
-      <w:pPr>
-        <w:pStyle w:val="ListBullet"/>
-      </w:pPr>
-      <w:r>
-        <w:t>مرجع للمراجعة اليدوية: top تمور brands importers distributors c — تقرير سوق 2024 — https://example.org/a — عبر Serper — سُحب: 2026-07-06</w:t>
-      </w:r>
-    </w:p>
-    <w:p>
-      <w:pPr>
-        <w:pStyle w:val="ListBullet"/>
-      </w:pPr>
-      <w:r>
-        <w:t>مرجع للمراجعة اليدوية: دليل قنوات top تمور brands importers dist — https://example.org/b — عبر Serper — سُحب: 2026-07-06</w:t>
-      </w:r>
-    </w:p>
-    <w:p>
-      <w:pPr>
-        <w:pStyle w:val="ListBullet"/>
-      </w:pPr>
-      <w:r>
-        <w:t>مرجع للمراجعة اليدوية: مستوردون: top تمور brands importers dist — https://example.org/c — عبر Serper — سُحب: 2026-07-06</w:t>
+        <w:t>لا كيانات مرصودة بالاسم — فجوة معلنة (أسماء الأعمال تأتي من Google Places حصراً)</w:t>
       </w:r>
     </w:p>
     <w:p>
@@ -453,69 +752,199 @@
         <w:t>الطبقة الدولية (تركّز الموردين — UN Comtrade):</w:t>
       </w:r>
     </w:p>
-    <w:p>
-      <w:pPr>
-        <w:pStyle w:val="ListBullet"/>
-      </w:pPr>
-      <w:r>
-        <w:t>hhi: 0.294</w:t>
-      </w:r>
-    </w:p>
-    <w:p>
-      <w:pPr>
-        <w:pStyle w:val="IntenseQuote"/>
-      </w:pPr>
-      <w:r>
-        <w:t>المصدر: UN Comtrade | سُحب: 2026-07-06 | ثقة: 0.9</w:t>
-      </w:r>
-    </w:p>
-    <w:p>
-      <w:r>
-        <w:t>مؤشر هيرفنداهل لتركّز المورّدين (4 دولة) — &gt;0.25 سوق مركّز</w:t>
-      </w:r>
-    </w:p>
-    <w:p>
-      <w:pPr>
-        <w:pStyle w:val="ListBullet"/>
-      </w:pPr>
-      <w:r>
-        <w:t>top_supplier_share_pct: 40.0 %</w:t>
-      </w:r>
-    </w:p>
-    <w:p>
-      <w:pPr>
-        <w:pStyle w:val="IntenseQuote"/>
-      </w:pPr>
-      <w:r>
-        <w:t>المصدر: UN Comtrade | سُحب: 2026-07-06 | ثقة: 0.9</w:t>
-      </w:r>
-    </w:p>
-    <w:p>
-      <w:r>
-        <w:t>حصة المورّد الأكبر: Saudi Arabia</w:t>
-      </w:r>
-    </w:p>
-    <w:p>
-      <w:pPr>
-        <w:pStyle w:val="ListBullet"/>
-      </w:pPr>
-      <w:r>
-        <w:t>saudi_share_pct: 40.0 %</w:t>
-      </w:r>
-    </w:p>
-    <w:p>
-      <w:pPr>
-        <w:pStyle w:val="IntenseQuote"/>
-      </w:pPr>
-      <w:r>
-        <w:t>المصدر: UN Comtrade | سُحب: 2026-07-06 | ثقة: 0.9</w:t>
-      </w:r>
-    </w:p>
-    <w:p>
-      <w:r>
-        <w:t>غير مثلَّث — تقرير سعودي مباشر (مرآة) غير متاح: لا تقرير سعودي مباشر (reporter=SAU) لـ HS080410→CHN 2023 — مرآة غير متاحة</w:t>
-      </w:r>
-    </w:p>
+    <w:tbl>
+      <w:tblPr>
+        <w:tblStyle w:val="TableGrid"/>
+        <w:tblW w:type="auto" w:w="0"/>
+        <w:tblLook w:firstColumn="1" w:firstRow="1" w:lastColumn="0" w:lastRow="0" w:noHBand="0" w:noVBand="1" w:val="04A0"/>
+      </w:tblPr>
+      <w:tblGrid>
+        <w:gridCol w:w="2160"/>
+        <w:gridCol w:w="2160"/>
+        <w:gridCol w:w="2160"/>
+        <w:gridCol w:w="2160"/>
+      </w:tblGrid>
+      <w:tr>
+        <w:tc>
+          <w:tcPr>
+            <w:tcW w:type="dxa" w:w="2160"/>
+          </w:tcPr>
+          <w:p>
+            <w:r>
+              <w:rPr>
+                <w:b/>
+              </w:rPr>
+              <w:t>المؤشر</w:t>
+            </w:r>
+          </w:p>
+        </w:tc>
+        <w:tc>
+          <w:tcPr>
+            <w:tcW w:type="dxa" w:w="2160"/>
+          </w:tcPr>
+          <w:p>
+            <w:r>
+              <w:rPr>
+                <w:b/>
+              </w:rPr>
+              <w:t>القيمة</w:t>
+            </w:r>
+          </w:p>
+        </w:tc>
+        <w:tc>
+          <w:tcPr>
+            <w:tcW w:type="dxa" w:w="2160"/>
+          </w:tcPr>
+          <w:p>
+            <w:r>
+              <w:rPr>
+                <w:b/>
+              </w:rPr>
+              <w:t>المصدر</w:t>
+            </w:r>
+          </w:p>
+        </w:tc>
+        <w:tc>
+          <w:tcPr>
+            <w:tcW w:type="dxa" w:w="2160"/>
+          </w:tcPr>
+          <w:p>
+            <w:r>
+              <w:rPr>
+                <w:b/>
+              </w:rPr>
+              <w:t>ملاحظة</w:t>
+            </w:r>
+          </w:p>
+        </w:tc>
+      </w:tr>
+      <w:tr>
+        <w:tc>
+          <w:tcPr>
+            <w:tcW w:type="dxa" w:w="2160"/>
+          </w:tcPr>
+          <w:p>
+            <w:r>
+              <w:t>hhi</w:t>
+            </w:r>
+          </w:p>
+        </w:tc>
+        <w:tc>
+          <w:tcPr>
+            <w:tcW w:type="dxa" w:w="2160"/>
+          </w:tcPr>
+          <w:p>
+            <w:r>
+              <w:t>0.38</w:t>
+            </w:r>
+          </w:p>
+        </w:tc>
+        <w:tc>
+          <w:tcPr>
+            <w:tcW w:type="dxa" w:w="2160"/>
+          </w:tcPr>
+          <w:p>
+            <w:r>
+              <w:t>UN Comtrade | سُحب: 2026-07-08 | ثقة: 0.9</w:t>
+            </w:r>
+          </w:p>
+        </w:tc>
+        <w:tc>
+          <w:tcPr>
+            <w:tcW w:type="dxa" w:w="2160"/>
+          </w:tcPr>
+          <w:p>
+            <w:r>
+              <w:t>مؤشر هيرفنداهل لتركّز المورّدين (3 دولة) — &gt;0.25 سوق مركّز</w:t>
+            </w:r>
+          </w:p>
+        </w:tc>
+      </w:tr>
+      <w:tr>
+        <w:tc>
+          <w:tcPr>
+            <w:tcW w:type="dxa" w:w="2160"/>
+          </w:tcPr>
+          <w:p>
+            <w:r>
+              <w:t>top_supplier_share_pct</w:t>
+            </w:r>
+          </w:p>
+        </w:tc>
+        <w:tc>
+          <w:tcPr>
+            <w:tcW w:type="dxa" w:w="2160"/>
+          </w:tcPr>
+          <w:p>
+            <w:r>
+              <w:t>50.0</w:t>
+            </w:r>
+          </w:p>
+        </w:tc>
+        <w:tc>
+          <w:tcPr>
+            <w:tcW w:type="dxa" w:w="2160"/>
+          </w:tcPr>
+          <w:p>
+            <w:r>
+              <w:t>UN Comtrade | سُحب: 2026-07-08 | ثقة: 0.9</w:t>
+            </w:r>
+          </w:p>
+        </w:tc>
+        <w:tc>
+          <w:tcPr>
+            <w:tcW w:type="dxa" w:w="2160"/>
+          </w:tcPr>
+          <w:p>
+            <w:r>
+              <w:t>حصة المورّد الأكبر: Iran</w:t>
+            </w:r>
+          </w:p>
+        </w:tc>
+      </w:tr>
+      <w:tr>
+        <w:tc>
+          <w:tcPr>
+            <w:tcW w:type="dxa" w:w="2160"/>
+          </w:tcPr>
+          <w:p>
+            <w:r>
+              <w:t>saudi_share_pct</w:t>
+            </w:r>
+          </w:p>
+        </w:tc>
+        <w:tc>
+          <w:tcPr>
+            <w:tcW w:type="dxa" w:w="2160"/>
+          </w:tcPr>
+          <w:p>
+            <w:r>
+              <w:t>30.0</w:t>
+            </w:r>
+          </w:p>
+        </w:tc>
+        <w:tc>
+          <w:tcPr>
+            <w:tcW w:type="dxa" w:w="2160"/>
+          </w:tcPr>
+          <w:p>
+            <w:r>
+              <w:t>UN Comtrade | سُحب: 2026-07-08 | ثقة: 0.9</w:t>
+            </w:r>
+          </w:p>
+        </w:tc>
+        <w:tc>
+          <w:tcPr>
+            <w:tcW w:type="dxa" w:w="2160"/>
+          </w:tcPr>
+          <w:p>
+            <w:r>
+              <w:t>غير مثلَّث — تقرير سعودي مباشر (مرآة) غير متاح: لا تقرير سعودي مباشر (reporter=SAU) لـ HS080410→CHN 2023 — مرآة غير متاحة</w:t>
+            </w:r>
+          </w:p>
+        </w:tc>
+      </w:tr>
+    </w:tbl>
     <w:p>
       <w:pPr>
         <w:pStyle w:val="Heading1"/>
@@ -529,12 +958,205 @@
         <w:t>الطبقة الحدودية (قيم وحدة كومتريد):</w:t>
       </w:r>
     </w:p>
+    <w:tbl>
+      <w:tblPr>
+        <w:tblStyle w:val="TableGrid"/>
+        <w:tblW w:type="auto" w:w="0"/>
+        <w:tblLook w:firstColumn="1" w:firstRow="1" w:lastColumn="0" w:lastRow="0" w:noHBand="0" w:noVBand="1" w:val="04A0"/>
+      </w:tblPr>
+      <w:tblGrid>
+        <w:gridCol w:w="2160"/>
+        <w:gridCol w:w="2160"/>
+        <w:gridCol w:w="2160"/>
+        <w:gridCol w:w="2160"/>
+      </w:tblGrid>
+      <w:tr>
+        <w:tc>
+          <w:tcPr>
+            <w:tcW w:type="dxa" w:w="2160"/>
+          </w:tcPr>
+          <w:p>
+            <w:r>
+              <w:rPr>
+                <w:b/>
+              </w:rPr>
+              <w:t>المؤشر</w:t>
+            </w:r>
+          </w:p>
+        </w:tc>
+        <w:tc>
+          <w:tcPr>
+            <w:tcW w:type="dxa" w:w="2160"/>
+          </w:tcPr>
+          <w:p>
+            <w:r>
+              <w:rPr>
+                <w:b/>
+              </w:rPr>
+              <w:t>القيمة</w:t>
+            </w:r>
+          </w:p>
+        </w:tc>
+        <w:tc>
+          <w:tcPr>
+            <w:tcW w:type="dxa" w:w="2160"/>
+          </w:tcPr>
+          <w:p>
+            <w:r>
+              <w:rPr>
+                <w:b/>
+              </w:rPr>
+              <w:t>النوع</w:t>
+            </w:r>
+          </w:p>
+        </w:tc>
+        <w:tc>
+          <w:tcPr>
+            <w:tcW w:type="dxa" w:w="2160"/>
+          </w:tcPr>
+          <w:p>
+            <w:r>
+              <w:rPr>
+                <w:b/>
+              </w:rPr>
+              <w:t>المصدر</w:t>
+            </w:r>
+          </w:p>
+        </w:tc>
+      </w:tr>
+      <w:tr>
+        <w:tc>
+          <w:tcPr>
+            <w:tcW w:type="dxa" w:w="2160"/>
+          </w:tcPr>
+          <w:p>
+            <w:r>
+              <w:t>border_unit_value_usd_kg</w:t>
+            </w:r>
+          </w:p>
+        </w:tc>
+        <w:tc>
+          <w:tcPr>
+            <w:tcW w:type="dxa" w:w="2160"/>
+          </w:tcPr>
+          <w:p>
+            <w:r>
+              <w:t>3.0 USD/kg</w:t>
+            </w:r>
+          </w:p>
+        </w:tc>
+        <w:tc>
+          <w:tcPr>
+            <w:tcW w:type="dxa" w:w="2160"/>
+          </w:tcPr>
+          <w:p>
+            <w:r>
+              <w:t>مُقدَّر — نموذج بافتراضات معلنة</w:t>
+            </w:r>
+          </w:p>
+        </w:tc>
+        <w:tc>
+          <w:tcPr>
+            <w:tcW w:type="dxa" w:w="2160"/>
+          </w:tcPr>
+          <w:p>
+            <w:r>
+              <w:t>UN Comtrade (مخزن الحقائق) | سُحب: 2026-07-08 | ثقة: 0.9</w:t>
+            </w:r>
+          </w:p>
+        </w:tc>
+      </w:tr>
+      <w:tr>
+        <w:tc>
+          <w:tcPr>
+            <w:tcW w:type="dxa" w:w="2160"/>
+          </w:tcPr>
+          <w:p>
+            <w:r>
+              <w:t>saudi_border_unit_value_usd_kg</w:t>
+            </w:r>
+          </w:p>
+        </w:tc>
+        <w:tc>
+          <w:tcPr>
+            <w:tcW w:type="dxa" w:w="2160"/>
+          </w:tcPr>
+          <w:p>
+            <w:r>
+              <w:t>2.25 USD/kg</w:t>
+            </w:r>
+          </w:p>
+        </w:tc>
+        <w:tc>
+          <w:tcPr>
+            <w:tcW w:type="dxa" w:w="2160"/>
+          </w:tcPr>
+          <w:p>
+            <w:r>
+              <w:t>مُقدَّر — نموذج بافتراضات معلنة</w:t>
+            </w:r>
+          </w:p>
+        </w:tc>
+        <w:tc>
+          <w:tcPr>
+            <w:tcW w:type="dxa" w:w="2160"/>
+          </w:tcPr>
+          <w:p>
+            <w:r>
+              <w:t>UN Comtrade (مخزن الحقائق) | سُحب: 2026-07-08 | ثقة: 0.85</w:t>
+            </w:r>
+          </w:p>
+        </w:tc>
+      </w:tr>
+      <w:tr>
+        <w:tc>
+          <w:tcPr>
+            <w:tcW w:type="dxa" w:w="2160"/>
+          </w:tcPr>
+          <w:p>
+            <w:r>
+              <w:t>margin_at_border_pct</w:t>
+            </w:r>
+          </w:p>
+        </w:tc>
+        <w:tc>
+          <w:tcPr>
+            <w:tcW w:type="dxa" w:w="2160"/>
+          </w:tcPr>
+          <w:p>
+            <w:r>
+              <w:t>غير مرصود</w:t>
+            </w:r>
+          </w:p>
+        </w:tc>
+        <w:tc>
+          <w:tcPr>
+            <w:tcW w:type="dxa" w:w="2160"/>
+          </w:tcPr>
+          <w:p>
+            <w:r>
+              <w:t>—</w:t>
+            </w:r>
+          </w:p>
+        </w:tc>
+        <w:tc>
+          <w:tcPr>
+            <w:tcW w:type="dxa" w:w="2160"/>
+          </w:tcPr>
+          <w:p>
+            <w:r>
+              <w:t>—</w:t>
+            </w:r>
+          </w:p>
+        </w:tc>
+      </w:tr>
+    </w:tbl>
     <w:p>
       <w:pPr>
-        <w:pStyle w:val="ListBullet"/>
+        <w:pStyle w:val="IntenseQuote"/>
       </w:pPr>
       <w:r>
-        <w:t>border_unit_value_usd_kg: 2.9 USD/kg [مُقدَّر — نموذج بافتراضات معلنة] — المعادلة: قيمة الوحدة = قيمة الواردات ÷ الوزن الصافي (كلاهما مرصود من كومتريد)</w:t>
+        <w:t>معادلة «border_unit_value_usd_kg»: قيمة الوحدة = قيمة الواردات ÷ الوزن الصافي (كلاهما مرصود من كومتريد)</w:t>
       </w:r>
     </w:p>
     <w:p>
@@ -542,54 +1164,7 @@
         <w:pStyle w:val="IntenseQuote"/>
       </w:pPr>
       <w:r>
-        <w:t>المصدر: UN Comtrade (مخزن الحقائق) | سُحب: 2026-07-06 | ثقة: 0.9</w:t>
-      </w:r>
-    </w:p>
-    <w:p>
-      <w:r>
-        <w:t>متوسط سعر الحدود لواردات HS080410 إلى CHN 2023</w:t>
-      </w:r>
-    </w:p>
-    <w:p>
-      <w:pPr>
-        <w:pStyle w:val="ListBullet"/>
-      </w:pPr>
-      <w:r>
-        <w:t>saudi_border_unit_value_usd_kg: 2.32 USD/kg [مُقدَّر — نموذج بافتراضات معلنة] — المعادلة: قيمة وحدة الصادر السعودي = قيمة ÷ وزن صافٍ (تقرير الجهة المستوردة أو التقرير السعودي المباشر — مرآة)</w:t>
-      </w:r>
-    </w:p>
-    <w:p>
-      <w:pPr>
-        <w:pStyle w:val="IntenseQuote"/>
-      </w:pPr>
-      <w:r>
-        <w:t>المصدر: UN Comtrade (مخزن الحقائق) | سُحب: 2026-07-06 | ثقة: 0.85</w:t>
-      </w:r>
-    </w:p>
-    <w:p>
-      <w:r>
-        <w:t>غير مثلَّث — تقرير سعودي مباشر (مرآة) غير متاح: لا تقرير سعودي مباشر (reporter=SAU) لـ HS080410→CHN 2023 — مرآة غير متاحة</w:t>
-      </w:r>
-    </w:p>
-    <w:p>
-      <w:pPr>
-        <w:pStyle w:val="ListBullet"/>
-      </w:pPr>
-      <w:r>
-        <w:t>margin_at_border_pct: 17.4 % [مُقدَّر — نموذج بافتراضات معلنة] — المعادلة: الهامش = (قيمة الوحدة الحدودية 2.90 − تكلفتك 2.0 − شحن 0.4) ÷ قيمة الوحدة</w:t>
-      </w:r>
-    </w:p>
-    <w:p>
-      <w:pPr>
-        <w:pStyle w:val="IntenseQuote"/>
-      </w:pPr>
-      <w:r>
-        <w:t>المصدر: UN Comtrade (مخزن الحقائق) | سُحب: 2026-07-06 | ثقة: 0.9</w:t>
-      </w:r>
-    </w:p>
-    <w:p>
-      <w:r>
-        <w:t>مُقدَّر عند متوسط سعر الحدود — ليس سعر بيع تجزئة</w:t>
+        <w:t>معادلة «saudi_border_unit_value_usd_kg»: قيمة وحدة الصادر السعودي = قيمة ÷ وزن صافٍ (تقرير الجهة المستوردة أو التقرير السعودي المباشر — مرآة)</w:t>
       </w:r>
     </w:p>
     <w:p>
@@ -602,60 +1177,12 @@
         <w:pStyle w:val="ListBullet"/>
       </w:pPr>
       <w:r>
-        <w:t>retail_prices: LocalPriceAgent: paid agent outside /deepen — skipped (structural guard, no call attempted)</w:t>
+        <w:t>retail_prices: LocalPriceAgent: paid agent outside /deepen — skipped (structural guard, no call attempted)؛ ولا نتائج Google Shopping مرصودة (requires SEARCH_API_KEY)</w:t>
       </w:r>
     </w:p>
     <w:p>
       <w:r>
-        <w:t>مصادر الأسعار (للاستشهاد):</w:t>
-      </w:r>
-    </w:p>
-    <w:p>
-      <w:pPr>
-        <w:pStyle w:val="ListBullet"/>
-      </w:pPr>
-      <w:r>
-        <w:t>تمور retail price in China — تقرير سوق 2024 — https://example.org/a — سُحب: 2026-07-06</w:t>
-      </w:r>
-    </w:p>
-    <w:p>
-      <w:pPr>
-        <w:pStyle w:val="ListBullet"/>
-      </w:pPr>
-      <w:r>
-        <w:t>دليل قنوات تمور retail price in China — https://example.org/b — سُحب: 2026-07-06</w:t>
-      </w:r>
-    </w:p>
-    <w:p>
-      <w:pPr>
-        <w:pStyle w:val="ListBullet"/>
-      </w:pPr>
-      <w:r>
-        <w:t>مستوردون: تمور retail price in China — https://example.org/c — سُحب: 2026-07-06</w:t>
-      </w:r>
-    </w:p>
-    <w:p>
-      <w:pPr>
-        <w:pStyle w:val="Heading1"/>
-      </w:pPr>
-      <w:r>
-        <w:t>الموردون والأعمال بالاسم</w:t>
-      </w:r>
-    </w:p>
-    <w:p>
-      <w:pPr>
-        <w:pStyle w:val="ListBullet"/>
-      </w:pPr>
-      <w:r>
-        <w:t>موزّع تمور China — نموذج A — Google Maps</w:t>
-      </w:r>
-    </w:p>
-    <w:p>
-      <w:pPr>
-        <w:pStyle w:val="ListBullet"/>
-      </w:pPr>
-      <w:r>
-        <w:t>مستورد تمور China — نموذج B — Google Maps</w:t>
+        <w:t>مراجع الأسعار: غير مرصودة</w:t>
       </w:r>
     </w:p>
     <w:p>
@@ -666,72 +1193,110 @@
         <w:t>تحليل SWOT (قاعدي من حقائق مرصودة)</w:t>
       </w:r>
     </w:p>
-    <w:p>
-      <w:pPr>
-        <w:pStyle w:val="Heading2"/>
-      </w:pPr>
-      <w:r>
-        <w:t>القوة</w:t>
-      </w:r>
-    </w:p>
-    <w:p>
-      <w:pPr>
-        <w:pStyle w:val="ListBullet"/>
-      </w:pPr>
-      <w:r>
-        <w:t>حضور سعودي قائم بحصة 40.0% من واردات السوق — الدليل: UN Comtrade — saudi_share_pct</w:t>
-      </w:r>
-    </w:p>
-    <w:p>
-      <w:pPr>
-        <w:pStyle w:val="ListBullet"/>
-      </w:pPr>
-      <w:r>
-        <w:t>سعر حدودي سعودي منافس (2.32$ مقابل متوسط 2.9$/kg) — الدليل: UN Comtrade — قيم الوحدة</w:t>
-      </w:r>
-    </w:p>
-    <w:p>
-      <w:pPr>
-        <w:pStyle w:val="Heading2"/>
-      </w:pPr>
-      <w:r>
-        <w:t>الضعف</w:t>
-      </w:r>
-    </w:p>
-    <w:p>
-      <w:r>
-        <w:t>لا بند مرصوداً</w:t>
-      </w:r>
-    </w:p>
-    <w:p>
-      <w:pPr>
-        <w:pStyle w:val="Heading2"/>
-      </w:pPr>
-      <w:r>
-        <w:t>الفرص</w:t>
-      </w:r>
-    </w:p>
-    <w:p>
-      <w:pPr>
-        <w:pStyle w:val="ListBullet"/>
-      </w:pPr>
-      <w:r>
-        <w:t>واردات السوق تنمو 17.7% سنوياً مركّباً — الدليل: UN Comtrade — import_cagr_pct</w:t>
-      </w:r>
-    </w:p>
-    <w:p>
-      <w:pPr>
-        <w:pStyle w:val="Heading2"/>
-      </w:pPr>
-      <w:r>
-        <w:t>التهديدات</w:t>
-      </w:r>
-    </w:p>
-    <w:p>
-      <w:r>
-        <w:t>لا بند مرصوداً</w:t>
-      </w:r>
-    </w:p>
+    <w:tbl>
+      <w:tblPr>
+        <w:tblStyle w:val="TableGrid"/>
+        <w:tblW w:type="auto" w:w="0"/>
+        <w:tblLook w:firstColumn="1" w:firstRow="1" w:lastColumn="0" w:lastRow="0" w:noHBand="0" w:noVBand="1" w:val="04A0"/>
+      </w:tblPr>
+      <w:tblGrid>
+        <w:gridCol w:w="4320"/>
+        <w:gridCol w:w="4320"/>
+      </w:tblGrid>
+      <w:tr>
+        <w:tc>
+          <w:tcPr>
+            <w:tcW w:type="dxa" w:w="4320"/>
+          </w:tcPr>
+          <w:p>
+            <w:r>
+              <w:rPr>
+                <w:b/>
+              </w:rPr>
+              <w:t>القوة</w:t>
+            </w:r>
+          </w:p>
+          <w:p>
+            <w:pPr>
+              <w:pStyle w:val="ListBullet"/>
+            </w:pPr>
+            <w:r>
+              <w:t>حضور سعودي قائم بحصة 30.0% من واردات السوق — الدليل: UN Comtrade — saudi_share_pct</w:t>
+            </w:r>
+          </w:p>
+          <w:p>
+            <w:pPr>
+              <w:pStyle w:val="ListBullet"/>
+            </w:pPr>
+            <w:r>
+              <w:t>سعر حدودي سعودي منافس (2.25$ مقابل متوسط 3.0$/kg) — الدليل: UN Comtrade — قيم الوحدة</w:t>
+            </w:r>
+          </w:p>
+        </w:tc>
+        <w:tc>
+          <w:tcPr>
+            <w:tcW w:type="dxa" w:w="4320"/>
+          </w:tcPr>
+          <w:p>
+            <w:r>
+              <w:rPr>
+                <w:b/>
+              </w:rPr>
+              <w:t>الضعف</w:t>
+            </w:r>
+          </w:p>
+          <w:p>
+            <w:pPr>
+              <w:pStyle w:val="ListBullet"/>
+            </w:pPr>
+            <w:r>
+              <w:t>الهامش غير محسوب — بطاقة المنتج غير مكتملة — الدليل: margin_at_border_pct: يتطلب بطاقة منتج بوحدة kg (cost_per_unit) + قيمة وحدة حدودية مرصودة</w:t>
+            </w:r>
+          </w:p>
+        </w:tc>
+      </w:tr>
+      <w:tr>
+        <w:tc>
+          <w:tcPr>
+            <w:tcW w:type="dxa" w:w="4320"/>
+          </w:tcPr>
+          <w:p>
+            <w:r>
+              <w:rPr>
+                <w:b/>
+              </w:rPr>
+              <w:t>الفرص</w:t>
+            </w:r>
+          </w:p>
+          <w:p>
+            <w:pPr>
+              <w:pStyle w:val="ListBullet"/>
+            </w:pPr>
+            <w:r>
+              <w:t>واردات السوق تنمو 22.5% سنوياً مركّباً — الدليل: UN Comtrade — import_cagr_pct</w:t>
+            </w:r>
+          </w:p>
+        </w:tc>
+        <w:tc>
+          <w:tcPr>
+            <w:tcW w:type="dxa" w:w="4320"/>
+          </w:tcPr>
+          <w:p>
+            <w:r>
+              <w:rPr>
+                <w:b/>
+              </w:rPr>
+              <w:t>التهديدات</w:t>
+            </w:r>
+          </w:p>
+          <w:p>
+            <w:r>
+              <w:t>لا بند مرصوداً</w:t>
+            </w:r>
+          </w:p>
+        </w:tc>
+      </w:tr>
+    </w:tbl>
     <w:p>
       <w:r>
         <w:t>خلايا قاعدية من حقائق مرصودة حصراً — الخلية الفارغة تعني لا بند مرصوداً، لا أنها سليمة</w:t>
@@ -750,23 +1315,7 @@
         <w:pStyle w:val="ListBullet"/>
       </w:pPr>
       <w:r>
-        <w:t>شريحة الدخل: متوسط — الأساس: نصيب الفرد 12,630$ (World Bank) — عتبات معلنة 8k/25k</w:t>
-      </w:r>
-    </w:p>
-    <w:p>
-      <w:pPr>
-        <w:pStyle w:val="ListBullet"/>
-      </w:pPr>
-      <w:r>
         <w:t>شريحة الحلال/رمضان: 2.0% من السكان — الأساس: مرجع Pew الساكن — muslim_share_pct</w:t>
-      </w:r>
-    </w:p>
-    <w:p>
-      <w:pPr>
-        <w:pStyle w:val="ListBullet"/>
-      </w:pPr>
-      <w:r>
-        <w:t>اهتمام البحث بالمنتج: 72.0/100 — الأساس: Google Trends — search_interest</w:t>
       </w:r>
     </w:p>
     <w:p>
@@ -787,63 +1336,7 @@
         <w:pStyle w:val="ListBullet"/>
       </w:pPr>
       <w:r>
-        <w:t>موزّع تمور مصنع مورد الس — نموذج A — العنوان: Trade District 12 — عبر Google Maps — سُحب: 2026-07-06</w:t>
-      </w:r>
-    </w:p>
-    <w:p>
-      <w:pPr>
-        <w:pStyle w:val="ListBullet"/>
-      </w:pPr>
-      <w:r>
-        <w:t>مستورد تمور مصنع مورد الس — نموذج B — العنوان: Market St 7 — عبر Google Maps — سُحب: 2026-07-06</w:t>
-      </w:r>
-    </w:p>
-    <w:p>
-      <w:pPr>
-        <w:pStyle w:val="ListBullet"/>
-      </w:pPr>
-      <w:r>
-        <w:t>مرجع للمراجعة اليدوية: تمور manufacturers suppliers Saudi Arabi — تقرير سوق 2024 — https://example.org/a — عبر Serper — سُحب: 2026-07-06</w:t>
-      </w:r>
-    </w:p>
-    <w:p>
-      <w:pPr>
-        <w:pStyle w:val="ListBullet"/>
-      </w:pPr>
-      <w:r>
-        <w:t>مرجع للمراجعة اليدوية: دليل قنوات تمور manufacturers suppliers S — https://example.org/b — عبر Serper — سُحب: 2026-07-06</w:t>
-      </w:r>
-    </w:p>
-    <w:p>
-      <w:pPr>
-        <w:pStyle w:val="ListBullet"/>
-      </w:pPr>
-      <w:r>
-        <w:t>مرجع للمراجعة اليدوية: مستوردون: تمور manufacturers suppliers S — https://example.org/c — عبر Serper — سُحب: 2026-07-06</w:t>
-      </w:r>
-    </w:p>
-    <w:p>
-      <w:pPr>
-        <w:pStyle w:val="ListBullet"/>
-      </w:pPr>
-      <w:r>
-        <w:t>مرجع للمراجعة اليدوية: مصانع موردي تمور السعودية — تقرير سوق 2024 — https://example.org/a — عبر Serper — سُحب: 2026-07-06</w:t>
-      </w:r>
-    </w:p>
-    <w:p>
-      <w:pPr>
-        <w:pStyle w:val="ListBullet"/>
-      </w:pPr>
-      <w:r>
-        <w:t>مرجع للمراجعة اليدوية: دليل قنوات مصانع موردي تمور السعودية — https://example.org/b — عبر Serper — سُحب: 2026-07-06</w:t>
-      </w:r>
-    </w:p>
-    <w:p>
-      <w:pPr>
-        <w:pStyle w:val="ListBullet"/>
-      </w:pPr>
-      <w:r>
-        <w:t>مرجع للمراجعة اليدوية: مستوردون: مصانع موردي تمور السعودية — https://example.org/c — عبر Serper — سُحب: 2026-07-06</w:t>
+        <w:t>لا مرشّحين مرصودين — فجوة معلنة</w:t>
       </w:r>
     </w:p>
     <w:p>
@@ -856,39 +1349,7 @@
         <w:pStyle w:val="ListBullet"/>
       </w:pPr>
       <w:r>
-        <w:t>موزّع تمور wholesale dis — نموذج A — العنوان: Trade District 12 — عبر Google Maps — سُحب: 2026-07-06</w:t>
-      </w:r>
-    </w:p>
-    <w:p>
-      <w:pPr>
-        <w:pStyle w:val="ListBullet"/>
-      </w:pPr>
-      <w:r>
-        <w:t>مستورد تمور wholesale dis — نموذج B — العنوان: Market St 7 — عبر Google Maps — سُحب: 2026-07-06</w:t>
-      </w:r>
-    </w:p>
-    <w:p>
-      <w:pPr>
-        <w:pStyle w:val="ListBullet"/>
-      </w:pPr>
-      <w:r>
-        <w:t>مرجع للمراجعة اليدوية: تمور importers wholesale distributors in — تقرير سوق 2024 — https://example.org/a — عبر Serper — سُحب: 2026-07-06</w:t>
-      </w:r>
-    </w:p>
-    <w:p>
-      <w:pPr>
-        <w:pStyle w:val="ListBullet"/>
-      </w:pPr>
-      <w:r>
-        <w:t>مرجع للمراجعة اليدوية: دليل قنوات تمور importers wholesale distr — https://example.org/b — عبر Serper — سُحب: 2026-07-06</w:t>
-      </w:r>
-    </w:p>
-    <w:p>
-      <w:pPr>
-        <w:pStyle w:val="ListBullet"/>
-      </w:pPr>
-      <w:r>
-        <w:t>مرجع للمراجعة اليدوية: مستوردون: تمور importers wholesale distr — https://example.org/c — عبر Serper — سُحب: 2026-07-06</w:t>
+        <w:t>لا مرشّحين مرصودين — فجوة معلنة</w:t>
       </w:r>
     </w:p>
     <w:p>
@@ -904,12 +1365,205 @@
         <w:t>الاشتراطات التنظيمية</w:t>
       </w:r>
     </w:p>
+    <w:tbl>
+      <w:tblPr>
+        <w:tblStyle w:val="TableGrid"/>
+        <w:tblW w:type="auto" w:w="0"/>
+        <w:tblLook w:firstColumn="1" w:firstRow="1" w:lastColumn="0" w:lastRow="0" w:noHBand="0" w:noVBand="1" w:val="04A0"/>
+      </w:tblPr>
+      <w:tblGrid>
+        <w:gridCol w:w="2160"/>
+        <w:gridCol w:w="2160"/>
+        <w:gridCol w:w="2160"/>
+        <w:gridCol w:w="2160"/>
+      </w:tblGrid>
+      <w:tr>
+        <w:tc>
+          <w:tcPr>
+            <w:tcW w:type="dxa" w:w="2160"/>
+          </w:tcPr>
+          <w:p>
+            <w:r>
+              <w:rPr>
+                <w:b/>
+              </w:rPr>
+              <w:t>البند</w:t>
+            </w:r>
+          </w:p>
+        </w:tc>
+        <w:tc>
+          <w:tcPr>
+            <w:tcW w:type="dxa" w:w="2160"/>
+          </w:tcPr>
+          <w:p>
+            <w:r>
+              <w:rPr>
+                <w:b/>
+              </w:rPr>
+              <w:t>الجهة</w:t>
+            </w:r>
+          </w:p>
+        </w:tc>
+        <w:tc>
+          <w:tcPr>
+            <w:tcW w:type="dxa" w:w="2160"/>
+          </w:tcPr>
+          <w:p>
+            <w:r>
+              <w:rPr>
+                <w:b/>
+              </w:rPr>
+              <w:t>الاتجاه</w:t>
+            </w:r>
+          </w:p>
+        </w:tc>
+        <w:tc>
+          <w:tcPr>
+            <w:tcW w:type="dxa" w:w="2160"/>
+          </w:tcPr>
+          <w:p>
+            <w:r>
+              <w:rPr>
+                <w:b/>
+              </w:rPr>
+              <w:t>الرابط</w:t>
+            </w:r>
+          </w:p>
+        </w:tc>
+      </w:tr>
+      <w:tr>
+        <w:tc>
+          <w:tcPr>
+            <w:tcW w:type="dxa" w:w="2160"/>
+          </w:tcPr>
+          <w:p>
+            <w:r>
+              <w:t>شهادة المنشأ السعودية للصادرات (وزارة التجارة / الغرف التجارية)</w:t>
+            </w:r>
+          </w:p>
+        </w:tc>
+        <w:tc>
+          <w:tcPr>
+            <w:tcW w:type="dxa" w:w="2160"/>
+          </w:tcPr>
+          <w:p>
+            <w:r>
+              <w:t>وزارة التجارة</w:t>
+            </w:r>
+          </w:p>
+        </w:tc>
+        <w:tc>
+          <w:tcPr>
+            <w:tcW w:type="dxa" w:w="2160"/>
+          </w:tcPr>
+          <w:p>
+            <w:r>
+              <w:t>exit</w:t>
+            </w:r>
+          </w:p>
+        </w:tc>
+        <w:tc>
+          <w:tcPr>
+            <w:tcW w:type="dxa" w:w="2160"/>
+          </w:tcPr>
+          <w:p>
+            <w:r>
+              <w:t>https://mc.gov.sa</w:t>
+            </w:r>
+          </w:p>
+        </w:tc>
+      </w:tr>
+      <w:tr>
+        <w:tc>
+          <w:tcPr>
+            <w:tcW w:type="dxa" w:w="2160"/>
+          </w:tcPr>
+          <w:p>
+            <w:r>
+              <w:t>متطلبات SFDA لتصدير الفئات الخاضعة (منشآت مرخّصة وشهادات صحية عند طلب سوق الوجهة)</w:t>
+            </w:r>
+          </w:p>
+        </w:tc>
+        <w:tc>
+          <w:tcPr>
+            <w:tcW w:type="dxa" w:w="2160"/>
+          </w:tcPr>
+          <w:p>
+            <w:r>
+              <w:t>الهيئة العامة للغذاء والدواء SFDA</w:t>
+            </w:r>
+          </w:p>
+        </w:tc>
+        <w:tc>
+          <w:tcPr>
+            <w:tcW w:type="dxa" w:w="2160"/>
+          </w:tcPr>
+          <w:p>
+            <w:r>
+              <w:t>exit</w:t>
+            </w:r>
+          </w:p>
+        </w:tc>
+        <w:tc>
+          <w:tcPr>
+            <w:tcW w:type="dxa" w:w="2160"/>
+          </w:tcPr>
+          <w:p>
+            <w:r>
+              <w:t>https://www.sfda.gov.sa</w:t>
+            </w:r>
+          </w:p>
+        </w:tc>
+      </w:tr>
+      <w:tr>
+        <w:tc>
+          <w:tcPr>
+            <w:tcW w:type="dxa" w:w="2160"/>
+          </w:tcPr>
+          <w:p>
+            <w:r>
+              <w:t>التسجيل في بوابة هيئة تنمية الصادرات السعودية (خدمات وبرامج دعم المصدرين)</w:t>
+            </w:r>
+          </w:p>
+        </w:tc>
+        <w:tc>
+          <w:tcPr>
+            <w:tcW w:type="dxa" w:w="2160"/>
+          </w:tcPr>
+          <w:p>
+            <w:r>
+              <w:t>هيئة تنمية الصادرات السعودية</w:t>
+            </w:r>
+          </w:p>
+        </w:tc>
+        <w:tc>
+          <w:tcPr>
+            <w:tcW w:type="dxa" w:w="2160"/>
+          </w:tcPr>
+          <w:p>
+            <w:r>
+              <w:t>exit</w:t>
+            </w:r>
+          </w:p>
+        </w:tc>
+        <w:tc>
+          <w:tcPr>
+            <w:tcW w:type="dxa" w:w="2160"/>
+          </w:tcPr>
+          <w:p>
+            <w:r>
+              <w:t>https://saudiexports.sa</w:t>
+            </w:r>
+          </w:p>
+        </w:tc>
+      </w:tr>
+    </w:tbl>
     <w:p>
       <w:pPr>
-        <w:pStyle w:val="ListBullet"/>
+        <w:pStyle w:val="IntenseQuote"/>
       </w:pPr>
       <w:r>
-        <w:t>شهادة المنشأ السعودية للصادرات (وزارة التجارة / الغرف التجارية) — الجهة: وزارة التجارة — الاتجاه: exit — https://mc.gov.sa</w:t>
+        <w:t>المصدر: Silk L1 requirements reference (official portals / EUR-Lex) | سُحب: 2026-07-08 | ثقة: 0.8</w:t>
       </w:r>
     </w:p>
     <w:p>
@@ -917,31 +1571,7 @@
         <w:pStyle w:val="ListBullet"/>
       </w:pPr>
       <w:r>
-        <w:t>متطلبات SFDA لتصدير الفئات الخاضعة (منشآت مرخّصة وشهادات صحية عند طلب سوق الوجهة) — الجهة: الهيئة العامة للغذاء والدواء SFDA — الاتجاه: exit — https://www.sfda.gov.sa</w:t>
-      </w:r>
-    </w:p>
-    <w:p>
-      <w:pPr>
-        <w:pStyle w:val="ListBullet"/>
-      </w:pPr>
-      <w:r>
-        <w:t>التسجيل في بوابة هيئة تنمية الصادرات السعودية (خدمات وبرامج دعم المصدرين) — الجهة: هيئة تنمية الصادرات السعودية — الاتجاه: exit — https://saudiexports.sa</w:t>
-      </w:r>
-    </w:p>
-    <w:p>
-      <w:pPr>
-        <w:pStyle w:val="IntenseQuote"/>
-      </w:pPr>
-      <w:r>
-        <w:t>المصدر: Silk L1 requirements reference (official portals / EUR-Lex) | سُحب: 2026-07-06 | ثقة: 0.8</w:t>
-      </w:r>
-    </w:p>
-    <w:p>
-      <w:pPr>
-        <w:pStyle w:val="ListBullet"/>
-      </w:pPr>
-      <w:r>
-        <w:t>فجوة معلنة: tariff_applied_pct: WITS unavailable: OSError for HS080410 SAU-&gt;CHN 2023: hermetic: WITS not doubled — فجوة معلنة</w:t>
+        <w:t>فجوة معلنة: tariff_applied_pct: WITS unavailable: ProxyError for HS080410 SAU-&gt;CHN 2023: HTTPSConnectionPool(host='wits.worldbank.org', port=443): Max retries exceeded with url: /API/V1/SDMX/V21/datasource/TRN/reporter/CHN/partner/SAU/product/080410/year/2023/datatype/AHS?format=JSON (Caused by ProxyError('Unable to connect to proxy', NewConnectionError("HTTPSConnection(host='127.0.0.1', port=46685): Failed to establish a new connection: network disabled for offline test")))</w:t>
       </w:r>
     </w:p>
     <w:p>
@@ -959,7 +1589,7 @@
     </w:p>
     <w:p>
       <w:r>
-        <w:t>بيانات غير كافية لقسم «اتجاه الاستيراد متعدد السنوات» (1/2 حقائق سوقية) — المصادر المُحاوَلة: Google Trends، UN Comtrade</w:t>
+        <w:t>بيانات غير كافية لقسم «اتجاه الاستيراد متعدد السنوات» (0/2 حقائق سوقية) — المصادر المُحاوَلة: لا مصادر مُحاوَلة</w:t>
       </w:r>
     </w:p>
     <w:p>
@@ -971,27 +1601,13 @@
       </w:r>
     </w:p>
     <w:p>
-      <w:pPr>
-        <w:pStyle w:val="ListBullet"/>
-      </w:pPr>
       <w:r>
-        <w:t>تمور — تقرير سوق 2024</w:t>
+        <w:t>بيانات غير كافية — INSUFFICIENT DATA</w:t>
       </w:r>
     </w:p>
     <w:p>
-      <w:pPr>
-        <w:pStyle w:val="ListBullet"/>
-      </w:pPr>
       <w:r>
-        <w:t>دليل قنوات تمور</w:t>
-      </w:r>
-    </w:p>
-    <w:p>
-      <w:pPr>
-        <w:pStyle w:val="ListBullet"/>
-      </w:pPr>
-      <w:r>
-        <w:t>مستوردون: تمور</w:t>
+        <w:t>بيانات غير كافية لقسم «الثقافة» (0/1) — المصادر المُحاوَلة: Web Search (Serper)</w:t>
       </w:r>
     </w:p>
     <w:p>
@@ -1012,7 +1628,7 @@
     </w:p>
     <w:p>
       <w:r>
-        <w:t>market_size: 61,000,000</w:t>
+        <w:t>market_size: 60,000,000</w:t>
       </w:r>
     </w:p>
     <w:p>
@@ -1020,12 +1636,12 @@
         <w:pStyle w:val="IntenseQuote"/>
       </w:pPr>
       <w:r>
-        <w:t>المصدر: UN Comtrade | سُحب: 2026-07-06 | ثقة: 0.9</w:t>
+        <w:t>المصدر: UN Comtrade | سُحب: 2026-07-08 | ثقة: 0.9</w:t>
       </w:r>
     </w:p>
     <w:p>
       <w:r>
-        <w:t>saudi_position: 40.0</w:t>
+        <w:t>saudi_position: 30.0</w:t>
       </w:r>
     </w:p>
     <w:p>
@@ -1033,7 +1649,7 @@
         <w:pStyle w:val="IntenseQuote"/>
       </w:pPr>
       <w:r>
-        <w:t>المصدر: UN Comtrade | سُحب: 2026-07-06 | ثقة: 0.9</w:t>
+        <w:t>المصدر: UN Comtrade | سُحب: 2026-07-08 | ثقة: 0.9</w:t>
       </w:r>
     </w:p>
     <w:p>
@@ -1046,12 +1662,12 @@
         <w:pStyle w:val="IntenseQuote"/>
       </w:pPr>
       <w:r>
-        <w:t>المصدر: World Bank | سُحب: 2026-07-06 | ثقة: 0.0</w:t>
+        <w:t>المصدر: World Bank | سُحب: 2026-07-08 | ثقة: 0.0</w:t>
       </w:r>
     </w:p>
     <w:p>
       <w:r>
-        <w:t>competition: 0.2939</w:t>
+        <w:t>competition: 0.38</w:t>
       </w:r>
     </w:p>
     <w:p>
@@ -1059,427 +1675,7 @@
         <w:pStyle w:val="IntenseQuote"/>
       </w:pPr>
       <w:r>
-        <w:t>المصدر: UN Comtrade | سُحب: 2026-07-06 | ثقة: 0.9</w:t>
-      </w:r>
-    </w:p>
-    <w:p>
-      <w:pPr>
-        <w:pStyle w:val="Heading2"/>
-      </w:pPr>
-      <w:r>
-        <w:t>2. United Arab Emirates — نقاط 0.0 (ثقة 0.0)</w:t>
-      </w:r>
-    </w:p>
-    <w:p>
-      <w:r>
-        <w:t>market_size: — (لا بيانات)</w:t>
-      </w:r>
-    </w:p>
-    <w:p>
-      <w:pPr>
-        <w:pStyle w:val="IntenseQuote"/>
-      </w:pPr>
-      <w:r>
-        <w:t>المصدر: UN Comtrade | سُحب: 2026-07-06 | ثقة: 0.0</w:t>
-      </w:r>
-    </w:p>
-    <w:p>
-      <w:r>
-        <w:t>saudi_position: — (لا بيانات)</w:t>
-      </w:r>
-    </w:p>
-    <w:p>
-      <w:pPr>
-        <w:pStyle w:val="IntenseQuote"/>
-      </w:pPr>
-      <w:r>
-        <w:t>المصدر: UN Comtrade | سُحب: 2026-07-06 | ثقة: 0.0</w:t>
-      </w:r>
-    </w:p>
-    <w:p>
-      <w:r>
-        <w:t>demand_capacity: — (لا بيانات)</w:t>
-      </w:r>
-    </w:p>
-    <w:p>
-      <w:pPr>
-        <w:pStyle w:val="IntenseQuote"/>
-      </w:pPr>
-      <w:r>
-        <w:t>المصدر: World Bank | سُحب: 2026-07-06 | ثقة: 0.0</w:t>
-      </w:r>
-    </w:p>
-    <w:p>
-      <w:r>
-        <w:t>competition: — (لا بيانات)</w:t>
-      </w:r>
-    </w:p>
-    <w:p>
-      <w:pPr>
-        <w:pStyle w:val="IntenseQuote"/>
-      </w:pPr>
-      <w:r>
-        <w:t>المصدر: UN Comtrade | سُحب: 2026-07-06 | ثقة: 0.0</w:t>
-      </w:r>
-    </w:p>
-    <w:p>
-      <w:pPr>
-        <w:pStyle w:val="Heading2"/>
-      </w:pPr>
-      <w:r>
-        <w:t>3. Qatar — نقاط 0.0 (ثقة 0.0)</w:t>
-      </w:r>
-    </w:p>
-    <w:p>
-      <w:r>
-        <w:t>market_size: — (لا بيانات)</w:t>
-      </w:r>
-    </w:p>
-    <w:p>
-      <w:pPr>
-        <w:pStyle w:val="IntenseQuote"/>
-      </w:pPr>
-      <w:r>
-        <w:t>المصدر: UN Comtrade | سُحب: 2026-07-06 | ثقة: 0.0</w:t>
-      </w:r>
-    </w:p>
-    <w:p>
-      <w:r>
-        <w:t>saudi_position: — (لا بيانات)</w:t>
-      </w:r>
-    </w:p>
-    <w:p>
-      <w:pPr>
-        <w:pStyle w:val="IntenseQuote"/>
-      </w:pPr>
-      <w:r>
-        <w:t>المصدر: UN Comtrade | سُحب: 2026-07-06 | ثقة: 0.0</w:t>
-      </w:r>
-    </w:p>
-    <w:p>
-      <w:r>
-        <w:t>demand_capacity: — (لا بيانات)</w:t>
-      </w:r>
-    </w:p>
-    <w:p>
-      <w:pPr>
-        <w:pStyle w:val="IntenseQuote"/>
-      </w:pPr>
-      <w:r>
-        <w:t>المصدر: World Bank | سُحب: 2026-07-06 | ثقة: 0.0</w:t>
-      </w:r>
-    </w:p>
-    <w:p>
-      <w:r>
-        <w:t>competition: — (لا بيانات)</w:t>
-      </w:r>
-    </w:p>
-    <w:p>
-      <w:pPr>
-        <w:pStyle w:val="IntenseQuote"/>
-      </w:pPr>
-      <w:r>
-        <w:t>المصدر: UN Comtrade | سُحب: 2026-07-06 | ثقة: 0.0</w:t>
-      </w:r>
-    </w:p>
-    <w:p>
-      <w:pPr>
-        <w:pStyle w:val="Heading2"/>
-      </w:pPr>
-      <w:r>
-        <w:t>4. Kuwait — نقاط 0.0 (ثقة 0.0)</w:t>
-      </w:r>
-    </w:p>
-    <w:p>
-      <w:r>
-        <w:t>market_size: — (لا بيانات)</w:t>
-      </w:r>
-    </w:p>
-    <w:p>
-      <w:pPr>
-        <w:pStyle w:val="IntenseQuote"/>
-      </w:pPr>
-      <w:r>
-        <w:t>المصدر: UN Comtrade | سُحب: 2026-07-06 | ثقة: 0.0</w:t>
-      </w:r>
-    </w:p>
-    <w:p>
-      <w:r>
-        <w:t>saudi_position: — (لا بيانات)</w:t>
-      </w:r>
-    </w:p>
-    <w:p>
-      <w:pPr>
-        <w:pStyle w:val="IntenseQuote"/>
-      </w:pPr>
-      <w:r>
-        <w:t>المصدر: UN Comtrade | سُحب: 2026-07-06 | ثقة: 0.0</w:t>
-      </w:r>
-    </w:p>
-    <w:p>
-      <w:r>
-        <w:t>demand_capacity: — (لا بيانات)</w:t>
-      </w:r>
-    </w:p>
-    <w:p>
-      <w:pPr>
-        <w:pStyle w:val="IntenseQuote"/>
-      </w:pPr>
-      <w:r>
-        <w:t>المصدر: World Bank | سُحب: 2026-07-06 | ثقة: 0.0</w:t>
-      </w:r>
-    </w:p>
-    <w:p>
-      <w:r>
-        <w:t>competition: — (لا بيانات)</w:t>
-      </w:r>
-    </w:p>
-    <w:p>
-      <w:pPr>
-        <w:pStyle w:val="IntenseQuote"/>
-      </w:pPr>
-      <w:r>
-        <w:t>المصدر: UN Comtrade | سُحب: 2026-07-06 | ثقة: 0.0</w:t>
-      </w:r>
-    </w:p>
-    <w:p>
-      <w:pPr>
-        <w:pStyle w:val="Heading2"/>
-      </w:pPr>
-      <w:r>
-        <w:t>5. Oman — نقاط 0.0 (ثقة 0.0)</w:t>
-      </w:r>
-    </w:p>
-    <w:p>
-      <w:r>
-        <w:t>market_size: — (لا بيانات)</w:t>
-      </w:r>
-    </w:p>
-    <w:p>
-      <w:pPr>
-        <w:pStyle w:val="IntenseQuote"/>
-      </w:pPr>
-      <w:r>
-        <w:t>المصدر: UN Comtrade | سُحب: 2026-07-06 | ثقة: 0.0</w:t>
-      </w:r>
-    </w:p>
-    <w:p>
-      <w:r>
-        <w:t>saudi_position: — (لا بيانات)</w:t>
-      </w:r>
-    </w:p>
-    <w:p>
-      <w:pPr>
-        <w:pStyle w:val="IntenseQuote"/>
-      </w:pPr>
-      <w:r>
-        <w:t>المصدر: UN Comtrade | سُحب: 2026-07-06 | ثقة: 0.0</w:t>
-      </w:r>
-    </w:p>
-    <w:p>
-      <w:r>
-        <w:t>demand_capacity: — (لا بيانات)</w:t>
-      </w:r>
-    </w:p>
-    <w:p>
-      <w:pPr>
-        <w:pStyle w:val="IntenseQuote"/>
-      </w:pPr>
-      <w:r>
-        <w:t>المصدر: World Bank | سُحب: 2026-07-06 | ثقة: 0.0</w:t>
-      </w:r>
-    </w:p>
-    <w:p>
-      <w:r>
-        <w:t>competition: — (لا بيانات)</w:t>
-      </w:r>
-    </w:p>
-    <w:p>
-      <w:pPr>
-        <w:pStyle w:val="IntenseQuote"/>
-      </w:pPr>
-      <w:r>
-        <w:t>المصدر: UN Comtrade | سُحب: 2026-07-06 | ثقة: 0.0</w:t>
-      </w:r>
-    </w:p>
-    <w:p>
-      <w:pPr>
-        <w:pStyle w:val="Heading2"/>
-      </w:pPr>
-      <w:r>
-        <w:t>6. Bahrain — نقاط 0.0 (ثقة 0.0)</w:t>
-      </w:r>
-    </w:p>
-    <w:p>
-      <w:r>
-        <w:t>market_size: — (لا بيانات)</w:t>
-      </w:r>
-    </w:p>
-    <w:p>
-      <w:pPr>
-        <w:pStyle w:val="IntenseQuote"/>
-      </w:pPr>
-      <w:r>
-        <w:t>المصدر: UN Comtrade | سُحب: 2026-07-06 | ثقة: 0.0</w:t>
-      </w:r>
-    </w:p>
-    <w:p>
-      <w:r>
-        <w:t>saudi_position: — (لا بيانات)</w:t>
-      </w:r>
-    </w:p>
-    <w:p>
-      <w:pPr>
-        <w:pStyle w:val="IntenseQuote"/>
-      </w:pPr>
-      <w:r>
-        <w:t>المصدر: UN Comtrade | سُحب: 2026-07-06 | ثقة: 0.0</w:t>
-      </w:r>
-    </w:p>
-    <w:p>
-      <w:r>
-        <w:t>demand_capacity: — (لا بيانات)</w:t>
-      </w:r>
-    </w:p>
-    <w:p>
-      <w:pPr>
-        <w:pStyle w:val="IntenseQuote"/>
-      </w:pPr>
-      <w:r>
-        <w:t>المصدر: World Bank | سُحب: 2026-07-06 | ثقة: 0.0</w:t>
-      </w:r>
-    </w:p>
-    <w:p>
-      <w:r>
-        <w:t>competition: — (لا بيانات)</w:t>
-      </w:r>
-    </w:p>
-    <w:p>
-      <w:pPr>
-        <w:pStyle w:val="IntenseQuote"/>
-      </w:pPr>
-      <w:r>
-        <w:t>المصدر: UN Comtrade | سُحب: 2026-07-06 | ثقة: 0.0</w:t>
-      </w:r>
-    </w:p>
-    <w:p>
-      <w:pPr>
-        <w:pStyle w:val="Heading2"/>
-      </w:pPr>
-      <w:r>
-        <w:t>7. Jordan — نقاط 0.0 (ثقة 0.0)</w:t>
-      </w:r>
-    </w:p>
-    <w:p>
-      <w:r>
-        <w:t>market_size: — (لا بيانات)</w:t>
-      </w:r>
-    </w:p>
-    <w:p>
-      <w:pPr>
-        <w:pStyle w:val="IntenseQuote"/>
-      </w:pPr>
-      <w:r>
-        <w:t>المصدر: UN Comtrade | سُحب: 2026-07-06 | ثقة: 0.0</w:t>
-      </w:r>
-    </w:p>
-    <w:p>
-      <w:r>
-        <w:t>saudi_position: — (لا بيانات)</w:t>
-      </w:r>
-    </w:p>
-    <w:p>
-      <w:pPr>
-        <w:pStyle w:val="IntenseQuote"/>
-      </w:pPr>
-      <w:r>
-        <w:t>المصدر: UN Comtrade | سُحب: 2026-07-06 | ثقة: 0.0</w:t>
-      </w:r>
-    </w:p>
-    <w:p>
-      <w:r>
-        <w:t>demand_capacity: — (لا بيانات)</w:t>
-      </w:r>
-    </w:p>
-    <w:p>
-      <w:pPr>
-        <w:pStyle w:val="IntenseQuote"/>
-      </w:pPr>
-      <w:r>
-        <w:t>المصدر: World Bank | سُحب: 2026-07-06 | ثقة: 0.0</w:t>
-      </w:r>
-    </w:p>
-    <w:p>
-      <w:r>
-        <w:t>competition: — (لا بيانات)</w:t>
-      </w:r>
-    </w:p>
-    <w:p>
-      <w:pPr>
-        <w:pStyle w:val="IntenseQuote"/>
-      </w:pPr>
-      <w:r>
-        <w:t>المصدر: UN Comtrade | سُحب: 2026-07-06 | ثقة: 0.0</w:t>
-      </w:r>
-    </w:p>
-    <w:p>
-      <w:pPr>
-        <w:pStyle w:val="Heading2"/>
-      </w:pPr>
-      <w:r>
-        <w:t>8. Lebanon — نقاط 0.0 (ثقة 0.0)</w:t>
-      </w:r>
-    </w:p>
-    <w:p>
-      <w:r>
-        <w:t>market_size: — (لا بيانات)</w:t>
-      </w:r>
-    </w:p>
-    <w:p>
-      <w:pPr>
-        <w:pStyle w:val="IntenseQuote"/>
-      </w:pPr>
-      <w:r>
-        <w:t>المصدر: UN Comtrade | سُحب: 2026-07-06 | ثقة: 0.0</w:t>
-      </w:r>
-    </w:p>
-    <w:p>
-      <w:r>
-        <w:t>saudi_position: — (لا بيانات)</w:t>
-      </w:r>
-    </w:p>
-    <w:p>
-      <w:pPr>
-        <w:pStyle w:val="IntenseQuote"/>
-      </w:pPr>
-      <w:r>
-        <w:t>المصدر: UN Comtrade | سُحب: 2026-07-06 | ثقة: 0.0</w:t>
-      </w:r>
-    </w:p>
-    <w:p>
-      <w:r>
-        <w:t>demand_capacity: — (لا بيانات)</w:t>
-      </w:r>
-    </w:p>
-    <w:p>
-      <w:pPr>
-        <w:pStyle w:val="IntenseQuote"/>
-      </w:pPr>
-      <w:r>
-        <w:t>المصدر: World Bank | سُحب: 2026-07-06 | ثقة: 0.0</w:t>
-      </w:r>
-    </w:p>
-    <w:p>
-      <w:r>
-        <w:t>competition: — (لا بيانات)</w:t>
-      </w:r>
-    </w:p>
-    <w:p>
-      <w:pPr>
-        <w:pStyle w:val="IntenseQuote"/>
-      </w:pPr>
-      <w:r>
-        <w:t>المصدر: UN Comtrade | سُحب: 2026-07-06 | ثقة: 0.0</w:t>
+        <w:t>المصدر: UN Comtrade | سُحب: 2026-07-08 | ثقة: 0.9</w:t>
       </w:r>
     </w:p>
     <w:p>
@@ -1497,12 +1693,12 @@
     </w:p>
     <w:p>
       <w:r>
-        <w:t>الاشتراطات والتعريفة: 3/5 (درجة 0.6) ⚠ مصدر واحد — ثقة منخفضة</w:t>
+        <w:t>الاشتراطات والتعريفة: 3/4 (درجة 0.75) ⚠ مصدر واحد — ثقة منخفضة</w:t>
       </w:r>
     </w:p>
     <w:p>
       <w:r>
-        <w:t>المنافسون بالاسم: 5/5 (درجة 1.0)</w:t>
+        <w:t>المنافسون بالاسم: 0/0 (درجة 0.0) ⚠ مصدر واحد — ثقة منخفضة</w:t>
       </w:r>
     </w:p>
     <w:p>
@@ -1512,17 +1708,17 @@
     </w:p>
     <w:p>
       <w:r>
-        <w:t>الطلب والقدرة: 0/2 (درجة 0.0) ⚠ مصدر واحد — ثقة منخفضة</w:t>
+        <w:t>الطلب والقدرة: 0/1 (درجة 0.0) ⚠ مصدر واحد — ثقة منخفضة</w:t>
       </w:r>
     </w:p>
     <w:p>
       <w:r>
-        <w:t>المخاطر: 4/4 (درجة 1.0) ⚠ مصدر واحد — ثقة منخفضة</w:t>
+        <w:t>المخاطر: 0/4 (درجة 0.0) ⚠ مصدر واحد — ثقة منخفضة</w:t>
       </w:r>
     </w:p>
     <w:p>
       <w:r>
-        <w:t>الاتجاه: 1/6 (درجة 0.17) ⚠ مصدر واحد — ثقة منخفضة</w:t>
+        <w:t>الاتجاه: 0/0 (درجة 0.0) ⚠ مصدر واحد — ثقة منخفضة</w:t>
       </w:r>
     </w:p>
     <w:p>
@@ -1535,12 +1731,12 @@
     </w:p>
     <w:p>
       <w:r>
-        <w:t>Web Search (Serper): أسهم 84 من 84 محاولة</w:t>
+        <w:t>UN Comtrade: أسهم 9 من 9 محاولة</w:t>
       </w:r>
     </w:p>
     <w:p>
       <w:r>
-        <w:t>Silk L1 requirements reference (official portals / EUR-Lex): أسهم 25 من 26 محاولة</w:t>
+        <w:t>Silk L1 requirements reference (official portals / EUR-Lex): أسهم 6 من 7 محاولة</w:t>
       </w:r>
     </w:p>
     <w:p>
@@ -1553,41 +1749,17 @@
     </w:p>
     <w:p>
       <w:r>
-        <w:t>Google Maps: أسهم 24 من 24 محاولة</w:t>
+        <w:t>UN Comtrade (مخزن الحقائق): أسهم 4 من 4 محاولة</w:t>
       </w:r>
     </w:p>
     <w:p>
       <w:r>
-        <w:t>UN Comtrade: أسهم 11 من 122 محاولة</w:t>
-      </w:r>
-    </w:p>
-    <w:p>
-      <w:pPr>
-        <w:pStyle w:val="IntenseQuote"/>
-      </w:pPr>
-      <w:r>
-        <w:t xml:space="preserve">    فشل مُسجَّل: no import total HS080410 -&gt; 784 2023</w:t>
-      </w:r>
-    </w:p>
-    <w:p>
-      <w:pPr>
-        <w:pStyle w:val="IntenseQuote"/>
-      </w:pPr>
-      <w:r>
-        <w:t xml:space="preserve">    فشل مُسجَّل: no competitor data</w:t>
-      </w:r>
-    </w:p>
-    <w:p>
-      <w:pPr>
-        <w:pStyle w:val="IntenseQuote"/>
-      </w:pPr>
-      <w:r>
-        <w:t xml:space="preserve">    فشل مُسجَّل: no competitor data</w:t>
+        <w:t>Pew Research Center (لقطة ساكنة مقرّبة): أسهم 2 من 2 محاولة</w:t>
       </w:r>
     </w:p>
     <w:p>
       <w:r>
-        <w:t>World Bank: أسهم 9 من 55 محاولة</w:t>
+        <w:t>World Bank: أسهم 0 من 5 محاولة</w:t>
       </w:r>
     </w:p>
     <w:p>
@@ -1603,7 +1775,7 @@
         <w:pStyle w:val="IntenseQuote"/>
       </w:pPr>
       <w:r>
-        <w:t xml:space="preserve">    فشل مُسجَّل: no income data for ARE 2023</w:t>
+        <w:t xml:space="preserve">    فشل مُسجَّل: الاستقرار السياسي (WGI) — PV.EST fetch failed for CHN: HTTPSConnectionPool(host='api.worldbank.org', port=443): Max retries exceeded with ur</w:t>
       </w:r>
     </w:p>
     <w:p>
@@ -1611,85 +1783,7 @@
         <w:pStyle w:val="IntenseQuote"/>
       </w:pPr>
       <w:r>
-        <w:t xml:space="preserve">    فشل مُسجَّل: الاستقرار السياسي (WGI) — PV.EST fetch failed for ARE: hermetic: live comtrade off</w:t>
-      </w:r>
-    </w:p>
-    <w:p>
-      <w:r>
-        <w:t>Google Trends: أسهم 6 من 6 محاولة</w:t>
-      </w:r>
-    </w:p>
-    <w:p>
-      <w:r>
-        <w:t>Pew Research Center (لقطة ساكنة مقرّبة): أسهم 6 من 6 محاولة</w:t>
-      </w:r>
-    </w:p>
-    <w:p>
-      <w:r>
-        <w:t>UN Comtrade (مخزن الحقائق): أسهم 5 من 5 محاولة</w:t>
-      </w:r>
-    </w:p>
-    <w:p>
-      <w:r>
-        <w:t>World Bank (لقطة مضمّنة): أسهم 2 من 2 محاولة</w:t>
-      </w:r>
-    </w:p>
-    <w:p>
-      <w:r>
-        <w:t>World Bank WITS: أسهم 0 من 3 محاولة</w:t>
-      </w:r>
-    </w:p>
-    <w:p>
-      <w:pPr>
-        <w:pStyle w:val="IntenseQuote"/>
-      </w:pPr>
-      <w:r>
-        <w:t xml:space="preserve">    فشل مُسجَّل: WITS unavailable: OSError for HS080410 SAU-&gt;CHN 2023: hermetic: WITS not doubled — فجوة معلنة</w:t>
-      </w:r>
-    </w:p>
-    <w:p>
-      <w:pPr>
-        <w:pStyle w:val="IntenseQuote"/>
-      </w:pPr>
-      <w:r>
-        <w:t xml:space="preserve">    فشل مُسجَّل: WITS unavailable: OSError for HS080410 SAU-&gt;ARE 2023: hermetic: WITS not doubled — فجوة معلنة</w:t>
-      </w:r>
-    </w:p>
-    <w:p>
-      <w:pPr>
-        <w:pStyle w:val="IntenseQuote"/>
-      </w:pPr>
-      <w:r>
-        <w:t xml:space="preserve">    فشل مُسجَّل: WITS unavailable: OSError for HS080410 SAU-&gt;QAT 2023: hermetic: WITS not doubled — فجوة معلنة</w:t>
-      </w:r>
-    </w:p>
-    <w:p>
-      <w:r>
-        <w:t>FAOSTAT: أسهم 0 من 3 محاولة</w:t>
-      </w:r>
-    </w:p>
-    <w:p>
-      <w:pPr>
-        <w:pStyle w:val="IntenseQuote"/>
-      </w:pPr>
-      <w:r>
-        <w:t xml:space="preserve">    فشل مُسجَّل: FAOSTAT unavailable: fetch failed for CHN/تمور: hermetic: host not doubled (may require auth)</w:t>
-      </w:r>
-    </w:p>
-    <w:p>
-      <w:pPr>
-        <w:pStyle w:val="IntenseQuote"/>
-      </w:pPr>
-      <w:r>
-        <w:t xml:space="preserve">    فشل مُسجَّل: FAOSTAT unavailable: fetch failed for ARE/تمور: hermetic: host not doubled (may require auth)</w:t>
-      </w:r>
-    </w:p>
-    <w:p>
-      <w:pPr>
-        <w:pStyle w:val="IntenseQuote"/>
-      </w:pPr>
-      <w:r>
-        <w:t xml:space="preserve">    فشل مُسجَّل: FAOSTAT unavailable: fetch failed for QAT/تمور: hermetic: host not doubled (may require auth)</w:t>
+        <w:t xml:space="preserve">    فشل مُسجَّل: جودة التنظيم (WGI) — RQ.EST fetch failed for CHN: HTTPSConnectionPool(host='api.worldbank.org', port=443): Max retries exceeded with url: /v</w:t>
       </w:r>
     </w:p>
     <w:p>
@@ -1710,38 +1804,6 @@
     </w:p>
     <w:p>
       <w:pPr>
-        <w:pStyle w:val="ListBullet"/>
-      </w:pPr>
-      <w:r>
-        <w:t>United Arab Emirates: all components missing — no usable data for this market</w:t>
-      </w:r>
-    </w:p>
-    <w:p>
-      <w:pPr>
-        <w:pStyle w:val="ListBullet"/>
-      </w:pPr>
-      <w:r>
-        <w:t>Qatar: all components missing — no usable data for this market</w:t>
-      </w:r>
-    </w:p>
-    <w:p>
-      <w:pPr>
-        <w:pStyle w:val="ListBullet"/>
-      </w:pPr>
-      <w:r>
-        <w:t>Kuwait: all components missing — no usable data for this market</w:t>
-      </w:r>
-    </w:p>
-    <w:p>
-      <w:pPr>
-        <w:pStyle w:val="ListBullet"/>
-      </w:pPr>
-      <w:r>
-        <w:t>Oman: all components missing — no usable data for this market</w:t>
-      </w:r>
-    </w:p>
-    <w:p>
-      <w:pPr>
         <w:pStyle w:val="Heading1"/>
       </w:pPr>
       <w:r>
@@ -1750,17 +1812,12 @@
     </w:p>
     <w:p>
       <w:r>
-        <w:t>القرار: CONDITIONAL-GO (ثقة 0.91) — China</w:t>
+        <w:t>القرار: CONDITIONAL-GO (ثقة 0.31) — China</w:t>
       </w:r>
     </w:p>
     <w:p>
       <w:r>
-        <w:t>لا منافس بسعر مرصود بعد — فعّل with_localprice/deepen</w:t>
-      </w:r>
-    </w:p>
-    <w:p>
-      <w:r>
-        <w:t>أفضل باب دخول مرصود: online marketplaces e-commerce sites sel — تقرير سوق 2024 (واقعية — قناة إلكترونية مفتوحة)</w:t>
+        <w:t>أضف بطاقة منتجك (product_card) للحصول على موقعك التنافسي</w:t>
       </w:r>
     </w:p>
     <w:p>

--- a/samples/report_full_latest.docx
+++ b/samples/report_full_latest.docx
@@ -12,7 +12,12 @@
     </w:p>
     <w:p>
       <w:r>
-        <w:t>المنتج: تمور | HS: 080410 | المنشأ: السعودية | السوق المستهدف: China | التاريخ: 2026-07-08 | تغطية البيانات الإجمالية: 50.0%</w:t>
+        <w:t>⚠ TEST RUN — تشغيل برهاني ببدائل موسومة (SILK_HERMETIC)، ليس تقريراً إنتاجياً</w:t>
+      </w:r>
+    </w:p>
+    <w:p>
+      <w:r>
+        <w:t>المنتج: تمور | HS: 080410 | المنشأ: السعودية | السوق المستهدف: China | التاريخ: 2026-07-08 | تغطية البيانات الإجمالية: 57.1%</w:t>
       </w:r>
     </w:p>
     <w:p>
@@ -25,12 +30,17 @@
     </w:p>
     <w:p>
       <w:r>
-        <w:t>القرار: CONDITIONAL-GO (ثقة 0.31) — السوق الأول: China</w:t>
+        <w:t>التوصية: CONDITIONAL-GO في سوق China، بثقة 31% استناداً إلى 0.8 نقطة من 100 في تقييم الجاذبية المرجّح.</w:t>
       </w:r>
     </w:p>
     <w:p>
       <w:r>
-        <w:t>لماذا: score 0.636 في النطاق الشرطي أو الثقة 0.31 دون 0.6 أو شروط مفتوحة (3)</w:t>
+        <w:t>السبب التجاري: score 0.636 في النطاق الشرطي أو الثقة 0.31 دون 0.6 أو شروط مفتوحة (3).</w:t>
+      </w:r>
+    </w:p>
+    <w:p>
+      <w:r>
+        <w:t>أهم ما ينقص للتأكّد من هذه التوصية: China: demand_capacity missing (no income/population signal).</w:t>
       </w:r>
     </w:p>
     <w:p>
@@ -41,6 +51,59 @@
     <w:p>
       <w:r>
         <w:t>رمز HS: 080410 (ثقة التصنيف 1.0) | سنة البيانات: 2023 | النتيجة أوّلية لا نهائية.</w:t>
+      </w:r>
+    </w:p>
+    <w:p>
+      <w:pPr>
+        <w:pStyle w:val="Heading1"/>
+      </w:pPr>
+      <w:r>
+        <w:t>منهجية البحث</w:t>
+      </w:r>
+    </w:p>
+    <w:p>
+      <w:pPr>
+        <w:pStyle w:val="ListBullet"/>
+      </w:pPr>
+      <w:r>
+        <w:t>سنة البيانات المعتمدة: 2023.</w:t>
+      </w:r>
+    </w:p>
+    <w:p>
+      <w:pPr>
+        <w:pStyle w:val="ListBullet"/>
+      </w:pPr>
+      <w:r>
+        <w:t>تغطية البيانات الإجمالية لهذا التحليل: 57.1%.</w:t>
+      </w:r>
+    </w:p>
+    <w:p>
+      <w:pPr>
+        <w:pStyle w:val="ListBullet"/>
+      </w:pPr>
+      <w:r>
+        <w:t>المصادر التي أسهمت فعلياً في هذا التشغيل: Pew Research Center (لقطة ساكنة مقرّبة)، Silk L1 requirements reference (official portals / EUR-Lex)، UN Comtrade، UN Comtrade (مخزن الحقائق).</w:t>
+      </w:r>
+    </w:p>
+    <w:p>
+      <w:pPr>
+        <w:pStyle w:val="ListBullet"/>
+      </w:pPr>
+      <w:r>
+        <w:t>منهج الثقة: كل رقم في هذا التقرير يحمل مصدره وتاريخ سحبه ودرجة ثقة صريحة (DataPoint) — الفجوة تُعلن بسببها ولا تُقدَّر أو تُخفى أبداً.</w:t>
+      </w:r>
+    </w:p>
+    <w:p>
+      <w:pPr>
+        <w:pStyle w:val="Heading1"/>
+      </w:pPr>
+      <w:r>
+        <w:t>تعريف السوق ونطاقه</w:t>
+      </w:r>
+    </w:p>
+    <w:p>
+      <w:r>
+        <w:t>يشمل هذا التقرير: صادرات تمور (رمز HS 080410) من المملكة العربية السعودية، مُقيَّمة عبر سوق واحد مرشّح، ومفصَّلة بعمق للسوق الأعلى ترتيباً (China). يستثني هذا التقرير: التسعير التفصيلي بالتجزئة والملفات المالية للمنافسين (تتطلبان تعميقاً مدفوعاً عبر /deepen)، وتحليل الشرائح السلوكية للعملاء واستخبارات الطلب المباشرة (تتطلبان بحثاً أولياً — مقابلات أو استبيانات — لم يُجرَ بعد).</w:t>
       </w:r>
     </w:p>
     <w:p>
@@ -704,16 +767,6 @@
       </w:pPr>
       <w:r>
         <w:t>أسعار المنتجات في السوق</w:t>
-      </w:r>
-    </w:p>
-    <w:p>
-      <w:r>
-        <w:t>بيانات غير كافية — INSUFFICIENT DATA</w:t>
-      </w:r>
-    </w:p>
-    <w:p>
-      <w:r>
-        <w:t>بيانات غير كافية لقسم «أسعار المنتجات في السوق» (0/1 حقائق سوقية) — المصادر المُحاوَلة: لا مصادر مُحاوَلة</w:t>
       </w:r>
     </w:p>
     <w:p>
@@ -1571,7 +1624,7 @@
         <w:pStyle w:val="ListBullet"/>
       </w:pPr>
       <w:r>
-        <w:t>فجوة معلنة: tariff_applied_pct: WITS unavailable: ProxyError for HS080410 SAU-&gt;CHN 2023: HTTPSConnectionPool(host='wits.worldbank.org', port=443): Max retries exceeded with url: /API/V1/SDMX/V21/datasource/TRN/reporter/CHN/partner/SAU/product/080410/year/2023/datatype/AHS?format=JSON (Caused by ProxyError('Unable to connect to proxy', NewConnectionError("HTTPSConnection(host='127.0.0.1', port=46685): Failed to establish a new connection: network disabled for offline test")))</w:t>
+        <w:t>فجوة معلنة: tariff_applied_pct: WITS unavailable: ProxyError for HS080410 SAU-&gt;CHN 2023: HTTPSConnectionPool(host='wits.worldbank.org', port=443): Max retries exceeded with url: /API/V1/SDMX/V21/datasource/TRN/reporter/CHN/partner/SAU/product/080410/year/2023/datatype/AHS?format=JSON (Caused by ProxyError('Unable to connect to proxy', NewConnectionError("HTTPSConnection(host='127.0.0.1', port=44727): Failed to establish a new connection: network disabled for offline test")))</w:t>
       </w:r>
     </w:p>
     <w:p>
@@ -1703,7 +1756,7 @@
     </w:p>
     <w:p>
       <w:r>
-        <w:t>الأسعار: 0/0 (درجة 0.0) ⚠ مصدر واحد — ثقة منخفضة</w:t>
+        <w:t>الأسعار: 2/2 (درجة 1.0) ⚠ مصدر واحد — ثقة منخفضة</w:t>
       </w:r>
     </w:p>
     <w:p>

--- a/samples/report_full_latest.docx
+++ b/samples/report_full_latest.docx
@@ -30,27 +30,17 @@
     </w:p>
     <w:p>
       <w:r>
-        <w:t>التوصية: CONDITIONAL-GO في سوق China، بثقة 31% استناداً إلى 0.8 نقطة من 100 في تقييم الجاذبية المرجّح.</w:t>
+        <w:t>التوصية: دخول مشروط لسوق الصين، بدرجة ثقة منخفضة (31%). الفرصة قائمة، لكن اكتمال الصورة يتطلب استيفاء الشروط الواردة أدناه قبل قرار نهائي.</w:t>
       </w:r>
     </w:p>
     <w:p>
       <w:r>
-        <w:t>السبب التجاري: score 0.636 في النطاق الشرطي أو الثقة 0.31 دون 0.6 أو شروط مفتوحة (3).</w:t>
+        <w:t>الأساس التجاري: يستورد السوق ما قيمته 60.0 مليون دولار سنوياً من هذا المنتج (المصدر: UN Comtrade)؛ والمنتجات السعودية حاضرة فعلاً بحصة 30% من واردات السوق (المصدر: UN Comtrade)؛ وسوق عالي التركّز — مورّد أو اثنان يهيمنان.</w:t>
       </w:r>
     </w:p>
     <w:p>
       <w:r>
-        <w:t>أهم ما ينقص للتأكّد من هذه التوصية: China: demand_capacity missing (no income/population signal).</w:t>
-      </w:r>
-    </w:p>
-    <w:p>
-      <w:r>
-        <w:t>بوابة كفاية البيانات: 0/3 وكلاء أساسيون لديهم بيانات؛ فجوات: TradeFlowAgent، EconomicAgent، CompetitionAgent</w:t>
-      </w:r>
-    </w:p>
-    <w:p>
-      <w:r>
-        <w:t>رمز HS: 080410 (ثقة التصنيف 1.0) | سنة البيانات: 2023 | النتيجة أوّلية لا نهائية.</w:t>
+        <w:t>لاكتمال الثقة في هذه التوصية يلزم: الصين: دخل الفرد غير متوفر.</w:t>
       </w:r>
     </w:p>
     <w:p>
@@ -90,7 +80,23 @@
         <w:pStyle w:val="ListBullet"/>
       </w:pPr>
       <w:r>
-        <w:t>منهج الثقة: كل رقم في هذا التقرير يحمل مصدره وتاريخ سحبه ودرجة ثقة صريحة (DataPoint) — الفجوة تُعلن بسببها ولا تُقدَّر أو تُخفى أبداً.</w:t>
+        <w:t>كل رقم في هذا التقرير يُعرض مع مصدره وتاريخ سحبه؛ القيمة غير المتاحة تُعرض «—».</w:t>
+      </w:r>
+    </w:p>
+    <w:p>
+      <w:pPr>
+        <w:pStyle w:val="ListBullet"/>
+      </w:pPr>
+      <w:r>
+        <w:t>بوابة كفاية البيانات: 0/3 وكلاء أساسيون لديهم بيانات؛ فجوات: بيانات التدفق التجاري، المؤشرات الاقتصادية، بيانات المنافسة</w:t>
+      </w:r>
+    </w:p>
+    <w:p>
+      <w:pPr>
+        <w:pStyle w:val="ListBullet"/>
+      </w:pPr>
+      <w:r>
+        <w:t>هذه قراءة أولية مبنية على البيانات العامة المتاحة وقت الإعداد.</w:t>
       </w:r>
     </w:p>
     <w:p>
@@ -502,7 +508,7 @@
     </w:p>
     <w:p>
       <w:r>
-        <w:t>لماذا: score 0.636 في النطاق الشرطي أو الثقة 0.31 دون 0.6 أو شروط مفتوحة (3)</w:t>
+        <w:t>لماذا: score 0.636 في النطاق الشرطي والثقة 0.31 دون 0.6 وشروط مفتوحة (3)</w:t>
       </w:r>
     </w:p>
     <w:p>
@@ -1624,7 +1630,7 @@
         <w:pStyle w:val="ListBullet"/>
       </w:pPr>
       <w:r>
-        <w:t>فجوة معلنة: tariff_applied_pct: WITS unavailable: ProxyError for HS080410 SAU-&gt;CHN 2023: HTTPSConnectionPool(host='wits.worldbank.org', port=443): Max retries exceeded with url: /API/V1/SDMX/V21/datasource/TRN/reporter/CHN/partner/SAU/product/080410/year/2023/datatype/AHS?format=JSON (Caused by ProxyError('Unable to connect to proxy', NewConnectionError("HTTPSConnection(host='127.0.0.1', port=44727): Failed to establish a new connection: network disabled for offline test")))</w:t>
+        <w:t>فجوة معلنة: tariff_applied_pct: WITS unavailable: ProxyError for HS080410 SAU-&gt;CHN 2023: HTTPSConnectionPool(host='wits.worldbank.org', port=443): Max retries exceeded with url: /API/V1/SDMX/V21/datasource/TRN/reporter/CHN/partner/SAU/product/080410/year/2023/datatype/AHS?format=JSON (Caused by ProxyError('Unable to connect to proxy', NewConnectionError("HTTPSConnection(host='127.0.0.1', port=38299): Failed to establish a new connection: network disabled for offline test")))</w:t>
       </w:r>
     </w:p>
     <w:p>
@@ -1865,7 +1871,7 @@
     </w:p>
     <w:p>
       <w:r>
-        <w:t>القرار: CONDITIONAL-GO (ثقة 0.31) — China</w:t>
+        <w:t>التوصية: دخول مشروط — سوق الصين (ثقة منخفضة (31%))</w:t>
       </w:r>
     </w:p>
     <w:p>

--- a/samples/report_full_latest.docx
+++ b/samples/report_full_latest.docx
@@ -7,7 +7,7 @@
         <w:pStyle w:val="Title"/>
       </w:pPr>
       <w:r>
-        <w:t>سِلك — تقرير سوق: تمور</w:t>
+        <w:t>سِلك — تقرير بحث سوق: تمور</w:t>
       </w:r>
     </w:p>
     <w:p>
@@ -15,9 +15,280 @@
         <w:t>⚠ TEST RUN — تشغيل برهاني ببدائل موسومة (SILK_HERMETIC)، ليس تقريراً إنتاجياً</w:t>
       </w:r>
     </w:p>
+    <w:tbl>
+      <w:tblPr>
+        <w:tblStyle w:val="TableGrid"/>
+        <w:tblW w:type="auto" w:w="0"/>
+        <w:tblLook w:firstColumn="1" w:firstRow="1" w:lastColumn="0" w:lastRow="0" w:noHBand="0" w:noVBand="1" w:val="04A0"/>
+      </w:tblPr>
+      <w:tblGrid>
+        <w:gridCol w:w="4320"/>
+        <w:gridCol w:w="4320"/>
+      </w:tblGrid>
+      <w:tr>
+        <w:tc>
+          <w:tcPr>
+            <w:tcW w:type="dxa" w:w="4320"/>
+          </w:tcPr>
+          <w:p>
+            <w:r>
+              <w:rPr>
+                <w:b/>
+              </w:rPr>
+              <w:t>البند</w:t>
+            </w:r>
+          </w:p>
+        </w:tc>
+        <w:tc>
+          <w:tcPr>
+            <w:tcW w:type="dxa" w:w="4320"/>
+          </w:tcPr>
+          <w:p>
+            <w:r>
+              <w:rPr>
+                <w:b/>
+              </w:rPr>
+              <w:t>القيمة</w:t>
+            </w:r>
+          </w:p>
+        </w:tc>
+      </w:tr>
+      <w:tr>
+        <w:tc>
+          <w:tcPr>
+            <w:tcW w:type="dxa" w:w="4320"/>
+          </w:tcPr>
+          <w:p>
+            <w:r>
+              <w:t>المنتج</w:t>
+            </w:r>
+          </w:p>
+        </w:tc>
+        <w:tc>
+          <w:tcPr>
+            <w:tcW w:type="dxa" w:w="4320"/>
+          </w:tcPr>
+          <w:p>
+            <w:r>
+              <w:t>تمور</w:t>
+            </w:r>
+          </w:p>
+        </w:tc>
+      </w:tr>
+      <w:tr>
+        <w:tc>
+          <w:tcPr>
+            <w:tcW w:type="dxa" w:w="4320"/>
+          </w:tcPr>
+          <w:p>
+            <w:r>
+              <w:t>رمز HS</w:t>
+            </w:r>
+          </w:p>
+        </w:tc>
+        <w:tc>
+          <w:tcPr>
+            <w:tcW w:type="dxa" w:w="4320"/>
+          </w:tcPr>
+          <w:p>
+            <w:r>
+              <w:t>080410</w:t>
+            </w:r>
+          </w:p>
+        </w:tc>
+      </w:tr>
+      <w:tr>
+        <w:tc>
+          <w:tcPr>
+            <w:tcW w:type="dxa" w:w="4320"/>
+          </w:tcPr>
+          <w:p>
+            <w:r>
+              <w:t>المنشأ</w:t>
+            </w:r>
+          </w:p>
+        </w:tc>
+        <w:tc>
+          <w:tcPr>
+            <w:tcW w:type="dxa" w:w="4320"/>
+          </w:tcPr>
+          <w:p>
+            <w:r>
+              <w:t>المملكة العربية السعودية</w:t>
+            </w:r>
+          </w:p>
+        </w:tc>
+      </w:tr>
+      <w:tr>
+        <w:tc>
+          <w:tcPr>
+            <w:tcW w:type="dxa" w:w="4320"/>
+          </w:tcPr>
+          <w:p>
+            <w:r>
+              <w:t>السوق المستهدف</w:t>
+            </w:r>
+          </w:p>
+        </w:tc>
+        <w:tc>
+          <w:tcPr>
+            <w:tcW w:type="dxa" w:w="4320"/>
+          </w:tcPr>
+          <w:p>
+            <w:r>
+              <w:t>China</w:t>
+            </w:r>
+          </w:p>
+        </w:tc>
+      </w:tr>
+      <w:tr>
+        <w:tc>
+          <w:tcPr>
+            <w:tcW w:type="dxa" w:w="4320"/>
+          </w:tcPr>
+          <w:p>
+            <w:r>
+              <w:t>تاريخ الإعداد</w:t>
+            </w:r>
+          </w:p>
+        </w:tc>
+        <w:tc>
+          <w:tcPr>
+            <w:tcW w:type="dxa" w:w="4320"/>
+          </w:tcPr>
+          <w:p>
+            <w:r>
+              <w:t>2026-07-08</w:t>
+            </w:r>
+          </w:p>
+        </w:tc>
+      </w:tr>
+      <w:tr>
+        <w:tc>
+          <w:tcPr>
+            <w:tcW w:type="dxa" w:w="4320"/>
+          </w:tcPr>
+          <w:p>
+            <w:r>
+              <w:t>سنة البيانات</w:t>
+            </w:r>
+          </w:p>
+        </w:tc>
+        <w:tc>
+          <w:tcPr>
+            <w:tcW w:type="dxa" w:w="4320"/>
+          </w:tcPr>
+          <w:p>
+            <w:r>
+              <w:t>2023</w:t>
+            </w:r>
+          </w:p>
+        </w:tc>
+      </w:tr>
+      <w:tr>
+        <w:tc>
+          <w:tcPr>
+            <w:tcW w:type="dxa" w:w="4320"/>
+          </w:tcPr>
+          <w:p>
+            <w:r>
+              <w:t>تغطية البيانات</w:t>
+            </w:r>
+          </w:p>
+        </w:tc>
+        <w:tc>
+          <w:tcPr>
+            <w:tcW w:type="dxa" w:w="4320"/>
+          </w:tcPr>
+          <w:p>
+            <w:r>
+              <w:t>57.1%</w:t>
+            </w:r>
+          </w:p>
+        </w:tc>
+      </w:tr>
+    </w:tbl>
+    <w:p>
+      <w:pPr>
+        <w:pStyle w:val="Heading1"/>
+      </w:pPr>
+      <w:r>
+        <w:t>المحتويات</w:t>
+      </w:r>
+    </w:p>
     <w:p>
       <w:r>
-        <w:t>المنتج: تمور | HS: 080410 | المنشأ: السعودية | السوق المستهدف: China | التاريخ: 2026-07-08 | تغطية البيانات الإجمالية: 57.1%</w:t>
+        <w:t>1. الخلاصة التنفيذية</w:t>
+      </w:r>
+    </w:p>
+    <w:p>
+      <w:r>
+        <w:t>2. منهجية البحث</w:t>
+      </w:r>
+    </w:p>
+    <w:p>
+      <w:r>
+        <w:t>3. تعريف السوق ونطاقه</w:t>
+      </w:r>
+    </w:p>
+    <w:p>
+      <w:r>
+        <w:t>4. نظرة عامة على السوق</w:t>
+      </w:r>
+    </w:p>
+    <w:p>
+      <w:r>
+        <w:t>5. ديناميكيات السوق</w:t>
+      </w:r>
+    </w:p>
+    <w:p>
+      <w:r>
+        <w:t>6. حجم السوق والتوقعات</w:t>
+      </w:r>
+    </w:p>
+    <w:p>
+      <w:r>
+        <w:t>7. تحليل التقسيم</w:t>
+      </w:r>
+    </w:p>
+    <w:p>
+      <w:r>
+        <w:t>8. تحليل التجارة (استيراد/تصدير)</w:t>
+      </w:r>
+    </w:p>
+    <w:p>
+      <w:r>
+        <w:t>9. التحليل الإقليمي</w:t>
+      </w:r>
+    </w:p>
+    <w:p>
+      <w:r>
+        <w:t>10. المشهد التنافسي</w:t>
+      </w:r>
+    </w:p>
+    <w:p>
+      <w:r>
+        <w:t>11. استخبارات العميل والطلب</w:t>
+      </w:r>
+    </w:p>
+    <w:p>
+      <w:r>
+        <w:t>12. المشهد التنظيمي والمخاطر</w:t>
+      </w:r>
+    </w:p>
+    <w:p>
+      <w:r>
+        <w:t>13. الاتجاهات والتوقع المستقبلي</w:t>
+      </w:r>
+    </w:p>
+    <w:p>
+      <w:r>
+        <w:t>14. التوصيات الاستراتيجية</w:t>
+      </w:r>
+    </w:p>
+    <w:p>
+      <w:r>
+        <w:t>الملحق (تغطية المصادر وأثرها)</w:t>
       </w:r>
     </w:p>
     <w:p>
@@ -25,7 +296,7 @@
         <w:pStyle w:val="Heading1"/>
       </w:pPr>
       <w:r>
-        <w:t>الخلاصة التنفيذية</w:t>
+        <w:t>١. الخلاصة التنفيذية</w:t>
       </w:r>
     </w:p>
     <w:p>
@@ -48,7 +319,7 @@
         <w:pStyle w:val="Heading1"/>
       </w:pPr>
       <w:r>
-        <w:t>منهجية البحث</w:t>
+        <w:t>٢. منهجية البحث</w:t>
       </w:r>
     </w:p>
     <w:p>
@@ -104,7 +375,7 @@
         <w:pStyle w:val="Heading1"/>
       </w:pPr>
       <w:r>
-        <w:t>تعريف السوق ونطاقه</w:t>
+        <w:t>٣. تعريف السوق ونطاقه</w:t>
       </w:r>
     </w:p>
     <w:p>
@@ -115,6 +386,1090 @@
     <w:p>
       <w:pPr>
         <w:pStyle w:val="Heading1"/>
+      </w:pPr>
+      <w:r>
+        <w:t>٤. نظرة عامة على السوق</w:t>
+      </w:r>
+    </w:p>
+    <w:p>
+      <w:r>
+        <w:t>لم تُجمع إشارات نوعية عن حالة الصناعة في هذا التشغيل — يتطلب مفتاح بحث الويب.</w:t>
+      </w:r>
+    </w:p>
+    <w:p>
+      <w:pPr>
+        <w:pStyle w:val="Heading1"/>
+      </w:pPr>
+      <w:r>
+        <w:t>٥. ديناميكيات السوق</w:t>
+      </w:r>
+    </w:p>
+    <w:p>
+      <w:r>
+        <w:t>تحليل الدوافع والكوابح والفرص والتحديات (مع أطر بورتر وPESTEL) لم يُشغَّل في هذا التحليل — يتطلب وكيل الديناميكيات النوعي.</w:t>
+      </w:r>
+    </w:p>
+    <w:p>
+      <w:pPr>
+        <w:pStyle w:val="Heading1"/>
+      </w:pPr>
+      <w:r>
+        <w:t>٦. حجم السوق والتوقعات</w:t>
+      </w:r>
+    </w:p>
+    <w:p>
+      <w:pPr>
+        <w:pStyle w:val="Heading2"/>
+      </w:pPr>
+      <w:r>
+        <w:t>حجم السوق — TAM/SAM/SOM</w:t>
+      </w:r>
+    </w:p>
+    <w:tbl>
+      <w:tblPr>
+        <w:tblStyle w:val="TableGrid"/>
+        <w:tblW w:type="auto" w:w="0"/>
+        <w:tblLook w:firstColumn="1" w:firstRow="1" w:lastColumn="0" w:lastRow="0" w:noHBand="0" w:noVBand="1" w:val="04A0"/>
+      </w:tblPr>
+      <w:tblGrid>
+        <w:gridCol w:w="2160"/>
+        <w:gridCol w:w="2160"/>
+        <w:gridCol w:w="2160"/>
+        <w:gridCol w:w="2160"/>
+      </w:tblGrid>
+      <w:tr>
+        <w:tc>
+          <w:tcPr>
+            <w:tcW w:type="dxa" w:w="2160"/>
+          </w:tcPr>
+          <w:p>
+            <w:r>
+              <w:rPr>
+                <w:b/>
+              </w:rPr>
+              <w:t>المؤشر</w:t>
+            </w:r>
+          </w:p>
+        </w:tc>
+        <w:tc>
+          <w:tcPr>
+            <w:tcW w:type="dxa" w:w="2160"/>
+          </w:tcPr>
+          <w:p>
+            <w:r>
+              <w:rPr>
+                <w:b/>
+              </w:rPr>
+              <w:t>القيمة</w:t>
+            </w:r>
+          </w:p>
+        </w:tc>
+        <w:tc>
+          <w:tcPr>
+            <w:tcW w:type="dxa" w:w="2160"/>
+          </w:tcPr>
+          <w:p>
+            <w:r>
+              <w:rPr>
+                <w:b/>
+              </w:rPr>
+              <w:t>النوع</w:t>
+            </w:r>
+          </w:p>
+        </w:tc>
+        <w:tc>
+          <w:tcPr>
+            <w:tcW w:type="dxa" w:w="2160"/>
+          </w:tcPr>
+          <w:p>
+            <w:r>
+              <w:rPr>
+                <w:b/>
+              </w:rPr>
+              <w:t>المصدر</w:t>
+            </w:r>
+          </w:p>
+        </w:tc>
+      </w:tr>
+      <w:tr>
+        <w:tc>
+          <w:tcPr>
+            <w:tcW w:type="dxa" w:w="2160"/>
+          </w:tcPr>
+          <w:p>
+            <w:r>
+              <w:t>tam_usd</w:t>
+            </w:r>
+          </w:p>
+        </w:tc>
+        <w:tc>
+          <w:tcPr>
+            <w:tcW w:type="dxa" w:w="2160"/>
+          </w:tcPr>
+          <w:p>
+            <w:r>
+              <w:t>60,000,000 USD</w:t>
+            </w:r>
+          </w:p>
+        </w:tc>
+        <w:tc>
+          <w:tcPr>
+            <w:tcW w:type="dxa" w:w="2160"/>
+          </w:tcPr>
+          <w:p>
+            <w:r>
+              <w:t>رصد مباشر</w:t>
+            </w:r>
+          </w:p>
+        </w:tc>
+        <w:tc>
+          <w:tcPr>
+            <w:tcW w:type="dxa" w:w="2160"/>
+          </w:tcPr>
+          <w:p>
+            <w:r>
+              <w:t>UN Comtrade | سُحب: 2026-07-08 | ثقة: 0.9</w:t>
+            </w:r>
+          </w:p>
+        </w:tc>
+      </w:tr>
+      <w:tr>
+        <w:tc>
+          <w:tcPr>
+            <w:tcW w:type="dxa" w:w="2160"/>
+          </w:tcPr>
+          <w:p>
+            <w:r>
+              <w:t>import_growth_pct</w:t>
+            </w:r>
+          </w:p>
+        </w:tc>
+        <w:tc>
+          <w:tcPr>
+            <w:tcW w:type="dxa" w:w="2160"/>
+          </w:tcPr>
+          <w:p>
+            <w:r>
+              <w:t>50.0 %</w:t>
+            </w:r>
+          </w:p>
+        </w:tc>
+        <w:tc>
+          <w:tcPr>
+            <w:tcW w:type="dxa" w:w="2160"/>
+          </w:tcPr>
+          <w:p>
+            <w:r>
+              <w:t>رصد مباشر</w:t>
+            </w:r>
+          </w:p>
+        </w:tc>
+        <w:tc>
+          <w:tcPr>
+            <w:tcW w:type="dxa" w:w="2160"/>
+          </w:tcPr>
+          <w:p>
+            <w:r>
+              <w:t>UN Comtrade (مخزن الحقائق) | سُحب: 2026-07-08 | ثقة: 0.9</w:t>
+            </w:r>
+          </w:p>
+        </w:tc>
+      </w:tr>
+      <w:tr>
+        <w:tc>
+          <w:tcPr>
+            <w:tcW w:type="dxa" w:w="2160"/>
+          </w:tcPr>
+          <w:p>
+            <w:r>
+              <w:t>import_cagr_pct</w:t>
+            </w:r>
+          </w:p>
+        </w:tc>
+        <w:tc>
+          <w:tcPr>
+            <w:tcW w:type="dxa" w:w="2160"/>
+          </w:tcPr>
+          <w:p>
+            <w:r>
+              <w:t>22.5 %</w:t>
+            </w:r>
+          </w:p>
+        </w:tc>
+        <w:tc>
+          <w:tcPr>
+            <w:tcW w:type="dxa" w:w="2160"/>
+          </w:tcPr>
+          <w:p>
+            <w:r>
+              <w:t>رصد مباشر</w:t>
+            </w:r>
+          </w:p>
+        </w:tc>
+        <w:tc>
+          <w:tcPr>
+            <w:tcW w:type="dxa" w:w="2160"/>
+          </w:tcPr>
+          <w:p>
+            <w:r>
+              <w:t>UN Comtrade (مخزن الحقائق) | سُحب: 2026-07-08 | ثقة: 0.9</w:t>
+            </w:r>
+          </w:p>
+        </w:tc>
+      </w:tr>
+    </w:tbl>
+    <w:p>
+      <w:pPr>
+        <w:pStyle w:val="ListBullet"/>
+      </w:pPr>
+      <w:r>
+        <w:t>غير متوفر: السوق القابل للخدمة (SAM): يتطلب TAM مرصوداً + شريحة tier في بطاقة المنتج (premium/mid/mass)</w:t>
+      </w:r>
+    </w:p>
+    <w:p>
+      <w:pPr>
+        <w:pStyle w:val="ListBullet"/>
+      </w:pPr>
+      <w:r>
+        <w:t>غير متوفر: الحصة القابلة للتحصيل (SOM): يتطلب طاقة شهرية في بطاقة المنتج + قيمة وحدة حدودية مرصودة (قيمة/وزن كومتريد)</w:t>
+      </w:r>
+    </w:p>
+    <w:p>
+      <w:pPr>
+        <w:pStyle w:val="Heading1"/>
+      </w:pPr>
+      <w:r>
+        <w:t>٧. تحليل التقسيم</w:t>
+      </w:r>
+    </w:p>
+    <w:p>
+      <w:pPr>
+        <w:pStyle w:val="Heading2"/>
+      </w:pPr>
+      <w:r>
+        <w:t>شرائح العملاء</w:t>
+      </w:r>
+    </w:p>
+    <w:p>
+      <w:pPr>
+        <w:pStyle w:val="ListBullet"/>
+      </w:pPr>
+      <w:r>
+        <w:t>شريحة الحلال/رمضان: 2.0% من السكان — الأساس: مرجع Pew الساكن — muslim_share_pct</w:t>
+      </w:r>
+    </w:p>
+    <w:p>
+      <w:pPr>
+        <w:pStyle w:val="Heading1"/>
+      </w:pPr>
+      <w:r>
+        <w:t>٨. تحليل التجارة (استيراد/تصدير)</w:t>
+      </w:r>
+    </w:p>
+    <w:tbl>
+      <w:tblPr>
+        <w:tblStyle w:val="TableGrid"/>
+        <w:tblW w:type="auto" w:w="0"/>
+        <w:tblLook w:firstColumn="1" w:firstRow="1" w:lastColumn="0" w:lastRow="0" w:noHBand="0" w:noVBand="1" w:val="04A0"/>
+      </w:tblPr>
+      <w:tblGrid>
+        <w:gridCol w:w="2880"/>
+        <w:gridCol w:w="2880"/>
+        <w:gridCol w:w="2880"/>
+      </w:tblGrid>
+      <w:tr>
+        <w:tc>
+          <w:tcPr>
+            <w:tcW w:type="dxa" w:w="2880"/>
+          </w:tcPr>
+          <w:p>
+            <w:r>
+              <w:rPr>
+                <w:b/>
+              </w:rPr>
+              <w:t>الدولة المورّدة</w:t>
+            </w:r>
+          </w:p>
+        </w:tc>
+        <w:tc>
+          <w:tcPr>
+            <w:tcW w:type="dxa" w:w="2880"/>
+          </w:tcPr>
+          <w:p>
+            <w:r>
+              <w:rPr>
+                <w:b/>
+              </w:rPr>
+              <w:t>الحصة %</w:t>
+            </w:r>
+          </w:p>
+        </w:tc>
+        <w:tc>
+          <w:tcPr>
+            <w:tcW w:type="dxa" w:w="2880"/>
+          </w:tcPr>
+          <w:p>
+            <w:r>
+              <w:rPr>
+                <w:b/>
+              </w:rPr>
+              <w:t>القيمة (دولار)</w:t>
+            </w:r>
+          </w:p>
+        </w:tc>
+      </w:tr>
+      <w:tr>
+        <w:tc>
+          <w:tcPr>
+            <w:tcW w:type="dxa" w:w="2880"/>
+          </w:tcPr>
+          <w:p>
+            <w:r>
+              <w:t>Iran</w:t>
+            </w:r>
+          </w:p>
+        </w:tc>
+        <w:tc>
+          <w:tcPr>
+            <w:tcW w:type="dxa" w:w="2880"/>
+          </w:tcPr>
+          <w:p>
+            <w:r>
+              <w:t>50.0</w:t>
+            </w:r>
+          </w:p>
+        </w:tc>
+        <w:tc>
+          <w:tcPr>
+            <w:tcW w:type="dxa" w:w="2880"/>
+          </w:tcPr>
+          <w:p>
+            <w:r>
+              <w:t>30,000,000</w:t>
+            </w:r>
+          </w:p>
+        </w:tc>
+      </w:tr>
+      <w:tr>
+        <w:tc>
+          <w:tcPr>
+            <w:tcW w:type="dxa" w:w="2880"/>
+          </w:tcPr>
+          <w:p>
+            <w:r>
+              <w:t>Saudi Arabia</w:t>
+            </w:r>
+          </w:p>
+        </w:tc>
+        <w:tc>
+          <w:tcPr>
+            <w:tcW w:type="dxa" w:w="2880"/>
+          </w:tcPr>
+          <w:p>
+            <w:r>
+              <w:t>30.0</w:t>
+            </w:r>
+          </w:p>
+        </w:tc>
+        <w:tc>
+          <w:tcPr>
+            <w:tcW w:type="dxa" w:w="2880"/>
+          </w:tcPr>
+          <w:p>
+            <w:r>
+              <w:t>18,000,000</w:t>
+            </w:r>
+          </w:p>
+        </w:tc>
+      </w:tr>
+      <w:tr>
+        <w:tc>
+          <w:tcPr>
+            <w:tcW w:type="dxa" w:w="2880"/>
+          </w:tcPr>
+          <w:p>
+            <w:r>
+              <w:t>Tunisia</w:t>
+            </w:r>
+          </w:p>
+        </w:tc>
+        <w:tc>
+          <w:tcPr>
+            <w:tcW w:type="dxa" w:w="2880"/>
+          </w:tcPr>
+          <w:p>
+            <w:r>
+              <w:t>20.0</w:t>
+            </w:r>
+          </w:p>
+        </w:tc>
+        <w:tc>
+          <w:tcPr>
+            <w:tcW w:type="dxa" w:w="2880"/>
+          </w:tcPr>
+          <w:p>
+            <w:r>
+              <w:t>12,000,000</w:t>
+            </w:r>
+          </w:p>
+        </w:tc>
+      </w:tr>
+    </w:tbl>
+    <w:p>
+      <w:pPr>
+        <w:pStyle w:val="IntenseQuote"/>
+      </w:pPr>
+      <w:r>
+        <w:t>المصدر: UN Comtrade</w:t>
+      </w:r>
+    </w:p>
+    <w:p>
+      <w:pPr>
+        <w:pStyle w:val="Heading1"/>
+      </w:pPr>
+      <w:r>
+        <w:t>٩. التحليل الإقليمي (الأسواق المرشّحة)</w:t>
+      </w:r>
+    </w:p>
+    <w:p>
+      <w:pPr>
+        <w:pStyle w:val="Heading2"/>
+      </w:pPr>
+      <w:r>
+        <w:t>٩.1 China</w:t>
+      </w:r>
+    </w:p>
+    <w:p>
+      <w:r>
+        <w:t>حجم واردات السوق: 60,000,000</w:t>
+      </w:r>
+    </w:p>
+    <w:p>
+      <w:pPr>
+        <w:pStyle w:val="IntenseQuote"/>
+      </w:pPr>
+      <w:r>
+        <w:t>المصدر: UN Comtrade | سُحب: 2026-07-08 | ثقة: 0.9</w:t>
+      </w:r>
+    </w:p>
+    <w:p>
+      <w:r>
+        <w:t>الحصة السعودية: 30.0</w:t>
+      </w:r>
+    </w:p>
+    <w:p>
+      <w:pPr>
+        <w:pStyle w:val="IntenseQuote"/>
+      </w:pPr>
+      <w:r>
+        <w:t>المصدر: UN Comtrade | سُحب: 2026-07-08 | ثقة: 0.9</w:t>
+      </w:r>
+    </w:p>
+    <w:p>
+      <w:r>
+        <w:t>دخل الفرد: —</w:t>
+      </w:r>
+    </w:p>
+    <w:p>
+      <w:pPr>
+        <w:pStyle w:val="IntenseQuote"/>
+      </w:pPr>
+      <w:r>
+        <w:t>المصدر: World Bank | سُحب: 2026-07-08 | ثقة: 0.0</w:t>
+      </w:r>
+    </w:p>
+    <w:p>
+      <w:r>
+        <w:t>تركّز الموردين: 0.38</w:t>
+      </w:r>
+    </w:p>
+    <w:p>
+      <w:pPr>
+        <w:pStyle w:val="IntenseQuote"/>
+      </w:pPr>
+      <w:r>
+        <w:t>المصدر: UN Comtrade | سُحب: 2026-07-08 | ثقة: 0.9</w:t>
+      </w:r>
+    </w:p>
+    <w:p>
+      <w:pPr>
+        <w:pStyle w:val="Heading1"/>
+      </w:pPr>
+      <w:r>
+        <w:t>١٠. المشهد التنافسي</w:t>
+      </w:r>
+    </w:p>
+    <w:p>
+      <w:pPr>
+        <w:pStyle w:val="Heading3"/>
+      </w:pPr>
+      <w:r>
+        <w:t>شركات بالاسم (مرشّحون غير موثَّقين)</w:t>
+      </w:r>
+    </w:p>
+    <w:p>
+      <w:r>
+        <w:t>لا شركات مرصودة بالاسم في هذا التشغيل (أسماء الأعمال تأتي من Google Places حصراً)</w:t>
+      </w:r>
+    </w:p>
+    <w:p>
+      <w:r>
+        <w:t>الطبقة الدولية (تركّز الموردين — UN Comtrade):</w:t>
+      </w:r>
+    </w:p>
+    <w:tbl>
+      <w:tblPr>
+        <w:tblStyle w:val="TableGrid"/>
+        <w:tblW w:type="auto" w:w="0"/>
+        <w:tblLook w:firstColumn="1" w:firstRow="1" w:lastColumn="0" w:lastRow="0" w:noHBand="0" w:noVBand="1" w:val="04A0"/>
+      </w:tblPr>
+      <w:tblGrid>
+        <w:gridCol w:w="2160"/>
+        <w:gridCol w:w="2160"/>
+        <w:gridCol w:w="2160"/>
+        <w:gridCol w:w="2160"/>
+      </w:tblGrid>
+      <w:tr>
+        <w:tc>
+          <w:tcPr>
+            <w:tcW w:type="dxa" w:w="2160"/>
+          </w:tcPr>
+          <w:p>
+            <w:r>
+              <w:rPr>
+                <w:b/>
+              </w:rPr>
+              <w:t>المؤشر</w:t>
+            </w:r>
+          </w:p>
+        </w:tc>
+        <w:tc>
+          <w:tcPr>
+            <w:tcW w:type="dxa" w:w="2160"/>
+          </w:tcPr>
+          <w:p>
+            <w:r>
+              <w:rPr>
+                <w:b/>
+              </w:rPr>
+              <w:t>القيمة</w:t>
+            </w:r>
+          </w:p>
+        </w:tc>
+        <w:tc>
+          <w:tcPr>
+            <w:tcW w:type="dxa" w:w="2160"/>
+          </w:tcPr>
+          <w:p>
+            <w:r>
+              <w:rPr>
+                <w:b/>
+              </w:rPr>
+              <w:t>المصدر</w:t>
+            </w:r>
+          </w:p>
+        </w:tc>
+        <w:tc>
+          <w:tcPr>
+            <w:tcW w:type="dxa" w:w="2160"/>
+          </w:tcPr>
+          <w:p>
+            <w:r>
+              <w:rPr>
+                <w:b/>
+              </w:rPr>
+              <w:t>ملاحظة</w:t>
+            </w:r>
+          </w:p>
+        </w:tc>
+      </w:tr>
+      <w:tr>
+        <w:tc>
+          <w:tcPr>
+            <w:tcW w:type="dxa" w:w="2160"/>
+          </w:tcPr>
+          <w:p>
+            <w:r>
+              <w:t>hhi</w:t>
+            </w:r>
+          </w:p>
+        </w:tc>
+        <w:tc>
+          <w:tcPr>
+            <w:tcW w:type="dxa" w:w="2160"/>
+          </w:tcPr>
+          <w:p>
+            <w:r>
+              <w:t>0.38</w:t>
+            </w:r>
+          </w:p>
+        </w:tc>
+        <w:tc>
+          <w:tcPr>
+            <w:tcW w:type="dxa" w:w="2160"/>
+          </w:tcPr>
+          <w:p>
+            <w:r>
+              <w:t>UN Comtrade | سُحب: 2026-07-08 | ثقة: 0.9</w:t>
+            </w:r>
+          </w:p>
+        </w:tc>
+        <w:tc>
+          <w:tcPr>
+            <w:tcW w:type="dxa" w:w="2160"/>
+          </w:tcPr>
+          <w:p>
+            <w:r>
+              <w:t>مؤشر هيرفنداهل لتركّز المورّدين (3 دولة) — &gt;0.25 سوق مركّز</w:t>
+            </w:r>
+          </w:p>
+        </w:tc>
+      </w:tr>
+      <w:tr>
+        <w:tc>
+          <w:tcPr>
+            <w:tcW w:type="dxa" w:w="2160"/>
+          </w:tcPr>
+          <w:p>
+            <w:r>
+              <w:t>top_supplier_share_pct</w:t>
+            </w:r>
+          </w:p>
+        </w:tc>
+        <w:tc>
+          <w:tcPr>
+            <w:tcW w:type="dxa" w:w="2160"/>
+          </w:tcPr>
+          <w:p>
+            <w:r>
+              <w:t>50.0</w:t>
+            </w:r>
+          </w:p>
+        </w:tc>
+        <w:tc>
+          <w:tcPr>
+            <w:tcW w:type="dxa" w:w="2160"/>
+          </w:tcPr>
+          <w:p>
+            <w:r>
+              <w:t>UN Comtrade | سُحب: 2026-07-08 | ثقة: 0.9</w:t>
+            </w:r>
+          </w:p>
+        </w:tc>
+        <w:tc>
+          <w:tcPr>
+            <w:tcW w:type="dxa" w:w="2160"/>
+          </w:tcPr>
+          <w:p>
+            <w:r>
+              <w:t>حصة المورّد الأكبر: Iran</w:t>
+            </w:r>
+          </w:p>
+        </w:tc>
+      </w:tr>
+      <w:tr>
+        <w:tc>
+          <w:tcPr>
+            <w:tcW w:type="dxa" w:w="2160"/>
+          </w:tcPr>
+          <w:p>
+            <w:r>
+              <w:t>saudi_share_pct</w:t>
+            </w:r>
+          </w:p>
+        </w:tc>
+        <w:tc>
+          <w:tcPr>
+            <w:tcW w:type="dxa" w:w="2160"/>
+          </w:tcPr>
+          <w:p>
+            <w:r>
+              <w:t>30.0</w:t>
+            </w:r>
+          </w:p>
+        </w:tc>
+        <w:tc>
+          <w:tcPr>
+            <w:tcW w:type="dxa" w:w="2160"/>
+          </w:tcPr>
+          <w:p>
+            <w:r>
+              <w:t>UN Comtrade | سُحب: 2026-07-08 | ثقة: 0.9</w:t>
+            </w:r>
+          </w:p>
+        </w:tc>
+        <w:tc>
+          <w:tcPr>
+            <w:tcW w:type="dxa" w:w="2160"/>
+          </w:tcPr>
+          <w:p>
+            <w:r>
+              <w:t>غير مثلَّث — تقرير سعودي مباشر (مرآة) غير متاح: لا تقرير سعودي مباشر (reporter=SAU) لـ HS080410→CHN 2023 — مرآة غير متاحة</w:t>
+            </w:r>
+          </w:p>
+        </w:tc>
+      </w:tr>
+    </w:tbl>
+    <w:p>
+      <w:pPr>
+        <w:pStyle w:val="Heading2"/>
+      </w:pPr>
+      <w:r>
+        <w:t>تحليل SWOT (قاعدي من حقائق مرصودة)</w:t>
+      </w:r>
+    </w:p>
+    <w:tbl>
+      <w:tblPr>
+        <w:tblStyle w:val="TableGrid"/>
+        <w:tblW w:type="auto" w:w="0"/>
+        <w:tblLook w:firstColumn="1" w:firstRow="1" w:lastColumn="0" w:lastRow="0" w:noHBand="0" w:noVBand="1" w:val="04A0"/>
+      </w:tblPr>
+      <w:tblGrid>
+        <w:gridCol w:w="4320"/>
+        <w:gridCol w:w="4320"/>
+      </w:tblGrid>
+      <w:tr>
+        <w:tc>
+          <w:tcPr>
+            <w:tcW w:type="dxa" w:w="4320"/>
+          </w:tcPr>
+          <w:p>
+            <w:r>
+              <w:rPr>
+                <w:b/>
+              </w:rPr>
+              <w:t>القوة</w:t>
+            </w:r>
+          </w:p>
+          <w:p>
+            <w:pPr>
+              <w:pStyle w:val="ListBullet"/>
+            </w:pPr>
+            <w:r>
+              <w:t>حضور سعودي قائم بحصة 30.0% من واردات السوق — الدليل: UN Comtrade — saudi_share_pct</w:t>
+            </w:r>
+          </w:p>
+          <w:p>
+            <w:pPr>
+              <w:pStyle w:val="ListBullet"/>
+            </w:pPr>
+            <w:r>
+              <w:t>سعر حدودي سعودي منافس (2.25$ مقابل متوسط 3.0$/kg) — الدليل: UN Comtrade — قيم الوحدة</w:t>
+            </w:r>
+          </w:p>
+        </w:tc>
+        <w:tc>
+          <w:tcPr>
+            <w:tcW w:type="dxa" w:w="4320"/>
+          </w:tcPr>
+          <w:p>
+            <w:r>
+              <w:rPr>
+                <w:b/>
+              </w:rPr>
+              <w:t>الضعف</w:t>
+            </w:r>
+          </w:p>
+          <w:p>
+            <w:pPr>
+              <w:pStyle w:val="ListBullet"/>
+            </w:pPr>
+            <w:r>
+              <w:t>الهامش غير محسوب — بطاقة المنتج غير مكتملة — الدليل: margin_at_border_pct: يتطلب بطاقة منتج بوحدة kg (cost_per_unit) + قيمة وحدة حدودية مرصودة</w:t>
+            </w:r>
+          </w:p>
+        </w:tc>
+      </w:tr>
+      <w:tr>
+        <w:tc>
+          <w:tcPr>
+            <w:tcW w:type="dxa" w:w="4320"/>
+          </w:tcPr>
+          <w:p>
+            <w:r>
+              <w:rPr>
+                <w:b/>
+              </w:rPr>
+              <w:t>الفرص</w:t>
+            </w:r>
+          </w:p>
+          <w:p>
+            <w:pPr>
+              <w:pStyle w:val="ListBullet"/>
+            </w:pPr>
+            <w:r>
+              <w:t>واردات السوق تنمو 22.5% سنوياً مركّباً — الدليل: UN Comtrade — import_cagr_pct</w:t>
+            </w:r>
+          </w:p>
+        </w:tc>
+        <w:tc>
+          <w:tcPr>
+            <w:tcW w:type="dxa" w:w="4320"/>
+          </w:tcPr>
+          <w:p>
+            <w:r>
+              <w:rPr>
+                <w:b/>
+              </w:rPr>
+              <w:t>التهديدات</w:t>
+            </w:r>
+          </w:p>
+          <w:p>
+            <w:r>
+              <w:t>—</w:t>
+            </w:r>
+          </w:p>
+        </w:tc>
+      </w:tr>
+    </w:tbl>
+    <w:p>
+      <w:r>
+        <w:t>خلايا مشتقة من الحقائق المتاحة — الخلية الفارغة تعني غياب البيانات، لا سلامة الجانب</w:t>
+      </w:r>
+    </w:p>
+    <w:p>
+      <w:pPr>
+        <w:pStyle w:val="Heading2"/>
+      </w:pPr>
+      <w:r>
+        <w:t>التسعير بطبقتيه</w:t>
+      </w:r>
+    </w:p>
+    <w:p>
+      <w:r>
+        <w:t>الطبقة الحدودية (قيم وحدة كومتريد):</w:t>
+      </w:r>
+    </w:p>
+    <w:tbl>
+      <w:tblPr>
+        <w:tblStyle w:val="TableGrid"/>
+        <w:tblW w:type="auto" w:w="0"/>
+        <w:tblLook w:firstColumn="1" w:firstRow="1" w:lastColumn="0" w:lastRow="0" w:noHBand="0" w:noVBand="1" w:val="04A0"/>
+      </w:tblPr>
+      <w:tblGrid>
+        <w:gridCol w:w="2160"/>
+        <w:gridCol w:w="2160"/>
+        <w:gridCol w:w="2160"/>
+        <w:gridCol w:w="2160"/>
+      </w:tblGrid>
+      <w:tr>
+        <w:tc>
+          <w:tcPr>
+            <w:tcW w:type="dxa" w:w="2160"/>
+          </w:tcPr>
+          <w:p>
+            <w:r>
+              <w:rPr>
+                <w:b/>
+              </w:rPr>
+              <w:t>المؤشر</w:t>
+            </w:r>
+          </w:p>
+        </w:tc>
+        <w:tc>
+          <w:tcPr>
+            <w:tcW w:type="dxa" w:w="2160"/>
+          </w:tcPr>
+          <w:p>
+            <w:r>
+              <w:rPr>
+                <w:b/>
+              </w:rPr>
+              <w:t>القيمة</w:t>
+            </w:r>
+          </w:p>
+        </w:tc>
+        <w:tc>
+          <w:tcPr>
+            <w:tcW w:type="dxa" w:w="2160"/>
+          </w:tcPr>
+          <w:p>
+            <w:r>
+              <w:rPr>
+                <w:b/>
+              </w:rPr>
+              <w:t>النوع</w:t>
+            </w:r>
+          </w:p>
+        </w:tc>
+        <w:tc>
+          <w:tcPr>
+            <w:tcW w:type="dxa" w:w="2160"/>
+          </w:tcPr>
+          <w:p>
+            <w:r>
+              <w:rPr>
+                <w:b/>
+              </w:rPr>
+              <w:t>المصدر</w:t>
+            </w:r>
+          </w:p>
+        </w:tc>
+      </w:tr>
+      <w:tr>
+        <w:tc>
+          <w:tcPr>
+            <w:tcW w:type="dxa" w:w="2160"/>
+          </w:tcPr>
+          <w:p>
+            <w:r>
+              <w:t>border_unit_value_usd_kg</w:t>
+            </w:r>
+          </w:p>
+        </w:tc>
+        <w:tc>
+          <w:tcPr>
+            <w:tcW w:type="dxa" w:w="2160"/>
+          </w:tcPr>
+          <w:p>
+            <w:r>
+              <w:t>3.0 USD/kg</w:t>
+            </w:r>
+          </w:p>
+        </w:tc>
+        <w:tc>
+          <w:tcPr>
+            <w:tcW w:type="dxa" w:w="2160"/>
+          </w:tcPr>
+          <w:p>
+            <w:r>
+              <w:t>مُقدَّر — نموذج بافتراضات معلنة</w:t>
+            </w:r>
+          </w:p>
+        </w:tc>
+        <w:tc>
+          <w:tcPr>
+            <w:tcW w:type="dxa" w:w="2160"/>
+          </w:tcPr>
+          <w:p>
+            <w:r>
+              <w:t>UN Comtrade (مخزن الحقائق) | سُحب: 2026-07-08 | ثقة: 0.9</w:t>
+            </w:r>
+          </w:p>
+        </w:tc>
+      </w:tr>
+      <w:tr>
+        <w:tc>
+          <w:tcPr>
+            <w:tcW w:type="dxa" w:w="2160"/>
+          </w:tcPr>
+          <w:p>
+            <w:r>
+              <w:t>saudi_border_unit_value_usd_kg</w:t>
+            </w:r>
+          </w:p>
+        </w:tc>
+        <w:tc>
+          <w:tcPr>
+            <w:tcW w:type="dxa" w:w="2160"/>
+          </w:tcPr>
+          <w:p>
+            <w:r>
+              <w:t>2.25 USD/kg</w:t>
+            </w:r>
+          </w:p>
+        </w:tc>
+        <w:tc>
+          <w:tcPr>
+            <w:tcW w:type="dxa" w:w="2160"/>
+          </w:tcPr>
+          <w:p>
+            <w:r>
+              <w:t>مُقدَّر — نموذج بافتراضات معلنة</w:t>
+            </w:r>
+          </w:p>
+        </w:tc>
+        <w:tc>
+          <w:tcPr>
+            <w:tcW w:type="dxa" w:w="2160"/>
+          </w:tcPr>
+          <w:p>
+            <w:r>
+              <w:t>UN Comtrade (مخزن الحقائق) | سُحب: 2026-07-08 | ثقة: 0.85</w:t>
+            </w:r>
+          </w:p>
+        </w:tc>
+      </w:tr>
+      <w:tr>
+        <w:tc>
+          <w:tcPr>
+            <w:tcW w:type="dxa" w:w="2160"/>
+          </w:tcPr>
+          <w:p>
+            <w:r>
+              <w:t>margin_at_border_pct</w:t>
+            </w:r>
+          </w:p>
+        </w:tc>
+        <w:tc>
+          <w:tcPr>
+            <w:tcW w:type="dxa" w:w="2160"/>
+          </w:tcPr>
+          <w:p>
+            <w:r>
+              <w:t>—</w:t>
+            </w:r>
+          </w:p>
+        </w:tc>
+        <w:tc>
+          <w:tcPr>
+            <w:tcW w:type="dxa" w:w="2160"/>
+          </w:tcPr>
+          <w:p>
+            <w:r>
+              <w:t>—</w:t>
+            </w:r>
+          </w:p>
+        </w:tc>
+        <w:tc>
+          <w:tcPr>
+            <w:tcW w:type="dxa" w:w="2160"/>
+          </w:tcPr>
+          <w:p>
+            <w:r>
+              <w:t>—</w:t>
+            </w:r>
+          </w:p>
+        </w:tc>
+      </w:tr>
+    </w:tbl>
+    <w:p>
+      <w:pPr>
+        <w:pStyle w:val="IntenseQuote"/>
+      </w:pPr>
+      <w:r>
+        <w:t>معادلة «border_unit_value_usd_kg»: قيمة الوحدة = قيمة الواردات ÷ الوزن الصافي (كلاهما مرصود من كومتريد)</w:t>
+      </w:r>
+    </w:p>
+    <w:p>
+      <w:pPr>
+        <w:pStyle w:val="IntenseQuote"/>
+      </w:pPr>
+      <w:r>
+        <w:t>معادلة «saudi_border_unit_value_usd_kg»: قيمة وحدة الصادر السعودي = قيمة ÷ وزن صافٍ (تقرير الجهة المستوردة أو التقرير السعودي المباشر — مرآة)</w:t>
+      </w:r>
+    </w:p>
+    <w:p>
+      <w:r>
+        <w:t>طبقة التجزئة:</w:t>
+      </w:r>
+    </w:p>
+    <w:p>
+      <w:pPr>
+        <w:pStyle w:val="ListBullet"/>
+      </w:pPr>
+      <w:r>
+        <w:t>retail_prices: LocalPriceAgent: paid agent outside /deepen — skipped (structural guard, no call attempted)؛ ولا نتائج Google Shopping مرصودة (requires SEARCH_API_KEY)</w:t>
+      </w:r>
+    </w:p>
+    <w:p>
+      <w:r>
+        <w:t>مراجع الأسعار: غير مرصودة</w:t>
+      </w:r>
+    </w:p>
+    <w:p>
+      <w:pPr>
+        <w:pStyle w:val="Heading2"/>
       </w:pPr>
       <w:r>
         <w:t>موقعك التنافسي</w:t>
@@ -128,6 +1483,411 @@
     <w:p>
       <w:pPr>
         <w:pStyle w:val="Heading1"/>
+      </w:pPr>
+      <w:r>
+        <w:t>١١. استخبارات العميل والطلب</w:t>
+      </w:r>
+    </w:p>
+    <w:p>
+      <w:r>
+        <w:t>—</w:t>
+      </w:r>
+    </w:p>
+    <w:p>
+      <w:r>
+        <w:t>صوت العميل المباشر (ما الذي يقدّره المشترون وكيف يقيّمون المورّدين) يتطلب بحثاً أولياً — مقابلات أو استبيانات — لم يُجرَ بعد؛ هذا القسم يعرض إشارات ثانوية فقط.</w:t>
+      </w:r>
+    </w:p>
+    <w:p>
+      <w:pPr>
+        <w:pStyle w:val="Heading1"/>
+      </w:pPr>
+      <w:r>
+        <w:t>١٢. المشهد التنظيمي والمخاطر</w:t>
+      </w:r>
+    </w:p>
+    <w:p>
+      <w:pPr>
+        <w:pStyle w:val="Heading2"/>
+      </w:pPr>
+      <w:r>
+        <w:t>الاشتراطات التنظيمية</w:t>
+      </w:r>
+    </w:p>
+    <w:tbl>
+      <w:tblPr>
+        <w:tblStyle w:val="TableGrid"/>
+        <w:tblW w:type="auto" w:w="0"/>
+        <w:tblLook w:firstColumn="1" w:firstRow="1" w:lastColumn="0" w:lastRow="0" w:noHBand="0" w:noVBand="1" w:val="04A0"/>
+      </w:tblPr>
+      <w:tblGrid>
+        <w:gridCol w:w="2160"/>
+        <w:gridCol w:w="2160"/>
+        <w:gridCol w:w="2160"/>
+        <w:gridCol w:w="2160"/>
+      </w:tblGrid>
+      <w:tr>
+        <w:tc>
+          <w:tcPr>
+            <w:tcW w:type="dxa" w:w="2160"/>
+          </w:tcPr>
+          <w:p>
+            <w:r>
+              <w:rPr>
+                <w:b/>
+              </w:rPr>
+              <w:t>البند</w:t>
+            </w:r>
+          </w:p>
+        </w:tc>
+        <w:tc>
+          <w:tcPr>
+            <w:tcW w:type="dxa" w:w="2160"/>
+          </w:tcPr>
+          <w:p>
+            <w:r>
+              <w:rPr>
+                <w:b/>
+              </w:rPr>
+              <w:t>الجهة</w:t>
+            </w:r>
+          </w:p>
+        </w:tc>
+        <w:tc>
+          <w:tcPr>
+            <w:tcW w:type="dxa" w:w="2160"/>
+          </w:tcPr>
+          <w:p>
+            <w:r>
+              <w:rPr>
+                <w:b/>
+              </w:rPr>
+              <w:t>الاتجاه</w:t>
+            </w:r>
+          </w:p>
+        </w:tc>
+        <w:tc>
+          <w:tcPr>
+            <w:tcW w:type="dxa" w:w="2160"/>
+          </w:tcPr>
+          <w:p>
+            <w:r>
+              <w:rPr>
+                <w:b/>
+              </w:rPr>
+              <w:t>الرابط</w:t>
+            </w:r>
+          </w:p>
+        </w:tc>
+      </w:tr>
+      <w:tr>
+        <w:tc>
+          <w:tcPr>
+            <w:tcW w:type="dxa" w:w="2160"/>
+          </w:tcPr>
+          <w:p>
+            <w:r>
+              <w:t>شهادة المنشأ السعودية للصادرات (وزارة التجارة / الغرف التجارية)</w:t>
+            </w:r>
+          </w:p>
+        </w:tc>
+        <w:tc>
+          <w:tcPr>
+            <w:tcW w:type="dxa" w:w="2160"/>
+          </w:tcPr>
+          <w:p>
+            <w:r>
+              <w:t>وزارة التجارة</w:t>
+            </w:r>
+          </w:p>
+        </w:tc>
+        <w:tc>
+          <w:tcPr>
+            <w:tcW w:type="dxa" w:w="2160"/>
+          </w:tcPr>
+          <w:p>
+            <w:r>
+              <w:t>exit</w:t>
+            </w:r>
+          </w:p>
+        </w:tc>
+        <w:tc>
+          <w:tcPr>
+            <w:tcW w:type="dxa" w:w="2160"/>
+          </w:tcPr>
+          <w:p>
+            <w:r>
+              <w:t>https://mc.gov.sa</w:t>
+            </w:r>
+          </w:p>
+        </w:tc>
+      </w:tr>
+      <w:tr>
+        <w:tc>
+          <w:tcPr>
+            <w:tcW w:type="dxa" w:w="2160"/>
+          </w:tcPr>
+          <w:p>
+            <w:r>
+              <w:t>متطلبات SFDA لتصدير الفئات الخاضعة (منشآت مرخّصة وشهادات صحية عند طلب سوق الوجهة)</w:t>
+            </w:r>
+          </w:p>
+        </w:tc>
+        <w:tc>
+          <w:tcPr>
+            <w:tcW w:type="dxa" w:w="2160"/>
+          </w:tcPr>
+          <w:p>
+            <w:r>
+              <w:t>الهيئة العامة للغذاء والدواء SFDA</w:t>
+            </w:r>
+          </w:p>
+        </w:tc>
+        <w:tc>
+          <w:tcPr>
+            <w:tcW w:type="dxa" w:w="2160"/>
+          </w:tcPr>
+          <w:p>
+            <w:r>
+              <w:t>exit</w:t>
+            </w:r>
+          </w:p>
+        </w:tc>
+        <w:tc>
+          <w:tcPr>
+            <w:tcW w:type="dxa" w:w="2160"/>
+          </w:tcPr>
+          <w:p>
+            <w:r>
+              <w:t>https://www.sfda.gov.sa</w:t>
+            </w:r>
+          </w:p>
+        </w:tc>
+      </w:tr>
+      <w:tr>
+        <w:tc>
+          <w:tcPr>
+            <w:tcW w:type="dxa" w:w="2160"/>
+          </w:tcPr>
+          <w:p>
+            <w:r>
+              <w:t>التسجيل في بوابة هيئة تنمية الصادرات السعودية (خدمات وبرامج دعم المصدرين)</w:t>
+            </w:r>
+          </w:p>
+        </w:tc>
+        <w:tc>
+          <w:tcPr>
+            <w:tcW w:type="dxa" w:w="2160"/>
+          </w:tcPr>
+          <w:p>
+            <w:r>
+              <w:t>هيئة تنمية الصادرات السعودية</w:t>
+            </w:r>
+          </w:p>
+        </w:tc>
+        <w:tc>
+          <w:tcPr>
+            <w:tcW w:type="dxa" w:w="2160"/>
+          </w:tcPr>
+          <w:p>
+            <w:r>
+              <w:t>exit</w:t>
+            </w:r>
+          </w:p>
+        </w:tc>
+        <w:tc>
+          <w:tcPr>
+            <w:tcW w:type="dxa" w:w="2160"/>
+          </w:tcPr>
+          <w:p>
+            <w:r>
+              <w:t>https://saudiexports.sa</w:t>
+            </w:r>
+          </w:p>
+        </w:tc>
+      </w:tr>
+    </w:tbl>
+    <w:p>
+      <w:pPr>
+        <w:pStyle w:val="IntenseQuote"/>
+      </w:pPr>
+      <w:r>
+        <w:t>المصدر: Silk L1 requirements reference (official portals / EUR-Lex) | سُحب: 2026-07-08 | ثقة: 0.8</w:t>
+      </w:r>
+    </w:p>
+    <w:p>
+      <w:pPr>
+        <w:pStyle w:val="ListBullet"/>
+      </w:pPr>
+      <w:r>
+        <w:t>غير متوفر: التعريفة الجمركية المطبّقة: WITS unavailable: ProxyError for HS080410 SAU-&gt;CHN 2023: HTTPSConnectionPool(host='wits.worldbank.org', port=443): Max retries exceeded with url: /API/V1/SDMX/V21/datasource/TRN/reporter/CHN/partner/SAU/product/080410/year/2023/datatype/AHS?format=JSON (Caused by ProxyError('Unable to connect to proxy', NewConnectionError("HTTPSConnection(host='127.0.0.1', port=43475): Failed to establish a new connection: network disabled for offline test")))</w:t>
+      </w:r>
+    </w:p>
+    <w:p>
+      <w:pPr>
+        <w:pStyle w:val="Heading2"/>
+      </w:pPr>
+      <w:r>
+        <w:t>سجل المخاطر</w:t>
+      </w:r>
+    </w:p>
+    <w:tbl>
+      <w:tblPr>
+        <w:tblStyle w:val="TableGrid"/>
+        <w:tblW w:type="auto" w:w="0"/>
+        <w:tblLook w:firstColumn="1" w:firstRow="1" w:lastColumn="0" w:lastRow="0" w:noHBand="0" w:noVBand="1" w:val="04A0"/>
+      </w:tblPr>
+      <w:tblGrid>
+        <w:gridCol w:w="2880"/>
+        <w:gridCol w:w="2880"/>
+        <w:gridCol w:w="2880"/>
+      </w:tblGrid>
+      <w:tr>
+        <w:tc>
+          <w:tcPr>
+            <w:tcW w:type="dxa" w:w="2880"/>
+          </w:tcPr>
+          <w:p>
+            <w:r>
+              <w:rPr>
+                <w:b/>
+              </w:rPr>
+              <w:t>الخطر</w:t>
+            </w:r>
+          </w:p>
+        </w:tc>
+        <w:tc>
+          <w:tcPr>
+            <w:tcW w:type="dxa" w:w="2880"/>
+          </w:tcPr>
+          <w:p>
+            <w:r>
+              <w:rPr>
+                <w:b/>
+              </w:rPr>
+              <w:t>الشدة</w:t>
+            </w:r>
+          </w:p>
+        </w:tc>
+        <w:tc>
+          <w:tcPr>
+            <w:tcW w:type="dxa" w:w="2880"/>
+          </w:tcPr>
+          <w:p>
+            <w:r>
+              <w:rPr>
+                <w:b/>
+              </w:rPr>
+              <w:t>الدليل</w:t>
+            </w:r>
+          </w:p>
+        </w:tc>
+      </w:tr>
+      <w:tr>
+        <w:tc>
+          <w:tcPr>
+            <w:tcW w:type="dxa" w:w="2880"/>
+          </w:tcPr>
+          <w:p>
+            <w:r>
+              <w:t>تركّز مصادر التوريد</w:t>
+            </w:r>
+          </w:p>
+        </w:tc>
+        <w:tc>
+          <w:tcPr>
+            <w:tcW w:type="dxa" w:w="2880"/>
+          </w:tcPr>
+          <w:p>
+            <w:r>
+              <w:t>متوسطة</w:t>
+            </w:r>
+          </w:p>
+        </w:tc>
+        <w:tc>
+          <w:tcPr>
+            <w:tcW w:type="dxa" w:w="2880"/>
+          </w:tcPr>
+          <w:p>
+            <w:r>
+              <w:t>HHI=0.38 &gt; 0.25 (كومتريد)</w:t>
+            </w:r>
+          </w:p>
+        </w:tc>
+      </w:tr>
+      <w:tr>
+        <w:tc>
+          <w:tcPr>
+            <w:tcW w:type="dxa" w:w="2880"/>
+          </w:tcPr>
+          <w:p>
+            <w:r>
+              <w:t>تغطية بيانات منخفضة</w:t>
+            </w:r>
+          </w:p>
+        </w:tc>
+        <w:tc>
+          <w:tcPr>
+            <w:tcW w:type="dxa" w:w="2880"/>
+          </w:tcPr>
+          <w:p>
+            <w:r>
+              <w:t>متوسطة</w:t>
+            </w:r>
+          </w:p>
+        </w:tc>
+        <w:tc>
+          <w:tcPr>
+            <w:tcW w:type="dxa" w:w="2880"/>
+          </w:tcPr>
+          <w:p>
+            <w:r>
+              <w:t>تغطية الوكلاء 39% &lt; 60% — القرار مشروط باكتمالها</w:t>
+            </w:r>
+          </w:p>
+        </w:tc>
+      </w:tr>
+    </w:tbl>
+    <w:p>
+      <w:pPr>
+        <w:pStyle w:val="Heading1"/>
+      </w:pPr>
+      <w:r>
+        <w:t>١٣. الاتجاهات والتوقع المستقبلي</w:t>
+      </w:r>
+    </w:p>
+    <w:p>
+      <w:r>
+        <w:t>بيانات الاتجاه غير كافية لهذه السنوات.</w:t>
+      </w:r>
+    </w:p>
+    <w:p>
+      <w:pPr>
+        <w:pStyle w:val="Heading1"/>
+      </w:pPr>
+      <w:r>
+        <w:t>حدود هذا التقرير</w:t>
+      </w:r>
+    </w:p>
+    <w:p>
+      <w:pPr>
+        <w:pStyle w:val="ListBullet"/>
+      </w:pPr>
+      <w:r>
+        <w:t>الصين: دخل الفرد غير متوفر</w:t>
+      </w:r>
+    </w:p>
+    <w:p>
+      <w:pPr>
+        <w:pStyle w:val="Heading1"/>
+      </w:pPr>
+      <w:r>
+        <w:t>١٤. التوصيات الاستراتيجية</w:t>
+      </w:r>
+    </w:p>
+    <w:p>
+      <w:pPr>
+        <w:pStyle w:val="Heading2"/>
       </w:pPr>
       <w:r>
         <w:t>قرار الدخول (المحرك الموزون §8)</w:t>
@@ -404,7 +2164,7 @@
           </w:tcPr>
           <w:p>
             <w:r>
-              <w:t>— (لا بيانات)</w:t>
+              <w:t>—</w:t>
             </w:r>
           </w:p>
         </w:tc>
@@ -518,7 +2278,7 @@
     </w:p>
     <w:p>
       <w:pPr>
-        <w:pStyle w:val="Heading1"/>
+        <w:pStyle w:val="Heading2"/>
       </w:pPr>
       <w:r>
         <w:t>استراتيجية دخول السوق</w:t>
@@ -552,834 +2312,7 @@
     </w:p>
     <w:p>
       <w:pPr>
-        <w:pStyle w:val="Heading1"/>
-      </w:pPr>
-      <w:r>
-        <w:t>حجم السوق — TAM/SAM/SOM</w:t>
-      </w:r>
-    </w:p>
-    <w:tbl>
-      <w:tblPr>
-        <w:tblStyle w:val="TableGrid"/>
-        <w:tblW w:type="auto" w:w="0"/>
-        <w:tblLook w:firstColumn="1" w:firstRow="1" w:lastColumn="0" w:lastRow="0" w:noHBand="0" w:noVBand="1" w:val="04A0"/>
-      </w:tblPr>
-      <w:tblGrid>
-        <w:gridCol w:w="2160"/>
-        <w:gridCol w:w="2160"/>
-        <w:gridCol w:w="2160"/>
-        <w:gridCol w:w="2160"/>
-      </w:tblGrid>
-      <w:tr>
-        <w:tc>
-          <w:tcPr>
-            <w:tcW w:type="dxa" w:w="2160"/>
-          </w:tcPr>
-          <w:p>
-            <w:r>
-              <w:rPr>
-                <w:b/>
-              </w:rPr>
-              <w:t>المؤشر</w:t>
-            </w:r>
-          </w:p>
-        </w:tc>
-        <w:tc>
-          <w:tcPr>
-            <w:tcW w:type="dxa" w:w="2160"/>
-          </w:tcPr>
-          <w:p>
-            <w:r>
-              <w:rPr>
-                <w:b/>
-              </w:rPr>
-              <w:t>القيمة</w:t>
-            </w:r>
-          </w:p>
-        </w:tc>
-        <w:tc>
-          <w:tcPr>
-            <w:tcW w:type="dxa" w:w="2160"/>
-          </w:tcPr>
-          <w:p>
-            <w:r>
-              <w:rPr>
-                <w:b/>
-              </w:rPr>
-              <w:t>النوع</w:t>
-            </w:r>
-          </w:p>
-        </w:tc>
-        <w:tc>
-          <w:tcPr>
-            <w:tcW w:type="dxa" w:w="2160"/>
-          </w:tcPr>
-          <w:p>
-            <w:r>
-              <w:rPr>
-                <w:b/>
-              </w:rPr>
-              <w:t>المصدر</w:t>
-            </w:r>
-          </w:p>
-        </w:tc>
-      </w:tr>
-      <w:tr>
-        <w:tc>
-          <w:tcPr>
-            <w:tcW w:type="dxa" w:w="2160"/>
-          </w:tcPr>
-          <w:p>
-            <w:r>
-              <w:t>tam_usd</w:t>
-            </w:r>
-          </w:p>
-        </w:tc>
-        <w:tc>
-          <w:tcPr>
-            <w:tcW w:type="dxa" w:w="2160"/>
-          </w:tcPr>
-          <w:p>
-            <w:r>
-              <w:t>60,000,000 USD</w:t>
-            </w:r>
-          </w:p>
-        </w:tc>
-        <w:tc>
-          <w:tcPr>
-            <w:tcW w:type="dxa" w:w="2160"/>
-          </w:tcPr>
-          <w:p>
-            <w:r>
-              <w:t>رصد مباشر</w:t>
-            </w:r>
-          </w:p>
-        </w:tc>
-        <w:tc>
-          <w:tcPr>
-            <w:tcW w:type="dxa" w:w="2160"/>
-          </w:tcPr>
-          <w:p>
-            <w:r>
-              <w:t>UN Comtrade | سُحب: 2026-07-08 | ثقة: 0.9</w:t>
-            </w:r>
-          </w:p>
-        </w:tc>
-      </w:tr>
-      <w:tr>
-        <w:tc>
-          <w:tcPr>
-            <w:tcW w:type="dxa" w:w="2160"/>
-          </w:tcPr>
-          <w:p>
-            <w:r>
-              <w:t>import_growth_pct</w:t>
-            </w:r>
-          </w:p>
-        </w:tc>
-        <w:tc>
-          <w:tcPr>
-            <w:tcW w:type="dxa" w:w="2160"/>
-          </w:tcPr>
-          <w:p>
-            <w:r>
-              <w:t>50.0 %</w:t>
-            </w:r>
-          </w:p>
-        </w:tc>
-        <w:tc>
-          <w:tcPr>
-            <w:tcW w:type="dxa" w:w="2160"/>
-          </w:tcPr>
-          <w:p>
-            <w:r>
-              <w:t>رصد مباشر</w:t>
-            </w:r>
-          </w:p>
-        </w:tc>
-        <w:tc>
-          <w:tcPr>
-            <w:tcW w:type="dxa" w:w="2160"/>
-          </w:tcPr>
-          <w:p>
-            <w:r>
-              <w:t>UN Comtrade (مخزن الحقائق) | سُحب: 2026-07-08 | ثقة: 0.9</w:t>
-            </w:r>
-          </w:p>
-        </w:tc>
-      </w:tr>
-      <w:tr>
-        <w:tc>
-          <w:tcPr>
-            <w:tcW w:type="dxa" w:w="2160"/>
-          </w:tcPr>
-          <w:p>
-            <w:r>
-              <w:t>import_cagr_pct</w:t>
-            </w:r>
-          </w:p>
-        </w:tc>
-        <w:tc>
-          <w:tcPr>
-            <w:tcW w:type="dxa" w:w="2160"/>
-          </w:tcPr>
-          <w:p>
-            <w:r>
-              <w:t>22.5 %</w:t>
-            </w:r>
-          </w:p>
-        </w:tc>
-        <w:tc>
-          <w:tcPr>
-            <w:tcW w:type="dxa" w:w="2160"/>
-          </w:tcPr>
-          <w:p>
-            <w:r>
-              <w:t>رصد مباشر</w:t>
-            </w:r>
-          </w:p>
-        </w:tc>
-        <w:tc>
-          <w:tcPr>
-            <w:tcW w:type="dxa" w:w="2160"/>
-          </w:tcPr>
-          <w:p>
-            <w:r>
-              <w:t>UN Comtrade (مخزن الحقائق) | سُحب: 2026-07-08 | ثقة: 0.9</w:t>
-            </w:r>
-          </w:p>
-        </w:tc>
-      </w:tr>
-    </w:tbl>
-    <w:p>
-      <w:pPr>
-        <w:pStyle w:val="ListBullet"/>
-      </w:pPr>
-      <w:r>
-        <w:t>فجوة معلنة: sam_usd: يتطلب TAM مرصوداً + شريحة tier في بطاقة المنتج (premium/mid/mass)</w:t>
-      </w:r>
-    </w:p>
-    <w:p>
-      <w:pPr>
-        <w:pStyle w:val="ListBullet"/>
-      </w:pPr>
-      <w:r>
-        <w:t>فجوة معلنة: som_usd: يتطلب طاقة شهرية في بطاقة المنتج + قيمة وحدة حدودية مرصودة (قيمة/وزن كومتريد)</w:t>
-      </w:r>
-    </w:p>
-    <w:p>
-      <w:pPr>
-        <w:pStyle w:val="Heading1"/>
-      </w:pPr>
-      <w:r>
-        <w:t>أسعار المنتجات في السوق</w:t>
-      </w:r>
-    </w:p>
-    <w:p>
-      <w:pPr>
-        <w:pStyle w:val="Heading1"/>
-      </w:pPr>
-      <w:r>
-        <w:t>المنافسون</w:t>
-      </w:r>
-    </w:p>
-    <w:p>
-      <w:r>
-        <w:t>بيانات غير كافية — INSUFFICIENT DATA</w:t>
-      </w:r>
-    </w:p>
-    <w:p>
-      <w:r>
-        <w:t>بيانات غير كافية لقسم «المنافسون» (0/2 حقائق سوقية) — المصادر المُحاوَلة: لا مصادر مُحاوَلة</w:t>
-      </w:r>
-    </w:p>
-    <w:p>
-      <w:pPr>
         <w:pStyle w:val="Heading2"/>
-      </w:pPr>
-      <w:r>
-        <w:t>شركات بالاسم (مرشّحون غير موثَّقين)</w:t>
-      </w:r>
-    </w:p>
-    <w:p>
-      <w:r>
-        <w:t>لا كيانات مرصودة بالاسم — فجوة معلنة (أسماء الأعمال تأتي من Google Places حصراً)</w:t>
-      </w:r>
-    </w:p>
-    <w:p>
-      <w:r>
-        <w:t>الطبقة الدولية (تركّز الموردين — UN Comtrade):</w:t>
-      </w:r>
-    </w:p>
-    <w:tbl>
-      <w:tblPr>
-        <w:tblStyle w:val="TableGrid"/>
-        <w:tblW w:type="auto" w:w="0"/>
-        <w:tblLook w:firstColumn="1" w:firstRow="1" w:lastColumn="0" w:lastRow="0" w:noHBand="0" w:noVBand="1" w:val="04A0"/>
-      </w:tblPr>
-      <w:tblGrid>
-        <w:gridCol w:w="2160"/>
-        <w:gridCol w:w="2160"/>
-        <w:gridCol w:w="2160"/>
-        <w:gridCol w:w="2160"/>
-      </w:tblGrid>
-      <w:tr>
-        <w:tc>
-          <w:tcPr>
-            <w:tcW w:type="dxa" w:w="2160"/>
-          </w:tcPr>
-          <w:p>
-            <w:r>
-              <w:rPr>
-                <w:b/>
-              </w:rPr>
-              <w:t>المؤشر</w:t>
-            </w:r>
-          </w:p>
-        </w:tc>
-        <w:tc>
-          <w:tcPr>
-            <w:tcW w:type="dxa" w:w="2160"/>
-          </w:tcPr>
-          <w:p>
-            <w:r>
-              <w:rPr>
-                <w:b/>
-              </w:rPr>
-              <w:t>القيمة</w:t>
-            </w:r>
-          </w:p>
-        </w:tc>
-        <w:tc>
-          <w:tcPr>
-            <w:tcW w:type="dxa" w:w="2160"/>
-          </w:tcPr>
-          <w:p>
-            <w:r>
-              <w:rPr>
-                <w:b/>
-              </w:rPr>
-              <w:t>المصدر</w:t>
-            </w:r>
-          </w:p>
-        </w:tc>
-        <w:tc>
-          <w:tcPr>
-            <w:tcW w:type="dxa" w:w="2160"/>
-          </w:tcPr>
-          <w:p>
-            <w:r>
-              <w:rPr>
-                <w:b/>
-              </w:rPr>
-              <w:t>ملاحظة</w:t>
-            </w:r>
-          </w:p>
-        </w:tc>
-      </w:tr>
-      <w:tr>
-        <w:tc>
-          <w:tcPr>
-            <w:tcW w:type="dxa" w:w="2160"/>
-          </w:tcPr>
-          <w:p>
-            <w:r>
-              <w:t>hhi</w:t>
-            </w:r>
-          </w:p>
-        </w:tc>
-        <w:tc>
-          <w:tcPr>
-            <w:tcW w:type="dxa" w:w="2160"/>
-          </w:tcPr>
-          <w:p>
-            <w:r>
-              <w:t>0.38</w:t>
-            </w:r>
-          </w:p>
-        </w:tc>
-        <w:tc>
-          <w:tcPr>
-            <w:tcW w:type="dxa" w:w="2160"/>
-          </w:tcPr>
-          <w:p>
-            <w:r>
-              <w:t>UN Comtrade | سُحب: 2026-07-08 | ثقة: 0.9</w:t>
-            </w:r>
-          </w:p>
-        </w:tc>
-        <w:tc>
-          <w:tcPr>
-            <w:tcW w:type="dxa" w:w="2160"/>
-          </w:tcPr>
-          <w:p>
-            <w:r>
-              <w:t>مؤشر هيرفنداهل لتركّز المورّدين (3 دولة) — &gt;0.25 سوق مركّز</w:t>
-            </w:r>
-          </w:p>
-        </w:tc>
-      </w:tr>
-      <w:tr>
-        <w:tc>
-          <w:tcPr>
-            <w:tcW w:type="dxa" w:w="2160"/>
-          </w:tcPr>
-          <w:p>
-            <w:r>
-              <w:t>top_supplier_share_pct</w:t>
-            </w:r>
-          </w:p>
-        </w:tc>
-        <w:tc>
-          <w:tcPr>
-            <w:tcW w:type="dxa" w:w="2160"/>
-          </w:tcPr>
-          <w:p>
-            <w:r>
-              <w:t>50.0</w:t>
-            </w:r>
-          </w:p>
-        </w:tc>
-        <w:tc>
-          <w:tcPr>
-            <w:tcW w:type="dxa" w:w="2160"/>
-          </w:tcPr>
-          <w:p>
-            <w:r>
-              <w:t>UN Comtrade | سُحب: 2026-07-08 | ثقة: 0.9</w:t>
-            </w:r>
-          </w:p>
-        </w:tc>
-        <w:tc>
-          <w:tcPr>
-            <w:tcW w:type="dxa" w:w="2160"/>
-          </w:tcPr>
-          <w:p>
-            <w:r>
-              <w:t>حصة المورّد الأكبر: Iran</w:t>
-            </w:r>
-          </w:p>
-        </w:tc>
-      </w:tr>
-      <w:tr>
-        <w:tc>
-          <w:tcPr>
-            <w:tcW w:type="dxa" w:w="2160"/>
-          </w:tcPr>
-          <w:p>
-            <w:r>
-              <w:t>saudi_share_pct</w:t>
-            </w:r>
-          </w:p>
-        </w:tc>
-        <w:tc>
-          <w:tcPr>
-            <w:tcW w:type="dxa" w:w="2160"/>
-          </w:tcPr>
-          <w:p>
-            <w:r>
-              <w:t>30.0</w:t>
-            </w:r>
-          </w:p>
-        </w:tc>
-        <w:tc>
-          <w:tcPr>
-            <w:tcW w:type="dxa" w:w="2160"/>
-          </w:tcPr>
-          <w:p>
-            <w:r>
-              <w:t>UN Comtrade | سُحب: 2026-07-08 | ثقة: 0.9</w:t>
-            </w:r>
-          </w:p>
-        </w:tc>
-        <w:tc>
-          <w:tcPr>
-            <w:tcW w:type="dxa" w:w="2160"/>
-          </w:tcPr>
-          <w:p>
-            <w:r>
-              <w:t>غير مثلَّث — تقرير سعودي مباشر (مرآة) غير متاح: لا تقرير سعودي مباشر (reporter=SAU) لـ HS080410→CHN 2023 — مرآة غير متاحة</w:t>
-            </w:r>
-          </w:p>
-        </w:tc>
-      </w:tr>
-    </w:tbl>
-    <w:p>
-      <w:pPr>
-        <w:pStyle w:val="Heading1"/>
-      </w:pPr>
-      <w:r>
-        <w:t>التسعير بطبقتيه</w:t>
-      </w:r>
-    </w:p>
-    <w:p>
-      <w:r>
-        <w:t>الطبقة الحدودية (قيم وحدة كومتريد):</w:t>
-      </w:r>
-    </w:p>
-    <w:tbl>
-      <w:tblPr>
-        <w:tblStyle w:val="TableGrid"/>
-        <w:tblW w:type="auto" w:w="0"/>
-        <w:tblLook w:firstColumn="1" w:firstRow="1" w:lastColumn="0" w:lastRow="0" w:noHBand="0" w:noVBand="1" w:val="04A0"/>
-      </w:tblPr>
-      <w:tblGrid>
-        <w:gridCol w:w="2160"/>
-        <w:gridCol w:w="2160"/>
-        <w:gridCol w:w="2160"/>
-        <w:gridCol w:w="2160"/>
-      </w:tblGrid>
-      <w:tr>
-        <w:tc>
-          <w:tcPr>
-            <w:tcW w:type="dxa" w:w="2160"/>
-          </w:tcPr>
-          <w:p>
-            <w:r>
-              <w:rPr>
-                <w:b/>
-              </w:rPr>
-              <w:t>المؤشر</w:t>
-            </w:r>
-          </w:p>
-        </w:tc>
-        <w:tc>
-          <w:tcPr>
-            <w:tcW w:type="dxa" w:w="2160"/>
-          </w:tcPr>
-          <w:p>
-            <w:r>
-              <w:rPr>
-                <w:b/>
-              </w:rPr>
-              <w:t>القيمة</w:t>
-            </w:r>
-          </w:p>
-        </w:tc>
-        <w:tc>
-          <w:tcPr>
-            <w:tcW w:type="dxa" w:w="2160"/>
-          </w:tcPr>
-          <w:p>
-            <w:r>
-              <w:rPr>
-                <w:b/>
-              </w:rPr>
-              <w:t>النوع</w:t>
-            </w:r>
-          </w:p>
-        </w:tc>
-        <w:tc>
-          <w:tcPr>
-            <w:tcW w:type="dxa" w:w="2160"/>
-          </w:tcPr>
-          <w:p>
-            <w:r>
-              <w:rPr>
-                <w:b/>
-              </w:rPr>
-              <w:t>المصدر</w:t>
-            </w:r>
-          </w:p>
-        </w:tc>
-      </w:tr>
-      <w:tr>
-        <w:tc>
-          <w:tcPr>
-            <w:tcW w:type="dxa" w:w="2160"/>
-          </w:tcPr>
-          <w:p>
-            <w:r>
-              <w:t>border_unit_value_usd_kg</w:t>
-            </w:r>
-          </w:p>
-        </w:tc>
-        <w:tc>
-          <w:tcPr>
-            <w:tcW w:type="dxa" w:w="2160"/>
-          </w:tcPr>
-          <w:p>
-            <w:r>
-              <w:t>3.0 USD/kg</w:t>
-            </w:r>
-          </w:p>
-        </w:tc>
-        <w:tc>
-          <w:tcPr>
-            <w:tcW w:type="dxa" w:w="2160"/>
-          </w:tcPr>
-          <w:p>
-            <w:r>
-              <w:t>مُقدَّر — نموذج بافتراضات معلنة</w:t>
-            </w:r>
-          </w:p>
-        </w:tc>
-        <w:tc>
-          <w:tcPr>
-            <w:tcW w:type="dxa" w:w="2160"/>
-          </w:tcPr>
-          <w:p>
-            <w:r>
-              <w:t>UN Comtrade (مخزن الحقائق) | سُحب: 2026-07-08 | ثقة: 0.9</w:t>
-            </w:r>
-          </w:p>
-        </w:tc>
-      </w:tr>
-      <w:tr>
-        <w:tc>
-          <w:tcPr>
-            <w:tcW w:type="dxa" w:w="2160"/>
-          </w:tcPr>
-          <w:p>
-            <w:r>
-              <w:t>saudi_border_unit_value_usd_kg</w:t>
-            </w:r>
-          </w:p>
-        </w:tc>
-        <w:tc>
-          <w:tcPr>
-            <w:tcW w:type="dxa" w:w="2160"/>
-          </w:tcPr>
-          <w:p>
-            <w:r>
-              <w:t>2.25 USD/kg</w:t>
-            </w:r>
-          </w:p>
-        </w:tc>
-        <w:tc>
-          <w:tcPr>
-            <w:tcW w:type="dxa" w:w="2160"/>
-          </w:tcPr>
-          <w:p>
-            <w:r>
-              <w:t>مُقدَّر — نموذج بافتراضات معلنة</w:t>
-            </w:r>
-          </w:p>
-        </w:tc>
-        <w:tc>
-          <w:tcPr>
-            <w:tcW w:type="dxa" w:w="2160"/>
-          </w:tcPr>
-          <w:p>
-            <w:r>
-              <w:t>UN Comtrade (مخزن الحقائق) | سُحب: 2026-07-08 | ثقة: 0.85</w:t>
-            </w:r>
-          </w:p>
-        </w:tc>
-      </w:tr>
-      <w:tr>
-        <w:tc>
-          <w:tcPr>
-            <w:tcW w:type="dxa" w:w="2160"/>
-          </w:tcPr>
-          <w:p>
-            <w:r>
-              <w:t>margin_at_border_pct</w:t>
-            </w:r>
-          </w:p>
-        </w:tc>
-        <w:tc>
-          <w:tcPr>
-            <w:tcW w:type="dxa" w:w="2160"/>
-          </w:tcPr>
-          <w:p>
-            <w:r>
-              <w:t>غير مرصود</w:t>
-            </w:r>
-          </w:p>
-        </w:tc>
-        <w:tc>
-          <w:tcPr>
-            <w:tcW w:type="dxa" w:w="2160"/>
-          </w:tcPr>
-          <w:p>
-            <w:r>
-              <w:t>—</w:t>
-            </w:r>
-          </w:p>
-        </w:tc>
-        <w:tc>
-          <w:tcPr>
-            <w:tcW w:type="dxa" w:w="2160"/>
-          </w:tcPr>
-          <w:p>
-            <w:r>
-              <w:t>—</w:t>
-            </w:r>
-          </w:p>
-        </w:tc>
-      </w:tr>
-    </w:tbl>
-    <w:p>
-      <w:pPr>
-        <w:pStyle w:val="IntenseQuote"/>
-      </w:pPr>
-      <w:r>
-        <w:t>معادلة «border_unit_value_usd_kg»: قيمة الوحدة = قيمة الواردات ÷ الوزن الصافي (كلاهما مرصود من كومتريد)</w:t>
-      </w:r>
-    </w:p>
-    <w:p>
-      <w:pPr>
-        <w:pStyle w:val="IntenseQuote"/>
-      </w:pPr>
-      <w:r>
-        <w:t>معادلة «saudi_border_unit_value_usd_kg»: قيمة وحدة الصادر السعودي = قيمة ÷ وزن صافٍ (تقرير الجهة المستوردة أو التقرير السعودي المباشر — مرآة)</w:t>
-      </w:r>
-    </w:p>
-    <w:p>
-      <w:r>
-        <w:t>طبقة التجزئة:</w:t>
-      </w:r>
-    </w:p>
-    <w:p>
-      <w:pPr>
-        <w:pStyle w:val="ListBullet"/>
-      </w:pPr>
-      <w:r>
-        <w:t>retail_prices: LocalPriceAgent: paid agent outside /deepen — skipped (structural guard, no call attempted)؛ ولا نتائج Google Shopping مرصودة (requires SEARCH_API_KEY)</w:t>
-      </w:r>
-    </w:p>
-    <w:p>
-      <w:r>
-        <w:t>مراجع الأسعار: غير مرصودة</w:t>
-      </w:r>
-    </w:p>
-    <w:p>
-      <w:pPr>
-        <w:pStyle w:val="Heading1"/>
-      </w:pPr>
-      <w:r>
-        <w:t>تحليل SWOT (قاعدي من حقائق مرصودة)</w:t>
-      </w:r>
-    </w:p>
-    <w:tbl>
-      <w:tblPr>
-        <w:tblStyle w:val="TableGrid"/>
-        <w:tblW w:type="auto" w:w="0"/>
-        <w:tblLook w:firstColumn="1" w:firstRow="1" w:lastColumn="0" w:lastRow="0" w:noHBand="0" w:noVBand="1" w:val="04A0"/>
-      </w:tblPr>
-      <w:tblGrid>
-        <w:gridCol w:w="4320"/>
-        <w:gridCol w:w="4320"/>
-      </w:tblGrid>
-      <w:tr>
-        <w:tc>
-          <w:tcPr>
-            <w:tcW w:type="dxa" w:w="4320"/>
-          </w:tcPr>
-          <w:p>
-            <w:r>
-              <w:rPr>
-                <w:b/>
-              </w:rPr>
-              <w:t>القوة</w:t>
-            </w:r>
-          </w:p>
-          <w:p>
-            <w:pPr>
-              <w:pStyle w:val="ListBullet"/>
-            </w:pPr>
-            <w:r>
-              <w:t>حضور سعودي قائم بحصة 30.0% من واردات السوق — الدليل: UN Comtrade — saudi_share_pct</w:t>
-            </w:r>
-          </w:p>
-          <w:p>
-            <w:pPr>
-              <w:pStyle w:val="ListBullet"/>
-            </w:pPr>
-            <w:r>
-              <w:t>سعر حدودي سعودي منافس (2.25$ مقابل متوسط 3.0$/kg) — الدليل: UN Comtrade — قيم الوحدة</w:t>
-            </w:r>
-          </w:p>
-        </w:tc>
-        <w:tc>
-          <w:tcPr>
-            <w:tcW w:type="dxa" w:w="4320"/>
-          </w:tcPr>
-          <w:p>
-            <w:r>
-              <w:rPr>
-                <w:b/>
-              </w:rPr>
-              <w:t>الضعف</w:t>
-            </w:r>
-          </w:p>
-          <w:p>
-            <w:pPr>
-              <w:pStyle w:val="ListBullet"/>
-            </w:pPr>
-            <w:r>
-              <w:t>الهامش غير محسوب — بطاقة المنتج غير مكتملة — الدليل: margin_at_border_pct: يتطلب بطاقة منتج بوحدة kg (cost_per_unit) + قيمة وحدة حدودية مرصودة</w:t>
-            </w:r>
-          </w:p>
-        </w:tc>
-      </w:tr>
-      <w:tr>
-        <w:tc>
-          <w:tcPr>
-            <w:tcW w:type="dxa" w:w="4320"/>
-          </w:tcPr>
-          <w:p>
-            <w:r>
-              <w:rPr>
-                <w:b/>
-              </w:rPr>
-              <w:t>الفرص</w:t>
-            </w:r>
-          </w:p>
-          <w:p>
-            <w:pPr>
-              <w:pStyle w:val="ListBullet"/>
-            </w:pPr>
-            <w:r>
-              <w:t>واردات السوق تنمو 22.5% سنوياً مركّباً — الدليل: UN Comtrade — import_cagr_pct</w:t>
-            </w:r>
-          </w:p>
-        </w:tc>
-        <w:tc>
-          <w:tcPr>
-            <w:tcW w:type="dxa" w:w="4320"/>
-          </w:tcPr>
-          <w:p>
-            <w:r>
-              <w:rPr>
-                <w:b/>
-              </w:rPr>
-              <w:t>التهديدات</w:t>
-            </w:r>
-          </w:p>
-          <w:p>
-            <w:r>
-              <w:t>لا بند مرصوداً</w:t>
-            </w:r>
-          </w:p>
-        </w:tc>
-      </w:tr>
-    </w:tbl>
-    <w:p>
-      <w:r>
-        <w:t>خلايا قاعدية من حقائق مرصودة حصراً — الخلية الفارغة تعني لا بند مرصوداً، لا أنها سليمة</w:t>
-      </w:r>
-    </w:p>
-    <w:p>
-      <w:pPr>
-        <w:pStyle w:val="Heading1"/>
-      </w:pPr>
-      <w:r>
-        <w:t>شرائح العملاء</w:t>
-      </w:r>
-    </w:p>
-    <w:p>
-      <w:pPr>
-        <w:pStyle w:val="ListBullet"/>
-      </w:pPr>
-      <w:r>
-        <w:t>شريحة الحلال/رمضان: 2.0% من السكان — الأساس: مرجع Pew الساكن — muslim_share_pct</w:t>
-      </w:r>
-    </w:p>
-    <w:p>
-      <w:pPr>
-        <w:pStyle w:val="Heading1"/>
       </w:pPr>
       <w:r>
         <w:t>دليل المورّدين والمصنّعين</w:t>
@@ -1395,7 +2328,7 @@
         <w:pStyle w:val="ListBullet"/>
       </w:pPr>
       <w:r>
-        <w:t>لا مرشّحين مرصودين — فجوة معلنة</w:t>
+        <w:t>—</w:t>
       </w:r>
     </w:p>
     <w:p>
@@ -1408,7 +2341,7 @@
         <w:pStyle w:val="ListBullet"/>
       </w:pPr>
       <w:r>
-        <w:t>لا مرشّحين مرصودين — فجوة معلنة</w:t>
+        <w:t>—</w:t>
       </w:r>
     </w:p>
     <w:p>
@@ -1417,11 +2350,21 @@
       </w:r>
     </w:p>
     <w:p>
+      <w:r>
+        <w:t>التوصية: دخول مشروط — سوق الصين (ثقة منخفضة (31%))</w:t>
+      </w:r>
+    </w:p>
+    <w:p>
+      <w:r>
+        <w:t>أضف بطاقة منتجك (product_card) للحصول على موقعك التنافسي</w:t>
+      </w:r>
+    </w:p>
+    <w:p>
       <w:pPr>
         <w:pStyle w:val="Heading1"/>
       </w:pPr>
       <w:r>
-        <w:t>الاشتراطات التنظيمية</w:t>
+        <w:t>الملحق: تغطية المصادر وأثرها</w:t>
       </w:r>
     </w:p>
     <w:tbl>
@@ -1431,61 +2374,47 @@
         <w:tblLook w:firstColumn="1" w:firstRow="1" w:lastColumn="0" w:lastRow="0" w:noHBand="0" w:noVBand="1" w:val="04A0"/>
       </w:tblPr>
       <w:tblGrid>
-        <w:gridCol w:w="2160"/>
-        <w:gridCol w:w="2160"/>
-        <w:gridCol w:w="2160"/>
-        <w:gridCol w:w="2160"/>
+        <w:gridCol w:w="2880"/>
+        <w:gridCol w:w="2880"/>
+        <w:gridCol w:w="2880"/>
       </w:tblGrid>
       <w:tr>
         <w:tc>
           <w:tcPr>
-            <w:tcW w:type="dxa" w:w="2160"/>
+            <w:tcW w:type="dxa" w:w="2880"/>
           </w:tcPr>
           <w:p>
             <w:r>
               <w:rPr>
                 <w:b/>
               </w:rPr>
-              <w:t>البند</w:t>
+              <w:t>القسم</w:t>
             </w:r>
           </w:p>
         </w:tc>
         <w:tc>
           <w:tcPr>
-            <w:tcW w:type="dxa" w:w="2160"/>
+            <w:tcW w:type="dxa" w:w="2880"/>
           </w:tcPr>
           <w:p>
             <w:r>
               <w:rPr>
                 <w:b/>
               </w:rPr>
-              <w:t>الجهة</w:t>
+              <w:t>المُسهم/المُحاوَل</w:t>
             </w:r>
           </w:p>
         </w:tc>
         <w:tc>
           <w:tcPr>
-            <w:tcW w:type="dxa" w:w="2160"/>
+            <w:tcW w:type="dxa" w:w="2880"/>
           </w:tcPr>
           <w:p>
             <w:r>
               <w:rPr>
                 <w:b/>
               </w:rPr>
-              <w:t>الاتجاه</w:t>
-            </w:r>
-          </w:p>
-        </w:tc>
-        <w:tc>
-          <w:tcPr>
-            <w:tcW w:type="dxa" w:w="2160"/>
-          </w:tcPr>
-          <w:p>
-            <w:r>
-              <w:rPr>
-                <w:b/>
-              </w:rPr>
-              <w:t>الرابط</w:t>
+              <w:t>الدرجة</w:t>
             </w:r>
           </w:p>
         </w:tc>
@@ -1493,41 +2422,31 @@
       <w:tr>
         <w:tc>
           <w:tcPr>
-            <w:tcW w:type="dxa" w:w="2160"/>
+            <w:tcW w:type="dxa" w:w="2880"/>
           </w:tcPr>
           <w:p>
             <w:r>
-              <w:t>شهادة المنشأ السعودية للصادرات (وزارة التجارة / الغرف التجارية)</w:t>
+              <w:t>حجم السوق والمنافسة</w:t>
             </w:r>
           </w:p>
         </w:tc>
         <w:tc>
           <w:tcPr>
-            <w:tcW w:type="dxa" w:w="2160"/>
+            <w:tcW w:type="dxa" w:w="2880"/>
           </w:tcPr>
           <w:p>
             <w:r>
-              <w:t>وزارة التجارة</w:t>
+              <w:t>3/3</w:t>
             </w:r>
           </w:p>
         </w:tc>
         <w:tc>
           <w:tcPr>
-            <w:tcW w:type="dxa" w:w="2160"/>
+            <w:tcW w:type="dxa" w:w="2880"/>
           </w:tcPr>
           <w:p>
             <w:r>
-              <w:t>exit</w:t>
-            </w:r>
-          </w:p>
-        </w:tc>
-        <w:tc>
-          <w:tcPr>
-            <w:tcW w:type="dxa" w:w="2160"/>
-          </w:tcPr>
-          <w:p>
-            <w:r>
-              <w:t>https://mc.gov.sa</w:t>
+              <w:t>1.0</w:t>
             </w:r>
           </w:p>
         </w:tc>
@@ -1535,41 +2454,31 @@
       <w:tr>
         <w:tc>
           <w:tcPr>
-            <w:tcW w:type="dxa" w:w="2160"/>
+            <w:tcW w:type="dxa" w:w="2880"/>
           </w:tcPr>
           <w:p>
             <w:r>
-              <w:t>متطلبات SFDA لتصدير الفئات الخاضعة (منشآت مرخّصة وشهادات صحية عند طلب سوق الوجهة)</w:t>
+              <w:t>الاشتراطات والتعريفة</w:t>
             </w:r>
           </w:p>
         </w:tc>
         <w:tc>
           <w:tcPr>
-            <w:tcW w:type="dxa" w:w="2160"/>
+            <w:tcW w:type="dxa" w:w="2880"/>
           </w:tcPr>
           <w:p>
             <w:r>
-              <w:t>الهيئة العامة للغذاء والدواء SFDA</w:t>
+              <w:t>3/4</w:t>
             </w:r>
           </w:p>
         </w:tc>
         <w:tc>
           <w:tcPr>
-            <w:tcW w:type="dxa" w:w="2160"/>
+            <w:tcW w:type="dxa" w:w="2880"/>
           </w:tcPr>
           <w:p>
             <w:r>
-              <w:t>exit</w:t>
-            </w:r>
-          </w:p>
-        </w:tc>
-        <w:tc>
-          <w:tcPr>
-            <w:tcW w:type="dxa" w:w="2160"/>
-          </w:tcPr>
-          <w:p>
-            <w:r>
-              <w:t>https://www.sfda.gov.sa</w:t>
+              <w:t>0.75</w:t>
             </w:r>
           </w:p>
         </w:tc>
@@ -1577,41 +2486,159 @@
       <w:tr>
         <w:tc>
           <w:tcPr>
-            <w:tcW w:type="dxa" w:w="2160"/>
+            <w:tcW w:type="dxa" w:w="2880"/>
           </w:tcPr>
           <w:p>
             <w:r>
-              <w:t>التسجيل في بوابة هيئة تنمية الصادرات السعودية (خدمات وبرامج دعم المصدرين)</w:t>
+              <w:t>المنافسون بالاسم</w:t>
             </w:r>
           </w:p>
         </w:tc>
         <w:tc>
           <w:tcPr>
-            <w:tcW w:type="dxa" w:w="2160"/>
+            <w:tcW w:type="dxa" w:w="2880"/>
           </w:tcPr>
           <w:p>
             <w:r>
-              <w:t>هيئة تنمية الصادرات السعودية</w:t>
+              <w:t>0/0</w:t>
             </w:r>
           </w:p>
         </w:tc>
         <w:tc>
           <w:tcPr>
-            <w:tcW w:type="dxa" w:w="2160"/>
+            <w:tcW w:type="dxa" w:w="2880"/>
           </w:tcPr>
           <w:p>
             <w:r>
-              <w:t>exit</w:t>
+              <w:t>0.0</w:t>
+            </w:r>
+          </w:p>
+        </w:tc>
+      </w:tr>
+      <w:tr>
+        <w:tc>
+          <w:tcPr>
+            <w:tcW w:type="dxa" w:w="2880"/>
+          </w:tcPr>
+          <w:p>
+            <w:r>
+              <w:t>الأسعار</w:t>
             </w:r>
           </w:p>
         </w:tc>
         <w:tc>
           <w:tcPr>
-            <w:tcW w:type="dxa" w:w="2160"/>
+            <w:tcW w:type="dxa" w:w="2880"/>
           </w:tcPr>
           <w:p>
             <w:r>
-              <w:t>https://saudiexports.sa</w:t>
+              <w:t>2/2</w:t>
+            </w:r>
+          </w:p>
+        </w:tc>
+        <w:tc>
+          <w:tcPr>
+            <w:tcW w:type="dxa" w:w="2880"/>
+          </w:tcPr>
+          <w:p>
+            <w:r>
+              <w:t>1.0</w:t>
+            </w:r>
+          </w:p>
+        </w:tc>
+      </w:tr>
+      <w:tr>
+        <w:tc>
+          <w:tcPr>
+            <w:tcW w:type="dxa" w:w="2880"/>
+          </w:tcPr>
+          <w:p>
+            <w:r>
+              <w:t>الطلب والقدرة</w:t>
+            </w:r>
+          </w:p>
+        </w:tc>
+        <w:tc>
+          <w:tcPr>
+            <w:tcW w:type="dxa" w:w="2880"/>
+          </w:tcPr>
+          <w:p>
+            <w:r>
+              <w:t>0/1</w:t>
+            </w:r>
+          </w:p>
+        </w:tc>
+        <w:tc>
+          <w:tcPr>
+            <w:tcW w:type="dxa" w:w="2880"/>
+          </w:tcPr>
+          <w:p>
+            <w:r>
+              <w:t>0.0</w:t>
+            </w:r>
+          </w:p>
+        </w:tc>
+      </w:tr>
+      <w:tr>
+        <w:tc>
+          <w:tcPr>
+            <w:tcW w:type="dxa" w:w="2880"/>
+          </w:tcPr>
+          <w:p>
+            <w:r>
+              <w:t>المخاطر</w:t>
+            </w:r>
+          </w:p>
+        </w:tc>
+        <w:tc>
+          <w:tcPr>
+            <w:tcW w:type="dxa" w:w="2880"/>
+          </w:tcPr>
+          <w:p>
+            <w:r>
+              <w:t>0/4</w:t>
+            </w:r>
+          </w:p>
+        </w:tc>
+        <w:tc>
+          <w:tcPr>
+            <w:tcW w:type="dxa" w:w="2880"/>
+          </w:tcPr>
+          <w:p>
+            <w:r>
+              <w:t>0.0</w:t>
+            </w:r>
+          </w:p>
+        </w:tc>
+      </w:tr>
+      <w:tr>
+        <w:tc>
+          <w:tcPr>
+            <w:tcW w:type="dxa" w:w="2880"/>
+          </w:tcPr>
+          <w:p>
+            <w:r>
+              <w:t>الاتجاه</w:t>
+            </w:r>
+          </w:p>
+        </w:tc>
+        <w:tc>
+          <w:tcPr>
+            <w:tcW w:type="dxa" w:w="2880"/>
+          </w:tcPr>
+          <w:p>
+            <w:r>
+              <w:t>0/0</w:t>
+            </w:r>
+          </w:p>
+        </w:tc>
+        <w:tc>
+          <w:tcPr>
+            <w:tcW w:type="dxa" w:w="2880"/>
+          </w:tcPr>
+          <w:p>
+            <w:r>
+              <w:t>0.0</w:t>
             </w:r>
           </w:p>
         </w:tc>
@@ -1619,62 +2646,30 @@
     </w:tbl>
     <w:p>
       <w:pPr>
-        <w:pStyle w:val="IntenseQuote"/>
+        <w:pStyle w:val="Heading2"/>
       </w:pPr>
       <w:r>
-        <w:t>المصدر: Silk L1 requirements reference (official portals / EUR-Lex) | سُحب: 2026-07-08 | ثقة: 0.8</w:t>
-      </w:r>
-    </w:p>
-    <w:p>
-      <w:pPr>
-        <w:pStyle w:val="ListBullet"/>
-      </w:pPr>
-      <w:r>
-        <w:t>فجوة معلنة: tariff_applied_pct: WITS unavailable: ProxyError for HS080410 SAU-&gt;CHN 2023: HTTPSConnectionPool(host='wits.worldbank.org', port=443): Max retries exceeded with url: /API/V1/SDMX/V21/datasource/TRN/reporter/CHN/partner/SAU/product/080410/year/2023/datatype/AHS?format=JSON (Caused by ProxyError('Unable to connect to proxy', NewConnectionError("HTTPSConnection(host='127.0.0.1', port=38299): Failed to establish a new connection: network disabled for offline test")))</w:t>
-      </w:r>
-    </w:p>
-    <w:p>
-      <w:pPr>
-        <w:pStyle w:val="Heading1"/>
-      </w:pPr>
-      <w:r>
-        <w:t>اتجاه الاستيراد متعدد السنوات</w:t>
+        <w:t>أقسام دون عتبة الكفاية</w:t>
       </w:r>
     </w:p>
     <w:p>
       <w:r>
-        <w:t>بيانات غير كافية — INSUFFICIENT DATA</w:t>
+        <w:t>بيانات غير كافية لقسم «المنافسون بالاسم» (0/2 حقائق سوقية) — المصادر المُحاوَلة: لا مصادر مُحاوَلة</w:t>
       </w:r>
     </w:p>
     <w:p>
       <w:r>
-        <w:t>بيانات غير كافية لقسم «اتجاه الاستيراد متعدد السنوات» (0/2 حقائق سوقية) — المصادر المُحاوَلة: لا مصادر مُحاوَلة</w:t>
-      </w:r>
-    </w:p>
-    <w:p>
-      <w:pPr>
-        <w:pStyle w:val="Heading1"/>
-      </w:pPr>
-      <w:r>
-        <w:t>ثقافة المستهلك ونبض السوق</w:t>
+        <w:t>بيانات غير كافية لقسم «الطلب والقدرة» (0/1 حقائق سوقية) — المصادر المُحاوَلة: World Bank</w:t>
       </w:r>
     </w:p>
     <w:p>
       <w:r>
-        <w:t>بيانات غير كافية — INSUFFICIENT DATA</w:t>
+        <w:t>بيانات غير كافية لقسم «المخاطر» (0/2 حقائق سوقية) — المصادر المُحاوَلة: World Bank</w:t>
       </w:r>
     </w:p>
     <w:p>
       <w:r>
-        <w:t>بيانات غير كافية لقسم «الثقافة» (0/1) — المصادر المُحاوَلة: Web Search (Serper)</w:t>
-      </w:r>
-    </w:p>
-    <w:p>
-      <w:pPr>
-        <w:pStyle w:val="Heading1"/>
-      </w:pPr>
-      <w:r>
-        <w:t>الأسواق المرشّحة (الأفضل أولاً)</w:t>
+        <w:t>بيانات غير كافية لقسم «الاتجاه» (0/2 حقائق سوقية) — المصادر المُحاوَلة: لا مصادر مُحاوَلة</w:t>
       </w:r>
     </w:p>
     <w:p>
@@ -1682,110 +2677,7 @@
         <w:pStyle w:val="Heading2"/>
       </w:pPr>
       <w:r>
-        <w:t>1. China — نقاط 0.8 (ثقة 0.75)</w:t>
-      </w:r>
-    </w:p>
-    <w:p>
-      <w:r>
-        <w:t>market_size: 60,000,000</w:t>
-      </w:r>
-    </w:p>
-    <w:p>
-      <w:pPr>
-        <w:pStyle w:val="IntenseQuote"/>
-      </w:pPr>
-      <w:r>
-        <w:t>المصدر: UN Comtrade | سُحب: 2026-07-08 | ثقة: 0.9</w:t>
-      </w:r>
-    </w:p>
-    <w:p>
-      <w:r>
-        <w:t>saudi_position: 30.0</w:t>
-      </w:r>
-    </w:p>
-    <w:p>
-      <w:pPr>
-        <w:pStyle w:val="IntenseQuote"/>
-      </w:pPr>
-      <w:r>
-        <w:t>المصدر: UN Comtrade | سُحب: 2026-07-08 | ثقة: 0.9</w:t>
-      </w:r>
-    </w:p>
-    <w:p>
-      <w:r>
-        <w:t>demand_capacity: — (لا بيانات)</w:t>
-      </w:r>
-    </w:p>
-    <w:p>
-      <w:pPr>
-        <w:pStyle w:val="IntenseQuote"/>
-      </w:pPr>
-      <w:r>
-        <w:t>المصدر: World Bank | سُحب: 2026-07-08 | ثقة: 0.0</w:t>
-      </w:r>
-    </w:p>
-    <w:p>
-      <w:r>
-        <w:t>competition: 0.38</w:t>
-      </w:r>
-    </w:p>
-    <w:p>
-      <w:pPr>
-        <w:pStyle w:val="IntenseQuote"/>
-      </w:pPr>
-      <w:r>
-        <w:t>المصدر: UN Comtrade | سُحب: 2026-07-08 | ثقة: 0.9</w:t>
-      </w:r>
-    </w:p>
-    <w:p>
-      <w:pPr>
-        <w:pStyle w:val="Heading1"/>
-      </w:pPr>
-      <w:r>
-        <w:t>تغطية المصادر حسب القسم</w:t>
-      </w:r>
-    </w:p>
-    <w:p>
-      <w:r>
-        <w:t>حجم السوق والمنافسة: 3/3 (درجة 1.0) ⚠ مصدر واحد — ثقة منخفضة</w:t>
-      </w:r>
-    </w:p>
-    <w:p>
-      <w:r>
-        <w:t>الاشتراطات والتعريفة: 3/4 (درجة 0.75) ⚠ مصدر واحد — ثقة منخفضة</w:t>
-      </w:r>
-    </w:p>
-    <w:p>
-      <w:r>
-        <w:t>المنافسون بالاسم: 0/0 (درجة 0.0) ⚠ مصدر واحد — ثقة منخفضة</w:t>
-      </w:r>
-    </w:p>
-    <w:p>
-      <w:r>
-        <w:t>الأسعار: 2/2 (درجة 1.0) ⚠ مصدر واحد — ثقة منخفضة</w:t>
-      </w:r>
-    </w:p>
-    <w:p>
-      <w:r>
-        <w:t>الطلب والقدرة: 0/1 (درجة 0.0) ⚠ مصدر واحد — ثقة منخفضة</w:t>
-      </w:r>
-    </w:p>
-    <w:p>
-      <w:r>
-        <w:t>المخاطر: 0/4 (درجة 0.0) ⚠ مصدر واحد — ثقة منخفضة</w:t>
-      </w:r>
-    </w:p>
-    <w:p>
-      <w:r>
-        <w:t>الاتجاه: 0/0 (درجة 0.0) ⚠ مصدر واحد — ثقة منخفضة</w:t>
-      </w:r>
-    </w:p>
-    <w:p>
-      <w:pPr>
-        <w:pStyle w:val="Heading1"/>
-      </w:pPr>
-      <w:r>
-        <w:t>ملحق: أثر المصادر (المحاولات والإسهام)</w:t>
+        <w:t>أثر المصادر (المحاولات والإسهام)</w:t>
       </w:r>
     </w:p>
     <w:p>
@@ -1843,45 +2735,6 @@
       </w:pPr>
       <w:r>
         <w:t xml:space="preserve">    فشل مُسجَّل: جودة التنظيم (WGI) — RQ.EST fetch failed for CHN: HTTPSConnectionPool(host='api.worldbank.org', port=443): Max retries exceeded with url: /v</w:t>
-      </w:r>
-    </w:p>
-    <w:p>
-      <w:pPr>
-        <w:pStyle w:val="Heading1"/>
-      </w:pPr>
-      <w:r>
-        <w:t>حدود هذا التقرير</w:t>
-      </w:r>
-    </w:p>
-    <w:p>
-      <w:pPr>
-        <w:pStyle w:val="ListBullet"/>
-      </w:pPr>
-      <w:r>
-        <w:t>China: demand_capacity missing (no income/population signal)</w:t>
-      </w:r>
-    </w:p>
-    <w:p>
-      <w:pPr>
-        <w:pStyle w:val="Heading1"/>
-      </w:pPr>
-      <w:r>
-        <w:t>التوصية الأوّلية</w:t>
-      </w:r>
-    </w:p>
-    <w:p>
-      <w:r>
-        <w:t>التوصية: دخول مشروط — سوق الصين (ثقة منخفضة (31%))</w:t>
-      </w:r>
-    </w:p>
-    <w:p>
-      <w:r>
-        <w:t>أضف بطاقة منتجك (product_card) للحصول على موقعك التنافسي</w:t>
-      </w:r>
-    </w:p>
-    <w:p>
-      <w:r>
-        <w:t>نتيجة مبدئية مبنية على بيانات عامة حقيقية؛ النواقص معلّمة لا مُخمّنة. Preliminary, real public data only; gaps flagged, not estimated.</w:t>
       </w:r>
     </w:p>
     <w:sectPr>

--- a/samples/report_full_latest.docx
+++ b/samples/report_full_latest.docx
@@ -2,6 +2,15 @@
 <file path=word/document.xml><?xml version="1.0" encoding="utf-8"?>
 <w:document xmlns:wpc="http://schemas.microsoft.com/office/word/2010/wordprocessingCanvas" xmlns:mo="http://schemas.microsoft.com/office/mac/office/2008/main" xmlns:mc="http://schemas.openxmlformats.org/markup-compatibility/2006" xmlns:mv="urn:schemas-microsoft-com:mac:vml" xmlns:o="urn:schemas-microsoft-com:office:office" xmlns:r="http://schemas.openxmlformats.org/officeDocument/2006/relationships" xmlns:m="http://schemas.openxmlformats.org/officeDocument/2006/math" xmlns:v="urn:schemas-microsoft-com:vml" xmlns:wp14="http://schemas.microsoft.com/office/word/2010/wordprocessingDrawing" xmlns:wp="http://schemas.openxmlformats.org/drawingml/2006/wordprocessingDrawing" xmlns:w10="urn:schemas-microsoft-com:office:word" xmlns:w="http://schemas.openxmlformats.org/wordprocessingml/2006/main" xmlns:w14="http://schemas.microsoft.com/office/word/2010/wordml" xmlns:wpg="http://schemas.microsoft.com/office/word/2010/wordprocessingGroup" xmlns:wpi="http://schemas.microsoft.com/office/word/2010/wordprocessingInk" xmlns:wne="http://schemas.microsoft.com/office/word/2006/wordml" xmlns:wps="http://schemas.microsoft.com/office/word/2010/wordprocessingShape" mc:Ignorable="w14 wp14">
   <w:body>
+    <w:p>
+      <w:r>
+        <w:rPr>
+          <w:b/>
+          <w:color w:val="1B3B6F"/>
+        </w:rPr>
+        <w:t>[شعار سِلك]</w:t>
+      </w:r>
+    </w:p>
     <w:p>
       <w:pPr>
         <w:pStyle w:val="Title"/>
@@ -29,11 +38,13 @@
         <w:tc>
           <w:tcPr>
             <w:tcW w:type="dxa" w:w="4320"/>
+            <w:shd w:val="clear" w:fill="1B3B6F"/>
           </w:tcPr>
           <w:p>
             <w:r>
               <w:rPr>
                 <w:b/>
+                <w:color w:val="FFFFFF"/>
               </w:rPr>
               <w:t>البند</w:t>
             </w:r>
@@ -42,11 +53,13 @@
         <w:tc>
           <w:tcPr>
             <w:tcW w:type="dxa" w:w="4320"/>
+            <w:shd w:val="clear" w:fill="1B3B6F"/>
           </w:tcPr>
           <w:p>
             <w:r>
               <w:rPr>
                 <w:b/>
+                <w:color w:val="FFFFFF"/>
               </w:rPr>
               <w:t>القيمة</w:t>
             </w:r>
@@ -79,6 +92,7 @@
         <w:tc>
           <w:tcPr>
             <w:tcW w:type="dxa" w:w="4320"/>
+            <w:shd w:val="clear" w:fill="F2F2F2"/>
           </w:tcPr>
           <w:p>
             <w:r>
@@ -89,6 +103,7 @@
         <w:tc>
           <w:tcPr>
             <w:tcW w:type="dxa" w:w="4320"/>
+            <w:shd w:val="clear" w:fill="F2F2F2"/>
           </w:tcPr>
           <w:p>
             <w:r>
@@ -123,6 +138,7 @@
         <w:tc>
           <w:tcPr>
             <w:tcW w:type="dxa" w:w="4320"/>
+            <w:shd w:val="clear" w:fill="F2F2F2"/>
           </w:tcPr>
           <w:p>
             <w:r>
@@ -133,6 +149,7 @@
         <w:tc>
           <w:tcPr>
             <w:tcW w:type="dxa" w:w="4320"/>
+            <w:shd w:val="clear" w:fill="F2F2F2"/>
           </w:tcPr>
           <w:p>
             <w:r>
@@ -158,7 +175,7 @@
           </w:tcPr>
           <w:p>
             <w:r>
-              <w:t>2026-07-08</w:t>
+              <w:t>2026-07-10</w:t>
             </w:r>
           </w:p>
         </w:tc>
@@ -167,6 +184,7 @@
         <w:tc>
           <w:tcPr>
             <w:tcW w:type="dxa" w:w="4320"/>
+            <w:shd w:val="clear" w:fill="F2F2F2"/>
           </w:tcPr>
           <w:p>
             <w:r>
@@ -177,6 +195,7 @@
         <w:tc>
           <w:tcPr>
             <w:tcW w:type="dxa" w:w="4320"/>
+            <w:shd w:val="clear" w:fill="F2F2F2"/>
           </w:tcPr>
           <w:p>
             <w:r>
@@ -202,7 +221,7 @@
           </w:tcPr>
           <w:p>
             <w:r>
-              <w:t>57.1%</w:t>
+              <w:t>42.1%</w:t>
             </w:r>
           </w:p>
         </w:tc>
@@ -311,7 +330,7 @@
     </w:p>
     <w:p>
       <w:r>
-        <w:t>لاكتمال الثقة في هذه التوصية يلزم: الصين: دخل الفرد غير متوفر.</w:t>
+        <w:t>لاكتمال الثقة في هذه التوصية يلزم: الصين: دخل الفرد غير متوفر؛ الإمارات: دخل الفرد غير متوفر.</w:t>
       </w:r>
     </w:p>
     <w:p>
@@ -335,7 +354,7 @@
         <w:pStyle w:val="ListBullet"/>
       </w:pPr>
       <w:r>
-        <w:t>تغطية البيانات الإجمالية لهذا التحليل: 57.1%.</w:t>
+        <w:t>تغطية البيانات الإجمالية لهذا التحليل: 42.1%.</w:t>
       </w:r>
     </w:p>
     <w:p>
@@ -359,7 +378,7 @@
         <w:pStyle w:val="ListBullet"/>
       </w:pPr>
       <w:r>
-        <w:t>بوابة كفاية البيانات: 0/3 وكلاء أساسيون لديهم بيانات؛ فجوات: بيانات التدفق التجاري، المؤشرات الاقتصادية، بيانات المنافسة</w:t>
+        <w:t>بوابة كفاية البيانات: 2/3 وكلاء أساسيون لديهم بيانات؛ فجوات: المؤشرات الاقتصادية</w:t>
       </w:r>
     </w:p>
     <w:p>
@@ -380,7 +399,7 @@
     </w:p>
     <w:p>
       <w:r>
-        <w:t>يشمل هذا التقرير: صادرات تمور (رمز HS 080410) من المملكة العربية السعودية، مُقيَّمة عبر سوق واحد مرشّح، ومفصَّلة بعمق للسوق الأعلى ترتيباً (China). يستثني هذا التقرير: التسعير التفصيلي بالتجزئة والملفات المالية للمنافسين (تتطلبان تعميقاً مدفوعاً عبر /deepen)، وتحليل الشرائح السلوكية للعملاء واستخبارات الطلب المباشرة (تتطلبان بحثاً أولياً — مقابلات أو استبيانات — لم يُجرَ بعد).</w:t>
+        <w:t>يشمل هذا التقرير: صادرات تمور (رمز HS 080410) من المملكة العربية السعودية، مُقيَّمة عبر 2 أسواق مرشّحة، ومفصَّلة بعمق للسوق الأعلى ترتيباً (China). يستثني هذا التقرير: التسعير التفصيلي بالتجزئة والملفات المالية للمنافسين (تتطلبان تعميقاً مدفوعاً عبر /deepen)، وتحليل الشرائح السلوكية للعملاء واستخبارات الطلب المباشرة (تتطلبان بحثاً أولياً — مقابلات أو استبيانات — لم يُجرَ بعد).</w:t>
       </w:r>
     </w:p>
     <w:p>
@@ -406,7 +425,7 @@
     </w:p>
     <w:p>
       <w:r>
-        <w:t>تحليل الدوافع والكوابح والفرص والتحديات (مع أطر بورتر وPESTEL) لم يُشغَّل في هذا التحليل — يتطلب وكيل الديناميكيات النوعي.</w:t>
+        <w:t>تحليل الدوافع والكوابح والفرص والتحديات يتطلب مفتاح بحث الويب — لم يُشغَّل في هذا التحليل.</w:t>
       </w:r>
     </w:p>
     <w:p>
@@ -441,11 +460,13 @@
         <w:tc>
           <w:tcPr>
             <w:tcW w:type="dxa" w:w="2160"/>
+            <w:shd w:val="clear" w:fill="1B3B6F"/>
           </w:tcPr>
           <w:p>
             <w:r>
               <w:rPr>
                 <w:b/>
+                <w:color w:val="FFFFFF"/>
               </w:rPr>
               <w:t>المؤشر</w:t>
             </w:r>
@@ -454,11 +475,13 @@
         <w:tc>
           <w:tcPr>
             <w:tcW w:type="dxa" w:w="2160"/>
+            <w:shd w:val="clear" w:fill="1B3B6F"/>
           </w:tcPr>
           <w:p>
             <w:r>
               <w:rPr>
                 <w:b/>
+                <w:color w:val="FFFFFF"/>
               </w:rPr>
               <w:t>القيمة</w:t>
             </w:r>
@@ -467,11 +490,13 @@
         <w:tc>
           <w:tcPr>
             <w:tcW w:type="dxa" w:w="2160"/>
+            <w:shd w:val="clear" w:fill="1B3B6F"/>
           </w:tcPr>
           <w:p>
             <w:r>
               <w:rPr>
                 <w:b/>
+                <w:color w:val="FFFFFF"/>
               </w:rPr>
               <w:t>النوع</w:t>
             </w:r>
@@ -480,11 +505,13 @@
         <w:tc>
           <w:tcPr>
             <w:tcW w:type="dxa" w:w="2160"/>
+            <w:shd w:val="clear" w:fill="1B3B6F"/>
           </w:tcPr>
           <w:p>
             <w:r>
               <w:rPr>
                 <w:b/>
+                <w:color w:val="FFFFFF"/>
               </w:rPr>
               <w:t>المصدر</w:t>
             </w:r>
@@ -528,7 +555,7 @@
           </w:tcPr>
           <w:p>
             <w:r>
-              <w:t>UN Comtrade | سُحب: 2026-07-08 | ثقة: 0.9</w:t>
+              <w:t>UN Comtrade | سُحب: 2026-07-10 | ثقة: عالية (90%)</w:t>
             </w:r>
           </w:p>
         </w:tc>
@@ -537,6 +564,7 @@
         <w:tc>
           <w:tcPr>
             <w:tcW w:type="dxa" w:w="2160"/>
+            <w:shd w:val="clear" w:fill="F2F2F2"/>
           </w:tcPr>
           <w:p>
             <w:r>
@@ -547,6 +575,7 @@
         <w:tc>
           <w:tcPr>
             <w:tcW w:type="dxa" w:w="2160"/>
+            <w:shd w:val="clear" w:fill="F2F2F2"/>
           </w:tcPr>
           <w:p>
             <w:r>
@@ -557,6 +586,7 @@
         <w:tc>
           <w:tcPr>
             <w:tcW w:type="dxa" w:w="2160"/>
+            <w:shd w:val="clear" w:fill="F2F2F2"/>
           </w:tcPr>
           <w:p>
             <w:r>
@@ -567,10 +597,11 @@
         <w:tc>
           <w:tcPr>
             <w:tcW w:type="dxa" w:w="2160"/>
+            <w:shd w:val="clear" w:fill="F2F2F2"/>
           </w:tcPr>
           <w:p>
             <w:r>
-              <w:t>UN Comtrade (مخزن الحقائق) | سُحب: 2026-07-08 | ثقة: 0.9</w:t>
+              <w:t>UN Comtrade (مخزن الحقائق) | سُحب: 2026-07-10 | ثقة: عالية (90%)</w:t>
             </w:r>
           </w:p>
         </w:tc>
@@ -612,7 +643,7 @@
           </w:tcPr>
           <w:p>
             <w:r>
-              <w:t>UN Comtrade (مخزن الحقائق) | سُحب: 2026-07-08 | ثقة: 0.9</w:t>
+              <w:t>UN Comtrade (مخزن الحقائق) | سُحب: 2026-07-10 | ثقة: عالية (90%)</w:t>
             </w:r>
           </w:p>
         </w:tc>
@@ -681,11 +712,13 @@
         <w:tc>
           <w:tcPr>
             <w:tcW w:type="dxa" w:w="2880"/>
+            <w:shd w:val="clear" w:fill="1B3B6F"/>
           </w:tcPr>
           <w:p>
             <w:r>
               <w:rPr>
                 <w:b/>
+                <w:color w:val="FFFFFF"/>
               </w:rPr>
               <w:t>الدولة المورّدة</w:t>
             </w:r>
@@ -694,26 +727,30 @@
         <w:tc>
           <w:tcPr>
             <w:tcW w:type="dxa" w:w="2880"/>
+            <w:shd w:val="clear" w:fill="1B3B6F"/>
           </w:tcPr>
           <w:p>
             <w:r>
               <w:rPr>
                 <w:b/>
+                <w:color w:val="FFFFFF"/>
               </w:rPr>
-              <w:t>الحصة %</w:t>
+              <w:t>الحصة</w:t>
             </w:r>
           </w:p>
         </w:tc>
         <w:tc>
           <w:tcPr>
             <w:tcW w:type="dxa" w:w="2880"/>
+            <w:shd w:val="clear" w:fill="1B3B6F"/>
           </w:tcPr>
           <w:p>
             <w:r>
               <w:rPr>
                 <w:b/>
+                <w:color w:val="FFFFFF"/>
               </w:rPr>
-              <w:t>القيمة (دولار)</w:t>
+              <w:t>القيمة</w:t>
             </w:r>
           </w:p>
         </w:tc>
@@ -735,7 +772,7 @@
           </w:tcPr>
           <w:p>
             <w:r>
-              <w:t>50.0</w:t>
+              <w:t>50%</w:t>
             </w:r>
           </w:p>
         </w:tc>
@@ -745,7 +782,7 @@
           </w:tcPr>
           <w:p>
             <w:r>
-              <w:t>30,000,000</w:t>
+              <w:t>30.0 مليون دولار</w:t>
             </w:r>
           </w:p>
         </w:tc>
@@ -754,6 +791,7 @@
         <w:tc>
           <w:tcPr>
             <w:tcW w:type="dxa" w:w="2880"/>
+            <w:shd w:val="clear" w:fill="F2F2F2"/>
           </w:tcPr>
           <w:p>
             <w:r>
@@ -764,20 +802,22 @@
         <w:tc>
           <w:tcPr>
             <w:tcW w:type="dxa" w:w="2880"/>
+            <w:shd w:val="clear" w:fill="F2F2F2"/>
           </w:tcPr>
           <w:p>
             <w:r>
-              <w:t>30.0</w:t>
+              <w:t>30%</w:t>
             </w:r>
           </w:p>
         </w:tc>
         <w:tc>
           <w:tcPr>
             <w:tcW w:type="dxa" w:w="2880"/>
+            <w:shd w:val="clear" w:fill="F2F2F2"/>
           </w:tcPr>
           <w:p>
             <w:r>
-              <w:t>18,000,000</w:t>
+              <w:t>18.0 مليون دولار</w:t>
             </w:r>
           </w:p>
         </w:tc>
@@ -799,7 +839,7 @@
           </w:tcPr>
           <w:p>
             <w:r>
-              <w:t>20.0</w:t>
+              <w:t>20%</w:t>
             </w:r>
           </w:p>
         </w:tc>
@@ -809,7 +849,7 @@
           </w:tcPr>
           <w:p>
             <w:r>
-              <w:t>12,000,000</w:t>
+              <w:t>12.0 مليون دولار</w:t>
             </w:r>
           </w:p>
         </w:tc>
@@ -840,8 +880,27 @@
       </w:r>
     </w:p>
     <w:p>
+      <w:pPr>
+        <w:pStyle w:val="ListBullet"/>
+      </w:pPr>
       <w:r>
-        <w:t>حجم واردات السوق: 60,000,000</w:t>
+        <w:t>يستورد السوق ما قيمته 60.0 مليون دولار سنوياً من هذا المنتج (المصدر: UN Comtrade)</w:t>
+      </w:r>
+    </w:p>
+    <w:p>
+      <w:pPr>
+        <w:pStyle w:val="ListBullet"/>
+      </w:pPr>
+      <w:r>
+        <w:t>المنتجات السعودية حاضرة فعلاً بحصة 30% من واردات السوق (المصدر: UN Comtrade)</w:t>
+      </w:r>
+    </w:p>
+    <w:p>
+      <w:pPr>
+        <w:pStyle w:val="ListBullet"/>
+      </w:pPr>
+      <w:r>
+        <w:t>سوق عالي التركّز — مورّد أو اثنان يهيمنان</w:t>
       </w:r>
     </w:p>
     <w:p>
@@ -849,12 +908,39 @@
         <w:pStyle w:val="IntenseQuote"/>
       </w:pPr>
       <w:r>
-        <w:t>المصدر: UN Comtrade | سُحب: 2026-07-08 | ثقة: 0.9</w:t>
+        <w:t>الثقة الإجمالية لهذا التقييم: عالية (75%)</w:t>
       </w:r>
     </w:p>
     <w:p>
+      <w:pPr>
+        <w:pStyle w:val="Heading2"/>
+      </w:pPr>
       <w:r>
-        <w:t>الحصة السعودية: 30.0</w:t>
+        <w:t>٩.2 United Arab Emirates</w:t>
+      </w:r>
+    </w:p>
+    <w:p>
+      <w:pPr>
+        <w:pStyle w:val="ListBullet"/>
+      </w:pPr>
+      <w:r>
+        <w:t>يستورد السوق ما قيمته 20.0 مليون دولار سنوياً من هذا المنتج (المصدر: UN Comtrade)</w:t>
+      </w:r>
+    </w:p>
+    <w:p>
+      <w:pPr>
+        <w:pStyle w:val="ListBullet"/>
+      </w:pPr>
+      <w:r>
+        <w:t>المنتجات السعودية حاضرة فعلاً بحصة 100% من واردات السوق (المصدر: UN Comtrade)</w:t>
+      </w:r>
+    </w:p>
+    <w:p>
+      <w:pPr>
+        <w:pStyle w:val="ListBullet"/>
+      </w:pPr>
+      <w:r>
+        <w:t>سوق عالي التركّز — مورّد أو اثنان يهيمنان</w:t>
       </w:r>
     </w:p>
     <w:p>
@@ -862,33 +948,7 @@
         <w:pStyle w:val="IntenseQuote"/>
       </w:pPr>
       <w:r>
-        <w:t>المصدر: UN Comtrade | سُحب: 2026-07-08 | ثقة: 0.9</w:t>
-      </w:r>
-    </w:p>
-    <w:p>
-      <w:r>
-        <w:t>دخل الفرد: —</w:t>
-      </w:r>
-    </w:p>
-    <w:p>
-      <w:pPr>
-        <w:pStyle w:val="IntenseQuote"/>
-      </w:pPr>
-      <w:r>
-        <w:t>المصدر: World Bank | سُحب: 2026-07-08 | ثقة: 0.0</w:t>
-      </w:r>
-    </w:p>
-    <w:p>
-      <w:r>
-        <w:t>تركّز الموردين: 0.38</w:t>
-      </w:r>
-    </w:p>
-    <w:p>
-      <w:pPr>
-        <w:pStyle w:val="IntenseQuote"/>
-      </w:pPr>
-      <w:r>
-        <w:t>المصدر: UN Comtrade | سُحب: 2026-07-08 | ثقة: 0.9</w:t>
+        <w:t>الثقة الإجمالية لهذا التقييم: عالية (75%)</w:t>
       </w:r>
     </w:p>
     <w:p>
@@ -933,11 +993,13 @@
         <w:tc>
           <w:tcPr>
             <w:tcW w:type="dxa" w:w="2160"/>
+            <w:shd w:val="clear" w:fill="1B3B6F"/>
           </w:tcPr>
           <w:p>
             <w:r>
               <w:rPr>
                 <w:b/>
+                <w:color w:val="FFFFFF"/>
               </w:rPr>
               <w:t>المؤشر</w:t>
             </w:r>
@@ -946,11 +1008,13 @@
         <w:tc>
           <w:tcPr>
             <w:tcW w:type="dxa" w:w="2160"/>
+            <w:shd w:val="clear" w:fill="1B3B6F"/>
           </w:tcPr>
           <w:p>
             <w:r>
               <w:rPr>
                 <w:b/>
+                <w:color w:val="FFFFFF"/>
               </w:rPr>
               <w:t>القيمة</w:t>
             </w:r>
@@ -959,11 +1023,13 @@
         <w:tc>
           <w:tcPr>
             <w:tcW w:type="dxa" w:w="2160"/>
+            <w:shd w:val="clear" w:fill="1B3B6F"/>
           </w:tcPr>
           <w:p>
             <w:r>
               <w:rPr>
                 <w:b/>
+                <w:color w:val="FFFFFF"/>
               </w:rPr>
               <w:t>المصدر</w:t>
             </w:r>
@@ -972,11 +1038,13 @@
         <w:tc>
           <w:tcPr>
             <w:tcW w:type="dxa" w:w="2160"/>
+            <w:shd w:val="clear" w:fill="1B3B6F"/>
           </w:tcPr>
           <w:p>
             <w:r>
               <w:rPr>
                 <w:b/>
+                <w:color w:val="FFFFFF"/>
               </w:rPr>
               <w:t>ملاحظة</w:t>
             </w:r>
@@ -1010,7 +1078,7 @@
           </w:tcPr>
           <w:p>
             <w:r>
-              <w:t>UN Comtrade | سُحب: 2026-07-08 | ثقة: 0.9</w:t>
+              <w:t>UN Comtrade | سُحب: 2026-07-10 | ثقة: عالية (90%)</w:t>
             </w:r>
           </w:p>
         </w:tc>
@@ -1029,6 +1097,7 @@
         <w:tc>
           <w:tcPr>
             <w:tcW w:type="dxa" w:w="2160"/>
+            <w:shd w:val="clear" w:fill="F2F2F2"/>
           </w:tcPr>
           <w:p>
             <w:r>
@@ -1039,26 +1108,29 @@
         <w:tc>
           <w:tcPr>
             <w:tcW w:type="dxa" w:w="2160"/>
+            <w:shd w:val="clear" w:fill="F2F2F2"/>
           </w:tcPr>
           <w:p>
             <w:r>
-              <w:t>50.0</w:t>
+              <w:t>50.0 %</w:t>
             </w:r>
           </w:p>
         </w:tc>
         <w:tc>
           <w:tcPr>
             <w:tcW w:type="dxa" w:w="2160"/>
+            <w:shd w:val="clear" w:fill="F2F2F2"/>
           </w:tcPr>
           <w:p>
             <w:r>
-              <w:t>UN Comtrade | سُحب: 2026-07-08 | ثقة: 0.9</w:t>
+              <w:t>UN Comtrade | سُحب: 2026-07-10 | ثقة: عالية (90%)</w:t>
             </w:r>
           </w:p>
         </w:tc>
         <w:tc>
           <w:tcPr>
             <w:tcW w:type="dxa" w:w="2160"/>
+            <w:shd w:val="clear" w:fill="F2F2F2"/>
           </w:tcPr>
           <w:p>
             <w:r>
@@ -1084,7 +1156,7 @@
           </w:tcPr>
           <w:p>
             <w:r>
-              <w:t>30.0</w:t>
+              <w:t>30.0 %</w:t>
             </w:r>
           </w:p>
         </w:tc>
@@ -1094,7 +1166,7 @@
           </w:tcPr>
           <w:p>
             <w:r>
-              <w:t>UN Comtrade | سُحب: 2026-07-08 | ثقة: 0.9</w:t>
+              <w:t>UN Comtrade | سُحب: 2026-07-10 | ثقة: عالية (90%)</w:t>
             </w:r>
           </w:p>
         </w:tc>
@@ -1256,11 +1328,13 @@
         <w:tc>
           <w:tcPr>
             <w:tcW w:type="dxa" w:w="2160"/>
+            <w:shd w:val="clear" w:fill="1B3B6F"/>
           </w:tcPr>
           <w:p>
             <w:r>
               <w:rPr>
                 <w:b/>
+                <w:color w:val="FFFFFF"/>
               </w:rPr>
               <w:t>المؤشر</w:t>
             </w:r>
@@ -1269,11 +1343,13 @@
         <w:tc>
           <w:tcPr>
             <w:tcW w:type="dxa" w:w="2160"/>
+            <w:shd w:val="clear" w:fill="1B3B6F"/>
           </w:tcPr>
           <w:p>
             <w:r>
               <w:rPr>
                 <w:b/>
+                <w:color w:val="FFFFFF"/>
               </w:rPr>
               <w:t>القيمة</w:t>
             </w:r>
@@ -1282,11 +1358,13 @@
         <w:tc>
           <w:tcPr>
             <w:tcW w:type="dxa" w:w="2160"/>
+            <w:shd w:val="clear" w:fill="1B3B6F"/>
           </w:tcPr>
           <w:p>
             <w:r>
               <w:rPr>
                 <w:b/>
+                <w:color w:val="FFFFFF"/>
               </w:rPr>
               <w:t>النوع</w:t>
             </w:r>
@@ -1295,11 +1373,13 @@
         <w:tc>
           <w:tcPr>
             <w:tcW w:type="dxa" w:w="2160"/>
+            <w:shd w:val="clear" w:fill="1B3B6F"/>
           </w:tcPr>
           <w:p>
             <w:r>
               <w:rPr>
                 <w:b/>
+                <w:color w:val="FFFFFF"/>
               </w:rPr>
               <w:t>المصدر</w:t>
             </w:r>
@@ -1343,7 +1423,7 @@
           </w:tcPr>
           <w:p>
             <w:r>
-              <w:t>UN Comtrade (مخزن الحقائق) | سُحب: 2026-07-08 | ثقة: 0.9</w:t>
+              <w:t>UN Comtrade (مخزن الحقائق) | سُحب: 2026-07-10 | ثقة: عالية (90%)</w:t>
             </w:r>
           </w:p>
         </w:tc>
@@ -1352,6 +1432,7 @@
         <w:tc>
           <w:tcPr>
             <w:tcW w:type="dxa" w:w="2160"/>
+            <w:shd w:val="clear" w:fill="F2F2F2"/>
           </w:tcPr>
           <w:p>
             <w:r>
@@ -1362,6 +1443,7 @@
         <w:tc>
           <w:tcPr>
             <w:tcW w:type="dxa" w:w="2160"/>
+            <w:shd w:val="clear" w:fill="F2F2F2"/>
           </w:tcPr>
           <w:p>
             <w:r>
@@ -1372,6 +1454,7 @@
         <w:tc>
           <w:tcPr>
             <w:tcW w:type="dxa" w:w="2160"/>
+            <w:shd w:val="clear" w:fill="F2F2F2"/>
           </w:tcPr>
           <w:p>
             <w:r>
@@ -1382,10 +1465,11 @@
         <w:tc>
           <w:tcPr>
             <w:tcW w:type="dxa" w:w="2160"/>
+            <w:shd w:val="clear" w:fill="F2F2F2"/>
           </w:tcPr>
           <w:p>
             <w:r>
-              <w:t>UN Comtrade (مخزن الحقائق) | سُحب: 2026-07-08 | ثقة: 0.85</w:t>
+              <w:t>UN Comtrade (مخزن الحقائق) | سُحب: 2026-07-10 | ثقة: عالية (85%)</w:t>
             </w:r>
           </w:p>
         </w:tc>
@@ -1459,7 +1543,7 @@
         <w:pStyle w:val="ListBullet"/>
       </w:pPr>
       <w:r>
-        <w:t>retail_prices: LocalPriceAgent: paid agent outside /deepen — skipped (structural guard, no call attempted)؛ ولا نتائج Google Shopping مرصودة (requires SEARCH_API_KEY)</w:t>
+        <w:t>retail_prices: LocalPriceAgent: paid agent outside /deepen — skipped (structural guard, no call attempted)؛ ولا نتائج Google Shopping مرصودة (requires SEARCH_API_KEY (or SERPER_API_KEY))</w:t>
       </w:r>
     </w:p>
     <w:p>
@@ -1530,11 +1614,13 @@
         <w:tc>
           <w:tcPr>
             <w:tcW w:type="dxa" w:w="2160"/>
+            <w:shd w:val="clear" w:fill="1B3B6F"/>
           </w:tcPr>
           <w:p>
             <w:r>
               <w:rPr>
                 <w:b/>
+                <w:color w:val="FFFFFF"/>
               </w:rPr>
               <w:t>البند</w:t>
             </w:r>
@@ -1543,11 +1629,13 @@
         <w:tc>
           <w:tcPr>
             <w:tcW w:type="dxa" w:w="2160"/>
+            <w:shd w:val="clear" w:fill="1B3B6F"/>
           </w:tcPr>
           <w:p>
             <w:r>
               <w:rPr>
                 <w:b/>
+                <w:color w:val="FFFFFF"/>
               </w:rPr>
               <w:t>الجهة</w:t>
             </w:r>
@@ -1556,11 +1644,13 @@
         <w:tc>
           <w:tcPr>
             <w:tcW w:type="dxa" w:w="2160"/>
+            <w:shd w:val="clear" w:fill="1B3B6F"/>
           </w:tcPr>
           <w:p>
             <w:r>
               <w:rPr>
                 <w:b/>
+                <w:color w:val="FFFFFF"/>
               </w:rPr>
               <w:t>الاتجاه</w:t>
             </w:r>
@@ -1569,11 +1659,13 @@
         <w:tc>
           <w:tcPr>
             <w:tcW w:type="dxa" w:w="2160"/>
+            <w:shd w:val="clear" w:fill="1B3B6F"/>
           </w:tcPr>
           <w:p>
             <w:r>
               <w:rPr>
                 <w:b/>
+                <w:color w:val="FFFFFF"/>
               </w:rPr>
               <w:t>الرابط</w:t>
             </w:r>
@@ -1626,6 +1718,7 @@
         <w:tc>
           <w:tcPr>
             <w:tcW w:type="dxa" w:w="2160"/>
+            <w:shd w:val="clear" w:fill="F2F2F2"/>
           </w:tcPr>
           <w:p>
             <w:r>
@@ -1636,6 +1729,7 @@
         <w:tc>
           <w:tcPr>
             <w:tcW w:type="dxa" w:w="2160"/>
+            <w:shd w:val="clear" w:fill="F2F2F2"/>
           </w:tcPr>
           <w:p>
             <w:r>
@@ -1646,6 +1740,7 @@
         <w:tc>
           <w:tcPr>
             <w:tcW w:type="dxa" w:w="2160"/>
+            <w:shd w:val="clear" w:fill="F2F2F2"/>
           </w:tcPr>
           <w:p>
             <w:r>
@@ -1656,6 +1751,7 @@
         <w:tc>
           <w:tcPr>
             <w:tcW w:type="dxa" w:w="2160"/>
+            <w:shd w:val="clear" w:fill="F2F2F2"/>
           </w:tcPr>
           <w:p>
             <w:r>
@@ -1712,7 +1808,7 @@
         <w:pStyle w:val="IntenseQuote"/>
       </w:pPr>
       <w:r>
-        <w:t>المصدر: Silk L1 requirements reference (official portals / EUR-Lex) | سُحب: 2026-07-08 | ثقة: 0.8</w:t>
+        <w:t>المصدر: Silk L1 requirements reference (official portals / EUR-Lex) | سُحب: 2026-07-10 | ثقة: عالية (80%)</w:t>
       </w:r>
     </w:p>
     <w:p>
@@ -1720,7 +1816,7 @@
         <w:pStyle w:val="ListBullet"/>
       </w:pPr>
       <w:r>
-        <w:t>غير متوفر: التعريفة الجمركية المطبّقة: WITS unavailable: ProxyError for HS080410 SAU-&gt;CHN 2023: HTTPSConnectionPool(host='wits.worldbank.org', port=443): Max retries exceeded with url: /API/V1/SDMX/V21/datasource/TRN/reporter/CHN/partner/SAU/product/080410/year/2023/datatype/AHS?format=JSON (Caused by ProxyError('Unable to connect to proxy', NewConnectionError("HTTPSConnection(host='127.0.0.1', port=43475): Failed to establish a new connection: network disabled for offline test")))</w:t>
+        <w:t>غير متوفر: التعريفة الجمركية المطبّقة: WITS غير متاح الآن (ProxyError) لـHS080410 SAU←CHN 2023 — أعد المحاولة لاحقاً.</w:t>
       </w:r>
     </w:p>
     <w:p>
@@ -1746,11 +1842,13 @@
         <w:tc>
           <w:tcPr>
             <w:tcW w:type="dxa" w:w="2880"/>
+            <w:shd w:val="clear" w:fill="1B3B6F"/>
           </w:tcPr>
           <w:p>
             <w:r>
               <w:rPr>
                 <w:b/>
+                <w:color w:val="FFFFFF"/>
               </w:rPr>
               <w:t>الخطر</w:t>
             </w:r>
@@ -1759,11 +1857,13 @@
         <w:tc>
           <w:tcPr>
             <w:tcW w:type="dxa" w:w="2880"/>
+            <w:shd w:val="clear" w:fill="1B3B6F"/>
           </w:tcPr>
           <w:p>
             <w:r>
               <w:rPr>
                 <w:b/>
+                <w:color w:val="FFFFFF"/>
               </w:rPr>
               <w:t>الشدة</w:t>
             </w:r>
@@ -1772,11 +1872,13 @@
         <w:tc>
           <w:tcPr>
             <w:tcW w:type="dxa" w:w="2880"/>
+            <w:shd w:val="clear" w:fill="1B3B6F"/>
           </w:tcPr>
           <w:p>
             <w:r>
               <w:rPr>
                 <w:b/>
+                <w:color w:val="FFFFFF"/>
               </w:rPr>
               <w:t>الدليل</w:t>
             </w:r>
@@ -1819,6 +1921,7 @@
         <w:tc>
           <w:tcPr>
             <w:tcW w:type="dxa" w:w="2880"/>
+            <w:shd w:val="clear" w:fill="F2F2F2"/>
           </w:tcPr>
           <w:p>
             <w:r>
@@ -1829,6 +1932,7 @@
         <w:tc>
           <w:tcPr>
             <w:tcW w:type="dxa" w:w="2880"/>
+            <w:shd w:val="clear" w:fill="F2F2F2"/>
           </w:tcPr>
           <w:p>
             <w:r>
@@ -1839,6 +1943,7 @@
         <w:tc>
           <w:tcPr>
             <w:tcW w:type="dxa" w:w="2880"/>
+            <w:shd w:val="clear" w:fill="F2F2F2"/>
           </w:tcPr>
           <w:p>
             <w:r>
@@ -1879,6 +1984,14 @@
     </w:p>
     <w:p>
       <w:pPr>
+        <w:pStyle w:val="ListBullet"/>
+      </w:pPr>
+      <w:r>
+        <w:t>الإمارات: دخل الفرد غير متوفر</w:t>
+      </w:r>
+    </w:p>
+    <w:p>
+      <w:pPr>
         <w:pStyle w:val="Heading1"/>
       </w:pPr>
       <w:r>
@@ -1895,7 +2008,7 @@
     </w:p>
     <w:p>
       <w:r>
-        <w:t>الحكم: CONDITIONAL-GO | النقاط: 0.636 | الثقة: 0.31</w:t>
+        <w:t>الحكم: CONDITIONAL-GO | النقاط: 0.636 | الثقة: منخفضة (31%)</w:t>
       </w:r>
     </w:p>
     <w:p>
@@ -1929,11 +2042,13 @@
         <w:tc>
           <w:tcPr>
             <w:tcW w:type="dxa" w:w="2160"/>
+            <w:shd w:val="clear" w:fill="1B3B6F"/>
           </w:tcPr>
           <w:p>
             <w:r>
               <w:rPr>
                 <w:b/>
+                <w:color w:val="FFFFFF"/>
               </w:rPr>
               <w:t>العمود</w:t>
             </w:r>
@@ -1942,11 +2057,13 @@
         <w:tc>
           <w:tcPr>
             <w:tcW w:type="dxa" w:w="2160"/>
+            <w:shd w:val="clear" w:fill="1B3B6F"/>
           </w:tcPr>
           <w:p>
             <w:r>
               <w:rPr>
                 <w:b/>
+                <w:color w:val="FFFFFF"/>
               </w:rPr>
               <w:t>القيمة</w:t>
             </w:r>
@@ -1955,11 +2072,13 @@
         <w:tc>
           <w:tcPr>
             <w:tcW w:type="dxa" w:w="2160"/>
+            <w:shd w:val="clear" w:fill="1B3B6F"/>
           </w:tcPr>
           <w:p>
             <w:r>
               <w:rPr>
                 <w:b/>
+                <w:color w:val="FFFFFF"/>
               </w:rPr>
               <w:t>الأساس</w:t>
             </w:r>
@@ -1968,11 +2087,13 @@
         <w:tc>
           <w:tcPr>
             <w:tcW w:type="dxa" w:w="2160"/>
+            <w:shd w:val="clear" w:fill="1B3B6F"/>
           </w:tcPr>
           <w:p>
             <w:r>
               <w:rPr>
                 <w:b/>
+                <w:color w:val="FFFFFF"/>
               </w:rPr>
               <w:t>مكوّنات غائبة</w:t>
             </w:r>
@@ -2025,6 +2146,7 @@
         <w:tc>
           <w:tcPr>
             <w:tcW w:type="dxa" w:w="2160"/>
+            <w:shd w:val="clear" w:fill="F2F2F2"/>
           </w:tcPr>
           <w:p>
             <w:r>
@@ -2035,6 +2157,7 @@
         <w:tc>
           <w:tcPr>
             <w:tcW w:type="dxa" w:w="2160"/>
+            <w:shd w:val="clear" w:fill="F2F2F2"/>
           </w:tcPr>
           <w:p>
             <w:r>
@@ -2045,6 +2168,7 @@
         <w:tc>
           <w:tcPr>
             <w:tcW w:type="dxa" w:w="2160"/>
+            <w:shd w:val="clear" w:fill="F2F2F2"/>
           </w:tcPr>
           <w:p>
             <w:r>
@@ -2055,6 +2179,7 @@
         <w:tc>
           <w:tcPr>
             <w:tcW w:type="dxa" w:w="2160"/>
+            <w:shd w:val="clear" w:fill="F2F2F2"/>
           </w:tcPr>
           <w:p>
             <w:r>
@@ -2109,6 +2234,7 @@
         <w:tc>
           <w:tcPr>
             <w:tcW w:type="dxa" w:w="2160"/>
+            <w:shd w:val="clear" w:fill="F2F2F2"/>
           </w:tcPr>
           <w:p>
             <w:r>
@@ -2119,6 +2245,7 @@
         <w:tc>
           <w:tcPr>
             <w:tcW w:type="dxa" w:w="2160"/>
+            <w:shd w:val="clear" w:fill="F2F2F2"/>
           </w:tcPr>
           <w:p>
             <w:r>
@@ -2129,6 +2256,7 @@
         <w:tc>
           <w:tcPr>
             <w:tcW w:type="dxa" w:w="2160"/>
+            <w:shd w:val="clear" w:fill="F2F2F2"/>
           </w:tcPr>
           <w:p>
             <w:r>
@@ -2139,6 +2267,7 @@
         <w:tc>
           <w:tcPr>
             <w:tcW w:type="dxa" w:w="2160"/>
+            <w:shd w:val="clear" w:fill="F2F2F2"/>
           </w:tcPr>
           <w:p>
             <w:r>
@@ -2382,11 +2511,13 @@
         <w:tc>
           <w:tcPr>
             <w:tcW w:type="dxa" w:w="2880"/>
+            <w:shd w:val="clear" w:fill="1B3B6F"/>
           </w:tcPr>
           <w:p>
             <w:r>
               <w:rPr>
                 <w:b/>
+                <w:color w:val="FFFFFF"/>
               </w:rPr>
               <w:t>القسم</w:t>
             </w:r>
@@ -2395,11 +2526,13 @@
         <w:tc>
           <w:tcPr>
             <w:tcW w:type="dxa" w:w="2880"/>
+            <w:shd w:val="clear" w:fill="1B3B6F"/>
           </w:tcPr>
           <w:p>
             <w:r>
               <w:rPr>
                 <w:b/>
+                <w:color w:val="FFFFFF"/>
               </w:rPr>
               <w:t>المُسهم/المُحاوَل</w:t>
             </w:r>
@@ -2408,11 +2541,13 @@
         <w:tc>
           <w:tcPr>
             <w:tcW w:type="dxa" w:w="2880"/>
+            <w:shd w:val="clear" w:fill="1B3B6F"/>
           </w:tcPr>
           <w:p>
             <w:r>
               <w:rPr>
                 <w:b/>
+                <w:color w:val="FFFFFF"/>
               </w:rPr>
               <w:t>الدرجة</w:t>
             </w:r>
@@ -2455,6 +2590,7 @@
         <w:tc>
           <w:tcPr>
             <w:tcW w:type="dxa" w:w="2880"/>
+            <w:shd w:val="clear" w:fill="F2F2F2"/>
           </w:tcPr>
           <w:p>
             <w:r>
@@ -2465,6 +2601,7 @@
         <w:tc>
           <w:tcPr>
             <w:tcW w:type="dxa" w:w="2880"/>
+            <w:shd w:val="clear" w:fill="F2F2F2"/>
           </w:tcPr>
           <w:p>
             <w:r>
@@ -2475,6 +2612,7 @@
         <w:tc>
           <w:tcPr>
             <w:tcW w:type="dxa" w:w="2880"/>
+            <w:shd w:val="clear" w:fill="F2F2F2"/>
           </w:tcPr>
           <w:p>
             <w:r>
@@ -2519,6 +2657,7 @@
         <w:tc>
           <w:tcPr>
             <w:tcW w:type="dxa" w:w="2880"/>
+            <w:shd w:val="clear" w:fill="F2F2F2"/>
           </w:tcPr>
           <w:p>
             <w:r>
@@ -2529,6 +2668,7 @@
         <w:tc>
           <w:tcPr>
             <w:tcW w:type="dxa" w:w="2880"/>
+            <w:shd w:val="clear" w:fill="F2F2F2"/>
           </w:tcPr>
           <w:p>
             <w:r>
@@ -2539,6 +2679,7 @@
         <w:tc>
           <w:tcPr>
             <w:tcW w:type="dxa" w:w="2880"/>
+            <w:shd w:val="clear" w:fill="F2F2F2"/>
           </w:tcPr>
           <w:p>
             <w:r>
@@ -2583,6 +2724,7 @@
         <w:tc>
           <w:tcPr>
             <w:tcW w:type="dxa" w:w="2880"/>
+            <w:shd w:val="clear" w:fill="F2F2F2"/>
           </w:tcPr>
           <w:p>
             <w:r>
@@ -2593,6 +2735,7 @@
         <w:tc>
           <w:tcPr>
             <w:tcW w:type="dxa" w:w="2880"/>
+            <w:shd w:val="clear" w:fill="F2F2F2"/>
           </w:tcPr>
           <w:p>
             <w:r>
@@ -2603,6 +2746,7 @@
         <w:tc>
           <w:tcPr>
             <w:tcW w:type="dxa" w:w="2880"/>
+            <w:shd w:val="clear" w:fill="F2F2F2"/>
           </w:tcPr>
           <w:p>
             <w:r>
@@ -2628,7 +2772,7 @@
           </w:tcPr>
           <w:p>
             <w:r>
-              <w:t>0/0</w:t>
+              <w:t>0/5</w:t>
             </w:r>
           </w:p>
         </w:tc>
@@ -2669,7 +2813,7 @@
     </w:p>
     <w:p>
       <w:r>
-        <w:t>بيانات غير كافية لقسم «الاتجاه» (0/2 حقائق سوقية) — المصادر المُحاوَلة: لا مصادر مُحاوَلة</w:t>
+        <w:t>بيانات غير كافية لقسم «الاتجاه» (0/2 حقائق سوقية) — المصادر المُحاوَلة: UN Comtrade</w:t>
       </w:r>
     </w:p>
     <w:p>
@@ -2682,12 +2826,12 @@
     </w:p>
     <w:p>
       <w:r>
-        <w:t>UN Comtrade: أسهم 9 من 9 محاولة</w:t>
+        <w:t>UN Comtrade: أسهم 18 من 18 محاولة</w:t>
       </w:r>
     </w:p>
     <w:p>
       <w:r>
-        <w:t>Silk L1 requirements reference (official portals / EUR-Lex): أسهم 6 من 7 محاولة</w:t>
+        <w:t>Silk L1 requirements reference (official portals / EUR-Lex): أسهم 16 من 17 محاولة</w:t>
       </w:r>
     </w:p>
     <w:p>
@@ -2700,17 +2844,17 @@
     </w:p>
     <w:p>
       <w:r>
-        <w:t>UN Comtrade (مخزن الحقائق): أسهم 4 من 4 محاولة</w:t>
+        <w:t>UN Comtrade (مخزن الحقائق): أسهم 14 من 14 محاولة</w:t>
       </w:r>
     </w:p>
     <w:p>
       <w:r>
-        <w:t>Pew Research Center (لقطة ساكنة مقرّبة): أسهم 2 من 2 محاولة</w:t>
+        <w:t>Pew Research Center (لقطة ساكنة مقرّبة): أسهم 4 من 4 محاولة</w:t>
       </w:r>
     </w:p>
     <w:p>
       <w:r>
-        <w:t>World Bank: أسهم 0 من 5 محاولة</w:t>
+        <w:t>World Bank: أسهم 0 من 10 محاولة</w:t>
       </w:r>
     </w:p>
     <w:p>
@@ -2738,6 +2882,8 @@
       </w:r>
     </w:p>
     <w:sectPr>
+      <w:headerReference w:type="default" r:id="rId9"/>
+      <w:footerReference w:type="default" r:id="rId10"/>
       <w:pgSz w:w="12240" w:h="15840"/>
       <w:pgMar w:top="1440" w:right="1800" w:bottom="1440" w:left="1800" w:header="720" w:footer="720" w:gutter="0"/>
       <w:cols w:space="720"/>
@@ -2745,6 +2891,37 @@
     </w:sectPr>
   </w:body>
 </w:document>
+</file>
+
+<file path=word/footer1.xml><?xml version="1.0" encoding="utf-8"?>
+<w:ftr xmlns:m="http://schemas.openxmlformats.org/officeDocument/2006/math" xmlns:mc="http://schemas.openxmlformats.org/markup-compatibility/2006" xmlns:mo="http://schemas.microsoft.com/office/mac/office/2008/main" xmlns:mv="urn:schemas-microsoft-com:mac:vml" xmlns:o="urn:schemas-microsoft-com:office:office" xmlns:r="http://schemas.openxmlformats.org/officeDocument/2006/relationships" xmlns:v="urn:schemas-microsoft-com:vml" xmlns:w10="urn:schemas-microsoft-com:office:word" xmlns:w14="http://schemas.microsoft.com/office/word/2010/wordml" xmlns:w="http://schemas.openxmlformats.org/wordprocessingml/2006/main" xmlns:wne="http://schemas.microsoft.com/office/word/2006/wordml" xmlns:wp14="http://schemas.microsoft.com/office/word/2010/wordprocessingDrawing" xmlns:wp="http://schemas.openxmlformats.org/drawingml/2006/wordprocessingDrawing" xmlns:wpc="http://schemas.microsoft.com/office/word/2010/wordprocessingCanvas" xmlns:wpg="http://schemas.microsoft.com/office/word/2010/wordprocessingGroup" xmlns:wpi="http://schemas.microsoft.com/office/word/2010/wordprocessingInk" xmlns:wps="http://schemas.microsoft.com/office/word/2010/wordprocessingShape" mc:Ignorable="w14 wp14">
+  <w:p>
+    <w:pPr>
+      <w:pStyle w:val="Footer"/>
+    </w:pPr>
+    <w:r>
+      <w:t xml:space="preserve">سِلك لذكاء الأسواق — منصة تحليل أسواق التصدير السعودية — صفحة </w:t>
+    </w:r>
+    <w:r>
+      <w:fldChar w:fldCharType="begin"/>
+      <w:instrText xml:space="preserve">PAGE</w:instrText>
+      <w:fldChar w:fldCharType="end"/>
+    </w:r>
+  </w:p>
+</w:ftr>
+</file>
+
+<file path=word/header1.xml><?xml version="1.0" encoding="utf-8"?>
+<w:hdr xmlns:m="http://schemas.openxmlformats.org/officeDocument/2006/math" xmlns:mc="http://schemas.openxmlformats.org/markup-compatibility/2006" xmlns:mo="http://schemas.microsoft.com/office/mac/office/2008/main" xmlns:mv="urn:schemas-microsoft-com:mac:vml" xmlns:o="urn:schemas-microsoft-com:office:office" xmlns:r="http://schemas.openxmlformats.org/officeDocument/2006/relationships" xmlns:v="urn:schemas-microsoft-com:vml" xmlns:w10="urn:schemas-microsoft-com:office:word" xmlns:w14="http://schemas.microsoft.com/office/word/2010/wordml" xmlns:w="http://schemas.openxmlformats.org/wordprocessingml/2006/main" xmlns:wne="http://schemas.microsoft.com/office/word/2006/wordml" xmlns:wp14="http://schemas.microsoft.com/office/word/2010/wordprocessingDrawing" xmlns:wp="http://schemas.openxmlformats.org/drawingml/2006/wordprocessingDrawing" xmlns:wpc="http://schemas.microsoft.com/office/word/2010/wordprocessingCanvas" xmlns:wpg="http://schemas.microsoft.com/office/word/2010/wordprocessingGroup" xmlns:wpi="http://schemas.microsoft.com/office/word/2010/wordprocessingInk" xmlns:wps="http://schemas.microsoft.com/office/word/2010/wordprocessingShape" mc:Ignorable="w14 wp14">
+  <w:p>
+    <w:pPr>
+      <w:pStyle w:val="Header"/>
+    </w:pPr>
+    <w:r>
+      <w:t>سِلك — تقرير بحث سوق: تمور</w:t>
+    </w:r>
+  </w:p>
+</w:hdr>
 </file>
 
 <file path=word/numbering.xml><?xml version="1.0" encoding="utf-8"?>

--- a/samples/report_full_latest.docx
+++ b/samples/report_full_latest.docx
@@ -175,7 +175,7 @@
           </w:tcPr>
           <w:p>
             <w:r>
-              <w:t>2026-07-10</w:t>
+              <w:t>2026-07-13</w:t>
             </w:r>
           </w:p>
         </w:tc>
@@ -555,7 +555,7 @@
           </w:tcPr>
           <w:p>
             <w:r>
-              <w:t>UN Comtrade | سُحب: 2026-07-10 | ثقة: عالية (90%)</w:t>
+              <w:t>UN Comtrade | سُحب: 2026-07-13 | ثقة: عالية (90%)</w:t>
             </w:r>
           </w:p>
         </w:tc>
@@ -601,7 +601,7 @@
           </w:tcPr>
           <w:p>
             <w:r>
-              <w:t>UN Comtrade (مخزن الحقائق) | سُحب: 2026-07-10 | ثقة: عالية (90%)</w:t>
+              <w:t>UN Comtrade (مخزن الحقائق) | سُحب: 2026-07-13 | ثقة: عالية (90%)</w:t>
             </w:r>
           </w:p>
         </w:tc>
@@ -643,7 +643,7 @@
           </w:tcPr>
           <w:p>
             <w:r>
-              <w:t>UN Comtrade (مخزن الحقائق) | سُحب: 2026-07-10 | ثقة: عالية (90%)</w:t>
+              <w:t>UN Comtrade (مخزن الحقائق) | سُحب: 2026-07-13 | ثقة: عالية (90%)</w:t>
             </w:r>
           </w:p>
         </w:tc>
@@ -1078,7 +1078,7 @@
           </w:tcPr>
           <w:p>
             <w:r>
-              <w:t>UN Comtrade | سُحب: 2026-07-10 | ثقة: عالية (90%)</w:t>
+              <w:t>UN Comtrade | سُحب: 2026-07-13 | ثقة: عالية (90%)</w:t>
             </w:r>
           </w:p>
         </w:tc>
@@ -1123,7 +1123,7 @@
           </w:tcPr>
           <w:p>
             <w:r>
-              <w:t>UN Comtrade | سُحب: 2026-07-10 | ثقة: عالية (90%)</w:t>
+              <w:t>UN Comtrade | سُحب: 2026-07-13 | ثقة: عالية (90%)</w:t>
             </w:r>
           </w:p>
         </w:tc>
@@ -1166,7 +1166,7 @@
           </w:tcPr>
           <w:p>
             <w:r>
-              <w:t>UN Comtrade | سُحب: 2026-07-10 | ثقة: عالية (90%)</w:t>
+              <w:t>UN Comtrade | سُحب: 2026-07-13 | ثقة: عالية (90%)</w:t>
             </w:r>
           </w:p>
         </w:tc>
@@ -1423,7 +1423,7 @@
           </w:tcPr>
           <w:p>
             <w:r>
-              <w:t>UN Comtrade (مخزن الحقائق) | سُحب: 2026-07-10 | ثقة: عالية (90%)</w:t>
+              <w:t>UN Comtrade (مخزن الحقائق) | سُحب: 2026-07-13 | ثقة: عالية (90%)</w:t>
             </w:r>
           </w:p>
         </w:tc>
@@ -1469,7 +1469,7 @@
           </w:tcPr>
           <w:p>
             <w:r>
-              <w:t>UN Comtrade (مخزن الحقائق) | سُحب: 2026-07-10 | ثقة: عالية (85%)</w:t>
+              <w:t>UN Comtrade (مخزن الحقائق) | سُحب: 2026-07-13 | ثقة: عالية (85%)</w:t>
             </w:r>
           </w:p>
         </w:tc>
@@ -1808,7 +1808,7 @@
         <w:pStyle w:val="IntenseQuote"/>
       </w:pPr>
       <w:r>
-        <w:t>المصدر: Silk L1 requirements reference (official portals / EUR-Lex) | سُحب: 2026-07-10 | ثقة: عالية (80%)</w:t>
+        <w:t>المصدر: Silk L1 requirements reference (official portals / EUR-Lex) | سُحب: 2026-07-13 | ثقة: عالية (80%)</w:t>
       </w:r>
     </w:p>
     <w:p>

--- a/samples/report_full_latest.docx
+++ b/samples/report_full_latest.docx
@@ -2849,7 +2849,7 @@
     </w:p>
     <w:p>
       <w:r>
-        <w:t>Pew Research Center (لقطة ساكنة مقرّبة): أسهم 2 من 2 محاولة</w:t>
+        <w:t>Pew Research Center (لقطة ساكنة مقرّبة): أسهم 4 من 4 محاولة</w:t>
       </w:r>
     </w:p>
     <w:p>

--- a/samples/report_full_latest.docx
+++ b/samples/report_full_latest.docx
@@ -21,7 +21,7 @@
     </w:p>
     <w:p>
       <w:r>
-        <w:t>⚠ TEST RUN — تشغيل برهاني ببدائل موسومة (SILK_HERMETIC)، ليس تقريراً إنتاجياً</w:t>
+        <w:t>⚠ TEST RUN — تشغيل برهاني ببدائل موسومة، ليس تقريراً إنتاجياً</w:t>
       </w:r>
     </w:p>
     <w:tbl>
@@ -175,7 +175,7 @@
           </w:tcPr>
           <w:p>
             <w:r>
-              <w:t>2026-07-13</w:t>
+              <w:t>2026-07-14</w:t>
             </w:r>
           </w:p>
         </w:tc>
@@ -399,7 +399,7 @@
     </w:p>
     <w:p>
       <w:r>
-        <w:t>يشمل هذا التقرير: صادرات تمور (رمز HS 080410) من المملكة العربية السعودية، مُقيَّمة عبر 2 أسواق مرشّحة، ومفصَّلة بعمق للسوق الأعلى ترتيباً (China). يستثني هذا التقرير: التسعير التفصيلي بالتجزئة والملفات المالية للمنافسين (تتطلبان تعميقاً مدفوعاً عبر /deepen)، وتحليل الشرائح السلوكية للعملاء واستخبارات الطلب المباشرة (تتطلبان بحثاً أولياً — مقابلات أو استبيانات — لم يُجرَ بعد).</w:t>
+        <w:t>يشمل هذا التقرير: صادرات تمور (رمز HS 080410) من المملكة العربية السعودية، مُقيَّمة عبر 2 أسواق مرشّحة، ومفصَّلة بعمق للسوق الأعلى ترتيباً (China). يستثني هذا التقرير: التسعير التفصيلي بالتجزئة والملفات المالية للمنافسين (تتطلبان خدمة التعميق المدفوعة)، وتحليل الشرائح السلوكية للعملاء واستخبارات الطلب المباشرة (تتطلبان بحثاً أولياً — مقابلات أو استبيانات — لم يُجرَ بعد).</w:t>
       </w:r>
     </w:p>
     <w:p>
@@ -555,7 +555,7 @@
           </w:tcPr>
           <w:p>
             <w:r>
-              <w:t>UN Comtrade | سُحب: 2026-07-13 | ثقة: عالية (90%)</w:t>
+              <w:t>UN Comtrade | سُحب: 2026-07-14 | ثقة: عالية (90%)</w:t>
             </w:r>
           </w:p>
         </w:tc>
@@ -601,7 +601,7 @@
           </w:tcPr>
           <w:p>
             <w:r>
-              <w:t>UN Comtrade (مخزن الحقائق) | سُحب: 2026-07-13 | ثقة: عالية (90%)</w:t>
+              <w:t>UN Comtrade (مخزن الحقائق) | سُحب: 2026-07-14 | ثقة: عالية (90%)</w:t>
             </w:r>
           </w:p>
         </w:tc>
@@ -643,7 +643,7 @@
           </w:tcPr>
           <w:p>
             <w:r>
-              <w:t>UN Comtrade (مخزن الحقائق) | سُحب: 2026-07-13 | ثقة: عالية (90%)</w:t>
+              <w:t>UN Comtrade (مخزن الحقائق) | سُحب: 2026-07-14 | ثقة: عالية (90%)</w:t>
             </w:r>
           </w:p>
         </w:tc>
@@ -1078,7 +1078,7 @@
           </w:tcPr>
           <w:p>
             <w:r>
-              <w:t>UN Comtrade | سُحب: 2026-07-13 | ثقة: عالية (90%)</w:t>
+              <w:t>UN Comtrade | سُحب: 2026-07-14 | ثقة: عالية (90%)</w:t>
             </w:r>
           </w:p>
         </w:tc>
@@ -1123,7 +1123,7 @@
           </w:tcPr>
           <w:p>
             <w:r>
-              <w:t>UN Comtrade | سُحب: 2026-07-13 | ثقة: عالية (90%)</w:t>
+              <w:t>UN Comtrade | سُحب: 2026-07-14 | ثقة: عالية (90%)</w:t>
             </w:r>
           </w:p>
         </w:tc>
@@ -1166,7 +1166,7 @@
           </w:tcPr>
           <w:p>
             <w:r>
-              <w:t>UN Comtrade | سُحب: 2026-07-13 | ثقة: عالية (90%)</w:t>
+              <w:t>UN Comtrade | سُحب: 2026-07-14 | ثقة: عالية (90%)</w:t>
             </w:r>
           </w:p>
         </w:tc>
@@ -1423,7 +1423,7 @@
           </w:tcPr>
           <w:p>
             <w:r>
-              <w:t>UN Comtrade (مخزن الحقائق) | سُحب: 2026-07-13 | ثقة: عالية (90%)</w:t>
+              <w:t>UN Comtrade (مخزن الحقائق) | سُحب: 2026-07-14 | ثقة: عالية (90%)</w:t>
             </w:r>
           </w:p>
         </w:tc>
@@ -1469,7 +1469,7 @@
           </w:tcPr>
           <w:p>
             <w:r>
-              <w:t>UN Comtrade (مخزن الحقائق) | سُحب: 2026-07-13 | ثقة: عالية (85%)</w:t>
+              <w:t>UN Comtrade (مخزن الحقائق) | سُحب: 2026-07-14 | ثقة: عالية (85%)</w:t>
             </w:r>
           </w:p>
         </w:tc>
@@ -1543,7 +1543,7 @@
         <w:pStyle w:val="ListBullet"/>
       </w:pPr>
       <w:r>
-        <w:t>retail_prices: LocalPriceAgent: paid agent outside /deepen — skipped (structural guard, no call attempted)؛ ولا نتائج Google Shopping مرصودة (requires SEARCH_API_KEY (or SERPER_API_KEY))</w:t>
+        <w:t>أسعار التجزئة: وكيل أسعار التجزئة المدفوع: وكيل مدفوع لا يعمل خارج خدمة التعميق المدفوعة — تخطٍّ بنيوي بلا أي نداء؛ ولا نتائج Google Shopping مرصودة (يتطلب تهيئة مفتاح خدمة البحث (Serper))</w:t>
       </w:r>
     </w:p>
     <w:p>
@@ -1808,7 +1808,7 @@
         <w:pStyle w:val="IntenseQuote"/>
       </w:pPr>
       <w:r>
-        <w:t>المصدر: Silk L1 requirements reference (official portals / EUR-Lex) | سُحب: 2026-07-13 | ثقة: عالية (80%)</w:t>
+        <w:t>المصدر: Silk L1 requirements reference (official portals / EUR-Lex) | سُحب: 2026-07-14 | ثقة: عالية (80%)</w:t>
       </w:r>
     </w:p>
     <w:p>
@@ -2397,7 +2397,7 @@
     </w:p>
     <w:p>
       <w:r>
-        <w:t>لماذا: score 0.636 في النطاق الشرطي والثقة 0.31 دون 0.6 وشروط مفتوحة (3)</w:t>
+        <w:t>لماذا: الدرجة الموزونة 0.636 في النطاق الشرطي والثقة منخفضة (31%) دون الحد الأدنى (60%) وشروط مفتوحة (3)</w:t>
       </w:r>
     </w:p>
     <w:p>
@@ -2475,7 +2475,7 @@
     </w:p>
     <w:p>
       <w:r>
-        <w:t>مرشّحون غير موثَّقين (ثقة 0.4) — أكّدهم قبل التعاقد؛ الترقية الموثّقة عبر /deepen</w:t>
+        <w:t>مرشّحون غير موثَّقين (○ غير متحقق) — أكّدهم قبل التعاقد؛ الترقية الموثّقة عبر خدمة التعميق المدفوعة</w:t>
       </w:r>
     </w:p>
     <w:p>
@@ -2849,7 +2849,7 @@
     </w:p>
     <w:p>
       <w:r>
-        <w:t>Pew Research Center (لقطة ساكنة مقرّبة): أسهم 4 من 4 محاولة</w:t>
+        <w:t>Pew Research Center (لقطة ساكنة مقرّبة): أسهم 2 من 2 محاولة</w:t>
       </w:r>
     </w:p>
     <w:p>

--- a/samples/report_full_latest.docx
+++ b/samples/report_full_latest.docx
@@ -525,7 +525,7 @@
           </w:tcPr>
           <w:p>
             <w:r>
-              <w:t>tam_usd</w:t>
+              <w:t>إجمالي واردات السوق (TAM)</w:t>
             </w:r>
           </w:p>
         </w:tc>
@@ -568,7 +568,7 @@
           </w:tcPr>
           <w:p>
             <w:r>
-              <w:t>import_growth_pct</w:t>
+              <w:t>نمو الواردات</w:t>
             </w:r>
           </w:p>
         </w:tc>
@@ -613,7 +613,7 @@
           </w:tcPr>
           <w:p>
             <w:r>
-              <w:t>import_cagr_pct</w:t>
+              <w:t>معدل النمو السنوي المركّب</w:t>
             </w:r>
           </w:p>
         </w:tc>
@@ -1058,7 +1058,7 @@
           </w:tcPr>
           <w:p>
             <w:r>
-              <w:t>hhi</w:t>
+              <w:t>تركّز الموردين</w:t>
             </w:r>
           </w:p>
         </w:tc>
@@ -1101,7 +1101,7 @@
           </w:tcPr>
           <w:p>
             <w:r>
-              <w:t>top_supplier_share_pct</w:t>
+              <w:t>حصة المورّد الأكبر</w:t>
             </w:r>
           </w:p>
         </w:tc>
@@ -1134,7 +1134,7 @@
           </w:tcPr>
           <w:p>
             <w:r>
-              <w:t>حصة المورّد الأكبر: Iran</w:t>
+              <w:t>حصة المورّد الأكبر: إيران</w:t>
             </w:r>
           </w:p>
         </w:tc>
@@ -1146,7 +1146,7 @@
           </w:tcPr>
           <w:p>
             <w:r>
-              <w:t>saudi_share_pct</w:t>
+              <w:t>الحصة السعودية</w:t>
             </w:r>
           </w:p>
         </w:tc>
@@ -1218,7 +1218,7 @@
               <w:pStyle w:val="ListBullet"/>
             </w:pPr>
             <w:r>
-              <w:t>حضور سعودي قائم بحصة 30.0% من واردات السوق — الدليل: UN Comtrade — saudi_share_pct</w:t>
+              <w:t>حضور سعودي قائم بحصة 30.0% من واردات السوق — الدليل: UN Comtrade — الحصة السعودية</w:t>
             </w:r>
           </w:p>
           <w:p>
@@ -1247,7 +1247,7 @@
               <w:pStyle w:val="ListBullet"/>
             </w:pPr>
             <w:r>
-              <w:t>الهامش غير محسوب — بطاقة المنتج غير مكتملة — الدليل: margin_at_border_pct: يتطلب بطاقة منتج بوحدة kg (cost_per_unit) + قيمة وحدة حدودية مرصودة</w:t>
+              <w:t>الهامش غير محسوب — بطاقة المنتج غير مكتملة — الدليل: الهامش عند الحدود: يتطلب بطاقة منتج بوحدة kg (cost_per_unit) + قيمة وحدة حدودية مرصودة</w:t>
             </w:r>
           </w:p>
         </w:tc>
@@ -1270,7 +1270,7 @@
               <w:pStyle w:val="ListBullet"/>
             </w:pPr>
             <w:r>
-              <w:t>واردات السوق تنمو 22.5% سنوياً مركّباً — الدليل: UN Comtrade — import_cagr_pct</w:t>
+              <w:t>واردات السوق تنمو 22.5% سنوياً مركّباً — الدليل: UN Comtrade — معدل النمو السنوي المركّب</w:t>
             </w:r>
           </w:p>
         </w:tc>
@@ -1393,7 +1393,7 @@
           </w:tcPr>
           <w:p>
             <w:r>
-              <w:t>border_unit_value_usd_kg</w:t>
+              <w:t>متوسط سعر الوحدة عند الحدود</w:t>
             </w:r>
           </w:p>
         </w:tc>
@@ -1436,7 +1436,7 @@
           </w:tcPr>
           <w:p>
             <w:r>
-              <w:t>saudi_border_unit_value_usd_kg</w:t>
+              <w:t>سعر الوحدة السعودي عند الحدود</w:t>
             </w:r>
           </w:p>
         </w:tc>
@@ -1481,7 +1481,7 @@
           </w:tcPr>
           <w:p>
             <w:r>
-              <w:t>margin_at_border_pct</w:t>
+              <w:t>الهامش عند الحدود</w:t>
             </w:r>
           </w:p>
         </w:tc>
@@ -1522,7 +1522,7 @@
         <w:pStyle w:val="IntenseQuote"/>
       </w:pPr>
       <w:r>
-        <w:t>معادلة «border_unit_value_usd_kg»: قيمة الوحدة = قيمة الواردات ÷ الوزن الصافي (كلاهما مرصود من كومتريد)</w:t>
+        <w:t>معادلة «متوسط سعر الوحدة عند الحدود»: قيمة الوحدة = قيمة الواردات ÷ الوزن الصافي (كلاهما مرصود من كومتريد)</w:t>
       </w:r>
     </w:p>
     <w:p>
@@ -1530,7 +1530,7 @@
         <w:pStyle w:val="IntenseQuote"/>
       </w:pPr>
       <w:r>
-        <w:t>معادلة «saudi_border_unit_value_usd_kg»: قيمة وحدة الصادر السعودي = قيمة ÷ وزن صافٍ (تقرير الجهة المستوردة أو التقرير السعودي المباشر — مرآة)</w:t>
+        <w:t>معادلة «سعر الوحدة السعودي عند الحدود»: قيمة وحدة الصادر السعودي = قيمة ÷ وزن صافٍ (تقرير الجهة المستوردة أو التقرير السعودي المباشر — مرآة)</w:t>
       </w:r>
     </w:p>
     <w:p>
@@ -1816,7 +1816,7 @@
         <w:pStyle w:val="ListBullet"/>
       </w:pPr>
       <w:r>
-        <w:t>غير متوفر: التعريفة الجمركية المطبّقة: WITS غير متاح الآن (ProxyError) لـHS080410 SAU←CHN 2023 — أعد المحاولة لاحقاً.</w:t>
+        <w:t>غير متوفر: التعريفة الجمركية المطبّقة: WITS غير متاح الآن (تعذّر الاتصال بالمصدر — خطأ تقني مؤقت</w:t>
       </w:r>
     </w:p>
     <w:p>
@@ -2008,7 +2008,7 @@
     </w:p>
     <w:p>
       <w:r>
-        <w:t>الحكم: CONDITIONAL-GO | النقاط: 0.636 | الثقة: منخفضة (31%)</w:t>
+        <w:t>الحكم: دخول مشروط | النقاط: 0.636 | الثقة: منخفضة (31%)</w:t>
       </w:r>
     </w:p>
     <w:p>

--- a/samples/report_full_latest.docx
+++ b/samples/report_full_latest.docx
@@ -2870,7 +2870,7 @@
         <w:pStyle w:val="IntenseQuote"/>
       </w:pPr>
       <w:r>
-        <w:t xml:space="preserve">    فشل مُسجَّل: الاستقرار السياسي (WGI) — PV.EST fetch failed for CHN: HTTPSConnectionPool(host='api.worldbank.org', port=443): Max retries exceeded with ur</w:t>
+        <w:t xml:space="preserve">    فشل مُسجَّل: الاستقرار السياسي (WGI) — الاستقرار السياسي (CHN): تعذّر الجلب — أعد المحاولة</w:t>
       </w:r>
     </w:p>
     <w:p>
@@ -2878,7 +2878,7 @@
         <w:pStyle w:val="IntenseQuote"/>
       </w:pPr>
       <w:r>
-        <w:t xml:space="preserve">    فشل مُسجَّل: جودة التنظيم (WGI) — RQ.EST fetch failed for CHN: HTTPSConnectionPool(host='api.worldbank.org', port=443): Max retries exceeded with url: /v</w:t>
+        <w:t xml:space="preserve">    فشل مُسجَّل: جودة التنظيم (WGI) — الجودة التنظيمية (CHN): تعذّر الجلب — أعد المحاولة</w:t>
       </w:r>
     </w:p>
     <w:sectPr>

--- a/samples/report_full_latest.docx
+++ b/samples/report_full_latest.docx
@@ -2003,7 +2003,7 @@
         <w:pStyle w:val="Heading2"/>
       </w:pPr>
       <w:r>
-        <w:t>قرار الدخول (المحرك الموزون §8)</w:t>
+        <w:t>قرار الدخول</w:t>
       </w:r>
     </w:p>
     <w:p>
@@ -2013,17 +2013,17 @@
     </w:p>
     <w:p>
       <w:r>
-        <w:t>أساس الثقة: التغطية 0.39 × الأعمدة المحسوبة 4/5</w:t>
+        <w:t>أساس الثقة: التغطية 39% × الأعمدة المحسوبة 4/5</w:t>
       </w:r>
     </w:p>
     <w:p>
       <w:r>
-        <w:t>خيار الأوزان المعتمد: A — النقاط بالخيارين: A = 0.636 | B = 0.584</w:t>
+        <w:t>منهجية الترجيح المعتمدة: الأوزان القياسية — النقاط 0.636 (بديل مقارنة، الأوزان التنظيمية المُثقّلة: 0.584)</w:t>
       </w:r>
     </w:p>
     <w:p>
       <w:r>
-        <w:t>ملاحظة الأوزان: خيار الأوزان قيد بوابة GATE 3 — كلا المجموعين محسوبان؛ الافتراضي A حتى قرار المالك</w:t>
+        <w:t>ملاحظة الأوزان: تُحسب الدرجة بمجموعتي أوزان معاً للمقارنة؛ المعتمد لهذا القرار: الأوزان القياسية</w:t>
       </w:r>
     </w:p>
     <w:tbl>
@@ -2342,7 +2342,7 @@
         <w:pStyle w:val="ListBullet"/>
       </w:pPr>
       <w:r>
-        <w:t>عمود شدة المنافسة ضعيف (0.37) — متوسط المتاح من: HHI/0.5، حصة الأكبر/100، عدد المرشّحين بالاسم/10 — الدرجة المستهلكة في المجموع هي (1 − الشدة)</w:t>
+        <w:t>عمود شدة المنافسة ضعيف (37%) — متوسط المتاح من: HHI/0.5، حصة الأكبر/100، عدد المرشّحين بالاسم/10 — الدرجة المستهلكة في المجموع هي (1 − الشدة)</w:t>
       </w:r>
     </w:p>
     <w:p>
@@ -2350,7 +2350,7 @@
         <w:pStyle w:val="ListBullet"/>
       </w:pPr>
       <w:r>
-        <w:t>عمود الملاءمة التنظيمية ضعيف (0.375) — متوسط المتاح من: (1 − تعريفة/30%)، وضوح القائمة (بنود/8)</w:t>
+        <w:t>عمود الملاءمة التنظيمية ضعيف (38%) — متوسط المتاح من: (1 − تعريفة/30%)، وضوح القائمة (بنود/8)</w:t>
       </w:r>
     </w:p>
     <w:p>

--- a/samples/report_full_latest.docx
+++ b/samples/report_full_latest.docx
@@ -277,7 +277,7 @@
     </w:p>
     <w:p>
       <w:r>
-        <w:t>9. التحليل الإقليمي</w:t>
+        <w:t>9. الأسواق المرشّحة الأخرى</w:t>
       </w:r>
     </w:p>
     <w:p>
@@ -303,6 +303,16 @@
     <w:p>
       <w:r>
         <w:t>14. التوصيات الاستراتيجية</w:t>
+      </w:r>
+    </w:p>
+    <w:p>
+      <w:r>
+        <w:t>حدود التحليل (الفجوات المعلنة)</w:t>
+      </w:r>
+    </w:p>
+    <w:p>
+      <w:r>
+        <w:t>دليل المورّدين (الاتصال بالموردين والمستوردين)</w:t>
       </w:r>
     </w:p>
     <w:p>
@@ -400,6 +410,413 @@
     <w:p>
       <w:r>
         <w:t>يشمل هذا التقرير: صادرات تمور (رمز HS 080410) من المملكة العربية السعودية، مُقيَّمة عبر 2 أسواق مرشّحة، ومفصَّلة بعمق للسوق الأعلى ترتيباً (China). يستثني هذا التقرير: التسعير التفصيلي بالتجزئة والملفات المالية للمنافسين (تتطلبان خدمة التعميق المدفوعة)، وتحليل الشرائح السلوكية للعملاء واستخبارات الطلب المباشرة (تتطلبان بحثاً أولياً — مقابلات أو استبيانات — لم يُجرَ بعد).</w:t>
+      </w:r>
+    </w:p>
+    <w:p>
+      <w:pPr>
+        <w:pStyle w:val="Heading2"/>
+      </w:pPr>
+      <w:r>
+        <w:t>قرار الدخول</w:t>
+      </w:r>
+    </w:p>
+    <w:p>
+      <w:r>
+        <w:t>الحكم: دخول مشروط | النقاط: 0.636 | الثقة: منخفضة (31%)</w:t>
+      </w:r>
+    </w:p>
+    <w:p>
+      <w:r>
+        <w:t>أساس الثقة: التغطية 39% × الأعمدة المحسوبة 4/5</w:t>
+      </w:r>
+    </w:p>
+    <w:p>
+      <w:r>
+        <w:t>منهجية الترجيح المعتمدة: الأوزان القياسية — النقاط 0.636 (بديل مقارنة، الأوزان التنظيمية المُثقّلة: 0.584)</w:t>
+      </w:r>
+    </w:p>
+    <w:p>
+      <w:r>
+        <w:t>ملاحظة الأوزان: تُحسب الدرجة بمجموعتي أوزان معاً للمقارنة؛ المعتمد لهذا القرار: الأوزان القياسية</w:t>
+      </w:r>
+    </w:p>
+    <w:tbl>
+      <w:tblPr>
+        <w:tblStyle w:val="TableGrid"/>
+        <w:tblW w:type="auto" w:w="0"/>
+        <w:tblLook w:firstColumn="1" w:firstRow="1" w:lastColumn="0" w:lastRow="0" w:noHBand="0" w:noVBand="1" w:val="04A0"/>
+      </w:tblPr>
+      <w:tblGrid>
+        <w:gridCol w:w="2160"/>
+        <w:gridCol w:w="2160"/>
+        <w:gridCol w:w="2160"/>
+        <w:gridCol w:w="2160"/>
+      </w:tblGrid>
+      <w:tr>
+        <w:tc>
+          <w:tcPr>
+            <w:tcW w:type="dxa" w:w="2160"/>
+            <w:shd w:val="clear" w:fill="1B3B6F"/>
+          </w:tcPr>
+          <w:p>
+            <w:r>
+              <w:rPr>
+                <w:b/>
+                <w:color w:val="FFFFFF"/>
+              </w:rPr>
+              <w:t>العمود</w:t>
+            </w:r>
+          </w:p>
+        </w:tc>
+        <w:tc>
+          <w:tcPr>
+            <w:tcW w:type="dxa" w:w="2160"/>
+            <w:shd w:val="clear" w:fill="1B3B6F"/>
+          </w:tcPr>
+          <w:p>
+            <w:r>
+              <w:rPr>
+                <w:b/>
+                <w:color w:val="FFFFFF"/>
+              </w:rPr>
+              <w:t>القيمة</w:t>
+            </w:r>
+          </w:p>
+        </w:tc>
+        <w:tc>
+          <w:tcPr>
+            <w:tcW w:type="dxa" w:w="2160"/>
+            <w:shd w:val="clear" w:fill="1B3B6F"/>
+          </w:tcPr>
+          <w:p>
+            <w:r>
+              <w:rPr>
+                <w:b/>
+                <w:color w:val="FFFFFF"/>
+              </w:rPr>
+              <w:t>الأساس</w:t>
+            </w:r>
+          </w:p>
+        </w:tc>
+        <w:tc>
+          <w:tcPr>
+            <w:tcW w:type="dxa" w:w="2160"/>
+            <w:shd w:val="clear" w:fill="1B3B6F"/>
+          </w:tcPr>
+          <w:p>
+            <w:r>
+              <w:rPr>
+                <w:b/>
+                <w:color w:val="FFFFFF"/>
+              </w:rPr>
+              <w:t>مكوّنات غائبة</w:t>
+            </w:r>
+          </w:p>
+        </w:tc>
+      </w:tr>
+      <w:tr>
+        <w:tc>
+          <w:tcPr>
+            <w:tcW w:type="dxa" w:w="2160"/>
+          </w:tcPr>
+          <w:p>
+            <w:r>
+              <w:t>جاذبية السوق</w:t>
+            </w:r>
+          </w:p>
+        </w:tc>
+        <w:tc>
+          <w:tcPr>
+            <w:tcW w:type="dxa" w:w="2160"/>
+          </w:tcPr>
+          <w:p>
+            <w:r>
+              <w:t>0.892</w:t>
+            </w:r>
+          </w:p>
+        </w:tc>
+        <w:tc>
+          <w:tcPr>
+            <w:tcW w:type="dxa" w:w="2160"/>
+          </w:tcPr>
+          <w:p>
+            <w:r>
+              <w:t>متوسط المتاح من: log10(TAM)/9 (سقف 10^9$)، (CAGR+10)/40 (−10%→0، +30%→1)، دخل الفرد/50k$، الحصة السعودية/20%</w:t>
+            </w:r>
+          </w:p>
+        </w:tc>
+        <w:tc>
+          <w:tcPr>
+            <w:tcW w:type="dxa" w:w="2160"/>
+          </w:tcPr>
+          <w:p>
+            <w:r>
+              <w:t>income</w:t>
+            </w:r>
+          </w:p>
+        </w:tc>
+      </w:tr>
+      <w:tr>
+        <w:tc>
+          <w:tcPr>
+            <w:tcW w:type="dxa" w:w="2160"/>
+            <w:shd w:val="clear" w:fill="F2F2F2"/>
+          </w:tcPr>
+          <w:p>
+            <w:r>
+              <w:t>المنافسة</w:t>
+            </w:r>
+          </w:p>
+        </w:tc>
+        <w:tc>
+          <w:tcPr>
+            <w:tcW w:type="dxa" w:w="2160"/>
+            <w:shd w:val="clear" w:fill="F2F2F2"/>
+          </w:tcPr>
+          <w:p>
+            <w:r>
+              <w:t>0.63</w:t>
+            </w:r>
+          </w:p>
+        </w:tc>
+        <w:tc>
+          <w:tcPr>
+            <w:tcW w:type="dxa" w:w="2160"/>
+            <w:shd w:val="clear" w:fill="F2F2F2"/>
+          </w:tcPr>
+          <w:p>
+            <w:r>
+              <w:t>متوسط المتاح من: HHI/0.5، حصة الأكبر/100، عدد المرشّحين بالاسم/10 — الدرجة المستهلكة في المجموع هي (1 − الشدة)</w:t>
+            </w:r>
+          </w:p>
+        </w:tc>
+        <w:tc>
+          <w:tcPr>
+            <w:tcW w:type="dxa" w:w="2160"/>
+            <w:shd w:val="clear" w:fill="F2F2F2"/>
+          </w:tcPr>
+          <w:p>
+            <w:r>
+              <w:t>named_density</w:t>
+            </w:r>
+          </w:p>
+        </w:tc>
+      </w:tr>
+      <w:tr>
+        <w:tc>
+          <w:tcPr>
+            <w:tcW w:type="dxa" w:w="2160"/>
+          </w:tcPr>
+          <w:p>
+            <w:r>
+              <w:t>التنظيم</w:t>
+            </w:r>
+          </w:p>
+        </w:tc>
+        <w:tc>
+          <w:tcPr>
+            <w:tcW w:type="dxa" w:w="2160"/>
+          </w:tcPr>
+          <w:p>
+            <w:r>
+              <w:t>0.375</w:t>
+            </w:r>
+          </w:p>
+        </w:tc>
+        <w:tc>
+          <w:tcPr>
+            <w:tcW w:type="dxa" w:w="2160"/>
+          </w:tcPr>
+          <w:p>
+            <w:r>
+              <w:t>متوسط المتاح من: (1 − تعريفة/30%)، وضوح القائمة (بنود/8)</w:t>
+            </w:r>
+          </w:p>
+        </w:tc>
+        <w:tc>
+          <w:tcPr>
+            <w:tcW w:type="dxa" w:w="2160"/>
+          </w:tcPr>
+          <w:p>
+            <w:r>
+              <w:t>tariff</w:t>
+            </w:r>
+          </w:p>
+        </w:tc>
+      </w:tr>
+      <w:tr>
+        <w:tc>
+          <w:tcPr>
+            <w:tcW w:type="dxa" w:w="2160"/>
+            <w:shd w:val="clear" w:fill="F2F2F2"/>
+          </w:tcPr>
+          <w:p>
+            <w:r>
+              <w:t>الربحية</w:t>
+            </w:r>
+          </w:p>
+        </w:tc>
+        <w:tc>
+          <w:tcPr>
+            <w:tcW w:type="dxa" w:w="2160"/>
+            <w:shd w:val="clear" w:fill="F2F2F2"/>
+          </w:tcPr>
+          <w:p>
+            <w:r>
+              <w:t>0.75</w:t>
+            </w:r>
+          </w:p>
+        </w:tc>
+        <w:tc>
+          <w:tcPr>
+            <w:tcW w:type="dxa" w:w="2160"/>
+            <w:shd w:val="clear" w:fill="F2F2F2"/>
+          </w:tcPr>
+          <w:p>
+            <w:r>
+              <w:t>متوسط المتاح من: الهامش/40%، الموقع السعري (1.5 − سعرك/متوسط السوق)</w:t>
+            </w:r>
+          </w:p>
+        </w:tc>
+        <w:tc>
+          <w:tcPr>
+            <w:tcW w:type="dxa" w:w="2160"/>
+            <w:shd w:val="clear" w:fill="F2F2F2"/>
+          </w:tcPr>
+          <w:p>
+            <w:r>
+              <w:t>margin</w:t>
+            </w:r>
+          </w:p>
+        </w:tc>
+      </w:tr>
+      <w:tr>
+        <w:tc>
+          <w:tcPr>
+            <w:tcW w:type="dxa" w:w="2160"/>
+          </w:tcPr>
+          <w:p>
+            <w:r>
+              <w:t>أمان السوق (المخاطر)</w:t>
+            </w:r>
+          </w:p>
+        </w:tc>
+        <w:tc>
+          <w:tcPr>
+            <w:tcW w:type="dxa" w:w="2160"/>
+          </w:tcPr>
+          <w:p>
+            <w:r>
+              <w:t>—</w:t>
+            </w:r>
+          </w:p>
+        </w:tc>
+        <w:tc>
+          <w:tcPr>
+            <w:tcW w:type="dxa" w:w="2160"/>
+          </w:tcPr>
+          <w:p>
+            <w:r>
+              <w:t>متوسط المتاح من: (استقرار سياسي WGI+2.5)/5، (جودة تنظيم WGI+2.5)/5، (LPI−1)/4، (1 − تقلّب الصرف/20%) — أعلى=أأمن</w:t>
+            </w:r>
+          </w:p>
+        </w:tc>
+        <w:tc>
+          <w:tcPr>
+            <w:tcW w:type="dxa" w:w="2160"/>
+          </w:tcPr>
+          <w:p>
+            <w:r>
+              <w:t>political_stability، regulatory_quality، logistics، fx_stability</w:t>
+            </w:r>
+          </w:p>
+        </w:tc>
+      </w:tr>
+    </w:tbl>
+    <w:p>
+      <w:r>
+        <w:t>أعمدة غائبة كلياً: أمان السوق (المخاطر)</w:t>
+      </w:r>
+    </w:p>
+    <w:p>
+      <w:r>
+        <w:t>الشروط:</w:t>
+      </w:r>
+    </w:p>
+    <w:p>
+      <w:pPr>
+        <w:pStyle w:val="ListBullet"/>
+      </w:pPr>
+      <w:r>
+        <w:t>عمود أمان السوق (المخاطر) غائب (political_stability, regulatory_quality, logistics, fx_stability) — أكمل مصادره قبل قرار نهائي</w:t>
+      </w:r>
+    </w:p>
+    <w:p>
+      <w:pPr>
+        <w:pStyle w:val="ListBullet"/>
+      </w:pPr>
+      <w:r>
+        <w:t>عمود شدة المنافسة ضعيف (37%) — متوسط المتاح من: HHI/0.5، حصة الأكبر/100، عدد المرشّحين بالاسم/10 — الدرجة المستهلكة في المجموع هي (1 − الشدة)</w:t>
+      </w:r>
+    </w:p>
+    <w:p>
+      <w:pPr>
+        <w:pStyle w:val="ListBullet"/>
+      </w:pPr>
+      <w:r>
+        <w:t>عمود الملاءمة التنظيمية ضعيف (38%) — متوسط المتاح من: (1 − تعريفة/30%)، وضوح القائمة (بنود/8)</w:t>
+      </w:r>
+    </w:p>
+    <w:p>
+      <w:r>
+        <w:t>سجل المخاطر:</w:t>
+      </w:r>
+    </w:p>
+    <w:p>
+      <w:pPr>
+        <w:pStyle w:val="ListBullet"/>
+      </w:pPr>
+      <w:r>
+        <w:t>تركّز مصادر التوريد (الشدة: متوسطة) — الدليل: HHI=0.38 &gt; 0.25 (كومتريد)</w:t>
+      </w:r>
+    </w:p>
+    <w:p>
+      <w:pPr>
+        <w:pStyle w:val="ListBullet"/>
+      </w:pPr>
+      <w:r>
+        <w:t>تغطية بيانات منخفضة (الشدة: متوسطة) — الدليل: تغطية الوكلاء 39% &lt; 60% — القرار مشروط باكتمالها</w:t>
+      </w:r>
+    </w:p>
+    <w:p>
+      <w:r>
+        <w:t>الخطوات الأولى:</w:t>
+      </w:r>
+    </w:p>
+    <w:p>
+      <w:pPr>
+        <w:pStyle w:val="ListBullet"/>
+      </w:pPr>
+      <w:r>
+        <w:t>أغلق بنود قائمة الاشتراطات بنداً بنداً بمرجعها الرسمي</w:t>
+      </w:r>
+    </w:p>
+    <w:p>
+      <w:pPr>
+        <w:pStyle w:val="ListBullet"/>
+      </w:pPr>
+      <w:r>
+        <w:t>سوق مركّز: ادخل عبر موزّع قائم من مرشّحي التوريد المرصودين بدل البناء المباشر</w:t>
+      </w:r>
+    </w:p>
+    <w:p>
+      <w:r>
+        <w:t>لماذا: الدرجة الموزونة 0.636 في النطاق الشرطي والثقة منخفضة (31%) دون الحد الأدنى (60%) وشروط مفتوحة (3)</w:t>
+      </w:r>
+    </w:p>
+    <w:p>
+      <w:r>
+        <w:t>قرار حتمي قابل للتفسير من حزمة §4b المتحقَّق منها — الأعمدة الغائبة شروط معلنة، لا تخمين</w:t>
       </w:r>
     </w:p>
     <w:p>
@@ -868,7 +1285,7 @@
         <w:pStyle w:val="Heading1"/>
       </w:pPr>
       <w:r>
-        <w:t>٩. التحليل الإقليمي (الأسواق المرشّحة)</w:t>
+        <w:t>٩. الأسواق المرشّحة الأخرى</w:t>
       </w:r>
     </w:p>
     <w:p>
@@ -2003,413 +2420,6 @@
         <w:pStyle w:val="Heading2"/>
       </w:pPr>
       <w:r>
-        <w:t>قرار الدخول</w:t>
-      </w:r>
-    </w:p>
-    <w:p>
-      <w:r>
-        <w:t>الحكم: دخول مشروط | النقاط: 0.636 | الثقة: منخفضة (31%)</w:t>
-      </w:r>
-    </w:p>
-    <w:p>
-      <w:r>
-        <w:t>أساس الثقة: التغطية 39% × الأعمدة المحسوبة 4/5</w:t>
-      </w:r>
-    </w:p>
-    <w:p>
-      <w:r>
-        <w:t>منهجية الترجيح المعتمدة: الأوزان القياسية — النقاط 0.636 (بديل مقارنة، الأوزان التنظيمية المُثقّلة: 0.584)</w:t>
-      </w:r>
-    </w:p>
-    <w:p>
-      <w:r>
-        <w:t>ملاحظة الأوزان: تُحسب الدرجة بمجموعتي أوزان معاً للمقارنة؛ المعتمد لهذا القرار: الأوزان القياسية</w:t>
-      </w:r>
-    </w:p>
-    <w:tbl>
-      <w:tblPr>
-        <w:tblStyle w:val="TableGrid"/>
-        <w:tblW w:type="auto" w:w="0"/>
-        <w:tblLook w:firstColumn="1" w:firstRow="1" w:lastColumn="0" w:lastRow="0" w:noHBand="0" w:noVBand="1" w:val="04A0"/>
-      </w:tblPr>
-      <w:tblGrid>
-        <w:gridCol w:w="2160"/>
-        <w:gridCol w:w="2160"/>
-        <w:gridCol w:w="2160"/>
-        <w:gridCol w:w="2160"/>
-      </w:tblGrid>
-      <w:tr>
-        <w:tc>
-          <w:tcPr>
-            <w:tcW w:type="dxa" w:w="2160"/>
-            <w:shd w:val="clear" w:fill="1B3B6F"/>
-          </w:tcPr>
-          <w:p>
-            <w:r>
-              <w:rPr>
-                <w:b/>
-                <w:color w:val="FFFFFF"/>
-              </w:rPr>
-              <w:t>العمود</w:t>
-            </w:r>
-          </w:p>
-        </w:tc>
-        <w:tc>
-          <w:tcPr>
-            <w:tcW w:type="dxa" w:w="2160"/>
-            <w:shd w:val="clear" w:fill="1B3B6F"/>
-          </w:tcPr>
-          <w:p>
-            <w:r>
-              <w:rPr>
-                <w:b/>
-                <w:color w:val="FFFFFF"/>
-              </w:rPr>
-              <w:t>القيمة</w:t>
-            </w:r>
-          </w:p>
-        </w:tc>
-        <w:tc>
-          <w:tcPr>
-            <w:tcW w:type="dxa" w:w="2160"/>
-            <w:shd w:val="clear" w:fill="1B3B6F"/>
-          </w:tcPr>
-          <w:p>
-            <w:r>
-              <w:rPr>
-                <w:b/>
-                <w:color w:val="FFFFFF"/>
-              </w:rPr>
-              <w:t>الأساس</w:t>
-            </w:r>
-          </w:p>
-        </w:tc>
-        <w:tc>
-          <w:tcPr>
-            <w:tcW w:type="dxa" w:w="2160"/>
-            <w:shd w:val="clear" w:fill="1B3B6F"/>
-          </w:tcPr>
-          <w:p>
-            <w:r>
-              <w:rPr>
-                <w:b/>
-                <w:color w:val="FFFFFF"/>
-              </w:rPr>
-              <w:t>مكوّنات غائبة</w:t>
-            </w:r>
-          </w:p>
-        </w:tc>
-      </w:tr>
-      <w:tr>
-        <w:tc>
-          <w:tcPr>
-            <w:tcW w:type="dxa" w:w="2160"/>
-          </w:tcPr>
-          <w:p>
-            <w:r>
-              <w:t>جاذبية السوق</w:t>
-            </w:r>
-          </w:p>
-        </w:tc>
-        <w:tc>
-          <w:tcPr>
-            <w:tcW w:type="dxa" w:w="2160"/>
-          </w:tcPr>
-          <w:p>
-            <w:r>
-              <w:t>0.892</w:t>
-            </w:r>
-          </w:p>
-        </w:tc>
-        <w:tc>
-          <w:tcPr>
-            <w:tcW w:type="dxa" w:w="2160"/>
-          </w:tcPr>
-          <w:p>
-            <w:r>
-              <w:t>متوسط المتاح من: log10(TAM)/9 (سقف 10^9$)، (CAGR+10)/40 (−10%→0، +30%→1)، دخل الفرد/50k$، الحصة السعودية/20%</w:t>
-            </w:r>
-          </w:p>
-        </w:tc>
-        <w:tc>
-          <w:tcPr>
-            <w:tcW w:type="dxa" w:w="2160"/>
-          </w:tcPr>
-          <w:p>
-            <w:r>
-              <w:t>income</w:t>
-            </w:r>
-          </w:p>
-        </w:tc>
-      </w:tr>
-      <w:tr>
-        <w:tc>
-          <w:tcPr>
-            <w:tcW w:type="dxa" w:w="2160"/>
-            <w:shd w:val="clear" w:fill="F2F2F2"/>
-          </w:tcPr>
-          <w:p>
-            <w:r>
-              <w:t>المنافسة</w:t>
-            </w:r>
-          </w:p>
-        </w:tc>
-        <w:tc>
-          <w:tcPr>
-            <w:tcW w:type="dxa" w:w="2160"/>
-            <w:shd w:val="clear" w:fill="F2F2F2"/>
-          </w:tcPr>
-          <w:p>
-            <w:r>
-              <w:t>0.63</w:t>
-            </w:r>
-          </w:p>
-        </w:tc>
-        <w:tc>
-          <w:tcPr>
-            <w:tcW w:type="dxa" w:w="2160"/>
-            <w:shd w:val="clear" w:fill="F2F2F2"/>
-          </w:tcPr>
-          <w:p>
-            <w:r>
-              <w:t>متوسط المتاح من: HHI/0.5، حصة الأكبر/100، عدد المرشّحين بالاسم/10 — الدرجة المستهلكة في المجموع هي (1 − الشدة)</w:t>
-            </w:r>
-          </w:p>
-        </w:tc>
-        <w:tc>
-          <w:tcPr>
-            <w:tcW w:type="dxa" w:w="2160"/>
-            <w:shd w:val="clear" w:fill="F2F2F2"/>
-          </w:tcPr>
-          <w:p>
-            <w:r>
-              <w:t>named_density</w:t>
-            </w:r>
-          </w:p>
-        </w:tc>
-      </w:tr>
-      <w:tr>
-        <w:tc>
-          <w:tcPr>
-            <w:tcW w:type="dxa" w:w="2160"/>
-          </w:tcPr>
-          <w:p>
-            <w:r>
-              <w:t>التنظيم</w:t>
-            </w:r>
-          </w:p>
-        </w:tc>
-        <w:tc>
-          <w:tcPr>
-            <w:tcW w:type="dxa" w:w="2160"/>
-          </w:tcPr>
-          <w:p>
-            <w:r>
-              <w:t>0.375</w:t>
-            </w:r>
-          </w:p>
-        </w:tc>
-        <w:tc>
-          <w:tcPr>
-            <w:tcW w:type="dxa" w:w="2160"/>
-          </w:tcPr>
-          <w:p>
-            <w:r>
-              <w:t>متوسط المتاح من: (1 − تعريفة/30%)، وضوح القائمة (بنود/8)</w:t>
-            </w:r>
-          </w:p>
-        </w:tc>
-        <w:tc>
-          <w:tcPr>
-            <w:tcW w:type="dxa" w:w="2160"/>
-          </w:tcPr>
-          <w:p>
-            <w:r>
-              <w:t>tariff</w:t>
-            </w:r>
-          </w:p>
-        </w:tc>
-      </w:tr>
-      <w:tr>
-        <w:tc>
-          <w:tcPr>
-            <w:tcW w:type="dxa" w:w="2160"/>
-            <w:shd w:val="clear" w:fill="F2F2F2"/>
-          </w:tcPr>
-          <w:p>
-            <w:r>
-              <w:t>الربحية</w:t>
-            </w:r>
-          </w:p>
-        </w:tc>
-        <w:tc>
-          <w:tcPr>
-            <w:tcW w:type="dxa" w:w="2160"/>
-            <w:shd w:val="clear" w:fill="F2F2F2"/>
-          </w:tcPr>
-          <w:p>
-            <w:r>
-              <w:t>0.75</w:t>
-            </w:r>
-          </w:p>
-        </w:tc>
-        <w:tc>
-          <w:tcPr>
-            <w:tcW w:type="dxa" w:w="2160"/>
-            <w:shd w:val="clear" w:fill="F2F2F2"/>
-          </w:tcPr>
-          <w:p>
-            <w:r>
-              <w:t>متوسط المتاح من: الهامش/40%، الموقع السعري (1.5 − سعرك/متوسط السوق)</w:t>
-            </w:r>
-          </w:p>
-        </w:tc>
-        <w:tc>
-          <w:tcPr>
-            <w:tcW w:type="dxa" w:w="2160"/>
-            <w:shd w:val="clear" w:fill="F2F2F2"/>
-          </w:tcPr>
-          <w:p>
-            <w:r>
-              <w:t>margin</w:t>
-            </w:r>
-          </w:p>
-        </w:tc>
-      </w:tr>
-      <w:tr>
-        <w:tc>
-          <w:tcPr>
-            <w:tcW w:type="dxa" w:w="2160"/>
-          </w:tcPr>
-          <w:p>
-            <w:r>
-              <w:t>أمان السوق (المخاطر)</w:t>
-            </w:r>
-          </w:p>
-        </w:tc>
-        <w:tc>
-          <w:tcPr>
-            <w:tcW w:type="dxa" w:w="2160"/>
-          </w:tcPr>
-          <w:p>
-            <w:r>
-              <w:t>—</w:t>
-            </w:r>
-          </w:p>
-        </w:tc>
-        <w:tc>
-          <w:tcPr>
-            <w:tcW w:type="dxa" w:w="2160"/>
-          </w:tcPr>
-          <w:p>
-            <w:r>
-              <w:t>متوسط المتاح من: (استقرار سياسي WGI+2.5)/5، (جودة تنظيم WGI+2.5)/5، (LPI−1)/4، (1 − تقلّب الصرف/20%) — أعلى=أأمن</w:t>
-            </w:r>
-          </w:p>
-        </w:tc>
-        <w:tc>
-          <w:tcPr>
-            <w:tcW w:type="dxa" w:w="2160"/>
-          </w:tcPr>
-          <w:p>
-            <w:r>
-              <w:t>political_stability، regulatory_quality، logistics، fx_stability</w:t>
-            </w:r>
-          </w:p>
-        </w:tc>
-      </w:tr>
-    </w:tbl>
-    <w:p>
-      <w:r>
-        <w:t>أعمدة غائبة كلياً: أمان السوق (المخاطر)</w:t>
-      </w:r>
-    </w:p>
-    <w:p>
-      <w:r>
-        <w:t>الشروط:</w:t>
-      </w:r>
-    </w:p>
-    <w:p>
-      <w:pPr>
-        <w:pStyle w:val="ListBullet"/>
-      </w:pPr>
-      <w:r>
-        <w:t>عمود أمان السوق (المخاطر) غائب (political_stability, regulatory_quality, logistics, fx_stability) — أكمل مصادره قبل قرار نهائي</w:t>
-      </w:r>
-    </w:p>
-    <w:p>
-      <w:pPr>
-        <w:pStyle w:val="ListBullet"/>
-      </w:pPr>
-      <w:r>
-        <w:t>عمود شدة المنافسة ضعيف (37%) — متوسط المتاح من: HHI/0.5، حصة الأكبر/100، عدد المرشّحين بالاسم/10 — الدرجة المستهلكة في المجموع هي (1 − الشدة)</w:t>
-      </w:r>
-    </w:p>
-    <w:p>
-      <w:pPr>
-        <w:pStyle w:val="ListBullet"/>
-      </w:pPr>
-      <w:r>
-        <w:t>عمود الملاءمة التنظيمية ضعيف (38%) — متوسط المتاح من: (1 − تعريفة/30%)، وضوح القائمة (بنود/8)</w:t>
-      </w:r>
-    </w:p>
-    <w:p>
-      <w:r>
-        <w:t>سجل المخاطر:</w:t>
-      </w:r>
-    </w:p>
-    <w:p>
-      <w:pPr>
-        <w:pStyle w:val="ListBullet"/>
-      </w:pPr>
-      <w:r>
-        <w:t>تركّز مصادر التوريد (الشدة: متوسطة) — الدليل: HHI=0.38 &gt; 0.25 (كومتريد)</w:t>
-      </w:r>
-    </w:p>
-    <w:p>
-      <w:pPr>
-        <w:pStyle w:val="ListBullet"/>
-      </w:pPr>
-      <w:r>
-        <w:t>تغطية بيانات منخفضة (الشدة: متوسطة) — الدليل: تغطية الوكلاء 39% &lt; 60% — القرار مشروط باكتمالها</w:t>
-      </w:r>
-    </w:p>
-    <w:p>
-      <w:r>
-        <w:t>الخطوات الأولى:</w:t>
-      </w:r>
-    </w:p>
-    <w:p>
-      <w:pPr>
-        <w:pStyle w:val="ListBullet"/>
-      </w:pPr>
-      <w:r>
-        <w:t>أغلق بنود قائمة الاشتراطات (وكيل regulatory) بنداً بنداً بمرجعها الرسمي</w:t>
-      </w:r>
-    </w:p>
-    <w:p>
-      <w:pPr>
-        <w:pStyle w:val="ListBullet"/>
-      </w:pPr>
-      <w:r>
-        <w:t>سوق مركّز: ادخل عبر موزّع قائم من مرشّحي وكيل supplier بدل البناء المباشر</w:t>
-      </w:r>
-    </w:p>
-    <w:p>
-      <w:r>
-        <w:t>لماذا: الدرجة الموزونة 0.636 في النطاق الشرطي والثقة منخفضة (31%) دون الحد الأدنى (60%) وشروط مفتوحة (3)</w:t>
-      </w:r>
-    </w:p>
-    <w:p>
-      <w:r>
-        <w:t>قرار حتمي قابل للتفسير من حزمة §4b المتحقَّق منها — الأعمدة الغائبة شروط معلنة، لا تخمين</w:t>
-      </w:r>
-    </w:p>
-    <w:p>
-      <w:pPr>
-        <w:pStyle w:val="Heading2"/>
-      </w:pPr>
-      <w:r>
         <w:t>استراتيجية دخول السوق</w:t>
       </w:r>
     </w:p>
@@ -2437,6 +2447,24 @@
       </w:pPr>
       <w:r>
         <w:t>أكبر حصة مورّد واحد 50.0%</w:t>
+      </w:r>
+    </w:p>
+    <w:p>
+      <w:r>
+        <w:t>التوصية: دخول مشروط — سوق الصين (ثقة منخفضة (31%))</w:t>
+      </w:r>
+    </w:p>
+    <w:p>
+      <w:r>
+        <w:t>أضف بطاقة منتجك (product_card) للحصول على موقعك التنافسي</w:t>
+      </w:r>
+    </w:p>
+    <w:p>
+      <w:pPr>
+        <w:pStyle w:val="Heading1"/>
+      </w:pPr>
+      <w:r>
+        <w:t>دليل المورّدين والمستوردين</w:t>
       </w:r>
     </w:p>
     <w:p>
@@ -2476,16 +2504,6 @@
     <w:p>
       <w:r>
         <w:t>مرشّحون غير موثَّقين (○ غير متحقق) — أكّدهم قبل التعاقد؛ الترقية الموثّقة عبر خدمة التعميق المدفوعة</w:t>
-      </w:r>
-    </w:p>
-    <w:p>
-      <w:r>
-        <w:t>التوصية: دخول مشروط — سوق الصين (ثقة منخفضة (31%))</w:t>
-      </w:r>
-    </w:p>
-    <w:p>
-      <w:r>
-        <w:t>أضف بطاقة منتجك (product_card) للحصول على موقعك التنافسي</w:t>
       </w:r>
     </w:p>
     <w:p>

--- a/samples/report_full_latest.docx
+++ b/samples/report_full_latest.docx
@@ -175,7 +175,7 @@
           </w:tcPr>
           <w:p>
             <w:r>
-              <w:t>2026-07-14</w:t>
+              <w:t>2026-07-15</w:t>
             </w:r>
           </w:p>
         </w:tc>
@@ -972,7 +972,7 @@
           </w:tcPr>
           <w:p>
             <w:r>
-              <w:t>UN Comtrade | سُحب: 2026-07-14 | ثقة: عالية (90%)</w:t>
+              <w:t>UN Comtrade | سُحب: 2026-07-15 | ثقة: عالية (90%)</w:t>
             </w:r>
           </w:p>
         </w:tc>
@@ -1018,7 +1018,7 @@
           </w:tcPr>
           <w:p>
             <w:r>
-              <w:t>UN Comtrade (مخزن الحقائق) | سُحب: 2026-07-14 | ثقة: عالية (90%)</w:t>
+              <w:t>UN Comtrade (مخزن الحقائق) | سُحب: 2026-07-15 | ثقة: عالية (90%)</w:t>
             </w:r>
           </w:p>
         </w:tc>
@@ -1060,7 +1060,7 @@
           </w:tcPr>
           <w:p>
             <w:r>
-              <w:t>UN Comtrade (مخزن الحقائق) | سُحب: 2026-07-14 | ثقة: عالية (90%)</w:t>
+              <w:t>UN Comtrade (مخزن الحقائق) | سُحب: 2026-07-15 | ثقة: عالية (90%)</w:t>
             </w:r>
           </w:p>
         </w:tc>
@@ -1495,7 +1495,7 @@
           </w:tcPr>
           <w:p>
             <w:r>
-              <w:t>UN Comtrade | سُحب: 2026-07-14 | ثقة: عالية (90%)</w:t>
+              <w:t>UN Comtrade | سُحب: 2026-07-15 | ثقة: عالية (90%)</w:t>
             </w:r>
           </w:p>
         </w:tc>
@@ -1540,7 +1540,7 @@
           </w:tcPr>
           <w:p>
             <w:r>
-              <w:t>UN Comtrade | سُحب: 2026-07-14 | ثقة: عالية (90%)</w:t>
+              <w:t>UN Comtrade | سُحب: 2026-07-15 | ثقة: عالية (90%)</w:t>
             </w:r>
           </w:p>
         </w:tc>
@@ -1583,7 +1583,7 @@
           </w:tcPr>
           <w:p>
             <w:r>
-              <w:t>UN Comtrade | سُحب: 2026-07-14 | ثقة: عالية (90%)</w:t>
+              <w:t>UN Comtrade | سُحب: 2026-07-15 | ثقة: عالية (90%)</w:t>
             </w:r>
           </w:p>
         </w:tc>
@@ -1840,7 +1840,7 @@
           </w:tcPr>
           <w:p>
             <w:r>
-              <w:t>UN Comtrade (مخزن الحقائق) | سُحب: 2026-07-14 | ثقة: عالية (90%)</w:t>
+              <w:t>UN Comtrade (مخزن الحقائق) | سُحب: 2026-07-15 | ثقة: عالية (90%)</w:t>
             </w:r>
           </w:p>
         </w:tc>
@@ -1886,7 +1886,7 @@
           </w:tcPr>
           <w:p>
             <w:r>
-              <w:t>UN Comtrade (مخزن الحقائق) | سُحب: 2026-07-14 | ثقة: عالية (85%)</w:t>
+              <w:t>UN Comtrade (مخزن الحقائق) | سُحب: 2026-07-15 | ثقة: عالية (85%)</w:t>
             </w:r>
           </w:p>
         </w:tc>
@@ -2225,7 +2225,7 @@
         <w:pStyle w:val="IntenseQuote"/>
       </w:pPr>
       <w:r>
-        <w:t>المصدر: Silk L1 requirements reference (official portals / EUR-Lex) | سُحب: 2026-07-14 | ثقة: عالية (80%)</w:t>
+        <w:t>المصدر: Silk L1 requirements reference (official portals / EUR-Lex) | سُحب: 2026-07-15 | ثقة: عالية (80%)</w:t>
       </w:r>
     </w:p>
     <w:p>

--- a/samples/report_full_latest.docx
+++ b/samples/report_full_latest.docx
@@ -175,7 +175,7 @@
           </w:tcPr>
           <w:p>
             <w:r>
-              <w:t>2026-07-15</w:t>
+              <w:t>2026-07-16</w:t>
             </w:r>
           </w:p>
         </w:tc>
@@ -972,7 +972,7 @@
           </w:tcPr>
           <w:p>
             <w:r>
-              <w:t>UN Comtrade | سُحب: 2026-07-15 | ثقة: عالية (90%)</w:t>
+              <w:t>UN Comtrade | سُحب: 2026-07-16 | ثقة: عالية (90%)</w:t>
             </w:r>
           </w:p>
         </w:tc>
@@ -1018,7 +1018,7 @@
           </w:tcPr>
           <w:p>
             <w:r>
-              <w:t>UN Comtrade (مخزن الحقائق) | سُحب: 2026-07-15 | ثقة: عالية (90%)</w:t>
+              <w:t>UN Comtrade (مخزن الحقائق) | سُحب: 2026-07-16 | ثقة: عالية (90%)</w:t>
             </w:r>
           </w:p>
         </w:tc>
@@ -1060,7 +1060,7 @@
           </w:tcPr>
           <w:p>
             <w:r>
-              <w:t>UN Comtrade (مخزن الحقائق) | سُحب: 2026-07-15 | ثقة: عالية (90%)</w:t>
+              <w:t>UN Comtrade (مخزن الحقائق) | سُحب: 2026-07-16 | ثقة: عالية (90%)</w:t>
             </w:r>
           </w:p>
         </w:tc>
@@ -1495,7 +1495,7 @@
           </w:tcPr>
           <w:p>
             <w:r>
-              <w:t>UN Comtrade | سُحب: 2026-07-15 | ثقة: عالية (90%)</w:t>
+              <w:t>UN Comtrade | سُحب: 2026-07-16 | ثقة: عالية (90%)</w:t>
             </w:r>
           </w:p>
         </w:tc>
@@ -1540,7 +1540,7 @@
           </w:tcPr>
           <w:p>
             <w:r>
-              <w:t>UN Comtrade | سُحب: 2026-07-15 | ثقة: عالية (90%)</w:t>
+              <w:t>UN Comtrade | سُحب: 2026-07-16 | ثقة: عالية (90%)</w:t>
             </w:r>
           </w:p>
         </w:tc>
@@ -1583,7 +1583,7 @@
           </w:tcPr>
           <w:p>
             <w:r>
-              <w:t>UN Comtrade | سُحب: 2026-07-15 | ثقة: عالية (90%)</w:t>
+              <w:t>UN Comtrade | سُحب: 2026-07-16 | ثقة: عالية (90%)</w:t>
             </w:r>
           </w:p>
         </w:tc>
@@ -1840,7 +1840,7 @@
           </w:tcPr>
           <w:p>
             <w:r>
-              <w:t>UN Comtrade (مخزن الحقائق) | سُحب: 2026-07-15 | ثقة: عالية (90%)</w:t>
+              <w:t>UN Comtrade (مخزن الحقائق) | سُحب: 2026-07-16 | ثقة: عالية (90%)</w:t>
             </w:r>
           </w:p>
         </w:tc>
@@ -1886,7 +1886,7 @@
           </w:tcPr>
           <w:p>
             <w:r>
-              <w:t>UN Comtrade (مخزن الحقائق) | سُحب: 2026-07-15 | ثقة: عالية (85%)</w:t>
+              <w:t>UN Comtrade (مخزن الحقائق) | سُحب: 2026-07-16 | ثقة: عالية (85%)</w:t>
             </w:r>
           </w:p>
         </w:tc>
@@ -2225,7 +2225,7 @@
         <w:pStyle w:val="IntenseQuote"/>
       </w:pPr>
       <w:r>
-        <w:t>المصدر: Silk L1 requirements reference (official portals / EUR-Lex) | سُحب: 2026-07-15 | ثقة: عالية (80%)</w:t>
+        <w:t>المصدر: Silk L1 requirements reference (official portals / EUR-Lex) | سُحب: 2026-07-16 | ثقة: عالية (80%)</w:t>
       </w:r>
     </w:p>
     <w:p>
@@ -2867,7 +2867,7 @@
     </w:p>
     <w:p>
       <w:r>
-        <w:t>Pew Research Center (لقطة ساكنة مقرّبة): أسهم 4 من 4 محاولة</w:t>
+        <w:t>Pew Research Center (لقطة ساكنة مقرّبة): أسهم 2 من 2 محاولة</w:t>
       </w:r>
     </w:p>
     <w:p>

--- a/samples/report_full_latest.docx
+++ b/samples/report_full_latest.docx
@@ -2867,7 +2867,7 @@
     </w:p>
     <w:p>
       <w:r>
-        <w:t>Pew Research Center (لقطة ساكنة مقرّبة): أسهم 2 من 2 محاولة</w:t>
+        <w:t>Pew Research Center (لقطة ساكنة مقرّبة): أسهم 4 من 4 محاولة</w:t>
       </w:r>
     </w:p>
     <w:p>

--- a/samples/report_full_latest.docx
+++ b/samples/report_full_latest.docx
@@ -3,24 +3,46 @@
 <w:document xmlns:wpc="http://schemas.microsoft.com/office/word/2010/wordprocessingCanvas" xmlns:mo="http://schemas.microsoft.com/office/mac/office/2008/main" xmlns:mc="http://schemas.openxmlformats.org/markup-compatibility/2006" xmlns:mv="urn:schemas-microsoft-com:mac:vml" xmlns:o="urn:schemas-microsoft-com:office:office" xmlns:r="http://schemas.openxmlformats.org/officeDocument/2006/relationships" xmlns:m="http://schemas.openxmlformats.org/officeDocument/2006/math" xmlns:v="urn:schemas-microsoft-com:vml" xmlns:wp14="http://schemas.microsoft.com/office/word/2010/wordprocessingDrawing" xmlns:wp="http://schemas.openxmlformats.org/drawingml/2006/wordprocessingDrawing" xmlns:w10="urn:schemas-microsoft-com:office:word" xmlns:w="http://schemas.openxmlformats.org/wordprocessingml/2006/main" xmlns:w14="http://schemas.microsoft.com/office/word/2010/wordml" xmlns:wpg="http://schemas.microsoft.com/office/word/2010/wordprocessingGroup" xmlns:wpi="http://schemas.microsoft.com/office/word/2010/wordprocessingInk" xmlns:wne="http://schemas.microsoft.com/office/word/2006/wordml" xmlns:wps="http://schemas.microsoft.com/office/word/2010/wordprocessingShape" mc:Ignorable="w14 wp14">
   <w:body>
     <w:p>
+      <w:pPr>
+        <w:bidi/>
+        <w:jc w:val="right"/>
+      </w:pPr>
       <w:r>
         <w:rPr>
+          <w:rFonts w:ascii="Arial" w:hAnsi="Arial" w:cs="Arial"/>
           <w:b/>
           <w:color w:val="1B3B6F"/>
+          <w:sz w:val="56"/>
+          <w:rtl/>
+          <w:szCs w:val="56"/>
         </w:rPr>
-        <w:t>[شعار سِلك]</w:t>
+        <w:t>سِلك</w:t>
       </w:r>
     </w:p>
     <w:p>
       <w:pPr>
         <w:pStyle w:val="Title"/>
+        <w:bidi/>
+        <w:jc w:val="right"/>
       </w:pPr>
       <w:r>
+        <w:rPr>
+          <w:rFonts w:ascii="Arial" w:hAnsi="Arial" w:cs="Arial"/>
+          <w:rtl/>
+        </w:rPr>
         <w:t>سِلك — تقرير بحث سوق: تمور</w:t>
       </w:r>
     </w:p>
     <w:p>
+      <w:pPr>
+        <w:bidi/>
+        <w:jc w:val="right"/>
+      </w:pPr>
       <w:r>
+        <w:rPr>
+          <w:rFonts w:ascii="Arial" w:hAnsi="Arial" w:cs="Arial"/>
+          <w:rtl/>
+        </w:rPr>
         <w:t>⚠ TEST RUN — تشغيل برهاني ببدائل موسومة، ليس تقريراً إنتاجياً</w:t>
       </w:r>
     </w:p>
@@ -28,7 +50,9 @@
       <w:tblPr>
         <w:tblStyle w:val="TableGrid"/>
         <w:tblW w:type="auto" w:w="0"/>
+        <w:tblLayout w:type="fixed"/>
         <w:tblLook w:firstColumn="1" w:firstRow="1" w:lastColumn="0" w:lastRow="0" w:noHBand="0" w:noVBand="1" w:val="04A0"/>
+        <w:bidiVisual/>
       </w:tblPr>
       <w:tblGrid>
         <w:gridCol w:w="4320"/>
@@ -37,14 +61,20 @@
       <w:tr>
         <w:tc>
           <w:tcPr>
-            <w:tcW w:type="dxa" w:w="4320"/>
+            <w:tcW w:type="dxa" w:w="4680"/>
             <w:shd w:val="clear" w:fill="1B3B6F"/>
           </w:tcPr>
           <w:p>
+            <w:pPr>
+              <w:bidi/>
+              <w:jc w:val="right"/>
+            </w:pPr>
             <w:r>
               <w:rPr>
+                <w:rFonts w:ascii="Arial" w:hAnsi="Arial" w:cs="Arial"/>
                 <w:b/>
                 <w:color w:val="FFFFFF"/>
+                <w:rtl/>
               </w:rPr>
               <w:t>البند</w:t>
             </w:r>
@@ -52,14 +82,20 @@
         </w:tc>
         <w:tc>
           <w:tcPr>
-            <w:tcW w:type="dxa" w:w="4320"/>
+            <w:tcW w:type="dxa" w:w="4680"/>
             <w:shd w:val="clear" w:fill="1B3B6F"/>
           </w:tcPr>
           <w:p>
+            <w:pPr>
+              <w:bidi/>
+              <w:jc w:val="right"/>
+            </w:pPr>
             <w:r>
               <w:rPr>
+                <w:rFonts w:ascii="Arial" w:hAnsi="Arial" w:cs="Arial"/>
                 <w:b/>
                 <w:color w:val="FFFFFF"/>
+                <w:rtl/>
               </w:rPr>
               <w:t>القيمة</w:t>
             </w:r>
@@ -69,20 +105,36 @@
       <w:tr>
         <w:tc>
           <w:tcPr>
-            <w:tcW w:type="dxa" w:w="4320"/>
+            <w:tcW w:type="dxa" w:w="4680"/>
           </w:tcPr>
           <w:p>
+            <w:pPr>
+              <w:bidi/>
+              <w:jc w:val="right"/>
+            </w:pPr>
             <w:r>
+              <w:rPr>
+                <w:rFonts w:ascii="Arial" w:hAnsi="Arial" w:cs="Arial"/>
+                <w:rtl/>
+              </w:rPr>
               <w:t>المنتج</w:t>
             </w:r>
           </w:p>
         </w:tc>
         <w:tc>
           <w:tcPr>
-            <w:tcW w:type="dxa" w:w="4320"/>
+            <w:tcW w:type="dxa" w:w="4680"/>
           </w:tcPr>
           <w:p>
+            <w:pPr>
+              <w:bidi/>
+              <w:jc w:val="right"/>
+            </w:pPr>
             <w:r>
+              <w:rPr>
+                <w:rFonts w:ascii="Arial" w:hAnsi="Arial" w:cs="Arial"/>
+                <w:rtl/>
+              </w:rPr>
               <w:t>تمور</w:t>
             </w:r>
           </w:p>
@@ -91,22 +143,38 @@
       <w:tr>
         <w:tc>
           <w:tcPr>
-            <w:tcW w:type="dxa" w:w="4320"/>
+            <w:tcW w:type="dxa" w:w="4680"/>
             <w:shd w:val="clear" w:fill="F2F2F2"/>
           </w:tcPr>
           <w:p>
+            <w:pPr>
+              <w:bidi/>
+              <w:jc w:val="right"/>
+            </w:pPr>
             <w:r>
+              <w:rPr>
+                <w:rFonts w:ascii="Arial" w:hAnsi="Arial" w:cs="Arial"/>
+                <w:rtl/>
+              </w:rPr>
               <w:t>رمز HS</w:t>
             </w:r>
           </w:p>
         </w:tc>
         <w:tc>
           <w:tcPr>
-            <w:tcW w:type="dxa" w:w="4320"/>
+            <w:tcW w:type="dxa" w:w="4680"/>
             <w:shd w:val="clear" w:fill="F2F2F2"/>
           </w:tcPr>
           <w:p>
+            <w:pPr>
+              <w:bidi/>
+              <w:jc w:val="right"/>
+            </w:pPr>
             <w:r>
+              <w:rPr>
+                <w:rFonts w:ascii="Arial" w:hAnsi="Arial" w:cs="Arial"/>
+                <w:rtl/>
+              </w:rPr>
               <w:t>080410</w:t>
             </w:r>
           </w:p>
@@ -115,20 +183,36 @@
       <w:tr>
         <w:tc>
           <w:tcPr>
-            <w:tcW w:type="dxa" w:w="4320"/>
+            <w:tcW w:type="dxa" w:w="4680"/>
           </w:tcPr>
           <w:p>
+            <w:pPr>
+              <w:bidi/>
+              <w:jc w:val="right"/>
+            </w:pPr>
             <w:r>
+              <w:rPr>
+                <w:rFonts w:ascii="Arial" w:hAnsi="Arial" w:cs="Arial"/>
+                <w:rtl/>
+              </w:rPr>
               <w:t>المنشأ</w:t>
             </w:r>
           </w:p>
         </w:tc>
         <w:tc>
           <w:tcPr>
-            <w:tcW w:type="dxa" w:w="4320"/>
+            <w:tcW w:type="dxa" w:w="4680"/>
           </w:tcPr>
           <w:p>
+            <w:pPr>
+              <w:bidi/>
+              <w:jc w:val="right"/>
+            </w:pPr>
             <w:r>
+              <w:rPr>
+                <w:rFonts w:ascii="Arial" w:hAnsi="Arial" w:cs="Arial"/>
+                <w:rtl/>
+              </w:rPr>
               <w:t>المملكة العربية السعودية</w:t>
             </w:r>
           </w:p>
@@ -137,22 +221,38 @@
       <w:tr>
         <w:tc>
           <w:tcPr>
-            <w:tcW w:type="dxa" w:w="4320"/>
+            <w:tcW w:type="dxa" w:w="4680"/>
             <w:shd w:val="clear" w:fill="F2F2F2"/>
           </w:tcPr>
           <w:p>
+            <w:pPr>
+              <w:bidi/>
+              <w:jc w:val="right"/>
+            </w:pPr>
             <w:r>
+              <w:rPr>
+                <w:rFonts w:ascii="Arial" w:hAnsi="Arial" w:cs="Arial"/>
+                <w:rtl/>
+              </w:rPr>
               <w:t>السوق المستهدف</w:t>
             </w:r>
           </w:p>
         </w:tc>
         <w:tc>
           <w:tcPr>
-            <w:tcW w:type="dxa" w:w="4320"/>
+            <w:tcW w:type="dxa" w:w="4680"/>
             <w:shd w:val="clear" w:fill="F2F2F2"/>
           </w:tcPr>
           <w:p>
+            <w:pPr>
+              <w:bidi/>
+              <w:jc w:val="right"/>
+            </w:pPr>
             <w:r>
+              <w:rPr>
+                <w:rFonts w:ascii="Arial" w:hAnsi="Arial" w:cs="Arial"/>
+                <w:rtl/>
+              </w:rPr>
               <w:t>China</w:t>
             </w:r>
           </w:p>
@@ -161,20 +261,36 @@
       <w:tr>
         <w:tc>
           <w:tcPr>
-            <w:tcW w:type="dxa" w:w="4320"/>
+            <w:tcW w:type="dxa" w:w="4680"/>
           </w:tcPr>
           <w:p>
+            <w:pPr>
+              <w:bidi/>
+              <w:jc w:val="right"/>
+            </w:pPr>
             <w:r>
+              <w:rPr>
+                <w:rFonts w:ascii="Arial" w:hAnsi="Arial" w:cs="Arial"/>
+                <w:rtl/>
+              </w:rPr>
               <w:t>تاريخ الإعداد</w:t>
             </w:r>
           </w:p>
         </w:tc>
         <w:tc>
           <w:tcPr>
-            <w:tcW w:type="dxa" w:w="4320"/>
+            <w:tcW w:type="dxa" w:w="4680"/>
           </w:tcPr>
           <w:p>
+            <w:pPr>
+              <w:bidi/>
+              <w:jc w:val="right"/>
+            </w:pPr>
             <w:r>
+              <w:rPr>
+                <w:rFonts w:ascii="Arial" w:hAnsi="Arial" w:cs="Arial"/>
+                <w:rtl/>
+              </w:rPr>
               <w:t>2026-07-16</w:t>
             </w:r>
           </w:p>
@@ -183,22 +299,38 @@
       <w:tr>
         <w:tc>
           <w:tcPr>
-            <w:tcW w:type="dxa" w:w="4320"/>
+            <w:tcW w:type="dxa" w:w="4680"/>
             <w:shd w:val="clear" w:fill="F2F2F2"/>
           </w:tcPr>
           <w:p>
+            <w:pPr>
+              <w:bidi/>
+              <w:jc w:val="right"/>
+            </w:pPr>
             <w:r>
+              <w:rPr>
+                <w:rFonts w:ascii="Arial" w:hAnsi="Arial" w:cs="Arial"/>
+                <w:rtl/>
+              </w:rPr>
               <w:t>سنة البيانات</w:t>
             </w:r>
           </w:p>
         </w:tc>
         <w:tc>
           <w:tcPr>
-            <w:tcW w:type="dxa" w:w="4320"/>
+            <w:tcW w:type="dxa" w:w="4680"/>
             <w:shd w:val="clear" w:fill="F2F2F2"/>
           </w:tcPr>
           <w:p>
+            <w:pPr>
+              <w:bidi/>
+              <w:jc w:val="right"/>
+            </w:pPr>
             <w:r>
+              <w:rPr>
+                <w:rFonts w:ascii="Arial" w:hAnsi="Arial" w:cs="Arial"/>
+                <w:rtl/>
+              </w:rPr>
               <w:t>2023</w:t>
             </w:r>
           </w:p>
@@ -207,20 +339,36 @@
       <w:tr>
         <w:tc>
           <w:tcPr>
-            <w:tcW w:type="dxa" w:w="4320"/>
+            <w:tcW w:type="dxa" w:w="4680"/>
           </w:tcPr>
           <w:p>
+            <w:pPr>
+              <w:bidi/>
+              <w:jc w:val="right"/>
+            </w:pPr>
             <w:r>
+              <w:rPr>
+                <w:rFonts w:ascii="Arial" w:hAnsi="Arial" w:cs="Arial"/>
+                <w:rtl/>
+              </w:rPr>
               <w:t>تغطية البيانات</w:t>
             </w:r>
           </w:p>
         </w:tc>
         <w:tc>
           <w:tcPr>
-            <w:tcW w:type="dxa" w:w="4320"/>
+            <w:tcW w:type="dxa" w:w="4680"/>
           </w:tcPr>
           <w:p>
+            <w:pPr>
+              <w:bidi/>
+              <w:jc w:val="right"/>
+            </w:pPr>
             <w:r>
+              <w:rPr>
+                <w:rFonts w:ascii="Arial" w:hAnsi="Arial" w:cs="Arial"/>
+                <w:rtl/>
+              </w:rPr>
               <w:t>42.1%</w:t>
             </w:r>
           </w:p>
@@ -230,213 +378,479 @@
     <w:p>
       <w:pPr>
         <w:pStyle w:val="Heading1"/>
+        <w:bidi/>
+        <w:jc w:val="right"/>
       </w:pPr>
       <w:r>
+        <w:rPr>
+          <w:rFonts w:ascii="Arial" w:hAnsi="Arial" w:cs="Arial"/>
+          <w:rtl/>
+        </w:rPr>
         <w:t>المحتويات</w:t>
       </w:r>
     </w:p>
     <w:p>
+      <w:pPr>
+        <w:bidi/>
+        <w:jc w:val="right"/>
+      </w:pPr>
       <w:r>
+        <w:rPr>
+          <w:rFonts w:ascii="Arial" w:hAnsi="Arial" w:cs="Arial"/>
+          <w:rtl/>
+        </w:rPr>
         <w:t>1. الخلاصة التنفيذية</w:t>
       </w:r>
     </w:p>
     <w:p>
+      <w:pPr>
+        <w:bidi/>
+        <w:jc w:val="right"/>
+      </w:pPr>
       <w:r>
+        <w:rPr>
+          <w:rFonts w:ascii="Arial" w:hAnsi="Arial" w:cs="Arial"/>
+          <w:rtl/>
+        </w:rPr>
         <w:t>2. منهجية البحث</w:t>
       </w:r>
     </w:p>
     <w:p>
+      <w:pPr>
+        <w:bidi/>
+        <w:jc w:val="right"/>
+      </w:pPr>
       <w:r>
+        <w:rPr>
+          <w:rFonts w:ascii="Arial" w:hAnsi="Arial" w:cs="Arial"/>
+          <w:rtl/>
+        </w:rPr>
         <w:t>3. تعريف السوق ونطاقه</w:t>
       </w:r>
     </w:p>
     <w:p>
+      <w:pPr>
+        <w:bidi/>
+        <w:jc w:val="right"/>
+      </w:pPr>
       <w:r>
+        <w:rPr>
+          <w:rFonts w:ascii="Arial" w:hAnsi="Arial" w:cs="Arial"/>
+          <w:rtl/>
+        </w:rPr>
         <w:t>4. نظرة عامة على السوق</w:t>
       </w:r>
     </w:p>
     <w:p>
+      <w:pPr>
+        <w:bidi/>
+        <w:jc w:val="right"/>
+      </w:pPr>
       <w:r>
+        <w:rPr>
+          <w:rFonts w:ascii="Arial" w:hAnsi="Arial" w:cs="Arial"/>
+          <w:rtl/>
+        </w:rPr>
         <w:t>5. ديناميكيات السوق</w:t>
       </w:r>
     </w:p>
     <w:p>
+      <w:pPr>
+        <w:bidi/>
+        <w:jc w:val="right"/>
+      </w:pPr>
       <w:r>
+        <w:rPr>
+          <w:rFonts w:ascii="Arial" w:hAnsi="Arial" w:cs="Arial"/>
+          <w:rtl/>
+        </w:rPr>
         <w:t>6. حجم السوق والتوقعات</w:t>
       </w:r>
     </w:p>
     <w:p>
+      <w:pPr>
+        <w:bidi/>
+        <w:jc w:val="right"/>
+      </w:pPr>
       <w:r>
+        <w:rPr>
+          <w:rFonts w:ascii="Arial" w:hAnsi="Arial" w:cs="Arial"/>
+          <w:rtl/>
+        </w:rPr>
         <w:t>7. تحليل التقسيم</w:t>
       </w:r>
     </w:p>
     <w:p>
+      <w:pPr>
+        <w:bidi/>
+        <w:jc w:val="right"/>
+      </w:pPr>
       <w:r>
+        <w:rPr>
+          <w:rFonts w:ascii="Arial" w:hAnsi="Arial" w:cs="Arial"/>
+          <w:rtl/>
+        </w:rPr>
         <w:t>8. تحليل التجارة (استيراد/تصدير)</w:t>
       </w:r>
     </w:p>
     <w:p>
+      <w:pPr>
+        <w:bidi/>
+        <w:jc w:val="right"/>
+      </w:pPr>
       <w:r>
+        <w:rPr>
+          <w:rFonts w:ascii="Arial" w:hAnsi="Arial" w:cs="Arial"/>
+          <w:rtl/>
+        </w:rPr>
         <w:t>9. الأسواق المرشّحة الأخرى</w:t>
       </w:r>
     </w:p>
     <w:p>
+      <w:pPr>
+        <w:bidi/>
+        <w:jc w:val="right"/>
+      </w:pPr>
       <w:r>
+        <w:rPr>
+          <w:rFonts w:ascii="Arial" w:hAnsi="Arial" w:cs="Arial"/>
+          <w:rtl/>
+        </w:rPr>
         <w:t>10. المشهد التنافسي</w:t>
       </w:r>
     </w:p>
     <w:p>
+      <w:pPr>
+        <w:bidi/>
+        <w:jc w:val="right"/>
+      </w:pPr>
       <w:r>
+        <w:rPr>
+          <w:rFonts w:ascii="Arial" w:hAnsi="Arial" w:cs="Arial"/>
+          <w:rtl/>
+        </w:rPr>
         <w:t>11. استخبارات العميل والطلب</w:t>
       </w:r>
     </w:p>
     <w:p>
+      <w:pPr>
+        <w:bidi/>
+        <w:jc w:val="right"/>
+      </w:pPr>
       <w:r>
+        <w:rPr>
+          <w:rFonts w:ascii="Arial" w:hAnsi="Arial" w:cs="Arial"/>
+          <w:rtl/>
+        </w:rPr>
         <w:t>12. المشهد التنظيمي والمخاطر</w:t>
       </w:r>
     </w:p>
     <w:p>
+      <w:pPr>
+        <w:bidi/>
+        <w:jc w:val="right"/>
+      </w:pPr>
       <w:r>
+        <w:rPr>
+          <w:rFonts w:ascii="Arial" w:hAnsi="Arial" w:cs="Arial"/>
+          <w:rtl/>
+        </w:rPr>
         <w:t>13. الاتجاهات والتوقع المستقبلي</w:t>
       </w:r>
     </w:p>
     <w:p>
+      <w:pPr>
+        <w:bidi/>
+        <w:jc w:val="right"/>
+      </w:pPr>
       <w:r>
+        <w:rPr>
+          <w:rFonts w:ascii="Arial" w:hAnsi="Arial" w:cs="Arial"/>
+          <w:rtl/>
+        </w:rPr>
         <w:t>14. التوصيات الاستراتيجية</w:t>
       </w:r>
     </w:p>
     <w:p>
+      <w:pPr>
+        <w:bidi/>
+        <w:jc w:val="right"/>
+      </w:pPr>
       <w:r>
+        <w:rPr>
+          <w:rFonts w:ascii="Arial" w:hAnsi="Arial" w:cs="Arial"/>
+          <w:rtl/>
+        </w:rPr>
         <w:t>حدود التحليل (الفجوات المعلنة)</w:t>
       </w:r>
     </w:p>
     <w:p>
+      <w:pPr>
+        <w:bidi/>
+        <w:jc w:val="right"/>
+      </w:pPr>
       <w:r>
+        <w:rPr>
+          <w:rFonts w:ascii="Arial" w:hAnsi="Arial" w:cs="Arial"/>
+          <w:rtl/>
+        </w:rPr>
         <w:t>دليل المورّدين (الاتصال بالموردين والمستوردين)</w:t>
       </w:r>
     </w:p>
     <w:p>
+      <w:pPr>
+        <w:bidi/>
+        <w:jc w:val="right"/>
+      </w:pPr>
       <w:r>
+        <w:rPr>
+          <w:rFonts w:ascii="Arial" w:hAnsi="Arial" w:cs="Arial"/>
+          <w:rtl/>
+        </w:rPr>
         <w:t>الملحق (تغطية المصادر وأثرها)</w:t>
       </w:r>
     </w:p>
     <w:p>
       <w:pPr>
         <w:pStyle w:val="Heading1"/>
+        <w:bidi/>
+        <w:jc w:val="right"/>
       </w:pPr>
       <w:r>
+        <w:rPr>
+          <w:rFonts w:ascii="Arial" w:hAnsi="Arial" w:cs="Arial"/>
+          <w:rtl/>
+        </w:rPr>
         <w:t>١. الخلاصة التنفيذية</w:t>
       </w:r>
     </w:p>
     <w:p>
+      <w:pPr>
+        <w:bidi/>
+        <w:jc w:val="right"/>
+      </w:pPr>
       <w:r>
+        <w:rPr>
+          <w:rFonts w:ascii="Arial" w:hAnsi="Arial" w:cs="Arial"/>
+          <w:rtl/>
+        </w:rPr>
         <w:t>التوصية: دخول مشروط لسوق الصين، بدرجة ثقة منخفضة (31%). الفرصة قائمة، لكن اكتمال الصورة يتطلب استيفاء الشروط الواردة أدناه قبل قرار نهائي.</w:t>
       </w:r>
     </w:p>
     <w:p>
+      <w:pPr>
+        <w:bidi/>
+        <w:jc w:val="right"/>
+      </w:pPr>
       <w:r>
+        <w:rPr>
+          <w:rFonts w:ascii="Arial" w:hAnsi="Arial" w:cs="Arial"/>
+          <w:rtl/>
+        </w:rPr>
         <w:t>الأساس التجاري: يستورد السوق ما قيمته 60.0 مليون دولار سنوياً من هذا المنتج (المصدر: UN Comtrade)؛ والمنتجات السعودية حاضرة فعلاً بحصة 30% من واردات السوق (المصدر: UN Comtrade)؛ وسوق عالي التركّز — مورّد أو اثنان يهيمنان.</w:t>
       </w:r>
     </w:p>
     <w:p>
+      <w:pPr>
+        <w:bidi/>
+        <w:jc w:val="right"/>
+      </w:pPr>
       <w:r>
+        <w:rPr>
+          <w:rFonts w:ascii="Arial" w:hAnsi="Arial" w:cs="Arial"/>
+          <w:rtl/>
+        </w:rPr>
         <w:t>لاكتمال الثقة في هذه التوصية يلزم: الصين: دخل الفرد غير متوفر؛ الإمارات: دخل الفرد غير متوفر.</w:t>
       </w:r>
     </w:p>
     <w:p>
       <w:pPr>
         <w:pStyle w:val="Heading1"/>
+        <w:bidi/>
+        <w:jc w:val="right"/>
       </w:pPr>
       <w:r>
+        <w:rPr>
+          <w:rFonts w:ascii="Arial" w:hAnsi="Arial" w:cs="Arial"/>
+          <w:rtl/>
+        </w:rPr>
         <w:t>٢. منهجية البحث</w:t>
       </w:r>
     </w:p>
     <w:p>
       <w:pPr>
         <w:pStyle w:val="ListBullet"/>
+        <w:bidi/>
+        <w:jc w:val="right"/>
       </w:pPr>
       <w:r>
+        <w:rPr>
+          <w:rFonts w:ascii="Arial" w:hAnsi="Arial" w:cs="Arial"/>
+          <w:rtl/>
+        </w:rPr>
         <w:t>سنة البيانات المعتمدة: 2023.</w:t>
       </w:r>
     </w:p>
     <w:p>
       <w:pPr>
         <w:pStyle w:val="ListBullet"/>
+        <w:bidi/>
+        <w:jc w:val="right"/>
       </w:pPr>
       <w:r>
+        <w:rPr>
+          <w:rFonts w:ascii="Arial" w:hAnsi="Arial" w:cs="Arial"/>
+          <w:rtl/>
+        </w:rPr>
         <w:t>تغطية البيانات الإجمالية لهذا التحليل: 42.1%.</w:t>
       </w:r>
     </w:p>
     <w:p>
       <w:pPr>
         <w:pStyle w:val="ListBullet"/>
+        <w:bidi/>
+        <w:jc w:val="right"/>
       </w:pPr>
       <w:r>
+        <w:rPr>
+          <w:rFonts w:ascii="Arial" w:hAnsi="Arial" w:cs="Arial"/>
+          <w:rtl/>
+        </w:rPr>
         <w:t>المصادر التي أسهمت فعلياً في هذا التشغيل: Pew Research Center (لقطة ساكنة مقرّبة)، Silk L1 requirements reference (official portals / EUR-Lex)، UN Comtrade، UN Comtrade (مخزن الحقائق).</w:t>
       </w:r>
     </w:p>
     <w:p>
       <w:pPr>
         <w:pStyle w:val="ListBullet"/>
+        <w:bidi/>
+        <w:jc w:val="right"/>
       </w:pPr>
       <w:r>
+        <w:rPr>
+          <w:rFonts w:ascii="Arial" w:hAnsi="Arial" w:cs="Arial"/>
+          <w:rtl/>
+        </w:rPr>
         <w:t>كل رقم في هذا التقرير يُعرض مع مصدره وتاريخ سحبه؛ القيمة غير المتاحة تُعرض «—».</w:t>
       </w:r>
     </w:p>
     <w:p>
       <w:pPr>
         <w:pStyle w:val="ListBullet"/>
+        <w:bidi/>
+        <w:jc w:val="right"/>
       </w:pPr>
       <w:r>
+        <w:rPr>
+          <w:rFonts w:ascii="Arial" w:hAnsi="Arial" w:cs="Arial"/>
+          <w:rtl/>
+        </w:rPr>
         <w:t>بوابة كفاية البيانات: 2/3 وكلاء أساسيون لديهم بيانات؛ فجوات: المؤشرات الاقتصادية</w:t>
       </w:r>
     </w:p>
     <w:p>
       <w:pPr>
         <w:pStyle w:val="ListBullet"/>
+        <w:bidi/>
+        <w:jc w:val="right"/>
       </w:pPr>
       <w:r>
+        <w:rPr>
+          <w:rFonts w:ascii="Arial" w:hAnsi="Arial" w:cs="Arial"/>
+          <w:rtl/>
+        </w:rPr>
         <w:t>هذه قراءة أولية مبنية على البيانات العامة المتاحة وقت الإعداد.</w:t>
       </w:r>
     </w:p>
     <w:p>
       <w:pPr>
         <w:pStyle w:val="Heading1"/>
+        <w:bidi/>
+        <w:jc w:val="right"/>
       </w:pPr>
       <w:r>
+        <w:rPr>
+          <w:rFonts w:ascii="Arial" w:hAnsi="Arial" w:cs="Arial"/>
+          <w:rtl/>
+        </w:rPr>
         <w:t>٣. تعريف السوق ونطاقه</w:t>
       </w:r>
     </w:p>
     <w:p>
+      <w:pPr>
+        <w:bidi/>
+        <w:jc w:val="right"/>
+      </w:pPr>
       <w:r>
+        <w:rPr>
+          <w:rFonts w:ascii="Arial" w:hAnsi="Arial" w:cs="Arial"/>
+          <w:rtl/>
+        </w:rPr>
         <w:t>يشمل هذا التقرير: صادرات تمور (رمز HS 080410) من المملكة العربية السعودية، مُقيَّمة عبر 2 أسواق مرشّحة، ومفصَّلة بعمق للسوق الأعلى ترتيباً (China). يستثني هذا التقرير: التسعير التفصيلي بالتجزئة والملفات المالية للمنافسين (تتطلبان خدمة التعميق المدفوعة)، وتحليل الشرائح السلوكية للعملاء واستخبارات الطلب المباشرة (تتطلبان بحثاً أولياً — مقابلات أو استبيانات — لم يُجرَ بعد).</w:t>
       </w:r>
     </w:p>
     <w:p>
       <w:pPr>
         <w:pStyle w:val="Heading2"/>
+        <w:bidi/>
+        <w:jc w:val="right"/>
       </w:pPr>
       <w:r>
+        <w:rPr>
+          <w:rFonts w:ascii="Arial" w:hAnsi="Arial" w:cs="Arial"/>
+          <w:rtl/>
+        </w:rPr>
         <w:t>قرار الدخول</w:t>
       </w:r>
     </w:p>
     <w:p>
+      <w:pPr>
+        <w:bidi/>
+        <w:jc w:val="right"/>
+      </w:pPr>
       <w:r>
+        <w:rPr>
+          <w:rFonts w:ascii="Arial" w:hAnsi="Arial" w:cs="Arial"/>
+          <w:rtl/>
+        </w:rPr>
         <w:t>الحكم: دخول مشروط | النقاط: 0.636 | الثقة: منخفضة (31%)</w:t>
       </w:r>
     </w:p>
     <w:p>
+      <w:pPr>
+        <w:bidi/>
+        <w:jc w:val="right"/>
+      </w:pPr>
       <w:r>
+        <w:rPr>
+          <w:rFonts w:ascii="Arial" w:hAnsi="Arial" w:cs="Arial"/>
+          <w:rtl/>
+        </w:rPr>
         <w:t>أساس الثقة: التغطية 39% × الأعمدة المحسوبة 4/5</w:t>
       </w:r>
     </w:p>
     <w:p>
+      <w:pPr>
+        <w:bidi/>
+        <w:jc w:val="right"/>
+      </w:pPr>
       <w:r>
+        <w:rPr>
+          <w:rFonts w:ascii="Arial" w:hAnsi="Arial" w:cs="Arial"/>
+          <w:rtl/>
+        </w:rPr>
         <w:t>منهجية الترجيح المعتمدة: الأوزان القياسية — النقاط 0.636 (بديل مقارنة، الأوزان التنظيمية المُثقّلة: 0.584)</w:t>
       </w:r>
     </w:p>
     <w:p>
+      <w:pPr>
+        <w:bidi/>
+        <w:jc w:val="right"/>
+      </w:pPr>
       <w:r>
+        <w:rPr>
+          <w:rFonts w:ascii="Arial" w:hAnsi="Arial" w:cs="Arial"/>
+          <w:rtl/>
+        </w:rPr>
         <w:t>ملاحظة الأوزان: تُحسب الدرجة بمجموعتي أوزان معاً للمقارنة؛ المعتمد لهذا القرار: الأوزان القياسية</w:t>
       </w:r>
     </w:p>
@@ -444,7 +858,9 @@
       <w:tblPr>
         <w:tblStyle w:val="TableGrid"/>
         <w:tblW w:type="auto" w:w="0"/>
+        <w:tblLayout w:type="fixed"/>
         <w:tblLook w:firstColumn="1" w:firstRow="1" w:lastColumn="0" w:lastRow="0" w:noHBand="0" w:noVBand="1" w:val="04A0"/>
+        <w:bidiVisual/>
       </w:tblPr>
       <w:tblGrid>
         <w:gridCol w:w="2160"/>
@@ -455,14 +871,20 @@
       <w:tr>
         <w:tc>
           <w:tcPr>
-            <w:tcW w:type="dxa" w:w="2160"/>
+            <w:tcW w:type="dxa" w:w="2340"/>
             <w:shd w:val="clear" w:fill="1B3B6F"/>
           </w:tcPr>
           <w:p>
+            <w:pPr>
+              <w:bidi/>
+              <w:jc w:val="right"/>
+            </w:pPr>
             <w:r>
               <w:rPr>
+                <w:rFonts w:ascii="Arial" w:hAnsi="Arial" w:cs="Arial"/>
                 <w:b/>
                 <w:color w:val="FFFFFF"/>
+                <w:rtl/>
               </w:rPr>
               <w:t>العمود</w:t>
             </w:r>
@@ -470,14 +892,20 @@
         </w:tc>
         <w:tc>
           <w:tcPr>
-            <w:tcW w:type="dxa" w:w="2160"/>
+            <w:tcW w:type="dxa" w:w="2340"/>
             <w:shd w:val="clear" w:fill="1B3B6F"/>
           </w:tcPr>
           <w:p>
+            <w:pPr>
+              <w:bidi/>
+              <w:jc w:val="right"/>
+            </w:pPr>
             <w:r>
               <w:rPr>
+                <w:rFonts w:ascii="Arial" w:hAnsi="Arial" w:cs="Arial"/>
                 <w:b/>
                 <w:color w:val="FFFFFF"/>
+                <w:rtl/>
               </w:rPr>
               <w:t>القيمة</w:t>
             </w:r>
@@ -485,14 +913,20 @@
         </w:tc>
         <w:tc>
           <w:tcPr>
-            <w:tcW w:type="dxa" w:w="2160"/>
+            <w:tcW w:type="dxa" w:w="2340"/>
             <w:shd w:val="clear" w:fill="1B3B6F"/>
           </w:tcPr>
           <w:p>
+            <w:pPr>
+              <w:bidi/>
+              <w:jc w:val="right"/>
+            </w:pPr>
             <w:r>
               <w:rPr>
+                <w:rFonts w:ascii="Arial" w:hAnsi="Arial" w:cs="Arial"/>
                 <w:b/>
                 <w:color w:val="FFFFFF"/>
+                <w:rtl/>
               </w:rPr>
               <w:t>الأساس</w:t>
             </w:r>
@@ -500,14 +934,20 @@
         </w:tc>
         <w:tc>
           <w:tcPr>
-            <w:tcW w:type="dxa" w:w="2160"/>
+            <w:tcW w:type="dxa" w:w="2340"/>
             <w:shd w:val="clear" w:fill="1B3B6F"/>
           </w:tcPr>
           <w:p>
+            <w:pPr>
+              <w:bidi/>
+              <w:jc w:val="right"/>
+            </w:pPr>
             <w:r>
               <w:rPr>
+                <w:rFonts w:ascii="Arial" w:hAnsi="Arial" w:cs="Arial"/>
                 <w:b/>
                 <w:color w:val="FFFFFF"/>
+                <w:rtl/>
               </w:rPr>
               <w:t>مكوّنات غائبة</w:t>
             </w:r>
@@ -517,40 +957,72 @@
       <w:tr>
         <w:tc>
           <w:tcPr>
-            <w:tcW w:type="dxa" w:w="2160"/>
+            <w:tcW w:type="dxa" w:w="2340"/>
           </w:tcPr>
           <w:p>
+            <w:pPr>
+              <w:bidi/>
+              <w:jc w:val="right"/>
+            </w:pPr>
             <w:r>
+              <w:rPr>
+                <w:rFonts w:ascii="Arial" w:hAnsi="Arial" w:cs="Arial"/>
+                <w:rtl/>
+              </w:rPr>
               <w:t>جاذبية السوق</w:t>
             </w:r>
           </w:p>
         </w:tc>
         <w:tc>
           <w:tcPr>
-            <w:tcW w:type="dxa" w:w="2160"/>
+            <w:tcW w:type="dxa" w:w="2340"/>
           </w:tcPr>
           <w:p>
+            <w:pPr>
+              <w:bidi/>
+              <w:jc w:val="right"/>
+            </w:pPr>
             <w:r>
+              <w:rPr>
+                <w:rFonts w:ascii="Arial" w:hAnsi="Arial" w:cs="Arial"/>
+                <w:rtl/>
+              </w:rPr>
               <w:t>0.892</w:t>
             </w:r>
           </w:p>
         </w:tc>
         <w:tc>
           <w:tcPr>
-            <w:tcW w:type="dxa" w:w="2160"/>
+            <w:tcW w:type="dxa" w:w="2340"/>
           </w:tcPr>
           <w:p>
+            <w:pPr>
+              <w:bidi/>
+              <w:jc w:val="right"/>
+            </w:pPr>
             <w:r>
+              <w:rPr>
+                <w:rFonts w:ascii="Arial" w:hAnsi="Arial" w:cs="Arial"/>
+                <w:rtl/>
+              </w:rPr>
               <w:t>متوسط المتاح من: log10(TAM)/9 (سقف 10^9$)، (CAGR+10)/40 (−10%→0، +30%→1)، دخل الفرد/50k$، الحصة السعودية/20%</w:t>
             </w:r>
           </w:p>
         </w:tc>
         <w:tc>
           <w:tcPr>
-            <w:tcW w:type="dxa" w:w="2160"/>
+            <w:tcW w:type="dxa" w:w="2340"/>
           </w:tcPr>
           <w:p>
+            <w:pPr>
+              <w:bidi/>
+              <w:jc w:val="right"/>
+            </w:pPr>
             <w:r>
+              <w:rPr>
+                <w:rFonts w:ascii="Arial" w:hAnsi="Arial" w:cs="Arial"/>
+                <w:rtl/>
+              </w:rPr>
               <w:t>income</w:t>
             </w:r>
           </w:p>
@@ -559,44 +1031,76 @@
       <w:tr>
         <w:tc>
           <w:tcPr>
-            <w:tcW w:type="dxa" w:w="2160"/>
+            <w:tcW w:type="dxa" w:w="2340"/>
             <w:shd w:val="clear" w:fill="F2F2F2"/>
           </w:tcPr>
           <w:p>
+            <w:pPr>
+              <w:bidi/>
+              <w:jc w:val="right"/>
+            </w:pPr>
             <w:r>
+              <w:rPr>
+                <w:rFonts w:ascii="Arial" w:hAnsi="Arial" w:cs="Arial"/>
+                <w:rtl/>
+              </w:rPr>
               <w:t>المنافسة</w:t>
             </w:r>
           </w:p>
         </w:tc>
         <w:tc>
           <w:tcPr>
-            <w:tcW w:type="dxa" w:w="2160"/>
+            <w:tcW w:type="dxa" w:w="2340"/>
             <w:shd w:val="clear" w:fill="F2F2F2"/>
           </w:tcPr>
           <w:p>
+            <w:pPr>
+              <w:bidi/>
+              <w:jc w:val="right"/>
+            </w:pPr>
             <w:r>
+              <w:rPr>
+                <w:rFonts w:ascii="Arial" w:hAnsi="Arial" w:cs="Arial"/>
+                <w:rtl/>
+              </w:rPr>
               <w:t>0.63</w:t>
             </w:r>
           </w:p>
         </w:tc>
         <w:tc>
           <w:tcPr>
-            <w:tcW w:type="dxa" w:w="2160"/>
+            <w:tcW w:type="dxa" w:w="2340"/>
             <w:shd w:val="clear" w:fill="F2F2F2"/>
           </w:tcPr>
           <w:p>
+            <w:pPr>
+              <w:bidi/>
+              <w:jc w:val="right"/>
+            </w:pPr>
             <w:r>
+              <w:rPr>
+                <w:rFonts w:ascii="Arial" w:hAnsi="Arial" w:cs="Arial"/>
+                <w:rtl/>
+              </w:rPr>
               <w:t>متوسط المتاح من: HHI/0.5، حصة الأكبر/100، عدد المرشّحين بالاسم/10 — الدرجة المستهلكة في المجموع هي (1 − الشدة)</w:t>
             </w:r>
           </w:p>
         </w:tc>
         <w:tc>
           <w:tcPr>
-            <w:tcW w:type="dxa" w:w="2160"/>
+            <w:tcW w:type="dxa" w:w="2340"/>
             <w:shd w:val="clear" w:fill="F2F2F2"/>
           </w:tcPr>
           <w:p>
+            <w:pPr>
+              <w:bidi/>
+              <w:jc w:val="right"/>
+            </w:pPr>
             <w:r>
+              <w:rPr>
+                <w:rFonts w:ascii="Arial" w:hAnsi="Arial" w:cs="Arial"/>
+                <w:rtl/>
+              </w:rPr>
               <w:t>named_density</w:t>
             </w:r>
           </w:p>
@@ -605,40 +1109,72 @@
       <w:tr>
         <w:tc>
           <w:tcPr>
-            <w:tcW w:type="dxa" w:w="2160"/>
+            <w:tcW w:type="dxa" w:w="2340"/>
           </w:tcPr>
           <w:p>
+            <w:pPr>
+              <w:bidi/>
+              <w:jc w:val="right"/>
+            </w:pPr>
             <w:r>
+              <w:rPr>
+                <w:rFonts w:ascii="Arial" w:hAnsi="Arial" w:cs="Arial"/>
+                <w:rtl/>
+              </w:rPr>
               <w:t>التنظيم</w:t>
             </w:r>
           </w:p>
         </w:tc>
         <w:tc>
           <w:tcPr>
-            <w:tcW w:type="dxa" w:w="2160"/>
+            <w:tcW w:type="dxa" w:w="2340"/>
           </w:tcPr>
           <w:p>
+            <w:pPr>
+              <w:bidi/>
+              <w:jc w:val="right"/>
+            </w:pPr>
             <w:r>
+              <w:rPr>
+                <w:rFonts w:ascii="Arial" w:hAnsi="Arial" w:cs="Arial"/>
+                <w:rtl/>
+              </w:rPr>
               <w:t>0.375</w:t>
             </w:r>
           </w:p>
         </w:tc>
         <w:tc>
           <w:tcPr>
-            <w:tcW w:type="dxa" w:w="2160"/>
+            <w:tcW w:type="dxa" w:w="2340"/>
           </w:tcPr>
           <w:p>
+            <w:pPr>
+              <w:bidi/>
+              <w:jc w:val="right"/>
+            </w:pPr>
             <w:r>
+              <w:rPr>
+                <w:rFonts w:ascii="Arial" w:hAnsi="Arial" w:cs="Arial"/>
+                <w:rtl/>
+              </w:rPr>
               <w:t>متوسط المتاح من: (1 − تعريفة/30%)، وضوح القائمة (بنود/8)</w:t>
             </w:r>
           </w:p>
         </w:tc>
         <w:tc>
           <w:tcPr>
-            <w:tcW w:type="dxa" w:w="2160"/>
+            <w:tcW w:type="dxa" w:w="2340"/>
           </w:tcPr>
           <w:p>
+            <w:pPr>
+              <w:bidi/>
+              <w:jc w:val="right"/>
+            </w:pPr>
             <w:r>
+              <w:rPr>
+                <w:rFonts w:ascii="Arial" w:hAnsi="Arial" w:cs="Arial"/>
+                <w:rtl/>
+              </w:rPr>
               <w:t>tariff</w:t>
             </w:r>
           </w:p>
@@ -647,44 +1183,76 @@
       <w:tr>
         <w:tc>
           <w:tcPr>
-            <w:tcW w:type="dxa" w:w="2160"/>
+            <w:tcW w:type="dxa" w:w="2340"/>
             <w:shd w:val="clear" w:fill="F2F2F2"/>
           </w:tcPr>
           <w:p>
+            <w:pPr>
+              <w:bidi/>
+              <w:jc w:val="right"/>
+            </w:pPr>
             <w:r>
+              <w:rPr>
+                <w:rFonts w:ascii="Arial" w:hAnsi="Arial" w:cs="Arial"/>
+                <w:rtl/>
+              </w:rPr>
               <w:t>الربحية</w:t>
             </w:r>
           </w:p>
         </w:tc>
         <w:tc>
           <w:tcPr>
-            <w:tcW w:type="dxa" w:w="2160"/>
+            <w:tcW w:type="dxa" w:w="2340"/>
             <w:shd w:val="clear" w:fill="F2F2F2"/>
           </w:tcPr>
           <w:p>
+            <w:pPr>
+              <w:bidi/>
+              <w:jc w:val="right"/>
+            </w:pPr>
             <w:r>
+              <w:rPr>
+                <w:rFonts w:ascii="Arial" w:hAnsi="Arial" w:cs="Arial"/>
+                <w:rtl/>
+              </w:rPr>
               <w:t>0.75</w:t>
             </w:r>
           </w:p>
         </w:tc>
         <w:tc>
           <w:tcPr>
-            <w:tcW w:type="dxa" w:w="2160"/>
+            <w:tcW w:type="dxa" w:w="2340"/>
             <w:shd w:val="clear" w:fill="F2F2F2"/>
           </w:tcPr>
           <w:p>
+            <w:pPr>
+              <w:bidi/>
+              <w:jc w:val="right"/>
+            </w:pPr>
             <w:r>
+              <w:rPr>
+                <w:rFonts w:ascii="Arial" w:hAnsi="Arial" w:cs="Arial"/>
+                <w:rtl/>
+              </w:rPr>
               <w:t>متوسط المتاح من: الهامش/40%، الموقع السعري (1.5 − سعرك/متوسط السوق)</w:t>
             </w:r>
           </w:p>
         </w:tc>
         <w:tc>
           <w:tcPr>
-            <w:tcW w:type="dxa" w:w="2160"/>
+            <w:tcW w:type="dxa" w:w="2340"/>
             <w:shd w:val="clear" w:fill="F2F2F2"/>
           </w:tcPr>
           <w:p>
+            <w:pPr>
+              <w:bidi/>
+              <w:jc w:val="right"/>
+            </w:pPr>
             <w:r>
+              <w:rPr>
+                <w:rFonts w:ascii="Arial" w:hAnsi="Arial" w:cs="Arial"/>
+                <w:rtl/>
+              </w:rPr>
               <w:t>margin</w:t>
             </w:r>
           </w:p>
@@ -693,40 +1261,72 @@
       <w:tr>
         <w:tc>
           <w:tcPr>
-            <w:tcW w:type="dxa" w:w="2160"/>
+            <w:tcW w:type="dxa" w:w="2340"/>
           </w:tcPr>
           <w:p>
+            <w:pPr>
+              <w:bidi/>
+              <w:jc w:val="right"/>
+            </w:pPr>
             <w:r>
+              <w:rPr>
+                <w:rFonts w:ascii="Arial" w:hAnsi="Arial" w:cs="Arial"/>
+                <w:rtl/>
+              </w:rPr>
               <w:t>أمان السوق (المخاطر)</w:t>
             </w:r>
           </w:p>
         </w:tc>
         <w:tc>
           <w:tcPr>
-            <w:tcW w:type="dxa" w:w="2160"/>
+            <w:tcW w:type="dxa" w:w="2340"/>
           </w:tcPr>
           <w:p>
+            <w:pPr>
+              <w:bidi/>
+              <w:jc w:val="right"/>
+            </w:pPr>
             <w:r>
+              <w:rPr>
+                <w:rFonts w:ascii="Arial" w:hAnsi="Arial" w:cs="Arial"/>
+                <w:rtl/>
+              </w:rPr>
               <w:t>—</w:t>
             </w:r>
           </w:p>
         </w:tc>
         <w:tc>
           <w:tcPr>
-            <w:tcW w:type="dxa" w:w="2160"/>
+            <w:tcW w:type="dxa" w:w="2340"/>
           </w:tcPr>
           <w:p>
+            <w:pPr>
+              <w:bidi/>
+              <w:jc w:val="right"/>
+            </w:pPr>
             <w:r>
+              <w:rPr>
+                <w:rFonts w:ascii="Arial" w:hAnsi="Arial" w:cs="Arial"/>
+                <w:rtl/>
+              </w:rPr>
               <w:t>متوسط المتاح من: (استقرار سياسي WGI+2.5)/5، (جودة تنظيم WGI+2.5)/5، (LPI−1)/4، (1 − تقلّب الصرف/20%) — أعلى=أأمن</w:t>
             </w:r>
           </w:p>
         </w:tc>
         <w:tc>
           <w:tcPr>
-            <w:tcW w:type="dxa" w:w="2160"/>
+            <w:tcW w:type="dxa" w:w="2340"/>
           </w:tcPr>
           <w:p>
+            <w:pPr>
+              <w:bidi/>
+              <w:jc w:val="right"/>
+            </w:pPr>
             <w:r>
+              <w:rPr>
+                <w:rFonts w:ascii="Arial" w:hAnsi="Arial" w:cs="Arial"/>
+                <w:rtl/>
+              </w:rPr>
               <w:t>political_stability، regulatory_quality، logistics، fx_stability</w:t>
             </w:r>
           </w:p>
@@ -734,130 +1334,260 @@
       </w:tr>
     </w:tbl>
     <w:p>
+      <w:pPr>
+        <w:bidi/>
+        <w:jc w:val="right"/>
+      </w:pPr>
       <w:r>
+        <w:rPr>
+          <w:rFonts w:ascii="Arial" w:hAnsi="Arial" w:cs="Arial"/>
+          <w:rtl/>
+        </w:rPr>
         <w:t>أعمدة غائبة كلياً: أمان السوق (المخاطر)</w:t>
       </w:r>
     </w:p>
     <w:p>
+      <w:pPr>
+        <w:bidi/>
+        <w:jc w:val="right"/>
+      </w:pPr>
       <w:r>
+        <w:rPr>
+          <w:rFonts w:ascii="Arial" w:hAnsi="Arial" w:cs="Arial"/>
+          <w:rtl/>
+        </w:rPr>
         <w:t>الشروط:</w:t>
       </w:r>
     </w:p>
     <w:p>
       <w:pPr>
         <w:pStyle w:val="ListBullet"/>
+        <w:bidi/>
+        <w:jc w:val="right"/>
       </w:pPr>
       <w:r>
+        <w:rPr>
+          <w:rFonts w:ascii="Arial" w:hAnsi="Arial" w:cs="Arial"/>
+          <w:rtl/>
+        </w:rPr>
         <w:t>عمود أمان السوق (المخاطر) غائب (political_stability, regulatory_quality, logistics, fx_stability) — أكمل مصادره قبل قرار نهائي</w:t>
       </w:r>
     </w:p>
     <w:p>
       <w:pPr>
         <w:pStyle w:val="ListBullet"/>
+        <w:bidi/>
+        <w:jc w:val="right"/>
       </w:pPr>
       <w:r>
+        <w:rPr>
+          <w:rFonts w:ascii="Arial" w:hAnsi="Arial" w:cs="Arial"/>
+          <w:rtl/>
+        </w:rPr>
         <w:t>عمود شدة المنافسة ضعيف (37%) — متوسط المتاح من: HHI/0.5، حصة الأكبر/100، عدد المرشّحين بالاسم/10 — الدرجة المستهلكة في المجموع هي (1 − الشدة)</w:t>
       </w:r>
     </w:p>
     <w:p>
       <w:pPr>
         <w:pStyle w:val="ListBullet"/>
+        <w:bidi/>
+        <w:jc w:val="right"/>
       </w:pPr>
       <w:r>
+        <w:rPr>
+          <w:rFonts w:ascii="Arial" w:hAnsi="Arial" w:cs="Arial"/>
+          <w:rtl/>
+        </w:rPr>
         <w:t>عمود الملاءمة التنظيمية ضعيف (38%) — متوسط المتاح من: (1 − تعريفة/30%)، وضوح القائمة (بنود/8)</w:t>
       </w:r>
     </w:p>
     <w:p>
+      <w:pPr>
+        <w:bidi/>
+        <w:jc w:val="right"/>
+      </w:pPr>
       <w:r>
+        <w:rPr>
+          <w:rFonts w:ascii="Arial" w:hAnsi="Arial" w:cs="Arial"/>
+          <w:rtl/>
+        </w:rPr>
         <w:t>سجل المخاطر:</w:t>
       </w:r>
     </w:p>
     <w:p>
       <w:pPr>
         <w:pStyle w:val="ListBullet"/>
+        <w:bidi/>
+        <w:jc w:val="right"/>
       </w:pPr>
       <w:r>
+        <w:rPr>
+          <w:rFonts w:ascii="Arial" w:hAnsi="Arial" w:cs="Arial"/>
+          <w:rtl/>
+        </w:rPr>
         <w:t>تركّز مصادر التوريد (الشدة: متوسطة) — الدليل: HHI=0.38 &gt; 0.25 (كومتريد)</w:t>
       </w:r>
     </w:p>
     <w:p>
       <w:pPr>
         <w:pStyle w:val="ListBullet"/>
+        <w:bidi/>
+        <w:jc w:val="right"/>
       </w:pPr>
       <w:r>
+        <w:rPr>
+          <w:rFonts w:ascii="Arial" w:hAnsi="Arial" w:cs="Arial"/>
+          <w:rtl/>
+        </w:rPr>
         <w:t>تغطية بيانات منخفضة (الشدة: متوسطة) — الدليل: تغطية الوكلاء 39% &lt; 60% — القرار مشروط باكتمالها</w:t>
       </w:r>
     </w:p>
     <w:p>
+      <w:pPr>
+        <w:bidi/>
+        <w:jc w:val="right"/>
+      </w:pPr>
       <w:r>
+        <w:rPr>
+          <w:rFonts w:ascii="Arial" w:hAnsi="Arial" w:cs="Arial"/>
+          <w:rtl/>
+        </w:rPr>
         <w:t>الخطوات الأولى:</w:t>
       </w:r>
     </w:p>
     <w:p>
       <w:pPr>
         <w:pStyle w:val="ListBullet"/>
+        <w:bidi/>
+        <w:jc w:val="right"/>
       </w:pPr>
       <w:r>
+        <w:rPr>
+          <w:rFonts w:ascii="Arial" w:hAnsi="Arial" w:cs="Arial"/>
+          <w:rtl/>
+        </w:rPr>
         <w:t>أغلق بنود قائمة الاشتراطات بنداً بنداً بمرجعها الرسمي</w:t>
       </w:r>
     </w:p>
     <w:p>
       <w:pPr>
         <w:pStyle w:val="ListBullet"/>
+        <w:bidi/>
+        <w:jc w:val="right"/>
       </w:pPr>
       <w:r>
+        <w:rPr>
+          <w:rFonts w:ascii="Arial" w:hAnsi="Arial" w:cs="Arial"/>
+          <w:rtl/>
+        </w:rPr>
         <w:t>سوق مركّز: ادخل عبر موزّع قائم من مرشّحي التوريد المرصودين بدل البناء المباشر</w:t>
       </w:r>
     </w:p>
     <w:p>
+      <w:pPr>
+        <w:bidi/>
+        <w:jc w:val="right"/>
+      </w:pPr>
       <w:r>
+        <w:rPr>
+          <w:rFonts w:ascii="Arial" w:hAnsi="Arial" w:cs="Arial"/>
+          <w:rtl/>
+        </w:rPr>
         <w:t>لماذا: الدرجة الموزونة 0.636 في النطاق الشرطي والثقة منخفضة (31%) دون الحد الأدنى (60%) وشروط مفتوحة (3)</w:t>
       </w:r>
     </w:p>
     <w:p>
+      <w:pPr>
+        <w:bidi/>
+        <w:jc w:val="right"/>
+      </w:pPr>
       <w:r>
+        <w:rPr>
+          <w:rFonts w:ascii="Arial" w:hAnsi="Arial" w:cs="Arial"/>
+          <w:rtl/>
+        </w:rPr>
         <w:t>قرار حتمي قابل للتفسير من حزمة §4b المتحقَّق منها — الأعمدة الغائبة شروط معلنة، لا تخمين</w:t>
       </w:r>
     </w:p>
     <w:p>
       <w:pPr>
         <w:pStyle w:val="Heading1"/>
+        <w:bidi/>
+        <w:jc w:val="right"/>
       </w:pPr>
       <w:r>
+        <w:rPr>
+          <w:rFonts w:ascii="Arial" w:hAnsi="Arial" w:cs="Arial"/>
+          <w:rtl/>
+        </w:rPr>
         <w:t>٤. نظرة عامة على السوق</w:t>
       </w:r>
     </w:p>
     <w:p>
+      <w:pPr>
+        <w:bidi/>
+        <w:jc w:val="right"/>
+      </w:pPr>
       <w:r>
+        <w:rPr>
+          <w:rFonts w:ascii="Arial" w:hAnsi="Arial" w:cs="Arial"/>
+          <w:rtl/>
+        </w:rPr>
         <w:t>لم تُجمع إشارات نوعية عن حالة الصناعة في هذا التشغيل — يتطلب مفتاح بحث الويب.</w:t>
       </w:r>
     </w:p>
     <w:p>
       <w:pPr>
         <w:pStyle w:val="Heading1"/>
+        <w:bidi/>
+        <w:jc w:val="right"/>
       </w:pPr>
       <w:r>
+        <w:rPr>
+          <w:rFonts w:ascii="Arial" w:hAnsi="Arial" w:cs="Arial"/>
+          <w:rtl/>
+        </w:rPr>
         <w:t>٥. ديناميكيات السوق</w:t>
       </w:r>
     </w:p>
     <w:p>
+      <w:pPr>
+        <w:bidi/>
+        <w:jc w:val="right"/>
+      </w:pPr>
       <w:r>
+        <w:rPr>
+          <w:rFonts w:ascii="Arial" w:hAnsi="Arial" w:cs="Arial"/>
+          <w:rtl/>
+        </w:rPr>
         <w:t>تحليل الدوافع والكوابح والفرص والتحديات يتطلب مفتاح بحث الويب — لم يُشغَّل في هذا التحليل.</w:t>
       </w:r>
     </w:p>
     <w:p>
       <w:pPr>
         <w:pStyle w:val="Heading1"/>
+        <w:bidi/>
+        <w:jc w:val="right"/>
       </w:pPr>
       <w:r>
+        <w:rPr>
+          <w:rFonts w:ascii="Arial" w:hAnsi="Arial" w:cs="Arial"/>
+          <w:rtl/>
+        </w:rPr>
         <w:t>٦. حجم السوق والتوقعات</w:t>
       </w:r>
     </w:p>
     <w:p>
       <w:pPr>
         <w:pStyle w:val="Heading2"/>
+        <w:bidi/>
+        <w:jc w:val="right"/>
       </w:pPr>
       <w:r>
+        <w:rPr>
+          <w:rFonts w:ascii="Arial" w:hAnsi="Arial" w:cs="Arial"/>
+          <w:rtl/>
+        </w:rPr>
         <w:t>حجم السوق — TAM/SAM/SOM</w:t>
       </w:r>
     </w:p>
@@ -865,7 +1595,9 @@
       <w:tblPr>
         <w:tblStyle w:val="TableGrid"/>
         <w:tblW w:type="auto" w:w="0"/>
+        <w:tblLayout w:type="fixed"/>
         <w:tblLook w:firstColumn="1" w:firstRow="1" w:lastColumn="0" w:lastRow="0" w:noHBand="0" w:noVBand="1" w:val="04A0"/>
+        <w:bidiVisual/>
       </w:tblPr>
       <w:tblGrid>
         <w:gridCol w:w="2160"/>
@@ -876,14 +1608,20 @@
       <w:tr>
         <w:tc>
           <w:tcPr>
-            <w:tcW w:type="dxa" w:w="2160"/>
+            <w:tcW w:type="dxa" w:w="2340"/>
             <w:shd w:val="clear" w:fill="1B3B6F"/>
           </w:tcPr>
           <w:p>
+            <w:pPr>
+              <w:bidi/>
+              <w:jc w:val="right"/>
+            </w:pPr>
             <w:r>
               <w:rPr>
+                <w:rFonts w:ascii="Arial" w:hAnsi="Arial" w:cs="Arial"/>
                 <w:b/>
                 <w:color w:val="FFFFFF"/>
+                <w:rtl/>
               </w:rPr>
               <w:t>المؤشر</w:t>
             </w:r>
@@ -891,14 +1629,20 @@
         </w:tc>
         <w:tc>
           <w:tcPr>
-            <w:tcW w:type="dxa" w:w="2160"/>
+            <w:tcW w:type="dxa" w:w="2340"/>
             <w:shd w:val="clear" w:fill="1B3B6F"/>
           </w:tcPr>
           <w:p>
+            <w:pPr>
+              <w:bidi/>
+              <w:jc w:val="right"/>
+            </w:pPr>
             <w:r>
               <w:rPr>
+                <w:rFonts w:ascii="Arial" w:hAnsi="Arial" w:cs="Arial"/>
                 <w:b/>
                 <w:color w:val="FFFFFF"/>
+                <w:rtl/>
               </w:rPr>
               <w:t>القيمة</w:t>
             </w:r>
@@ -906,14 +1650,20 @@
         </w:tc>
         <w:tc>
           <w:tcPr>
-            <w:tcW w:type="dxa" w:w="2160"/>
+            <w:tcW w:type="dxa" w:w="2340"/>
             <w:shd w:val="clear" w:fill="1B3B6F"/>
           </w:tcPr>
           <w:p>
+            <w:pPr>
+              <w:bidi/>
+              <w:jc w:val="right"/>
+            </w:pPr>
             <w:r>
               <w:rPr>
+                <w:rFonts w:ascii="Arial" w:hAnsi="Arial" w:cs="Arial"/>
                 <w:b/>
                 <w:color w:val="FFFFFF"/>
+                <w:rtl/>
               </w:rPr>
               <w:t>النوع</w:t>
             </w:r>
@@ -921,14 +1671,20 @@
         </w:tc>
         <w:tc>
           <w:tcPr>
-            <w:tcW w:type="dxa" w:w="2160"/>
+            <w:tcW w:type="dxa" w:w="2340"/>
             <w:shd w:val="clear" w:fill="1B3B6F"/>
           </w:tcPr>
           <w:p>
+            <w:pPr>
+              <w:bidi/>
+              <w:jc w:val="right"/>
+            </w:pPr>
             <w:r>
               <w:rPr>
+                <w:rFonts w:ascii="Arial" w:hAnsi="Arial" w:cs="Arial"/>
                 <w:b/>
                 <w:color w:val="FFFFFF"/>
+                <w:rtl/>
               </w:rPr>
               <w:t>المصدر</w:t>
             </w:r>
@@ -938,40 +1694,72 @@
       <w:tr>
         <w:tc>
           <w:tcPr>
-            <w:tcW w:type="dxa" w:w="2160"/>
+            <w:tcW w:type="dxa" w:w="2340"/>
           </w:tcPr>
           <w:p>
+            <w:pPr>
+              <w:bidi/>
+              <w:jc w:val="right"/>
+            </w:pPr>
             <w:r>
+              <w:rPr>
+                <w:rFonts w:ascii="Arial" w:hAnsi="Arial" w:cs="Arial"/>
+                <w:rtl/>
+              </w:rPr>
               <w:t>إجمالي واردات السوق (TAM)</w:t>
             </w:r>
           </w:p>
         </w:tc>
         <w:tc>
           <w:tcPr>
-            <w:tcW w:type="dxa" w:w="2160"/>
+            <w:tcW w:type="dxa" w:w="2340"/>
           </w:tcPr>
           <w:p>
+            <w:pPr>
+              <w:bidi/>
+              <w:jc w:val="right"/>
+            </w:pPr>
             <w:r>
+              <w:rPr>
+                <w:rFonts w:ascii="Arial" w:hAnsi="Arial" w:cs="Arial"/>
+                <w:rtl/>
+              </w:rPr>
               <w:t>60,000,000 USD</w:t>
             </w:r>
           </w:p>
         </w:tc>
         <w:tc>
           <w:tcPr>
-            <w:tcW w:type="dxa" w:w="2160"/>
+            <w:tcW w:type="dxa" w:w="2340"/>
           </w:tcPr>
           <w:p>
+            <w:pPr>
+              <w:bidi/>
+              <w:jc w:val="right"/>
+            </w:pPr>
             <w:r>
+              <w:rPr>
+                <w:rFonts w:ascii="Arial" w:hAnsi="Arial" w:cs="Arial"/>
+                <w:rtl/>
+              </w:rPr>
               <w:t>رصد مباشر</w:t>
             </w:r>
           </w:p>
         </w:tc>
         <w:tc>
           <w:tcPr>
-            <w:tcW w:type="dxa" w:w="2160"/>
+            <w:tcW w:type="dxa" w:w="2340"/>
           </w:tcPr>
           <w:p>
+            <w:pPr>
+              <w:bidi/>
+              <w:jc w:val="right"/>
+            </w:pPr>
             <w:r>
+              <w:rPr>
+                <w:rFonts w:ascii="Arial" w:hAnsi="Arial" w:cs="Arial"/>
+                <w:rtl/>
+              </w:rPr>
               <w:t>UN Comtrade | سُحب: 2026-07-16 | ثقة: عالية (90%)</w:t>
             </w:r>
           </w:p>
@@ -980,44 +1768,76 @@
       <w:tr>
         <w:tc>
           <w:tcPr>
-            <w:tcW w:type="dxa" w:w="2160"/>
+            <w:tcW w:type="dxa" w:w="2340"/>
             <w:shd w:val="clear" w:fill="F2F2F2"/>
           </w:tcPr>
           <w:p>
+            <w:pPr>
+              <w:bidi/>
+              <w:jc w:val="right"/>
+            </w:pPr>
             <w:r>
+              <w:rPr>
+                <w:rFonts w:ascii="Arial" w:hAnsi="Arial" w:cs="Arial"/>
+                <w:rtl/>
+              </w:rPr>
               <w:t>نمو الواردات</w:t>
             </w:r>
           </w:p>
         </w:tc>
         <w:tc>
           <w:tcPr>
-            <w:tcW w:type="dxa" w:w="2160"/>
+            <w:tcW w:type="dxa" w:w="2340"/>
             <w:shd w:val="clear" w:fill="F2F2F2"/>
           </w:tcPr>
           <w:p>
+            <w:pPr>
+              <w:bidi/>
+              <w:jc w:val="right"/>
+            </w:pPr>
             <w:r>
+              <w:rPr>
+                <w:rFonts w:ascii="Arial" w:hAnsi="Arial" w:cs="Arial"/>
+                <w:rtl/>
+              </w:rPr>
               <w:t>50.0 %</w:t>
             </w:r>
           </w:p>
         </w:tc>
         <w:tc>
           <w:tcPr>
-            <w:tcW w:type="dxa" w:w="2160"/>
+            <w:tcW w:type="dxa" w:w="2340"/>
             <w:shd w:val="clear" w:fill="F2F2F2"/>
           </w:tcPr>
           <w:p>
+            <w:pPr>
+              <w:bidi/>
+              <w:jc w:val="right"/>
+            </w:pPr>
             <w:r>
+              <w:rPr>
+                <w:rFonts w:ascii="Arial" w:hAnsi="Arial" w:cs="Arial"/>
+                <w:rtl/>
+              </w:rPr>
               <w:t>رصد مباشر</w:t>
             </w:r>
           </w:p>
         </w:tc>
         <w:tc>
           <w:tcPr>
-            <w:tcW w:type="dxa" w:w="2160"/>
+            <w:tcW w:type="dxa" w:w="2340"/>
             <w:shd w:val="clear" w:fill="F2F2F2"/>
           </w:tcPr>
           <w:p>
+            <w:pPr>
+              <w:bidi/>
+              <w:jc w:val="right"/>
+            </w:pPr>
             <w:r>
+              <w:rPr>
+                <w:rFonts w:ascii="Arial" w:hAnsi="Arial" w:cs="Arial"/>
+                <w:rtl/>
+              </w:rPr>
               <w:t>UN Comtrade (مخزن الحقائق) | سُحب: 2026-07-16 | ثقة: عالية (90%)</w:t>
             </w:r>
           </w:p>
@@ -1026,40 +1846,72 @@
       <w:tr>
         <w:tc>
           <w:tcPr>
-            <w:tcW w:type="dxa" w:w="2160"/>
+            <w:tcW w:type="dxa" w:w="2340"/>
           </w:tcPr>
           <w:p>
+            <w:pPr>
+              <w:bidi/>
+              <w:jc w:val="right"/>
+            </w:pPr>
             <w:r>
+              <w:rPr>
+                <w:rFonts w:ascii="Arial" w:hAnsi="Arial" w:cs="Arial"/>
+                <w:rtl/>
+              </w:rPr>
               <w:t>معدل النمو السنوي المركّب</w:t>
             </w:r>
           </w:p>
         </w:tc>
         <w:tc>
           <w:tcPr>
-            <w:tcW w:type="dxa" w:w="2160"/>
+            <w:tcW w:type="dxa" w:w="2340"/>
           </w:tcPr>
           <w:p>
+            <w:pPr>
+              <w:bidi/>
+              <w:jc w:val="right"/>
+            </w:pPr>
             <w:r>
+              <w:rPr>
+                <w:rFonts w:ascii="Arial" w:hAnsi="Arial" w:cs="Arial"/>
+                <w:rtl/>
+              </w:rPr>
               <w:t>22.5 %</w:t>
             </w:r>
           </w:p>
         </w:tc>
         <w:tc>
           <w:tcPr>
-            <w:tcW w:type="dxa" w:w="2160"/>
+            <w:tcW w:type="dxa" w:w="2340"/>
           </w:tcPr>
           <w:p>
+            <w:pPr>
+              <w:bidi/>
+              <w:jc w:val="right"/>
+            </w:pPr>
             <w:r>
+              <w:rPr>
+                <w:rFonts w:ascii="Arial" w:hAnsi="Arial" w:cs="Arial"/>
+                <w:rtl/>
+              </w:rPr>
               <w:t>رصد مباشر</w:t>
             </w:r>
           </w:p>
         </w:tc>
         <w:tc>
           <w:tcPr>
-            <w:tcW w:type="dxa" w:w="2160"/>
+            <w:tcW w:type="dxa" w:w="2340"/>
           </w:tcPr>
           <w:p>
+            <w:pPr>
+              <w:bidi/>
+              <w:jc w:val="right"/>
+            </w:pPr>
             <w:r>
+              <w:rPr>
+                <w:rFonts w:ascii="Arial" w:hAnsi="Arial" w:cs="Arial"/>
+                <w:rtl/>
+              </w:rPr>
               <w:t>UN Comtrade (مخزن الحقائق) | سُحب: 2026-07-16 | ثقة: عالية (90%)</w:t>
             </w:r>
           </w:p>
@@ -1069,48 +1921,84 @@
     <w:p>
       <w:pPr>
         <w:pStyle w:val="ListBullet"/>
+        <w:bidi/>
+        <w:jc w:val="right"/>
       </w:pPr>
       <w:r>
+        <w:rPr>
+          <w:rFonts w:ascii="Arial" w:hAnsi="Arial" w:cs="Arial"/>
+          <w:rtl/>
+        </w:rPr>
         <w:t>غير متوفر: السوق القابل للخدمة (SAM): يتطلب TAM مرصوداً + شريحة tier في بطاقة المنتج (premium/mid/mass)</w:t>
       </w:r>
     </w:p>
     <w:p>
       <w:pPr>
         <w:pStyle w:val="ListBullet"/>
+        <w:bidi/>
+        <w:jc w:val="right"/>
       </w:pPr>
       <w:r>
+        <w:rPr>
+          <w:rFonts w:ascii="Arial" w:hAnsi="Arial" w:cs="Arial"/>
+          <w:rtl/>
+        </w:rPr>
         <w:t>غير متوفر: الحصة القابلة للتحصيل (SOM): يتطلب طاقة شهرية في بطاقة المنتج + قيمة وحدة حدودية مرصودة (قيمة/وزن كومتريد)</w:t>
       </w:r>
     </w:p>
     <w:p>
       <w:pPr>
         <w:pStyle w:val="Heading1"/>
+        <w:bidi/>
+        <w:jc w:val="right"/>
       </w:pPr>
       <w:r>
+        <w:rPr>
+          <w:rFonts w:ascii="Arial" w:hAnsi="Arial" w:cs="Arial"/>
+          <w:rtl/>
+        </w:rPr>
         <w:t>٧. تحليل التقسيم</w:t>
       </w:r>
     </w:p>
     <w:p>
       <w:pPr>
         <w:pStyle w:val="Heading2"/>
+        <w:bidi/>
+        <w:jc w:val="right"/>
       </w:pPr>
       <w:r>
+        <w:rPr>
+          <w:rFonts w:ascii="Arial" w:hAnsi="Arial" w:cs="Arial"/>
+          <w:rtl/>
+        </w:rPr>
         <w:t>شرائح العملاء</w:t>
       </w:r>
     </w:p>
     <w:p>
       <w:pPr>
         <w:pStyle w:val="ListBullet"/>
+        <w:bidi/>
+        <w:jc w:val="right"/>
       </w:pPr>
       <w:r>
+        <w:rPr>
+          <w:rFonts w:ascii="Arial" w:hAnsi="Arial" w:cs="Arial"/>
+          <w:rtl/>
+        </w:rPr>
         <w:t>شريحة الحلال/رمضان: 2.0% من السكان — الأساس: مرجع Pew الساكن — muslim_share_pct</w:t>
       </w:r>
     </w:p>
     <w:p>
       <w:pPr>
         <w:pStyle w:val="Heading1"/>
+        <w:bidi/>
+        <w:jc w:val="right"/>
       </w:pPr>
       <w:r>
+        <w:rPr>
+          <w:rFonts w:ascii="Arial" w:hAnsi="Arial" w:cs="Arial"/>
+          <w:rtl/>
+        </w:rPr>
         <w:t>٨. تحليل التجارة (استيراد/تصدير)</w:t>
       </w:r>
     </w:p>
@@ -1118,7 +2006,9 @@
       <w:tblPr>
         <w:tblStyle w:val="TableGrid"/>
         <w:tblW w:type="auto" w:w="0"/>
+        <w:tblLayout w:type="fixed"/>
         <w:tblLook w:firstColumn="1" w:firstRow="1" w:lastColumn="0" w:lastRow="0" w:noHBand="0" w:noVBand="1" w:val="04A0"/>
+        <w:bidiVisual/>
       </w:tblPr>
       <w:tblGrid>
         <w:gridCol w:w="2880"/>
@@ -1128,14 +2018,20 @@
       <w:tr>
         <w:tc>
           <w:tcPr>
-            <w:tcW w:type="dxa" w:w="2880"/>
+            <w:tcW w:type="dxa" w:w="3120"/>
             <w:shd w:val="clear" w:fill="1B3B6F"/>
           </w:tcPr>
           <w:p>
+            <w:pPr>
+              <w:bidi/>
+              <w:jc w:val="right"/>
+            </w:pPr>
             <w:r>
               <w:rPr>
+                <w:rFonts w:ascii="Arial" w:hAnsi="Arial" w:cs="Arial"/>
                 <w:b/>
                 <w:color w:val="FFFFFF"/>
+                <w:rtl/>
               </w:rPr>
               <w:t>الدولة المورّدة</w:t>
             </w:r>
@@ -1143,14 +2039,20 @@
         </w:tc>
         <w:tc>
           <w:tcPr>
-            <w:tcW w:type="dxa" w:w="2880"/>
+            <w:tcW w:type="dxa" w:w="3120"/>
             <w:shd w:val="clear" w:fill="1B3B6F"/>
           </w:tcPr>
           <w:p>
+            <w:pPr>
+              <w:bidi/>
+              <w:jc w:val="right"/>
+            </w:pPr>
             <w:r>
               <w:rPr>
+                <w:rFonts w:ascii="Arial" w:hAnsi="Arial" w:cs="Arial"/>
                 <w:b/>
                 <w:color w:val="FFFFFF"/>
+                <w:rtl/>
               </w:rPr>
               <w:t>الحصة</w:t>
             </w:r>
@@ -1158,14 +2060,20 @@
         </w:tc>
         <w:tc>
           <w:tcPr>
-            <w:tcW w:type="dxa" w:w="2880"/>
+            <w:tcW w:type="dxa" w:w="3120"/>
             <w:shd w:val="clear" w:fill="1B3B6F"/>
           </w:tcPr>
           <w:p>
+            <w:pPr>
+              <w:bidi/>
+              <w:jc w:val="right"/>
+            </w:pPr>
             <w:r>
               <w:rPr>
+                <w:rFonts w:ascii="Arial" w:hAnsi="Arial" w:cs="Arial"/>
                 <w:b/>
                 <w:color w:val="FFFFFF"/>
+                <w:rtl/>
               </w:rPr>
               <w:t>القيمة</w:t>
             </w:r>
@@ -1175,30 +2083,54 @@
       <w:tr>
         <w:tc>
           <w:tcPr>
-            <w:tcW w:type="dxa" w:w="2880"/>
+            <w:tcW w:type="dxa" w:w="3120"/>
           </w:tcPr>
           <w:p>
+            <w:pPr>
+              <w:bidi/>
+              <w:jc w:val="right"/>
+            </w:pPr>
             <w:r>
+              <w:rPr>
+                <w:rFonts w:ascii="Arial" w:hAnsi="Arial" w:cs="Arial"/>
+                <w:rtl/>
+              </w:rPr>
               <w:t>Iran</w:t>
             </w:r>
           </w:p>
         </w:tc>
         <w:tc>
           <w:tcPr>
-            <w:tcW w:type="dxa" w:w="2880"/>
+            <w:tcW w:type="dxa" w:w="3120"/>
           </w:tcPr>
           <w:p>
+            <w:pPr>
+              <w:bidi/>
+              <w:jc w:val="right"/>
+            </w:pPr>
             <w:r>
+              <w:rPr>
+                <w:rFonts w:ascii="Arial" w:hAnsi="Arial" w:cs="Arial"/>
+                <w:rtl/>
+              </w:rPr>
               <w:t>50%</w:t>
             </w:r>
           </w:p>
         </w:tc>
         <w:tc>
           <w:tcPr>
-            <w:tcW w:type="dxa" w:w="2880"/>
+            <w:tcW w:type="dxa" w:w="3120"/>
           </w:tcPr>
           <w:p>
+            <w:pPr>
+              <w:bidi/>
+              <w:jc w:val="right"/>
+            </w:pPr>
             <w:r>
+              <w:rPr>
+                <w:rFonts w:ascii="Arial" w:hAnsi="Arial" w:cs="Arial"/>
+                <w:rtl/>
+              </w:rPr>
               <w:t>30.0 مليون دولار</w:t>
             </w:r>
           </w:p>
@@ -1207,33 +2139,57 @@
       <w:tr>
         <w:tc>
           <w:tcPr>
-            <w:tcW w:type="dxa" w:w="2880"/>
+            <w:tcW w:type="dxa" w:w="3120"/>
             <w:shd w:val="clear" w:fill="F2F2F2"/>
           </w:tcPr>
           <w:p>
+            <w:pPr>
+              <w:bidi/>
+              <w:jc w:val="right"/>
+            </w:pPr>
             <w:r>
+              <w:rPr>
+                <w:rFonts w:ascii="Arial" w:hAnsi="Arial" w:cs="Arial"/>
+                <w:rtl/>
+              </w:rPr>
               <w:t>Saudi Arabia</w:t>
             </w:r>
           </w:p>
         </w:tc>
         <w:tc>
           <w:tcPr>
-            <w:tcW w:type="dxa" w:w="2880"/>
+            <w:tcW w:type="dxa" w:w="3120"/>
             <w:shd w:val="clear" w:fill="F2F2F2"/>
           </w:tcPr>
           <w:p>
+            <w:pPr>
+              <w:bidi/>
+              <w:jc w:val="right"/>
+            </w:pPr>
             <w:r>
+              <w:rPr>
+                <w:rFonts w:ascii="Arial" w:hAnsi="Arial" w:cs="Arial"/>
+                <w:rtl/>
+              </w:rPr>
               <w:t>30%</w:t>
             </w:r>
           </w:p>
         </w:tc>
         <w:tc>
           <w:tcPr>
-            <w:tcW w:type="dxa" w:w="2880"/>
+            <w:tcW w:type="dxa" w:w="3120"/>
             <w:shd w:val="clear" w:fill="F2F2F2"/>
           </w:tcPr>
           <w:p>
+            <w:pPr>
+              <w:bidi/>
+              <w:jc w:val="right"/>
+            </w:pPr>
             <w:r>
+              <w:rPr>
+                <w:rFonts w:ascii="Arial" w:hAnsi="Arial" w:cs="Arial"/>
+                <w:rtl/>
+              </w:rPr>
               <w:t>18.0 مليون دولار</w:t>
             </w:r>
           </w:p>
@@ -1242,30 +2198,54 @@
       <w:tr>
         <w:tc>
           <w:tcPr>
-            <w:tcW w:type="dxa" w:w="2880"/>
+            <w:tcW w:type="dxa" w:w="3120"/>
           </w:tcPr>
           <w:p>
+            <w:pPr>
+              <w:bidi/>
+              <w:jc w:val="right"/>
+            </w:pPr>
             <w:r>
+              <w:rPr>
+                <w:rFonts w:ascii="Arial" w:hAnsi="Arial" w:cs="Arial"/>
+                <w:rtl/>
+              </w:rPr>
               <w:t>Tunisia</w:t>
             </w:r>
           </w:p>
         </w:tc>
         <w:tc>
           <w:tcPr>
-            <w:tcW w:type="dxa" w:w="2880"/>
+            <w:tcW w:type="dxa" w:w="3120"/>
           </w:tcPr>
           <w:p>
+            <w:pPr>
+              <w:bidi/>
+              <w:jc w:val="right"/>
+            </w:pPr>
             <w:r>
+              <w:rPr>
+                <w:rFonts w:ascii="Arial" w:hAnsi="Arial" w:cs="Arial"/>
+                <w:rtl/>
+              </w:rPr>
               <w:t>20%</w:t>
             </w:r>
           </w:p>
         </w:tc>
         <w:tc>
           <w:tcPr>
-            <w:tcW w:type="dxa" w:w="2880"/>
+            <w:tcW w:type="dxa" w:w="3120"/>
           </w:tcPr>
           <w:p>
+            <w:pPr>
+              <w:bidi/>
+              <w:jc w:val="right"/>
+            </w:pPr>
             <w:r>
+              <w:rPr>
+                <w:rFonts w:ascii="Arial" w:hAnsi="Arial" w:cs="Arial"/>
+                <w:rtl/>
+              </w:rPr>
               <w:t>12.0 مليون دولار</w:t>
             </w:r>
           </w:p>
@@ -1275,122 +2255,222 @@
     <w:p>
       <w:pPr>
         <w:pStyle w:val="IntenseQuote"/>
+        <w:bidi/>
+        <w:jc w:val="right"/>
       </w:pPr>
       <w:r>
+        <w:rPr>
+          <w:rFonts w:ascii="Arial" w:hAnsi="Arial" w:cs="Arial"/>
+          <w:rtl/>
+        </w:rPr>
         <w:t>المصدر: UN Comtrade</w:t>
       </w:r>
     </w:p>
     <w:p>
       <w:pPr>
         <w:pStyle w:val="Heading1"/>
+        <w:bidi/>
+        <w:jc w:val="right"/>
       </w:pPr>
       <w:r>
+        <w:rPr>
+          <w:rFonts w:ascii="Arial" w:hAnsi="Arial" w:cs="Arial"/>
+          <w:rtl/>
+        </w:rPr>
         <w:t>٩. الأسواق المرشّحة الأخرى</w:t>
       </w:r>
     </w:p>
     <w:p>
       <w:pPr>
         <w:pStyle w:val="Heading2"/>
+        <w:bidi/>
+        <w:jc w:val="right"/>
       </w:pPr>
       <w:r>
+        <w:rPr>
+          <w:rFonts w:ascii="Arial" w:hAnsi="Arial" w:cs="Arial"/>
+          <w:rtl/>
+        </w:rPr>
         <w:t>٩.1 China</w:t>
       </w:r>
     </w:p>
     <w:p>
       <w:pPr>
         <w:pStyle w:val="ListBullet"/>
+        <w:bidi/>
+        <w:jc w:val="right"/>
       </w:pPr>
       <w:r>
+        <w:rPr>
+          <w:rFonts w:ascii="Arial" w:hAnsi="Arial" w:cs="Arial"/>
+          <w:rtl/>
+        </w:rPr>
         <w:t>يستورد السوق ما قيمته 60.0 مليون دولار سنوياً من هذا المنتج (المصدر: UN Comtrade)</w:t>
       </w:r>
     </w:p>
     <w:p>
       <w:pPr>
         <w:pStyle w:val="ListBullet"/>
+        <w:bidi/>
+        <w:jc w:val="right"/>
       </w:pPr>
       <w:r>
+        <w:rPr>
+          <w:rFonts w:ascii="Arial" w:hAnsi="Arial" w:cs="Arial"/>
+          <w:rtl/>
+        </w:rPr>
         <w:t>المنتجات السعودية حاضرة فعلاً بحصة 30% من واردات السوق (المصدر: UN Comtrade)</w:t>
       </w:r>
     </w:p>
     <w:p>
       <w:pPr>
         <w:pStyle w:val="ListBullet"/>
+        <w:bidi/>
+        <w:jc w:val="right"/>
       </w:pPr>
       <w:r>
+        <w:rPr>
+          <w:rFonts w:ascii="Arial" w:hAnsi="Arial" w:cs="Arial"/>
+          <w:rtl/>
+        </w:rPr>
         <w:t>سوق عالي التركّز — مورّد أو اثنان يهيمنان</w:t>
       </w:r>
     </w:p>
     <w:p>
       <w:pPr>
         <w:pStyle w:val="IntenseQuote"/>
+        <w:bidi/>
+        <w:jc w:val="right"/>
       </w:pPr>
       <w:r>
+        <w:rPr>
+          <w:rFonts w:ascii="Arial" w:hAnsi="Arial" w:cs="Arial"/>
+          <w:rtl/>
+        </w:rPr>
         <w:t>الثقة الإجمالية لهذا التقييم: عالية (75%)</w:t>
       </w:r>
     </w:p>
     <w:p>
       <w:pPr>
         <w:pStyle w:val="Heading2"/>
+        <w:bidi/>
+        <w:jc w:val="right"/>
       </w:pPr>
       <w:r>
+        <w:rPr>
+          <w:rFonts w:ascii="Arial" w:hAnsi="Arial" w:cs="Arial"/>
+          <w:rtl/>
+        </w:rPr>
         <w:t>٩.2 United Arab Emirates</w:t>
       </w:r>
     </w:p>
     <w:p>
       <w:pPr>
         <w:pStyle w:val="ListBullet"/>
+        <w:bidi/>
+        <w:jc w:val="right"/>
       </w:pPr>
       <w:r>
+        <w:rPr>
+          <w:rFonts w:ascii="Arial" w:hAnsi="Arial" w:cs="Arial"/>
+          <w:rtl/>
+        </w:rPr>
         <w:t>يستورد السوق ما قيمته 20.0 مليون دولار سنوياً من هذا المنتج (المصدر: UN Comtrade)</w:t>
       </w:r>
     </w:p>
     <w:p>
       <w:pPr>
         <w:pStyle w:val="ListBullet"/>
+        <w:bidi/>
+        <w:jc w:val="right"/>
       </w:pPr>
       <w:r>
+        <w:rPr>
+          <w:rFonts w:ascii="Arial" w:hAnsi="Arial" w:cs="Arial"/>
+          <w:rtl/>
+        </w:rPr>
         <w:t>المنتجات السعودية حاضرة فعلاً بحصة 100% من واردات السوق (المصدر: UN Comtrade)</w:t>
       </w:r>
     </w:p>
     <w:p>
       <w:pPr>
         <w:pStyle w:val="ListBullet"/>
+        <w:bidi/>
+        <w:jc w:val="right"/>
       </w:pPr>
       <w:r>
+        <w:rPr>
+          <w:rFonts w:ascii="Arial" w:hAnsi="Arial" w:cs="Arial"/>
+          <w:rtl/>
+        </w:rPr>
         <w:t>سوق عالي التركّز — مورّد أو اثنان يهيمنان</w:t>
       </w:r>
     </w:p>
     <w:p>
       <w:pPr>
         <w:pStyle w:val="IntenseQuote"/>
+        <w:bidi/>
+        <w:jc w:val="right"/>
       </w:pPr>
       <w:r>
+        <w:rPr>
+          <w:rFonts w:ascii="Arial" w:hAnsi="Arial" w:cs="Arial"/>
+          <w:rtl/>
+        </w:rPr>
         <w:t>الثقة الإجمالية لهذا التقييم: عالية (75%)</w:t>
       </w:r>
     </w:p>
     <w:p>
       <w:pPr>
         <w:pStyle w:val="Heading1"/>
+        <w:bidi/>
+        <w:jc w:val="right"/>
       </w:pPr>
       <w:r>
+        <w:rPr>
+          <w:rFonts w:ascii="Arial" w:hAnsi="Arial" w:cs="Arial"/>
+          <w:rtl/>
+        </w:rPr>
         <w:t>١٠. المشهد التنافسي</w:t>
       </w:r>
     </w:p>
     <w:p>
       <w:pPr>
         <w:pStyle w:val="Heading3"/>
+        <w:bidi/>
+        <w:jc w:val="right"/>
       </w:pPr>
       <w:r>
+        <w:rPr>
+          <w:rFonts w:ascii="Arial" w:hAnsi="Arial" w:cs="Arial"/>
+          <w:rtl/>
+        </w:rPr>
         <w:t>شركات بالاسم (مرشّحون غير موثَّقين)</w:t>
       </w:r>
     </w:p>
     <w:p>
+      <w:pPr>
+        <w:bidi/>
+        <w:jc w:val="right"/>
+      </w:pPr>
       <w:r>
+        <w:rPr>
+          <w:rFonts w:ascii="Arial" w:hAnsi="Arial" w:cs="Arial"/>
+          <w:rtl/>
+        </w:rPr>
         <w:t>لا شركات مرصودة بالاسم في هذا التشغيل (أسماء الأعمال تأتي من Google Places حصراً)</w:t>
       </w:r>
     </w:p>
     <w:p>
+      <w:pPr>
+        <w:bidi/>
+        <w:jc w:val="right"/>
+      </w:pPr>
       <w:r>
+        <w:rPr>
+          <w:rFonts w:ascii="Arial" w:hAnsi="Arial" w:cs="Arial"/>
+          <w:rtl/>
+        </w:rPr>
         <w:t>الطبقة الدولية (تركّز الموردين — UN Comtrade):</w:t>
       </w:r>
     </w:p>
@@ -1398,7 +2478,9 @@
       <w:tblPr>
         <w:tblStyle w:val="TableGrid"/>
         <w:tblW w:type="auto" w:w="0"/>
+        <w:tblLayout w:type="fixed"/>
         <w:tblLook w:firstColumn="1" w:firstRow="1" w:lastColumn="0" w:lastRow="0" w:noHBand="0" w:noVBand="1" w:val="04A0"/>
+        <w:bidiVisual/>
       </w:tblPr>
       <w:tblGrid>
         <w:gridCol w:w="2160"/>
@@ -1409,14 +2491,20 @@
       <w:tr>
         <w:tc>
           <w:tcPr>
-            <w:tcW w:type="dxa" w:w="2160"/>
+            <w:tcW w:type="dxa" w:w="2340"/>
             <w:shd w:val="clear" w:fill="1B3B6F"/>
           </w:tcPr>
           <w:p>
+            <w:pPr>
+              <w:bidi/>
+              <w:jc w:val="right"/>
+            </w:pPr>
             <w:r>
               <w:rPr>
+                <w:rFonts w:ascii="Arial" w:hAnsi="Arial" w:cs="Arial"/>
                 <w:b/>
                 <w:color w:val="FFFFFF"/>
+                <w:rtl/>
               </w:rPr>
               <w:t>المؤشر</w:t>
             </w:r>
@@ -1424,14 +2512,20 @@
         </w:tc>
         <w:tc>
           <w:tcPr>
-            <w:tcW w:type="dxa" w:w="2160"/>
+            <w:tcW w:type="dxa" w:w="2340"/>
             <w:shd w:val="clear" w:fill="1B3B6F"/>
           </w:tcPr>
           <w:p>
+            <w:pPr>
+              <w:bidi/>
+              <w:jc w:val="right"/>
+            </w:pPr>
             <w:r>
               <w:rPr>
+                <w:rFonts w:ascii="Arial" w:hAnsi="Arial" w:cs="Arial"/>
                 <w:b/>
                 <w:color w:val="FFFFFF"/>
+                <w:rtl/>
               </w:rPr>
               <w:t>القيمة</w:t>
             </w:r>
@@ -1439,14 +2533,20 @@
         </w:tc>
         <w:tc>
           <w:tcPr>
-            <w:tcW w:type="dxa" w:w="2160"/>
+            <w:tcW w:type="dxa" w:w="2340"/>
             <w:shd w:val="clear" w:fill="1B3B6F"/>
           </w:tcPr>
           <w:p>
+            <w:pPr>
+              <w:bidi/>
+              <w:jc w:val="right"/>
+            </w:pPr>
             <w:r>
               <w:rPr>
+                <w:rFonts w:ascii="Arial" w:hAnsi="Arial" w:cs="Arial"/>
                 <w:b/>
                 <w:color w:val="FFFFFF"/>
+                <w:rtl/>
               </w:rPr>
               <w:t>المصدر</w:t>
             </w:r>
@@ -1454,14 +2554,20 @@
         </w:tc>
         <w:tc>
           <w:tcPr>
-            <w:tcW w:type="dxa" w:w="2160"/>
+            <w:tcW w:type="dxa" w:w="2340"/>
             <w:shd w:val="clear" w:fill="1B3B6F"/>
           </w:tcPr>
           <w:p>
+            <w:pPr>
+              <w:bidi/>
+              <w:jc w:val="right"/>
+            </w:pPr>
             <w:r>
               <w:rPr>
+                <w:rFonts w:ascii="Arial" w:hAnsi="Arial" w:cs="Arial"/>
                 <w:b/>
                 <w:color w:val="FFFFFF"/>
+                <w:rtl/>
               </w:rPr>
               <w:t>ملاحظة</w:t>
             </w:r>
@@ -1471,40 +2577,72 @@
       <w:tr>
         <w:tc>
           <w:tcPr>
-            <w:tcW w:type="dxa" w:w="2160"/>
+            <w:tcW w:type="dxa" w:w="2340"/>
           </w:tcPr>
           <w:p>
+            <w:pPr>
+              <w:bidi/>
+              <w:jc w:val="right"/>
+            </w:pPr>
             <w:r>
+              <w:rPr>
+                <w:rFonts w:ascii="Arial" w:hAnsi="Arial" w:cs="Arial"/>
+                <w:rtl/>
+              </w:rPr>
               <w:t>تركّز الموردين</w:t>
             </w:r>
           </w:p>
         </w:tc>
         <w:tc>
           <w:tcPr>
-            <w:tcW w:type="dxa" w:w="2160"/>
+            <w:tcW w:type="dxa" w:w="2340"/>
           </w:tcPr>
           <w:p>
+            <w:pPr>
+              <w:bidi/>
+              <w:jc w:val="right"/>
+            </w:pPr>
             <w:r>
+              <w:rPr>
+                <w:rFonts w:ascii="Arial" w:hAnsi="Arial" w:cs="Arial"/>
+                <w:rtl/>
+              </w:rPr>
               <w:t>0.38</w:t>
             </w:r>
           </w:p>
         </w:tc>
         <w:tc>
           <w:tcPr>
-            <w:tcW w:type="dxa" w:w="2160"/>
+            <w:tcW w:type="dxa" w:w="2340"/>
           </w:tcPr>
           <w:p>
+            <w:pPr>
+              <w:bidi/>
+              <w:jc w:val="right"/>
+            </w:pPr>
             <w:r>
+              <w:rPr>
+                <w:rFonts w:ascii="Arial" w:hAnsi="Arial" w:cs="Arial"/>
+                <w:rtl/>
+              </w:rPr>
               <w:t>UN Comtrade | سُحب: 2026-07-16 | ثقة: عالية (90%)</w:t>
             </w:r>
           </w:p>
         </w:tc>
         <w:tc>
           <w:tcPr>
-            <w:tcW w:type="dxa" w:w="2160"/>
+            <w:tcW w:type="dxa" w:w="2340"/>
           </w:tcPr>
           <w:p>
+            <w:pPr>
+              <w:bidi/>
+              <w:jc w:val="right"/>
+            </w:pPr>
             <w:r>
+              <w:rPr>
+                <w:rFonts w:ascii="Arial" w:hAnsi="Arial" w:cs="Arial"/>
+                <w:rtl/>
+              </w:rPr>
               <w:t>مؤشر هيرفنداهل لتركّز المورّدين (3 دولة) — &gt;0.25 سوق مركّز</w:t>
             </w:r>
           </w:p>
@@ -1513,44 +2651,76 @@
       <w:tr>
         <w:tc>
           <w:tcPr>
-            <w:tcW w:type="dxa" w:w="2160"/>
+            <w:tcW w:type="dxa" w:w="2340"/>
             <w:shd w:val="clear" w:fill="F2F2F2"/>
           </w:tcPr>
           <w:p>
+            <w:pPr>
+              <w:bidi/>
+              <w:jc w:val="right"/>
+            </w:pPr>
             <w:r>
+              <w:rPr>
+                <w:rFonts w:ascii="Arial" w:hAnsi="Arial" w:cs="Arial"/>
+                <w:rtl/>
+              </w:rPr>
               <w:t>حصة المورّد الأكبر</w:t>
             </w:r>
           </w:p>
         </w:tc>
         <w:tc>
           <w:tcPr>
-            <w:tcW w:type="dxa" w:w="2160"/>
+            <w:tcW w:type="dxa" w:w="2340"/>
             <w:shd w:val="clear" w:fill="F2F2F2"/>
           </w:tcPr>
           <w:p>
+            <w:pPr>
+              <w:bidi/>
+              <w:jc w:val="right"/>
+            </w:pPr>
             <w:r>
+              <w:rPr>
+                <w:rFonts w:ascii="Arial" w:hAnsi="Arial" w:cs="Arial"/>
+                <w:rtl/>
+              </w:rPr>
               <w:t>50.0 %</w:t>
             </w:r>
           </w:p>
         </w:tc>
         <w:tc>
           <w:tcPr>
-            <w:tcW w:type="dxa" w:w="2160"/>
+            <w:tcW w:type="dxa" w:w="2340"/>
             <w:shd w:val="clear" w:fill="F2F2F2"/>
           </w:tcPr>
           <w:p>
+            <w:pPr>
+              <w:bidi/>
+              <w:jc w:val="right"/>
+            </w:pPr>
             <w:r>
+              <w:rPr>
+                <w:rFonts w:ascii="Arial" w:hAnsi="Arial" w:cs="Arial"/>
+                <w:rtl/>
+              </w:rPr>
               <w:t>UN Comtrade | سُحب: 2026-07-16 | ثقة: عالية (90%)</w:t>
             </w:r>
           </w:p>
         </w:tc>
         <w:tc>
           <w:tcPr>
-            <w:tcW w:type="dxa" w:w="2160"/>
+            <w:tcW w:type="dxa" w:w="2340"/>
             <w:shd w:val="clear" w:fill="F2F2F2"/>
           </w:tcPr>
           <w:p>
+            <w:pPr>
+              <w:bidi/>
+              <w:jc w:val="right"/>
+            </w:pPr>
             <w:r>
+              <w:rPr>
+                <w:rFonts w:ascii="Arial" w:hAnsi="Arial" w:cs="Arial"/>
+                <w:rtl/>
+              </w:rPr>
               <w:t>حصة المورّد الأكبر: إيران</w:t>
             </w:r>
           </w:p>
@@ -1559,40 +2729,72 @@
       <w:tr>
         <w:tc>
           <w:tcPr>
-            <w:tcW w:type="dxa" w:w="2160"/>
+            <w:tcW w:type="dxa" w:w="2340"/>
           </w:tcPr>
           <w:p>
+            <w:pPr>
+              <w:bidi/>
+              <w:jc w:val="right"/>
+            </w:pPr>
             <w:r>
+              <w:rPr>
+                <w:rFonts w:ascii="Arial" w:hAnsi="Arial" w:cs="Arial"/>
+                <w:rtl/>
+              </w:rPr>
               <w:t>الحصة السعودية</w:t>
             </w:r>
           </w:p>
         </w:tc>
         <w:tc>
           <w:tcPr>
-            <w:tcW w:type="dxa" w:w="2160"/>
+            <w:tcW w:type="dxa" w:w="2340"/>
           </w:tcPr>
           <w:p>
+            <w:pPr>
+              <w:bidi/>
+              <w:jc w:val="right"/>
+            </w:pPr>
             <w:r>
+              <w:rPr>
+                <w:rFonts w:ascii="Arial" w:hAnsi="Arial" w:cs="Arial"/>
+                <w:rtl/>
+              </w:rPr>
               <w:t>30.0 %</w:t>
             </w:r>
           </w:p>
         </w:tc>
         <w:tc>
           <w:tcPr>
-            <w:tcW w:type="dxa" w:w="2160"/>
+            <w:tcW w:type="dxa" w:w="2340"/>
           </w:tcPr>
           <w:p>
+            <w:pPr>
+              <w:bidi/>
+              <w:jc w:val="right"/>
+            </w:pPr>
             <w:r>
+              <w:rPr>
+                <w:rFonts w:ascii="Arial" w:hAnsi="Arial" w:cs="Arial"/>
+                <w:rtl/>
+              </w:rPr>
               <w:t>UN Comtrade | سُحب: 2026-07-16 | ثقة: عالية (90%)</w:t>
             </w:r>
           </w:p>
         </w:tc>
         <w:tc>
           <w:tcPr>
-            <w:tcW w:type="dxa" w:w="2160"/>
+            <w:tcW w:type="dxa" w:w="2340"/>
           </w:tcPr>
           <w:p>
+            <w:pPr>
+              <w:bidi/>
+              <w:jc w:val="right"/>
+            </w:pPr>
             <w:r>
+              <w:rPr>
+                <w:rFonts w:ascii="Arial" w:hAnsi="Arial" w:cs="Arial"/>
+                <w:rtl/>
+              </w:rPr>
               <w:t>غير مثلَّث — تقرير سعودي مباشر (مرآة) غير متاح: لا تقرير سعودي مباشر (reporter=SAU) لـ HS080410→CHN 2023 — مرآة غير متاحة</w:t>
             </w:r>
           </w:p>
@@ -1602,8 +2804,14 @@
     <w:p>
       <w:pPr>
         <w:pStyle w:val="Heading2"/>
+        <w:bidi/>
+        <w:jc w:val="right"/>
       </w:pPr>
       <w:r>
+        <w:rPr>
+          <w:rFonts w:ascii="Arial" w:hAnsi="Arial" w:cs="Arial"/>
+          <w:rtl/>
+        </w:rPr>
         <w:t>تحليل SWOT (قاعدي من حقائق مرصودة)</w:t>
       </w:r>
     </w:p>
@@ -1611,7 +2819,9 @@
       <w:tblPr>
         <w:tblStyle w:val="TableGrid"/>
         <w:tblW w:type="auto" w:w="0"/>
+        <w:tblLayout w:type="fixed"/>
         <w:tblLook w:firstColumn="1" w:firstRow="1" w:lastColumn="0" w:lastRow="0" w:noHBand="0" w:noVBand="1" w:val="04A0"/>
+        <w:bidiVisual/>
       </w:tblPr>
       <w:tblGrid>
         <w:gridCol w:w="4320"/>
@@ -1620,12 +2830,18 @@
       <w:tr>
         <w:tc>
           <w:tcPr>
-            <w:tcW w:type="dxa" w:w="4320"/>
+            <w:tcW w:type="dxa" w:w="4680"/>
           </w:tcPr>
           <w:p>
+            <w:pPr>
+              <w:bidi/>
+              <w:jc w:val="right"/>
+            </w:pPr>
             <w:r>
               <w:rPr>
+                <w:rFonts w:ascii="Arial" w:hAnsi="Arial" w:cs="Arial"/>
                 <w:b/>
+                <w:rtl/>
               </w:rPr>
               <w:t>القوة</w:t>
             </w:r>
@@ -1633,28 +2849,46 @@
           <w:p>
             <w:pPr>
               <w:pStyle w:val="ListBullet"/>
+              <w:bidi/>
+              <w:jc w:val="right"/>
             </w:pPr>
             <w:r>
+              <w:rPr>
+                <w:rFonts w:ascii="Arial" w:hAnsi="Arial" w:cs="Arial"/>
+                <w:rtl/>
+              </w:rPr>
               <w:t>حضور سعودي قائم بحصة 30.0% من واردات السوق — الدليل: UN Comtrade — الحصة السعودية</w:t>
             </w:r>
           </w:p>
           <w:p>
             <w:pPr>
               <w:pStyle w:val="ListBullet"/>
+              <w:bidi/>
+              <w:jc w:val="right"/>
             </w:pPr>
             <w:r>
+              <w:rPr>
+                <w:rFonts w:ascii="Arial" w:hAnsi="Arial" w:cs="Arial"/>
+                <w:rtl/>
+              </w:rPr>
               <w:t>سعر حدودي سعودي منافس (2.25$ مقابل متوسط 3.0$/kg) — الدليل: UN Comtrade — قيم الوحدة</w:t>
             </w:r>
           </w:p>
         </w:tc>
         <w:tc>
           <w:tcPr>
-            <w:tcW w:type="dxa" w:w="4320"/>
+            <w:tcW w:type="dxa" w:w="4680"/>
           </w:tcPr>
           <w:p>
+            <w:pPr>
+              <w:bidi/>
+              <w:jc w:val="right"/>
+            </w:pPr>
             <w:r>
               <w:rPr>
+                <w:rFonts w:ascii="Arial" w:hAnsi="Arial" w:cs="Arial"/>
                 <w:b/>
+                <w:rtl/>
               </w:rPr>
               <w:t>الضعف</w:t>
             </w:r>
@@ -1662,8 +2896,14 @@
           <w:p>
             <w:pPr>
               <w:pStyle w:val="ListBullet"/>
+              <w:bidi/>
+              <w:jc w:val="right"/>
             </w:pPr>
             <w:r>
+              <w:rPr>
+                <w:rFonts w:ascii="Arial" w:hAnsi="Arial" w:cs="Arial"/>
+                <w:rtl/>
+              </w:rPr>
               <w:t>الهامش غير محسوب — بطاقة المنتج غير مكتملة — الدليل: الهامش عند الحدود: يتطلب بطاقة منتج بوحدة kg (cost_per_unit) + قيمة وحدة حدودية مرصودة</w:t>
             </w:r>
           </w:p>
@@ -1672,12 +2912,18 @@
       <w:tr>
         <w:tc>
           <w:tcPr>
-            <w:tcW w:type="dxa" w:w="4320"/>
+            <w:tcW w:type="dxa" w:w="4680"/>
           </w:tcPr>
           <w:p>
+            <w:pPr>
+              <w:bidi/>
+              <w:jc w:val="right"/>
+            </w:pPr>
             <w:r>
               <w:rPr>
+                <w:rFonts w:ascii="Arial" w:hAnsi="Arial" w:cs="Arial"/>
                 <w:b/>
+                <w:rtl/>
               </w:rPr>
               <w:t>الفرص</w:t>
             </w:r>
@@ -1685,26 +2931,46 @@
           <w:p>
             <w:pPr>
               <w:pStyle w:val="ListBullet"/>
+              <w:bidi/>
+              <w:jc w:val="right"/>
             </w:pPr>
             <w:r>
+              <w:rPr>
+                <w:rFonts w:ascii="Arial" w:hAnsi="Arial" w:cs="Arial"/>
+                <w:rtl/>
+              </w:rPr>
               <w:t>واردات السوق تنمو 22.5% سنوياً مركّباً — الدليل: UN Comtrade — معدل النمو السنوي المركّب</w:t>
             </w:r>
           </w:p>
         </w:tc>
         <w:tc>
           <w:tcPr>
-            <w:tcW w:type="dxa" w:w="4320"/>
+            <w:tcW w:type="dxa" w:w="4680"/>
           </w:tcPr>
           <w:p>
+            <w:pPr>
+              <w:bidi/>
+              <w:jc w:val="right"/>
+            </w:pPr>
             <w:r>
               <w:rPr>
+                <w:rFonts w:ascii="Arial" w:hAnsi="Arial" w:cs="Arial"/>
                 <w:b/>
+                <w:rtl/>
               </w:rPr>
               <w:t>التهديدات</w:t>
             </w:r>
           </w:p>
           <w:p>
+            <w:pPr>
+              <w:bidi/>
+              <w:jc w:val="right"/>
+            </w:pPr>
             <w:r>
+              <w:rPr>
+                <w:rFonts w:ascii="Arial" w:hAnsi="Arial" w:cs="Arial"/>
+                <w:rtl/>
+              </w:rPr>
               <w:t>—</w:t>
             </w:r>
           </w:p>
@@ -1712,20 +2978,42 @@
       </w:tr>
     </w:tbl>
     <w:p>
+      <w:pPr>
+        <w:bidi/>
+        <w:jc w:val="right"/>
+      </w:pPr>
       <w:r>
+        <w:rPr>
+          <w:rFonts w:ascii="Arial" w:hAnsi="Arial" w:cs="Arial"/>
+          <w:rtl/>
+        </w:rPr>
         <w:t>خلايا مشتقة من الحقائق المتاحة — الخلية الفارغة تعني غياب البيانات، لا سلامة الجانب</w:t>
       </w:r>
     </w:p>
     <w:p>
       <w:pPr>
         <w:pStyle w:val="Heading2"/>
+        <w:bidi/>
+        <w:jc w:val="right"/>
       </w:pPr>
       <w:r>
+        <w:rPr>
+          <w:rFonts w:ascii="Arial" w:hAnsi="Arial" w:cs="Arial"/>
+          <w:rtl/>
+        </w:rPr>
         <w:t>التسعير بطبقتيه</w:t>
       </w:r>
     </w:p>
     <w:p>
+      <w:pPr>
+        <w:bidi/>
+        <w:jc w:val="right"/>
+      </w:pPr>
       <w:r>
+        <w:rPr>
+          <w:rFonts w:ascii="Arial" w:hAnsi="Arial" w:cs="Arial"/>
+          <w:rtl/>
+        </w:rPr>
         <w:t>الطبقة الحدودية (قيم وحدة كومتريد):</w:t>
       </w:r>
     </w:p>
@@ -1733,7 +3021,9 @@
       <w:tblPr>
         <w:tblStyle w:val="TableGrid"/>
         <w:tblW w:type="auto" w:w="0"/>
+        <w:tblLayout w:type="fixed"/>
         <w:tblLook w:firstColumn="1" w:firstRow="1" w:lastColumn="0" w:lastRow="0" w:noHBand="0" w:noVBand="1" w:val="04A0"/>
+        <w:bidiVisual/>
       </w:tblPr>
       <w:tblGrid>
         <w:gridCol w:w="2160"/>
@@ -1744,14 +3034,20 @@
       <w:tr>
         <w:tc>
           <w:tcPr>
-            <w:tcW w:type="dxa" w:w="2160"/>
+            <w:tcW w:type="dxa" w:w="2340"/>
             <w:shd w:val="clear" w:fill="1B3B6F"/>
           </w:tcPr>
           <w:p>
+            <w:pPr>
+              <w:bidi/>
+              <w:jc w:val="right"/>
+            </w:pPr>
             <w:r>
               <w:rPr>
+                <w:rFonts w:ascii="Arial" w:hAnsi="Arial" w:cs="Arial"/>
                 <w:b/>
                 <w:color w:val="FFFFFF"/>
+                <w:rtl/>
               </w:rPr>
               <w:t>المؤشر</w:t>
             </w:r>
@@ -1759,14 +3055,20 @@
         </w:tc>
         <w:tc>
           <w:tcPr>
-            <w:tcW w:type="dxa" w:w="2160"/>
+            <w:tcW w:type="dxa" w:w="2340"/>
             <w:shd w:val="clear" w:fill="1B3B6F"/>
           </w:tcPr>
           <w:p>
+            <w:pPr>
+              <w:bidi/>
+              <w:jc w:val="right"/>
+            </w:pPr>
             <w:r>
               <w:rPr>
+                <w:rFonts w:ascii="Arial" w:hAnsi="Arial" w:cs="Arial"/>
                 <w:b/>
                 <w:color w:val="FFFFFF"/>
+                <w:rtl/>
               </w:rPr>
               <w:t>القيمة</w:t>
             </w:r>
@@ -1774,14 +3076,20 @@
         </w:tc>
         <w:tc>
           <w:tcPr>
-            <w:tcW w:type="dxa" w:w="2160"/>
+            <w:tcW w:type="dxa" w:w="2340"/>
             <w:shd w:val="clear" w:fill="1B3B6F"/>
           </w:tcPr>
           <w:p>
+            <w:pPr>
+              <w:bidi/>
+              <w:jc w:val="right"/>
+            </w:pPr>
             <w:r>
               <w:rPr>
+                <w:rFonts w:ascii="Arial" w:hAnsi="Arial" w:cs="Arial"/>
                 <w:b/>
                 <w:color w:val="FFFFFF"/>
+                <w:rtl/>
               </w:rPr>
               <w:t>النوع</w:t>
             </w:r>
@@ -1789,14 +3097,20 @@
         </w:tc>
         <w:tc>
           <w:tcPr>
-            <w:tcW w:type="dxa" w:w="2160"/>
+            <w:tcW w:type="dxa" w:w="2340"/>
             <w:shd w:val="clear" w:fill="1B3B6F"/>
           </w:tcPr>
           <w:p>
+            <w:pPr>
+              <w:bidi/>
+              <w:jc w:val="right"/>
+            </w:pPr>
             <w:r>
               <w:rPr>
+                <w:rFonts w:ascii="Arial" w:hAnsi="Arial" w:cs="Arial"/>
                 <w:b/>
                 <w:color w:val="FFFFFF"/>
+                <w:rtl/>
               </w:rPr>
               <w:t>المصدر</w:t>
             </w:r>
@@ -1806,40 +3120,72 @@
       <w:tr>
         <w:tc>
           <w:tcPr>
-            <w:tcW w:type="dxa" w:w="2160"/>
+            <w:tcW w:type="dxa" w:w="2340"/>
           </w:tcPr>
           <w:p>
+            <w:pPr>
+              <w:bidi/>
+              <w:jc w:val="right"/>
+            </w:pPr>
             <w:r>
+              <w:rPr>
+                <w:rFonts w:ascii="Arial" w:hAnsi="Arial" w:cs="Arial"/>
+                <w:rtl/>
+              </w:rPr>
               <w:t>متوسط سعر الوحدة عند الحدود</w:t>
             </w:r>
           </w:p>
         </w:tc>
         <w:tc>
           <w:tcPr>
-            <w:tcW w:type="dxa" w:w="2160"/>
+            <w:tcW w:type="dxa" w:w="2340"/>
           </w:tcPr>
           <w:p>
+            <w:pPr>
+              <w:bidi/>
+              <w:jc w:val="right"/>
+            </w:pPr>
             <w:r>
+              <w:rPr>
+                <w:rFonts w:ascii="Arial" w:hAnsi="Arial" w:cs="Arial"/>
+                <w:rtl/>
+              </w:rPr>
               <w:t>3.0 USD/kg</w:t>
             </w:r>
           </w:p>
         </w:tc>
         <w:tc>
           <w:tcPr>
-            <w:tcW w:type="dxa" w:w="2160"/>
+            <w:tcW w:type="dxa" w:w="2340"/>
           </w:tcPr>
           <w:p>
+            <w:pPr>
+              <w:bidi/>
+              <w:jc w:val="right"/>
+            </w:pPr>
             <w:r>
+              <w:rPr>
+                <w:rFonts w:ascii="Arial" w:hAnsi="Arial" w:cs="Arial"/>
+                <w:rtl/>
+              </w:rPr>
               <w:t>مُقدَّر — نموذج بافتراضات معلنة</w:t>
             </w:r>
           </w:p>
         </w:tc>
         <w:tc>
           <w:tcPr>
-            <w:tcW w:type="dxa" w:w="2160"/>
+            <w:tcW w:type="dxa" w:w="2340"/>
           </w:tcPr>
           <w:p>
+            <w:pPr>
+              <w:bidi/>
+              <w:jc w:val="right"/>
+            </w:pPr>
             <w:r>
+              <w:rPr>
+                <w:rFonts w:ascii="Arial" w:hAnsi="Arial" w:cs="Arial"/>
+                <w:rtl/>
+              </w:rPr>
               <w:t>UN Comtrade (مخزن الحقائق) | سُحب: 2026-07-16 | ثقة: عالية (90%)</w:t>
             </w:r>
           </w:p>
@@ -1848,44 +3194,76 @@
       <w:tr>
         <w:tc>
           <w:tcPr>
-            <w:tcW w:type="dxa" w:w="2160"/>
+            <w:tcW w:type="dxa" w:w="2340"/>
             <w:shd w:val="clear" w:fill="F2F2F2"/>
           </w:tcPr>
           <w:p>
+            <w:pPr>
+              <w:bidi/>
+              <w:jc w:val="right"/>
+            </w:pPr>
             <w:r>
+              <w:rPr>
+                <w:rFonts w:ascii="Arial" w:hAnsi="Arial" w:cs="Arial"/>
+                <w:rtl/>
+              </w:rPr>
               <w:t>سعر الوحدة السعودي عند الحدود</w:t>
             </w:r>
           </w:p>
         </w:tc>
         <w:tc>
           <w:tcPr>
-            <w:tcW w:type="dxa" w:w="2160"/>
+            <w:tcW w:type="dxa" w:w="2340"/>
             <w:shd w:val="clear" w:fill="F2F2F2"/>
           </w:tcPr>
           <w:p>
+            <w:pPr>
+              <w:bidi/>
+              <w:jc w:val="right"/>
+            </w:pPr>
             <w:r>
+              <w:rPr>
+                <w:rFonts w:ascii="Arial" w:hAnsi="Arial" w:cs="Arial"/>
+                <w:rtl/>
+              </w:rPr>
               <w:t>2.25 USD/kg</w:t>
             </w:r>
           </w:p>
         </w:tc>
         <w:tc>
           <w:tcPr>
-            <w:tcW w:type="dxa" w:w="2160"/>
+            <w:tcW w:type="dxa" w:w="2340"/>
             <w:shd w:val="clear" w:fill="F2F2F2"/>
           </w:tcPr>
           <w:p>
+            <w:pPr>
+              <w:bidi/>
+              <w:jc w:val="right"/>
+            </w:pPr>
             <w:r>
+              <w:rPr>
+                <w:rFonts w:ascii="Arial" w:hAnsi="Arial" w:cs="Arial"/>
+                <w:rtl/>
+              </w:rPr>
               <w:t>مُقدَّر — نموذج بافتراضات معلنة</w:t>
             </w:r>
           </w:p>
         </w:tc>
         <w:tc>
           <w:tcPr>
-            <w:tcW w:type="dxa" w:w="2160"/>
+            <w:tcW w:type="dxa" w:w="2340"/>
             <w:shd w:val="clear" w:fill="F2F2F2"/>
           </w:tcPr>
           <w:p>
+            <w:pPr>
+              <w:bidi/>
+              <w:jc w:val="right"/>
+            </w:pPr>
             <w:r>
+              <w:rPr>
+                <w:rFonts w:ascii="Arial" w:hAnsi="Arial" w:cs="Arial"/>
+                <w:rtl/>
+              </w:rPr>
               <w:t>UN Comtrade (مخزن الحقائق) | سُحب: 2026-07-16 | ثقة: عالية (85%)</w:t>
             </w:r>
           </w:p>
@@ -1894,40 +3272,72 @@
       <w:tr>
         <w:tc>
           <w:tcPr>
-            <w:tcW w:type="dxa" w:w="2160"/>
+            <w:tcW w:type="dxa" w:w="2340"/>
           </w:tcPr>
           <w:p>
+            <w:pPr>
+              <w:bidi/>
+              <w:jc w:val="right"/>
+            </w:pPr>
             <w:r>
+              <w:rPr>
+                <w:rFonts w:ascii="Arial" w:hAnsi="Arial" w:cs="Arial"/>
+                <w:rtl/>
+              </w:rPr>
               <w:t>الهامش عند الحدود</w:t>
             </w:r>
           </w:p>
         </w:tc>
         <w:tc>
           <w:tcPr>
-            <w:tcW w:type="dxa" w:w="2160"/>
+            <w:tcW w:type="dxa" w:w="2340"/>
           </w:tcPr>
           <w:p>
+            <w:pPr>
+              <w:bidi/>
+              <w:jc w:val="right"/>
+            </w:pPr>
             <w:r>
+              <w:rPr>
+                <w:rFonts w:ascii="Arial" w:hAnsi="Arial" w:cs="Arial"/>
+                <w:rtl/>
+              </w:rPr>
               <w:t>—</w:t>
             </w:r>
           </w:p>
         </w:tc>
         <w:tc>
           <w:tcPr>
-            <w:tcW w:type="dxa" w:w="2160"/>
+            <w:tcW w:type="dxa" w:w="2340"/>
           </w:tcPr>
           <w:p>
+            <w:pPr>
+              <w:bidi/>
+              <w:jc w:val="right"/>
+            </w:pPr>
             <w:r>
+              <w:rPr>
+                <w:rFonts w:ascii="Arial" w:hAnsi="Arial" w:cs="Arial"/>
+                <w:rtl/>
+              </w:rPr>
               <w:t>—</w:t>
             </w:r>
           </w:p>
         </w:tc>
         <w:tc>
           <w:tcPr>
-            <w:tcW w:type="dxa" w:w="2160"/>
+            <w:tcW w:type="dxa" w:w="2340"/>
           </w:tcPr>
           <w:p>
+            <w:pPr>
+              <w:bidi/>
+              <w:jc w:val="right"/>
+            </w:pPr>
             <w:r>
+              <w:rPr>
+                <w:rFonts w:ascii="Arial" w:hAnsi="Arial" w:cs="Arial"/>
+                <w:rtl/>
+              </w:rPr>
               <w:t>—</w:t>
             </w:r>
           </w:p>
@@ -1937,81 +3347,163 @@
     <w:p>
       <w:pPr>
         <w:pStyle w:val="IntenseQuote"/>
+        <w:bidi/>
+        <w:jc w:val="right"/>
       </w:pPr>
       <w:r>
+        <w:rPr>
+          <w:rFonts w:ascii="Arial" w:hAnsi="Arial" w:cs="Arial"/>
+          <w:rtl/>
+        </w:rPr>
         <w:t>معادلة «متوسط سعر الوحدة عند الحدود»: قيمة الوحدة = قيمة الواردات ÷ الوزن الصافي (كلاهما مرصود من كومتريد)</w:t>
       </w:r>
     </w:p>
     <w:p>
       <w:pPr>
         <w:pStyle w:val="IntenseQuote"/>
+        <w:bidi/>
+        <w:jc w:val="right"/>
       </w:pPr>
       <w:r>
+        <w:rPr>
+          <w:rFonts w:ascii="Arial" w:hAnsi="Arial" w:cs="Arial"/>
+          <w:rtl/>
+        </w:rPr>
         <w:t>معادلة «سعر الوحدة السعودي عند الحدود»: قيمة وحدة الصادر السعودي = قيمة ÷ وزن صافٍ (تقرير الجهة المستوردة أو التقرير السعودي المباشر — مرآة)</w:t>
       </w:r>
     </w:p>
     <w:p>
+      <w:pPr>
+        <w:bidi/>
+        <w:jc w:val="right"/>
+      </w:pPr>
       <w:r>
+        <w:rPr>
+          <w:rFonts w:ascii="Arial" w:hAnsi="Arial" w:cs="Arial"/>
+          <w:rtl/>
+        </w:rPr>
         <w:t>طبقة التجزئة:</w:t>
       </w:r>
     </w:p>
     <w:p>
       <w:pPr>
         <w:pStyle w:val="ListBullet"/>
+        <w:bidi/>
+        <w:jc w:val="right"/>
       </w:pPr>
       <w:r>
+        <w:rPr>
+          <w:rFonts w:ascii="Arial" w:hAnsi="Arial" w:cs="Arial"/>
+          <w:rtl/>
+        </w:rPr>
         <w:t>أسعار التجزئة: وكيل أسعار التجزئة المدفوع: وكيل مدفوع لا يعمل خارج خدمة التعميق المدفوعة — تخطٍّ بنيوي بلا أي نداء؛ ولا نتائج Google Shopping مرصودة (يتطلب تهيئة مفتاح خدمة البحث (Serper))</w:t>
       </w:r>
     </w:p>
     <w:p>
+      <w:pPr>
+        <w:bidi/>
+        <w:jc w:val="right"/>
+      </w:pPr>
       <w:r>
+        <w:rPr>
+          <w:rFonts w:ascii="Arial" w:hAnsi="Arial" w:cs="Arial"/>
+          <w:rtl/>
+        </w:rPr>
         <w:t>مراجع الأسعار: غير مرصودة</w:t>
       </w:r>
     </w:p>
     <w:p>
       <w:pPr>
         <w:pStyle w:val="Heading2"/>
+        <w:bidi/>
+        <w:jc w:val="right"/>
       </w:pPr>
       <w:r>
+        <w:rPr>
+          <w:rFonts w:ascii="Arial" w:hAnsi="Arial" w:cs="Arial"/>
+          <w:rtl/>
+        </w:rPr>
         <w:t>موقعك التنافسي</w:t>
       </w:r>
     </w:p>
     <w:p>
+      <w:pPr>
+        <w:bidi/>
+        <w:jc w:val="right"/>
+      </w:pPr>
       <w:r>
+        <w:rPr>
+          <w:rFonts w:ascii="Arial" w:hAnsi="Arial" w:cs="Arial"/>
+          <w:rtl/>
+        </w:rPr>
         <w:t>أضف بطاقة منتجك (product_card) للحصول على موقعك التنافسي</w:t>
       </w:r>
     </w:p>
     <w:p>
       <w:pPr>
         <w:pStyle w:val="Heading1"/>
+        <w:bidi/>
+        <w:jc w:val="right"/>
       </w:pPr>
       <w:r>
+        <w:rPr>
+          <w:rFonts w:ascii="Arial" w:hAnsi="Arial" w:cs="Arial"/>
+          <w:rtl/>
+        </w:rPr>
         <w:t>١١. استخبارات العميل والطلب</w:t>
       </w:r>
     </w:p>
     <w:p>
+      <w:pPr>
+        <w:bidi/>
+        <w:jc w:val="right"/>
+      </w:pPr>
       <w:r>
+        <w:rPr>
+          <w:rFonts w:ascii="Arial" w:hAnsi="Arial" w:cs="Arial"/>
+          <w:rtl/>
+        </w:rPr>
         <w:t>—</w:t>
       </w:r>
     </w:p>
     <w:p>
+      <w:pPr>
+        <w:bidi/>
+        <w:jc w:val="right"/>
+      </w:pPr>
       <w:r>
+        <w:rPr>
+          <w:rFonts w:ascii="Arial" w:hAnsi="Arial" w:cs="Arial"/>
+          <w:rtl/>
+        </w:rPr>
         <w:t>صوت العميل المباشر (ما الذي يقدّره المشترون وكيف يقيّمون المورّدين) يتطلب بحثاً أولياً — مقابلات أو استبيانات — لم يُجرَ بعد؛ هذا القسم يعرض إشارات ثانوية فقط.</w:t>
       </w:r>
     </w:p>
     <w:p>
       <w:pPr>
         <w:pStyle w:val="Heading1"/>
+        <w:bidi/>
+        <w:jc w:val="right"/>
       </w:pPr>
       <w:r>
+        <w:rPr>
+          <w:rFonts w:ascii="Arial" w:hAnsi="Arial" w:cs="Arial"/>
+          <w:rtl/>
+        </w:rPr>
         <w:t>١٢. المشهد التنظيمي والمخاطر</w:t>
       </w:r>
     </w:p>
     <w:p>
       <w:pPr>
         <w:pStyle w:val="Heading2"/>
+        <w:bidi/>
+        <w:jc w:val="right"/>
       </w:pPr>
       <w:r>
+        <w:rPr>
+          <w:rFonts w:ascii="Arial" w:hAnsi="Arial" w:cs="Arial"/>
+          <w:rtl/>
+        </w:rPr>
         <w:t>الاشتراطات التنظيمية</w:t>
       </w:r>
     </w:p>
@@ -2019,7 +3511,9 @@
       <w:tblPr>
         <w:tblStyle w:val="TableGrid"/>
         <w:tblW w:type="auto" w:w="0"/>
+        <w:tblLayout w:type="fixed"/>
         <w:tblLook w:firstColumn="1" w:firstRow="1" w:lastColumn="0" w:lastRow="0" w:noHBand="0" w:noVBand="1" w:val="04A0"/>
+        <w:bidiVisual/>
       </w:tblPr>
       <w:tblGrid>
         <w:gridCol w:w="2160"/>
@@ -2030,14 +3524,20 @@
       <w:tr>
         <w:tc>
           <w:tcPr>
-            <w:tcW w:type="dxa" w:w="2160"/>
+            <w:tcW w:type="dxa" w:w="2340"/>
             <w:shd w:val="clear" w:fill="1B3B6F"/>
           </w:tcPr>
           <w:p>
+            <w:pPr>
+              <w:bidi/>
+              <w:jc w:val="right"/>
+            </w:pPr>
             <w:r>
               <w:rPr>
+                <w:rFonts w:ascii="Arial" w:hAnsi="Arial" w:cs="Arial"/>
                 <w:b/>
                 <w:color w:val="FFFFFF"/>
+                <w:rtl/>
               </w:rPr>
               <w:t>البند</w:t>
             </w:r>
@@ -2045,14 +3545,20 @@
         </w:tc>
         <w:tc>
           <w:tcPr>
-            <w:tcW w:type="dxa" w:w="2160"/>
+            <w:tcW w:type="dxa" w:w="2340"/>
             <w:shd w:val="clear" w:fill="1B3B6F"/>
           </w:tcPr>
           <w:p>
+            <w:pPr>
+              <w:bidi/>
+              <w:jc w:val="right"/>
+            </w:pPr>
             <w:r>
               <w:rPr>
+                <w:rFonts w:ascii="Arial" w:hAnsi="Arial" w:cs="Arial"/>
                 <w:b/>
                 <w:color w:val="FFFFFF"/>
+                <w:rtl/>
               </w:rPr>
               <w:t>الجهة</w:t>
             </w:r>
@@ -2060,14 +3566,20 @@
         </w:tc>
         <w:tc>
           <w:tcPr>
-            <w:tcW w:type="dxa" w:w="2160"/>
+            <w:tcW w:type="dxa" w:w="2340"/>
             <w:shd w:val="clear" w:fill="1B3B6F"/>
           </w:tcPr>
           <w:p>
+            <w:pPr>
+              <w:bidi/>
+              <w:jc w:val="right"/>
+            </w:pPr>
             <w:r>
               <w:rPr>
+                <w:rFonts w:ascii="Arial" w:hAnsi="Arial" w:cs="Arial"/>
                 <w:b/>
                 <w:color w:val="FFFFFF"/>
+                <w:rtl/>
               </w:rPr>
               <w:t>الاتجاه</w:t>
             </w:r>
@@ -2075,14 +3587,20 @@
         </w:tc>
         <w:tc>
           <w:tcPr>
-            <w:tcW w:type="dxa" w:w="2160"/>
+            <w:tcW w:type="dxa" w:w="2340"/>
             <w:shd w:val="clear" w:fill="1B3B6F"/>
           </w:tcPr>
           <w:p>
+            <w:pPr>
+              <w:bidi/>
+              <w:jc w:val="right"/>
+            </w:pPr>
             <w:r>
               <w:rPr>
+                <w:rFonts w:ascii="Arial" w:hAnsi="Arial" w:cs="Arial"/>
                 <w:b/>
                 <w:color w:val="FFFFFF"/>
+                <w:rtl/>
               </w:rPr>
               <w:t>الرابط</w:t>
             </w:r>
@@ -2092,40 +3610,72 @@
       <w:tr>
         <w:tc>
           <w:tcPr>
-            <w:tcW w:type="dxa" w:w="2160"/>
+            <w:tcW w:type="dxa" w:w="2340"/>
           </w:tcPr>
           <w:p>
+            <w:pPr>
+              <w:bidi/>
+              <w:jc w:val="right"/>
+            </w:pPr>
             <w:r>
+              <w:rPr>
+                <w:rFonts w:ascii="Arial" w:hAnsi="Arial" w:cs="Arial"/>
+                <w:rtl/>
+              </w:rPr>
               <w:t>شهادة المنشأ السعودية للصادرات (وزارة التجارة / الغرف التجارية)</w:t>
             </w:r>
           </w:p>
         </w:tc>
         <w:tc>
           <w:tcPr>
-            <w:tcW w:type="dxa" w:w="2160"/>
+            <w:tcW w:type="dxa" w:w="2340"/>
           </w:tcPr>
           <w:p>
+            <w:pPr>
+              <w:bidi/>
+              <w:jc w:val="right"/>
+            </w:pPr>
             <w:r>
+              <w:rPr>
+                <w:rFonts w:ascii="Arial" w:hAnsi="Arial" w:cs="Arial"/>
+                <w:rtl/>
+              </w:rPr>
               <w:t>وزارة التجارة</w:t>
             </w:r>
           </w:p>
         </w:tc>
         <w:tc>
           <w:tcPr>
-            <w:tcW w:type="dxa" w:w="2160"/>
+            <w:tcW w:type="dxa" w:w="2340"/>
           </w:tcPr>
           <w:p>
+            <w:pPr>
+              <w:bidi/>
+              <w:jc w:val="right"/>
+            </w:pPr>
             <w:r>
+              <w:rPr>
+                <w:rFonts w:ascii="Arial" w:hAnsi="Arial" w:cs="Arial"/>
+                <w:rtl/>
+              </w:rPr>
               <w:t>exit</w:t>
             </w:r>
           </w:p>
         </w:tc>
         <w:tc>
           <w:tcPr>
-            <w:tcW w:type="dxa" w:w="2160"/>
+            <w:tcW w:type="dxa" w:w="2340"/>
           </w:tcPr>
           <w:p>
+            <w:pPr>
+              <w:bidi/>
+              <w:jc w:val="right"/>
+            </w:pPr>
             <w:r>
+              <w:rPr>
+                <w:rFonts w:ascii="Arial" w:hAnsi="Arial" w:cs="Arial"/>
+                <w:rtl/>
+              </w:rPr>
               <w:t>https://mc.gov.sa</w:t>
             </w:r>
           </w:p>
@@ -2134,44 +3684,76 @@
       <w:tr>
         <w:tc>
           <w:tcPr>
-            <w:tcW w:type="dxa" w:w="2160"/>
+            <w:tcW w:type="dxa" w:w="2340"/>
             <w:shd w:val="clear" w:fill="F2F2F2"/>
           </w:tcPr>
           <w:p>
+            <w:pPr>
+              <w:bidi/>
+              <w:jc w:val="right"/>
+            </w:pPr>
             <w:r>
+              <w:rPr>
+                <w:rFonts w:ascii="Arial" w:hAnsi="Arial" w:cs="Arial"/>
+                <w:rtl/>
+              </w:rPr>
               <w:t>متطلبات SFDA لتصدير الفئات الخاضعة (منشآت مرخّصة وشهادات صحية عند طلب سوق الوجهة)</w:t>
             </w:r>
           </w:p>
         </w:tc>
         <w:tc>
           <w:tcPr>
-            <w:tcW w:type="dxa" w:w="2160"/>
+            <w:tcW w:type="dxa" w:w="2340"/>
             <w:shd w:val="clear" w:fill="F2F2F2"/>
           </w:tcPr>
           <w:p>
+            <w:pPr>
+              <w:bidi/>
+              <w:jc w:val="right"/>
+            </w:pPr>
             <w:r>
+              <w:rPr>
+                <w:rFonts w:ascii="Arial" w:hAnsi="Arial" w:cs="Arial"/>
+                <w:rtl/>
+              </w:rPr>
               <w:t>الهيئة العامة للغذاء والدواء SFDA</w:t>
             </w:r>
           </w:p>
         </w:tc>
         <w:tc>
           <w:tcPr>
-            <w:tcW w:type="dxa" w:w="2160"/>
+            <w:tcW w:type="dxa" w:w="2340"/>
             <w:shd w:val="clear" w:fill="F2F2F2"/>
           </w:tcPr>
           <w:p>
+            <w:pPr>
+              <w:bidi/>
+              <w:jc w:val="right"/>
+            </w:pPr>
             <w:r>
+              <w:rPr>
+                <w:rFonts w:ascii="Arial" w:hAnsi="Arial" w:cs="Arial"/>
+                <w:rtl/>
+              </w:rPr>
               <w:t>exit</w:t>
             </w:r>
           </w:p>
         </w:tc>
         <w:tc>
           <w:tcPr>
-            <w:tcW w:type="dxa" w:w="2160"/>
+            <w:tcW w:type="dxa" w:w="2340"/>
             <w:shd w:val="clear" w:fill="F2F2F2"/>
           </w:tcPr>
           <w:p>
+            <w:pPr>
+              <w:bidi/>
+              <w:jc w:val="right"/>
+            </w:pPr>
             <w:r>
+              <w:rPr>
+                <w:rFonts w:ascii="Arial" w:hAnsi="Arial" w:cs="Arial"/>
+                <w:rtl/>
+              </w:rPr>
               <w:t>https://www.sfda.gov.sa</w:t>
             </w:r>
           </w:p>
@@ -2180,40 +3762,72 @@
       <w:tr>
         <w:tc>
           <w:tcPr>
-            <w:tcW w:type="dxa" w:w="2160"/>
+            <w:tcW w:type="dxa" w:w="2340"/>
           </w:tcPr>
           <w:p>
+            <w:pPr>
+              <w:bidi/>
+              <w:jc w:val="right"/>
+            </w:pPr>
             <w:r>
+              <w:rPr>
+                <w:rFonts w:ascii="Arial" w:hAnsi="Arial" w:cs="Arial"/>
+                <w:rtl/>
+              </w:rPr>
               <w:t>التسجيل في بوابة هيئة تنمية الصادرات السعودية (خدمات وبرامج دعم المصدرين)</w:t>
             </w:r>
           </w:p>
         </w:tc>
         <w:tc>
           <w:tcPr>
-            <w:tcW w:type="dxa" w:w="2160"/>
+            <w:tcW w:type="dxa" w:w="2340"/>
           </w:tcPr>
           <w:p>
+            <w:pPr>
+              <w:bidi/>
+              <w:jc w:val="right"/>
+            </w:pPr>
             <w:r>
+              <w:rPr>
+                <w:rFonts w:ascii="Arial" w:hAnsi="Arial" w:cs="Arial"/>
+                <w:rtl/>
+              </w:rPr>
               <w:t>هيئة تنمية الصادرات السعودية</w:t>
             </w:r>
           </w:p>
         </w:tc>
         <w:tc>
           <w:tcPr>
-            <w:tcW w:type="dxa" w:w="2160"/>
+            <w:tcW w:type="dxa" w:w="2340"/>
           </w:tcPr>
           <w:p>
+            <w:pPr>
+              <w:bidi/>
+              <w:jc w:val="right"/>
+            </w:pPr>
             <w:r>
+              <w:rPr>
+                <w:rFonts w:ascii="Arial" w:hAnsi="Arial" w:cs="Arial"/>
+                <w:rtl/>
+              </w:rPr>
               <w:t>exit</w:t>
             </w:r>
           </w:p>
         </w:tc>
         <w:tc>
           <w:tcPr>
-            <w:tcW w:type="dxa" w:w="2160"/>
+            <w:tcW w:type="dxa" w:w="2340"/>
           </w:tcPr>
           <w:p>
+            <w:pPr>
+              <w:bidi/>
+              <w:jc w:val="right"/>
+            </w:pPr>
             <w:r>
+              <w:rPr>
+                <w:rFonts w:ascii="Arial" w:hAnsi="Arial" w:cs="Arial"/>
+                <w:rtl/>
+              </w:rPr>
               <w:t>https://saudiexports.sa</w:t>
             </w:r>
           </w:p>
@@ -2223,24 +3837,42 @@
     <w:p>
       <w:pPr>
         <w:pStyle w:val="IntenseQuote"/>
+        <w:bidi/>
+        <w:jc w:val="right"/>
       </w:pPr>
       <w:r>
+        <w:rPr>
+          <w:rFonts w:ascii="Arial" w:hAnsi="Arial" w:cs="Arial"/>
+          <w:rtl/>
+        </w:rPr>
         <w:t>المصدر: Silk L1 requirements reference (official portals / EUR-Lex) | سُحب: 2026-07-16 | ثقة: عالية (80%)</w:t>
       </w:r>
     </w:p>
     <w:p>
       <w:pPr>
         <w:pStyle w:val="ListBullet"/>
+        <w:bidi/>
+        <w:jc w:val="right"/>
       </w:pPr>
       <w:r>
+        <w:rPr>
+          <w:rFonts w:ascii="Arial" w:hAnsi="Arial" w:cs="Arial"/>
+          <w:rtl/>
+        </w:rPr>
         <w:t>غير متوفر: التعريفة الجمركية المطبّقة: WITS غير متاح الآن (تعذّر الاتصال بالمصدر — خطأ تقني مؤقت</w:t>
       </w:r>
     </w:p>
     <w:p>
       <w:pPr>
         <w:pStyle w:val="Heading2"/>
+        <w:bidi/>
+        <w:jc w:val="right"/>
       </w:pPr>
       <w:r>
+        <w:rPr>
+          <w:rFonts w:ascii="Arial" w:hAnsi="Arial" w:cs="Arial"/>
+          <w:rtl/>
+        </w:rPr>
         <w:t>سجل المخاطر</w:t>
       </w:r>
     </w:p>
@@ -2248,7 +3880,9 @@
       <w:tblPr>
         <w:tblStyle w:val="TableGrid"/>
         <w:tblW w:type="auto" w:w="0"/>
+        <w:tblLayout w:type="fixed"/>
         <w:tblLook w:firstColumn="1" w:firstRow="1" w:lastColumn="0" w:lastRow="0" w:noHBand="0" w:noVBand="1" w:val="04A0"/>
+        <w:bidiVisual/>
       </w:tblPr>
       <w:tblGrid>
         <w:gridCol w:w="2880"/>
@@ -2258,14 +3892,20 @@
       <w:tr>
         <w:tc>
           <w:tcPr>
-            <w:tcW w:type="dxa" w:w="2880"/>
+            <w:tcW w:type="dxa" w:w="3120"/>
             <w:shd w:val="clear" w:fill="1B3B6F"/>
           </w:tcPr>
           <w:p>
+            <w:pPr>
+              <w:bidi/>
+              <w:jc w:val="right"/>
+            </w:pPr>
             <w:r>
               <w:rPr>
+                <w:rFonts w:ascii="Arial" w:hAnsi="Arial" w:cs="Arial"/>
                 <w:b/>
                 <w:color w:val="FFFFFF"/>
+                <w:rtl/>
               </w:rPr>
               <w:t>الخطر</w:t>
             </w:r>
@@ -2273,14 +3913,20 @@
         </w:tc>
         <w:tc>
           <w:tcPr>
-            <w:tcW w:type="dxa" w:w="2880"/>
+            <w:tcW w:type="dxa" w:w="3120"/>
             <w:shd w:val="clear" w:fill="1B3B6F"/>
           </w:tcPr>
           <w:p>
+            <w:pPr>
+              <w:bidi/>
+              <w:jc w:val="right"/>
+            </w:pPr>
             <w:r>
               <w:rPr>
+                <w:rFonts w:ascii="Arial" w:hAnsi="Arial" w:cs="Arial"/>
                 <w:b/>
                 <w:color w:val="FFFFFF"/>
+                <w:rtl/>
               </w:rPr>
               <w:t>الشدة</w:t>
             </w:r>
@@ -2288,14 +3934,20 @@
         </w:tc>
         <w:tc>
           <w:tcPr>
-            <w:tcW w:type="dxa" w:w="2880"/>
+            <w:tcW w:type="dxa" w:w="3120"/>
             <w:shd w:val="clear" w:fill="1B3B6F"/>
           </w:tcPr>
           <w:p>
+            <w:pPr>
+              <w:bidi/>
+              <w:jc w:val="right"/>
+            </w:pPr>
             <w:r>
               <w:rPr>
+                <w:rFonts w:ascii="Arial" w:hAnsi="Arial" w:cs="Arial"/>
                 <w:b/>
                 <w:color w:val="FFFFFF"/>
+                <w:rtl/>
               </w:rPr>
               <w:t>الدليل</w:t>
             </w:r>
@@ -2305,30 +3957,54 @@
       <w:tr>
         <w:tc>
           <w:tcPr>
-            <w:tcW w:type="dxa" w:w="2880"/>
+            <w:tcW w:type="dxa" w:w="3120"/>
           </w:tcPr>
           <w:p>
+            <w:pPr>
+              <w:bidi/>
+              <w:jc w:val="right"/>
+            </w:pPr>
             <w:r>
+              <w:rPr>
+                <w:rFonts w:ascii="Arial" w:hAnsi="Arial" w:cs="Arial"/>
+                <w:rtl/>
+              </w:rPr>
               <w:t>تركّز مصادر التوريد</w:t>
             </w:r>
           </w:p>
         </w:tc>
         <w:tc>
           <w:tcPr>
-            <w:tcW w:type="dxa" w:w="2880"/>
+            <w:tcW w:type="dxa" w:w="3120"/>
           </w:tcPr>
           <w:p>
+            <w:pPr>
+              <w:bidi/>
+              <w:jc w:val="right"/>
+            </w:pPr>
             <w:r>
+              <w:rPr>
+                <w:rFonts w:ascii="Arial" w:hAnsi="Arial" w:cs="Arial"/>
+                <w:rtl/>
+              </w:rPr>
               <w:t>متوسطة</w:t>
             </w:r>
           </w:p>
         </w:tc>
         <w:tc>
           <w:tcPr>
-            <w:tcW w:type="dxa" w:w="2880"/>
+            <w:tcW w:type="dxa" w:w="3120"/>
           </w:tcPr>
           <w:p>
+            <w:pPr>
+              <w:bidi/>
+              <w:jc w:val="right"/>
+            </w:pPr>
             <w:r>
+              <w:rPr>
+                <w:rFonts w:ascii="Arial" w:hAnsi="Arial" w:cs="Arial"/>
+                <w:rtl/>
+              </w:rPr>
               <w:t>HHI=0.38 &gt; 0.25 (كومتريد)</w:t>
             </w:r>
           </w:p>
@@ -2337,33 +4013,57 @@
       <w:tr>
         <w:tc>
           <w:tcPr>
-            <w:tcW w:type="dxa" w:w="2880"/>
+            <w:tcW w:type="dxa" w:w="3120"/>
             <w:shd w:val="clear" w:fill="F2F2F2"/>
           </w:tcPr>
           <w:p>
+            <w:pPr>
+              <w:bidi/>
+              <w:jc w:val="right"/>
+            </w:pPr>
             <w:r>
+              <w:rPr>
+                <w:rFonts w:ascii="Arial" w:hAnsi="Arial" w:cs="Arial"/>
+                <w:rtl/>
+              </w:rPr>
               <w:t>تغطية بيانات منخفضة</w:t>
             </w:r>
           </w:p>
         </w:tc>
         <w:tc>
           <w:tcPr>
-            <w:tcW w:type="dxa" w:w="2880"/>
+            <w:tcW w:type="dxa" w:w="3120"/>
             <w:shd w:val="clear" w:fill="F2F2F2"/>
           </w:tcPr>
           <w:p>
+            <w:pPr>
+              <w:bidi/>
+              <w:jc w:val="right"/>
+            </w:pPr>
             <w:r>
+              <w:rPr>
+                <w:rFonts w:ascii="Arial" w:hAnsi="Arial" w:cs="Arial"/>
+                <w:rtl/>
+              </w:rPr>
               <w:t>متوسطة</w:t>
             </w:r>
           </w:p>
         </w:tc>
         <w:tc>
           <w:tcPr>
-            <w:tcW w:type="dxa" w:w="2880"/>
+            <w:tcW w:type="dxa" w:w="3120"/>
             <w:shd w:val="clear" w:fill="F2F2F2"/>
           </w:tcPr>
           <w:p>
+            <w:pPr>
+              <w:bidi/>
+              <w:jc w:val="right"/>
+            </w:pPr>
             <w:r>
+              <w:rPr>
+                <w:rFonts w:ascii="Arial" w:hAnsi="Arial" w:cs="Arial"/>
+                <w:rtl/>
+              </w:rPr>
               <w:t>تغطية الوكلاء 39% &lt; 60% — القرار مشروط باكتمالها</w:t>
             </w:r>
           </w:p>
@@ -2373,144 +4073,286 @@
     <w:p>
       <w:pPr>
         <w:pStyle w:val="Heading1"/>
+        <w:bidi/>
+        <w:jc w:val="right"/>
       </w:pPr>
       <w:r>
+        <w:rPr>
+          <w:rFonts w:ascii="Arial" w:hAnsi="Arial" w:cs="Arial"/>
+          <w:rtl/>
+        </w:rPr>
         <w:t>١٣. الاتجاهات والتوقع المستقبلي</w:t>
       </w:r>
     </w:p>
     <w:p>
+      <w:pPr>
+        <w:bidi/>
+        <w:jc w:val="right"/>
+      </w:pPr>
       <w:r>
+        <w:rPr>
+          <w:rFonts w:ascii="Arial" w:hAnsi="Arial" w:cs="Arial"/>
+          <w:rtl/>
+        </w:rPr>
         <w:t>بيانات الاتجاه غير كافية لهذه السنوات.</w:t>
       </w:r>
     </w:p>
     <w:p>
       <w:pPr>
         <w:pStyle w:val="Heading1"/>
+        <w:bidi/>
+        <w:jc w:val="right"/>
       </w:pPr>
       <w:r>
+        <w:rPr>
+          <w:rFonts w:ascii="Arial" w:hAnsi="Arial" w:cs="Arial"/>
+          <w:rtl/>
+        </w:rPr>
         <w:t>حدود هذا التقرير</w:t>
       </w:r>
     </w:p>
     <w:p>
       <w:pPr>
         <w:pStyle w:val="ListBullet"/>
+        <w:bidi/>
+        <w:jc w:val="right"/>
       </w:pPr>
       <w:r>
+        <w:rPr>
+          <w:rFonts w:ascii="Arial" w:hAnsi="Arial" w:cs="Arial"/>
+          <w:rtl/>
+        </w:rPr>
         <w:t>الصين: دخل الفرد غير متوفر</w:t>
       </w:r>
     </w:p>
     <w:p>
       <w:pPr>
         <w:pStyle w:val="ListBullet"/>
+        <w:bidi/>
+        <w:jc w:val="right"/>
       </w:pPr>
       <w:r>
+        <w:rPr>
+          <w:rFonts w:ascii="Arial" w:hAnsi="Arial" w:cs="Arial"/>
+          <w:rtl/>
+        </w:rPr>
         <w:t>الإمارات: دخل الفرد غير متوفر</w:t>
       </w:r>
     </w:p>
     <w:p>
       <w:pPr>
         <w:pStyle w:val="Heading1"/>
+        <w:bidi/>
+        <w:jc w:val="right"/>
       </w:pPr>
       <w:r>
+        <w:rPr>
+          <w:rFonts w:ascii="Arial" w:hAnsi="Arial" w:cs="Arial"/>
+          <w:rtl/>
+        </w:rPr>
         <w:t>١٤. التوصيات الاستراتيجية</w:t>
       </w:r>
     </w:p>
     <w:p>
       <w:pPr>
         <w:pStyle w:val="Heading2"/>
+        <w:bidi/>
+        <w:jc w:val="right"/>
       </w:pPr>
       <w:r>
+        <w:rPr>
+          <w:rFonts w:ascii="Arial" w:hAnsi="Arial" w:cs="Arial"/>
+          <w:rtl/>
+        </w:rPr>
         <w:t>استراتيجية دخول السوق</w:t>
       </w:r>
     </w:p>
     <w:p>
+      <w:pPr>
+        <w:bidi/>
+        <w:jc w:val="right"/>
+      </w:pPr>
       <w:r>
+        <w:rPr>
+          <w:rFonts w:ascii="Arial" w:hAnsi="Arial" w:cs="Arial"/>
+          <w:rtl/>
+        </w:rPr>
         <w:t>النموذج الموصى به: عبر موزّع/مستورد محلي قائم</w:t>
       </w:r>
     </w:p>
     <w:p>
+      <w:pPr>
+        <w:bidi/>
+        <w:jc w:val="right"/>
+      </w:pPr>
       <w:r>
+        <w:rPr>
+          <w:rFonts w:ascii="Arial" w:hAnsi="Arial" w:cs="Arial"/>
+          <w:rtl/>
+        </w:rPr>
         <w:t>الأساس (من الأقسام أعلاه، لا رقم جديد):</w:t>
       </w:r>
     </w:p>
     <w:p>
       <w:pPr>
         <w:pStyle w:val="ListBullet"/>
+        <w:bidi/>
+        <w:jc w:val="right"/>
       </w:pPr>
       <w:r>
+        <w:rPr>
+          <w:rFonts w:ascii="Arial" w:hAnsi="Arial" w:cs="Arial"/>
+          <w:rtl/>
+        </w:rPr>
         <w:t>مؤشر تركّز الموردين HHI=0.38 (سوق مركّز)</w:t>
       </w:r>
     </w:p>
     <w:p>
       <w:pPr>
         <w:pStyle w:val="ListBullet"/>
+        <w:bidi/>
+        <w:jc w:val="right"/>
       </w:pPr>
       <w:r>
+        <w:rPr>
+          <w:rFonts w:ascii="Arial" w:hAnsi="Arial" w:cs="Arial"/>
+          <w:rtl/>
+        </w:rPr>
         <w:t>أكبر حصة مورّد واحد 50.0%</w:t>
       </w:r>
     </w:p>
     <w:p>
+      <w:pPr>
+        <w:bidi/>
+        <w:jc w:val="right"/>
+      </w:pPr>
       <w:r>
+        <w:rPr>
+          <w:rFonts w:ascii="Arial" w:hAnsi="Arial" w:cs="Arial"/>
+          <w:rtl/>
+        </w:rPr>
         <w:t>التوصية: دخول مشروط — سوق الصين (ثقة منخفضة (31%))</w:t>
       </w:r>
     </w:p>
     <w:p>
+      <w:pPr>
+        <w:bidi/>
+        <w:jc w:val="right"/>
+      </w:pPr>
       <w:r>
+        <w:rPr>
+          <w:rFonts w:ascii="Arial" w:hAnsi="Arial" w:cs="Arial"/>
+          <w:rtl/>
+        </w:rPr>
         <w:t>أضف بطاقة منتجك (product_card) للحصول على موقعك التنافسي</w:t>
       </w:r>
     </w:p>
     <w:p>
       <w:pPr>
         <w:pStyle w:val="Heading1"/>
+        <w:bidi/>
+        <w:jc w:val="right"/>
       </w:pPr>
       <w:r>
+        <w:rPr>
+          <w:rFonts w:ascii="Arial" w:hAnsi="Arial" w:cs="Arial"/>
+          <w:rtl/>
+        </w:rPr>
         <w:t>دليل المورّدين والمستوردين</w:t>
       </w:r>
     </w:p>
     <w:p>
       <w:pPr>
         <w:pStyle w:val="Heading2"/>
+        <w:bidi/>
+        <w:jc w:val="right"/>
       </w:pPr>
       <w:r>
+        <w:rPr>
+          <w:rFonts w:ascii="Arial" w:hAnsi="Arial" w:cs="Arial"/>
+          <w:rtl/>
+        </w:rPr>
         <w:t>دليل المورّدين والمصنّعين</w:t>
       </w:r>
     </w:p>
     <w:p>
+      <w:pPr>
+        <w:bidi/>
+        <w:jc w:val="right"/>
+      </w:pPr>
       <w:r>
+        <w:rPr>
+          <w:rFonts w:ascii="Arial" w:hAnsi="Arial" w:cs="Arial"/>
+          <w:rtl/>
+        </w:rPr>
         <w:t>مورّدون ومصنّعون سعوديون:</w:t>
       </w:r>
     </w:p>
     <w:p>
       <w:pPr>
         <w:pStyle w:val="ListBullet"/>
+        <w:bidi/>
+        <w:jc w:val="right"/>
       </w:pPr>
       <w:r>
+        <w:rPr>
+          <w:rFonts w:ascii="Arial" w:hAnsi="Arial" w:cs="Arial"/>
+          <w:rtl/>
+        </w:rPr>
         <w:t>—</w:t>
       </w:r>
     </w:p>
     <w:p>
+      <w:pPr>
+        <w:bidi/>
+        <w:jc w:val="right"/>
+      </w:pPr>
       <w:r>
+        <w:rPr>
+          <w:rFonts w:ascii="Arial" w:hAnsi="Arial" w:cs="Arial"/>
+          <w:rtl/>
+        </w:rPr>
         <w:t>موزّعون ومستوردون في السوق المستهدف:</w:t>
       </w:r>
     </w:p>
     <w:p>
       <w:pPr>
         <w:pStyle w:val="ListBullet"/>
+        <w:bidi/>
+        <w:jc w:val="right"/>
       </w:pPr>
       <w:r>
+        <w:rPr>
+          <w:rFonts w:ascii="Arial" w:hAnsi="Arial" w:cs="Arial"/>
+          <w:rtl/>
+        </w:rPr>
         <w:t>—</w:t>
       </w:r>
     </w:p>
     <w:p>
+      <w:pPr>
+        <w:bidi/>
+        <w:jc w:val="right"/>
+      </w:pPr>
       <w:r>
+        <w:rPr>
+          <w:rFonts w:ascii="Arial" w:hAnsi="Arial" w:cs="Arial"/>
+          <w:rtl/>
+        </w:rPr>
         <w:t>مرشّحون غير موثَّقين (○ غير متحقق) — أكّدهم قبل التعاقد؛ الترقية الموثّقة عبر خدمة التعميق المدفوعة</w:t>
       </w:r>
     </w:p>
     <w:p>
       <w:pPr>
         <w:pStyle w:val="Heading1"/>
+        <w:bidi/>
+        <w:jc w:val="right"/>
       </w:pPr>
       <w:r>
+        <w:rPr>
+          <w:rFonts w:ascii="Arial" w:hAnsi="Arial" w:cs="Arial"/>
+          <w:rtl/>
+        </w:rPr>
         <w:t>الملحق: تغطية المصادر وأثرها</w:t>
       </w:r>
     </w:p>
@@ -2518,7 +4360,9 @@
       <w:tblPr>
         <w:tblStyle w:val="TableGrid"/>
         <w:tblW w:type="auto" w:w="0"/>
+        <w:tblLayout w:type="fixed"/>
         <w:tblLook w:firstColumn="1" w:firstRow="1" w:lastColumn="0" w:lastRow="0" w:noHBand="0" w:noVBand="1" w:val="04A0"/>
+        <w:bidiVisual/>
       </w:tblPr>
       <w:tblGrid>
         <w:gridCol w:w="2880"/>
@@ -2528,14 +4372,20 @@
       <w:tr>
         <w:tc>
           <w:tcPr>
-            <w:tcW w:type="dxa" w:w="2880"/>
+            <w:tcW w:type="dxa" w:w="3120"/>
             <w:shd w:val="clear" w:fill="1B3B6F"/>
           </w:tcPr>
           <w:p>
+            <w:pPr>
+              <w:bidi/>
+              <w:jc w:val="right"/>
+            </w:pPr>
             <w:r>
               <w:rPr>
+                <w:rFonts w:ascii="Arial" w:hAnsi="Arial" w:cs="Arial"/>
                 <w:b/>
                 <w:color w:val="FFFFFF"/>
+                <w:rtl/>
               </w:rPr>
               <w:t>القسم</w:t>
             </w:r>
@@ -2543,14 +4393,20 @@
         </w:tc>
         <w:tc>
           <w:tcPr>
-            <w:tcW w:type="dxa" w:w="2880"/>
+            <w:tcW w:type="dxa" w:w="3120"/>
             <w:shd w:val="clear" w:fill="1B3B6F"/>
           </w:tcPr>
           <w:p>
+            <w:pPr>
+              <w:bidi/>
+              <w:jc w:val="right"/>
+            </w:pPr>
             <w:r>
               <w:rPr>
+                <w:rFonts w:ascii="Arial" w:hAnsi="Arial" w:cs="Arial"/>
                 <w:b/>
                 <w:color w:val="FFFFFF"/>
+                <w:rtl/>
               </w:rPr>
               <w:t>المُسهم/المُحاوَل</w:t>
             </w:r>
@@ -2558,14 +4414,20 @@
         </w:tc>
         <w:tc>
           <w:tcPr>
-            <w:tcW w:type="dxa" w:w="2880"/>
+            <w:tcW w:type="dxa" w:w="3120"/>
             <w:shd w:val="clear" w:fill="1B3B6F"/>
           </w:tcPr>
           <w:p>
+            <w:pPr>
+              <w:bidi/>
+              <w:jc w:val="right"/>
+            </w:pPr>
             <w:r>
               <w:rPr>
+                <w:rFonts w:ascii="Arial" w:hAnsi="Arial" w:cs="Arial"/>
                 <w:b/>
                 <w:color w:val="FFFFFF"/>
+                <w:rtl/>
               </w:rPr>
               <w:t>الدرجة</w:t>
             </w:r>
@@ -2575,30 +4437,54 @@
       <w:tr>
         <w:tc>
           <w:tcPr>
-            <w:tcW w:type="dxa" w:w="2880"/>
+            <w:tcW w:type="dxa" w:w="3120"/>
           </w:tcPr>
           <w:p>
+            <w:pPr>
+              <w:bidi/>
+              <w:jc w:val="right"/>
+            </w:pPr>
             <w:r>
+              <w:rPr>
+                <w:rFonts w:ascii="Arial" w:hAnsi="Arial" w:cs="Arial"/>
+                <w:rtl/>
+              </w:rPr>
               <w:t>حجم السوق والمنافسة</w:t>
             </w:r>
           </w:p>
         </w:tc>
         <w:tc>
           <w:tcPr>
-            <w:tcW w:type="dxa" w:w="2880"/>
+            <w:tcW w:type="dxa" w:w="3120"/>
           </w:tcPr>
           <w:p>
+            <w:pPr>
+              <w:bidi/>
+              <w:jc w:val="right"/>
+            </w:pPr>
             <w:r>
+              <w:rPr>
+                <w:rFonts w:ascii="Arial" w:hAnsi="Arial" w:cs="Arial"/>
+                <w:rtl/>
+              </w:rPr>
               <w:t>3/3</w:t>
             </w:r>
           </w:p>
         </w:tc>
         <w:tc>
           <w:tcPr>
-            <w:tcW w:type="dxa" w:w="2880"/>
+            <w:tcW w:type="dxa" w:w="3120"/>
           </w:tcPr>
           <w:p>
+            <w:pPr>
+              <w:bidi/>
+              <w:jc w:val="right"/>
+            </w:pPr>
             <w:r>
+              <w:rPr>
+                <w:rFonts w:ascii="Arial" w:hAnsi="Arial" w:cs="Arial"/>
+                <w:rtl/>
+              </w:rPr>
               <w:t>1.0</w:t>
             </w:r>
           </w:p>
@@ -2607,33 +4493,57 @@
       <w:tr>
         <w:tc>
           <w:tcPr>
-            <w:tcW w:type="dxa" w:w="2880"/>
+            <w:tcW w:type="dxa" w:w="3120"/>
             <w:shd w:val="clear" w:fill="F2F2F2"/>
           </w:tcPr>
           <w:p>
+            <w:pPr>
+              <w:bidi/>
+              <w:jc w:val="right"/>
+            </w:pPr>
             <w:r>
+              <w:rPr>
+                <w:rFonts w:ascii="Arial" w:hAnsi="Arial" w:cs="Arial"/>
+                <w:rtl/>
+              </w:rPr>
               <w:t>الاشتراطات والتعريفة</w:t>
             </w:r>
           </w:p>
         </w:tc>
         <w:tc>
           <w:tcPr>
-            <w:tcW w:type="dxa" w:w="2880"/>
+            <w:tcW w:type="dxa" w:w="3120"/>
             <w:shd w:val="clear" w:fill="F2F2F2"/>
           </w:tcPr>
           <w:p>
+            <w:pPr>
+              <w:bidi/>
+              <w:jc w:val="right"/>
+            </w:pPr>
             <w:r>
+              <w:rPr>
+                <w:rFonts w:ascii="Arial" w:hAnsi="Arial" w:cs="Arial"/>
+                <w:rtl/>
+              </w:rPr>
               <w:t>3/4</w:t>
             </w:r>
           </w:p>
         </w:tc>
         <w:tc>
           <w:tcPr>
-            <w:tcW w:type="dxa" w:w="2880"/>
+            <w:tcW w:type="dxa" w:w="3120"/>
             <w:shd w:val="clear" w:fill="F2F2F2"/>
           </w:tcPr>
           <w:p>
+            <w:pPr>
+              <w:bidi/>
+              <w:jc w:val="right"/>
+            </w:pPr>
             <w:r>
+              <w:rPr>
+                <w:rFonts w:ascii="Arial" w:hAnsi="Arial" w:cs="Arial"/>
+                <w:rtl/>
+              </w:rPr>
               <w:t>0.75</w:t>
             </w:r>
           </w:p>
@@ -2642,30 +4552,54 @@
       <w:tr>
         <w:tc>
           <w:tcPr>
-            <w:tcW w:type="dxa" w:w="2880"/>
+            <w:tcW w:type="dxa" w:w="3120"/>
           </w:tcPr>
           <w:p>
+            <w:pPr>
+              <w:bidi/>
+              <w:jc w:val="right"/>
+            </w:pPr>
             <w:r>
+              <w:rPr>
+                <w:rFonts w:ascii="Arial" w:hAnsi="Arial" w:cs="Arial"/>
+                <w:rtl/>
+              </w:rPr>
               <w:t>المنافسون بالاسم</w:t>
             </w:r>
           </w:p>
         </w:tc>
         <w:tc>
           <w:tcPr>
-            <w:tcW w:type="dxa" w:w="2880"/>
+            <w:tcW w:type="dxa" w:w="3120"/>
           </w:tcPr>
           <w:p>
+            <w:pPr>
+              <w:bidi/>
+              <w:jc w:val="right"/>
+            </w:pPr>
             <w:r>
+              <w:rPr>
+                <w:rFonts w:ascii="Arial" w:hAnsi="Arial" w:cs="Arial"/>
+                <w:rtl/>
+              </w:rPr>
               <w:t>0/0</w:t>
             </w:r>
           </w:p>
         </w:tc>
         <w:tc>
           <w:tcPr>
-            <w:tcW w:type="dxa" w:w="2880"/>
+            <w:tcW w:type="dxa" w:w="3120"/>
           </w:tcPr>
           <w:p>
+            <w:pPr>
+              <w:bidi/>
+              <w:jc w:val="right"/>
+            </w:pPr>
             <w:r>
+              <w:rPr>
+                <w:rFonts w:ascii="Arial" w:hAnsi="Arial" w:cs="Arial"/>
+                <w:rtl/>
+              </w:rPr>
               <w:t>0.0</w:t>
             </w:r>
           </w:p>
@@ -2674,33 +4608,57 @@
       <w:tr>
         <w:tc>
           <w:tcPr>
-            <w:tcW w:type="dxa" w:w="2880"/>
+            <w:tcW w:type="dxa" w:w="3120"/>
             <w:shd w:val="clear" w:fill="F2F2F2"/>
           </w:tcPr>
           <w:p>
+            <w:pPr>
+              <w:bidi/>
+              <w:jc w:val="right"/>
+            </w:pPr>
             <w:r>
+              <w:rPr>
+                <w:rFonts w:ascii="Arial" w:hAnsi="Arial" w:cs="Arial"/>
+                <w:rtl/>
+              </w:rPr>
               <w:t>الأسعار</w:t>
             </w:r>
           </w:p>
         </w:tc>
         <w:tc>
           <w:tcPr>
-            <w:tcW w:type="dxa" w:w="2880"/>
+            <w:tcW w:type="dxa" w:w="3120"/>
             <w:shd w:val="clear" w:fill="F2F2F2"/>
           </w:tcPr>
           <w:p>
+            <w:pPr>
+              <w:bidi/>
+              <w:jc w:val="right"/>
+            </w:pPr>
             <w:r>
+              <w:rPr>
+                <w:rFonts w:ascii="Arial" w:hAnsi="Arial" w:cs="Arial"/>
+                <w:rtl/>
+              </w:rPr>
               <w:t>2/2</w:t>
             </w:r>
           </w:p>
         </w:tc>
         <w:tc>
           <w:tcPr>
-            <w:tcW w:type="dxa" w:w="2880"/>
+            <w:tcW w:type="dxa" w:w="3120"/>
             <w:shd w:val="clear" w:fill="F2F2F2"/>
           </w:tcPr>
           <w:p>
+            <w:pPr>
+              <w:bidi/>
+              <w:jc w:val="right"/>
+            </w:pPr>
             <w:r>
+              <w:rPr>
+                <w:rFonts w:ascii="Arial" w:hAnsi="Arial" w:cs="Arial"/>
+                <w:rtl/>
+              </w:rPr>
               <w:t>1.0</w:t>
             </w:r>
           </w:p>
@@ -2709,30 +4667,54 @@
       <w:tr>
         <w:tc>
           <w:tcPr>
-            <w:tcW w:type="dxa" w:w="2880"/>
+            <w:tcW w:type="dxa" w:w="3120"/>
           </w:tcPr>
           <w:p>
+            <w:pPr>
+              <w:bidi/>
+              <w:jc w:val="right"/>
+            </w:pPr>
             <w:r>
+              <w:rPr>
+                <w:rFonts w:ascii="Arial" w:hAnsi="Arial" w:cs="Arial"/>
+                <w:rtl/>
+              </w:rPr>
               <w:t>الطلب والقدرة</w:t>
             </w:r>
           </w:p>
         </w:tc>
         <w:tc>
           <w:tcPr>
-            <w:tcW w:type="dxa" w:w="2880"/>
+            <w:tcW w:type="dxa" w:w="3120"/>
           </w:tcPr>
           <w:p>
+            <w:pPr>
+              <w:bidi/>
+              <w:jc w:val="right"/>
+            </w:pPr>
             <w:r>
+              <w:rPr>
+                <w:rFonts w:ascii="Arial" w:hAnsi="Arial" w:cs="Arial"/>
+                <w:rtl/>
+              </w:rPr>
               <w:t>0/1</w:t>
             </w:r>
           </w:p>
         </w:tc>
         <w:tc>
           <w:tcPr>
-            <w:tcW w:type="dxa" w:w="2880"/>
+            <w:tcW w:type="dxa" w:w="3120"/>
           </w:tcPr>
           <w:p>
+            <w:pPr>
+              <w:bidi/>
+              <w:jc w:val="right"/>
+            </w:pPr>
             <w:r>
+              <w:rPr>
+                <w:rFonts w:ascii="Arial" w:hAnsi="Arial" w:cs="Arial"/>
+                <w:rtl/>
+              </w:rPr>
               <w:t>0.0</w:t>
             </w:r>
           </w:p>
@@ -2741,33 +4723,57 @@
       <w:tr>
         <w:tc>
           <w:tcPr>
-            <w:tcW w:type="dxa" w:w="2880"/>
+            <w:tcW w:type="dxa" w:w="3120"/>
             <w:shd w:val="clear" w:fill="F2F2F2"/>
           </w:tcPr>
           <w:p>
+            <w:pPr>
+              <w:bidi/>
+              <w:jc w:val="right"/>
+            </w:pPr>
             <w:r>
+              <w:rPr>
+                <w:rFonts w:ascii="Arial" w:hAnsi="Arial" w:cs="Arial"/>
+                <w:rtl/>
+              </w:rPr>
               <w:t>المخاطر</w:t>
             </w:r>
           </w:p>
         </w:tc>
         <w:tc>
           <w:tcPr>
-            <w:tcW w:type="dxa" w:w="2880"/>
+            <w:tcW w:type="dxa" w:w="3120"/>
             <w:shd w:val="clear" w:fill="F2F2F2"/>
           </w:tcPr>
           <w:p>
+            <w:pPr>
+              <w:bidi/>
+              <w:jc w:val="right"/>
+            </w:pPr>
             <w:r>
+              <w:rPr>
+                <w:rFonts w:ascii="Arial" w:hAnsi="Arial" w:cs="Arial"/>
+                <w:rtl/>
+              </w:rPr>
               <w:t>0/4</w:t>
             </w:r>
           </w:p>
         </w:tc>
         <w:tc>
           <w:tcPr>
-            <w:tcW w:type="dxa" w:w="2880"/>
+            <w:tcW w:type="dxa" w:w="3120"/>
             <w:shd w:val="clear" w:fill="F2F2F2"/>
           </w:tcPr>
           <w:p>
+            <w:pPr>
+              <w:bidi/>
+              <w:jc w:val="right"/>
+            </w:pPr>
             <w:r>
+              <w:rPr>
+                <w:rFonts w:ascii="Arial" w:hAnsi="Arial" w:cs="Arial"/>
+                <w:rtl/>
+              </w:rPr>
               <w:t>0.0</w:t>
             </w:r>
           </w:p>
@@ -2776,30 +4782,54 @@
       <w:tr>
         <w:tc>
           <w:tcPr>
-            <w:tcW w:type="dxa" w:w="2880"/>
+            <w:tcW w:type="dxa" w:w="3120"/>
           </w:tcPr>
           <w:p>
+            <w:pPr>
+              <w:bidi/>
+              <w:jc w:val="right"/>
+            </w:pPr>
             <w:r>
+              <w:rPr>
+                <w:rFonts w:ascii="Arial" w:hAnsi="Arial" w:cs="Arial"/>
+                <w:rtl/>
+              </w:rPr>
               <w:t>الاتجاه</w:t>
             </w:r>
           </w:p>
         </w:tc>
         <w:tc>
           <w:tcPr>
-            <w:tcW w:type="dxa" w:w="2880"/>
+            <w:tcW w:type="dxa" w:w="3120"/>
           </w:tcPr>
           <w:p>
+            <w:pPr>
+              <w:bidi/>
+              <w:jc w:val="right"/>
+            </w:pPr>
             <w:r>
+              <w:rPr>
+                <w:rFonts w:ascii="Arial" w:hAnsi="Arial" w:cs="Arial"/>
+                <w:rtl/>
+              </w:rPr>
               <w:t>0/5</w:t>
             </w:r>
           </w:p>
         </w:tc>
         <w:tc>
           <w:tcPr>
-            <w:tcW w:type="dxa" w:w="2880"/>
+            <w:tcW w:type="dxa" w:w="3120"/>
           </w:tcPr>
           <w:p>
+            <w:pPr>
+              <w:bidi/>
+              <w:jc w:val="right"/>
+            </w:pPr>
             <w:r>
+              <w:rPr>
+                <w:rFonts w:ascii="Arial" w:hAnsi="Arial" w:cs="Arial"/>
+                <w:rtl/>
+              </w:rPr>
               <w:t>0.0</w:t>
             </w:r>
           </w:p>
@@ -2809,93 +4839,201 @@
     <w:p>
       <w:pPr>
         <w:pStyle w:val="Heading2"/>
+        <w:bidi/>
+        <w:jc w:val="right"/>
       </w:pPr>
       <w:r>
+        <w:rPr>
+          <w:rFonts w:ascii="Arial" w:hAnsi="Arial" w:cs="Arial"/>
+          <w:rtl/>
+        </w:rPr>
         <w:t>أقسام دون عتبة الكفاية</w:t>
       </w:r>
     </w:p>
     <w:p>
+      <w:pPr>
+        <w:bidi/>
+        <w:jc w:val="right"/>
+      </w:pPr>
       <w:r>
+        <w:rPr>
+          <w:rFonts w:ascii="Arial" w:hAnsi="Arial" w:cs="Arial"/>
+          <w:rtl/>
+        </w:rPr>
         <w:t>بيانات غير كافية لقسم «المنافسون بالاسم» (0/2 حقائق سوقية) — المصادر المُحاوَلة: لا مصادر مُحاوَلة</w:t>
       </w:r>
     </w:p>
     <w:p>
+      <w:pPr>
+        <w:bidi/>
+        <w:jc w:val="right"/>
+      </w:pPr>
       <w:r>
+        <w:rPr>
+          <w:rFonts w:ascii="Arial" w:hAnsi="Arial" w:cs="Arial"/>
+          <w:rtl/>
+        </w:rPr>
         <w:t>بيانات غير كافية لقسم «الطلب والقدرة» (0/1 حقائق سوقية) — المصادر المُحاوَلة: World Bank</w:t>
       </w:r>
     </w:p>
     <w:p>
+      <w:pPr>
+        <w:bidi/>
+        <w:jc w:val="right"/>
+      </w:pPr>
       <w:r>
+        <w:rPr>
+          <w:rFonts w:ascii="Arial" w:hAnsi="Arial" w:cs="Arial"/>
+          <w:rtl/>
+        </w:rPr>
         <w:t>بيانات غير كافية لقسم «المخاطر» (0/2 حقائق سوقية) — المصادر المُحاوَلة: World Bank</w:t>
       </w:r>
     </w:p>
     <w:p>
+      <w:pPr>
+        <w:bidi/>
+        <w:jc w:val="right"/>
+      </w:pPr>
       <w:r>
+        <w:rPr>
+          <w:rFonts w:ascii="Arial" w:hAnsi="Arial" w:cs="Arial"/>
+          <w:rtl/>
+        </w:rPr>
         <w:t>بيانات غير كافية لقسم «الاتجاه» (0/2 حقائق سوقية) — المصادر المُحاوَلة: UN Comtrade</w:t>
       </w:r>
     </w:p>
     <w:p>
       <w:pPr>
         <w:pStyle w:val="Heading2"/>
+        <w:bidi/>
+        <w:jc w:val="right"/>
       </w:pPr>
       <w:r>
+        <w:rPr>
+          <w:rFonts w:ascii="Arial" w:hAnsi="Arial" w:cs="Arial"/>
+          <w:rtl/>
+        </w:rPr>
         <w:t>أثر المصادر (المحاولات والإسهام)</w:t>
       </w:r>
     </w:p>
     <w:p>
+      <w:pPr>
+        <w:bidi/>
+        <w:jc w:val="right"/>
+      </w:pPr>
       <w:r>
+        <w:rPr>
+          <w:rFonts w:ascii="Arial" w:hAnsi="Arial" w:cs="Arial"/>
+          <w:rtl/>
+        </w:rPr>
         <w:t>UN Comtrade: أسهم 18 من 18 محاولة</w:t>
       </w:r>
     </w:p>
     <w:p>
+      <w:pPr>
+        <w:bidi/>
+        <w:jc w:val="right"/>
+      </w:pPr>
       <w:r>
+        <w:rPr>
+          <w:rFonts w:ascii="Arial" w:hAnsi="Arial" w:cs="Arial"/>
+          <w:rtl/>
+        </w:rPr>
         <w:t>Silk L1 requirements reference (official portals / EUR-Lex): أسهم 16 من 17 محاولة</w:t>
       </w:r>
     </w:p>
     <w:p>
       <w:pPr>
         <w:pStyle w:val="IntenseQuote"/>
+        <w:bidi/>
+        <w:jc w:val="right"/>
       </w:pPr>
       <w:r>
+        <w:rPr>
+          <w:rFonts w:ascii="Arial" w:hAnsi="Arial" w:cs="Arial"/>
+          <w:rtl/>
+        </w:rPr>
         <w:t xml:space="preserve">    فشل مُسجَّل: سوق CHN (موثّق جزئياً) غير مغطى بالمرجع الثابت بعد — تحقق محلياً (verify locally)</w:t>
       </w:r>
     </w:p>
     <w:p>
+      <w:pPr>
+        <w:bidi/>
+        <w:jc w:val="right"/>
+      </w:pPr>
       <w:r>
+        <w:rPr>
+          <w:rFonts w:ascii="Arial" w:hAnsi="Arial" w:cs="Arial"/>
+          <w:rtl/>
+        </w:rPr>
         <w:t>UN Comtrade (مخزن الحقائق): أسهم 14 من 14 محاولة</w:t>
       </w:r>
     </w:p>
     <w:p>
+      <w:pPr>
+        <w:bidi/>
+        <w:jc w:val="right"/>
+      </w:pPr>
       <w:r>
+        <w:rPr>
+          <w:rFonts w:ascii="Arial" w:hAnsi="Arial" w:cs="Arial"/>
+          <w:rtl/>
+        </w:rPr>
         <w:t>Pew Research Center (لقطة ساكنة مقرّبة): أسهم 4 من 4 محاولة</w:t>
       </w:r>
     </w:p>
     <w:p>
+      <w:pPr>
+        <w:bidi/>
+        <w:jc w:val="right"/>
+      </w:pPr>
       <w:r>
+        <w:rPr>
+          <w:rFonts w:ascii="Arial" w:hAnsi="Arial" w:cs="Arial"/>
+          <w:rtl/>
+        </w:rPr>
         <w:t>World Bank: أسهم 0 من 10 محاولة</w:t>
       </w:r>
     </w:p>
     <w:p>
       <w:pPr>
         <w:pStyle w:val="IntenseQuote"/>
+        <w:bidi/>
+        <w:jc w:val="right"/>
       </w:pPr>
       <w:r>
+        <w:rPr>
+          <w:rFonts w:ascii="Arial" w:hAnsi="Arial" w:cs="Arial"/>
+          <w:rtl/>
+        </w:rPr>
         <w:t xml:space="preserve">    فشل مُسجَّل: no income data for CHN 2023</w:t>
       </w:r>
     </w:p>
     <w:p>
       <w:pPr>
         <w:pStyle w:val="IntenseQuote"/>
+        <w:bidi/>
+        <w:jc w:val="right"/>
       </w:pPr>
       <w:r>
+        <w:rPr>
+          <w:rFonts w:ascii="Arial" w:hAnsi="Arial" w:cs="Arial"/>
+          <w:rtl/>
+        </w:rPr>
         <w:t xml:space="preserve">    فشل مُسجَّل: الاستقرار السياسي (WGI) — الاستقرار السياسي (CHN): تعذّر الجلب — أعد المحاولة</w:t>
       </w:r>
     </w:p>
     <w:p>
       <w:pPr>
         <w:pStyle w:val="IntenseQuote"/>
+        <w:bidi/>
+        <w:jc w:val="right"/>
       </w:pPr>
       <w:r>
+        <w:rPr>
+          <w:rFonts w:ascii="Arial" w:hAnsi="Arial" w:cs="Arial"/>
+          <w:rtl/>
+        </w:rPr>
         <w:t xml:space="preserve">    فشل مُسجَّل: جودة التنظيم (WGI) — الجودة التنظيمية (CHN): تعذّر الجلب — أعد المحاولة</w:t>
       </w:r>
     </w:p>
@@ -2906,6 +5044,7 @@
       <w:pgMar w:top="1440" w:right="1800" w:bottom="1440" w:left="1800" w:header="720" w:footer="720" w:gutter="0"/>
       <w:cols w:space="720"/>
       <w:docGrid w:linePitch="360"/>
+      <w:bidi/>
     </w:sectPr>
   </w:body>
 </w:document>
@@ -2916,11 +5055,21 @@
   <w:p>
     <w:pPr>
       <w:pStyle w:val="Footer"/>
+      <w:bidi/>
+      <w:jc w:val="right"/>
     </w:pPr>
     <w:r>
+      <w:rPr>
+        <w:rFonts w:ascii="Arial" w:hAnsi="Arial" w:cs="Arial"/>
+        <w:rtl/>
+      </w:rPr>
       <w:t xml:space="preserve">سِلك لذكاء الأسواق — منصة تحليل أسواق التصدير السعودية — صفحة </w:t>
     </w:r>
     <w:r>
+      <w:rPr>
+        <w:rFonts w:ascii="Arial" w:hAnsi="Arial" w:cs="Arial"/>
+        <w:rtl/>
+      </w:rPr>
       <w:fldChar w:fldCharType="begin"/>
       <w:instrText xml:space="preserve">PAGE</w:instrText>
       <w:fldChar w:fldCharType="end"/>
@@ -2934,8 +5083,14 @@
   <w:p>
     <w:pPr>
       <w:pStyle w:val="Header"/>
+      <w:bidi/>
+      <w:jc w:val="right"/>
     </w:pPr>
     <w:r>
+      <w:rPr>
+        <w:rFonts w:ascii="Arial" w:hAnsi="Arial" w:cs="Arial"/>
+        <w:rtl/>
+      </w:rPr>
       <w:t>سِلك — تقرير بحث سوق: تمور</w:t>
     </w:r>
   </w:p>
@@ -3305,6 +5460,14 @@
     <w:name w:val="Normal"/>
     <w:qFormat/>
     <w:rsid w:val="00FC693F"/>
+    <w:pPr>
+      <w:bidi/>
+      <w:jc w:val="right"/>
+    </w:pPr>
+    <w:rPr>
+      <w:rFonts w:ascii="Arial" w:hAnsi="Arial" w:cs="Arial"/>
+      <w:rtl/>
+    </w:rPr>
   </w:style>
   <w:style w:type="paragraph" w:styleId="Header">
     <w:name w:val="header"/>
@@ -3319,7 +5482,13 @@
         <w:tab w:val="right" w:pos="9360"/>
       </w:tabs>
       <w:spacing w:after="0" w:line="240" w:lineRule="auto"/>
+      <w:bidi/>
+      <w:jc w:val="right"/>
     </w:pPr>
+    <w:rPr>
+      <w:rFonts w:ascii="Arial" w:hAnsi="Arial" w:cs="Arial"/>
+      <w:rtl/>
+    </w:rPr>
   </w:style>
   <w:style w:type="character" w:customStyle="1" w:styleId="HeaderChar">
     <w:name w:val="Header Char"/>
@@ -3341,7 +5510,13 @@
         <w:tab w:val="right" w:pos="9360"/>
       </w:tabs>
       <w:spacing w:after="0" w:line="240" w:lineRule="auto"/>
+      <w:bidi/>
+      <w:jc w:val="right"/>
     </w:pPr>
+    <w:rPr>
+      <w:rFonts w:ascii="Arial" w:hAnsi="Arial" w:cs="Arial"/>
+      <w:rtl/>
+    </w:rPr>
   </w:style>
   <w:style w:type="character" w:customStyle="1" w:styleId="FooterChar">
     <w:name w:val="Footer Char"/>
@@ -3363,14 +5538,17 @@
       <w:keepLines/>
       <w:spacing w:before="480" w:after="0"/>
       <w:outlineLvl w:val="0"/>
+      <w:bidi/>
+      <w:jc w:val="right"/>
     </w:pPr>
     <w:rPr>
-      <w:rFonts w:asciiTheme="majorHAnsi" w:eastAsiaTheme="majorEastAsia" w:hAnsiTheme="majorHAnsi" w:cstheme="majorBidi"/>
+      <w:rFonts w:asciiTheme="majorHAnsi" w:eastAsiaTheme="majorEastAsia" w:hAnsiTheme="majorHAnsi" w:cstheme="majorBidi" w:ascii="Arial" w:hAnsi="Arial" w:cs="Arial"/>
       <w:b/>
       <w:bCs/>
       <w:color w:val="365F91" w:themeColor="accent1" w:themeShade="BF"/>
       <w:sz w:val="28"/>
       <w:szCs w:val="28"/>
+      <w:rtl/>
     </w:rPr>
   </w:style>
   <w:style w:type="paragraph" w:styleId="Heading2">
@@ -3387,14 +5565,17 @@
       <w:keepLines/>
       <w:spacing w:before="200" w:after="0"/>
       <w:outlineLvl w:val="1"/>
+      <w:bidi/>
+      <w:jc w:val="right"/>
     </w:pPr>
     <w:rPr>
-      <w:rFonts w:asciiTheme="majorHAnsi" w:eastAsiaTheme="majorEastAsia" w:hAnsiTheme="majorHAnsi" w:cstheme="majorBidi"/>
+      <w:rFonts w:asciiTheme="majorHAnsi" w:eastAsiaTheme="majorEastAsia" w:hAnsiTheme="majorHAnsi" w:cstheme="majorBidi" w:ascii="Arial" w:hAnsi="Arial" w:cs="Arial"/>
       <w:b/>
       <w:bCs/>
       <w:color w:val="4F81BD" w:themeColor="accent1"/>
       <w:sz w:val="26"/>
       <w:szCs w:val="26"/>
+      <w:rtl/>
     </w:rPr>
   </w:style>
   <w:style w:type="paragraph" w:styleId="Heading3">
@@ -3411,12 +5592,15 @@
       <w:keepLines/>
       <w:spacing w:before="200" w:after="0"/>
       <w:outlineLvl w:val="2"/>
+      <w:bidi/>
+      <w:jc w:val="right"/>
     </w:pPr>
     <w:rPr>
-      <w:rFonts w:asciiTheme="majorHAnsi" w:eastAsiaTheme="majorEastAsia" w:hAnsiTheme="majorHAnsi" w:cstheme="majorBidi"/>
+      <w:rFonts w:asciiTheme="majorHAnsi" w:eastAsiaTheme="majorEastAsia" w:hAnsiTheme="majorHAnsi" w:cstheme="majorBidi" w:ascii="Arial" w:hAnsi="Arial" w:cs="Arial"/>
       <w:b/>
       <w:bCs/>
       <w:color w:val="4F81BD" w:themeColor="accent1"/>
+      <w:rtl/>
     </w:rPr>
   </w:style>
   <w:style w:type="paragraph" w:styleId="Heading4">
@@ -3434,14 +5618,17 @@
       <w:keepLines/>
       <w:spacing w:before="200" w:after="0"/>
       <w:outlineLvl w:val="3"/>
+      <w:bidi/>
+      <w:jc w:val="right"/>
     </w:pPr>
     <w:rPr>
-      <w:rFonts w:asciiTheme="majorHAnsi" w:eastAsiaTheme="majorEastAsia" w:hAnsiTheme="majorHAnsi" w:cstheme="majorBidi"/>
+      <w:rFonts w:asciiTheme="majorHAnsi" w:eastAsiaTheme="majorEastAsia" w:hAnsiTheme="majorHAnsi" w:cstheme="majorBidi" w:ascii="Arial" w:hAnsi="Arial" w:cs="Arial"/>
       <w:b/>
       <w:bCs/>
       <w:i/>
       <w:iCs/>
       <w:color w:val="4F81BD" w:themeColor="accent1"/>
+      <w:rtl/>
     </w:rPr>
   </w:style>
   <w:style w:type="paragraph" w:styleId="Heading5">
@@ -3459,10 +5646,13 @@
       <w:keepLines/>
       <w:spacing w:before="200" w:after="0"/>
       <w:outlineLvl w:val="4"/>
+      <w:bidi/>
+      <w:jc w:val="right"/>
     </w:pPr>
     <w:rPr>
-      <w:rFonts w:asciiTheme="majorHAnsi" w:eastAsiaTheme="majorEastAsia" w:hAnsiTheme="majorHAnsi" w:cstheme="majorBidi"/>
+      <w:rFonts w:asciiTheme="majorHAnsi" w:eastAsiaTheme="majorEastAsia" w:hAnsiTheme="majorHAnsi" w:cstheme="majorBidi" w:ascii="Arial" w:hAnsi="Arial" w:cs="Arial"/>
       <w:color w:val="243F60" w:themeColor="accent1" w:themeShade="7F"/>
+      <w:rtl/>
     </w:rPr>
   </w:style>
   <w:style w:type="paragraph" w:styleId="Heading6">
@@ -3480,12 +5670,15 @@
       <w:keepLines/>
       <w:spacing w:before="200" w:after="0"/>
       <w:outlineLvl w:val="5"/>
+      <w:bidi/>
+      <w:jc w:val="right"/>
     </w:pPr>
     <w:rPr>
-      <w:rFonts w:asciiTheme="majorHAnsi" w:eastAsiaTheme="majorEastAsia" w:hAnsiTheme="majorHAnsi" w:cstheme="majorBidi"/>
+      <w:rFonts w:asciiTheme="majorHAnsi" w:eastAsiaTheme="majorEastAsia" w:hAnsiTheme="majorHAnsi" w:cstheme="majorBidi" w:ascii="Arial" w:hAnsi="Arial" w:cs="Arial"/>
       <w:i/>
       <w:iCs/>
       <w:color w:val="243F60" w:themeColor="accent1" w:themeShade="7F"/>
+      <w:rtl/>
     </w:rPr>
   </w:style>
   <w:style w:type="paragraph" w:styleId="Heading7">
@@ -3503,12 +5696,15 @@
       <w:keepLines/>
       <w:spacing w:before="200" w:after="0"/>
       <w:outlineLvl w:val="6"/>
+      <w:bidi/>
+      <w:jc w:val="right"/>
     </w:pPr>
     <w:rPr>
-      <w:rFonts w:asciiTheme="majorHAnsi" w:eastAsiaTheme="majorEastAsia" w:hAnsiTheme="majorHAnsi" w:cstheme="majorBidi"/>
+      <w:rFonts w:asciiTheme="majorHAnsi" w:eastAsiaTheme="majorEastAsia" w:hAnsiTheme="majorHAnsi" w:cstheme="majorBidi" w:ascii="Arial" w:hAnsi="Arial" w:cs="Arial"/>
       <w:i/>
       <w:iCs/>
       <w:color w:val="404040" w:themeColor="text1" w:themeTint="BF"/>
+      <w:rtl/>
     </w:rPr>
   </w:style>
   <w:style w:type="paragraph" w:styleId="Heading8">
@@ -3526,12 +5722,15 @@
       <w:keepLines/>
       <w:spacing w:before="200" w:after="0"/>
       <w:outlineLvl w:val="7"/>
+      <w:bidi/>
+      <w:jc w:val="right"/>
     </w:pPr>
     <w:rPr>
-      <w:rFonts w:asciiTheme="majorHAnsi" w:eastAsiaTheme="majorEastAsia" w:hAnsiTheme="majorHAnsi" w:cstheme="majorBidi"/>
+      <w:rFonts w:asciiTheme="majorHAnsi" w:eastAsiaTheme="majorEastAsia" w:hAnsiTheme="majorHAnsi" w:cstheme="majorBidi" w:ascii="Arial" w:hAnsi="Arial" w:cs="Arial"/>
       <w:color w:val="4F81BD" w:themeColor="accent1"/>
       <w:sz w:val="20"/>
       <w:szCs w:val="20"/>
+      <w:rtl/>
     </w:rPr>
   </w:style>
   <w:style w:type="paragraph" w:styleId="Heading9">
@@ -3549,14 +5748,17 @@
       <w:keepLines/>
       <w:spacing w:before="200" w:after="0"/>
       <w:outlineLvl w:val="8"/>
+      <w:bidi/>
+      <w:jc w:val="right"/>
     </w:pPr>
     <w:rPr>
-      <w:rFonts w:asciiTheme="majorHAnsi" w:eastAsiaTheme="majorEastAsia" w:hAnsiTheme="majorHAnsi" w:cstheme="majorBidi"/>
+      <w:rFonts w:asciiTheme="majorHAnsi" w:eastAsiaTheme="majorEastAsia" w:hAnsiTheme="majorHAnsi" w:cstheme="majorBidi" w:ascii="Arial" w:hAnsi="Arial" w:cs="Arial"/>
       <w:i/>
       <w:iCs/>
       <w:color w:val="404040" w:themeColor="text1" w:themeTint="BF"/>
       <w:sz w:val="20"/>
       <w:szCs w:val="20"/>
+      <w:rtl/>
     </w:rPr>
   </w:style>
   <w:style w:type="character" w:default="1" w:styleId="DefaultParagraphFont">
@@ -3593,7 +5795,13 @@
     <w:rsid w:val="00FC693F"/>
     <w:pPr>
       <w:spacing w:after="0" w:line="240" w:lineRule="auto"/>
+      <w:bidi/>
+      <w:jc w:val="right"/>
     </w:pPr>
+    <w:rPr>
+      <w:rFonts w:ascii="Arial" w:hAnsi="Arial" w:cs="Arial"/>
+      <w:rtl/>
+    </w:rPr>
   </w:style>
   <w:style w:type="character" w:customStyle="1" w:styleId="Heading1Char">
     <w:name w:val="Heading 1 Char"/>
@@ -3652,14 +5860,17 @@
       </w:pBdr>
       <w:spacing w:after="300" w:line="240" w:lineRule="auto"/>
       <w:contextualSpacing/>
+      <w:bidi/>
+      <w:jc w:val="right"/>
     </w:pPr>
     <w:rPr>
-      <w:rFonts w:asciiTheme="majorHAnsi" w:eastAsiaTheme="majorEastAsia" w:hAnsiTheme="majorHAnsi" w:cstheme="majorBidi"/>
+      <w:rFonts w:asciiTheme="majorHAnsi" w:eastAsiaTheme="majorEastAsia" w:hAnsiTheme="majorHAnsi" w:cstheme="majorBidi" w:ascii="Arial" w:hAnsi="Arial" w:cs="Arial"/>
       <w:color w:val="17365D" w:themeColor="text2" w:themeShade="BF"/>
       <w:spacing w:val="5"/>
       <w:kern w:val="28"/>
       <w:sz w:val="52"/>
       <w:szCs w:val="52"/>
+      <w:rtl/>
     </w:rPr>
   </w:style>
   <w:style w:type="character" w:customStyle="1" w:styleId="TitleChar">
@@ -3689,15 +5900,18 @@
       <w:numPr>
         <w:ilvl w:val="1"/>
       </w:numPr>
+      <w:bidi/>
+      <w:jc w:val="right"/>
     </w:pPr>
     <w:rPr>
-      <w:rFonts w:asciiTheme="majorHAnsi" w:eastAsiaTheme="majorEastAsia" w:hAnsiTheme="majorHAnsi" w:cstheme="majorBidi"/>
+      <w:rFonts w:asciiTheme="majorHAnsi" w:eastAsiaTheme="majorEastAsia" w:hAnsiTheme="majorHAnsi" w:cstheme="majorBidi" w:ascii="Arial" w:hAnsi="Arial" w:cs="Arial"/>
       <w:i/>
       <w:iCs/>
       <w:color w:val="4F81BD" w:themeColor="accent1"/>
       <w:spacing w:val="15"/>
       <w:sz w:val="24"/>
       <w:szCs w:val="24"/>
+      <w:rtl/>
     </w:rPr>
   </w:style>
   <w:style w:type="character" w:customStyle="1" w:styleId="SubtitleChar">
@@ -3725,7 +5939,13 @@
     <w:pPr>
       <w:ind w:left="720"/>
       <w:contextualSpacing/>
+      <w:bidi/>
+      <w:jc w:val="right"/>
     </w:pPr>
+    <w:rPr>
+      <w:rFonts w:ascii="Arial" w:hAnsi="Arial" w:cs="Arial"/>
+      <w:rtl/>
+    </w:rPr>
   </w:style>
   <w:style w:type="paragraph" w:styleId="BodyText">
     <w:name w:val="Body Text"/>
@@ -3736,7 +5956,13 @@
     <w:rsid w:val="00AA1D8D"/>
     <w:pPr>
       <w:spacing w:after="120"/>
+      <w:bidi/>
+      <w:jc w:val="right"/>
     </w:pPr>
+    <w:rPr>
+      <w:rFonts w:ascii="Arial" w:hAnsi="Arial" w:cs="Arial"/>
+      <w:rtl/>
+    </w:rPr>
   </w:style>
   <w:style w:type="character" w:customStyle="1" w:styleId="BodyTextChar">
     <w:name w:val="Body Text Char"/>
@@ -3754,7 +5980,13 @@
     <w:rsid w:val="00AA1D8D"/>
     <w:pPr>
       <w:spacing w:after="120" w:line="480" w:lineRule="auto"/>
+      <w:bidi/>
+      <w:jc w:val="right"/>
     </w:pPr>
+    <w:rPr>
+      <w:rFonts w:ascii="Arial" w:hAnsi="Arial" w:cs="Arial"/>
+      <w:rtl/>
+    </w:rPr>
   </w:style>
   <w:style w:type="character" w:customStyle="1" w:styleId="BodyText2Char">
     <w:name w:val="Body Text 2 Char"/>
@@ -3772,10 +6004,14 @@
     <w:rsid w:val="00AA1D8D"/>
     <w:pPr>
       <w:spacing w:after="120"/>
+      <w:bidi/>
+      <w:jc w:val="right"/>
     </w:pPr>
     <w:rPr>
+      <w:rFonts w:ascii="Arial" w:hAnsi="Arial" w:cs="Arial"/>
       <w:sz w:val="16"/>
       <w:szCs w:val="16"/>
+      <w:rtl/>
     </w:rPr>
   </w:style>
   <w:style w:type="character" w:customStyle="1" w:styleId="BodyText3Char">
@@ -3798,7 +6034,13 @@
     <w:pPr>
       <w:ind w:left="360" w:hanging="360"/>
       <w:contextualSpacing/>
+      <w:bidi/>
+      <w:jc w:val="right"/>
     </w:pPr>
+    <w:rPr>
+      <w:rFonts w:ascii="Arial" w:hAnsi="Arial" w:cs="Arial"/>
+      <w:rtl/>
+    </w:rPr>
   </w:style>
   <w:style w:type="paragraph" w:styleId="List2">
     <w:name w:val="List 2"/>
@@ -3809,7 +6051,13 @@
     <w:pPr>
       <w:ind w:left="720" w:hanging="360"/>
       <w:contextualSpacing/>
+      <w:bidi/>
+      <w:jc w:val="right"/>
     </w:pPr>
+    <w:rPr>
+      <w:rFonts w:ascii="Arial" w:hAnsi="Arial" w:cs="Arial"/>
+      <w:rtl/>
+    </w:rPr>
   </w:style>
   <w:style w:type="paragraph" w:styleId="List3">
     <w:name w:val="List 3"/>
@@ -3820,7 +6068,13 @@
     <w:pPr>
       <w:ind w:left="1080" w:hanging="360"/>
       <w:contextualSpacing/>
+      <w:bidi/>
+      <w:jc w:val="right"/>
     </w:pPr>
+    <w:rPr>
+      <w:rFonts w:ascii="Arial" w:hAnsi="Arial" w:cs="Arial"/>
+      <w:rtl/>
+    </w:rPr>
   </w:style>
   <w:style w:type="paragraph" w:styleId="ListBullet">
     <w:name w:val="List Bullet"/>
@@ -3833,7 +6087,13 @@
         <w:numId w:val="1"/>
       </w:numPr>
       <w:contextualSpacing/>
+      <w:bidi/>
+      <w:jc w:val="right"/>
     </w:pPr>
+    <w:rPr>
+      <w:rFonts w:ascii="Arial" w:hAnsi="Arial" w:cs="Arial"/>
+      <w:rtl/>
+    </w:rPr>
   </w:style>
   <w:style w:type="paragraph" w:styleId="ListBullet2">
     <w:name w:val="List Bullet 2"/>
@@ -3846,7 +6106,13 @@
         <w:numId w:val="2"/>
       </w:numPr>
       <w:contextualSpacing/>
+      <w:bidi/>
+      <w:jc w:val="right"/>
     </w:pPr>
+    <w:rPr>
+      <w:rFonts w:ascii="Arial" w:hAnsi="Arial" w:cs="Arial"/>
+      <w:rtl/>
+    </w:rPr>
   </w:style>
   <w:style w:type="paragraph" w:styleId="ListBullet3">
     <w:name w:val="List Bullet 3"/>
@@ -3859,7 +6125,13 @@
         <w:numId w:val="3"/>
       </w:numPr>
       <w:contextualSpacing/>
+      <w:bidi/>
+      <w:jc w:val="right"/>
     </w:pPr>
+    <w:rPr>
+      <w:rFonts w:ascii="Arial" w:hAnsi="Arial" w:cs="Arial"/>
+      <w:rtl/>
+    </w:rPr>
   </w:style>
   <w:style w:type="paragraph" w:styleId="ListNumber">
     <w:name w:val="List Number"/>
@@ -3872,7 +6144,13 @@
         <w:numId w:val="5"/>
       </w:numPr>
       <w:contextualSpacing/>
+      <w:bidi/>
+      <w:jc w:val="right"/>
     </w:pPr>
+    <w:rPr>
+      <w:rFonts w:ascii="Arial" w:hAnsi="Arial" w:cs="Arial"/>
+      <w:rtl/>
+    </w:rPr>
   </w:style>
   <w:style w:type="paragraph" w:styleId="ListNumber2">
     <w:name w:val="List Number 2"/>
@@ -3885,7 +6163,13 @@
         <w:numId w:val="6"/>
       </w:numPr>
       <w:contextualSpacing/>
+      <w:bidi/>
+      <w:jc w:val="right"/>
     </w:pPr>
+    <w:rPr>
+      <w:rFonts w:ascii="Arial" w:hAnsi="Arial" w:cs="Arial"/>
+      <w:rtl/>
+    </w:rPr>
   </w:style>
   <w:style w:type="paragraph" w:styleId="ListNumber3">
     <w:name w:val="List Number 3"/>
@@ -3898,7 +6182,13 @@
         <w:numId w:val="7"/>
       </w:numPr>
       <w:contextualSpacing/>
+      <w:bidi/>
+      <w:jc w:val="right"/>
     </w:pPr>
+    <w:rPr>
+      <w:rFonts w:ascii="Arial" w:hAnsi="Arial" w:cs="Arial"/>
+      <w:rtl/>
+    </w:rPr>
   </w:style>
   <w:style w:type="paragraph" w:styleId="ListContinue">
     <w:name w:val="List Continue"/>
@@ -3910,7 +6200,13 @@
       <w:spacing w:after="120"/>
       <w:ind w:left="360"/>
       <w:contextualSpacing/>
+      <w:bidi/>
+      <w:jc w:val="right"/>
     </w:pPr>
+    <w:rPr>
+      <w:rFonts w:ascii="Arial" w:hAnsi="Arial" w:cs="Arial"/>
+      <w:rtl/>
+    </w:rPr>
   </w:style>
   <w:style w:type="paragraph" w:styleId="ListContinue2">
     <w:name w:val="List Continue 2"/>
@@ -3922,7 +6218,13 @@
       <w:spacing w:after="120"/>
       <w:ind w:left="720"/>
       <w:contextualSpacing/>
+      <w:bidi/>
+      <w:jc w:val="right"/>
     </w:pPr>
+    <w:rPr>
+      <w:rFonts w:ascii="Arial" w:hAnsi="Arial" w:cs="Arial"/>
+      <w:rtl/>
+    </w:rPr>
   </w:style>
   <w:style w:type="paragraph" w:styleId="ListContinue3">
     <w:name w:val="List Continue 3"/>
@@ -3934,7 +6236,13 @@
       <w:spacing w:after="120"/>
       <w:ind w:left="1080"/>
       <w:contextualSpacing/>
+      <w:bidi/>
+      <w:jc w:val="right"/>
     </w:pPr>
+    <w:rPr>
+      <w:rFonts w:ascii="Arial" w:hAnsi="Arial" w:cs="Arial"/>
+      <w:rtl/>
+    </w:rPr>
   </w:style>
   <w:style w:type="paragraph" w:styleId="MacroText">
     <w:name w:val="macro"/>
@@ -3952,11 +6260,14 @@
         <w:tab w:val="left" w:pos="3456"/>
         <w:tab w:val="left" w:pos="4032"/>
       </w:tabs>
+      <w:bidi/>
+      <w:jc w:val="right"/>
     </w:pPr>
     <w:rPr>
-      <w:rFonts w:ascii="Courier" w:hAnsi="Courier"/>
+      <w:rFonts w:ascii="Arial" w:hAnsi="Arial" w:cs="Arial"/>
       <w:sz w:val="20"/>
       <w:szCs w:val="20"/>
+      <w:rtl/>
     </w:rPr>
   </w:style>
   <w:style w:type="character" w:customStyle="1" w:styleId="MacroTextChar">
@@ -3979,10 +6290,16 @@
     <w:uiPriority w:val="29"/>
     <w:qFormat/>
     <w:rsid w:val="00FC693F"/>
+    <w:pPr>
+      <w:bidi/>
+      <w:jc w:val="right"/>
+    </w:pPr>
     <w:rPr>
+      <w:rFonts w:ascii="Arial" w:hAnsi="Arial" w:cs="Arial"/>
       <w:i/>
       <w:iCs/>
       <w:color w:val="000000" w:themeColor="text1"/>
+      <w:rtl/>
     </w:rPr>
   </w:style>
   <w:style w:type="character" w:customStyle="1" w:styleId="QuoteChar">
@@ -4094,13 +6411,17 @@
     <w:rsid w:val="00FC693F"/>
     <w:pPr>
       <w:spacing w:line="240" w:lineRule="auto"/>
+      <w:bidi/>
+      <w:jc w:val="right"/>
     </w:pPr>
     <w:rPr>
+      <w:rFonts w:ascii="Arial" w:hAnsi="Arial" w:cs="Arial"/>
       <w:b/>
       <w:bCs/>
       <w:color w:val="4F81BD" w:themeColor="accent1"/>
       <w:sz w:val="18"/>
       <w:szCs w:val="18"/>
+      <w:rtl/>
     </w:rPr>
   </w:style>
   <w:style w:type="character" w:styleId="Strong">
@@ -4139,13 +6460,17 @@
       </w:pBdr>
       <w:spacing w:before="200" w:after="280"/>
       <w:ind w:left="936" w:right="936"/>
+      <w:bidi/>
+      <w:jc w:val="right"/>
     </w:pPr>
     <w:rPr>
+      <w:rFonts w:ascii="Arial" w:hAnsi="Arial" w:cs="Arial"/>
       <w:b/>
       <w:bCs/>
       <w:i/>
       <w:iCs/>
       <w:color w:val="4F81BD" w:themeColor="accent1"/>
+      <w:rtl/>
     </w:rPr>
   </w:style>
   <w:style w:type="character" w:customStyle="1" w:styleId="IntenseQuoteChar">
@@ -4239,7 +6564,13 @@
     <w:rsid w:val="00FC693F"/>
     <w:pPr>
       <w:outlineLvl w:val="9"/>
+      <w:bidi/>
+      <w:jc w:val="right"/>
     </w:pPr>
+    <w:rPr>
+      <w:rFonts w:ascii="Arial" w:hAnsi="Arial" w:cs="Arial"/>
+      <w:rtl/>
+    </w:rPr>
   </w:style>
   <w:style w:type="table" w:styleId="TableGrid">
     <w:name w:val="Table Grid"/>

--- a/samples/report_full_latest.docx
+++ b/samples/report_full_latest.docx
@@ -5,7 +5,7 @@
     <w:p>
       <w:pPr>
         <w:bidi/>
-        <w:jc w:val="right"/>
+        <w:jc w:val="start"/>
       </w:pPr>
       <w:r>
         <w:rPr>
@@ -23,7 +23,7 @@
       <w:pPr>
         <w:pStyle w:val="Title"/>
         <w:bidi/>
-        <w:jc w:val="right"/>
+        <w:jc w:val="start"/>
       </w:pPr>
       <w:r>
         <w:rPr>
@@ -36,7 +36,7 @@
     <w:p>
       <w:pPr>
         <w:bidi/>
-        <w:jc w:val="right"/>
+        <w:jc w:val="start"/>
       </w:pPr>
       <w:r>
         <w:rPr>
@@ -67,7 +67,7 @@
           <w:p>
             <w:pPr>
               <w:bidi/>
-              <w:jc w:val="right"/>
+              <w:jc w:val="start"/>
             </w:pPr>
             <w:r>
               <w:rPr>
@@ -88,7 +88,7 @@
           <w:p>
             <w:pPr>
               <w:bidi/>
-              <w:jc w:val="right"/>
+              <w:jc w:val="start"/>
             </w:pPr>
             <w:r>
               <w:rPr>
@@ -110,7 +110,7 @@
           <w:p>
             <w:pPr>
               <w:bidi/>
-              <w:jc w:val="right"/>
+              <w:jc w:val="start"/>
             </w:pPr>
             <w:r>
               <w:rPr>
@@ -128,7 +128,7 @@
           <w:p>
             <w:pPr>
               <w:bidi/>
-              <w:jc w:val="right"/>
+              <w:jc w:val="start"/>
             </w:pPr>
             <w:r>
               <w:rPr>
@@ -149,7 +149,7 @@
           <w:p>
             <w:pPr>
               <w:bidi/>
-              <w:jc w:val="right"/>
+              <w:jc w:val="start"/>
             </w:pPr>
             <w:r>
               <w:rPr>
@@ -168,7 +168,7 @@
           <w:p>
             <w:pPr>
               <w:bidi/>
-              <w:jc w:val="right"/>
+              <w:jc w:val="start"/>
             </w:pPr>
             <w:r>
               <w:rPr>
@@ -188,7 +188,7 @@
           <w:p>
             <w:pPr>
               <w:bidi/>
-              <w:jc w:val="right"/>
+              <w:jc w:val="start"/>
             </w:pPr>
             <w:r>
               <w:rPr>
@@ -206,7 +206,7 @@
           <w:p>
             <w:pPr>
               <w:bidi/>
-              <w:jc w:val="right"/>
+              <w:jc w:val="start"/>
             </w:pPr>
             <w:r>
               <w:rPr>
@@ -227,7 +227,7 @@
           <w:p>
             <w:pPr>
               <w:bidi/>
-              <w:jc w:val="right"/>
+              <w:jc w:val="start"/>
             </w:pPr>
             <w:r>
               <w:rPr>
@@ -246,7 +246,7 @@
           <w:p>
             <w:pPr>
               <w:bidi/>
-              <w:jc w:val="right"/>
+              <w:jc w:val="start"/>
             </w:pPr>
             <w:r>
               <w:rPr>
@@ -266,7 +266,7 @@
           <w:p>
             <w:pPr>
               <w:bidi/>
-              <w:jc w:val="right"/>
+              <w:jc w:val="start"/>
             </w:pPr>
             <w:r>
               <w:rPr>
@@ -284,7 +284,7 @@
           <w:p>
             <w:pPr>
               <w:bidi/>
-              <w:jc w:val="right"/>
+              <w:jc w:val="start"/>
             </w:pPr>
             <w:r>
               <w:rPr>
@@ -305,7 +305,7 @@
           <w:p>
             <w:pPr>
               <w:bidi/>
-              <w:jc w:val="right"/>
+              <w:jc w:val="start"/>
             </w:pPr>
             <w:r>
               <w:rPr>
@@ -324,7 +324,7 @@
           <w:p>
             <w:pPr>
               <w:bidi/>
-              <w:jc w:val="right"/>
+              <w:jc w:val="start"/>
             </w:pPr>
             <w:r>
               <w:rPr>
@@ -344,7 +344,7 @@
           <w:p>
             <w:pPr>
               <w:bidi/>
-              <w:jc w:val="right"/>
+              <w:jc w:val="start"/>
             </w:pPr>
             <w:r>
               <w:rPr>
@@ -362,7 +362,7 @@
           <w:p>
             <w:pPr>
               <w:bidi/>
-              <w:jc w:val="right"/>
+              <w:jc w:val="start"/>
             </w:pPr>
             <w:r>
               <w:rPr>
@@ -379,7 +379,7 @@
       <w:pPr>
         <w:pStyle w:val="Heading1"/>
         <w:bidi/>
-        <w:jc w:val="right"/>
+        <w:jc w:val="start"/>
       </w:pPr>
       <w:r>
         <w:rPr>
@@ -392,7 +392,7 @@
     <w:p>
       <w:pPr>
         <w:bidi/>
-        <w:jc w:val="right"/>
+        <w:jc w:val="start"/>
       </w:pPr>
       <w:r>
         <w:rPr>
@@ -405,7 +405,7 @@
     <w:p>
       <w:pPr>
         <w:bidi/>
-        <w:jc w:val="right"/>
+        <w:jc w:val="start"/>
       </w:pPr>
       <w:r>
         <w:rPr>
@@ -418,7 +418,7 @@
     <w:p>
       <w:pPr>
         <w:bidi/>
-        <w:jc w:val="right"/>
+        <w:jc w:val="start"/>
       </w:pPr>
       <w:r>
         <w:rPr>
@@ -431,7 +431,7 @@
     <w:p>
       <w:pPr>
         <w:bidi/>
-        <w:jc w:val="right"/>
+        <w:jc w:val="start"/>
       </w:pPr>
       <w:r>
         <w:rPr>
@@ -444,7 +444,7 @@
     <w:p>
       <w:pPr>
         <w:bidi/>
-        <w:jc w:val="right"/>
+        <w:jc w:val="start"/>
       </w:pPr>
       <w:r>
         <w:rPr>
@@ -457,7 +457,7 @@
     <w:p>
       <w:pPr>
         <w:bidi/>
-        <w:jc w:val="right"/>
+        <w:jc w:val="start"/>
       </w:pPr>
       <w:r>
         <w:rPr>
@@ -470,7 +470,7 @@
     <w:p>
       <w:pPr>
         <w:bidi/>
-        <w:jc w:val="right"/>
+        <w:jc w:val="start"/>
       </w:pPr>
       <w:r>
         <w:rPr>
@@ -483,7 +483,7 @@
     <w:p>
       <w:pPr>
         <w:bidi/>
-        <w:jc w:val="right"/>
+        <w:jc w:val="start"/>
       </w:pPr>
       <w:r>
         <w:rPr>
@@ -496,7 +496,7 @@
     <w:p>
       <w:pPr>
         <w:bidi/>
-        <w:jc w:val="right"/>
+        <w:jc w:val="start"/>
       </w:pPr>
       <w:r>
         <w:rPr>
@@ -509,7 +509,7 @@
     <w:p>
       <w:pPr>
         <w:bidi/>
-        <w:jc w:val="right"/>
+        <w:jc w:val="start"/>
       </w:pPr>
       <w:r>
         <w:rPr>
@@ -522,7 +522,7 @@
     <w:p>
       <w:pPr>
         <w:bidi/>
-        <w:jc w:val="right"/>
+        <w:jc w:val="start"/>
       </w:pPr>
       <w:r>
         <w:rPr>
@@ -535,7 +535,7 @@
     <w:p>
       <w:pPr>
         <w:bidi/>
-        <w:jc w:val="right"/>
+        <w:jc w:val="start"/>
       </w:pPr>
       <w:r>
         <w:rPr>
@@ -548,7 +548,7 @@
     <w:p>
       <w:pPr>
         <w:bidi/>
-        <w:jc w:val="right"/>
+        <w:jc w:val="start"/>
       </w:pPr>
       <w:r>
         <w:rPr>
@@ -561,7 +561,7 @@
     <w:p>
       <w:pPr>
         <w:bidi/>
-        <w:jc w:val="right"/>
+        <w:jc w:val="start"/>
       </w:pPr>
       <w:r>
         <w:rPr>
@@ -574,7 +574,7 @@
     <w:p>
       <w:pPr>
         <w:bidi/>
-        <w:jc w:val="right"/>
+        <w:jc w:val="start"/>
       </w:pPr>
       <w:r>
         <w:rPr>
@@ -587,7 +587,7 @@
     <w:p>
       <w:pPr>
         <w:bidi/>
-        <w:jc w:val="right"/>
+        <w:jc w:val="start"/>
       </w:pPr>
       <w:r>
         <w:rPr>
@@ -600,7 +600,7 @@
     <w:p>
       <w:pPr>
         <w:bidi/>
-        <w:jc w:val="right"/>
+        <w:jc w:val="start"/>
       </w:pPr>
       <w:r>
         <w:rPr>
@@ -614,7 +614,7 @@
       <w:pPr>
         <w:pStyle w:val="Heading1"/>
         <w:bidi/>
-        <w:jc w:val="right"/>
+        <w:jc w:val="start"/>
       </w:pPr>
       <w:r>
         <w:rPr>
@@ -627,7 +627,7 @@
     <w:p>
       <w:pPr>
         <w:bidi/>
-        <w:jc w:val="right"/>
+        <w:jc w:val="start"/>
       </w:pPr>
       <w:r>
         <w:rPr>
@@ -640,7 +640,7 @@
     <w:p>
       <w:pPr>
         <w:bidi/>
-        <w:jc w:val="right"/>
+        <w:jc w:val="start"/>
       </w:pPr>
       <w:r>
         <w:rPr>
@@ -653,7 +653,7 @@
     <w:p>
       <w:pPr>
         <w:bidi/>
-        <w:jc w:val="right"/>
+        <w:jc w:val="start"/>
       </w:pPr>
       <w:r>
         <w:rPr>
@@ -667,7 +667,7 @@
       <w:pPr>
         <w:pStyle w:val="Heading1"/>
         <w:bidi/>
-        <w:jc w:val="right"/>
+        <w:jc w:val="start"/>
       </w:pPr>
       <w:r>
         <w:rPr>
@@ -681,7 +681,7 @@
       <w:pPr>
         <w:pStyle w:val="ListBullet"/>
         <w:bidi/>
-        <w:jc w:val="right"/>
+        <w:jc w:val="start"/>
       </w:pPr>
       <w:r>
         <w:rPr>
@@ -695,7 +695,7 @@
       <w:pPr>
         <w:pStyle w:val="ListBullet"/>
         <w:bidi/>
-        <w:jc w:val="right"/>
+        <w:jc w:val="start"/>
       </w:pPr>
       <w:r>
         <w:rPr>
@@ -709,7 +709,7 @@
       <w:pPr>
         <w:pStyle w:val="ListBullet"/>
         <w:bidi/>
-        <w:jc w:val="right"/>
+        <w:jc w:val="start"/>
       </w:pPr>
       <w:r>
         <w:rPr>
@@ -723,7 +723,7 @@
       <w:pPr>
         <w:pStyle w:val="ListBullet"/>
         <w:bidi/>
-        <w:jc w:val="right"/>
+        <w:jc w:val="start"/>
       </w:pPr>
       <w:r>
         <w:rPr>
@@ -737,7 +737,7 @@
       <w:pPr>
         <w:pStyle w:val="ListBullet"/>
         <w:bidi/>
-        <w:jc w:val="right"/>
+        <w:jc w:val="start"/>
       </w:pPr>
       <w:r>
         <w:rPr>
@@ -751,7 +751,7 @@
       <w:pPr>
         <w:pStyle w:val="ListBullet"/>
         <w:bidi/>
-        <w:jc w:val="right"/>
+        <w:jc w:val="start"/>
       </w:pPr>
       <w:r>
         <w:rPr>
@@ -765,7 +765,7 @@
       <w:pPr>
         <w:pStyle w:val="Heading1"/>
         <w:bidi/>
-        <w:jc w:val="right"/>
+        <w:jc w:val="start"/>
       </w:pPr>
       <w:r>
         <w:rPr>
@@ -778,7 +778,7 @@
     <w:p>
       <w:pPr>
         <w:bidi/>
-        <w:jc w:val="right"/>
+        <w:jc w:val="start"/>
       </w:pPr>
       <w:r>
         <w:rPr>
@@ -792,7 +792,7 @@
       <w:pPr>
         <w:pStyle w:val="Heading2"/>
         <w:bidi/>
-        <w:jc w:val="right"/>
+        <w:jc w:val="start"/>
       </w:pPr>
       <w:r>
         <w:rPr>
@@ -805,7 +805,7 @@
     <w:p>
       <w:pPr>
         <w:bidi/>
-        <w:jc w:val="right"/>
+        <w:jc w:val="start"/>
       </w:pPr>
       <w:r>
         <w:rPr>
@@ -818,7 +818,7 @@
     <w:p>
       <w:pPr>
         <w:bidi/>
-        <w:jc w:val="right"/>
+        <w:jc w:val="start"/>
       </w:pPr>
       <w:r>
         <w:rPr>
@@ -831,7 +831,7 @@
     <w:p>
       <w:pPr>
         <w:bidi/>
-        <w:jc w:val="right"/>
+        <w:jc w:val="start"/>
       </w:pPr>
       <w:r>
         <w:rPr>
@@ -844,7 +844,7 @@
     <w:p>
       <w:pPr>
         <w:bidi/>
-        <w:jc w:val="right"/>
+        <w:jc w:val="start"/>
       </w:pPr>
       <w:r>
         <w:rPr>
@@ -877,7 +877,7 @@
           <w:p>
             <w:pPr>
               <w:bidi/>
-              <w:jc w:val="right"/>
+              <w:jc w:val="start"/>
             </w:pPr>
             <w:r>
               <w:rPr>
@@ -898,7 +898,7 @@
           <w:p>
             <w:pPr>
               <w:bidi/>
-              <w:jc w:val="right"/>
+              <w:jc w:val="start"/>
             </w:pPr>
             <w:r>
               <w:rPr>
@@ -919,7 +919,7 @@
           <w:p>
             <w:pPr>
               <w:bidi/>
-              <w:jc w:val="right"/>
+              <w:jc w:val="start"/>
             </w:pPr>
             <w:r>
               <w:rPr>
@@ -940,7 +940,7 @@
           <w:p>
             <w:pPr>
               <w:bidi/>
-              <w:jc w:val="right"/>
+              <w:jc w:val="start"/>
             </w:pPr>
             <w:r>
               <w:rPr>
@@ -962,7 +962,7 @@
           <w:p>
             <w:pPr>
               <w:bidi/>
-              <w:jc w:val="right"/>
+              <w:jc w:val="start"/>
             </w:pPr>
             <w:r>
               <w:rPr>
@@ -980,7 +980,7 @@
           <w:p>
             <w:pPr>
               <w:bidi/>
-              <w:jc w:val="right"/>
+              <w:jc w:val="start"/>
             </w:pPr>
             <w:r>
               <w:rPr>
@@ -998,7 +998,7 @@
           <w:p>
             <w:pPr>
               <w:bidi/>
-              <w:jc w:val="right"/>
+              <w:jc w:val="start"/>
             </w:pPr>
             <w:r>
               <w:rPr>
@@ -1016,7 +1016,7 @@
           <w:p>
             <w:pPr>
               <w:bidi/>
-              <w:jc w:val="right"/>
+              <w:jc w:val="start"/>
             </w:pPr>
             <w:r>
               <w:rPr>
@@ -1037,7 +1037,7 @@
           <w:p>
             <w:pPr>
               <w:bidi/>
-              <w:jc w:val="right"/>
+              <w:jc w:val="start"/>
             </w:pPr>
             <w:r>
               <w:rPr>
@@ -1056,7 +1056,7 @@
           <w:p>
             <w:pPr>
               <w:bidi/>
-              <w:jc w:val="right"/>
+              <w:jc w:val="start"/>
             </w:pPr>
             <w:r>
               <w:rPr>
@@ -1075,7 +1075,7 @@
           <w:p>
             <w:pPr>
               <w:bidi/>
-              <w:jc w:val="right"/>
+              <w:jc w:val="start"/>
             </w:pPr>
             <w:r>
               <w:rPr>
@@ -1094,7 +1094,7 @@
           <w:p>
             <w:pPr>
               <w:bidi/>
-              <w:jc w:val="right"/>
+              <w:jc w:val="start"/>
             </w:pPr>
             <w:r>
               <w:rPr>
@@ -1114,7 +1114,7 @@
           <w:p>
             <w:pPr>
               <w:bidi/>
-              <w:jc w:val="right"/>
+              <w:jc w:val="start"/>
             </w:pPr>
             <w:r>
               <w:rPr>
@@ -1132,7 +1132,7 @@
           <w:p>
             <w:pPr>
               <w:bidi/>
-              <w:jc w:val="right"/>
+              <w:jc w:val="start"/>
             </w:pPr>
             <w:r>
               <w:rPr>
@@ -1150,7 +1150,7 @@
           <w:p>
             <w:pPr>
               <w:bidi/>
-              <w:jc w:val="right"/>
+              <w:jc w:val="start"/>
             </w:pPr>
             <w:r>
               <w:rPr>
@@ -1168,7 +1168,7 @@
           <w:p>
             <w:pPr>
               <w:bidi/>
-              <w:jc w:val="right"/>
+              <w:jc w:val="start"/>
             </w:pPr>
             <w:r>
               <w:rPr>
@@ -1189,7 +1189,7 @@
           <w:p>
             <w:pPr>
               <w:bidi/>
-              <w:jc w:val="right"/>
+              <w:jc w:val="start"/>
             </w:pPr>
             <w:r>
               <w:rPr>
@@ -1208,7 +1208,7 @@
           <w:p>
             <w:pPr>
               <w:bidi/>
-              <w:jc w:val="right"/>
+              <w:jc w:val="start"/>
             </w:pPr>
             <w:r>
               <w:rPr>
@@ -1227,7 +1227,7 @@
           <w:p>
             <w:pPr>
               <w:bidi/>
-              <w:jc w:val="right"/>
+              <w:jc w:val="start"/>
             </w:pPr>
             <w:r>
               <w:rPr>
@@ -1246,7 +1246,7 @@
           <w:p>
             <w:pPr>
               <w:bidi/>
-              <w:jc w:val="right"/>
+              <w:jc w:val="start"/>
             </w:pPr>
             <w:r>
               <w:rPr>
@@ -1266,7 +1266,7 @@
           <w:p>
             <w:pPr>
               <w:bidi/>
-              <w:jc w:val="right"/>
+              <w:jc w:val="start"/>
             </w:pPr>
             <w:r>
               <w:rPr>
@@ -1284,7 +1284,7 @@
           <w:p>
             <w:pPr>
               <w:bidi/>
-              <w:jc w:val="right"/>
+              <w:jc w:val="start"/>
             </w:pPr>
             <w:r>
               <w:rPr>
@@ -1302,7 +1302,7 @@
           <w:p>
             <w:pPr>
               <w:bidi/>
-              <w:jc w:val="right"/>
+              <w:jc w:val="start"/>
             </w:pPr>
             <w:r>
               <w:rPr>
@@ -1320,7 +1320,7 @@
           <w:p>
             <w:pPr>
               <w:bidi/>
-              <w:jc w:val="right"/>
+              <w:jc w:val="start"/>
             </w:pPr>
             <w:r>
               <w:rPr>
@@ -1336,7 +1336,7 @@
     <w:p>
       <w:pPr>
         <w:bidi/>
-        <w:jc w:val="right"/>
+        <w:jc w:val="start"/>
       </w:pPr>
       <w:r>
         <w:rPr>
@@ -1349,7 +1349,7 @@
     <w:p>
       <w:pPr>
         <w:bidi/>
-        <w:jc w:val="right"/>
+        <w:jc w:val="start"/>
       </w:pPr>
       <w:r>
         <w:rPr>
@@ -1363,7 +1363,7 @@
       <w:pPr>
         <w:pStyle w:val="ListBullet"/>
         <w:bidi/>
-        <w:jc w:val="right"/>
+        <w:jc w:val="start"/>
       </w:pPr>
       <w:r>
         <w:rPr>
@@ -1377,7 +1377,7 @@
       <w:pPr>
         <w:pStyle w:val="ListBullet"/>
         <w:bidi/>
-        <w:jc w:val="right"/>
+        <w:jc w:val="start"/>
       </w:pPr>
       <w:r>
         <w:rPr>
@@ -1391,7 +1391,7 @@
       <w:pPr>
         <w:pStyle w:val="ListBullet"/>
         <w:bidi/>
-        <w:jc w:val="right"/>
+        <w:jc w:val="start"/>
       </w:pPr>
       <w:r>
         <w:rPr>
@@ -1404,7 +1404,7 @@
     <w:p>
       <w:pPr>
         <w:bidi/>
-        <w:jc w:val="right"/>
+        <w:jc w:val="start"/>
       </w:pPr>
       <w:r>
         <w:rPr>
@@ -1418,7 +1418,7 @@
       <w:pPr>
         <w:pStyle w:val="ListBullet"/>
         <w:bidi/>
-        <w:jc w:val="right"/>
+        <w:jc w:val="start"/>
       </w:pPr>
       <w:r>
         <w:rPr>
@@ -1432,7 +1432,7 @@
       <w:pPr>
         <w:pStyle w:val="ListBullet"/>
         <w:bidi/>
-        <w:jc w:val="right"/>
+        <w:jc w:val="start"/>
       </w:pPr>
       <w:r>
         <w:rPr>
@@ -1445,7 +1445,7 @@
     <w:p>
       <w:pPr>
         <w:bidi/>
-        <w:jc w:val="right"/>
+        <w:jc w:val="start"/>
       </w:pPr>
       <w:r>
         <w:rPr>
@@ -1459,7 +1459,7 @@
       <w:pPr>
         <w:pStyle w:val="ListBullet"/>
         <w:bidi/>
-        <w:jc w:val="right"/>
+        <w:jc w:val="start"/>
       </w:pPr>
       <w:r>
         <w:rPr>
@@ -1473,7 +1473,7 @@
       <w:pPr>
         <w:pStyle w:val="ListBullet"/>
         <w:bidi/>
-        <w:jc w:val="right"/>
+        <w:jc w:val="start"/>
       </w:pPr>
       <w:r>
         <w:rPr>
@@ -1486,7 +1486,7 @@
     <w:p>
       <w:pPr>
         <w:bidi/>
-        <w:jc w:val="right"/>
+        <w:jc w:val="start"/>
       </w:pPr>
       <w:r>
         <w:rPr>
@@ -1499,7 +1499,7 @@
     <w:p>
       <w:pPr>
         <w:bidi/>
-        <w:jc w:val="right"/>
+        <w:jc w:val="start"/>
       </w:pPr>
       <w:r>
         <w:rPr>
@@ -1513,7 +1513,7 @@
       <w:pPr>
         <w:pStyle w:val="Heading1"/>
         <w:bidi/>
-        <w:jc w:val="right"/>
+        <w:jc w:val="start"/>
       </w:pPr>
       <w:r>
         <w:rPr>
@@ -1526,7 +1526,7 @@
     <w:p>
       <w:pPr>
         <w:bidi/>
-        <w:jc w:val="right"/>
+        <w:jc w:val="start"/>
       </w:pPr>
       <w:r>
         <w:rPr>
@@ -1540,7 +1540,7 @@
       <w:pPr>
         <w:pStyle w:val="Heading1"/>
         <w:bidi/>
-        <w:jc w:val="right"/>
+        <w:jc w:val="start"/>
       </w:pPr>
       <w:r>
         <w:rPr>
@@ -1553,7 +1553,7 @@
     <w:p>
       <w:pPr>
         <w:bidi/>
-        <w:jc w:val="right"/>
+        <w:jc w:val="start"/>
       </w:pPr>
       <w:r>
         <w:rPr>
@@ -1567,7 +1567,7 @@
       <w:pPr>
         <w:pStyle w:val="Heading1"/>
         <w:bidi/>
-        <w:jc w:val="right"/>
+        <w:jc w:val="start"/>
       </w:pPr>
       <w:r>
         <w:rPr>
@@ -1581,7 +1581,7 @@
       <w:pPr>
         <w:pStyle w:val="Heading2"/>
         <w:bidi/>
-        <w:jc w:val="right"/>
+        <w:jc w:val="start"/>
       </w:pPr>
       <w:r>
         <w:rPr>
@@ -1614,7 +1614,7 @@
           <w:p>
             <w:pPr>
               <w:bidi/>
-              <w:jc w:val="right"/>
+              <w:jc w:val="start"/>
             </w:pPr>
             <w:r>
               <w:rPr>
@@ -1635,7 +1635,7 @@
           <w:p>
             <w:pPr>
               <w:bidi/>
-              <w:jc w:val="right"/>
+              <w:jc w:val="start"/>
             </w:pPr>
             <w:r>
               <w:rPr>
@@ -1656,7 +1656,7 @@
           <w:p>
             <w:pPr>
               <w:bidi/>
-              <w:jc w:val="right"/>
+              <w:jc w:val="start"/>
             </w:pPr>
             <w:r>
               <w:rPr>
@@ -1677,7 +1677,7 @@
           <w:p>
             <w:pPr>
               <w:bidi/>
-              <w:jc w:val="right"/>
+              <w:jc w:val="start"/>
             </w:pPr>
             <w:r>
               <w:rPr>
@@ -1699,7 +1699,7 @@
           <w:p>
             <w:pPr>
               <w:bidi/>
-              <w:jc w:val="right"/>
+              <w:jc w:val="start"/>
             </w:pPr>
             <w:r>
               <w:rPr>
@@ -1717,7 +1717,7 @@
           <w:p>
             <w:pPr>
               <w:bidi/>
-              <w:jc w:val="right"/>
+              <w:jc w:val="start"/>
             </w:pPr>
             <w:r>
               <w:rPr>
@@ -1735,7 +1735,7 @@
           <w:p>
             <w:pPr>
               <w:bidi/>
-              <w:jc w:val="right"/>
+              <w:jc w:val="start"/>
             </w:pPr>
             <w:r>
               <w:rPr>
@@ -1753,7 +1753,7 @@
           <w:p>
             <w:pPr>
               <w:bidi/>
-              <w:jc w:val="right"/>
+              <w:jc w:val="start"/>
             </w:pPr>
             <w:r>
               <w:rPr>
@@ -1774,7 +1774,7 @@
           <w:p>
             <w:pPr>
               <w:bidi/>
-              <w:jc w:val="right"/>
+              <w:jc w:val="start"/>
             </w:pPr>
             <w:r>
               <w:rPr>
@@ -1793,7 +1793,7 @@
           <w:p>
             <w:pPr>
               <w:bidi/>
-              <w:jc w:val="right"/>
+              <w:jc w:val="start"/>
             </w:pPr>
             <w:r>
               <w:rPr>
@@ -1812,7 +1812,7 @@
           <w:p>
             <w:pPr>
               <w:bidi/>
-              <w:jc w:val="right"/>
+              <w:jc w:val="start"/>
             </w:pPr>
             <w:r>
               <w:rPr>
@@ -1831,7 +1831,7 @@
           <w:p>
             <w:pPr>
               <w:bidi/>
-              <w:jc w:val="right"/>
+              <w:jc w:val="start"/>
             </w:pPr>
             <w:r>
               <w:rPr>
@@ -1851,7 +1851,7 @@
           <w:p>
             <w:pPr>
               <w:bidi/>
-              <w:jc w:val="right"/>
+              <w:jc w:val="start"/>
             </w:pPr>
             <w:r>
               <w:rPr>
@@ -1869,7 +1869,7 @@
           <w:p>
             <w:pPr>
               <w:bidi/>
-              <w:jc w:val="right"/>
+              <w:jc w:val="start"/>
             </w:pPr>
             <w:r>
               <w:rPr>
@@ -1887,7 +1887,7 @@
           <w:p>
             <w:pPr>
               <w:bidi/>
-              <w:jc w:val="right"/>
+              <w:jc w:val="start"/>
             </w:pPr>
             <w:r>
               <w:rPr>
@@ -1905,7 +1905,7 @@
           <w:p>
             <w:pPr>
               <w:bidi/>
-              <w:jc w:val="right"/>
+              <w:jc w:val="start"/>
             </w:pPr>
             <w:r>
               <w:rPr>
@@ -1922,7 +1922,7 @@
       <w:pPr>
         <w:pStyle w:val="ListBullet"/>
         <w:bidi/>
-        <w:jc w:val="right"/>
+        <w:jc w:val="start"/>
       </w:pPr>
       <w:r>
         <w:rPr>
@@ -1936,7 +1936,7 @@
       <w:pPr>
         <w:pStyle w:val="ListBullet"/>
         <w:bidi/>
-        <w:jc w:val="right"/>
+        <w:jc w:val="start"/>
       </w:pPr>
       <w:r>
         <w:rPr>
@@ -1950,7 +1950,7 @@
       <w:pPr>
         <w:pStyle w:val="Heading1"/>
         <w:bidi/>
-        <w:jc w:val="right"/>
+        <w:jc w:val="start"/>
       </w:pPr>
       <w:r>
         <w:rPr>
@@ -1964,7 +1964,7 @@
       <w:pPr>
         <w:pStyle w:val="Heading2"/>
         <w:bidi/>
-        <w:jc w:val="right"/>
+        <w:jc w:val="start"/>
       </w:pPr>
       <w:r>
         <w:rPr>
@@ -1978,7 +1978,7 @@
       <w:pPr>
         <w:pStyle w:val="ListBullet"/>
         <w:bidi/>
-        <w:jc w:val="right"/>
+        <w:jc w:val="start"/>
       </w:pPr>
       <w:r>
         <w:rPr>
@@ -1992,7 +1992,7 @@
       <w:pPr>
         <w:pStyle w:val="Heading1"/>
         <w:bidi/>
-        <w:jc w:val="right"/>
+        <w:jc w:val="start"/>
       </w:pPr>
       <w:r>
         <w:rPr>
@@ -2024,7 +2024,7 @@
           <w:p>
             <w:pPr>
               <w:bidi/>
-              <w:jc w:val="right"/>
+              <w:jc w:val="start"/>
             </w:pPr>
             <w:r>
               <w:rPr>
@@ -2045,7 +2045,7 @@
           <w:p>
             <w:pPr>
               <w:bidi/>
-              <w:jc w:val="right"/>
+              <w:jc w:val="start"/>
             </w:pPr>
             <w:r>
               <w:rPr>
@@ -2066,7 +2066,7 @@
           <w:p>
             <w:pPr>
               <w:bidi/>
-              <w:jc w:val="right"/>
+              <w:jc w:val="start"/>
             </w:pPr>
             <w:r>
               <w:rPr>
@@ -2088,7 +2088,7 @@
           <w:p>
             <w:pPr>
               <w:bidi/>
-              <w:jc w:val="right"/>
+              <w:jc w:val="start"/>
             </w:pPr>
             <w:r>
               <w:rPr>
@@ -2106,7 +2106,7 @@
           <w:p>
             <w:pPr>
               <w:bidi/>
-              <w:jc w:val="right"/>
+              <w:jc w:val="start"/>
             </w:pPr>
             <w:r>
               <w:rPr>
@@ -2124,7 +2124,7 @@
           <w:p>
             <w:pPr>
               <w:bidi/>
-              <w:jc w:val="right"/>
+              <w:jc w:val="start"/>
             </w:pPr>
             <w:r>
               <w:rPr>
@@ -2145,7 +2145,7 @@
           <w:p>
             <w:pPr>
               <w:bidi/>
-              <w:jc w:val="right"/>
+              <w:jc w:val="start"/>
             </w:pPr>
             <w:r>
               <w:rPr>
@@ -2164,7 +2164,7 @@
           <w:p>
             <w:pPr>
               <w:bidi/>
-              <w:jc w:val="right"/>
+              <w:jc w:val="start"/>
             </w:pPr>
             <w:r>
               <w:rPr>
@@ -2183,7 +2183,7 @@
           <w:p>
             <w:pPr>
               <w:bidi/>
-              <w:jc w:val="right"/>
+              <w:jc w:val="start"/>
             </w:pPr>
             <w:r>
               <w:rPr>
@@ -2203,7 +2203,7 @@
           <w:p>
             <w:pPr>
               <w:bidi/>
-              <w:jc w:val="right"/>
+              <w:jc w:val="start"/>
             </w:pPr>
             <w:r>
               <w:rPr>
@@ -2221,7 +2221,7 @@
           <w:p>
             <w:pPr>
               <w:bidi/>
-              <w:jc w:val="right"/>
+              <w:jc w:val="start"/>
             </w:pPr>
             <w:r>
               <w:rPr>
@@ -2239,7 +2239,7 @@
           <w:p>
             <w:pPr>
               <w:bidi/>
-              <w:jc w:val="right"/>
+              <w:jc w:val="start"/>
             </w:pPr>
             <w:r>
               <w:rPr>
@@ -2256,7 +2256,7 @@
       <w:pPr>
         <w:pStyle w:val="IntenseQuote"/>
         <w:bidi/>
-        <w:jc w:val="right"/>
+        <w:jc w:val="start"/>
       </w:pPr>
       <w:r>
         <w:rPr>
@@ -2270,7 +2270,7 @@
       <w:pPr>
         <w:pStyle w:val="Heading1"/>
         <w:bidi/>
-        <w:jc w:val="right"/>
+        <w:jc w:val="start"/>
       </w:pPr>
       <w:r>
         <w:rPr>
@@ -2284,7 +2284,7 @@
       <w:pPr>
         <w:pStyle w:val="Heading2"/>
         <w:bidi/>
-        <w:jc w:val="right"/>
+        <w:jc w:val="start"/>
       </w:pPr>
       <w:r>
         <w:rPr>
@@ -2298,7 +2298,7 @@
       <w:pPr>
         <w:pStyle w:val="ListBullet"/>
         <w:bidi/>
-        <w:jc w:val="right"/>
+        <w:jc w:val="start"/>
       </w:pPr>
       <w:r>
         <w:rPr>
@@ -2312,7 +2312,7 @@
       <w:pPr>
         <w:pStyle w:val="ListBullet"/>
         <w:bidi/>
-        <w:jc w:val="right"/>
+        <w:jc w:val="start"/>
       </w:pPr>
       <w:r>
         <w:rPr>
@@ -2326,7 +2326,7 @@
       <w:pPr>
         <w:pStyle w:val="ListBullet"/>
         <w:bidi/>
-        <w:jc w:val="right"/>
+        <w:jc w:val="start"/>
       </w:pPr>
       <w:r>
         <w:rPr>
@@ -2340,7 +2340,7 @@
       <w:pPr>
         <w:pStyle w:val="IntenseQuote"/>
         <w:bidi/>
-        <w:jc w:val="right"/>
+        <w:jc w:val="start"/>
       </w:pPr>
       <w:r>
         <w:rPr>
@@ -2354,7 +2354,7 @@
       <w:pPr>
         <w:pStyle w:val="Heading2"/>
         <w:bidi/>
-        <w:jc w:val="right"/>
+        <w:jc w:val="start"/>
       </w:pPr>
       <w:r>
         <w:rPr>
@@ -2368,7 +2368,7 @@
       <w:pPr>
         <w:pStyle w:val="ListBullet"/>
         <w:bidi/>
-        <w:jc w:val="right"/>
+        <w:jc w:val="start"/>
       </w:pPr>
       <w:r>
         <w:rPr>
@@ -2382,7 +2382,7 @@
       <w:pPr>
         <w:pStyle w:val="ListBullet"/>
         <w:bidi/>
-        <w:jc w:val="right"/>
+        <w:jc w:val="start"/>
       </w:pPr>
       <w:r>
         <w:rPr>
@@ -2396,7 +2396,7 @@
       <w:pPr>
         <w:pStyle w:val="ListBullet"/>
         <w:bidi/>
-        <w:jc w:val="right"/>
+        <w:jc w:val="start"/>
       </w:pPr>
       <w:r>
         <w:rPr>
@@ -2410,7 +2410,7 @@
       <w:pPr>
         <w:pStyle w:val="IntenseQuote"/>
         <w:bidi/>
-        <w:jc w:val="right"/>
+        <w:jc w:val="start"/>
       </w:pPr>
       <w:r>
         <w:rPr>
@@ -2424,7 +2424,7 @@
       <w:pPr>
         <w:pStyle w:val="Heading1"/>
         <w:bidi/>
-        <w:jc w:val="right"/>
+        <w:jc w:val="start"/>
       </w:pPr>
       <w:r>
         <w:rPr>
@@ -2438,7 +2438,7 @@
       <w:pPr>
         <w:pStyle w:val="Heading3"/>
         <w:bidi/>
-        <w:jc w:val="right"/>
+        <w:jc w:val="start"/>
       </w:pPr>
       <w:r>
         <w:rPr>
@@ -2451,7 +2451,7 @@
     <w:p>
       <w:pPr>
         <w:bidi/>
-        <w:jc w:val="right"/>
+        <w:jc w:val="start"/>
       </w:pPr>
       <w:r>
         <w:rPr>
@@ -2464,7 +2464,7 @@
     <w:p>
       <w:pPr>
         <w:bidi/>
-        <w:jc w:val="right"/>
+        <w:jc w:val="start"/>
       </w:pPr>
       <w:r>
         <w:rPr>
@@ -2497,7 +2497,7 @@
           <w:p>
             <w:pPr>
               <w:bidi/>
-              <w:jc w:val="right"/>
+              <w:jc w:val="start"/>
             </w:pPr>
             <w:r>
               <w:rPr>
@@ -2518,7 +2518,7 @@
           <w:p>
             <w:pPr>
               <w:bidi/>
-              <w:jc w:val="right"/>
+              <w:jc w:val="start"/>
             </w:pPr>
             <w:r>
               <w:rPr>
@@ -2539,7 +2539,7 @@
           <w:p>
             <w:pPr>
               <w:bidi/>
-              <w:jc w:val="right"/>
+              <w:jc w:val="start"/>
             </w:pPr>
             <w:r>
               <w:rPr>
@@ -2560,7 +2560,7 @@
           <w:p>
             <w:pPr>
               <w:bidi/>
-              <w:jc w:val="right"/>
+              <w:jc w:val="start"/>
             </w:pPr>
             <w:r>
               <w:rPr>
@@ -2582,7 +2582,7 @@
           <w:p>
             <w:pPr>
               <w:bidi/>
-              <w:jc w:val="right"/>
+              <w:jc w:val="start"/>
             </w:pPr>
             <w:r>
               <w:rPr>
@@ -2600,7 +2600,7 @@
           <w:p>
             <w:pPr>
               <w:bidi/>
-              <w:jc w:val="right"/>
+              <w:jc w:val="start"/>
             </w:pPr>
             <w:r>
               <w:rPr>
@@ -2618,7 +2618,7 @@
           <w:p>
             <w:pPr>
               <w:bidi/>
-              <w:jc w:val="right"/>
+              <w:jc w:val="start"/>
             </w:pPr>
             <w:r>
               <w:rPr>
@@ -2636,7 +2636,7 @@
           <w:p>
             <w:pPr>
               <w:bidi/>
-              <w:jc w:val="right"/>
+              <w:jc w:val="start"/>
             </w:pPr>
             <w:r>
               <w:rPr>
@@ -2657,7 +2657,7 @@
           <w:p>
             <w:pPr>
               <w:bidi/>
-              <w:jc w:val="right"/>
+              <w:jc w:val="start"/>
             </w:pPr>
             <w:r>
               <w:rPr>
@@ -2676,7 +2676,7 @@
           <w:p>
             <w:pPr>
               <w:bidi/>
-              <w:jc w:val="right"/>
+              <w:jc w:val="start"/>
             </w:pPr>
             <w:r>
               <w:rPr>
@@ -2695,7 +2695,7 @@
           <w:p>
             <w:pPr>
               <w:bidi/>
-              <w:jc w:val="right"/>
+              <w:jc w:val="start"/>
             </w:pPr>
             <w:r>
               <w:rPr>
@@ -2714,7 +2714,7 @@
           <w:p>
             <w:pPr>
               <w:bidi/>
-              <w:jc w:val="right"/>
+              <w:jc w:val="start"/>
             </w:pPr>
             <w:r>
               <w:rPr>
@@ -2734,7 +2734,7 @@
           <w:p>
             <w:pPr>
               <w:bidi/>
-              <w:jc w:val="right"/>
+              <w:jc w:val="start"/>
             </w:pPr>
             <w:r>
               <w:rPr>
@@ -2752,7 +2752,7 @@
           <w:p>
             <w:pPr>
               <w:bidi/>
-              <w:jc w:val="right"/>
+              <w:jc w:val="start"/>
             </w:pPr>
             <w:r>
               <w:rPr>
@@ -2770,7 +2770,7 @@
           <w:p>
             <w:pPr>
               <w:bidi/>
-              <w:jc w:val="right"/>
+              <w:jc w:val="start"/>
             </w:pPr>
             <w:r>
               <w:rPr>
@@ -2788,7 +2788,7 @@
           <w:p>
             <w:pPr>
               <w:bidi/>
-              <w:jc w:val="right"/>
+              <w:jc w:val="start"/>
             </w:pPr>
             <w:r>
               <w:rPr>
@@ -2805,7 +2805,7 @@
       <w:pPr>
         <w:pStyle w:val="Heading2"/>
         <w:bidi/>
-        <w:jc w:val="right"/>
+        <w:jc w:val="start"/>
       </w:pPr>
       <w:r>
         <w:rPr>
@@ -2835,7 +2835,7 @@
           <w:p>
             <w:pPr>
               <w:bidi/>
-              <w:jc w:val="right"/>
+              <w:jc w:val="start"/>
             </w:pPr>
             <w:r>
               <w:rPr>
@@ -2850,7 +2850,7 @@
             <w:pPr>
               <w:pStyle w:val="ListBullet"/>
               <w:bidi/>
-              <w:jc w:val="right"/>
+              <w:jc w:val="start"/>
             </w:pPr>
             <w:r>
               <w:rPr>
@@ -2864,7 +2864,7 @@
             <w:pPr>
               <w:pStyle w:val="ListBullet"/>
               <w:bidi/>
-              <w:jc w:val="right"/>
+              <w:jc w:val="start"/>
             </w:pPr>
             <w:r>
               <w:rPr>
@@ -2882,7 +2882,7 @@
           <w:p>
             <w:pPr>
               <w:bidi/>
-              <w:jc w:val="right"/>
+              <w:jc w:val="start"/>
             </w:pPr>
             <w:r>
               <w:rPr>
@@ -2897,7 +2897,7 @@
             <w:pPr>
               <w:pStyle w:val="ListBullet"/>
               <w:bidi/>
-              <w:jc w:val="right"/>
+              <w:jc w:val="start"/>
             </w:pPr>
             <w:r>
               <w:rPr>
@@ -2917,7 +2917,7 @@
           <w:p>
             <w:pPr>
               <w:bidi/>
-              <w:jc w:val="right"/>
+              <w:jc w:val="start"/>
             </w:pPr>
             <w:r>
               <w:rPr>
@@ -2932,7 +2932,7 @@
             <w:pPr>
               <w:pStyle w:val="ListBullet"/>
               <w:bidi/>
-              <w:jc w:val="right"/>
+              <w:jc w:val="start"/>
             </w:pPr>
             <w:r>
               <w:rPr>
@@ -2950,7 +2950,7 @@
           <w:p>
             <w:pPr>
               <w:bidi/>
-              <w:jc w:val="right"/>
+              <w:jc w:val="start"/>
             </w:pPr>
             <w:r>
               <w:rPr>
@@ -2964,7 +2964,7 @@
           <w:p>
             <w:pPr>
               <w:bidi/>
-              <w:jc w:val="right"/>
+              <w:jc w:val="start"/>
             </w:pPr>
             <w:r>
               <w:rPr>
@@ -2980,7 +2980,7 @@
     <w:p>
       <w:pPr>
         <w:bidi/>
-        <w:jc w:val="right"/>
+        <w:jc w:val="start"/>
       </w:pPr>
       <w:r>
         <w:rPr>
@@ -2994,7 +2994,7 @@
       <w:pPr>
         <w:pStyle w:val="Heading2"/>
         <w:bidi/>
-        <w:jc w:val="right"/>
+        <w:jc w:val="start"/>
       </w:pPr>
       <w:r>
         <w:rPr>
@@ -3007,7 +3007,7 @@
     <w:p>
       <w:pPr>
         <w:bidi/>
-        <w:jc w:val="right"/>
+        <w:jc w:val="start"/>
       </w:pPr>
       <w:r>
         <w:rPr>
@@ -3040,7 +3040,7 @@
           <w:p>
             <w:pPr>
               <w:bidi/>
-              <w:jc w:val="right"/>
+              <w:jc w:val="start"/>
             </w:pPr>
             <w:r>
               <w:rPr>
@@ -3061,7 +3061,7 @@
           <w:p>
             <w:pPr>
               <w:bidi/>
-              <w:jc w:val="right"/>
+              <w:jc w:val="start"/>
             </w:pPr>
             <w:r>
               <w:rPr>
@@ -3082,7 +3082,7 @@
           <w:p>
             <w:pPr>
               <w:bidi/>
-              <w:jc w:val="right"/>
+              <w:jc w:val="start"/>
             </w:pPr>
             <w:r>
               <w:rPr>
@@ -3103,7 +3103,7 @@
           <w:p>
             <w:pPr>
               <w:bidi/>
-              <w:jc w:val="right"/>
+              <w:jc w:val="start"/>
             </w:pPr>
             <w:r>
               <w:rPr>
@@ -3125,7 +3125,7 @@
           <w:p>
             <w:pPr>
               <w:bidi/>
-              <w:jc w:val="right"/>
+              <w:jc w:val="start"/>
             </w:pPr>
             <w:r>
               <w:rPr>
@@ -3143,7 +3143,7 @@
           <w:p>
             <w:pPr>
               <w:bidi/>
-              <w:jc w:val="right"/>
+              <w:jc w:val="start"/>
             </w:pPr>
             <w:r>
               <w:rPr>
@@ -3161,7 +3161,7 @@
           <w:p>
             <w:pPr>
               <w:bidi/>
-              <w:jc w:val="right"/>
+              <w:jc w:val="start"/>
             </w:pPr>
             <w:r>
               <w:rPr>
@@ -3179,7 +3179,7 @@
           <w:p>
             <w:pPr>
               <w:bidi/>
-              <w:jc w:val="right"/>
+              <w:jc w:val="start"/>
             </w:pPr>
             <w:r>
               <w:rPr>
@@ -3200,7 +3200,7 @@
           <w:p>
             <w:pPr>
               <w:bidi/>
-              <w:jc w:val="right"/>
+              <w:jc w:val="start"/>
             </w:pPr>
             <w:r>
               <w:rPr>
@@ -3219,7 +3219,7 @@
           <w:p>
             <w:pPr>
               <w:bidi/>
-              <w:jc w:val="right"/>
+              <w:jc w:val="start"/>
             </w:pPr>
             <w:r>
               <w:rPr>
@@ -3238,7 +3238,7 @@
           <w:p>
             <w:pPr>
               <w:bidi/>
-              <w:jc w:val="right"/>
+              <w:jc w:val="start"/>
             </w:pPr>
             <w:r>
               <w:rPr>
@@ -3257,7 +3257,7 @@
           <w:p>
             <w:pPr>
               <w:bidi/>
-              <w:jc w:val="right"/>
+              <w:jc w:val="start"/>
             </w:pPr>
             <w:r>
               <w:rPr>
@@ -3277,7 +3277,7 @@
           <w:p>
             <w:pPr>
               <w:bidi/>
-              <w:jc w:val="right"/>
+              <w:jc w:val="start"/>
             </w:pPr>
             <w:r>
               <w:rPr>
@@ -3295,7 +3295,7 @@
           <w:p>
             <w:pPr>
               <w:bidi/>
-              <w:jc w:val="right"/>
+              <w:jc w:val="start"/>
             </w:pPr>
             <w:r>
               <w:rPr>
@@ -3313,7 +3313,7 @@
           <w:p>
             <w:pPr>
               <w:bidi/>
-              <w:jc w:val="right"/>
+              <w:jc w:val="start"/>
             </w:pPr>
             <w:r>
               <w:rPr>
@@ -3331,7 +3331,7 @@
           <w:p>
             <w:pPr>
               <w:bidi/>
-              <w:jc w:val="right"/>
+              <w:jc w:val="start"/>
             </w:pPr>
             <w:r>
               <w:rPr>
@@ -3348,7 +3348,7 @@
       <w:pPr>
         <w:pStyle w:val="IntenseQuote"/>
         <w:bidi/>
-        <w:jc w:val="right"/>
+        <w:jc w:val="start"/>
       </w:pPr>
       <w:r>
         <w:rPr>
@@ -3362,7 +3362,7 @@
       <w:pPr>
         <w:pStyle w:val="IntenseQuote"/>
         <w:bidi/>
-        <w:jc w:val="right"/>
+        <w:jc w:val="start"/>
       </w:pPr>
       <w:r>
         <w:rPr>
@@ -3375,7 +3375,7 @@
     <w:p>
       <w:pPr>
         <w:bidi/>
-        <w:jc w:val="right"/>
+        <w:jc w:val="start"/>
       </w:pPr>
       <w:r>
         <w:rPr>
@@ -3389,7 +3389,7 @@
       <w:pPr>
         <w:pStyle w:val="ListBullet"/>
         <w:bidi/>
-        <w:jc w:val="right"/>
+        <w:jc w:val="start"/>
       </w:pPr>
       <w:r>
         <w:rPr>
@@ -3402,7 +3402,7 @@
     <w:p>
       <w:pPr>
         <w:bidi/>
-        <w:jc w:val="right"/>
+        <w:jc w:val="start"/>
       </w:pPr>
       <w:r>
         <w:rPr>
@@ -3416,7 +3416,7 @@
       <w:pPr>
         <w:pStyle w:val="Heading2"/>
         <w:bidi/>
-        <w:jc w:val="right"/>
+        <w:jc w:val="start"/>
       </w:pPr>
       <w:r>
         <w:rPr>
@@ -3429,7 +3429,7 @@
     <w:p>
       <w:pPr>
         <w:bidi/>
-        <w:jc w:val="right"/>
+        <w:jc w:val="start"/>
       </w:pPr>
       <w:r>
         <w:rPr>
@@ -3443,7 +3443,7 @@
       <w:pPr>
         <w:pStyle w:val="Heading1"/>
         <w:bidi/>
-        <w:jc w:val="right"/>
+        <w:jc w:val="start"/>
       </w:pPr>
       <w:r>
         <w:rPr>
@@ -3456,7 +3456,7 @@
     <w:p>
       <w:pPr>
         <w:bidi/>
-        <w:jc w:val="right"/>
+        <w:jc w:val="start"/>
       </w:pPr>
       <w:r>
         <w:rPr>
@@ -3469,7 +3469,7 @@
     <w:p>
       <w:pPr>
         <w:bidi/>
-        <w:jc w:val="right"/>
+        <w:jc w:val="start"/>
       </w:pPr>
       <w:r>
         <w:rPr>
@@ -3483,7 +3483,7 @@
       <w:pPr>
         <w:pStyle w:val="Heading1"/>
         <w:bidi/>
-        <w:jc w:val="right"/>
+        <w:jc w:val="start"/>
       </w:pPr>
       <w:r>
         <w:rPr>
@@ -3497,7 +3497,7 @@
       <w:pPr>
         <w:pStyle w:val="Heading2"/>
         <w:bidi/>
-        <w:jc w:val="right"/>
+        <w:jc w:val="start"/>
       </w:pPr>
       <w:r>
         <w:rPr>
@@ -3530,7 +3530,7 @@
           <w:p>
             <w:pPr>
               <w:bidi/>
-              <w:jc w:val="right"/>
+              <w:jc w:val="start"/>
             </w:pPr>
             <w:r>
               <w:rPr>
@@ -3551,7 +3551,7 @@
           <w:p>
             <w:pPr>
               <w:bidi/>
-              <w:jc w:val="right"/>
+              <w:jc w:val="start"/>
             </w:pPr>
             <w:r>
               <w:rPr>
@@ -3572,7 +3572,7 @@
           <w:p>
             <w:pPr>
               <w:bidi/>
-              <w:jc w:val="right"/>
+              <w:jc w:val="start"/>
             </w:pPr>
             <w:r>
               <w:rPr>
@@ -3593,7 +3593,7 @@
           <w:p>
             <w:pPr>
               <w:bidi/>
-              <w:jc w:val="right"/>
+              <w:jc w:val="start"/>
             </w:pPr>
             <w:r>
               <w:rPr>
@@ -3615,7 +3615,7 @@
           <w:p>
             <w:pPr>
               <w:bidi/>
-              <w:jc w:val="right"/>
+              <w:jc w:val="start"/>
             </w:pPr>
             <w:r>
               <w:rPr>
@@ -3633,7 +3633,7 @@
           <w:p>
             <w:pPr>
               <w:bidi/>
-              <w:jc w:val="right"/>
+              <w:jc w:val="start"/>
             </w:pPr>
             <w:r>
               <w:rPr>
@@ -3651,7 +3651,7 @@
           <w:p>
             <w:pPr>
               <w:bidi/>
-              <w:jc w:val="right"/>
+              <w:jc w:val="start"/>
             </w:pPr>
             <w:r>
               <w:rPr>
@@ -3669,7 +3669,7 @@
           <w:p>
             <w:pPr>
               <w:bidi/>
-              <w:jc w:val="right"/>
+              <w:jc w:val="start"/>
             </w:pPr>
             <w:r>
               <w:rPr>
@@ -3690,7 +3690,7 @@
           <w:p>
             <w:pPr>
               <w:bidi/>
-              <w:jc w:val="right"/>
+              <w:jc w:val="start"/>
             </w:pPr>
             <w:r>
               <w:rPr>
@@ -3709,7 +3709,7 @@
           <w:p>
             <w:pPr>
               <w:bidi/>
-              <w:jc w:val="right"/>
+              <w:jc w:val="start"/>
             </w:pPr>
             <w:r>
               <w:rPr>
@@ -3728,7 +3728,7 @@
           <w:p>
             <w:pPr>
               <w:bidi/>
-              <w:jc w:val="right"/>
+              <w:jc w:val="start"/>
             </w:pPr>
             <w:r>
               <w:rPr>
@@ -3747,7 +3747,7 @@
           <w:p>
             <w:pPr>
               <w:bidi/>
-              <w:jc w:val="right"/>
+              <w:jc w:val="start"/>
             </w:pPr>
             <w:r>
               <w:rPr>
@@ -3767,7 +3767,7 @@
           <w:p>
             <w:pPr>
               <w:bidi/>
-              <w:jc w:val="right"/>
+              <w:jc w:val="start"/>
             </w:pPr>
             <w:r>
               <w:rPr>
@@ -3785,7 +3785,7 @@
           <w:p>
             <w:pPr>
               <w:bidi/>
-              <w:jc w:val="right"/>
+              <w:jc w:val="start"/>
             </w:pPr>
             <w:r>
               <w:rPr>
@@ -3803,7 +3803,7 @@
           <w:p>
             <w:pPr>
               <w:bidi/>
-              <w:jc w:val="right"/>
+              <w:jc w:val="start"/>
             </w:pPr>
             <w:r>
               <w:rPr>
@@ -3821,7 +3821,7 @@
           <w:p>
             <w:pPr>
               <w:bidi/>
-              <w:jc w:val="right"/>
+              <w:jc w:val="start"/>
             </w:pPr>
             <w:r>
               <w:rPr>
@@ -3838,7 +3838,7 @@
       <w:pPr>
         <w:pStyle w:val="IntenseQuote"/>
         <w:bidi/>
-        <w:jc w:val="right"/>
+        <w:jc w:val="start"/>
       </w:pPr>
       <w:r>
         <w:rPr>
@@ -3852,7 +3852,7 @@
       <w:pPr>
         <w:pStyle w:val="ListBullet"/>
         <w:bidi/>
-        <w:jc w:val="right"/>
+        <w:jc w:val="start"/>
       </w:pPr>
       <w:r>
         <w:rPr>
@@ -3866,7 +3866,7 @@
       <w:pPr>
         <w:pStyle w:val="Heading2"/>
         <w:bidi/>
-        <w:jc w:val="right"/>
+        <w:jc w:val="start"/>
       </w:pPr>
       <w:r>
         <w:rPr>
@@ -3898,7 +3898,7 @@
           <w:p>
             <w:pPr>
               <w:bidi/>
-              <w:jc w:val="right"/>
+              <w:jc w:val="start"/>
             </w:pPr>
             <w:r>
               <w:rPr>
@@ -3919,7 +3919,7 @@
           <w:p>
             <w:pPr>
               <w:bidi/>
-              <w:jc w:val="right"/>
+              <w:jc w:val="start"/>
             </w:pPr>
             <w:r>
               <w:rPr>
@@ -3940,7 +3940,7 @@
           <w:p>
             <w:pPr>
               <w:bidi/>
-              <w:jc w:val="right"/>
+              <w:jc w:val="start"/>
             </w:pPr>
             <w:r>
               <w:rPr>
@@ -3962,7 +3962,7 @@
           <w:p>
             <w:pPr>
               <w:bidi/>
-              <w:jc w:val="right"/>
+              <w:jc w:val="start"/>
             </w:pPr>
             <w:r>
               <w:rPr>
@@ -3980,7 +3980,7 @@
           <w:p>
             <w:pPr>
               <w:bidi/>
-              <w:jc w:val="right"/>
+              <w:jc w:val="start"/>
             </w:pPr>
             <w:r>
               <w:rPr>
@@ -3998,7 +3998,7 @@
           <w:p>
             <w:pPr>
               <w:bidi/>
-              <w:jc w:val="right"/>
+              <w:jc w:val="start"/>
             </w:pPr>
             <w:r>
               <w:rPr>
@@ -4019,7 +4019,7 @@
           <w:p>
             <w:pPr>
               <w:bidi/>
-              <w:jc w:val="right"/>
+              <w:jc w:val="start"/>
             </w:pPr>
             <w:r>
               <w:rPr>
@@ -4038,7 +4038,7 @@
           <w:p>
             <w:pPr>
               <w:bidi/>
-              <w:jc w:val="right"/>
+              <w:jc w:val="start"/>
             </w:pPr>
             <w:r>
               <w:rPr>
@@ -4057,7 +4057,7 @@
           <w:p>
             <w:pPr>
               <w:bidi/>
-              <w:jc w:val="right"/>
+              <w:jc w:val="start"/>
             </w:pPr>
             <w:r>
               <w:rPr>
@@ -4074,7 +4074,7 @@
       <w:pPr>
         <w:pStyle w:val="Heading1"/>
         <w:bidi/>
-        <w:jc w:val="right"/>
+        <w:jc w:val="start"/>
       </w:pPr>
       <w:r>
         <w:rPr>
@@ -4087,7 +4087,7 @@
     <w:p>
       <w:pPr>
         <w:bidi/>
-        <w:jc w:val="right"/>
+        <w:jc w:val="start"/>
       </w:pPr>
       <w:r>
         <w:rPr>
@@ -4101,7 +4101,7 @@
       <w:pPr>
         <w:pStyle w:val="Heading1"/>
         <w:bidi/>
-        <w:jc w:val="right"/>
+        <w:jc w:val="start"/>
       </w:pPr>
       <w:r>
         <w:rPr>
@@ -4115,7 +4115,7 @@
       <w:pPr>
         <w:pStyle w:val="ListBullet"/>
         <w:bidi/>
-        <w:jc w:val="right"/>
+        <w:jc w:val="start"/>
       </w:pPr>
       <w:r>
         <w:rPr>
@@ -4129,7 +4129,7 @@
       <w:pPr>
         <w:pStyle w:val="ListBullet"/>
         <w:bidi/>
-        <w:jc w:val="right"/>
+        <w:jc w:val="start"/>
       </w:pPr>
       <w:r>
         <w:rPr>
@@ -4143,7 +4143,7 @@
       <w:pPr>
         <w:pStyle w:val="Heading1"/>
         <w:bidi/>
-        <w:jc w:val="right"/>
+        <w:jc w:val="start"/>
       </w:pPr>
       <w:r>
         <w:rPr>
@@ -4157,7 +4157,7 @@
       <w:pPr>
         <w:pStyle w:val="Heading2"/>
         <w:bidi/>
-        <w:jc w:val="right"/>
+        <w:jc w:val="start"/>
       </w:pPr>
       <w:r>
         <w:rPr>
@@ -4170,7 +4170,7 @@
     <w:p>
       <w:pPr>
         <w:bidi/>
-        <w:jc w:val="right"/>
+        <w:jc w:val="start"/>
       </w:pPr>
       <w:r>
         <w:rPr>
@@ -4183,7 +4183,7 @@
     <w:p>
       <w:pPr>
         <w:bidi/>
-        <w:jc w:val="right"/>
+        <w:jc w:val="start"/>
       </w:pPr>
       <w:r>
         <w:rPr>
@@ -4197,7 +4197,7 @@
       <w:pPr>
         <w:pStyle w:val="ListBullet"/>
         <w:bidi/>
-        <w:jc w:val="right"/>
+        <w:jc w:val="start"/>
       </w:pPr>
       <w:r>
         <w:rPr>
@@ -4211,7 +4211,7 @@
       <w:pPr>
         <w:pStyle w:val="ListBullet"/>
         <w:bidi/>
-        <w:jc w:val="right"/>
+        <w:jc w:val="start"/>
       </w:pPr>
       <w:r>
         <w:rPr>
@@ -4224,7 +4224,7 @@
     <w:p>
       <w:pPr>
         <w:bidi/>
-        <w:jc w:val="right"/>
+        <w:jc w:val="start"/>
       </w:pPr>
       <w:r>
         <w:rPr>
@@ -4237,7 +4237,7 @@
     <w:p>
       <w:pPr>
         <w:bidi/>
-        <w:jc w:val="right"/>
+        <w:jc w:val="start"/>
       </w:pPr>
       <w:r>
         <w:rPr>
@@ -4251,7 +4251,7 @@
       <w:pPr>
         <w:pStyle w:val="Heading1"/>
         <w:bidi/>
-        <w:jc w:val="right"/>
+        <w:jc w:val="start"/>
       </w:pPr>
       <w:r>
         <w:rPr>
@@ -4265,7 +4265,7 @@
       <w:pPr>
         <w:pStyle w:val="Heading2"/>
         <w:bidi/>
-        <w:jc w:val="right"/>
+        <w:jc w:val="start"/>
       </w:pPr>
       <w:r>
         <w:rPr>
@@ -4278,7 +4278,7 @@
     <w:p>
       <w:pPr>
         <w:bidi/>
-        <w:jc w:val="right"/>
+        <w:jc w:val="start"/>
       </w:pPr>
       <w:r>
         <w:rPr>
@@ -4292,7 +4292,7 @@
       <w:pPr>
         <w:pStyle w:val="ListBullet"/>
         <w:bidi/>
-        <w:jc w:val="right"/>
+        <w:jc w:val="start"/>
       </w:pPr>
       <w:r>
         <w:rPr>
@@ -4305,7 +4305,7 @@
     <w:p>
       <w:pPr>
         <w:bidi/>
-        <w:jc w:val="right"/>
+        <w:jc w:val="start"/>
       </w:pPr>
       <w:r>
         <w:rPr>
@@ -4319,7 +4319,7 @@
       <w:pPr>
         <w:pStyle w:val="ListBullet"/>
         <w:bidi/>
-        <w:jc w:val="right"/>
+        <w:jc w:val="start"/>
       </w:pPr>
       <w:r>
         <w:rPr>
@@ -4332,7 +4332,7 @@
     <w:p>
       <w:pPr>
         <w:bidi/>
-        <w:jc w:val="right"/>
+        <w:jc w:val="start"/>
       </w:pPr>
       <w:r>
         <w:rPr>
@@ -4346,7 +4346,7 @@
       <w:pPr>
         <w:pStyle w:val="Heading1"/>
         <w:bidi/>
-        <w:jc w:val="right"/>
+        <w:jc w:val="start"/>
       </w:pPr>
       <w:r>
         <w:rPr>
@@ -4378,7 +4378,7 @@
           <w:p>
             <w:pPr>
               <w:bidi/>
-              <w:jc w:val="right"/>
+              <w:jc w:val="start"/>
             </w:pPr>
             <w:r>
               <w:rPr>
@@ -4399,7 +4399,7 @@
           <w:p>
             <w:pPr>
               <w:bidi/>
-              <w:jc w:val="right"/>
+              <w:jc w:val="start"/>
             </w:pPr>
             <w:r>
               <w:rPr>
@@ -4420,7 +4420,7 @@
           <w:p>
             <w:pPr>
               <w:bidi/>
-              <w:jc w:val="right"/>
+              <w:jc w:val="start"/>
             </w:pPr>
             <w:r>
               <w:rPr>
@@ -4442,7 +4442,7 @@
           <w:p>
             <w:pPr>
               <w:bidi/>
-              <w:jc w:val="right"/>
+              <w:jc w:val="start"/>
             </w:pPr>
             <w:r>
               <w:rPr>
@@ -4460,7 +4460,7 @@
           <w:p>
             <w:pPr>
               <w:bidi/>
-              <w:jc w:val="right"/>
+              <w:jc w:val="start"/>
             </w:pPr>
             <w:r>
               <w:rPr>
@@ -4478,7 +4478,7 @@
           <w:p>
             <w:pPr>
               <w:bidi/>
-              <w:jc w:val="right"/>
+              <w:jc w:val="start"/>
             </w:pPr>
             <w:r>
               <w:rPr>
@@ -4499,7 +4499,7 @@
           <w:p>
             <w:pPr>
               <w:bidi/>
-              <w:jc w:val="right"/>
+              <w:jc w:val="start"/>
             </w:pPr>
             <w:r>
               <w:rPr>
@@ -4518,7 +4518,7 @@
           <w:p>
             <w:pPr>
               <w:bidi/>
-              <w:jc w:val="right"/>
+              <w:jc w:val="start"/>
             </w:pPr>
             <w:r>
               <w:rPr>
@@ -4537,7 +4537,7 @@
           <w:p>
             <w:pPr>
               <w:bidi/>
-              <w:jc w:val="right"/>
+              <w:jc w:val="start"/>
             </w:pPr>
             <w:r>
               <w:rPr>
@@ -4557,7 +4557,7 @@
           <w:p>
             <w:pPr>
               <w:bidi/>
-              <w:jc w:val="right"/>
+              <w:jc w:val="start"/>
             </w:pPr>
             <w:r>
               <w:rPr>
@@ -4575,7 +4575,7 @@
           <w:p>
             <w:pPr>
               <w:bidi/>
-              <w:jc w:val="right"/>
+              <w:jc w:val="start"/>
             </w:pPr>
             <w:r>
               <w:rPr>
@@ -4593,7 +4593,7 @@
           <w:p>
             <w:pPr>
               <w:bidi/>
-              <w:jc w:val="right"/>
+              <w:jc w:val="start"/>
             </w:pPr>
             <w:r>
               <w:rPr>
@@ -4614,7 +4614,7 @@
           <w:p>
             <w:pPr>
               <w:bidi/>
-              <w:jc w:val="right"/>
+              <w:jc w:val="start"/>
             </w:pPr>
             <w:r>
               <w:rPr>
@@ -4633,7 +4633,7 @@
           <w:p>
             <w:pPr>
               <w:bidi/>
-              <w:jc w:val="right"/>
+              <w:jc w:val="start"/>
             </w:pPr>
             <w:r>
               <w:rPr>
@@ -4652,7 +4652,7 @@
           <w:p>
             <w:pPr>
               <w:bidi/>
-              <w:jc w:val="right"/>
+              <w:jc w:val="start"/>
             </w:pPr>
             <w:r>
               <w:rPr>
@@ -4672,7 +4672,7 @@
           <w:p>
             <w:pPr>
               <w:bidi/>
-              <w:jc w:val="right"/>
+              <w:jc w:val="start"/>
             </w:pPr>
             <w:r>
               <w:rPr>
@@ -4690,7 +4690,7 @@
           <w:p>
             <w:pPr>
               <w:bidi/>
-              <w:jc w:val="right"/>
+              <w:jc w:val="start"/>
             </w:pPr>
             <w:r>
               <w:rPr>
@@ -4708,7 +4708,7 @@
           <w:p>
             <w:pPr>
               <w:bidi/>
-              <w:jc w:val="right"/>
+              <w:jc w:val="start"/>
             </w:pPr>
             <w:r>
               <w:rPr>
@@ -4729,7 +4729,7 @@
           <w:p>
             <w:pPr>
               <w:bidi/>
-              <w:jc w:val="right"/>
+              <w:jc w:val="start"/>
             </w:pPr>
             <w:r>
               <w:rPr>
@@ -4748,7 +4748,7 @@
           <w:p>
             <w:pPr>
               <w:bidi/>
-              <w:jc w:val="right"/>
+              <w:jc w:val="start"/>
             </w:pPr>
             <w:r>
               <w:rPr>
@@ -4767,7 +4767,7 @@
           <w:p>
             <w:pPr>
               <w:bidi/>
-              <w:jc w:val="right"/>
+              <w:jc w:val="start"/>
             </w:pPr>
             <w:r>
               <w:rPr>
@@ -4787,7 +4787,7 @@
           <w:p>
             <w:pPr>
               <w:bidi/>
-              <w:jc w:val="right"/>
+              <w:jc w:val="start"/>
             </w:pPr>
             <w:r>
               <w:rPr>
@@ -4805,7 +4805,7 @@
           <w:p>
             <w:pPr>
               <w:bidi/>
-              <w:jc w:val="right"/>
+              <w:jc w:val="start"/>
             </w:pPr>
             <w:r>
               <w:rPr>
@@ -4823,7 +4823,7 @@
           <w:p>
             <w:pPr>
               <w:bidi/>
-              <w:jc w:val="right"/>
+              <w:jc w:val="start"/>
             </w:pPr>
             <w:r>
               <w:rPr>
@@ -4840,7 +4840,7 @@
       <w:pPr>
         <w:pStyle w:val="Heading2"/>
         <w:bidi/>
-        <w:jc w:val="right"/>
+        <w:jc w:val="start"/>
       </w:pPr>
       <w:r>
         <w:rPr>
@@ -4853,7 +4853,7 @@
     <w:p>
       <w:pPr>
         <w:bidi/>
-        <w:jc w:val="right"/>
+        <w:jc w:val="start"/>
       </w:pPr>
       <w:r>
         <w:rPr>
@@ -4866,7 +4866,7 @@
     <w:p>
       <w:pPr>
         <w:bidi/>
-        <w:jc w:val="right"/>
+        <w:jc w:val="start"/>
       </w:pPr>
       <w:r>
         <w:rPr>
@@ -4879,7 +4879,7 @@
     <w:p>
       <w:pPr>
         <w:bidi/>
-        <w:jc w:val="right"/>
+        <w:jc w:val="start"/>
       </w:pPr>
       <w:r>
         <w:rPr>
@@ -4892,7 +4892,7 @@
     <w:p>
       <w:pPr>
         <w:bidi/>
-        <w:jc w:val="right"/>
+        <w:jc w:val="start"/>
       </w:pPr>
       <w:r>
         <w:rPr>
@@ -4906,7 +4906,7 @@
       <w:pPr>
         <w:pStyle w:val="Heading2"/>
         <w:bidi/>
-        <w:jc w:val="right"/>
+        <w:jc w:val="start"/>
       </w:pPr>
       <w:r>
         <w:rPr>
@@ -4919,7 +4919,7 @@
     <w:p>
       <w:pPr>
         <w:bidi/>
-        <w:jc w:val="right"/>
+        <w:jc w:val="start"/>
       </w:pPr>
       <w:r>
         <w:rPr>
@@ -4932,7 +4932,7 @@
     <w:p>
       <w:pPr>
         <w:bidi/>
-        <w:jc w:val="right"/>
+        <w:jc w:val="start"/>
       </w:pPr>
       <w:r>
         <w:rPr>
@@ -4946,7 +4946,7 @@
       <w:pPr>
         <w:pStyle w:val="IntenseQuote"/>
         <w:bidi/>
-        <w:jc w:val="right"/>
+        <w:jc w:val="start"/>
       </w:pPr>
       <w:r>
         <w:rPr>
@@ -4959,7 +4959,7 @@
     <w:p>
       <w:pPr>
         <w:bidi/>
-        <w:jc w:val="right"/>
+        <w:jc w:val="start"/>
       </w:pPr>
       <w:r>
         <w:rPr>
@@ -4972,7 +4972,7 @@
     <w:p>
       <w:pPr>
         <w:bidi/>
-        <w:jc w:val="right"/>
+        <w:jc w:val="start"/>
       </w:pPr>
       <w:r>
         <w:rPr>
@@ -4985,7 +4985,7 @@
     <w:p>
       <w:pPr>
         <w:bidi/>
-        <w:jc w:val="right"/>
+        <w:jc w:val="start"/>
       </w:pPr>
       <w:r>
         <w:rPr>
@@ -4999,7 +4999,7 @@
       <w:pPr>
         <w:pStyle w:val="IntenseQuote"/>
         <w:bidi/>
-        <w:jc w:val="right"/>
+        <w:jc w:val="start"/>
       </w:pPr>
       <w:r>
         <w:rPr>
@@ -5013,7 +5013,7 @@
       <w:pPr>
         <w:pStyle w:val="IntenseQuote"/>
         <w:bidi/>
-        <w:jc w:val="right"/>
+        <w:jc w:val="start"/>
       </w:pPr>
       <w:r>
         <w:rPr>
@@ -5027,7 +5027,7 @@
       <w:pPr>
         <w:pStyle w:val="IntenseQuote"/>
         <w:bidi/>
-        <w:jc w:val="right"/>
+        <w:jc w:val="start"/>
       </w:pPr>
       <w:r>
         <w:rPr>
@@ -5056,7 +5056,7 @@
     <w:pPr>
       <w:pStyle w:val="Footer"/>
       <w:bidi/>
-      <w:jc w:val="right"/>
+      <w:jc w:val="start"/>
     </w:pPr>
     <w:r>
       <w:rPr>
@@ -5084,7 +5084,7 @@
     <w:pPr>
       <w:pStyle w:val="Header"/>
       <w:bidi/>
-      <w:jc w:val="right"/>
+      <w:jc w:val="start"/>
     </w:pPr>
     <w:r>
       <w:rPr>
@@ -5462,7 +5462,7 @@
     <w:rsid w:val="00FC693F"/>
     <w:pPr>
       <w:bidi/>
-      <w:jc w:val="right"/>
+      <w:jc w:val="start"/>
     </w:pPr>
     <w:rPr>
       <w:rFonts w:ascii="Arial" w:hAnsi="Arial" w:cs="Arial"/>
@@ -5483,7 +5483,7 @@
       </w:tabs>
       <w:spacing w:after="0" w:line="240" w:lineRule="auto"/>
       <w:bidi/>
-      <w:jc w:val="right"/>
+      <w:jc w:val="start"/>
     </w:pPr>
     <w:rPr>
       <w:rFonts w:ascii="Arial" w:hAnsi="Arial" w:cs="Arial"/>
@@ -5511,7 +5511,7 @@
       </w:tabs>
       <w:spacing w:after="0" w:line="240" w:lineRule="auto"/>
       <w:bidi/>
-      <w:jc w:val="right"/>
+      <w:jc w:val="start"/>
     </w:pPr>
     <w:rPr>
       <w:rFonts w:ascii="Arial" w:hAnsi="Arial" w:cs="Arial"/>
@@ -5539,7 +5539,7 @@
       <w:spacing w:before="480" w:after="0"/>
       <w:outlineLvl w:val="0"/>
       <w:bidi/>
-      <w:jc w:val="right"/>
+      <w:jc w:val="start"/>
     </w:pPr>
     <w:rPr>
       <w:rFonts w:asciiTheme="majorHAnsi" w:eastAsiaTheme="majorEastAsia" w:hAnsiTheme="majorHAnsi" w:cstheme="majorBidi" w:ascii="Arial" w:hAnsi="Arial" w:cs="Arial"/>
@@ -5566,7 +5566,7 @@
       <w:spacing w:before="200" w:after="0"/>
       <w:outlineLvl w:val="1"/>
       <w:bidi/>
-      <w:jc w:val="right"/>
+      <w:jc w:val="start"/>
     </w:pPr>
     <w:rPr>
       <w:rFonts w:asciiTheme="majorHAnsi" w:eastAsiaTheme="majorEastAsia" w:hAnsiTheme="majorHAnsi" w:cstheme="majorBidi" w:ascii="Arial" w:hAnsi="Arial" w:cs="Arial"/>
@@ -5593,7 +5593,7 @@
       <w:spacing w:before="200" w:after="0"/>
       <w:outlineLvl w:val="2"/>
       <w:bidi/>
-      <w:jc w:val="right"/>
+      <w:jc w:val="start"/>
     </w:pPr>
     <w:rPr>
       <w:rFonts w:asciiTheme="majorHAnsi" w:eastAsiaTheme="majorEastAsia" w:hAnsiTheme="majorHAnsi" w:cstheme="majorBidi" w:ascii="Arial" w:hAnsi="Arial" w:cs="Arial"/>
@@ -5619,7 +5619,7 @@
       <w:spacing w:before="200" w:after="0"/>
       <w:outlineLvl w:val="3"/>
       <w:bidi/>
-      <w:jc w:val="right"/>
+      <w:jc w:val="start"/>
     </w:pPr>
     <w:rPr>
       <w:rFonts w:asciiTheme="majorHAnsi" w:eastAsiaTheme="majorEastAsia" w:hAnsiTheme="majorHAnsi" w:cstheme="majorBidi" w:ascii="Arial" w:hAnsi="Arial" w:cs="Arial"/>
@@ -5647,7 +5647,7 @@
       <w:spacing w:before="200" w:after="0"/>
       <w:outlineLvl w:val="4"/>
       <w:bidi/>
-      <w:jc w:val="right"/>
+      <w:jc w:val="start"/>
     </w:pPr>
     <w:rPr>
       <w:rFonts w:asciiTheme="majorHAnsi" w:eastAsiaTheme="majorEastAsia" w:hAnsiTheme="majorHAnsi" w:cstheme="majorBidi" w:ascii="Arial" w:hAnsi="Arial" w:cs="Arial"/>
@@ -5671,7 +5671,7 @@
       <w:spacing w:before="200" w:after="0"/>
       <w:outlineLvl w:val="5"/>
       <w:bidi/>
-      <w:jc w:val="right"/>
+      <w:jc w:val="start"/>
     </w:pPr>
     <w:rPr>
       <w:rFonts w:asciiTheme="majorHAnsi" w:eastAsiaTheme="majorEastAsia" w:hAnsiTheme="majorHAnsi" w:cstheme="majorBidi" w:ascii="Arial" w:hAnsi="Arial" w:cs="Arial"/>
@@ -5697,7 +5697,7 @@
       <w:spacing w:before="200" w:after="0"/>
       <w:outlineLvl w:val="6"/>
       <w:bidi/>
-      <w:jc w:val="right"/>
+      <w:jc w:val="start"/>
     </w:pPr>
     <w:rPr>
       <w:rFonts w:asciiTheme="majorHAnsi" w:eastAsiaTheme="majorEastAsia" w:hAnsiTheme="majorHAnsi" w:cstheme="majorBidi" w:ascii="Arial" w:hAnsi="Arial" w:cs="Arial"/>
@@ -5723,7 +5723,7 @@
       <w:spacing w:before="200" w:after="0"/>
       <w:outlineLvl w:val="7"/>
       <w:bidi/>
-      <w:jc w:val="right"/>
+      <w:jc w:val="start"/>
     </w:pPr>
     <w:rPr>
       <w:rFonts w:asciiTheme="majorHAnsi" w:eastAsiaTheme="majorEastAsia" w:hAnsiTheme="majorHAnsi" w:cstheme="majorBidi" w:ascii="Arial" w:hAnsi="Arial" w:cs="Arial"/>
@@ -5749,7 +5749,7 @@
       <w:spacing w:before="200" w:after="0"/>
       <w:outlineLvl w:val="8"/>
       <w:bidi/>
-      <w:jc w:val="right"/>
+      <w:jc w:val="start"/>
     </w:pPr>
     <w:rPr>
       <w:rFonts w:asciiTheme="majorHAnsi" w:eastAsiaTheme="majorEastAsia" w:hAnsiTheme="majorHAnsi" w:cstheme="majorBidi" w:ascii="Arial" w:hAnsi="Arial" w:cs="Arial"/>
@@ -5796,7 +5796,7 @@
     <w:pPr>
       <w:spacing w:after="0" w:line="240" w:lineRule="auto"/>
       <w:bidi/>
-      <w:jc w:val="right"/>
+      <w:jc w:val="start"/>
     </w:pPr>
     <w:rPr>
       <w:rFonts w:ascii="Arial" w:hAnsi="Arial" w:cs="Arial"/>
@@ -5861,7 +5861,7 @@
       <w:spacing w:after="300" w:line="240" w:lineRule="auto"/>
       <w:contextualSpacing/>
       <w:bidi/>
-      <w:jc w:val="right"/>
+      <w:jc w:val="start"/>
     </w:pPr>
     <w:rPr>
       <w:rFonts w:asciiTheme="majorHAnsi" w:eastAsiaTheme="majorEastAsia" w:hAnsiTheme="majorHAnsi" w:cstheme="majorBidi" w:ascii="Arial" w:hAnsi="Arial" w:cs="Arial"/>
@@ -5901,7 +5901,7 @@
         <w:ilvl w:val="1"/>
       </w:numPr>
       <w:bidi/>
-      <w:jc w:val="right"/>
+      <w:jc w:val="start"/>
     </w:pPr>
     <w:rPr>
       <w:rFonts w:asciiTheme="majorHAnsi" w:eastAsiaTheme="majorEastAsia" w:hAnsiTheme="majorHAnsi" w:cstheme="majorBidi" w:ascii="Arial" w:hAnsi="Arial" w:cs="Arial"/>
@@ -5940,7 +5940,7 @@
       <w:ind w:left="720"/>
       <w:contextualSpacing/>
       <w:bidi/>
-      <w:jc w:val="right"/>
+      <w:jc w:val="start"/>
     </w:pPr>
     <w:rPr>
       <w:rFonts w:ascii="Arial" w:hAnsi="Arial" w:cs="Arial"/>
@@ -5957,7 +5957,7 @@
     <w:pPr>
       <w:spacing w:after="120"/>
       <w:bidi/>
-      <w:jc w:val="right"/>
+      <w:jc w:val="start"/>
     </w:pPr>
     <w:rPr>
       <w:rFonts w:ascii="Arial" w:hAnsi="Arial" w:cs="Arial"/>
@@ -5981,7 +5981,7 @@
     <w:pPr>
       <w:spacing w:after="120" w:line="480" w:lineRule="auto"/>
       <w:bidi/>
-      <w:jc w:val="right"/>
+      <w:jc w:val="start"/>
     </w:pPr>
     <w:rPr>
       <w:rFonts w:ascii="Arial" w:hAnsi="Arial" w:cs="Arial"/>
@@ -6005,7 +6005,7 @@
     <w:pPr>
       <w:spacing w:after="120"/>
       <w:bidi/>
-      <w:jc w:val="right"/>
+      <w:jc w:val="start"/>
     </w:pPr>
     <w:rPr>
       <w:rFonts w:ascii="Arial" w:hAnsi="Arial" w:cs="Arial"/>
@@ -6035,7 +6035,7 @@
       <w:ind w:left="360" w:hanging="360"/>
       <w:contextualSpacing/>
       <w:bidi/>
-      <w:jc w:val="right"/>
+      <w:jc w:val="start"/>
     </w:pPr>
     <w:rPr>
       <w:rFonts w:ascii="Arial" w:hAnsi="Arial" w:cs="Arial"/>
@@ -6052,7 +6052,7 @@
       <w:ind w:left="720" w:hanging="360"/>
       <w:contextualSpacing/>
       <w:bidi/>
-      <w:jc w:val="right"/>
+      <w:jc w:val="start"/>
     </w:pPr>
     <w:rPr>
       <w:rFonts w:ascii="Arial" w:hAnsi="Arial" w:cs="Arial"/>
@@ -6069,7 +6069,7 @@
       <w:ind w:left="1080" w:hanging="360"/>
       <w:contextualSpacing/>
       <w:bidi/>
-      <w:jc w:val="right"/>
+      <w:jc w:val="start"/>
     </w:pPr>
     <w:rPr>
       <w:rFonts w:ascii="Arial" w:hAnsi="Arial" w:cs="Arial"/>
@@ -6088,7 +6088,7 @@
       </w:numPr>
       <w:contextualSpacing/>
       <w:bidi/>
-      <w:jc w:val="right"/>
+      <w:jc w:val="start"/>
     </w:pPr>
     <w:rPr>
       <w:rFonts w:ascii="Arial" w:hAnsi="Arial" w:cs="Arial"/>
@@ -6107,7 +6107,7 @@
       </w:numPr>
       <w:contextualSpacing/>
       <w:bidi/>
-      <w:jc w:val="right"/>
+      <w:jc w:val="start"/>
     </w:pPr>
     <w:rPr>
       <w:rFonts w:ascii="Arial" w:hAnsi="Arial" w:cs="Arial"/>
@@ -6126,7 +6126,7 @@
       </w:numPr>
       <w:contextualSpacing/>
       <w:bidi/>
-      <w:jc w:val="right"/>
+      <w:jc w:val="start"/>
     </w:pPr>
     <w:rPr>
       <w:rFonts w:ascii="Arial" w:hAnsi="Arial" w:cs="Arial"/>
@@ -6145,7 +6145,7 @@
       </w:numPr>
       <w:contextualSpacing/>
       <w:bidi/>
-      <w:jc w:val="right"/>
+      <w:jc w:val="start"/>
     </w:pPr>
     <w:rPr>
       <w:rFonts w:ascii="Arial" w:hAnsi="Arial" w:cs="Arial"/>
@@ -6164,7 +6164,7 @@
       </w:numPr>
       <w:contextualSpacing/>
       <w:bidi/>
-      <w:jc w:val="right"/>
+      <w:jc w:val="start"/>
     </w:pPr>
     <w:rPr>
       <w:rFonts w:ascii="Arial" w:hAnsi="Arial" w:cs="Arial"/>
@@ -6183,7 +6183,7 @@
       </w:numPr>
       <w:contextualSpacing/>
       <w:bidi/>
-      <w:jc w:val="right"/>
+      <w:jc w:val="start"/>
     </w:pPr>
     <w:rPr>
       <w:rFonts w:ascii="Arial" w:hAnsi="Arial" w:cs="Arial"/>
@@ -6201,7 +6201,7 @@
       <w:ind w:left="360"/>
       <w:contextualSpacing/>
       <w:bidi/>
-      <w:jc w:val="right"/>
+      <w:jc w:val="start"/>
     </w:pPr>
     <w:rPr>
       <w:rFonts w:ascii="Arial" w:hAnsi="Arial" w:cs="Arial"/>
@@ -6219,7 +6219,7 @@
       <w:ind w:left="720"/>
       <w:contextualSpacing/>
       <w:bidi/>
-      <w:jc w:val="right"/>
+      <w:jc w:val="start"/>
     </w:pPr>
     <w:rPr>
       <w:rFonts w:ascii="Arial" w:hAnsi="Arial" w:cs="Arial"/>
@@ -6237,7 +6237,7 @@
       <w:ind w:left="1080"/>
       <w:contextualSpacing/>
       <w:bidi/>
-      <w:jc w:val="right"/>
+      <w:jc w:val="start"/>
     </w:pPr>
     <w:rPr>
       <w:rFonts w:ascii="Arial" w:hAnsi="Arial" w:cs="Arial"/>
@@ -6261,7 +6261,7 @@
         <w:tab w:val="left" w:pos="4032"/>
       </w:tabs>
       <w:bidi/>
-      <w:jc w:val="right"/>
+      <w:jc w:val="start"/>
     </w:pPr>
     <w:rPr>
       <w:rFonts w:ascii="Arial" w:hAnsi="Arial" w:cs="Arial"/>
@@ -6292,7 +6292,7 @@
     <w:rsid w:val="00FC693F"/>
     <w:pPr>
       <w:bidi/>
-      <w:jc w:val="right"/>
+      <w:jc w:val="start"/>
     </w:pPr>
     <w:rPr>
       <w:rFonts w:ascii="Arial" w:hAnsi="Arial" w:cs="Arial"/>
@@ -6412,7 +6412,7 @@
     <w:pPr>
       <w:spacing w:line="240" w:lineRule="auto"/>
       <w:bidi/>
-      <w:jc w:val="right"/>
+      <w:jc w:val="start"/>
     </w:pPr>
     <w:rPr>
       <w:rFonts w:ascii="Arial" w:hAnsi="Arial" w:cs="Arial"/>
@@ -6461,7 +6461,7 @@
       <w:spacing w:before="200" w:after="280"/>
       <w:ind w:left="936" w:right="936"/>
       <w:bidi/>
-      <w:jc w:val="right"/>
+      <w:jc w:val="start"/>
     </w:pPr>
     <w:rPr>
       <w:rFonts w:ascii="Arial" w:hAnsi="Arial" w:cs="Arial"/>
@@ -6565,7 +6565,7 @@
     <w:pPr>
       <w:outlineLvl w:val="9"/>
       <w:bidi/>
-      <w:jc w:val="right"/>
+      <w:jc w:val="start"/>
     </w:pPr>
     <w:rPr>
       <w:rFonts w:ascii="Arial" w:hAnsi="Arial" w:cs="Arial"/>

--- a/samples/report_full_latest.docx
+++ b/samples/report_full_latest.docx
@@ -3,24 +3,46 @@
 <w:document xmlns:wpc="http://schemas.microsoft.com/office/word/2010/wordprocessingCanvas" xmlns:mo="http://schemas.microsoft.com/office/mac/office/2008/main" xmlns:mc="http://schemas.openxmlformats.org/markup-compatibility/2006" xmlns:mv="urn:schemas-microsoft-com:mac:vml" xmlns:o="urn:schemas-microsoft-com:office:office" xmlns:r="http://schemas.openxmlformats.org/officeDocument/2006/relationships" xmlns:m="http://schemas.openxmlformats.org/officeDocument/2006/math" xmlns:v="urn:schemas-microsoft-com:vml" xmlns:wp14="http://schemas.microsoft.com/office/word/2010/wordprocessingDrawing" xmlns:wp="http://schemas.openxmlformats.org/drawingml/2006/wordprocessingDrawing" xmlns:w10="urn:schemas-microsoft-com:office:word" xmlns:w="http://schemas.openxmlformats.org/wordprocessingml/2006/main" xmlns:w14="http://schemas.microsoft.com/office/word/2010/wordml" xmlns:wpg="http://schemas.microsoft.com/office/word/2010/wordprocessingGroup" xmlns:wpi="http://schemas.microsoft.com/office/word/2010/wordprocessingInk" xmlns:wne="http://schemas.microsoft.com/office/word/2006/wordml" xmlns:wps="http://schemas.microsoft.com/office/word/2010/wordprocessingShape" mc:Ignorable="w14 wp14">
   <w:body>
     <w:p>
+      <w:pPr>
+        <w:bidi/>
+        <w:jc w:val="start"/>
+      </w:pPr>
       <w:r>
         <w:rPr>
+          <w:rFonts w:ascii="Arial" w:hAnsi="Arial" w:cs="Arial"/>
           <w:b/>
           <w:color w:val="1B3B6F"/>
+          <w:sz w:val="56"/>
+          <w:rtl/>
+          <w:szCs w:val="56"/>
         </w:rPr>
-        <w:t>[شعار سِلك]</w:t>
+        <w:t>سِلك</w:t>
       </w:r>
     </w:p>
     <w:p>
       <w:pPr>
         <w:pStyle w:val="Title"/>
+        <w:bidi/>
+        <w:jc w:val="start"/>
       </w:pPr>
       <w:r>
+        <w:rPr>
+          <w:rFonts w:ascii="Arial" w:hAnsi="Arial" w:cs="Arial"/>
+          <w:rtl/>
+        </w:rPr>
         <w:t>سِلك — تقرير بحث سوق: تمور</w:t>
       </w:r>
     </w:p>
     <w:p>
+      <w:pPr>
+        <w:bidi/>
+        <w:jc w:val="start"/>
+      </w:pPr>
       <w:r>
+        <w:rPr>
+          <w:rFonts w:ascii="Arial" w:hAnsi="Arial" w:cs="Arial"/>
+          <w:rtl/>
+        </w:rPr>
         <w:t>⚠ TEST RUN — تشغيل برهاني ببدائل موسومة، ليس تقريراً إنتاجياً</w:t>
       </w:r>
     </w:p>
@@ -28,7 +50,9 @@
       <w:tblPr>
         <w:tblStyle w:val="TableGrid"/>
         <w:tblW w:type="auto" w:w="0"/>
+        <w:tblLayout w:type="fixed"/>
         <w:tblLook w:firstColumn="1" w:firstRow="1" w:lastColumn="0" w:lastRow="0" w:noHBand="0" w:noVBand="1" w:val="04A0"/>
+        <w:bidiVisual/>
       </w:tblPr>
       <w:tblGrid>
         <w:gridCol w:w="4320"/>
@@ -37,14 +61,20 @@
       <w:tr>
         <w:tc>
           <w:tcPr>
-            <w:tcW w:type="dxa" w:w="4320"/>
+            <w:tcW w:type="dxa" w:w="4680"/>
             <w:shd w:val="clear" w:fill="1B3B6F"/>
           </w:tcPr>
           <w:p>
+            <w:pPr>
+              <w:bidi/>
+              <w:jc w:val="start"/>
+            </w:pPr>
             <w:r>
               <w:rPr>
+                <w:rFonts w:ascii="Arial" w:hAnsi="Arial" w:cs="Arial"/>
                 <w:b/>
                 <w:color w:val="FFFFFF"/>
+                <w:rtl/>
               </w:rPr>
               <w:t>البند</w:t>
             </w:r>
@@ -52,14 +82,20 @@
         </w:tc>
         <w:tc>
           <w:tcPr>
-            <w:tcW w:type="dxa" w:w="4320"/>
+            <w:tcW w:type="dxa" w:w="4680"/>
             <w:shd w:val="clear" w:fill="1B3B6F"/>
           </w:tcPr>
           <w:p>
+            <w:pPr>
+              <w:bidi/>
+              <w:jc w:val="start"/>
+            </w:pPr>
             <w:r>
               <w:rPr>
+                <w:rFonts w:ascii="Arial" w:hAnsi="Arial" w:cs="Arial"/>
                 <w:b/>
                 <w:color w:val="FFFFFF"/>
+                <w:rtl/>
               </w:rPr>
               <w:t>القيمة</w:t>
             </w:r>
@@ -69,20 +105,36 @@
       <w:tr>
         <w:tc>
           <w:tcPr>
-            <w:tcW w:type="dxa" w:w="4320"/>
+            <w:tcW w:type="dxa" w:w="4680"/>
           </w:tcPr>
           <w:p>
+            <w:pPr>
+              <w:bidi/>
+              <w:jc w:val="start"/>
+            </w:pPr>
             <w:r>
+              <w:rPr>
+                <w:rFonts w:ascii="Arial" w:hAnsi="Arial" w:cs="Arial"/>
+                <w:rtl/>
+              </w:rPr>
               <w:t>المنتج</w:t>
             </w:r>
           </w:p>
         </w:tc>
         <w:tc>
           <w:tcPr>
-            <w:tcW w:type="dxa" w:w="4320"/>
+            <w:tcW w:type="dxa" w:w="4680"/>
           </w:tcPr>
           <w:p>
+            <w:pPr>
+              <w:bidi/>
+              <w:jc w:val="start"/>
+            </w:pPr>
             <w:r>
+              <w:rPr>
+                <w:rFonts w:ascii="Arial" w:hAnsi="Arial" w:cs="Arial"/>
+                <w:rtl/>
+              </w:rPr>
               <w:t>تمور</w:t>
             </w:r>
           </w:p>
@@ -91,22 +143,38 @@
       <w:tr>
         <w:tc>
           <w:tcPr>
-            <w:tcW w:type="dxa" w:w="4320"/>
+            <w:tcW w:type="dxa" w:w="4680"/>
             <w:shd w:val="clear" w:fill="F2F2F2"/>
           </w:tcPr>
           <w:p>
+            <w:pPr>
+              <w:bidi/>
+              <w:jc w:val="start"/>
+            </w:pPr>
             <w:r>
+              <w:rPr>
+                <w:rFonts w:ascii="Arial" w:hAnsi="Arial" w:cs="Arial"/>
+                <w:rtl/>
+              </w:rPr>
               <w:t>رمز HS</w:t>
             </w:r>
           </w:p>
         </w:tc>
         <w:tc>
           <w:tcPr>
-            <w:tcW w:type="dxa" w:w="4320"/>
+            <w:tcW w:type="dxa" w:w="4680"/>
             <w:shd w:val="clear" w:fill="F2F2F2"/>
           </w:tcPr>
           <w:p>
+            <w:pPr>
+              <w:bidi/>
+              <w:jc w:val="start"/>
+            </w:pPr>
             <w:r>
+              <w:rPr>
+                <w:rFonts w:ascii="Arial" w:hAnsi="Arial" w:cs="Arial"/>
+                <w:rtl/>
+              </w:rPr>
               <w:t>080410</w:t>
             </w:r>
           </w:p>
@@ -115,20 +183,36 @@
       <w:tr>
         <w:tc>
           <w:tcPr>
-            <w:tcW w:type="dxa" w:w="4320"/>
+            <w:tcW w:type="dxa" w:w="4680"/>
           </w:tcPr>
           <w:p>
+            <w:pPr>
+              <w:bidi/>
+              <w:jc w:val="start"/>
+            </w:pPr>
             <w:r>
+              <w:rPr>
+                <w:rFonts w:ascii="Arial" w:hAnsi="Arial" w:cs="Arial"/>
+                <w:rtl/>
+              </w:rPr>
               <w:t>المنشأ</w:t>
             </w:r>
           </w:p>
         </w:tc>
         <w:tc>
           <w:tcPr>
-            <w:tcW w:type="dxa" w:w="4320"/>
+            <w:tcW w:type="dxa" w:w="4680"/>
           </w:tcPr>
           <w:p>
+            <w:pPr>
+              <w:bidi/>
+              <w:jc w:val="start"/>
+            </w:pPr>
             <w:r>
+              <w:rPr>
+                <w:rFonts w:ascii="Arial" w:hAnsi="Arial" w:cs="Arial"/>
+                <w:rtl/>
+              </w:rPr>
               <w:t>المملكة العربية السعودية</w:t>
             </w:r>
           </w:p>
@@ -137,22 +221,38 @@
       <w:tr>
         <w:tc>
           <w:tcPr>
-            <w:tcW w:type="dxa" w:w="4320"/>
+            <w:tcW w:type="dxa" w:w="4680"/>
             <w:shd w:val="clear" w:fill="F2F2F2"/>
           </w:tcPr>
           <w:p>
+            <w:pPr>
+              <w:bidi/>
+              <w:jc w:val="start"/>
+            </w:pPr>
             <w:r>
+              <w:rPr>
+                <w:rFonts w:ascii="Arial" w:hAnsi="Arial" w:cs="Arial"/>
+                <w:rtl/>
+              </w:rPr>
               <w:t>السوق المستهدف</w:t>
             </w:r>
           </w:p>
         </w:tc>
         <w:tc>
           <w:tcPr>
-            <w:tcW w:type="dxa" w:w="4320"/>
+            <w:tcW w:type="dxa" w:w="4680"/>
             <w:shd w:val="clear" w:fill="F2F2F2"/>
           </w:tcPr>
           <w:p>
+            <w:pPr>
+              <w:bidi/>
+              <w:jc w:val="start"/>
+            </w:pPr>
             <w:r>
+              <w:rPr>
+                <w:rFonts w:ascii="Arial" w:hAnsi="Arial" w:cs="Arial"/>
+                <w:rtl/>
+              </w:rPr>
               <w:t>China</w:t>
             </w:r>
           </w:p>
@@ -161,20 +261,36 @@
       <w:tr>
         <w:tc>
           <w:tcPr>
-            <w:tcW w:type="dxa" w:w="4320"/>
+            <w:tcW w:type="dxa" w:w="4680"/>
           </w:tcPr>
           <w:p>
+            <w:pPr>
+              <w:bidi/>
+              <w:jc w:val="start"/>
+            </w:pPr>
             <w:r>
+              <w:rPr>
+                <w:rFonts w:ascii="Arial" w:hAnsi="Arial" w:cs="Arial"/>
+                <w:rtl/>
+              </w:rPr>
               <w:t>تاريخ الإعداد</w:t>
             </w:r>
           </w:p>
         </w:tc>
         <w:tc>
           <w:tcPr>
-            <w:tcW w:type="dxa" w:w="4320"/>
+            <w:tcW w:type="dxa" w:w="4680"/>
           </w:tcPr>
           <w:p>
+            <w:pPr>
+              <w:bidi/>
+              <w:jc w:val="start"/>
+            </w:pPr>
             <w:r>
+              <w:rPr>
+                <w:rFonts w:ascii="Arial" w:hAnsi="Arial" w:cs="Arial"/>
+                <w:rtl/>
+              </w:rPr>
               <w:t>2026-07-16</w:t>
             </w:r>
           </w:p>
@@ -183,22 +299,38 @@
       <w:tr>
         <w:tc>
           <w:tcPr>
-            <w:tcW w:type="dxa" w:w="4320"/>
+            <w:tcW w:type="dxa" w:w="4680"/>
             <w:shd w:val="clear" w:fill="F2F2F2"/>
           </w:tcPr>
           <w:p>
+            <w:pPr>
+              <w:bidi/>
+              <w:jc w:val="start"/>
+            </w:pPr>
             <w:r>
+              <w:rPr>
+                <w:rFonts w:ascii="Arial" w:hAnsi="Arial" w:cs="Arial"/>
+                <w:rtl/>
+              </w:rPr>
               <w:t>سنة البيانات</w:t>
             </w:r>
           </w:p>
         </w:tc>
         <w:tc>
           <w:tcPr>
-            <w:tcW w:type="dxa" w:w="4320"/>
+            <w:tcW w:type="dxa" w:w="4680"/>
             <w:shd w:val="clear" w:fill="F2F2F2"/>
           </w:tcPr>
           <w:p>
+            <w:pPr>
+              <w:bidi/>
+              <w:jc w:val="start"/>
+            </w:pPr>
             <w:r>
+              <w:rPr>
+                <w:rFonts w:ascii="Arial" w:hAnsi="Arial" w:cs="Arial"/>
+                <w:rtl/>
+              </w:rPr>
               <w:t>2023</w:t>
             </w:r>
           </w:p>
@@ -207,20 +339,36 @@
       <w:tr>
         <w:tc>
           <w:tcPr>
-            <w:tcW w:type="dxa" w:w="4320"/>
+            <w:tcW w:type="dxa" w:w="4680"/>
           </w:tcPr>
           <w:p>
+            <w:pPr>
+              <w:bidi/>
+              <w:jc w:val="start"/>
+            </w:pPr>
             <w:r>
+              <w:rPr>
+                <w:rFonts w:ascii="Arial" w:hAnsi="Arial" w:cs="Arial"/>
+                <w:rtl/>
+              </w:rPr>
               <w:t>تغطية البيانات</w:t>
             </w:r>
           </w:p>
         </w:tc>
         <w:tc>
           <w:tcPr>
-            <w:tcW w:type="dxa" w:w="4320"/>
+            <w:tcW w:type="dxa" w:w="4680"/>
           </w:tcPr>
           <w:p>
+            <w:pPr>
+              <w:bidi/>
+              <w:jc w:val="start"/>
+            </w:pPr>
             <w:r>
+              <w:rPr>
+                <w:rFonts w:ascii="Arial" w:hAnsi="Arial" w:cs="Arial"/>
+                <w:rtl/>
+              </w:rPr>
               <w:t>42.1%</w:t>
             </w:r>
           </w:p>
@@ -230,213 +378,479 @@
     <w:p>
       <w:pPr>
         <w:pStyle w:val="Heading1"/>
+        <w:bidi/>
+        <w:jc w:val="start"/>
       </w:pPr>
       <w:r>
+        <w:rPr>
+          <w:rFonts w:ascii="Arial" w:hAnsi="Arial" w:cs="Arial"/>
+          <w:rtl/>
+        </w:rPr>
         <w:t>المحتويات</w:t>
       </w:r>
     </w:p>
     <w:p>
+      <w:pPr>
+        <w:bidi/>
+        <w:jc w:val="start"/>
+      </w:pPr>
       <w:r>
+        <w:rPr>
+          <w:rFonts w:ascii="Arial" w:hAnsi="Arial" w:cs="Arial"/>
+          <w:rtl/>
+        </w:rPr>
         <w:t>1. الخلاصة التنفيذية</w:t>
       </w:r>
     </w:p>
     <w:p>
+      <w:pPr>
+        <w:bidi/>
+        <w:jc w:val="start"/>
+      </w:pPr>
       <w:r>
+        <w:rPr>
+          <w:rFonts w:ascii="Arial" w:hAnsi="Arial" w:cs="Arial"/>
+          <w:rtl/>
+        </w:rPr>
         <w:t>2. منهجية البحث</w:t>
       </w:r>
     </w:p>
     <w:p>
+      <w:pPr>
+        <w:bidi/>
+        <w:jc w:val="start"/>
+      </w:pPr>
       <w:r>
+        <w:rPr>
+          <w:rFonts w:ascii="Arial" w:hAnsi="Arial" w:cs="Arial"/>
+          <w:rtl/>
+        </w:rPr>
         <w:t>3. تعريف السوق ونطاقه</w:t>
       </w:r>
     </w:p>
     <w:p>
+      <w:pPr>
+        <w:bidi/>
+        <w:jc w:val="start"/>
+      </w:pPr>
       <w:r>
+        <w:rPr>
+          <w:rFonts w:ascii="Arial" w:hAnsi="Arial" w:cs="Arial"/>
+          <w:rtl/>
+        </w:rPr>
         <w:t>4. نظرة عامة على السوق</w:t>
       </w:r>
     </w:p>
     <w:p>
+      <w:pPr>
+        <w:bidi/>
+        <w:jc w:val="start"/>
+      </w:pPr>
       <w:r>
+        <w:rPr>
+          <w:rFonts w:ascii="Arial" w:hAnsi="Arial" w:cs="Arial"/>
+          <w:rtl/>
+        </w:rPr>
         <w:t>5. ديناميكيات السوق</w:t>
       </w:r>
     </w:p>
     <w:p>
+      <w:pPr>
+        <w:bidi/>
+        <w:jc w:val="start"/>
+      </w:pPr>
       <w:r>
+        <w:rPr>
+          <w:rFonts w:ascii="Arial" w:hAnsi="Arial" w:cs="Arial"/>
+          <w:rtl/>
+        </w:rPr>
         <w:t>6. حجم السوق والتوقعات</w:t>
       </w:r>
     </w:p>
     <w:p>
+      <w:pPr>
+        <w:bidi/>
+        <w:jc w:val="start"/>
+      </w:pPr>
       <w:r>
+        <w:rPr>
+          <w:rFonts w:ascii="Arial" w:hAnsi="Arial" w:cs="Arial"/>
+          <w:rtl/>
+        </w:rPr>
         <w:t>7. تحليل التقسيم</w:t>
       </w:r>
     </w:p>
     <w:p>
+      <w:pPr>
+        <w:bidi/>
+        <w:jc w:val="start"/>
+      </w:pPr>
       <w:r>
+        <w:rPr>
+          <w:rFonts w:ascii="Arial" w:hAnsi="Arial" w:cs="Arial"/>
+          <w:rtl/>
+        </w:rPr>
         <w:t>8. تحليل التجارة (استيراد/تصدير)</w:t>
       </w:r>
     </w:p>
     <w:p>
+      <w:pPr>
+        <w:bidi/>
+        <w:jc w:val="start"/>
+      </w:pPr>
       <w:r>
+        <w:rPr>
+          <w:rFonts w:ascii="Arial" w:hAnsi="Arial" w:cs="Arial"/>
+          <w:rtl/>
+        </w:rPr>
         <w:t>9. الأسواق المرشّحة الأخرى</w:t>
       </w:r>
     </w:p>
     <w:p>
+      <w:pPr>
+        <w:bidi/>
+        <w:jc w:val="start"/>
+      </w:pPr>
       <w:r>
+        <w:rPr>
+          <w:rFonts w:ascii="Arial" w:hAnsi="Arial" w:cs="Arial"/>
+          <w:rtl/>
+        </w:rPr>
         <w:t>10. المشهد التنافسي</w:t>
       </w:r>
     </w:p>
     <w:p>
+      <w:pPr>
+        <w:bidi/>
+        <w:jc w:val="start"/>
+      </w:pPr>
       <w:r>
+        <w:rPr>
+          <w:rFonts w:ascii="Arial" w:hAnsi="Arial" w:cs="Arial"/>
+          <w:rtl/>
+        </w:rPr>
         <w:t>11. استخبارات العميل والطلب</w:t>
       </w:r>
     </w:p>
     <w:p>
+      <w:pPr>
+        <w:bidi/>
+        <w:jc w:val="start"/>
+      </w:pPr>
       <w:r>
+        <w:rPr>
+          <w:rFonts w:ascii="Arial" w:hAnsi="Arial" w:cs="Arial"/>
+          <w:rtl/>
+        </w:rPr>
         <w:t>12. المشهد التنظيمي والمخاطر</w:t>
       </w:r>
     </w:p>
     <w:p>
+      <w:pPr>
+        <w:bidi/>
+        <w:jc w:val="start"/>
+      </w:pPr>
       <w:r>
+        <w:rPr>
+          <w:rFonts w:ascii="Arial" w:hAnsi="Arial" w:cs="Arial"/>
+          <w:rtl/>
+        </w:rPr>
         <w:t>13. الاتجاهات والتوقع المستقبلي</w:t>
       </w:r>
     </w:p>
     <w:p>
+      <w:pPr>
+        <w:bidi/>
+        <w:jc w:val="start"/>
+      </w:pPr>
       <w:r>
+        <w:rPr>
+          <w:rFonts w:ascii="Arial" w:hAnsi="Arial" w:cs="Arial"/>
+          <w:rtl/>
+        </w:rPr>
         <w:t>14. التوصيات الاستراتيجية</w:t>
       </w:r>
     </w:p>
     <w:p>
+      <w:pPr>
+        <w:bidi/>
+        <w:jc w:val="start"/>
+      </w:pPr>
       <w:r>
+        <w:rPr>
+          <w:rFonts w:ascii="Arial" w:hAnsi="Arial" w:cs="Arial"/>
+          <w:rtl/>
+        </w:rPr>
         <w:t>حدود التحليل (الفجوات المعلنة)</w:t>
       </w:r>
     </w:p>
     <w:p>
+      <w:pPr>
+        <w:bidi/>
+        <w:jc w:val="start"/>
+      </w:pPr>
       <w:r>
+        <w:rPr>
+          <w:rFonts w:ascii="Arial" w:hAnsi="Arial" w:cs="Arial"/>
+          <w:rtl/>
+        </w:rPr>
         <w:t>دليل المورّدين (الاتصال بالموردين والمستوردين)</w:t>
       </w:r>
     </w:p>
     <w:p>
+      <w:pPr>
+        <w:bidi/>
+        <w:jc w:val="start"/>
+      </w:pPr>
       <w:r>
+        <w:rPr>
+          <w:rFonts w:ascii="Arial" w:hAnsi="Arial" w:cs="Arial"/>
+          <w:rtl/>
+        </w:rPr>
         <w:t>الملحق (تغطية المصادر وأثرها)</w:t>
       </w:r>
     </w:p>
     <w:p>
       <w:pPr>
         <w:pStyle w:val="Heading1"/>
+        <w:bidi/>
+        <w:jc w:val="start"/>
       </w:pPr>
       <w:r>
+        <w:rPr>
+          <w:rFonts w:ascii="Arial" w:hAnsi="Arial" w:cs="Arial"/>
+          <w:rtl/>
+        </w:rPr>
         <w:t>١. الخلاصة التنفيذية</w:t>
       </w:r>
     </w:p>
     <w:p>
+      <w:pPr>
+        <w:bidi/>
+        <w:jc w:val="start"/>
+      </w:pPr>
       <w:r>
+        <w:rPr>
+          <w:rFonts w:ascii="Arial" w:hAnsi="Arial" w:cs="Arial"/>
+          <w:rtl/>
+        </w:rPr>
         <w:t>التوصية: دخول مشروط لسوق الصين، بدرجة ثقة منخفضة (31%). الفرصة قائمة، لكن اكتمال الصورة يتطلب استيفاء الشروط الواردة أدناه قبل قرار نهائي.</w:t>
       </w:r>
     </w:p>
     <w:p>
+      <w:pPr>
+        <w:bidi/>
+        <w:jc w:val="start"/>
+      </w:pPr>
       <w:r>
+        <w:rPr>
+          <w:rFonts w:ascii="Arial" w:hAnsi="Arial" w:cs="Arial"/>
+          <w:rtl/>
+        </w:rPr>
         <w:t>الأساس التجاري: يستورد السوق ما قيمته 60.0 مليون دولار سنوياً من هذا المنتج (المصدر: UN Comtrade)؛ والمنتجات السعودية حاضرة فعلاً بحصة 30% من واردات السوق (المصدر: UN Comtrade)؛ وسوق عالي التركّز — مورّد أو اثنان يهيمنان.</w:t>
       </w:r>
     </w:p>
     <w:p>
+      <w:pPr>
+        <w:bidi/>
+        <w:jc w:val="start"/>
+      </w:pPr>
       <w:r>
+        <w:rPr>
+          <w:rFonts w:ascii="Arial" w:hAnsi="Arial" w:cs="Arial"/>
+          <w:rtl/>
+        </w:rPr>
         <w:t>لاكتمال الثقة في هذه التوصية يلزم: الصين: دخل الفرد غير متوفر؛ الإمارات: دخل الفرد غير متوفر.</w:t>
       </w:r>
     </w:p>
     <w:p>
       <w:pPr>
         <w:pStyle w:val="Heading1"/>
+        <w:bidi/>
+        <w:jc w:val="start"/>
       </w:pPr>
       <w:r>
+        <w:rPr>
+          <w:rFonts w:ascii="Arial" w:hAnsi="Arial" w:cs="Arial"/>
+          <w:rtl/>
+        </w:rPr>
         <w:t>٢. منهجية البحث</w:t>
       </w:r>
     </w:p>
     <w:p>
       <w:pPr>
         <w:pStyle w:val="ListBullet"/>
+        <w:bidi/>
+        <w:jc w:val="start"/>
       </w:pPr>
       <w:r>
+        <w:rPr>
+          <w:rFonts w:ascii="Arial" w:hAnsi="Arial" w:cs="Arial"/>
+          <w:rtl/>
+        </w:rPr>
         <w:t>سنة البيانات المعتمدة: 2023.</w:t>
       </w:r>
     </w:p>
     <w:p>
       <w:pPr>
         <w:pStyle w:val="ListBullet"/>
+        <w:bidi/>
+        <w:jc w:val="start"/>
       </w:pPr>
       <w:r>
+        <w:rPr>
+          <w:rFonts w:ascii="Arial" w:hAnsi="Arial" w:cs="Arial"/>
+          <w:rtl/>
+        </w:rPr>
         <w:t>تغطية البيانات الإجمالية لهذا التحليل: 42.1%.</w:t>
       </w:r>
     </w:p>
     <w:p>
       <w:pPr>
         <w:pStyle w:val="ListBullet"/>
+        <w:bidi/>
+        <w:jc w:val="start"/>
       </w:pPr>
       <w:r>
+        <w:rPr>
+          <w:rFonts w:ascii="Arial" w:hAnsi="Arial" w:cs="Arial"/>
+          <w:rtl/>
+        </w:rPr>
         <w:t>المصادر التي أسهمت فعلياً في هذا التشغيل: Pew Research Center (لقطة ساكنة مقرّبة)، Silk L1 requirements reference (official portals / EUR-Lex)، UN Comtrade، UN Comtrade (مخزن الحقائق).</w:t>
       </w:r>
     </w:p>
     <w:p>
       <w:pPr>
         <w:pStyle w:val="ListBullet"/>
+        <w:bidi/>
+        <w:jc w:val="start"/>
       </w:pPr>
       <w:r>
+        <w:rPr>
+          <w:rFonts w:ascii="Arial" w:hAnsi="Arial" w:cs="Arial"/>
+          <w:rtl/>
+        </w:rPr>
         <w:t>كل رقم في هذا التقرير يُعرض مع مصدره وتاريخ سحبه؛ القيمة غير المتاحة تُعرض «—».</w:t>
       </w:r>
     </w:p>
     <w:p>
       <w:pPr>
         <w:pStyle w:val="ListBullet"/>
+        <w:bidi/>
+        <w:jc w:val="start"/>
       </w:pPr>
       <w:r>
+        <w:rPr>
+          <w:rFonts w:ascii="Arial" w:hAnsi="Arial" w:cs="Arial"/>
+          <w:rtl/>
+        </w:rPr>
         <w:t>بوابة كفاية البيانات: 2/3 وكلاء أساسيون لديهم بيانات؛ فجوات: المؤشرات الاقتصادية</w:t>
       </w:r>
     </w:p>
     <w:p>
       <w:pPr>
         <w:pStyle w:val="ListBullet"/>
+        <w:bidi/>
+        <w:jc w:val="start"/>
       </w:pPr>
       <w:r>
+        <w:rPr>
+          <w:rFonts w:ascii="Arial" w:hAnsi="Arial" w:cs="Arial"/>
+          <w:rtl/>
+        </w:rPr>
         <w:t>هذه قراءة أولية مبنية على البيانات العامة المتاحة وقت الإعداد.</w:t>
       </w:r>
     </w:p>
     <w:p>
       <w:pPr>
         <w:pStyle w:val="Heading1"/>
+        <w:bidi/>
+        <w:jc w:val="start"/>
       </w:pPr>
       <w:r>
+        <w:rPr>
+          <w:rFonts w:ascii="Arial" w:hAnsi="Arial" w:cs="Arial"/>
+          <w:rtl/>
+        </w:rPr>
         <w:t>٣. تعريف السوق ونطاقه</w:t>
       </w:r>
     </w:p>
     <w:p>
+      <w:pPr>
+        <w:bidi/>
+        <w:jc w:val="start"/>
+      </w:pPr>
       <w:r>
+        <w:rPr>
+          <w:rFonts w:ascii="Arial" w:hAnsi="Arial" w:cs="Arial"/>
+          <w:rtl/>
+        </w:rPr>
         <w:t>يشمل هذا التقرير: صادرات تمور (رمز HS 080410) من المملكة العربية السعودية، مُقيَّمة عبر 2 أسواق مرشّحة، ومفصَّلة بعمق للسوق الأعلى ترتيباً (China). يستثني هذا التقرير: التسعير التفصيلي بالتجزئة والملفات المالية للمنافسين (تتطلبان خدمة التعميق المدفوعة)، وتحليل الشرائح السلوكية للعملاء واستخبارات الطلب المباشرة (تتطلبان بحثاً أولياً — مقابلات أو استبيانات — لم يُجرَ بعد).</w:t>
       </w:r>
     </w:p>
     <w:p>
       <w:pPr>
         <w:pStyle w:val="Heading2"/>
+        <w:bidi/>
+        <w:jc w:val="start"/>
       </w:pPr>
       <w:r>
+        <w:rPr>
+          <w:rFonts w:ascii="Arial" w:hAnsi="Arial" w:cs="Arial"/>
+          <w:rtl/>
+        </w:rPr>
         <w:t>قرار الدخول</w:t>
       </w:r>
     </w:p>
     <w:p>
+      <w:pPr>
+        <w:bidi/>
+        <w:jc w:val="start"/>
+      </w:pPr>
       <w:r>
+        <w:rPr>
+          <w:rFonts w:ascii="Arial" w:hAnsi="Arial" w:cs="Arial"/>
+          <w:rtl/>
+        </w:rPr>
         <w:t>الحكم: دخول مشروط | النقاط: 0.636 | الثقة: منخفضة (31%)</w:t>
       </w:r>
     </w:p>
     <w:p>
+      <w:pPr>
+        <w:bidi/>
+        <w:jc w:val="start"/>
+      </w:pPr>
       <w:r>
+        <w:rPr>
+          <w:rFonts w:ascii="Arial" w:hAnsi="Arial" w:cs="Arial"/>
+          <w:rtl/>
+        </w:rPr>
         <w:t>أساس الثقة: التغطية 39% × الأعمدة المحسوبة 4/5</w:t>
       </w:r>
     </w:p>
     <w:p>
+      <w:pPr>
+        <w:bidi/>
+        <w:jc w:val="start"/>
+      </w:pPr>
       <w:r>
+        <w:rPr>
+          <w:rFonts w:ascii="Arial" w:hAnsi="Arial" w:cs="Arial"/>
+          <w:rtl/>
+        </w:rPr>
         <w:t>منهجية الترجيح المعتمدة: الأوزان القياسية — النقاط 0.636 (بديل مقارنة، الأوزان التنظيمية المُثقّلة: 0.584)</w:t>
       </w:r>
     </w:p>
     <w:p>
+      <w:pPr>
+        <w:bidi/>
+        <w:jc w:val="start"/>
+      </w:pPr>
       <w:r>
+        <w:rPr>
+          <w:rFonts w:ascii="Arial" w:hAnsi="Arial" w:cs="Arial"/>
+          <w:rtl/>
+        </w:rPr>
         <w:t>ملاحظة الأوزان: تُحسب الدرجة بمجموعتي أوزان معاً للمقارنة؛ المعتمد لهذا القرار: الأوزان القياسية</w:t>
       </w:r>
     </w:p>
@@ -444,7 +858,9 @@
       <w:tblPr>
         <w:tblStyle w:val="TableGrid"/>
         <w:tblW w:type="auto" w:w="0"/>
+        <w:tblLayout w:type="fixed"/>
         <w:tblLook w:firstColumn="1" w:firstRow="1" w:lastColumn="0" w:lastRow="0" w:noHBand="0" w:noVBand="1" w:val="04A0"/>
+        <w:bidiVisual/>
       </w:tblPr>
       <w:tblGrid>
         <w:gridCol w:w="2160"/>
@@ -455,14 +871,20 @@
       <w:tr>
         <w:tc>
           <w:tcPr>
-            <w:tcW w:type="dxa" w:w="2160"/>
+            <w:tcW w:type="dxa" w:w="2340"/>
             <w:shd w:val="clear" w:fill="1B3B6F"/>
           </w:tcPr>
           <w:p>
+            <w:pPr>
+              <w:bidi/>
+              <w:jc w:val="start"/>
+            </w:pPr>
             <w:r>
               <w:rPr>
+                <w:rFonts w:ascii="Arial" w:hAnsi="Arial" w:cs="Arial"/>
                 <w:b/>
                 <w:color w:val="FFFFFF"/>
+                <w:rtl/>
               </w:rPr>
               <w:t>العمود</w:t>
             </w:r>
@@ -470,14 +892,20 @@
         </w:tc>
         <w:tc>
           <w:tcPr>
-            <w:tcW w:type="dxa" w:w="2160"/>
+            <w:tcW w:type="dxa" w:w="2340"/>
             <w:shd w:val="clear" w:fill="1B3B6F"/>
           </w:tcPr>
           <w:p>
+            <w:pPr>
+              <w:bidi/>
+              <w:jc w:val="start"/>
+            </w:pPr>
             <w:r>
               <w:rPr>
+                <w:rFonts w:ascii="Arial" w:hAnsi="Arial" w:cs="Arial"/>
                 <w:b/>
                 <w:color w:val="FFFFFF"/>
+                <w:rtl/>
               </w:rPr>
               <w:t>القيمة</w:t>
             </w:r>
@@ -485,14 +913,20 @@
         </w:tc>
         <w:tc>
           <w:tcPr>
-            <w:tcW w:type="dxa" w:w="2160"/>
+            <w:tcW w:type="dxa" w:w="2340"/>
             <w:shd w:val="clear" w:fill="1B3B6F"/>
           </w:tcPr>
           <w:p>
+            <w:pPr>
+              <w:bidi/>
+              <w:jc w:val="start"/>
+            </w:pPr>
             <w:r>
               <w:rPr>
+                <w:rFonts w:ascii="Arial" w:hAnsi="Arial" w:cs="Arial"/>
                 <w:b/>
                 <w:color w:val="FFFFFF"/>
+                <w:rtl/>
               </w:rPr>
               <w:t>الأساس</w:t>
             </w:r>
@@ -500,14 +934,20 @@
         </w:tc>
         <w:tc>
           <w:tcPr>
-            <w:tcW w:type="dxa" w:w="2160"/>
+            <w:tcW w:type="dxa" w:w="2340"/>
             <w:shd w:val="clear" w:fill="1B3B6F"/>
           </w:tcPr>
           <w:p>
+            <w:pPr>
+              <w:bidi/>
+              <w:jc w:val="start"/>
+            </w:pPr>
             <w:r>
               <w:rPr>
+                <w:rFonts w:ascii="Arial" w:hAnsi="Arial" w:cs="Arial"/>
                 <w:b/>
                 <w:color w:val="FFFFFF"/>
+                <w:rtl/>
               </w:rPr>
               <w:t>مكوّنات غائبة</w:t>
             </w:r>
@@ -517,40 +957,72 @@
       <w:tr>
         <w:tc>
           <w:tcPr>
-            <w:tcW w:type="dxa" w:w="2160"/>
+            <w:tcW w:type="dxa" w:w="2340"/>
           </w:tcPr>
           <w:p>
+            <w:pPr>
+              <w:bidi/>
+              <w:jc w:val="start"/>
+            </w:pPr>
             <w:r>
+              <w:rPr>
+                <w:rFonts w:ascii="Arial" w:hAnsi="Arial" w:cs="Arial"/>
+                <w:rtl/>
+              </w:rPr>
               <w:t>جاذبية السوق</w:t>
             </w:r>
           </w:p>
         </w:tc>
         <w:tc>
           <w:tcPr>
-            <w:tcW w:type="dxa" w:w="2160"/>
+            <w:tcW w:type="dxa" w:w="2340"/>
           </w:tcPr>
           <w:p>
+            <w:pPr>
+              <w:bidi/>
+              <w:jc w:val="start"/>
+            </w:pPr>
             <w:r>
+              <w:rPr>
+                <w:rFonts w:ascii="Arial" w:hAnsi="Arial" w:cs="Arial"/>
+                <w:rtl/>
+              </w:rPr>
               <w:t>0.892</w:t>
             </w:r>
           </w:p>
         </w:tc>
         <w:tc>
           <w:tcPr>
-            <w:tcW w:type="dxa" w:w="2160"/>
+            <w:tcW w:type="dxa" w:w="2340"/>
           </w:tcPr>
           <w:p>
+            <w:pPr>
+              <w:bidi/>
+              <w:jc w:val="start"/>
+            </w:pPr>
             <w:r>
+              <w:rPr>
+                <w:rFonts w:ascii="Arial" w:hAnsi="Arial" w:cs="Arial"/>
+                <w:rtl/>
+              </w:rPr>
               <w:t>متوسط المتاح من: log10(TAM)/9 (سقف 10^9$)، (CAGR+10)/40 (−10%→0، +30%→1)، دخل الفرد/50k$، الحصة السعودية/20%</w:t>
             </w:r>
           </w:p>
         </w:tc>
         <w:tc>
           <w:tcPr>
-            <w:tcW w:type="dxa" w:w="2160"/>
+            <w:tcW w:type="dxa" w:w="2340"/>
           </w:tcPr>
           <w:p>
+            <w:pPr>
+              <w:bidi/>
+              <w:jc w:val="start"/>
+            </w:pPr>
             <w:r>
+              <w:rPr>
+                <w:rFonts w:ascii="Arial" w:hAnsi="Arial" w:cs="Arial"/>
+                <w:rtl/>
+              </w:rPr>
               <w:t>income</w:t>
             </w:r>
           </w:p>
@@ -559,44 +1031,76 @@
       <w:tr>
         <w:tc>
           <w:tcPr>
-            <w:tcW w:type="dxa" w:w="2160"/>
+            <w:tcW w:type="dxa" w:w="2340"/>
             <w:shd w:val="clear" w:fill="F2F2F2"/>
           </w:tcPr>
           <w:p>
+            <w:pPr>
+              <w:bidi/>
+              <w:jc w:val="start"/>
+            </w:pPr>
             <w:r>
+              <w:rPr>
+                <w:rFonts w:ascii="Arial" w:hAnsi="Arial" w:cs="Arial"/>
+                <w:rtl/>
+              </w:rPr>
               <w:t>المنافسة</w:t>
             </w:r>
           </w:p>
         </w:tc>
         <w:tc>
           <w:tcPr>
-            <w:tcW w:type="dxa" w:w="2160"/>
+            <w:tcW w:type="dxa" w:w="2340"/>
             <w:shd w:val="clear" w:fill="F2F2F2"/>
           </w:tcPr>
           <w:p>
+            <w:pPr>
+              <w:bidi/>
+              <w:jc w:val="start"/>
+            </w:pPr>
             <w:r>
+              <w:rPr>
+                <w:rFonts w:ascii="Arial" w:hAnsi="Arial" w:cs="Arial"/>
+                <w:rtl/>
+              </w:rPr>
               <w:t>0.63</w:t>
             </w:r>
           </w:p>
         </w:tc>
         <w:tc>
           <w:tcPr>
-            <w:tcW w:type="dxa" w:w="2160"/>
+            <w:tcW w:type="dxa" w:w="2340"/>
             <w:shd w:val="clear" w:fill="F2F2F2"/>
           </w:tcPr>
           <w:p>
+            <w:pPr>
+              <w:bidi/>
+              <w:jc w:val="start"/>
+            </w:pPr>
             <w:r>
+              <w:rPr>
+                <w:rFonts w:ascii="Arial" w:hAnsi="Arial" w:cs="Arial"/>
+                <w:rtl/>
+              </w:rPr>
               <w:t>متوسط المتاح من: HHI/0.5، حصة الأكبر/100، عدد المرشّحين بالاسم/10 — الدرجة المستهلكة في المجموع هي (1 − الشدة)</w:t>
             </w:r>
           </w:p>
         </w:tc>
         <w:tc>
           <w:tcPr>
-            <w:tcW w:type="dxa" w:w="2160"/>
+            <w:tcW w:type="dxa" w:w="2340"/>
             <w:shd w:val="clear" w:fill="F2F2F2"/>
           </w:tcPr>
           <w:p>
+            <w:pPr>
+              <w:bidi/>
+              <w:jc w:val="start"/>
+            </w:pPr>
             <w:r>
+              <w:rPr>
+                <w:rFonts w:ascii="Arial" w:hAnsi="Arial" w:cs="Arial"/>
+                <w:rtl/>
+              </w:rPr>
               <w:t>named_density</w:t>
             </w:r>
           </w:p>
@@ -605,40 +1109,72 @@
       <w:tr>
         <w:tc>
           <w:tcPr>
-            <w:tcW w:type="dxa" w:w="2160"/>
+            <w:tcW w:type="dxa" w:w="2340"/>
           </w:tcPr>
           <w:p>
+            <w:pPr>
+              <w:bidi/>
+              <w:jc w:val="start"/>
+            </w:pPr>
             <w:r>
+              <w:rPr>
+                <w:rFonts w:ascii="Arial" w:hAnsi="Arial" w:cs="Arial"/>
+                <w:rtl/>
+              </w:rPr>
               <w:t>التنظيم</w:t>
             </w:r>
           </w:p>
         </w:tc>
         <w:tc>
           <w:tcPr>
-            <w:tcW w:type="dxa" w:w="2160"/>
+            <w:tcW w:type="dxa" w:w="2340"/>
           </w:tcPr>
           <w:p>
+            <w:pPr>
+              <w:bidi/>
+              <w:jc w:val="start"/>
+            </w:pPr>
             <w:r>
+              <w:rPr>
+                <w:rFonts w:ascii="Arial" w:hAnsi="Arial" w:cs="Arial"/>
+                <w:rtl/>
+              </w:rPr>
               <w:t>0.375</w:t>
             </w:r>
           </w:p>
         </w:tc>
         <w:tc>
           <w:tcPr>
-            <w:tcW w:type="dxa" w:w="2160"/>
+            <w:tcW w:type="dxa" w:w="2340"/>
           </w:tcPr>
           <w:p>
+            <w:pPr>
+              <w:bidi/>
+              <w:jc w:val="start"/>
+            </w:pPr>
             <w:r>
+              <w:rPr>
+                <w:rFonts w:ascii="Arial" w:hAnsi="Arial" w:cs="Arial"/>
+                <w:rtl/>
+              </w:rPr>
               <w:t>متوسط المتاح من: (1 − تعريفة/30%)، وضوح القائمة (بنود/8)</w:t>
             </w:r>
           </w:p>
         </w:tc>
         <w:tc>
           <w:tcPr>
-            <w:tcW w:type="dxa" w:w="2160"/>
+            <w:tcW w:type="dxa" w:w="2340"/>
           </w:tcPr>
           <w:p>
+            <w:pPr>
+              <w:bidi/>
+              <w:jc w:val="start"/>
+            </w:pPr>
             <w:r>
+              <w:rPr>
+                <w:rFonts w:ascii="Arial" w:hAnsi="Arial" w:cs="Arial"/>
+                <w:rtl/>
+              </w:rPr>
               <w:t>tariff</w:t>
             </w:r>
           </w:p>
@@ -647,44 +1183,76 @@
       <w:tr>
         <w:tc>
           <w:tcPr>
-            <w:tcW w:type="dxa" w:w="2160"/>
+            <w:tcW w:type="dxa" w:w="2340"/>
             <w:shd w:val="clear" w:fill="F2F2F2"/>
           </w:tcPr>
           <w:p>
+            <w:pPr>
+              <w:bidi/>
+              <w:jc w:val="start"/>
+            </w:pPr>
             <w:r>
+              <w:rPr>
+                <w:rFonts w:ascii="Arial" w:hAnsi="Arial" w:cs="Arial"/>
+                <w:rtl/>
+              </w:rPr>
               <w:t>الربحية</w:t>
             </w:r>
           </w:p>
         </w:tc>
         <w:tc>
           <w:tcPr>
-            <w:tcW w:type="dxa" w:w="2160"/>
+            <w:tcW w:type="dxa" w:w="2340"/>
             <w:shd w:val="clear" w:fill="F2F2F2"/>
           </w:tcPr>
           <w:p>
+            <w:pPr>
+              <w:bidi/>
+              <w:jc w:val="start"/>
+            </w:pPr>
             <w:r>
+              <w:rPr>
+                <w:rFonts w:ascii="Arial" w:hAnsi="Arial" w:cs="Arial"/>
+                <w:rtl/>
+              </w:rPr>
               <w:t>0.75</w:t>
             </w:r>
           </w:p>
         </w:tc>
         <w:tc>
           <w:tcPr>
-            <w:tcW w:type="dxa" w:w="2160"/>
+            <w:tcW w:type="dxa" w:w="2340"/>
             <w:shd w:val="clear" w:fill="F2F2F2"/>
           </w:tcPr>
           <w:p>
+            <w:pPr>
+              <w:bidi/>
+              <w:jc w:val="start"/>
+            </w:pPr>
             <w:r>
+              <w:rPr>
+                <w:rFonts w:ascii="Arial" w:hAnsi="Arial" w:cs="Arial"/>
+                <w:rtl/>
+              </w:rPr>
               <w:t>متوسط المتاح من: الهامش/40%، الموقع السعري (1.5 − سعرك/متوسط السوق)</w:t>
             </w:r>
           </w:p>
         </w:tc>
         <w:tc>
           <w:tcPr>
-            <w:tcW w:type="dxa" w:w="2160"/>
+            <w:tcW w:type="dxa" w:w="2340"/>
             <w:shd w:val="clear" w:fill="F2F2F2"/>
           </w:tcPr>
           <w:p>
+            <w:pPr>
+              <w:bidi/>
+              <w:jc w:val="start"/>
+            </w:pPr>
             <w:r>
+              <w:rPr>
+                <w:rFonts w:ascii="Arial" w:hAnsi="Arial" w:cs="Arial"/>
+                <w:rtl/>
+              </w:rPr>
               <w:t>margin</w:t>
             </w:r>
           </w:p>
@@ -693,40 +1261,72 @@
       <w:tr>
         <w:tc>
           <w:tcPr>
-            <w:tcW w:type="dxa" w:w="2160"/>
+            <w:tcW w:type="dxa" w:w="2340"/>
           </w:tcPr>
           <w:p>
+            <w:pPr>
+              <w:bidi/>
+              <w:jc w:val="start"/>
+            </w:pPr>
             <w:r>
+              <w:rPr>
+                <w:rFonts w:ascii="Arial" w:hAnsi="Arial" w:cs="Arial"/>
+                <w:rtl/>
+              </w:rPr>
               <w:t>أمان السوق (المخاطر)</w:t>
             </w:r>
           </w:p>
         </w:tc>
         <w:tc>
           <w:tcPr>
-            <w:tcW w:type="dxa" w:w="2160"/>
+            <w:tcW w:type="dxa" w:w="2340"/>
           </w:tcPr>
           <w:p>
+            <w:pPr>
+              <w:bidi/>
+              <w:jc w:val="start"/>
+            </w:pPr>
             <w:r>
+              <w:rPr>
+                <w:rFonts w:ascii="Arial" w:hAnsi="Arial" w:cs="Arial"/>
+                <w:rtl/>
+              </w:rPr>
               <w:t>—</w:t>
             </w:r>
           </w:p>
         </w:tc>
         <w:tc>
           <w:tcPr>
-            <w:tcW w:type="dxa" w:w="2160"/>
+            <w:tcW w:type="dxa" w:w="2340"/>
           </w:tcPr>
           <w:p>
+            <w:pPr>
+              <w:bidi/>
+              <w:jc w:val="start"/>
+            </w:pPr>
             <w:r>
+              <w:rPr>
+                <w:rFonts w:ascii="Arial" w:hAnsi="Arial" w:cs="Arial"/>
+                <w:rtl/>
+              </w:rPr>
               <w:t>متوسط المتاح من: (استقرار سياسي WGI+2.5)/5، (جودة تنظيم WGI+2.5)/5، (LPI−1)/4، (1 − تقلّب الصرف/20%) — أعلى=أأمن</w:t>
             </w:r>
           </w:p>
         </w:tc>
         <w:tc>
           <w:tcPr>
-            <w:tcW w:type="dxa" w:w="2160"/>
+            <w:tcW w:type="dxa" w:w="2340"/>
           </w:tcPr>
           <w:p>
+            <w:pPr>
+              <w:bidi/>
+              <w:jc w:val="start"/>
+            </w:pPr>
             <w:r>
+              <w:rPr>
+                <w:rFonts w:ascii="Arial" w:hAnsi="Arial" w:cs="Arial"/>
+                <w:rtl/>
+              </w:rPr>
               <w:t>political_stability، regulatory_quality، logistics، fx_stability</w:t>
             </w:r>
           </w:p>
@@ -734,130 +1334,260 @@
       </w:tr>
     </w:tbl>
     <w:p>
+      <w:pPr>
+        <w:bidi/>
+        <w:jc w:val="start"/>
+      </w:pPr>
       <w:r>
+        <w:rPr>
+          <w:rFonts w:ascii="Arial" w:hAnsi="Arial" w:cs="Arial"/>
+          <w:rtl/>
+        </w:rPr>
         <w:t>أعمدة غائبة كلياً: أمان السوق (المخاطر)</w:t>
       </w:r>
     </w:p>
     <w:p>
+      <w:pPr>
+        <w:bidi/>
+        <w:jc w:val="start"/>
+      </w:pPr>
       <w:r>
+        <w:rPr>
+          <w:rFonts w:ascii="Arial" w:hAnsi="Arial" w:cs="Arial"/>
+          <w:rtl/>
+        </w:rPr>
         <w:t>الشروط:</w:t>
       </w:r>
     </w:p>
     <w:p>
       <w:pPr>
         <w:pStyle w:val="ListBullet"/>
+        <w:bidi/>
+        <w:jc w:val="start"/>
       </w:pPr>
       <w:r>
+        <w:rPr>
+          <w:rFonts w:ascii="Arial" w:hAnsi="Arial" w:cs="Arial"/>
+          <w:rtl/>
+        </w:rPr>
         <w:t>عمود أمان السوق (المخاطر) غائب (political_stability, regulatory_quality, logistics, fx_stability) — أكمل مصادره قبل قرار نهائي</w:t>
       </w:r>
     </w:p>
     <w:p>
       <w:pPr>
         <w:pStyle w:val="ListBullet"/>
+        <w:bidi/>
+        <w:jc w:val="start"/>
       </w:pPr>
       <w:r>
+        <w:rPr>
+          <w:rFonts w:ascii="Arial" w:hAnsi="Arial" w:cs="Arial"/>
+          <w:rtl/>
+        </w:rPr>
         <w:t>عمود شدة المنافسة ضعيف (37%) — متوسط المتاح من: HHI/0.5، حصة الأكبر/100، عدد المرشّحين بالاسم/10 — الدرجة المستهلكة في المجموع هي (1 − الشدة)</w:t>
       </w:r>
     </w:p>
     <w:p>
       <w:pPr>
         <w:pStyle w:val="ListBullet"/>
+        <w:bidi/>
+        <w:jc w:val="start"/>
       </w:pPr>
       <w:r>
+        <w:rPr>
+          <w:rFonts w:ascii="Arial" w:hAnsi="Arial" w:cs="Arial"/>
+          <w:rtl/>
+        </w:rPr>
         <w:t>عمود الملاءمة التنظيمية ضعيف (38%) — متوسط المتاح من: (1 − تعريفة/30%)، وضوح القائمة (بنود/8)</w:t>
       </w:r>
     </w:p>
     <w:p>
+      <w:pPr>
+        <w:bidi/>
+        <w:jc w:val="start"/>
+      </w:pPr>
       <w:r>
+        <w:rPr>
+          <w:rFonts w:ascii="Arial" w:hAnsi="Arial" w:cs="Arial"/>
+          <w:rtl/>
+        </w:rPr>
         <w:t>سجل المخاطر:</w:t>
       </w:r>
     </w:p>
     <w:p>
       <w:pPr>
         <w:pStyle w:val="ListBullet"/>
+        <w:bidi/>
+        <w:jc w:val="start"/>
       </w:pPr>
       <w:r>
+        <w:rPr>
+          <w:rFonts w:ascii="Arial" w:hAnsi="Arial" w:cs="Arial"/>
+          <w:rtl/>
+        </w:rPr>
         <w:t>تركّز مصادر التوريد (الشدة: متوسطة) — الدليل: HHI=0.38 &gt; 0.25 (كومتريد)</w:t>
       </w:r>
     </w:p>
     <w:p>
       <w:pPr>
         <w:pStyle w:val="ListBullet"/>
+        <w:bidi/>
+        <w:jc w:val="start"/>
       </w:pPr>
       <w:r>
+        <w:rPr>
+          <w:rFonts w:ascii="Arial" w:hAnsi="Arial" w:cs="Arial"/>
+          <w:rtl/>
+        </w:rPr>
         <w:t>تغطية بيانات منخفضة (الشدة: متوسطة) — الدليل: تغطية الوكلاء 39% &lt; 60% — القرار مشروط باكتمالها</w:t>
       </w:r>
     </w:p>
     <w:p>
+      <w:pPr>
+        <w:bidi/>
+        <w:jc w:val="start"/>
+      </w:pPr>
       <w:r>
+        <w:rPr>
+          <w:rFonts w:ascii="Arial" w:hAnsi="Arial" w:cs="Arial"/>
+          <w:rtl/>
+        </w:rPr>
         <w:t>الخطوات الأولى:</w:t>
       </w:r>
     </w:p>
     <w:p>
       <w:pPr>
         <w:pStyle w:val="ListBullet"/>
+        <w:bidi/>
+        <w:jc w:val="start"/>
       </w:pPr>
       <w:r>
+        <w:rPr>
+          <w:rFonts w:ascii="Arial" w:hAnsi="Arial" w:cs="Arial"/>
+          <w:rtl/>
+        </w:rPr>
         <w:t>أغلق بنود قائمة الاشتراطات بنداً بنداً بمرجعها الرسمي</w:t>
       </w:r>
     </w:p>
     <w:p>
       <w:pPr>
         <w:pStyle w:val="ListBullet"/>
+        <w:bidi/>
+        <w:jc w:val="start"/>
       </w:pPr>
       <w:r>
+        <w:rPr>
+          <w:rFonts w:ascii="Arial" w:hAnsi="Arial" w:cs="Arial"/>
+          <w:rtl/>
+        </w:rPr>
         <w:t>سوق مركّز: ادخل عبر موزّع قائم من مرشّحي التوريد المرصودين بدل البناء المباشر</w:t>
       </w:r>
     </w:p>
     <w:p>
+      <w:pPr>
+        <w:bidi/>
+        <w:jc w:val="start"/>
+      </w:pPr>
       <w:r>
+        <w:rPr>
+          <w:rFonts w:ascii="Arial" w:hAnsi="Arial" w:cs="Arial"/>
+          <w:rtl/>
+        </w:rPr>
         <w:t>لماذا: الدرجة الموزونة 0.636 في النطاق الشرطي والثقة منخفضة (31%) دون الحد الأدنى (60%) وشروط مفتوحة (3)</w:t>
       </w:r>
     </w:p>
     <w:p>
+      <w:pPr>
+        <w:bidi/>
+        <w:jc w:val="start"/>
+      </w:pPr>
       <w:r>
+        <w:rPr>
+          <w:rFonts w:ascii="Arial" w:hAnsi="Arial" w:cs="Arial"/>
+          <w:rtl/>
+        </w:rPr>
         <w:t>قرار حتمي قابل للتفسير من حزمة §4b المتحقَّق منها — الأعمدة الغائبة شروط معلنة، لا تخمين</w:t>
       </w:r>
     </w:p>
     <w:p>
       <w:pPr>
         <w:pStyle w:val="Heading1"/>
+        <w:bidi/>
+        <w:jc w:val="start"/>
       </w:pPr>
       <w:r>
+        <w:rPr>
+          <w:rFonts w:ascii="Arial" w:hAnsi="Arial" w:cs="Arial"/>
+          <w:rtl/>
+        </w:rPr>
         <w:t>٤. نظرة عامة على السوق</w:t>
       </w:r>
     </w:p>
     <w:p>
+      <w:pPr>
+        <w:bidi/>
+        <w:jc w:val="start"/>
+      </w:pPr>
       <w:r>
+        <w:rPr>
+          <w:rFonts w:ascii="Arial" w:hAnsi="Arial" w:cs="Arial"/>
+          <w:rtl/>
+        </w:rPr>
         <w:t>لم تُجمع إشارات نوعية عن حالة الصناعة في هذا التشغيل — يتطلب مفتاح بحث الويب.</w:t>
       </w:r>
     </w:p>
     <w:p>
       <w:pPr>
         <w:pStyle w:val="Heading1"/>
+        <w:bidi/>
+        <w:jc w:val="start"/>
       </w:pPr>
       <w:r>
+        <w:rPr>
+          <w:rFonts w:ascii="Arial" w:hAnsi="Arial" w:cs="Arial"/>
+          <w:rtl/>
+        </w:rPr>
         <w:t>٥. ديناميكيات السوق</w:t>
       </w:r>
     </w:p>
     <w:p>
+      <w:pPr>
+        <w:bidi/>
+        <w:jc w:val="start"/>
+      </w:pPr>
       <w:r>
+        <w:rPr>
+          <w:rFonts w:ascii="Arial" w:hAnsi="Arial" w:cs="Arial"/>
+          <w:rtl/>
+        </w:rPr>
         <w:t>تحليل الدوافع والكوابح والفرص والتحديات يتطلب مفتاح بحث الويب — لم يُشغَّل في هذا التحليل.</w:t>
       </w:r>
     </w:p>
     <w:p>
       <w:pPr>
         <w:pStyle w:val="Heading1"/>
+        <w:bidi/>
+        <w:jc w:val="start"/>
       </w:pPr>
       <w:r>
+        <w:rPr>
+          <w:rFonts w:ascii="Arial" w:hAnsi="Arial" w:cs="Arial"/>
+          <w:rtl/>
+        </w:rPr>
         <w:t>٦. حجم السوق والتوقعات</w:t>
       </w:r>
     </w:p>
     <w:p>
       <w:pPr>
         <w:pStyle w:val="Heading2"/>
+        <w:bidi/>
+        <w:jc w:val="start"/>
       </w:pPr>
       <w:r>
+        <w:rPr>
+          <w:rFonts w:ascii="Arial" w:hAnsi="Arial" w:cs="Arial"/>
+          <w:rtl/>
+        </w:rPr>
         <w:t>حجم السوق — TAM/SAM/SOM</w:t>
       </w:r>
     </w:p>
@@ -865,7 +1595,9 @@
       <w:tblPr>
         <w:tblStyle w:val="TableGrid"/>
         <w:tblW w:type="auto" w:w="0"/>
+        <w:tblLayout w:type="fixed"/>
         <w:tblLook w:firstColumn="1" w:firstRow="1" w:lastColumn="0" w:lastRow="0" w:noHBand="0" w:noVBand="1" w:val="04A0"/>
+        <w:bidiVisual/>
       </w:tblPr>
       <w:tblGrid>
         <w:gridCol w:w="2160"/>
@@ -876,14 +1608,20 @@
       <w:tr>
         <w:tc>
           <w:tcPr>
-            <w:tcW w:type="dxa" w:w="2160"/>
+            <w:tcW w:type="dxa" w:w="2340"/>
             <w:shd w:val="clear" w:fill="1B3B6F"/>
           </w:tcPr>
           <w:p>
+            <w:pPr>
+              <w:bidi/>
+              <w:jc w:val="start"/>
+            </w:pPr>
             <w:r>
               <w:rPr>
+                <w:rFonts w:ascii="Arial" w:hAnsi="Arial" w:cs="Arial"/>
                 <w:b/>
                 <w:color w:val="FFFFFF"/>
+                <w:rtl/>
               </w:rPr>
               <w:t>المؤشر</w:t>
             </w:r>
@@ -891,14 +1629,20 @@
         </w:tc>
         <w:tc>
           <w:tcPr>
-            <w:tcW w:type="dxa" w:w="2160"/>
+            <w:tcW w:type="dxa" w:w="2340"/>
             <w:shd w:val="clear" w:fill="1B3B6F"/>
           </w:tcPr>
           <w:p>
+            <w:pPr>
+              <w:bidi/>
+              <w:jc w:val="start"/>
+            </w:pPr>
             <w:r>
               <w:rPr>
+                <w:rFonts w:ascii="Arial" w:hAnsi="Arial" w:cs="Arial"/>
                 <w:b/>
                 <w:color w:val="FFFFFF"/>
+                <w:rtl/>
               </w:rPr>
               <w:t>القيمة</w:t>
             </w:r>
@@ -906,14 +1650,20 @@
         </w:tc>
         <w:tc>
           <w:tcPr>
-            <w:tcW w:type="dxa" w:w="2160"/>
+            <w:tcW w:type="dxa" w:w="2340"/>
             <w:shd w:val="clear" w:fill="1B3B6F"/>
           </w:tcPr>
           <w:p>
+            <w:pPr>
+              <w:bidi/>
+              <w:jc w:val="start"/>
+            </w:pPr>
             <w:r>
               <w:rPr>
+                <w:rFonts w:ascii="Arial" w:hAnsi="Arial" w:cs="Arial"/>
                 <w:b/>
                 <w:color w:val="FFFFFF"/>
+                <w:rtl/>
               </w:rPr>
               <w:t>النوع</w:t>
             </w:r>
@@ -921,14 +1671,20 @@
         </w:tc>
         <w:tc>
           <w:tcPr>
-            <w:tcW w:type="dxa" w:w="2160"/>
+            <w:tcW w:type="dxa" w:w="2340"/>
             <w:shd w:val="clear" w:fill="1B3B6F"/>
           </w:tcPr>
           <w:p>
+            <w:pPr>
+              <w:bidi/>
+              <w:jc w:val="start"/>
+            </w:pPr>
             <w:r>
               <w:rPr>
+                <w:rFonts w:ascii="Arial" w:hAnsi="Arial" w:cs="Arial"/>
                 <w:b/>
                 <w:color w:val="FFFFFF"/>
+                <w:rtl/>
               </w:rPr>
               <w:t>المصدر</w:t>
             </w:r>
@@ -938,40 +1694,72 @@
       <w:tr>
         <w:tc>
           <w:tcPr>
-            <w:tcW w:type="dxa" w:w="2160"/>
+            <w:tcW w:type="dxa" w:w="2340"/>
           </w:tcPr>
           <w:p>
+            <w:pPr>
+              <w:bidi/>
+              <w:jc w:val="start"/>
+            </w:pPr>
             <w:r>
+              <w:rPr>
+                <w:rFonts w:ascii="Arial" w:hAnsi="Arial" w:cs="Arial"/>
+                <w:rtl/>
+              </w:rPr>
               <w:t>إجمالي واردات السوق (TAM)</w:t>
             </w:r>
           </w:p>
         </w:tc>
         <w:tc>
           <w:tcPr>
-            <w:tcW w:type="dxa" w:w="2160"/>
+            <w:tcW w:type="dxa" w:w="2340"/>
           </w:tcPr>
           <w:p>
+            <w:pPr>
+              <w:bidi/>
+              <w:jc w:val="start"/>
+            </w:pPr>
             <w:r>
+              <w:rPr>
+                <w:rFonts w:ascii="Arial" w:hAnsi="Arial" w:cs="Arial"/>
+                <w:rtl/>
+              </w:rPr>
               <w:t>60,000,000 USD</w:t>
             </w:r>
           </w:p>
         </w:tc>
         <w:tc>
           <w:tcPr>
-            <w:tcW w:type="dxa" w:w="2160"/>
+            <w:tcW w:type="dxa" w:w="2340"/>
           </w:tcPr>
           <w:p>
+            <w:pPr>
+              <w:bidi/>
+              <w:jc w:val="start"/>
+            </w:pPr>
             <w:r>
+              <w:rPr>
+                <w:rFonts w:ascii="Arial" w:hAnsi="Arial" w:cs="Arial"/>
+                <w:rtl/>
+              </w:rPr>
               <w:t>رصد مباشر</w:t>
             </w:r>
           </w:p>
         </w:tc>
         <w:tc>
           <w:tcPr>
-            <w:tcW w:type="dxa" w:w="2160"/>
+            <w:tcW w:type="dxa" w:w="2340"/>
           </w:tcPr>
           <w:p>
+            <w:pPr>
+              <w:bidi/>
+              <w:jc w:val="start"/>
+            </w:pPr>
             <w:r>
+              <w:rPr>
+                <w:rFonts w:ascii="Arial" w:hAnsi="Arial" w:cs="Arial"/>
+                <w:rtl/>
+              </w:rPr>
               <w:t>UN Comtrade | سُحب: 2026-07-16 | ثقة: عالية (90%)</w:t>
             </w:r>
           </w:p>
@@ -980,44 +1768,76 @@
       <w:tr>
         <w:tc>
           <w:tcPr>
-            <w:tcW w:type="dxa" w:w="2160"/>
+            <w:tcW w:type="dxa" w:w="2340"/>
             <w:shd w:val="clear" w:fill="F2F2F2"/>
           </w:tcPr>
           <w:p>
+            <w:pPr>
+              <w:bidi/>
+              <w:jc w:val="start"/>
+            </w:pPr>
             <w:r>
+              <w:rPr>
+                <w:rFonts w:ascii="Arial" w:hAnsi="Arial" w:cs="Arial"/>
+                <w:rtl/>
+              </w:rPr>
               <w:t>نمو الواردات</w:t>
             </w:r>
           </w:p>
         </w:tc>
         <w:tc>
           <w:tcPr>
-            <w:tcW w:type="dxa" w:w="2160"/>
+            <w:tcW w:type="dxa" w:w="2340"/>
             <w:shd w:val="clear" w:fill="F2F2F2"/>
           </w:tcPr>
           <w:p>
+            <w:pPr>
+              <w:bidi/>
+              <w:jc w:val="start"/>
+            </w:pPr>
             <w:r>
+              <w:rPr>
+                <w:rFonts w:ascii="Arial" w:hAnsi="Arial" w:cs="Arial"/>
+                <w:rtl/>
+              </w:rPr>
               <w:t>50.0 %</w:t>
             </w:r>
           </w:p>
         </w:tc>
         <w:tc>
           <w:tcPr>
-            <w:tcW w:type="dxa" w:w="2160"/>
+            <w:tcW w:type="dxa" w:w="2340"/>
             <w:shd w:val="clear" w:fill="F2F2F2"/>
           </w:tcPr>
           <w:p>
+            <w:pPr>
+              <w:bidi/>
+              <w:jc w:val="start"/>
+            </w:pPr>
             <w:r>
+              <w:rPr>
+                <w:rFonts w:ascii="Arial" w:hAnsi="Arial" w:cs="Arial"/>
+                <w:rtl/>
+              </w:rPr>
               <w:t>رصد مباشر</w:t>
             </w:r>
           </w:p>
         </w:tc>
         <w:tc>
           <w:tcPr>
-            <w:tcW w:type="dxa" w:w="2160"/>
+            <w:tcW w:type="dxa" w:w="2340"/>
             <w:shd w:val="clear" w:fill="F2F2F2"/>
           </w:tcPr>
           <w:p>
+            <w:pPr>
+              <w:bidi/>
+              <w:jc w:val="start"/>
+            </w:pPr>
             <w:r>
+              <w:rPr>
+                <w:rFonts w:ascii="Arial" w:hAnsi="Arial" w:cs="Arial"/>
+                <w:rtl/>
+              </w:rPr>
               <w:t>UN Comtrade (مخزن الحقائق) | سُحب: 2026-07-16 | ثقة: عالية (90%)</w:t>
             </w:r>
           </w:p>
@@ -1026,40 +1846,72 @@
       <w:tr>
         <w:tc>
           <w:tcPr>
-            <w:tcW w:type="dxa" w:w="2160"/>
+            <w:tcW w:type="dxa" w:w="2340"/>
           </w:tcPr>
           <w:p>
+            <w:pPr>
+              <w:bidi/>
+              <w:jc w:val="start"/>
+            </w:pPr>
             <w:r>
+              <w:rPr>
+                <w:rFonts w:ascii="Arial" w:hAnsi="Arial" w:cs="Arial"/>
+                <w:rtl/>
+              </w:rPr>
               <w:t>معدل النمو السنوي المركّب</w:t>
             </w:r>
           </w:p>
         </w:tc>
         <w:tc>
           <w:tcPr>
-            <w:tcW w:type="dxa" w:w="2160"/>
+            <w:tcW w:type="dxa" w:w="2340"/>
           </w:tcPr>
           <w:p>
+            <w:pPr>
+              <w:bidi/>
+              <w:jc w:val="start"/>
+            </w:pPr>
             <w:r>
+              <w:rPr>
+                <w:rFonts w:ascii="Arial" w:hAnsi="Arial" w:cs="Arial"/>
+                <w:rtl/>
+              </w:rPr>
               <w:t>22.5 %</w:t>
             </w:r>
           </w:p>
         </w:tc>
         <w:tc>
           <w:tcPr>
-            <w:tcW w:type="dxa" w:w="2160"/>
+            <w:tcW w:type="dxa" w:w="2340"/>
           </w:tcPr>
           <w:p>
+            <w:pPr>
+              <w:bidi/>
+              <w:jc w:val="start"/>
+            </w:pPr>
             <w:r>
+              <w:rPr>
+                <w:rFonts w:ascii="Arial" w:hAnsi="Arial" w:cs="Arial"/>
+                <w:rtl/>
+              </w:rPr>
               <w:t>رصد مباشر</w:t>
             </w:r>
           </w:p>
         </w:tc>
         <w:tc>
           <w:tcPr>
-            <w:tcW w:type="dxa" w:w="2160"/>
+            <w:tcW w:type="dxa" w:w="2340"/>
           </w:tcPr>
           <w:p>
+            <w:pPr>
+              <w:bidi/>
+              <w:jc w:val="start"/>
+            </w:pPr>
             <w:r>
+              <w:rPr>
+                <w:rFonts w:ascii="Arial" w:hAnsi="Arial" w:cs="Arial"/>
+                <w:rtl/>
+              </w:rPr>
               <w:t>UN Comtrade (مخزن الحقائق) | سُحب: 2026-07-16 | ثقة: عالية (90%)</w:t>
             </w:r>
           </w:p>
@@ -1069,48 +1921,84 @@
     <w:p>
       <w:pPr>
         <w:pStyle w:val="ListBullet"/>
+        <w:bidi/>
+        <w:jc w:val="start"/>
       </w:pPr>
       <w:r>
+        <w:rPr>
+          <w:rFonts w:ascii="Arial" w:hAnsi="Arial" w:cs="Arial"/>
+          <w:rtl/>
+        </w:rPr>
         <w:t>غير متوفر: السوق القابل للخدمة (SAM): يتطلب TAM مرصوداً + شريحة tier في بطاقة المنتج (premium/mid/mass)</w:t>
       </w:r>
     </w:p>
     <w:p>
       <w:pPr>
         <w:pStyle w:val="ListBullet"/>
+        <w:bidi/>
+        <w:jc w:val="start"/>
       </w:pPr>
       <w:r>
+        <w:rPr>
+          <w:rFonts w:ascii="Arial" w:hAnsi="Arial" w:cs="Arial"/>
+          <w:rtl/>
+        </w:rPr>
         <w:t>غير متوفر: الحصة القابلة للتحصيل (SOM): يتطلب طاقة شهرية في بطاقة المنتج + قيمة وحدة حدودية مرصودة (قيمة/وزن كومتريد)</w:t>
       </w:r>
     </w:p>
     <w:p>
       <w:pPr>
         <w:pStyle w:val="Heading1"/>
+        <w:bidi/>
+        <w:jc w:val="start"/>
       </w:pPr>
       <w:r>
+        <w:rPr>
+          <w:rFonts w:ascii="Arial" w:hAnsi="Arial" w:cs="Arial"/>
+          <w:rtl/>
+        </w:rPr>
         <w:t>٧. تحليل التقسيم</w:t>
       </w:r>
     </w:p>
     <w:p>
       <w:pPr>
         <w:pStyle w:val="Heading2"/>
+        <w:bidi/>
+        <w:jc w:val="start"/>
       </w:pPr>
       <w:r>
+        <w:rPr>
+          <w:rFonts w:ascii="Arial" w:hAnsi="Arial" w:cs="Arial"/>
+          <w:rtl/>
+        </w:rPr>
         <w:t>شرائح العملاء</w:t>
       </w:r>
     </w:p>
     <w:p>
       <w:pPr>
         <w:pStyle w:val="ListBullet"/>
+        <w:bidi/>
+        <w:jc w:val="start"/>
       </w:pPr>
       <w:r>
+        <w:rPr>
+          <w:rFonts w:ascii="Arial" w:hAnsi="Arial" w:cs="Arial"/>
+          <w:rtl/>
+        </w:rPr>
         <w:t>شريحة الحلال/رمضان: 2.0% من السكان — الأساس: مرجع Pew الساكن — muslim_share_pct</w:t>
       </w:r>
     </w:p>
     <w:p>
       <w:pPr>
         <w:pStyle w:val="Heading1"/>
+        <w:bidi/>
+        <w:jc w:val="start"/>
       </w:pPr>
       <w:r>
+        <w:rPr>
+          <w:rFonts w:ascii="Arial" w:hAnsi="Arial" w:cs="Arial"/>
+          <w:rtl/>
+        </w:rPr>
         <w:t>٨. تحليل التجارة (استيراد/تصدير)</w:t>
       </w:r>
     </w:p>
@@ -1118,7 +2006,9 @@
       <w:tblPr>
         <w:tblStyle w:val="TableGrid"/>
         <w:tblW w:type="auto" w:w="0"/>
+        <w:tblLayout w:type="fixed"/>
         <w:tblLook w:firstColumn="1" w:firstRow="1" w:lastColumn="0" w:lastRow="0" w:noHBand="0" w:noVBand="1" w:val="04A0"/>
+        <w:bidiVisual/>
       </w:tblPr>
       <w:tblGrid>
         <w:gridCol w:w="2880"/>
@@ -1128,14 +2018,20 @@
       <w:tr>
         <w:tc>
           <w:tcPr>
-            <w:tcW w:type="dxa" w:w="2880"/>
+            <w:tcW w:type="dxa" w:w="3120"/>
             <w:shd w:val="clear" w:fill="1B3B6F"/>
           </w:tcPr>
           <w:p>
+            <w:pPr>
+              <w:bidi/>
+              <w:jc w:val="start"/>
+            </w:pPr>
             <w:r>
               <w:rPr>
+                <w:rFonts w:ascii="Arial" w:hAnsi="Arial" w:cs="Arial"/>
                 <w:b/>
                 <w:color w:val="FFFFFF"/>
+                <w:rtl/>
               </w:rPr>
               <w:t>الدولة المورّدة</w:t>
             </w:r>
@@ -1143,14 +2039,20 @@
         </w:tc>
         <w:tc>
           <w:tcPr>
-            <w:tcW w:type="dxa" w:w="2880"/>
+            <w:tcW w:type="dxa" w:w="3120"/>
             <w:shd w:val="clear" w:fill="1B3B6F"/>
           </w:tcPr>
           <w:p>
+            <w:pPr>
+              <w:bidi/>
+              <w:jc w:val="start"/>
+            </w:pPr>
             <w:r>
               <w:rPr>
+                <w:rFonts w:ascii="Arial" w:hAnsi="Arial" w:cs="Arial"/>
                 <w:b/>
                 <w:color w:val="FFFFFF"/>
+                <w:rtl/>
               </w:rPr>
               <w:t>الحصة</w:t>
             </w:r>
@@ -1158,14 +2060,20 @@
         </w:tc>
         <w:tc>
           <w:tcPr>
-            <w:tcW w:type="dxa" w:w="2880"/>
+            <w:tcW w:type="dxa" w:w="3120"/>
             <w:shd w:val="clear" w:fill="1B3B6F"/>
           </w:tcPr>
           <w:p>
+            <w:pPr>
+              <w:bidi/>
+              <w:jc w:val="start"/>
+            </w:pPr>
             <w:r>
               <w:rPr>
+                <w:rFonts w:ascii="Arial" w:hAnsi="Arial" w:cs="Arial"/>
                 <w:b/>
                 <w:color w:val="FFFFFF"/>
+                <w:rtl/>
               </w:rPr>
               <w:t>القيمة</w:t>
             </w:r>
@@ -1175,30 +2083,54 @@
       <w:tr>
         <w:tc>
           <w:tcPr>
-            <w:tcW w:type="dxa" w:w="2880"/>
+            <w:tcW w:type="dxa" w:w="3120"/>
           </w:tcPr>
           <w:p>
+            <w:pPr>
+              <w:bidi/>
+              <w:jc w:val="start"/>
+            </w:pPr>
             <w:r>
+              <w:rPr>
+                <w:rFonts w:ascii="Arial" w:hAnsi="Arial" w:cs="Arial"/>
+                <w:rtl/>
+              </w:rPr>
               <w:t>Iran</w:t>
             </w:r>
           </w:p>
         </w:tc>
         <w:tc>
           <w:tcPr>
-            <w:tcW w:type="dxa" w:w="2880"/>
+            <w:tcW w:type="dxa" w:w="3120"/>
           </w:tcPr>
           <w:p>
+            <w:pPr>
+              <w:bidi/>
+              <w:jc w:val="start"/>
+            </w:pPr>
             <w:r>
+              <w:rPr>
+                <w:rFonts w:ascii="Arial" w:hAnsi="Arial" w:cs="Arial"/>
+                <w:rtl/>
+              </w:rPr>
               <w:t>50%</w:t>
             </w:r>
           </w:p>
         </w:tc>
         <w:tc>
           <w:tcPr>
-            <w:tcW w:type="dxa" w:w="2880"/>
+            <w:tcW w:type="dxa" w:w="3120"/>
           </w:tcPr>
           <w:p>
+            <w:pPr>
+              <w:bidi/>
+              <w:jc w:val="start"/>
+            </w:pPr>
             <w:r>
+              <w:rPr>
+                <w:rFonts w:ascii="Arial" w:hAnsi="Arial" w:cs="Arial"/>
+                <w:rtl/>
+              </w:rPr>
               <w:t>30.0 مليون دولار</w:t>
             </w:r>
           </w:p>
@@ -1207,33 +2139,57 @@
       <w:tr>
         <w:tc>
           <w:tcPr>
-            <w:tcW w:type="dxa" w:w="2880"/>
+            <w:tcW w:type="dxa" w:w="3120"/>
             <w:shd w:val="clear" w:fill="F2F2F2"/>
           </w:tcPr>
           <w:p>
+            <w:pPr>
+              <w:bidi/>
+              <w:jc w:val="start"/>
+            </w:pPr>
             <w:r>
+              <w:rPr>
+                <w:rFonts w:ascii="Arial" w:hAnsi="Arial" w:cs="Arial"/>
+                <w:rtl/>
+              </w:rPr>
               <w:t>Saudi Arabia</w:t>
             </w:r>
           </w:p>
         </w:tc>
         <w:tc>
           <w:tcPr>
-            <w:tcW w:type="dxa" w:w="2880"/>
+            <w:tcW w:type="dxa" w:w="3120"/>
             <w:shd w:val="clear" w:fill="F2F2F2"/>
           </w:tcPr>
           <w:p>
+            <w:pPr>
+              <w:bidi/>
+              <w:jc w:val="start"/>
+            </w:pPr>
             <w:r>
+              <w:rPr>
+                <w:rFonts w:ascii="Arial" w:hAnsi="Arial" w:cs="Arial"/>
+                <w:rtl/>
+              </w:rPr>
               <w:t>30%</w:t>
             </w:r>
           </w:p>
         </w:tc>
         <w:tc>
           <w:tcPr>
-            <w:tcW w:type="dxa" w:w="2880"/>
+            <w:tcW w:type="dxa" w:w="3120"/>
             <w:shd w:val="clear" w:fill="F2F2F2"/>
           </w:tcPr>
           <w:p>
+            <w:pPr>
+              <w:bidi/>
+              <w:jc w:val="start"/>
+            </w:pPr>
             <w:r>
+              <w:rPr>
+                <w:rFonts w:ascii="Arial" w:hAnsi="Arial" w:cs="Arial"/>
+                <w:rtl/>
+              </w:rPr>
               <w:t>18.0 مليون دولار</w:t>
             </w:r>
           </w:p>
@@ -1242,30 +2198,54 @@
       <w:tr>
         <w:tc>
           <w:tcPr>
-            <w:tcW w:type="dxa" w:w="2880"/>
+            <w:tcW w:type="dxa" w:w="3120"/>
           </w:tcPr>
           <w:p>
+            <w:pPr>
+              <w:bidi/>
+              <w:jc w:val="start"/>
+            </w:pPr>
             <w:r>
+              <w:rPr>
+                <w:rFonts w:ascii="Arial" w:hAnsi="Arial" w:cs="Arial"/>
+                <w:rtl/>
+              </w:rPr>
               <w:t>Tunisia</w:t>
             </w:r>
           </w:p>
         </w:tc>
         <w:tc>
           <w:tcPr>
-            <w:tcW w:type="dxa" w:w="2880"/>
+            <w:tcW w:type="dxa" w:w="3120"/>
           </w:tcPr>
           <w:p>
+            <w:pPr>
+              <w:bidi/>
+              <w:jc w:val="start"/>
+            </w:pPr>
             <w:r>
+              <w:rPr>
+                <w:rFonts w:ascii="Arial" w:hAnsi="Arial" w:cs="Arial"/>
+                <w:rtl/>
+              </w:rPr>
               <w:t>20%</w:t>
             </w:r>
           </w:p>
         </w:tc>
         <w:tc>
           <w:tcPr>
-            <w:tcW w:type="dxa" w:w="2880"/>
+            <w:tcW w:type="dxa" w:w="3120"/>
           </w:tcPr>
           <w:p>
+            <w:pPr>
+              <w:bidi/>
+              <w:jc w:val="start"/>
+            </w:pPr>
             <w:r>
+              <w:rPr>
+                <w:rFonts w:ascii="Arial" w:hAnsi="Arial" w:cs="Arial"/>
+                <w:rtl/>
+              </w:rPr>
               <w:t>12.0 مليون دولار</w:t>
             </w:r>
           </w:p>
@@ -1275,122 +2255,222 @@
     <w:p>
       <w:pPr>
         <w:pStyle w:val="IntenseQuote"/>
+        <w:bidi/>
+        <w:jc w:val="start"/>
       </w:pPr>
       <w:r>
+        <w:rPr>
+          <w:rFonts w:ascii="Arial" w:hAnsi="Arial" w:cs="Arial"/>
+          <w:rtl/>
+        </w:rPr>
         <w:t>المصدر: UN Comtrade</w:t>
       </w:r>
     </w:p>
     <w:p>
       <w:pPr>
         <w:pStyle w:val="Heading1"/>
+        <w:bidi/>
+        <w:jc w:val="start"/>
       </w:pPr>
       <w:r>
+        <w:rPr>
+          <w:rFonts w:ascii="Arial" w:hAnsi="Arial" w:cs="Arial"/>
+          <w:rtl/>
+        </w:rPr>
         <w:t>٩. الأسواق المرشّحة الأخرى</w:t>
       </w:r>
     </w:p>
     <w:p>
       <w:pPr>
         <w:pStyle w:val="Heading2"/>
+        <w:bidi/>
+        <w:jc w:val="start"/>
       </w:pPr>
       <w:r>
+        <w:rPr>
+          <w:rFonts w:ascii="Arial" w:hAnsi="Arial" w:cs="Arial"/>
+          <w:rtl/>
+        </w:rPr>
         <w:t>٩.1 China</w:t>
       </w:r>
     </w:p>
     <w:p>
       <w:pPr>
         <w:pStyle w:val="ListBullet"/>
+        <w:bidi/>
+        <w:jc w:val="start"/>
       </w:pPr>
       <w:r>
+        <w:rPr>
+          <w:rFonts w:ascii="Arial" w:hAnsi="Arial" w:cs="Arial"/>
+          <w:rtl/>
+        </w:rPr>
         <w:t>يستورد السوق ما قيمته 60.0 مليون دولار سنوياً من هذا المنتج (المصدر: UN Comtrade)</w:t>
       </w:r>
     </w:p>
     <w:p>
       <w:pPr>
         <w:pStyle w:val="ListBullet"/>
+        <w:bidi/>
+        <w:jc w:val="start"/>
       </w:pPr>
       <w:r>
+        <w:rPr>
+          <w:rFonts w:ascii="Arial" w:hAnsi="Arial" w:cs="Arial"/>
+          <w:rtl/>
+        </w:rPr>
         <w:t>المنتجات السعودية حاضرة فعلاً بحصة 30% من واردات السوق (المصدر: UN Comtrade)</w:t>
       </w:r>
     </w:p>
     <w:p>
       <w:pPr>
         <w:pStyle w:val="ListBullet"/>
+        <w:bidi/>
+        <w:jc w:val="start"/>
       </w:pPr>
       <w:r>
+        <w:rPr>
+          <w:rFonts w:ascii="Arial" w:hAnsi="Arial" w:cs="Arial"/>
+          <w:rtl/>
+        </w:rPr>
         <w:t>سوق عالي التركّز — مورّد أو اثنان يهيمنان</w:t>
       </w:r>
     </w:p>
     <w:p>
       <w:pPr>
         <w:pStyle w:val="IntenseQuote"/>
+        <w:bidi/>
+        <w:jc w:val="start"/>
       </w:pPr>
       <w:r>
+        <w:rPr>
+          <w:rFonts w:ascii="Arial" w:hAnsi="Arial" w:cs="Arial"/>
+          <w:rtl/>
+        </w:rPr>
         <w:t>الثقة الإجمالية لهذا التقييم: عالية (75%)</w:t>
       </w:r>
     </w:p>
     <w:p>
       <w:pPr>
         <w:pStyle w:val="Heading2"/>
+        <w:bidi/>
+        <w:jc w:val="start"/>
       </w:pPr>
       <w:r>
+        <w:rPr>
+          <w:rFonts w:ascii="Arial" w:hAnsi="Arial" w:cs="Arial"/>
+          <w:rtl/>
+        </w:rPr>
         <w:t>٩.2 United Arab Emirates</w:t>
       </w:r>
     </w:p>
     <w:p>
       <w:pPr>
         <w:pStyle w:val="ListBullet"/>
+        <w:bidi/>
+        <w:jc w:val="start"/>
       </w:pPr>
       <w:r>
+        <w:rPr>
+          <w:rFonts w:ascii="Arial" w:hAnsi="Arial" w:cs="Arial"/>
+          <w:rtl/>
+        </w:rPr>
         <w:t>يستورد السوق ما قيمته 20.0 مليون دولار سنوياً من هذا المنتج (المصدر: UN Comtrade)</w:t>
       </w:r>
     </w:p>
     <w:p>
       <w:pPr>
         <w:pStyle w:val="ListBullet"/>
+        <w:bidi/>
+        <w:jc w:val="start"/>
       </w:pPr>
       <w:r>
+        <w:rPr>
+          <w:rFonts w:ascii="Arial" w:hAnsi="Arial" w:cs="Arial"/>
+          <w:rtl/>
+        </w:rPr>
         <w:t>المنتجات السعودية حاضرة فعلاً بحصة 100% من واردات السوق (المصدر: UN Comtrade)</w:t>
       </w:r>
     </w:p>
     <w:p>
       <w:pPr>
         <w:pStyle w:val="ListBullet"/>
+        <w:bidi/>
+        <w:jc w:val="start"/>
       </w:pPr>
       <w:r>
+        <w:rPr>
+          <w:rFonts w:ascii="Arial" w:hAnsi="Arial" w:cs="Arial"/>
+          <w:rtl/>
+        </w:rPr>
         <w:t>سوق عالي التركّز — مورّد أو اثنان يهيمنان</w:t>
       </w:r>
     </w:p>
     <w:p>
       <w:pPr>
         <w:pStyle w:val="IntenseQuote"/>
+        <w:bidi/>
+        <w:jc w:val="start"/>
       </w:pPr>
       <w:r>
+        <w:rPr>
+          <w:rFonts w:ascii="Arial" w:hAnsi="Arial" w:cs="Arial"/>
+          <w:rtl/>
+        </w:rPr>
         <w:t>الثقة الإجمالية لهذا التقييم: عالية (75%)</w:t>
       </w:r>
     </w:p>
     <w:p>
       <w:pPr>
         <w:pStyle w:val="Heading1"/>
+        <w:bidi/>
+        <w:jc w:val="start"/>
       </w:pPr>
       <w:r>
+        <w:rPr>
+          <w:rFonts w:ascii="Arial" w:hAnsi="Arial" w:cs="Arial"/>
+          <w:rtl/>
+        </w:rPr>
         <w:t>١٠. المشهد التنافسي</w:t>
       </w:r>
     </w:p>
     <w:p>
       <w:pPr>
         <w:pStyle w:val="Heading3"/>
+        <w:bidi/>
+        <w:jc w:val="start"/>
       </w:pPr>
       <w:r>
+        <w:rPr>
+          <w:rFonts w:ascii="Arial" w:hAnsi="Arial" w:cs="Arial"/>
+          <w:rtl/>
+        </w:rPr>
         <w:t>شركات بالاسم (مرشّحون غير موثَّقين)</w:t>
       </w:r>
     </w:p>
     <w:p>
+      <w:pPr>
+        <w:bidi/>
+        <w:jc w:val="start"/>
+      </w:pPr>
       <w:r>
+        <w:rPr>
+          <w:rFonts w:ascii="Arial" w:hAnsi="Arial" w:cs="Arial"/>
+          <w:rtl/>
+        </w:rPr>
         <w:t>لا شركات مرصودة بالاسم في هذا التشغيل (أسماء الأعمال تأتي من Google Places حصراً)</w:t>
       </w:r>
     </w:p>
     <w:p>
+      <w:pPr>
+        <w:bidi/>
+        <w:jc w:val="start"/>
+      </w:pPr>
       <w:r>
+        <w:rPr>
+          <w:rFonts w:ascii="Arial" w:hAnsi="Arial" w:cs="Arial"/>
+          <w:rtl/>
+        </w:rPr>
         <w:t>الطبقة الدولية (تركّز الموردين — UN Comtrade):</w:t>
       </w:r>
     </w:p>
@@ -1398,7 +2478,9 @@
       <w:tblPr>
         <w:tblStyle w:val="TableGrid"/>
         <w:tblW w:type="auto" w:w="0"/>
+        <w:tblLayout w:type="fixed"/>
         <w:tblLook w:firstColumn="1" w:firstRow="1" w:lastColumn="0" w:lastRow="0" w:noHBand="0" w:noVBand="1" w:val="04A0"/>
+        <w:bidiVisual/>
       </w:tblPr>
       <w:tblGrid>
         <w:gridCol w:w="2160"/>
@@ -1409,14 +2491,20 @@
       <w:tr>
         <w:tc>
           <w:tcPr>
-            <w:tcW w:type="dxa" w:w="2160"/>
+            <w:tcW w:type="dxa" w:w="2340"/>
             <w:shd w:val="clear" w:fill="1B3B6F"/>
           </w:tcPr>
           <w:p>
+            <w:pPr>
+              <w:bidi/>
+              <w:jc w:val="start"/>
+            </w:pPr>
             <w:r>
               <w:rPr>
+                <w:rFonts w:ascii="Arial" w:hAnsi="Arial" w:cs="Arial"/>
                 <w:b/>
                 <w:color w:val="FFFFFF"/>
+                <w:rtl/>
               </w:rPr>
               <w:t>المؤشر</w:t>
             </w:r>
@@ -1424,14 +2512,20 @@
         </w:tc>
         <w:tc>
           <w:tcPr>
-            <w:tcW w:type="dxa" w:w="2160"/>
+            <w:tcW w:type="dxa" w:w="2340"/>
             <w:shd w:val="clear" w:fill="1B3B6F"/>
           </w:tcPr>
           <w:p>
+            <w:pPr>
+              <w:bidi/>
+              <w:jc w:val="start"/>
+            </w:pPr>
             <w:r>
               <w:rPr>
+                <w:rFonts w:ascii="Arial" w:hAnsi="Arial" w:cs="Arial"/>
                 <w:b/>
                 <w:color w:val="FFFFFF"/>
+                <w:rtl/>
               </w:rPr>
               <w:t>القيمة</w:t>
             </w:r>
@@ -1439,14 +2533,20 @@
         </w:tc>
         <w:tc>
           <w:tcPr>
-            <w:tcW w:type="dxa" w:w="2160"/>
+            <w:tcW w:type="dxa" w:w="2340"/>
             <w:shd w:val="clear" w:fill="1B3B6F"/>
           </w:tcPr>
           <w:p>
+            <w:pPr>
+              <w:bidi/>
+              <w:jc w:val="start"/>
+            </w:pPr>
             <w:r>
               <w:rPr>
+                <w:rFonts w:ascii="Arial" w:hAnsi="Arial" w:cs="Arial"/>
                 <w:b/>
                 <w:color w:val="FFFFFF"/>
+                <w:rtl/>
               </w:rPr>
               <w:t>المصدر</w:t>
             </w:r>
@@ -1454,14 +2554,20 @@
         </w:tc>
         <w:tc>
           <w:tcPr>
-            <w:tcW w:type="dxa" w:w="2160"/>
+            <w:tcW w:type="dxa" w:w="2340"/>
             <w:shd w:val="clear" w:fill="1B3B6F"/>
           </w:tcPr>
           <w:p>
+            <w:pPr>
+              <w:bidi/>
+              <w:jc w:val="start"/>
+            </w:pPr>
             <w:r>
               <w:rPr>
+                <w:rFonts w:ascii="Arial" w:hAnsi="Arial" w:cs="Arial"/>
                 <w:b/>
                 <w:color w:val="FFFFFF"/>
+                <w:rtl/>
               </w:rPr>
               <w:t>ملاحظة</w:t>
             </w:r>
@@ -1471,40 +2577,72 @@
       <w:tr>
         <w:tc>
           <w:tcPr>
-            <w:tcW w:type="dxa" w:w="2160"/>
+            <w:tcW w:type="dxa" w:w="2340"/>
           </w:tcPr>
           <w:p>
+            <w:pPr>
+              <w:bidi/>
+              <w:jc w:val="start"/>
+            </w:pPr>
             <w:r>
+              <w:rPr>
+                <w:rFonts w:ascii="Arial" w:hAnsi="Arial" w:cs="Arial"/>
+                <w:rtl/>
+              </w:rPr>
               <w:t>تركّز الموردين</w:t>
             </w:r>
           </w:p>
         </w:tc>
         <w:tc>
           <w:tcPr>
-            <w:tcW w:type="dxa" w:w="2160"/>
+            <w:tcW w:type="dxa" w:w="2340"/>
           </w:tcPr>
           <w:p>
+            <w:pPr>
+              <w:bidi/>
+              <w:jc w:val="start"/>
+            </w:pPr>
             <w:r>
+              <w:rPr>
+                <w:rFonts w:ascii="Arial" w:hAnsi="Arial" w:cs="Arial"/>
+                <w:rtl/>
+              </w:rPr>
               <w:t>0.38</w:t>
             </w:r>
           </w:p>
         </w:tc>
         <w:tc>
           <w:tcPr>
-            <w:tcW w:type="dxa" w:w="2160"/>
+            <w:tcW w:type="dxa" w:w="2340"/>
           </w:tcPr>
           <w:p>
+            <w:pPr>
+              <w:bidi/>
+              <w:jc w:val="start"/>
+            </w:pPr>
             <w:r>
+              <w:rPr>
+                <w:rFonts w:ascii="Arial" w:hAnsi="Arial" w:cs="Arial"/>
+                <w:rtl/>
+              </w:rPr>
               <w:t>UN Comtrade | سُحب: 2026-07-16 | ثقة: عالية (90%)</w:t>
             </w:r>
           </w:p>
         </w:tc>
         <w:tc>
           <w:tcPr>
-            <w:tcW w:type="dxa" w:w="2160"/>
+            <w:tcW w:type="dxa" w:w="2340"/>
           </w:tcPr>
           <w:p>
+            <w:pPr>
+              <w:bidi/>
+              <w:jc w:val="start"/>
+            </w:pPr>
             <w:r>
+              <w:rPr>
+                <w:rFonts w:ascii="Arial" w:hAnsi="Arial" w:cs="Arial"/>
+                <w:rtl/>
+              </w:rPr>
               <w:t>مؤشر هيرفنداهل لتركّز المورّدين (3 دولة) — &gt;0.25 سوق مركّز</w:t>
             </w:r>
           </w:p>
@@ -1513,44 +2651,76 @@
       <w:tr>
         <w:tc>
           <w:tcPr>
-            <w:tcW w:type="dxa" w:w="2160"/>
+            <w:tcW w:type="dxa" w:w="2340"/>
             <w:shd w:val="clear" w:fill="F2F2F2"/>
           </w:tcPr>
           <w:p>
+            <w:pPr>
+              <w:bidi/>
+              <w:jc w:val="start"/>
+            </w:pPr>
             <w:r>
+              <w:rPr>
+                <w:rFonts w:ascii="Arial" w:hAnsi="Arial" w:cs="Arial"/>
+                <w:rtl/>
+              </w:rPr>
               <w:t>حصة المورّد الأكبر</w:t>
             </w:r>
           </w:p>
         </w:tc>
         <w:tc>
           <w:tcPr>
-            <w:tcW w:type="dxa" w:w="2160"/>
+            <w:tcW w:type="dxa" w:w="2340"/>
             <w:shd w:val="clear" w:fill="F2F2F2"/>
           </w:tcPr>
           <w:p>
+            <w:pPr>
+              <w:bidi/>
+              <w:jc w:val="start"/>
+            </w:pPr>
             <w:r>
+              <w:rPr>
+                <w:rFonts w:ascii="Arial" w:hAnsi="Arial" w:cs="Arial"/>
+                <w:rtl/>
+              </w:rPr>
               <w:t>50.0 %</w:t>
             </w:r>
           </w:p>
         </w:tc>
         <w:tc>
           <w:tcPr>
-            <w:tcW w:type="dxa" w:w="2160"/>
+            <w:tcW w:type="dxa" w:w="2340"/>
             <w:shd w:val="clear" w:fill="F2F2F2"/>
           </w:tcPr>
           <w:p>
+            <w:pPr>
+              <w:bidi/>
+              <w:jc w:val="start"/>
+            </w:pPr>
             <w:r>
+              <w:rPr>
+                <w:rFonts w:ascii="Arial" w:hAnsi="Arial" w:cs="Arial"/>
+                <w:rtl/>
+              </w:rPr>
               <w:t>UN Comtrade | سُحب: 2026-07-16 | ثقة: عالية (90%)</w:t>
             </w:r>
           </w:p>
         </w:tc>
         <w:tc>
           <w:tcPr>
-            <w:tcW w:type="dxa" w:w="2160"/>
+            <w:tcW w:type="dxa" w:w="2340"/>
             <w:shd w:val="clear" w:fill="F2F2F2"/>
           </w:tcPr>
           <w:p>
+            <w:pPr>
+              <w:bidi/>
+              <w:jc w:val="start"/>
+            </w:pPr>
             <w:r>
+              <w:rPr>
+                <w:rFonts w:ascii="Arial" w:hAnsi="Arial" w:cs="Arial"/>
+                <w:rtl/>
+              </w:rPr>
               <w:t>حصة المورّد الأكبر: إيران</w:t>
             </w:r>
           </w:p>
@@ -1559,40 +2729,72 @@
       <w:tr>
         <w:tc>
           <w:tcPr>
-            <w:tcW w:type="dxa" w:w="2160"/>
+            <w:tcW w:type="dxa" w:w="2340"/>
           </w:tcPr>
           <w:p>
+            <w:pPr>
+              <w:bidi/>
+              <w:jc w:val="start"/>
+            </w:pPr>
             <w:r>
+              <w:rPr>
+                <w:rFonts w:ascii="Arial" w:hAnsi="Arial" w:cs="Arial"/>
+                <w:rtl/>
+              </w:rPr>
               <w:t>الحصة السعودية</w:t>
             </w:r>
           </w:p>
         </w:tc>
         <w:tc>
           <w:tcPr>
-            <w:tcW w:type="dxa" w:w="2160"/>
+            <w:tcW w:type="dxa" w:w="2340"/>
           </w:tcPr>
           <w:p>
+            <w:pPr>
+              <w:bidi/>
+              <w:jc w:val="start"/>
+            </w:pPr>
             <w:r>
+              <w:rPr>
+                <w:rFonts w:ascii="Arial" w:hAnsi="Arial" w:cs="Arial"/>
+                <w:rtl/>
+              </w:rPr>
               <w:t>30.0 %</w:t>
             </w:r>
           </w:p>
         </w:tc>
         <w:tc>
           <w:tcPr>
-            <w:tcW w:type="dxa" w:w="2160"/>
+            <w:tcW w:type="dxa" w:w="2340"/>
           </w:tcPr>
           <w:p>
+            <w:pPr>
+              <w:bidi/>
+              <w:jc w:val="start"/>
+            </w:pPr>
             <w:r>
+              <w:rPr>
+                <w:rFonts w:ascii="Arial" w:hAnsi="Arial" w:cs="Arial"/>
+                <w:rtl/>
+              </w:rPr>
               <w:t>UN Comtrade | سُحب: 2026-07-16 | ثقة: عالية (90%)</w:t>
             </w:r>
           </w:p>
         </w:tc>
         <w:tc>
           <w:tcPr>
-            <w:tcW w:type="dxa" w:w="2160"/>
+            <w:tcW w:type="dxa" w:w="2340"/>
           </w:tcPr>
           <w:p>
+            <w:pPr>
+              <w:bidi/>
+              <w:jc w:val="start"/>
+            </w:pPr>
             <w:r>
+              <w:rPr>
+                <w:rFonts w:ascii="Arial" w:hAnsi="Arial" w:cs="Arial"/>
+                <w:rtl/>
+              </w:rPr>
               <w:t>غير مثلَّث — تقرير سعودي مباشر (مرآة) غير متاح: لا تقرير سعودي مباشر (reporter=SAU) لـ HS080410→CHN 2023 — مرآة غير متاحة</w:t>
             </w:r>
           </w:p>
@@ -1602,8 +2804,14 @@
     <w:p>
       <w:pPr>
         <w:pStyle w:val="Heading2"/>
+        <w:bidi/>
+        <w:jc w:val="start"/>
       </w:pPr>
       <w:r>
+        <w:rPr>
+          <w:rFonts w:ascii="Arial" w:hAnsi="Arial" w:cs="Arial"/>
+          <w:rtl/>
+        </w:rPr>
         <w:t>تحليل SWOT (قاعدي من حقائق مرصودة)</w:t>
       </w:r>
     </w:p>
@@ -1611,7 +2819,9 @@
       <w:tblPr>
         <w:tblStyle w:val="TableGrid"/>
         <w:tblW w:type="auto" w:w="0"/>
+        <w:tblLayout w:type="fixed"/>
         <w:tblLook w:firstColumn="1" w:firstRow="1" w:lastColumn="0" w:lastRow="0" w:noHBand="0" w:noVBand="1" w:val="04A0"/>
+        <w:bidiVisual/>
       </w:tblPr>
       <w:tblGrid>
         <w:gridCol w:w="4320"/>
@@ -1620,12 +2830,18 @@
       <w:tr>
         <w:tc>
           <w:tcPr>
-            <w:tcW w:type="dxa" w:w="4320"/>
+            <w:tcW w:type="dxa" w:w="4680"/>
           </w:tcPr>
           <w:p>
+            <w:pPr>
+              <w:bidi/>
+              <w:jc w:val="start"/>
+            </w:pPr>
             <w:r>
               <w:rPr>
+                <w:rFonts w:ascii="Arial" w:hAnsi="Arial" w:cs="Arial"/>
                 <w:b/>
+                <w:rtl/>
               </w:rPr>
               <w:t>القوة</w:t>
             </w:r>
@@ -1633,28 +2849,46 @@
           <w:p>
             <w:pPr>
               <w:pStyle w:val="ListBullet"/>
+              <w:bidi/>
+              <w:jc w:val="start"/>
             </w:pPr>
             <w:r>
+              <w:rPr>
+                <w:rFonts w:ascii="Arial" w:hAnsi="Arial" w:cs="Arial"/>
+                <w:rtl/>
+              </w:rPr>
               <w:t>حضور سعودي قائم بحصة 30.0% من واردات السوق — الدليل: UN Comtrade — الحصة السعودية</w:t>
             </w:r>
           </w:p>
           <w:p>
             <w:pPr>
               <w:pStyle w:val="ListBullet"/>
+              <w:bidi/>
+              <w:jc w:val="start"/>
             </w:pPr>
             <w:r>
+              <w:rPr>
+                <w:rFonts w:ascii="Arial" w:hAnsi="Arial" w:cs="Arial"/>
+                <w:rtl/>
+              </w:rPr>
               <w:t>سعر حدودي سعودي منافس (2.25$ مقابل متوسط 3.0$/kg) — الدليل: UN Comtrade — قيم الوحدة</w:t>
             </w:r>
           </w:p>
         </w:tc>
         <w:tc>
           <w:tcPr>
-            <w:tcW w:type="dxa" w:w="4320"/>
+            <w:tcW w:type="dxa" w:w="4680"/>
           </w:tcPr>
           <w:p>
+            <w:pPr>
+              <w:bidi/>
+              <w:jc w:val="start"/>
+            </w:pPr>
             <w:r>
               <w:rPr>
+                <w:rFonts w:ascii="Arial" w:hAnsi="Arial" w:cs="Arial"/>
                 <w:b/>
+                <w:rtl/>
               </w:rPr>
               <w:t>الضعف</w:t>
             </w:r>
@@ -1662,8 +2896,14 @@
           <w:p>
             <w:pPr>
               <w:pStyle w:val="ListBullet"/>
+              <w:bidi/>
+              <w:jc w:val="start"/>
             </w:pPr>
             <w:r>
+              <w:rPr>
+                <w:rFonts w:ascii="Arial" w:hAnsi="Arial" w:cs="Arial"/>
+                <w:rtl/>
+              </w:rPr>
               <w:t>الهامش غير محسوب — بطاقة المنتج غير مكتملة — الدليل: الهامش عند الحدود: يتطلب بطاقة منتج بوحدة kg (cost_per_unit) + قيمة وحدة حدودية مرصودة</w:t>
             </w:r>
           </w:p>
@@ -1672,12 +2912,18 @@
       <w:tr>
         <w:tc>
           <w:tcPr>
-            <w:tcW w:type="dxa" w:w="4320"/>
+            <w:tcW w:type="dxa" w:w="4680"/>
           </w:tcPr>
           <w:p>
+            <w:pPr>
+              <w:bidi/>
+              <w:jc w:val="start"/>
+            </w:pPr>
             <w:r>
               <w:rPr>
+                <w:rFonts w:ascii="Arial" w:hAnsi="Arial" w:cs="Arial"/>
                 <w:b/>
+                <w:rtl/>
               </w:rPr>
               <w:t>الفرص</w:t>
             </w:r>
@@ -1685,26 +2931,46 @@
           <w:p>
             <w:pPr>
               <w:pStyle w:val="ListBullet"/>
+              <w:bidi/>
+              <w:jc w:val="start"/>
             </w:pPr>
             <w:r>
+              <w:rPr>
+                <w:rFonts w:ascii="Arial" w:hAnsi="Arial" w:cs="Arial"/>
+                <w:rtl/>
+              </w:rPr>
               <w:t>واردات السوق تنمو 22.5% سنوياً مركّباً — الدليل: UN Comtrade — معدل النمو السنوي المركّب</w:t>
             </w:r>
           </w:p>
         </w:tc>
         <w:tc>
           <w:tcPr>
-            <w:tcW w:type="dxa" w:w="4320"/>
+            <w:tcW w:type="dxa" w:w="4680"/>
           </w:tcPr>
           <w:p>
+            <w:pPr>
+              <w:bidi/>
+              <w:jc w:val="start"/>
+            </w:pPr>
             <w:r>
               <w:rPr>
+                <w:rFonts w:ascii="Arial" w:hAnsi="Arial" w:cs="Arial"/>
                 <w:b/>
+                <w:rtl/>
               </w:rPr>
               <w:t>التهديدات</w:t>
             </w:r>
           </w:p>
           <w:p>
+            <w:pPr>
+              <w:bidi/>
+              <w:jc w:val="start"/>
+            </w:pPr>
             <w:r>
+              <w:rPr>
+                <w:rFonts w:ascii="Arial" w:hAnsi="Arial" w:cs="Arial"/>
+                <w:rtl/>
+              </w:rPr>
               <w:t>—</w:t>
             </w:r>
           </w:p>
@@ -1712,20 +2978,42 @@
       </w:tr>
     </w:tbl>
     <w:p>
+      <w:pPr>
+        <w:bidi/>
+        <w:jc w:val="start"/>
+      </w:pPr>
       <w:r>
+        <w:rPr>
+          <w:rFonts w:ascii="Arial" w:hAnsi="Arial" w:cs="Arial"/>
+          <w:rtl/>
+        </w:rPr>
         <w:t>خلايا مشتقة من الحقائق المتاحة — الخلية الفارغة تعني غياب البيانات، لا سلامة الجانب</w:t>
       </w:r>
     </w:p>
     <w:p>
       <w:pPr>
         <w:pStyle w:val="Heading2"/>
+        <w:bidi/>
+        <w:jc w:val="start"/>
       </w:pPr>
       <w:r>
+        <w:rPr>
+          <w:rFonts w:ascii="Arial" w:hAnsi="Arial" w:cs="Arial"/>
+          <w:rtl/>
+        </w:rPr>
         <w:t>التسعير بطبقتيه</w:t>
       </w:r>
     </w:p>
     <w:p>
+      <w:pPr>
+        <w:bidi/>
+        <w:jc w:val="start"/>
+      </w:pPr>
       <w:r>
+        <w:rPr>
+          <w:rFonts w:ascii="Arial" w:hAnsi="Arial" w:cs="Arial"/>
+          <w:rtl/>
+        </w:rPr>
         <w:t>الطبقة الحدودية (قيم وحدة كومتريد):</w:t>
       </w:r>
     </w:p>
@@ -1733,7 +3021,9 @@
       <w:tblPr>
         <w:tblStyle w:val="TableGrid"/>
         <w:tblW w:type="auto" w:w="0"/>
+        <w:tblLayout w:type="fixed"/>
         <w:tblLook w:firstColumn="1" w:firstRow="1" w:lastColumn="0" w:lastRow="0" w:noHBand="0" w:noVBand="1" w:val="04A0"/>
+        <w:bidiVisual/>
       </w:tblPr>
       <w:tblGrid>
         <w:gridCol w:w="2160"/>
@@ -1744,14 +3034,20 @@
       <w:tr>
         <w:tc>
           <w:tcPr>
-            <w:tcW w:type="dxa" w:w="2160"/>
+            <w:tcW w:type="dxa" w:w="2340"/>
             <w:shd w:val="clear" w:fill="1B3B6F"/>
           </w:tcPr>
           <w:p>
+            <w:pPr>
+              <w:bidi/>
+              <w:jc w:val="start"/>
+            </w:pPr>
             <w:r>
               <w:rPr>
+                <w:rFonts w:ascii="Arial" w:hAnsi="Arial" w:cs="Arial"/>
                 <w:b/>
                 <w:color w:val="FFFFFF"/>
+                <w:rtl/>
               </w:rPr>
               <w:t>المؤشر</w:t>
             </w:r>
@@ -1759,14 +3055,20 @@
         </w:tc>
         <w:tc>
           <w:tcPr>
-            <w:tcW w:type="dxa" w:w="2160"/>
+            <w:tcW w:type="dxa" w:w="2340"/>
             <w:shd w:val="clear" w:fill="1B3B6F"/>
           </w:tcPr>
           <w:p>
+            <w:pPr>
+              <w:bidi/>
+              <w:jc w:val="start"/>
+            </w:pPr>
             <w:r>
               <w:rPr>
+                <w:rFonts w:ascii="Arial" w:hAnsi="Arial" w:cs="Arial"/>
                 <w:b/>
                 <w:color w:val="FFFFFF"/>
+                <w:rtl/>
               </w:rPr>
               <w:t>القيمة</w:t>
             </w:r>
@@ -1774,14 +3076,20 @@
         </w:tc>
         <w:tc>
           <w:tcPr>
-            <w:tcW w:type="dxa" w:w="2160"/>
+            <w:tcW w:type="dxa" w:w="2340"/>
             <w:shd w:val="clear" w:fill="1B3B6F"/>
           </w:tcPr>
           <w:p>
+            <w:pPr>
+              <w:bidi/>
+              <w:jc w:val="start"/>
+            </w:pPr>
             <w:r>
               <w:rPr>
+                <w:rFonts w:ascii="Arial" w:hAnsi="Arial" w:cs="Arial"/>
                 <w:b/>
                 <w:color w:val="FFFFFF"/>
+                <w:rtl/>
               </w:rPr>
               <w:t>النوع</w:t>
             </w:r>
@@ -1789,14 +3097,20 @@
         </w:tc>
         <w:tc>
           <w:tcPr>
-            <w:tcW w:type="dxa" w:w="2160"/>
+            <w:tcW w:type="dxa" w:w="2340"/>
             <w:shd w:val="clear" w:fill="1B3B6F"/>
           </w:tcPr>
           <w:p>
+            <w:pPr>
+              <w:bidi/>
+              <w:jc w:val="start"/>
+            </w:pPr>
             <w:r>
               <w:rPr>
+                <w:rFonts w:ascii="Arial" w:hAnsi="Arial" w:cs="Arial"/>
                 <w:b/>
                 <w:color w:val="FFFFFF"/>
+                <w:rtl/>
               </w:rPr>
               <w:t>المصدر</w:t>
             </w:r>
@@ -1806,40 +3120,72 @@
       <w:tr>
         <w:tc>
           <w:tcPr>
-            <w:tcW w:type="dxa" w:w="2160"/>
+            <w:tcW w:type="dxa" w:w="2340"/>
           </w:tcPr>
           <w:p>
+            <w:pPr>
+              <w:bidi/>
+              <w:jc w:val="start"/>
+            </w:pPr>
             <w:r>
+              <w:rPr>
+                <w:rFonts w:ascii="Arial" w:hAnsi="Arial" w:cs="Arial"/>
+                <w:rtl/>
+              </w:rPr>
               <w:t>متوسط سعر الوحدة عند الحدود</w:t>
             </w:r>
           </w:p>
         </w:tc>
         <w:tc>
           <w:tcPr>
-            <w:tcW w:type="dxa" w:w="2160"/>
+            <w:tcW w:type="dxa" w:w="2340"/>
           </w:tcPr>
           <w:p>
+            <w:pPr>
+              <w:bidi/>
+              <w:jc w:val="start"/>
+            </w:pPr>
             <w:r>
+              <w:rPr>
+                <w:rFonts w:ascii="Arial" w:hAnsi="Arial" w:cs="Arial"/>
+                <w:rtl/>
+              </w:rPr>
               <w:t>3.0 USD/kg</w:t>
             </w:r>
           </w:p>
         </w:tc>
         <w:tc>
           <w:tcPr>
-            <w:tcW w:type="dxa" w:w="2160"/>
+            <w:tcW w:type="dxa" w:w="2340"/>
           </w:tcPr>
           <w:p>
+            <w:pPr>
+              <w:bidi/>
+              <w:jc w:val="start"/>
+            </w:pPr>
             <w:r>
+              <w:rPr>
+                <w:rFonts w:ascii="Arial" w:hAnsi="Arial" w:cs="Arial"/>
+                <w:rtl/>
+              </w:rPr>
               <w:t>مُقدَّر — نموذج بافتراضات معلنة</w:t>
             </w:r>
           </w:p>
         </w:tc>
         <w:tc>
           <w:tcPr>
-            <w:tcW w:type="dxa" w:w="2160"/>
+            <w:tcW w:type="dxa" w:w="2340"/>
           </w:tcPr>
           <w:p>
+            <w:pPr>
+              <w:bidi/>
+              <w:jc w:val="start"/>
+            </w:pPr>
             <w:r>
+              <w:rPr>
+                <w:rFonts w:ascii="Arial" w:hAnsi="Arial" w:cs="Arial"/>
+                <w:rtl/>
+              </w:rPr>
               <w:t>UN Comtrade (مخزن الحقائق) | سُحب: 2026-07-16 | ثقة: عالية (90%)</w:t>
             </w:r>
           </w:p>
@@ -1848,44 +3194,76 @@
       <w:tr>
         <w:tc>
           <w:tcPr>
-            <w:tcW w:type="dxa" w:w="2160"/>
+            <w:tcW w:type="dxa" w:w="2340"/>
             <w:shd w:val="clear" w:fill="F2F2F2"/>
           </w:tcPr>
           <w:p>
+            <w:pPr>
+              <w:bidi/>
+              <w:jc w:val="start"/>
+            </w:pPr>
             <w:r>
+              <w:rPr>
+                <w:rFonts w:ascii="Arial" w:hAnsi="Arial" w:cs="Arial"/>
+                <w:rtl/>
+              </w:rPr>
               <w:t>سعر الوحدة السعودي عند الحدود</w:t>
             </w:r>
           </w:p>
         </w:tc>
         <w:tc>
           <w:tcPr>
-            <w:tcW w:type="dxa" w:w="2160"/>
+            <w:tcW w:type="dxa" w:w="2340"/>
             <w:shd w:val="clear" w:fill="F2F2F2"/>
           </w:tcPr>
           <w:p>
+            <w:pPr>
+              <w:bidi/>
+              <w:jc w:val="start"/>
+            </w:pPr>
             <w:r>
+              <w:rPr>
+                <w:rFonts w:ascii="Arial" w:hAnsi="Arial" w:cs="Arial"/>
+                <w:rtl/>
+              </w:rPr>
               <w:t>2.25 USD/kg</w:t>
             </w:r>
           </w:p>
         </w:tc>
         <w:tc>
           <w:tcPr>
-            <w:tcW w:type="dxa" w:w="2160"/>
+            <w:tcW w:type="dxa" w:w="2340"/>
             <w:shd w:val="clear" w:fill="F2F2F2"/>
           </w:tcPr>
           <w:p>
+            <w:pPr>
+              <w:bidi/>
+              <w:jc w:val="start"/>
+            </w:pPr>
             <w:r>
+              <w:rPr>
+                <w:rFonts w:ascii="Arial" w:hAnsi="Arial" w:cs="Arial"/>
+                <w:rtl/>
+              </w:rPr>
               <w:t>مُقدَّر — نموذج بافتراضات معلنة</w:t>
             </w:r>
           </w:p>
         </w:tc>
         <w:tc>
           <w:tcPr>
-            <w:tcW w:type="dxa" w:w="2160"/>
+            <w:tcW w:type="dxa" w:w="2340"/>
             <w:shd w:val="clear" w:fill="F2F2F2"/>
           </w:tcPr>
           <w:p>
+            <w:pPr>
+              <w:bidi/>
+              <w:jc w:val="start"/>
+            </w:pPr>
             <w:r>
+              <w:rPr>
+                <w:rFonts w:ascii="Arial" w:hAnsi="Arial" w:cs="Arial"/>
+                <w:rtl/>
+              </w:rPr>
               <w:t>UN Comtrade (مخزن الحقائق) | سُحب: 2026-07-16 | ثقة: عالية (85%)</w:t>
             </w:r>
           </w:p>
@@ -1894,40 +3272,72 @@
       <w:tr>
         <w:tc>
           <w:tcPr>
-            <w:tcW w:type="dxa" w:w="2160"/>
+            <w:tcW w:type="dxa" w:w="2340"/>
           </w:tcPr>
           <w:p>
+            <w:pPr>
+              <w:bidi/>
+              <w:jc w:val="start"/>
+            </w:pPr>
             <w:r>
+              <w:rPr>
+                <w:rFonts w:ascii="Arial" w:hAnsi="Arial" w:cs="Arial"/>
+                <w:rtl/>
+              </w:rPr>
               <w:t>الهامش عند الحدود</w:t>
             </w:r>
           </w:p>
         </w:tc>
         <w:tc>
           <w:tcPr>
-            <w:tcW w:type="dxa" w:w="2160"/>
+            <w:tcW w:type="dxa" w:w="2340"/>
           </w:tcPr>
           <w:p>
+            <w:pPr>
+              <w:bidi/>
+              <w:jc w:val="start"/>
+            </w:pPr>
             <w:r>
+              <w:rPr>
+                <w:rFonts w:ascii="Arial" w:hAnsi="Arial" w:cs="Arial"/>
+                <w:rtl/>
+              </w:rPr>
               <w:t>—</w:t>
             </w:r>
           </w:p>
         </w:tc>
         <w:tc>
           <w:tcPr>
-            <w:tcW w:type="dxa" w:w="2160"/>
+            <w:tcW w:type="dxa" w:w="2340"/>
           </w:tcPr>
           <w:p>
+            <w:pPr>
+              <w:bidi/>
+              <w:jc w:val="start"/>
+            </w:pPr>
             <w:r>
+              <w:rPr>
+                <w:rFonts w:ascii="Arial" w:hAnsi="Arial" w:cs="Arial"/>
+                <w:rtl/>
+              </w:rPr>
               <w:t>—</w:t>
             </w:r>
           </w:p>
         </w:tc>
         <w:tc>
           <w:tcPr>
-            <w:tcW w:type="dxa" w:w="2160"/>
+            <w:tcW w:type="dxa" w:w="2340"/>
           </w:tcPr>
           <w:p>
+            <w:pPr>
+              <w:bidi/>
+              <w:jc w:val="start"/>
+            </w:pPr>
             <w:r>
+              <w:rPr>
+                <w:rFonts w:ascii="Arial" w:hAnsi="Arial" w:cs="Arial"/>
+                <w:rtl/>
+              </w:rPr>
               <w:t>—</w:t>
             </w:r>
           </w:p>
@@ -1937,81 +3347,163 @@
     <w:p>
       <w:pPr>
         <w:pStyle w:val="IntenseQuote"/>
+        <w:bidi/>
+        <w:jc w:val="start"/>
       </w:pPr>
       <w:r>
+        <w:rPr>
+          <w:rFonts w:ascii="Arial" w:hAnsi="Arial" w:cs="Arial"/>
+          <w:rtl/>
+        </w:rPr>
         <w:t>معادلة «متوسط سعر الوحدة عند الحدود»: قيمة الوحدة = قيمة الواردات ÷ الوزن الصافي (كلاهما مرصود من كومتريد)</w:t>
       </w:r>
     </w:p>
     <w:p>
       <w:pPr>
         <w:pStyle w:val="IntenseQuote"/>
+        <w:bidi/>
+        <w:jc w:val="start"/>
       </w:pPr>
       <w:r>
+        <w:rPr>
+          <w:rFonts w:ascii="Arial" w:hAnsi="Arial" w:cs="Arial"/>
+          <w:rtl/>
+        </w:rPr>
         <w:t>معادلة «سعر الوحدة السعودي عند الحدود»: قيمة وحدة الصادر السعودي = قيمة ÷ وزن صافٍ (تقرير الجهة المستوردة أو التقرير السعودي المباشر — مرآة)</w:t>
       </w:r>
     </w:p>
     <w:p>
+      <w:pPr>
+        <w:bidi/>
+        <w:jc w:val="start"/>
+      </w:pPr>
       <w:r>
+        <w:rPr>
+          <w:rFonts w:ascii="Arial" w:hAnsi="Arial" w:cs="Arial"/>
+          <w:rtl/>
+        </w:rPr>
         <w:t>طبقة التجزئة:</w:t>
       </w:r>
     </w:p>
     <w:p>
       <w:pPr>
         <w:pStyle w:val="ListBullet"/>
+        <w:bidi/>
+        <w:jc w:val="start"/>
       </w:pPr>
       <w:r>
+        <w:rPr>
+          <w:rFonts w:ascii="Arial" w:hAnsi="Arial" w:cs="Arial"/>
+          <w:rtl/>
+        </w:rPr>
         <w:t>أسعار التجزئة: وكيل أسعار التجزئة المدفوع: وكيل مدفوع لا يعمل خارج خدمة التعميق المدفوعة — تخطٍّ بنيوي بلا أي نداء؛ ولا نتائج Google Shopping مرصودة (يتطلب تهيئة مفتاح خدمة البحث (Serper))</w:t>
       </w:r>
     </w:p>
     <w:p>
+      <w:pPr>
+        <w:bidi/>
+        <w:jc w:val="start"/>
+      </w:pPr>
       <w:r>
+        <w:rPr>
+          <w:rFonts w:ascii="Arial" w:hAnsi="Arial" w:cs="Arial"/>
+          <w:rtl/>
+        </w:rPr>
         <w:t>مراجع الأسعار: غير مرصودة</w:t>
       </w:r>
     </w:p>
     <w:p>
       <w:pPr>
         <w:pStyle w:val="Heading2"/>
+        <w:bidi/>
+        <w:jc w:val="start"/>
       </w:pPr>
       <w:r>
+        <w:rPr>
+          <w:rFonts w:ascii="Arial" w:hAnsi="Arial" w:cs="Arial"/>
+          <w:rtl/>
+        </w:rPr>
         <w:t>موقعك التنافسي</w:t>
       </w:r>
     </w:p>
     <w:p>
+      <w:pPr>
+        <w:bidi/>
+        <w:jc w:val="start"/>
+      </w:pPr>
       <w:r>
+        <w:rPr>
+          <w:rFonts w:ascii="Arial" w:hAnsi="Arial" w:cs="Arial"/>
+          <w:rtl/>
+        </w:rPr>
         <w:t>أضف بطاقة منتجك (product_card) للحصول على موقعك التنافسي</w:t>
       </w:r>
     </w:p>
     <w:p>
       <w:pPr>
         <w:pStyle w:val="Heading1"/>
+        <w:bidi/>
+        <w:jc w:val="start"/>
       </w:pPr>
       <w:r>
+        <w:rPr>
+          <w:rFonts w:ascii="Arial" w:hAnsi="Arial" w:cs="Arial"/>
+          <w:rtl/>
+        </w:rPr>
         <w:t>١١. استخبارات العميل والطلب</w:t>
       </w:r>
     </w:p>
     <w:p>
+      <w:pPr>
+        <w:bidi/>
+        <w:jc w:val="start"/>
+      </w:pPr>
       <w:r>
+        <w:rPr>
+          <w:rFonts w:ascii="Arial" w:hAnsi="Arial" w:cs="Arial"/>
+          <w:rtl/>
+        </w:rPr>
         <w:t>—</w:t>
       </w:r>
     </w:p>
     <w:p>
+      <w:pPr>
+        <w:bidi/>
+        <w:jc w:val="start"/>
+      </w:pPr>
       <w:r>
+        <w:rPr>
+          <w:rFonts w:ascii="Arial" w:hAnsi="Arial" w:cs="Arial"/>
+          <w:rtl/>
+        </w:rPr>
         <w:t>صوت العميل المباشر (ما الذي يقدّره المشترون وكيف يقيّمون المورّدين) يتطلب بحثاً أولياً — مقابلات أو استبيانات — لم يُجرَ بعد؛ هذا القسم يعرض إشارات ثانوية فقط.</w:t>
       </w:r>
     </w:p>
     <w:p>
       <w:pPr>
         <w:pStyle w:val="Heading1"/>
+        <w:bidi/>
+        <w:jc w:val="start"/>
       </w:pPr>
       <w:r>
+        <w:rPr>
+          <w:rFonts w:ascii="Arial" w:hAnsi="Arial" w:cs="Arial"/>
+          <w:rtl/>
+        </w:rPr>
         <w:t>١٢. المشهد التنظيمي والمخاطر</w:t>
       </w:r>
     </w:p>
     <w:p>
       <w:pPr>
         <w:pStyle w:val="Heading2"/>
+        <w:bidi/>
+        <w:jc w:val="start"/>
       </w:pPr>
       <w:r>
+        <w:rPr>
+          <w:rFonts w:ascii="Arial" w:hAnsi="Arial" w:cs="Arial"/>
+          <w:rtl/>
+        </w:rPr>
         <w:t>الاشتراطات التنظيمية</w:t>
       </w:r>
     </w:p>
@@ -2019,7 +3511,9 @@
       <w:tblPr>
         <w:tblStyle w:val="TableGrid"/>
         <w:tblW w:type="auto" w:w="0"/>
+        <w:tblLayout w:type="fixed"/>
         <w:tblLook w:firstColumn="1" w:firstRow="1" w:lastColumn="0" w:lastRow="0" w:noHBand="0" w:noVBand="1" w:val="04A0"/>
+        <w:bidiVisual/>
       </w:tblPr>
       <w:tblGrid>
         <w:gridCol w:w="2160"/>
@@ -2030,14 +3524,20 @@
       <w:tr>
         <w:tc>
           <w:tcPr>
-            <w:tcW w:type="dxa" w:w="2160"/>
+            <w:tcW w:type="dxa" w:w="2340"/>
             <w:shd w:val="clear" w:fill="1B3B6F"/>
           </w:tcPr>
           <w:p>
+            <w:pPr>
+              <w:bidi/>
+              <w:jc w:val="start"/>
+            </w:pPr>
             <w:r>
               <w:rPr>
+                <w:rFonts w:ascii="Arial" w:hAnsi="Arial" w:cs="Arial"/>
                 <w:b/>
                 <w:color w:val="FFFFFF"/>
+                <w:rtl/>
               </w:rPr>
               <w:t>البند</w:t>
             </w:r>
@@ -2045,14 +3545,20 @@
         </w:tc>
         <w:tc>
           <w:tcPr>
-            <w:tcW w:type="dxa" w:w="2160"/>
+            <w:tcW w:type="dxa" w:w="2340"/>
             <w:shd w:val="clear" w:fill="1B3B6F"/>
           </w:tcPr>
           <w:p>
+            <w:pPr>
+              <w:bidi/>
+              <w:jc w:val="start"/>
+            </w:pPr>
             <w:r>
               <w:rPr>
+                <w:rFonts w:ascii="Arial" w:hAnsi="Arial" w:cs="Arial"/>
                 <w:b/>
                 <w:color w:val="FFFFFF"/>
+                <w:rtl/>
               </w:rPr>
               <w:t>الجهة</w:t>
             </w:r>
@@ -2060,14 +3566,20 @@
         </w:tc>
         <w:tc>
           <w:tcPr>
-            <w:tcW w:type="dxa" w:w="2160"/>
+            <w:tcW w:type="dxa" w:w="2340"/>
             <w:shd w:val="clear" w:fill="1B3B6F"/>
           </w:tcPr>
           <w:p>
+            <w:pPr>
+              <w:bidi/>
+              <w:jc w:val="start"/>
+            </w:pPr>
             <w:r>
               <w:rPr>
+                <w:rFonts w:ascii="Arial" w:hAnsi="Arial" w:cs="Arial"/>
                 <w:b/>
                 <w:color w:val="FFFFFF"/>
+                <w:rtl/>
               </w:rPr>
               <w:t>الاتجاه</w:t>
             </w:r>
@@ -2075,14 +3587,20 @@
         </w:tc>
         <w:tc>
           <w:tcPr>
-            <w:tcW w:type="dxa" w:w="2160"/>
+            <w:tcW w:type="dxa" w:w="2340"/>
             <w:shd w:val="clear" w:fill="1B3B6F"/>
           </w:tcPr>
           <w:p>
+            <w:pPr>
+              <w:bidi/>
+              <w:jc w:val="start"/>
+            </w:pPr>
             <w:r>
               <w:rPr>
+                <w:rFonts w:ascii="Arial" w:hAnsi="Arial" w:cs="Arial"/>
                 <w:b/>
                 <w:color w:val="FFFFFF"/>
+                <w:rtl/>
               </w:rPr>
               <w:t>الرابط</w:t>
             </w:r>
@@ -2092,40 +3610,72 @@
       <w:tr>
         <w:tc>
           <w:tcPr>
-            <w:tcW w:type="dxa" w:w="2160"/>
+            <w:tcW w:type="dxa" w:w="2340"/>
           </w:tcPr>
           <w:p>
+            <w:pPr>
+              <w:bidi/>
+              <w:jc w:val="start"/>
+            </w:pPr>
             <w:r>
+              <w:rPr>
+                <w:rFonts w:ascii="Arial" w:hAnsi="Arial" w:cs="Arial"/>
+                <w:rtl/>
+              </w:rPr>
               <w:t>شهادة المنشأ السعودية للصادرات (وزارة التجارة / الغرف التجارية)</w:t>
             </w:r>
           </w:p>
         </w:tc>
         <w:tc>
           <w:tcPr>
-            <w:tcW w:type="dxa" w:w="2160"/>
+            <w:tcW w:type="dxa" w:w="2340"/>
           </w:tcPr>
           <w:p>
+            <w:pPr>
+              <w:bidi/>
+              <w:jc w:val="start"/>
+            </w:pPr>
             <w:r>
+              <w:rPr>
+                <w:rFonts w:ascii="Arial" w:hAnsi="Arial" w:cs="Arial"/>
+                <w:rtl/>
+              </w:rPr>
               <w:t>وزارة التجارة</w:t>
             </w:r>
           </w:p>
         </w:tc>
         <w:tc>
           <w:tcPr>
-            <w:tcW w:type="dxa" w:w="2160"/>
+            <w:tcW w:type="dxa" w:w="2340"/>
           </w:tcPr>
           <w:p>
+            <w:pPr>
+              <w:bidi/>
+              <w:jc w:val="start"/>
+            </w:pPr>
             <w:r>
+              <w:rPr>
+                <w:rFonts w:ascii="Arial" w:hAnsi="Arial" w:cs="Arial"/>
+                <w:rtl/>
+              </w:rPr>
               <w:t>exit</w:t>
             </w:r>
           </w:p>
         </w:tc>
         <w:tc>
           <w:tcPr>
-            <w:tcW w:type="dxa" w:w="2160"/>
+            <w:tcW w:type="dxa" w:w="2340"/>
           </w:tcPr>
           <w:p>
+            <w:pPr>
+              <w:bidi/>
+              <w:jc w:val="start"/>
+            </w:pPr>
             <w:r>
+              <w:rPr>
+                <w:rFonts w:ascii="Arial" w:hAnsi="Arial" w:cs="Arial"/>
+                <w:rtl/>
+              </w:rPr>
               <w:t>https://mc.gov.sa</w:t>
             </w:r>
           </w:p>
@@ -2134,44 +3684,76 @@
       <w:tr>
         <w:tc>
           <w:tcPr>
-            <w:tcW w:type="dxa" w:w="2160"/>
+            <w:tcW w:type="dxa" w:w="2340"/>
             <w:shd w:val="clear" w:fill="F2F2F2"/>
           </w:tcPr>
           <w:p>
+            <w:pPr>
+              <w:bidi/>
+              <w:jc w:val="start"/>
+            </w:pPr>
             <w:r>
+              <w:rPr>
+                <w:rFonts w:ascii="Arial" w:hAnsi="Arial" w:cs="Arial"/>
+                <w:rtl/>
+              </w:rPr>
               <w:t>متطلبات SFDA لتصدير الفئات الخاضعة (منشآت مرخّصة وشهادات صحية عند طلب سوق الوجهة)</w:t>
             </w:r>
           </w:p>
         </w:tc>
         <w:tc>
           <w:tcPr>
-            <w:tcW w:type="dxa" w:w="2160"/>
+            <w:tcW w:type="dxa" w:w="2340"/>
             <w:shd w:val="clear" w:fill="F2F2F2"/>
           </w:tcPr>
           <w:p>
+            <w:pPr>
+              <w:bidi/>
+              <w:jc w:val="start"/>
+            </w:pPr>
             <w:r>
+              <w:rPr>
+                <w:rFonts w:ascii="Arial" w:hAnsi="Arial" w:cs="Arial"/>
+                <w:rtl/>
+              </w:rPr>
               <w:t>الهيئة العامة للغذاء والدواء SFDA</w:t>
             </w:r>
           </w:p>
         </w:tc>
         <w:tc>
           <w:tcPr>
-            <w:tcW w:type="dxa" w:w="2160"/>
+            <w:tcW w:type="dxa" w:w="2340"/>
             <w:shd w:val="clear" w:fill="F2F2F2"/>
           </w:tcPr>
           <w:p>
+            <w:pPr>
+              <w:bidi/>
+              <w:jc w:val="start"/>
+            </w:pPr>
             <w:r>
+              <w:rPr>
+                <w:rFonts w:ascii="Arial" w:hAnsi="Arial" w:cs="Arial"/>
+                <w:rtl/>
+              </w:rPr>
               <w:t>exit</w:t>
             </w:r>
           </w:p>
         </w:tc>
         <w:tc>
           <w:tcPr>
-            <w:tcW w:type="dxa" w:w="2160"/>
+            <w:tcW w:type="dxa" w:w="2340"/>
             <w:shd w:val="clear" w:fill="F2F2F2"/>
           </w:tcPr>
           <w:p>
+            <w:pPr>
+              <w:bidi/>
+              <w:jc w:val="start"/>
+            </w:pPr>
             <w:r>
+              <w:rPr>
+                <w:rFonts w:ascii="Arial" w:hAnsi="Arial" w:cs="Arial"/>
+                <w:rtl/>
+              </w:rPr>
               <w:t>https://www.sfda.gov.sa</w:t>
             </w:r>
           </w:p>
@@ -2180,40 +3762,72 @@
       <w:tr>
         <w:tc>
           <w:tcPr>
-            <w:tcW w:type="dxa" w:w="2160"/>
+            <w:tcW w:type="dxa" w:w="2340"/>
           </w:tcPr>
           <w:p>
+            <w:pPr>
+              <w:bidi/>
+              <w:jc w:val="start"/>
+            </w:pPr>
             <w:r>
+              <w:rPr>
+                <w:rFonts w:ascii="Arial" w:hAnsi="Arial" w:cs="Arial"/>
+                <w:rtl/>
+              </w:rPr>
               <w:t>التسجيل في بوابة هيئة تنمية الصادرات السعودية (خدمات وبرامج دعم المصدرين)</w:t>
             </w:r>
           </w:p>
         </w:tc>
         <w:tc>
           <w:tcPr>
-            <w:tcW w:type="dxa" w:w="2160"/>
+            <w:tcW w:type="dxa" w:w="2340"/>
           </w:tcPr>
           <w:p>
+            <w:pPr>
+              <w:bidi/>
+              <w:jc w:val="start"/>
+            </w:pPr>
             <w:r>
+              <w:rPr>
+                <w:rFonts w:ascii="Arial" w:hAnsi="Arial" w:cs="Arial"/>
+                <w:rtl/>
+              </w:rPr>
               <w:t>هيئة تنمية الصادرات السعودية</w:t>
             </w:r>
           </w:p>
         </w:tc>
         <w:tc>
           <w:tcPr>
-            <w:tcW w:type="dxa" w:w="2160"/>
+            <w:tcW w:type="dxa" w:w="2340"/>
           </w:tcPr>
           <w:p>
+            <w:pPr>
+              <w:bidi/>
+              <w:jc w:val="start"/>
+            </w:pPr>
             <w:r>
+              <w:rPr>
+                <w:rFonts w:ascii="Arial" w:hAnsi="Arial" w:cs="Arial"/>
+                <w:rtl/>
+              </w:rPr>
               <w:t>exit</w:t>
             </w:r>
           </w:p>
         </w:tc>
         <w:tc>
           <w:tcPr>
-            <w:tcW w:type="dxa" w:w="2160"/>
+            <w:tcW w:type="dxa" w:w="2340"/>
           </w:tcPr>
           <w:p>
+            <w:pPr>
+              <w:bidi/>
+              <w:jc w:val="start"/>
+            </w:pPr>
             <w:r>
+              <w:rPr>
+                <w:rFonts w:ascii="Arial" w:hAnsi="Arial" w:cs="Arial"/>
+                <w:rtl/>
+              </w:rPr>
               <w:t>https://saudiexports.sa</w:t>
             </w:r>
           </w:p>
@@ -2223,24 +3837,42 @@
     <w:p>
       <w:pPr>
         <w:pStyle w:val="IntenseQuote"/>
+        <w:bidi/>
+        <w:jc w:val="start"/>
       </w:pPr>
       <w:r>
+        <w:rPr>
+          <w:rFonts w:ascii="Arial" w:hAnsi="Arial" w:cs="Arial"/>
+          <w:rtl/>
+        </w:rPr>
         <w:t>المصدر: Silk L1 requirements reference (official portals / EUR-Lex) | سُحب: 2026-07-16 | ثقة: عالية (80%)</w:t>
       </w:r>
     </w:p>
     <w:p>
       <w:pPr>
         <w:pStyle w:val="ListBullet"/>
+        <w:bidi/>
+        <w:jc w:val="start"/>
       </w:pPr>
       <w:r>
+        <w:rPr>
+          <w:rFonts w:ascii="Arial" w:hAnsi="Arial" w:cs="Arial"/>
+          <w:rtl/>
+        </w:rPr>
         <w:t>غير متوفر: التعريفة الجمركية المطبّقة: WITS غير متاح الآن (تعذّر الاتصال بالمصدر — خطأ تقني مؤقت</w:t>
       </w:r>
     </w:p>
     <w:p>
       <w:pPr>
         <w:pStyle w:val="Heading2"/>
+        <w:bidi/>
+        <w:jc w:val="start"/>
       </w:pPr>
       <w:r>
+        <w:rPr>
+          <w:rFonts w:ascii="Arial" w:hAnsi="Arial" w:cs="Arial"/>
+          <w:rtl/>
+        </w:rPr>
         <w:t>سجل المخاطر</w:t>
       </w:r>
     </w:p>
@@ -2248,7 +3880,9 @@
       <w:tblPr>
         <w:tblStyle w:val="TableGrid"/>
         <w:tblW w:type="auto" w:w="0"/>
+        <w:tblLayout w:type="fixed"/>
         <w:tblLook w:firstColumn="1" w:firstRow="1" w:lastColumn="0" w:lastRow="0" w:noHBand="0" w:noVBand="1" w:val="04A0"/>
+        <w:bidiVisual/>
       </w:tblPr>
       <w:tblGrid>
         <w:gridCol w:w="2880"/>
@@ -2258,14 +3892,20 @@
       <w:tr>
         <w:tc>
           <w:tcPr>
-            <w:tcW w:type="dxa" w:w="2880"/>
+            <w:tcW w:type="dxa" w:w="3120"/>
             <w:shd w:val="clear" w:fill="1B3B6F"/>
           </w:tcPr>
           <w:p>
+            <w:pPr>
+              <w:bidi/>
+              <w:jc w:val="start"/>
+            </w:pPr>
             <w:r>
               <w:rPr>
+                <w:rFonts w:ascii="Arial" w:hAnsi="Arial" w:cs="Arial"/>
                 <w:b/>
                 <w:color w:val="FFFFFF"/>
+                <w:rtl/>
               </w:rPr>
               <w:t>الخطر</w:t>
             </w:r>
@@ -2273,14 +3913,20 @@
         </w:tc>
         <w:tc>
           <w:tcPr>
-            <w:tcW w:type="dxa" w:w="2880"/>
+            <w:tcW w:type="dxa" w:w="3120"/>
             <w:shd w:val="clear" w:fill="1B3B6F"/>
           </w:tcPr>
           <w:p>
+            <w:pPr>
+              <w:bidi/>
+              <w:jc w:val="start"/>
+            </w:pPr>
             <w:r>
               <w:rPr>
+                <w:rFonts w:ascii="Arial" w:hAnsi="Arial" w:cs="Arial"/>
                 <w:b/>
                 <w:color w:val="FFFFFF"/>
+                <w:rtl/>
               </w:rPr>
               <w:t>الشدة</w:t>
             </w:r>
@@ -2288,14 +3934,20 @@
         </w:tc>
         <w:tc>
           <w:tcPr>
-            <w:tcW w:type="dxa" w:w="2880"/>
+            <w:tcW w:type="dxa" w:w="3120"/>
             <w:shd w:val="clear" w:fill="1B3B6F"/>
           </w:tcPr>
           <w:p>
+            <w:pPr>
+              <w:bidi/>
+              <w:jc w:val="start"/>
+            </w:pPr>
             <w:r>
               <w:rPr>
+                <w:rFonts w:ascii="Arial" w:hAnsi="Arial" w:cs="Arial"/>
                 <w:b/>
                 <w:color w:val="FFFFFF"/>
+                <w:rtl/>
               </w:rPr>
               <w:t>الدليل</w:t>
             </w:r>
@@ -2305,30 +3957,54 @@
       <w:tr>
         <w:tc>
           <w:tcPr>
-            <w:tcW w:type="dxa" w:w="2880"/>
+            <w:tcW w:type="dxa" w:w="3120"/>
           </w:tcPr>
           <w:p>
+            <w:pPr>
+              <w:bidi/>
+              <w:jc w:val="start"/>
+            </w:pPr>
             <w:r>
+              <w:rPr>
+                <w:rFonts w:ascii="Arial" w:hAnsi="Arial" w:cs="Arial"/>
+                <w:rtl/>
+              </w:rPr>
               <w:t>تركّز مصادر التوريد</w:t>
             </w:r>
           </w:p>
         </w:tc>
         <w:tc>
           <w:tcPr>
-            <w:tcW w:type="dxa" w:w="2880"/>
+            <w:tcW w:type="dxa" w:w="3120"/>
           </w:tcPr>
           <w:p>
+            <w:pPr>
+              <w:bidi/>
+              <w:jc w:val="start"/>
+            </w:pPr>
             <w:r>
+              <w:rPr>
+                <w:rFonts w:ascii="Arial" w:hAnsi="Arial" w:cs="Arial"/>
+                <w:rtl/>
+              </w:rPr>
               <w:t>متوسطة</w:t>
             </w:r>
           </w:p>
         </w:tc>
         <w:tc>
           <w:tcPr>
-            <w:tcW w:type="dxa" w:w="2880"/>
+            <w:tcW w:type="dxa" w:w="3120"/>
           </w:tcPr>
           <w:p>
+            <w:pPr>
+              <w:bidi/>
+              <w:jc w:val="start"/>
+            </w:pPr>
             <w:r>
+              <w:rPr>
+                <w:rFonts w:ascii="Arial" w:hAnsi="Arial" w:cs="Arial"/>
+                <w:rtl/>
+              </w:rPr>
               <w:t>HHI=0.38 &gt; 0.25 (كومتريد)</w:t>
             </w:r>
           </w:p>
@@ -2337,33 +4013,57 @@
       <w:tr>
         <w:tc>
           <w:tcPr>
-            <w:tcW w:type="dxa" w:w="2880"/>
+            <w:tcW w:type="dxa" w:w="3120"/>
             <w:shd w:val="clear" w:fill="F2F2F2"/>
           </w:tcPr>
           <w:p>
+            <w:pPr>
+              <w:bidi/>
+              <w:jc w:val="start"/>
+            </w:pPr>
             <w:r>
+              <w:rPr>
+                <w:rFonts w:ascii="Arial" w:hAnsi="Arial" w:cs="Arial"/>
+                <w:rtl/>
+              </w:rPr>
               <w:t>تغطية بيانات منخفضة</w:t>
             </w:r>
           </w:p>
         </w:tc>
         <w:tc>
           <w:tcPr>
-            <w:tcW w:type="dxa" w:w="2880"/>
+            <w:tcW w:type="dxa" w:w="3120"/>
             <w:shd w:val="clear" w:fill="F2F2F2"/>
           </w:tcPr>
           <w:p>
+            <w:pPr>
+              <w:bidi/>
+              <w:jc w:val="start"/>
+            </w:pPr>
             <w:r>
+              <w:rPr>
+                <w:rFonts w:ascii="Arial" w:hAnsi="Arial" w:cs="Arial"/>
+                <w:rtl/>
+              </w:rPr>
               <w:t>متوسطة</w:t>
             </w:r>
           </w:p>
         </w:tc>
         <w:tc>
           <w:tcPr>
-            <w:tcW w:type="dxa" w:w="2880"/>
+            <w:tcW w:type="dxa" w:w="3120"/>
             <w:shd w:val="clear" w:fill="F2F2F2"/>
           </w:tcPr>
           <w:p>
+            <w:pPr>
+              <w:bidi/>
+              <w:jc w:val="start"/>
+            </w:pPr>
             <w:r>
+              <w:rPr>
+                <w:rFonts w:ascii="Arial" w:hAnsi="Arial" w:cs="Arial"/>
+                <w:rtl/>
+              </w:rPr>
               <w:t>تغطية الوكلاء 39% &lt; 60% — القرار مشروط باكتمالها</w:t>
             </w:r>
           </w:p>
@@ -2373,144 +4073,286 @@
     <w:p>
       <w:pPr>
         <w:pStyle w:val="Heading1"/>
+        <w:bidi/>
+        <w:jc w:val="start"/>
       </w:pPr>
       <w:r>
+        <w:rPr>
+          <w:rFonts w:ascii="Arial" w:hAnsi="Arial" w:cs="Arial"/>
+          <w:rtl/>
+        </w:rPr>
         <w:t>١٣. الاتجاهات والتوقع المستقبلي</w:t>
       </w:r>
     </w:p>
     <w:p>
+      <w:pPr>
+        <w:bidi/>
+        <w:jc w:val="start"/>
+      </w:pPr>
       <w:r>
+        <w:rPr>
+          <w:rFonts w:ascii="Arial" w:hAnsi="Arial" w:cs="Arial"/>
+          <w:rtl/>
+        </w:rPr>
         <w:t>بيانات الاتجاه غير كافية لهذه السنوات.</w:t>
       </w:r>
     </w:p>
     <w:p>
       <w:pPr>
         <w:pStyle w:val="Heading1"/>
+        <w:bidi/>
+        <w:jc w:val="start"/>
       </w:pPr>
       <w:r>
+        <w:rPr>
+          <w:rFonts w:ascii="Arial" w:hAnsi="Arial" w:cs="Arial"/>
+          <w:rtl/>
+        </w:rPr>
         <w:t>حدود هذا التقرير</w:t>
       </w:r>
     </w:p>
     <w:p>
       <w:pPr>
         <w:pStyle w:val="ListBullet"/>
+        <w:bidi/>
+        <w:jc w:val="start"/>
       </w:pPr>
       <w:r>
+        <w:rPr>
+          <w:rFonts w:ascii="Arial" w:hAnsi="Arial" w:cs="Arial"/>
+          <w:rtl/>
+        </w:rPr>
         <w:t>الصين: دخل الفرد غير متوفر</w:t>
       </w:r>
     </w:p>
     <w:p>
       <w:pPr>
         <w:pStyle w:val="ListBullet"/>
+        <w:bidi/>
+        <w:jc w:val="start"/>
       </w:pPr>
       <w:r>
+        <w:rPr>
+          <w:rFonts w:ascii="Arial" w:hAnsi="Arial" w:cs="Arial"/>
+          <w:rtl/>
+        </w:rPr>
         <w:t>الإمارات: دخل الفرد غير متوفر</w:t>
       </w:r>
     </w:p>
     <w:p>
       <w:pPr>
         <w:pStyle w:val="Heading1"/>
+        <w:bidi/>
+        <w:jc w:val="start"/>
       </w:pPr>
       <w:r>
+        <w:rPr>
+          <w:rFonts w:ascii="Arial" w:hAnsi="Arial" w:cs="Arial"/>
+          <w:rtl/>
+        </w:rPr>
         <w:t>١٤. التوصيات الاستراتيجية</w:t>
       </w:r>
     </w:p>
     <w:p>
       <w:pPr>
         <w:pStyle w:val="Heading2"/>
+        <w:bidi/>
+        <w:jc w:val="start"/>
       </w:pPr>
       <w:r>
+        <w:rPr>
+          <w:rFonts w:ascii="Arial" w:hAnsi="Arial" w:cs="Arial"/>
+          <w:rtl/>
+        </w:rPr>
         <w:t>استراتيجية دخول السوق</w:t>
       </w:r>
     </w:p>
     <w:p>
+      <w:pPr>
+        <w:bidi/>
+        <w:jc w:val="start"/>
+      </w:pPr>
       <w:r>
+        <w:rPr>
+          <w:rFonts w:ascii="Arial" w:hAnsi="Arial" w:cs="Arial"/>
+          <w:rtl/>
+        </w:rPr>
         <w:t>النموذج الموصى به: عبر موزّع/مستورد محلي قائم</w:t>
       </w:r>
     </w:p>
     <w:p>
+      <w:pPr>
+        <w:bidi/>
+        <w:jc w:val="start"/>
+      </w:pPr>
       <w:r>
+        <w:rPr>
+          <w:rFonts w:ascii="Arial" w:hAnsi="Arial" w:cs="Arial"/>
+          <w:rtl/>
+        </w:rPr>
         <w:t>الأساس (من الأقسام أعلاه، لا رقم جديد):</w:t>
       </w:r>
     </w:p>
     <w:p>
       <w:pPr>
         <w:pStyle w:val="ListBullet"/>
+        <w:bidi/>
+        <w:jc w:val="start"/>
       </w:pPr>
       <w:r>
+        <w:rPr>
+          <w:rFonts w:ascii="Arial" w:hAnsi="Arial" w:cs="Arial"/>
+          <w:rtl/>
+        </w:rPr>
         <w:t>مؤشر تركّز الموردين HHI=0.38 (سوق مركّز)</w:t>
       </w:r>
     </w:p>
     <w:p>
       <w:pPr>
         <w:pStyle w:val="ListBullet"/>
+        <w:bidi/>
+        <w:jc w:val="start"/>
       </w:pPr>
       <w:r>
+        <w:rPr>
+          <w:rFonts w:ascii="Arial" w:hAnsi="Arial" w:cs="Arial"/>
+          <w:rtl/>
+        </w:rPr>
         <w:t>أكبر حصة مورّد واحد 50.0%</w:t>
       </w:r>
     </w:p>
     <w:p>
+      <w:pPr>
+        <w:bidi/>
+        <w:jc w:val="start"/>
+      </w:pPr>
       <w:r>
+        <w:rPr>
+          <w:rFonts w:ascii="Arial" w:hAnsi="Arial" w:cs="Arial"/>
+          <w:rtl/>
+        </w:rPr>
         <w:t>التوصية: دخول مشروط — سوق الصين (ثقة منخفضة (31%))</w:t>
       </w:r>
     </w:p>
     <w:p>
+      <w:pPr>
+        <w:bidi/>
+        <w:jc w:val="start"/>
+      </w:pPr>
       <w:r>
+        <w:rPr>
+          <w:rFonts w:ascii="Arial" w:hAnsi="Arial" w:cs="Arial"/>
+          <w:rtl/>
+        </w:rPr>
         <w:t>أضف بطاقة منتجك (product_card) للحصول على موقعك التنافسي</w:t>
       </w:r>
     </w:p>
     <w:p>
       <w:pPr>
         <w:pStyle w:val="Heading1"/>
+        <w:bidi/>
+        <w:jc w:val="start"/>
       </w:pPr>
       <w:r>
+        <w:rPr>
+          <w:rFonts w:ascii="Arial" w:hAnsi="Arial" w:cs="Arial"/>
+          <w:rtl/>
+        </w:rPr>
         <w:t>دليل المورّدين والمستوردين</w:t>
       </w:r>
     </w:p>
     <w:p>
       <w:pPr>
         <w:pStyle w:val="Heading2"/>
+        <w:bidi/>
+        <w:jc w:val="start"/>
       </w:pPr>
       <w:r>
+        <w:rPr>
+          <w:rFonts w:ascii="Arial" w:hAnsi="Arial" w:cs="Arial"/>
+          <w:rtl/>
+        </w:rPr>
         <w:t>دليل المورّدين والمصنّعين</w:t>
       </w:r>
     </w:p>
     <w:p>
+      <w:pPr>
+        <w:bidi/>
+        <w:jc w:val="start"/>
+      </w:pPr>
       <w:r>
+        <w:rPr>
+          <w:rFonts w:ascii="Arial" w:hAnsi="Arial" w:cs="Arial"/>
+          <w:rtl/>
+        </w:rPr>
         <w:t>مورّدون ومصنّعون سعوديون:</w:t>
       </w:r>
     </w:p>
     <w:p>
       <w:pPr>
         <w:pStyle w:val="ListBullet"/>
+        <w:bidi/>
+        <w:jc w:val="start"/>
       </w:pPr>
       <w:r>
+        <w:rPr>
+          <w:rFonts w:ascii="Arial" w:hAnsi="Arial" w:cs="Arial"/>
+          <w:rtl/>
+        </w:rPr>
         <w:t>—</w:t>
       </w:r>
     </w:p>
     <w:p>
+      <w:pPr>
+        <w:bidi/>
+        <w:jc w:val="start"/>
+      </w:pPr>
       <w:r>
+        <w:rPr>
+          <w:rFonts w:ascii="Arial" w:hAnsi="Arial" w:cs="Arial"/>
+          <w:rtl/>
+        </w:rPr>
         <w:t>موزّعون ومستوردون في السوق المستهدف:</w:t>
       </w:r>
     </w:p>
     <w:p>
       <w:pPr>
         <w:pStyle w:val="ListBullet"/>
+        <w:bidi/>
+        <w:jc w:val="start"/>
       </w:pPr>
       <w:r>
+        <w:rPr>
+          <w:rFonts w:ascii="Arial" w:hAnsi="Arial" w:cs="Arial"/>
+          <w:rtl/>
+        </w:rPr>
         <w:t>—</w:t>
       </w:r>
     </w:p>
     <w:p>
+      <w:pPr>
+        <w:bidi/>
+        <w:jc w:val="start"/>
+      </w:pPr>
       <w:r>
+        <w:rPr>
+          <w:rFonts w:ascii="Arial" w:hAnsi="Arial" w:cs="Arial"/>
+          <w:rtl/>
+        </w:rPr>
         <w:t>مرشّحون غير موثَّقين (○ غير متحقق) — أكّدهم قبل التعاقد؛ الترقية الموثّقة عبر خدمة التعميق المدفوعة</w:t>
       </w:r>
     </w:p>
     <w:p>
       <w:pPr>
         <w:pStyle w:val="Heading1"/>
+        <w:bidi/>
+        <w:jc w:val="start"/>
       </w:pPr>
       <w:r>
+        <w:rPr>
+          <w:rFonts w:ascii="Arial" w:hAnsi="Arial" w:cs="Arial"/>
+          <w:rtl/>
+        </w:rPr>
         <w:t>الملحق: تغطية المصادر وأثرها</w:t>
       </w:r>
     </w:p>
@@ -2518,7 +4360,9 @@
       <w:tblPr>
         <w:tblStyle w:val="TableGrid"/>
         <w:tblW w:type="auto" w:w="0"/>
+        <w:tblLayout w:type="fixed"/>
         <w:tblLook w:firstColumn="1" w:firstRow="1" w:lastColumn="0" w:lastRow="0" w:noHBand="0" w:noVBand="1" w:val="04A0"/>
+        <w:bidiVisual/>
       </w:tblPr>
       <w:tblGrid>
         <w:gridCol w:w="2880"/>
@@ -2528,14 +4372,20 @@
       <w:tr>
         <w:tc>
           <w:tcPr>
-            <w:tcW w:type="dxa" w:w="2880"/>
+            <w:tcW w:type="dxa" w:w="3120"/>
             <w:shd w:val="clear" w:fill="1B3B6F"/>
           </w:tcPr>
           <w:p>
+            <w:pPr>
+              <w:bidi/>
+              <w:jc w:val="start"/>
+            </w:pPr>
             <w:r>
               <w:rPr>
+                <w:rFonts w:ascii="Arial" w:hAnsi="Arial" w:cs="Arial"/>
                 <w:b/>
                 <w:color w:val="FFFFFF"/>
+                <w:rtl/>
               </w:rPr>
               <w:t>القسم</w:t>
             </w:r>
@@ -2543,14 +4393,20 @@
         </w:tc>
         <w:tc>
           <w:tcPr>
-            <w:tcW w:type="dxa" w:w="2880"/>
+            <w:tcW w:type="dxa" w:w="3120"/>
             <w:shd w:val="clear" w:fill="1B3B6F"/>
           </w:tcPr>
           <w:p>
+            <w:pPr>
+              <w:bidi/>
+              <w:jc w:val="start"/>
+            </w:pPr>
             <w:r>
               <w:rPr>
+                <w:rFonts w:ascii="Arial" w:hAnsi="Arial" w:cs="Arial"/>
                 <w:b/>
                 <w:color w:val="FFFFFF"/>
+                <w:rtl/>
               </w:rPr>
               <w:t>المُسهم/المُحاوَل</w:t>
             </w:r>
@@ -2558,14 +4414,20 @@
         </w:tc>
         <w:tc>
           <w:tcPr>
-            <w:tcW w:type="dxa" w:w="2880"/>
+            <w:tcW w:type="dxa" w:w="3120"/>
             <w:shd w:val="clear" w:fill="1B3B6F"/>
           </w:tcPr>
           <w:p>
+            <w:pPr>
+              <w:bidi/>
+              <w:jc w:val="start"/>
+            </w:pPr>
             <w:r>
               <w:rPr>
+                <w:rFonts w:ascii="Arial" w:hAnsi="Arial" w:cs="Arial"/>
                 <w:b/>
                 <w:color w:val="FFFFFF"/>
+                <w:rtl/>
               </w:rPr>
               <w:t>الدرجة</w:t>
             </w:r>
@@ -2575,30 +4437,54 @@
       <w:tr>
         <w:tc>
           <w:tcPr>
-            <w:tcW w:type="dxa" w:w="2880"/>
+            <w:tcW w:type="dxa" w:w="3120"/>
           </w:tcPr>
           <w:p>
+            <w:pPr>
+              <w:bidi/>
+              <w:jc w:val="start"/>
+            </w:pPr>
             <w:r>
+              <w:rPr>
+                <w:rFonts w:ascii="Arial" w:hAnsi="Arial" w:cs="Arial"/>
+                <w:rtl/>
+              </w:rPr>
               <w:t>حجم السوق والمنافسة</w:t>
             </w:r>
           </w:p>
         </w:tc>
         <w:tc>
           <w:tcPr>
-            <w:tcW w:type="dxa" w:w="2880"/>
+            <w:tcW w:type="dxa" w:w="3120"/>
           </w:tcPr>
           <w:p>
+            <w:pPr>
+              <w:bidi/>
+              <w:jc w:val="start"/>
+            </w:pPr>
             <w:r>
+              <w:rPr>
+                <w:rFonts w:ascii="Arial" w:hAnsi="Arial" w:cs="Arial"/>
+                <w:rtl/>
+              </w:rPr>
               <w:t>3/3</w:t>
             </w:r>
           </w:p>
         </w:tc>
         <w:tc>
           <w:tcPr>
-            <w:tcW w:type="dxa" w:w="2880"/>
+            <w:tcW w:type="dxa" w:w="3120"/>
           </w:tcPr>
           <w:p>
+            <w:pPr>
+              <w:bidi/>
+              <w:jc w:val="start"/>
+            </w:pPr>
             <w:r>
+              <w:rPr>
+                <w:rFonts w:ascii="Arial" w:hAnsi="Arial" w:cs="Arial"/>
+                <w:rtl/>
+              </w:rPr>
               <w:t>1.0</w:t>
             </w:r>
           </w:p>
@@ -2607,33 +4493,57 @@
       <w:tr>
         <w:tc>
           <w:tcPr>
-            <w:tcW w:type="dxa" w:w="2880"/>
+            <w:tcW w:type="dxa" w:w="3120"/>
             <w:shd w:val="clear" w:fill="F2F2F2"/>
           </w:tcPr>
           <w:p>
+            <w:pPr>
+              <w:bidi/>
+              <w:jc w:val="start"/>
+            </w:pPr>
             <w:r>
+              <w:rPr>
+                <w:rFonts w:ascii="Arial" w:hAnsi="Arial" w:cs="Arial"/>
+                <w:rtl/>
+              </w:rPr>
               <w:t>الاشتراطات والتعريفة</w:t>
             </w:r>
           </w:p>
         </w:tc>
         <w:tc>
           <w:tcPr>
-            <w:tcW w:type="dxa" w:w="2880"/>
+            <w:tcW w:type="dxa" w:w="3120"/>
             <w:shd w:val="clear" w:fill="F2F2F2"/>
           </w:tcPr>
           <w:p>
+            <w:pPr>
+              <w:bidi/>
+              <w:jc w:val="start"/>
+            </w:pPr>
             <w:r>
+              <w:rPr>
+                <w:rFonts w:ascii="Arial" w:hAnsi="Arial" w:cs="Arial"/>
+                <w:rtl/>
+              </w:rPr>
               <w:t>3/4</w:t>
             </w:r>
           </w:p>
         </w:tc>
         <w:tc>
           <w:tcPr>
-            <w:tcW w:type="dxa" w:w="2880"/>
+            <w:tcW w:type="dxa" w:w="3120"/>
             <w:shd w:val="clear" w:fill="F2F2F2"/>
           </w:tcPr>
           <w:p>
+            <w:pPr>
+              <w:bidi/>
+              <w:jc w:val="start"/>
+            </w:pPr>
             <w:r>
+              <w:rPr>
+                <w:rFonts w:ascii="Arial" w:hAnsi="Arial" w:cs="Arial"/>
+                <w:rtl/>
+              </w:rPr>
               <w:t>0.75</w:t>
             </w:r>
           </w:p>
@@ -2642,30 +4552,54 @@
       <w:tr>
         <w:tc>
           <w:tcPr>
-            <w:tcW w:type="dxa" w:w="2880"/>
+            <w:tcW w:type="dxa" w:w="3120"/>
           </w:tcPr>
           <w:p>
+            <w:pPr>
+              <w:bidi/>
+              <w:jc w:val="start"/>
+            </w:pPr>
             <w:r>
+              <w:rPr>
+                <w:rFonts w:ascii="Arial" w:hAnsi="Arial" w:cs="Arial"/>
+                <w:rtl/>
+              </w:rPr>
               <w:t>المنافسون بالاسم</w:t>
             </w:r>
           </w:p>
         </w:tc>
         <w:tc>
           <w:tcPr>
-            <w:tcW w:type="dxa" w:w="2880"/>
+            <w:tcW w:type="dxa" w:w="3120"/>
           </w:tcPr>
           <w:p>
+            <w:pPr>
+              <w:bidi/>
+              <w:jc w:val="start"/>
+            </w:pPr>
             <w:r>
+              <w:rPr>
+                <w:rFonts w:ascii="Arial" w:hAnsi="Arial" w:cs="Arial"/>
+                <w:rtl/>
+              </w:rPr>
               <w:t>0/0</w:t>
             </w:r>
           </w:p>
         </w:tc>
         <w:tc>
           <w:tcPr>
-            <w:tcW w:type="dxa" w:w="2880"/>
+            <w:tcW w:type="dxa" w:w="3120"/>
           </w:tcPr>
           <w:p>
+            <w:pPr>
+              <w:bidi/>
+              <w:jc w:val="start"/>
+            </w:pPr>
             <w:r>
+              <w:rPr>
+                <w:rFonts w:ascii="Arial" w:hAnsi="Arial" w:cs="Arial"/>
+                <w:rtl/>
+              </w:rPr>
               <w:t>0.0</w:t>
             </w:r>
           </w:p>
@@ -2674,33 +4608,57 @@
       <w:tr>
         <w:tc>
           <w:tcPr>
-            <w:tcW w:type="dxa" w:w="2880"/>
+            <w:tcW w:type="dxa" w:w="3120"/>
             <w:shd w:val="clear" w:fill="F2F2F2"/>
           </w:tcPr>
           <w:p>
+            <w:pPr>
+              <w:bidi/>
+              <w:jc w:val="start"/>
+            </w:pPr>
             <w:r>
+              <w:rPr>
+                <w:rFonts w:ascii="Arial" w:hAnsi="Arial" w:cs="Arial"/>
+                <w:rtl/>
+              </w:rPr>
               <w:t>الأسعار</w:t>
             </w:r>
           </w:p>
         </w:tc>
         <w:tc>
           <w:tcPr>
-            <w:tcW w:type="dxa" w:w="2880"/>
+            <w:tcW w:type="dxa" w:w="3120"/>
             <w:shd w:val="clear" w:fill="F2F2F2"/>
           </w:tcPr>
           <w:p>
+            <w:pPr>
+              <w:bidi/>
+              <w:jc w:val="start"/>
+            </w:pPr>
             <w:r>
+              <w:rPr>
+                <w:rFonts w:ascii="Arial" w:hAnsi="Arial" w:cs="Arial"/>
+                <w:rtl/>
+              </w:rPr>
               <w:t>2/2</w:t>
             </w:r>
           </w:p>
         </w:tc>
         <w:tc>
           <w:tcPr>
-            <w:tcW w:type="dxa" w:w="2880"/>
+            <w:tcW w:type="dxa" w:w="3120"/>
             <w:shd w:val="clear" w:fill="F2F2F2"/>
           </w:tcPr>
           <w:p>
+            <w:pPr>
+              <w:bidi/>
+              <w:jc w:val="start"/>
+            </w:pPr>
             <w:r>
+              <w:rPr>
+                <w:rFonts w:ascii="Arial" w:hAnsi="Arial" w:cs="Arial"/>
+                <w:rtl/>
+              </w:rPr>
               <w:t>1.0</w:t>
             </w:r>
           </w:p>
@@ -2709,30 +4667,54 @@
       <w:tr>
         <w:tc>
           <w:tcPr>
-            <w:tcW w:type="dxa" w:w="2880"/>
+            <w:tcW w:type="dxa" w:w="3120"/>
           </w:tcPr>
           <w:p>
+            <w:pPr>
+              <w:bidi/>
+              <w:jc w:val="start"/>
+            </w:pPr>
             <w:r>
+              <w:rPr>
+                <w:rFonts w:ascii="Arial" w:hAnsi="Arial" w:cs="Arial"/>
+                <w:rtl/>
+              </w:rPr>
               <w:t>الطلب والقدرة</w:t>
             </w:r>
           </w:p>
         </w:tc>
         <w:tc>
           <w:tcPr>
-            <w:tcW w:type="dxa" w:w="2880"/>
+            <w:tcW w:type="dxa" w:w="3120"/>
           </w:tcPr>
           <w:p>
+            <w:pPr>
+              <w:bidi/>
+              <w:jc w:val="start"/>
+            </w:pPr>
             <w:r>
+              <w:rPr>
+                <w:rFonts w:ascii="Arial" w:hAnsi="Arial" w:cs="Arial"/>
+                <w:rtl/>
+              </w:rPr>
               <w:t>0/1</w:t>
             </w:r>
           </w:p>
         </w:tc>
         <w:tc>
           <w:tcPr>
-            <w:tcW w:type="dxa" w:w="2880"/>
+            <w:tcW w:type="dxa" w:w="3120"/>
           </w:tcPr>
           <w:p>
+            <w:pPr>
+              <w:bidi/>
+              <w:jc w:val="start"/>
+            </w:pPr>
             <w:r>
+              <w:rPr>
+                <w:rFonts w:ascii="Arial" w:hAnsi="Arial" w:cs="Arial"/>
+                <w:rtl/>
+              </w:rPr>
               <w:t>0.0</w:t>
             </w:r>
           </w:p>
@@ -2741,33 +4723,57 @@
       <w:tr>
         <w:tc>
           <w:tcPr>
-            <w:tcW w:type="dxa" w:w="2880"/>
+            <w:tcW w:type="dxa" w:w="3120"/>
             <w:shd w:val="clear" w:fill="F2F2F2"/>
           </w:tcPr>
           <w:p>
+            <w:pPr>
+              <w:bidi/>
+              <w:jc w:val="start"/>
+            </w:pPr>
             <w:r>
+              <w:rPr>
+                <w:rFonts w:ascii="Arial" w:hAnsi="Arial" w:cs="Arial"/>
+                <w:rtl/>
+              </w:rPr>
               <w:t>المخاطر</w:t>
             </w:r>
           </w:p>
         </w:tc>
         <w:tc>
           <w:tcPr>
-            <w:tcW w:type="dxa" w:w="2880"/>
+            <w:tcW w:type="dxa" w:w="3120"/>
             <w:shd w:val="clear" w:fill="F2F2F2"/>
           </w:tcPr>
           <w:p>
+            <w:pPr>
+              <w:bidi/>
+              <w:jc w:val="start"/>
+            </w:pPr>
             <w:r>
+              <w:rPr>
+                <w:rFonts w:ascii="Arial" w:hAnsi="Arial" w:cs="Arial"/>
+                <w:rtl/>
+              </w:rPr>
               <w:t>0/4</w:t>
             </w:r>
           </w:p>
         </w:tc>
         <w:tc>
           <w:tcPr>
-            <w:tcW w:type="dxa" w:w="2880"/>
+            <w:tcW w:type="dxa" w:w="3120"/>
             <w:shd w:val="clear" w:fill="F2F2F2"/>
           </w:tcPr>
           <w:p>
+            <w:pPr>
+              <w:bidi/>
+              <w:jc w:val="start"/>
+            </w:pPr>
             <w:r>
+              <w:rPr>
+                <w:rFonts w:ascii="Arial" w:hAnsi="Arial" w:cs="Arial"/>
+                <w:rtl/>
+              </w:rPr>
               <w:t>0.0</w:t>
             </w:r>
           </w:p>
@@ -2776,30 +4782,54 @@
       <w:tr>
         <w:tc>
           <w:tcPr>
-            <w:tcW w:type="dxa" w:w="2880"/>
+            <w:tcW w:type="dxa" w:w="3120"/>
           </w:tcPr>
           <w:p>
+            <w:pPr>
+              <w:bidi/>
+              <w:jc w:val="start"/>
+            </w:pPr>
             <w:r>
+              <w:rPr>
+                <w:rFonts w:ascii="Arial" w:hAnsi="Arial" w:cs="Arial"/>
+                <w:rtl/>
+              </w:rPr>
               <w:t>الاتجاه</w:t>
             </w:r>
           </w:p>
         </w:tc>
         <w:tc>
           <w:tcPr>
-            <w:tcW w:type="dxa" w:w="2880"/>
+            <w:tcW w:type="dxa" w:w="3120"/>
           </w:tcPr>
           <w:p>
+            <w:pPr>
+              <w:bidi/>
+              <w:jc w:val="start"/>
+            </w:pPr>
             <w:r>
+              <w:rPr>
+                <w:rFonts w:ascii="Arial" w:hAnsi="Arial" w:cs="Arial"/>
+                <w:rtl/>
+              </w:rPr>
               <w:t>0/5</w:t>
             </w:r>
           </w:p>
         </w:tc>
         <w:tc>
           <w:tcPr>
-            <w:tcW w:type="dxa" w:w="2880"/>
+            <w:tcW w:type="dxa" w:w="3120"/>
           </w:tcPr>
           <w:p>
+            <w:pPr>
+              <w:bidi/>
+              <w:jc w:val="start"/>
+            </w:pPr>
             <w:r>
+              <w:rPr>
+                <w:rFonts w:ascii="Arial" w:hAnsi="Arial" w:cs="Arial"/>
+                <w:rtl/>
+              </w:rPr>
               <w:t>0.0</w:t>
             </w:r>
           </w:p>
@@ -2809,93 +4839,201 @@
     <w:p>
       <w:pPr>
         <w:pStyle w:val="Heading2"/>
+        <w:bidi/>
+        <w:jc w:val="start"/>
       </w:pPr>
       <w:r>
+        <w:rPr>
+          <w:rFonts w:ascii="Arial" w:hAnsi="Arial" w:cs="Arial"/>
+          <w:rtl/>
+        </w:rPr>
         <w:t>أقسام دون عتبة الكفاية</w:t>
       </w:r>
     </w:p>
     <w:p>
+      <w:pPr>
+        <w:bidi/>
+        <w:jc w:val="start"/>
+      </w:pPr>
       <w:r>
+        <w:rPr>
+          <w:rFonts w:ascii="Arial" w:hAnsi="Arial" w:cs="Arial"/>
+          <w:rtl/>
+        </w:rPr>
         <w:t>بيانات غير كافية لقسم «المنافسون بالاسم» (0/2 حقائق سوقية) — المصادر المُحاوَلة: لا مصادر مُحاوَلة</w:t>
       </w:r>
     </w:p>
     <w:p>
+      <w:pPr>
+        <w:bidi/>
+        <w:jc w:val="start"/>
+      </w:pPr>
       <w:r>
+        <w:rPr>
+          <w:rFonts w:ascii="Arial" w:hAnsi="Arial" w:cs="Arial"/>
+          <w:rtl/>
+        </w:rPr>
         <w:t>بيانات غير كافية لقسم «الطلب والقدرة» (0/1 حقائق سوقية) — المصادر المُحاوَلة: World Bank</w:t>
       </w:r>
     </w:p>
     <w:p>
+      <w:pPr>
+        <w:bidi/>
+        <w:jc w:val="start"/>
+      </w:pPr>
       <w:r>
+        <w:rPr>
+          <w:rFonts w:ascii="Arial" w:hAnsi="Arial" w:cs="Arial"/>
+          <w:rtl/>
+        </w:rPr>
         <w:t>بيانات غير كافية لقسم «المخاطر» (0/2 حقائق سوقية) — المصادر المُحاوَلة: World Bank</w:t>
       </w:r>
     </w:p>
     <w:p>
+      <w:pPr>
+        <w:bidi/>
+        <w:jc w:val="start"/>
+      </w:pPr>
       <w:r>
+        <w:rPr>
+          <w:rFonts w:ascii="Arial" w:hAnsi="Arial" w:cs="Arial"/>
+          <w:rtl/>
+        </w:rPr>
         <w:t>بيانات غير كافية لقسم «الاتجاه» (0/2 حقائق سوقية) — المصادر المُحاوَلة: UN Comtrade</w:t>
       </w:r>
     </w:p>
     <w:p>
       <w:pPr>
         <w:pStyle w:val="Heading2"/>
+        <w:bidi/>
+        <w:jc w:val="start"/>
       </w:pPr>
       <w:r>
+        <w:rPr>
+          <w:rFonts w:ascii="Arial" w:hAnsi="Arial" w:cs="Arial"/>
+          <w:rtl/>
+        </w:rPr>
         <w:t>أثر المصادر (المحاولات والإسهام)</w:t>
       </w:r>
     </w:p>
     <w:p>
+      <w:pPr>
+        <w:bidi/>
+        <w:jc w:val="start"/>
+      </w:pPr>
       <w:r>
+        <w:rPr>
+          <w:rFonts w:ascii="Arial" w:hAnsi="Arial" w:cs="Arial"/>
+          <w:rtl/>
+        </w:rPr>
         <w:t>UN Comtrade: أسهم 18 من 18 محاولة</w:t>
       </w:r>
     </w:p>
     <w:p>
+      <w:pPr>
+        <w:bidi/>
+        <w:jc w:val="start"/>
+      </w:pPr>
       <w:r>
+        <w:rPr>
+          <w:rFonts w:ascii="Arial" w:hAnsi="Arial" w:cs="Arial"/>
+          <w:rtl/>
+        </w:rPr>
         <w:t>Silk L1 requirements reference (official portals / EUR-Lex): أسهم 16 من 17 محاولة</w:t>
       </w:r>
     </w:p>
     <w:p>
       <w:pPr>
         <w:pStyle w:val="IntenseQuote"/>
+        <w:bidi/>
+        <w:jc w:val="start"/>
       </w:pPr>
       <w:r>
+        <w:rPr>
+          <w:rFonts w:ascii="Arial" w:hAnsi="Arial" w:cs="Arial"/>
+          <w:rtl/>
+        </w:rPr>
         <w:t xml:space="preserve">    فشل مُسجَّل: سوق CHN (موثّق جزئياً) غير مغطى بالمرجع الثابت بعد — تحقق محلياً (verify locally)</w:t>
       </w:r>
     </w:p>
     <w:p>
+      <w:pPr>
+        <w:bidi/>
+        <w:jc w:val="start"/>
+      </w:pPr>
       <w:r>
+        <w:rPr>
+          <w:rFonts w:ascii="Arial" w:hAnsi="Arial" w:cs="Arial"/>
+          <w:rtl/>
+        </w:rPr>
         <w:t>UN Comtrade (مخزن الحقائق): أسهم 14 من 14 محاولة</w:t>
       </w:r>
     </w:p>
     <w:p>
+      <w:pPr>
+        <w:bidi/>
+        <w:jc w:val="start"/>
+      </w:pPr>
       <w:r>
+        <w:rPr>
+          <w:rFonts w:ascii="Arial" w:hAnsi="Arial" w:cs="Arial"/>
+          <w:rtl/>
+        </w:rPr>
         <w:t>Pew Research Center (لقطة ساكنة مقرّبة): أسهم 4 من 4 محاولة</w:t>
       </w:r>
     </w:p>
     <w:p>
+      <w:pPr>
+        <w:bidi/>
+        <w:jc w:val="start"/>
+      </w:pPr>
       <w:r>
+        <w:rPr>
+          <w:rFonts w:ascii="Arial" w:hAnsi="Arial" w:cs="Arial"/>
+          <w:rtl/>
+        </w:rPr>
         <w:t>World Bank: أسهم 0 من 10 محاولة</w:t>
       </w:r>
     </w:p>
     <w:p>
       <w:pPr>
         <w:pStyle w:val="IntenseQuote"/>
+        <w:bidi/>
+        <w:jc w:val="start"/>
       </w:pPr>
       <w:r>
+        <w:rPr>
+          <w:rFonts w:ascii="Arial" w:hAnsi="Arial" w:cs="Arial"/>
+          <w:rtl/>
+        </w:rPr>
         <w:t xml:space="preserve">    فشل مُسجَّل: no income data for CHN 2023</w:t>
       </w:r>
     </w:p>
     <w:p>
       <w:pPr>
         <w:pStyle w:val="IntenseQuote"/>
+        <w:bidi/>
+        <w:jc w:val="start"/>
       </w:pPr>
       <w:r>
+        <w:rPr>
+          <w:rFonts w:ascii="Arial" w:hAnsi="Arial" w:cs="Arial"/>
+          <w:rtl/>
+        </w:rPr>
         <w:t xml:space="preserve">    فشل مُسجَّل: الاستقرار السياسي (WGI) — الاستقرار السياسي (CHN): تعذّر الجلب — أعد المحاولة</w:t>
       </w:r>
     </w:p>
     <w:p>
       <w:pPr>
         <w:pStyle w:val="IntenseQuote"/>
+        <w:bidi/>
+        <w:jc w:val="start"/>
       </w:pPr>
       <w:r>
+        <w:rPr>
+          <w:rFonts w:ascii="Arial" w:hAnsi="Arial" w:cs="Arial"/>
+          <w:rtl/>
+        </w:rPr>
         <w:t xml:space="preserve">    فشل مُسجَّل: جودة التنظيم (WGI) — الجودة التنظيمية (CHN): تعذّر الجلب — أعد المحاولة</w:t>
       </w:r>
     </w:p>
@@ -2906,6 +5044,7 @@
       <w:pgMar w:top="1440" w:right="1800" w:bottom="1440" w:left="1800" w:header="720" w:footer="720" w:gutter="0"/>
       <w:cols w:space="720"/>
       <w:docGrid w:linePitch="360"/>
+      <w:bidi/>
     </w:sectPr>
   </w:body>
 </w:document>
@@ -2916,11 +5055,21 @@
   <w:p>
     <w:pPr>
       <w:pStyle w:val="Footer"/>
+      <w:bidi/>
+      <w:jc w:val="start"/>
     </w:pPr>
     <w:r>
+      <w:rPr>
+        <w:rFonts w:ascii="Arial" w:hAnsi="Arial" w:cs="Arial"/>
+        <w:rtl/>
+      </w:rPr>
       <w:t xml:space="preserve">سِلك لذكاء الأسواق — منصة تحليل أسواق التصدير السعودية — صفحة </w:t>
     </w:r>
     <w:r>
+      <w:rPr>
+        <w:rFonts w:ascii="Arial" w:hAnsi="Arial" w:cs="Arial"/>
+        <w:rtl/>
+      </w:rPr>
       <w:fldChar w:fldCharType="begin"/>
       <w:instrText xml:space="preserve">PAGE</w:instrText>
       <w:fldChar w:fldCharType="end"/>
@@ -2934,8 +5083,14 @@
   <w:p>
     <w:pPr>
       <w:pStyle w:val="Header"/>
+      <w:bidi/>
+      <w:jc w:val="start"/>
     </w:pPr>
     <w:r>
+      <w:rPr>
+        <w:rFonts w:ascii="Arial" w:hAnsi="Arial" w:cs="Arial"/>
+        <w:rtl/>
+      </w:rPr>
       <w:t>سِلك — تقرير بحث سوق: تمور</w:t>
     </w:r>
   </w:p>
@@ -3305,6 +5460,14 @@
     <w:name w:val="Normal"/>
     <w:qFormat/>
     <w:rsid w:val="00FC693F"/>
+    <w:pPr>
+      <w:bidi/>
+      <w:jc w:val="start"/>
+    </w:pPr>
+    <w:rPr>
+      <w:rFonts w:ascii="Arial" w:hAnsi="Arial" w:cs="Arial"/>
+      <w:rtl/>
+    </w:rPr>
   </w:style>
   <w:style w:type="paragraph" w:styleId="Header">
     <w:name w:val="header"/>
@@ -3319,7 +5482,13 @@
         <w:tab w:val="right" w:pos="9360"/>
       </w:tabs>
       <w:spacing w:after="0" w:line="240" w:lineRule="auto"/>
+      <w:bidi/>
+      <w:jc w:val="start"/>
     </w:pPr>
+    <w:rPr>
+      <w:rFonts w:ascii="Arial" w:hAnsi="Arial" w:cs="Arial"/>
+      <w:rtl/>
+    </w:rPr>
   </w:style>
   <w:style w:type="character" w:customStyle="1" w:styleId="HeaderChar">
     <w:name w:val="Header Char"/>
@@ -3341,7 +5510,13 @@
         <w:tab w:val="right" w:pos="9360"/>
       </w:tabs>
       <w:spacing w:after="0" w:line="240" w:lineRule="auto"/>
+      <w:bidi/>
+      <w:jc w:val="start"/>
     </w:pPr>
+    <w:rPr>
+      <w:rFonts w:ascii="Arial" w:hAnsi="Arial" w:cs="Arial"/>
+      <w:rtl/>
+    </w:rPr>
   </w:style>
   <w:style w:type="character" w:customStyle="1" w:styleId="FooterChar">
     <w:name w:val="Footer Char"/>
@@ -3363,14 +5538,17 @@
       <w:keepLines/>
       <w:spacing w:before="480" w:after="0"/>
       <w:outlineLvl w:val="0"/>
+      <w:bidi/>
+      <w:jc w:val="start"/>
     </w:pPr>
     <w:rPr>
-      <w:rFonts w:asciiTheme="majorHAnsi" w:eastAsiaTheme="majorEastAsia" w:hAnsiTheme="majorHAnsi" w:cstheme="majorBidi"/>
+      <w:rFonts w:asciiTheme="majorHAnsi" w:eastAsiaTheme="majorEastAsia" w:hAnsiTheme="majorHAnsi" w:cstheme="majorBidi" w:ascii="Arial" w:hAnsi="Arial" w:cs="Arial"/>
       <w:b/>
       <w:bCs/>
       <w:color w:val="365F91" w:themeColor="accent1" w:themeShade="BF"/>
       <w:sz w:val="28"/>
       <w:szCs w:val="28"/>
+      <w:rtl/>
     </w:rPr>
   </w:style>
   <w:style w:type="paragraph" w:styleId="Heading2">
@@ -3387,14 +5565,17 @@
       <w:keepLines/>
       <w:spacing w:before="200" w:after="0"/>
       <w:outlineLvl w:val="1"/>
+      <w:bidi/>
+      <w:jc w:val="start"/>
     </w:pPr>
     <w:rPr>
-      <w:rFonts w:asciiTheme="majorHAnsi" w:eastAsiaTheme="majorEastAsia" w:hAnsiTheme="majorHAnsi" w:cstheme="majorBidi"/>
+      <w:rFonts w:asciiTheme="majorHAnsi" w:eastAsiaTheme="majorEastAsia" w:hAnsiTheme="majorHAnsi" w:cstheme="majorBidi" w:ascii="Arial" w:hAnsi="Arial" w:cs="Arial"/>
       <w:b/>
       <w:bCs/>
       <w:color w:val="4F81BD" w:themeColor="accent1"/>
       <w:sz w:val="26"/>
       <w:szCs w:val="26"/>
+      <w:rtl/>
     </w:rPr>
   </w:style>
   <w:style w:type="paragraph" w:styleId="Heading3">
@@ -3411,12 +5592,15 @@
       <w:keepLines/>
       <w:spacing w:before="200" w:after="0"/>
       <w:outlineLvl w:val="2"/>
+      <w:bidi/>
+      <w:jc w:val="start"/>
     </w:pPr>
     <w:rPr>
-      <w:rFonts w:asciiTheme="majorHAnsi" w:eastAsiaTheme="majorEastAsia" w:hAnsiTheme="majorHAnsi" w:cstheme="majorBidi"/>
+      <w:rFonts w:asciiTheme="majorHAnsi" w:eastAsiaTheme="majorEastAsia" w:hAnsiTheme="majorHAnsi" w:cstheme="majorBidi" w:ascii="Arial" w:hAnsi="Arial" w:cs="Arial"/>
       <w:b/>
       <w:bCs/>
       <w:color w:val="4F81BD" w:themeColor="accent1"/>
+      <w:rtl/>
     </w:rPr>
   </w:style>
   <w:style w:type="paragraph" w:styleId="Heading4">
@@ -3434,14 +5618,17 @@
       <w:keepLines/>
       <w:spacing w:before="200" w:after="0"/>
       <w:outlineLvl w:val="3"/>
+      <w:bidi/>
+      <w:jc w:val="start"/>
     </w:pPr>
     <w:rPr>
-      <w:rFonts w:asciiTheme="majorHAnsi" w:eastAsiaTheme="majorEastAsia" w:hAnsiTheme="majorHAnsi" w:cstheme="majorBidi"/>
+      <w:rFonts w:asciiTheme="majorHAnsi" w:eastAsiaTheme="majorEastAsia" w:hAnsiTheme="majorHAnsi" w:cstheme="majorBidi" w:ascii="Arial" w:hAnsi="Arial" w:cs="Arial"/>
       <w:b/>
       <w:bCs/>
       <w:i/>
       <w:iCs/>
       <w:color w:val="4F81BD" w:themeColor="accent1"/>
+      <w:rtl/>
     </w:rPr>
   </w:style>
   <w:style w:type="paragraph" w:styleId="Heading5">
@@ -3459,10 +5646,13 @@
       <w:keepLines/>
       <w:spacing w:before="200" w:after="0"/>
       <w:outlineLvl w:val="4"/>
+      <w:bidi/>
+      <w:jc w:val="start"/>
     </w:pPr>
     <w:rPr>
-      <w:rFonts w:asciiTheme="majorHAnsi" w:eastAsiaTheme="majorEastAsia" w:hAnsiTheme="majorHAnsi" w:cstheme="majorBidi"/>
+      <w:rFonts w:asciiTheme="majorHAnsi" w:eastAsiaTheme="majorEastAsia" w:hAnsiTheme="majorHAnsi" w:cstheme="majorBidi" w:ascii="Arial" w:hAnsi="Arial" w:cs="Arial"/>
       <w:color w:val="243F60" w:themeColor="accent1" w:themeShade="7F"/>
+      <w:rtl/>
     </w:rPr>
   </w:style>
   <w:style w:type="paragraph" w:styleId="Heading6">
@@ -3480,12 +5670,15 @@
       <w:keepLines/>
       <w:spacing w:before="200" w:after="0"/>
       <w:outlineLvl w:val="5"/>
+      <w:bidi/>
+      <w:jc w:val="start"/>
     </w:pPr>
     <w:rPr>
-      <w:rFonts w:asciiTheme="majorHAnsi" w:eastAsiaTheme="majorEastAsia" w:hAnsiTheme="majorHAnsi" w:cstheme="majorBidi"/>
+      <w:rFonts w:asciiTheme="majorHAnsi" w:eastAsiaTheme="majorEastAsia" w:hAnsiTheme="majorHAnsi" w:cstheme="majorBidi" w:ascii="Arial" w:hAnsi="Arial" w:cs="Arial"/>
       <w:i/>
       <w:iCs/>
       <w:color w:val="243F60" w:themeColor="accent1" w:themeShade="7F"/>
+      <w:rtl/>
     </w:rPr>
   </w:style>
   <w:style w:type="paragraph" w:styleId="Heading7">
@@ -3503,12 +5696,15 @@
       <w:keepLines/>
       <w:spacing w:before="200" w:after="0"/>
       <w:outlineLvl w:val="6"/>
+      <w:bidi/>
+      <w:jc w:val="start"/>
     </w:pPr>
     <w:rPr>
-      <w:rFonts w:asciiTheme="majorHAnsi" w:eastAsiaTheme="majorEastAsia" w:hAnsiTheme="majorHAnsi" w:cstheme="majorBidi"/>
+      <w:rFonts w:asciiTheme="majorHAnsi" w:eastAsiaTheme="majorEastAsia" w:hAnsiTheme="majorHAnsi" w:cstheme="majorBidi" w:ascii="Arial" w:hAnsi="Arial" w:cs="Arial"/>
       <w:i/>
       <w:iCs/>
       <w:color w:val="404040" w:themeColor="text1" w:themeTint="BF"/>
+      <w:rtl/>
     </w:rPr>
   </w:style>
   <w:style w:type="paragraph" w:styleId="Heading8">
@@ -3526,12 +5722,15 @@
       <w:keepLines/>
       <w:spacing w:before="200" w:after="0"/>
       <w:outlineLvl w:val="7"/>
+      <w:bidi/>
+      <w:jc w:val="start"/>
     </w:pPr>
     <w:rPr>
-      <w:rFonts w:asciiTheme="majorHAnsi" w:eastAsiaTheme="majorEastAsia" w:hAnsiTheme="majorHAnsi" w:cstheme="majorBidi"/>
+      <w:rFonts w:asciiTheme="majorHAnsi" w:eastAsiaTheme="majorEastAsia" w:hAnsiTheme="majorHAnsi" w:cstheme="majorBidi" w:ascii="Arial" w:hAnsi="Arial" w:cs="Arial"/>
       <w:color w:val="4F81BD" w:themeColor="accent1"/>
       <w:sz w:val="20"/>
       <w:szCs w:val="20"/>
+      <w:rtl/>
     </w:rPr>
   </w:style>
   <w:style w:type="paragraph" w:styleId="Heading9">
@@ -3549,14 +5748,17 @@
       <w:keepLines/>
       <w:spacing w:before="200" w:after="0"/>
       <w:outlineLvl w:val="8"/>
+      <w:bidi/>
+      <w:jc w:val="start"/>
     </w:pPr>
     <w:rPr>
-      <w:rFonts w:asciiTheme="majorHAnsi" w:eastAsiaTheme="majorEastAsia" w:hAnsiTheme="majorHAnsi" w:cstheme="majorBidi"/>
+      <w:rFonts w:asciiTheme="majorHAnsi" w:eastAsiaTheme="majorEastAsia" w:hAnsiTheme="majorHAnsi" w:cstheme="majorBidi" w:ascii="Arial" w:hAnsi="Arial" w:cs="Arial"/>
       <w:i/>
       <w:iCs/>
       <w:color w:val="404040" w:themeColor="text1" w:themeTint="BF"/>
       <w:sz w:val="20"/>
       <w:szCs w:val="20"/>
+      <w:rtl/>
     </w:rPr>
   </w:style>
   <w:style w:type="character" w:default="1" w:styleId="DefaultParagraphFont">
@@ -3593,7 +5795,13 @@
     <w:rsid w:val="00FC693F"/>
     <w:pPr>
       <w:spacing w:after="0" w:line="240" w:lineRule="auto"/>
+      <w:bidi/>
+      <w:jc w:val="start"/>
     </w:pPr>
+    <w:rPr>
+      <w:rFonts w:ascii="Arial" w:hAnsi="Arial" w:cs="Arial"/>
+      <w:rtl/>
+    </w:rPr>
   </w:style>
   <w:style w:type="character" w:customStyle="1" w:styleId="Heading1Char">
     <w:name w:val="Heading 1 Char"/>
@@ -3652,14 +5860,17 @@
       </w:pBdr>
       <w:spacing w:after="300" w:line="240" w:lineRule="auto"/>
       <w:contextualSpacing/>
+      <w:bidi/>
+      <w:jc w:val="start"/>
     </w:pPr>
     <w:rPr>
-      <w:rFonts w:asciiTheme="majorHAnsi" w:eastAsiaTheme="majorEastAsia" w:hAnsiTheme="majorHAnsi" w:cstheme="majorBidi"/>
+      <w:rFonts w:asciiTheme="majorHAnsi" w:eastAsiaTheme="majorEastAsia" w:hAnsiTheme="majorHAnsi" w:cstheme="majorBidi" w:ascii="Arial" w:hAnsi="Arial" w:cs="Arial"/>
       <w:color w:val="17365D" w:themeColor="text2" w:themeShade="BF"/>
       <w:spacing w:val="5"/>
       <w:kern w:val="28"/>
       <w:sz w:val="52"/>
       <w:szCs w:val="52"/>
+      <w:rtl/>
     </w:rPr>
   </w:style>
   <w:style w:type="character" w:customStyle="1" w:styleId="TitleChar">
@@ -3689,15 +5900,18 @@
       <w:numPr>
         <w:ilvl w:val="1"/>
       </w:numPr>
+      <w:bidi/>
+      <w:jc w:val="start"/>
     </w:pPr>
     <w:rPr>
-      <w:rFonts w:asciiTheme="majorHAnsi" w:eastAsiaTheme="majorEastAsia" w:hAnsiTheme="majorHAnsi" w:cstheme="majorBidi"/>
+      <w:rFonts w:asciiTheme="majorHAnsi" w:eastAsiaTheme="majorEastAsia" w:hAnsiTheme="majorHAnsi" w:cstheme="majorBidi" w:ascii="Arial" w:hAnsi="Arial" w:cs="Arial"/>
       <w:i/>
       <w:iCs/>
       <w:color w:val="4F81BD" w:themeColor="accent1"/>
       <w:spacing w:val="15"/>
       <w:sz w:val="24"/>
       <w:szCs w:val="24"/>
+      <w:rtl/>
     </w:rPr>
   </w:style>
   <w:style w:type="character" w:customStyle="1" w:styleId="SubtitleChar">
@@ -3725,7 +5939,13 @@
     <w:pPr>
       <w:ind w:left="720"/>
       <w:contextualSpacing/>
+      <w:bidi/>
+      <w:jc w:val="start"/>
     </w:pPr>
+    <w:rPr>
+      <w:rFonts w:ascii="Arial" w:hAnsi="Arial" w:cs="Arial"/>
+      <w:rtl/>
+    </w:rPr>
   </w:style>
   <w:style w:type="paragraph" w:styleId="BodyText">
     <w:name w:val="Body Text"/>
@@ -3736,7 +5956,13 @@
     <w:rsid w:val="00AA1D8D"/>
     <w:pPr>
       <w:spacing w:after="120"/>
+      <w:bidi/>
+      <w:jc w:val="start"/>
     </w:pPr>
+    <w:rPr>
+      <w:rFonts w:ascii="Arial" w:hAnsi="Arial" w:cs="Arial"/>
+      <w:rtl/>
+    </w:rPr>
   </w:style>
   <w:style w:type="character" w:customStyle="1" w:styleId="BodyTextChar">
     <w:name w:val="Body Text Char"/>
@@ -3754,7 +5980,13 @@
     <w:rsid w:val="00AA1D8D"/>
     <w:pPr>
       <w:spacing w:after="120" w:line="480" w:lineRule="auto"/>
+      <w:bidi/>
+      <w:jc w:val="start"/>
     </w:pPr>
+    <w:rPr>
+      <w:rFonts w:ascii="Arial" w:hAnsi="Arial" w:cs="Arial"/>
+      <w:rtl/>
+    </w:rPr>
   </w:style>
   <w:style w:type="character" w:customStyle="1" w:styleId="BodyText2Char">
     <w:name w:val="Body Text 2 Char"/>
@@ -3772,10 +6004,14 @@
     <w:rsid w:val="00AA1D8D"/>
     <w:pPr>
       <w:spacing w:after="120"/>
+      <w:bidi/>
+      <w:jc w:val="start"/>
     </w:pPr>
     <w:rPr>
+      <w:rFonts w:ascii="Arial" w:hAnsi="Arial" w:cs="Arial"/>
       <w:sz w:val="16"/>
       <w:szCs w:val="16"/>
+      <w:rtl/>
     </w:rPr>
   </w:style>
   <w:style w:type="character" w:customStyle="1" w:styleId="BodyText3Char">
@@ -3798,7 +6034,13 @@
     <w:pPr>
       <w:ind w:left="360" w:hanging="360"/>
       <w:contextualSpacing/>
+      <w:bidi/>
+      <w:jc w:val="start"/>
     </w:pPr>
+    <w:rPr>
+      <w:rFonts w:ascii="Arial" w:hAnsi="Arial" w:cs="Arial"/>
+      <w:rtl/>
+    </w:rPr>
   </w:style>
   <w:style w:type="paragraph" w:styleId="List2">
     <w:name w:val="List 2"/>
@@ -3809,7 +6051,13 @@
     <w:pPr>
       <w:ind w:left="720" w:hanging="360"/>
       <w:contextualSpacing/>
+      <w:bidi/>
+      <w:jc w:val="start"/>
     </w:pPr>
+    <w:rPr>
+      <w:rFonts w:ascii="Arial" w:hAnsi="Arial" w:cs="Arial"/>
+      <w:rtl/>
+    </w:rPr>
   </w:style>
   <w:style w:type="paragraph" w:styleId="List3">
     <w:name w:val="List 3"/>
@@ -3820,7 +6068,13 @@
     <w:pPr>
       <w:ind w:left="1080" w:hanging="360"/>
       <w:contextualSpacing/>
+      <w:bidi/>
+      <w:jc w:val="start"/>
     </w:pPr>
+    <w:rPr>
+      <w:rFonts w:ascii="Arial" w:hAnsi="Arial" w:cs="Arial"/>
+      <w:rtl/>
+    </w:rPr>
   </w:style>
   <w:style w:type="paragraph" w:styleId="ListBullet">
     <w:name w:val="List Bullet"/>
@@ -3833,7 +6087,13 @@
         <w:numId w:val="1"/>
       </w:numPr>
       <w:contextualSpacing/>
+      <w:bidi/>
+      <w:jc w:val="start"/>
     </w:pPr>
+    <w:rPr>
+      <w:rFonts w:ascii="Arial" w:hAnsi="Arial" w:cs="Arial"/>
+      <w:rtl/>
+    </w:rPr>
   </w:style>
   <w:style w:type="paragraph" w:styleId="ListBullet2">
     <w:name w:val="List Bullet 2"/>
@@ -3846,7 +6106,13 @@
         <w:numId w:val="2"/>
       </w:numPr>
       <w:contextualSpacing/>
+      <w:bidi/>
+      <w:jc w:val="start"/>
     </w:pPr>
+    <w:rPr>
+      <w:rFonts w:ascii="Arial" w:hAnsi="Arial" w:cs="Arial"/>
+      <w:rtl/>
+    </w:rPr>
   </w:style>
   <w:style w:type="paragraph" w:styleId="ListBullet3">
     <w:name w:val="List Bullet 3"/>
@@ -3859,7 +6125,13 @@
         <w:numId w:val="3"/>
       </w:numPr>
       <w:contextualSpacing/>
+      <w:bidi/>
+      <w:jc w:val="start"/>
     </w:pPr>
+    <w:rPr>
+      <w:rFonts w:ascii="Arial" w:hAnsi="Arial" w:cs="Arial"/>
+      <w:rtl/>
+    </w:rPr>
   </w:style>
   <w:style w:type="paragraph" w:styleId="ListNumber">
     <w:name w:val="List Number"/>
@@ -3872,7 +6144,13 @@
         <w:numId w:val="5"/>
       </w:numPr>
       <w:contextualSpacing/>
+      <w:bidi/>
+      <w:jc w:val="start"/>
     </w:pPr>
+    <w:rPr>
+      <w:rFonts w:ascii="Arial" w:hAnsi="Arial" w:cs="Arial"/>
+      <w:rtl/>
+    </w:rPr>
   </w:style>
   <w:style w:type="paragraph" w:styleId="ListNumber2">
     <w:name w:val="List Number 2"/>
@@ -3885,7 +6163,13 @@
         <w:numId w:val="6"/>
       </w:numPr>
       <w:contextualSpacing/>
+      <w:bidi/>
+      <w:jc w:val="start"/>
     </w:pPr>
+    <w:rPr>
+      <w:rFonts w:ascii="Arial" w:hAnsi="Arial" w:cs="Arial"/>
+      <w:rtl/>
+    </w:rPr>
   </w:style>
   <w:style w:type="paragraph" w:styleId="ListNumber3">
     <w:name w:val="List Number 3"/>
@@ -3898,7 +6182,13 @@
         <w:numId w:val="7"/>
       </w:numPr>
       <w:contextualSpacing/>
+      <w:bidi/>
+      <w:jc w:val="start"/>
     </w:pPr>
+    <w:rPr>
+      <w:rFonts w:ascii="Arial" w:hAnsi="Arial" w:cs="Arial"/>
+      <w:rtl/>
+    </w:rPr>
   </w:style>
   <w:style w:type="paragraph" w:styleId="ListContinue">
     <w:name w:val="List Continue"/>
@@ -3910,7 +6200,13 @@
       <w:spacing w:after="120"/>
       <w:ind w:left="360"/>
       <w:contextualSpacing/>
+      <w:bidi/>
+      <w:jc w:val="start"/>
     </w:pPr>
+    <w:rPr>
+      <w:rFonts w:ascii="Arial" w:hAnsi="Arial" w:cs="Arial"/>
+      <w:rtl/>
+    </w:rPr>
   </w:style>
   <w:style w:type="paragraph" w:styleId="ListContinue2">
     <w:name w:val="List Continue 2"/>
@@ -3922,7 +6218,13 @@
       <w:spacing w:after="120"/>
       <w:ind w:left="720"/>
       <w:contextualSpacing/>
+      <w:bidi/>
+      <w:jc w:val="start"/>
     </w:pPr>
+    <w:rPr>
+      <w:rFonts w:ascii="Arial" w:hAnsi="Arial" w:cs="Arial"/>
+      <w:rtl/>
+    </w:rPr>
   </w:style>
   <w:style w:type="paragraph" w:styleId="ListContinue3">
     <w:name w:val="List Continue 3"/>
@@ -3934,7 +6236,13 @@
       <w:spacing w:after="120"/>
       <w:ind w:left="1080"/>
       <w:contextualSpacing/>
+      <w:bidi/>
+      <w:jc w:val="start"/>
     </w:pPr>
+    <w:rPr>
+      <w:rFonts w:ascii="Arial" w:hAnsi="Arial" w:cs="Arial"/>
+      <w:rtl/>
+    </w:rPr>
   </w:style>
   <w:style w:type="paragraph" w:styleId="MacroText">
     <w:name w:val="macro"/>
@@ -3952,11 +6260,14 @@
         <w:tab w:val="left" w:pos="3456"/>
         <w:tab w:val="left" w:pos="4032"/>
       </w:tabs>
+      <w:bidi/>
+      <w:jc w:val="start"/>
     </w:pPr>
     <w:rPr>
-      <w:rFonts w:ascii="Courier" w:hAnsi="Courier"/>
+      <w:rFonts w:ascii="Arial" w:hAnsi="Arial" w:cs="Arial"/>
       <w:sz w:val="20"/>
       <w:szCs w:val="20"/>
+      <w:rtl/>
     </w:rPr>
   </w:style>
   <w:style w:type="character" w:customStyle="1" w:styleId="MacroTextChar">
@@ -3979,10 +6290,16 @@
     <w:uiPriority w:val="29"/>
     <w:qFormat/>
     <w:rsid w:val="00FC693F"/>
+    <w:pPr>
+      <w:bidi/>
+      <w:jc w:val="start"/>
+    </w:pPr>
     <w:rPr>
+      <w:rFonts w:ascii="Arial" w:hAnsi="Arial" w:cs="Arial"/>
       <w:i/>
       <w:iCs/>
       <w:color w:val="000000" w:themeColor="text1"/>
+      <w:rtl/>
     </w:rPr>
   </w:style>
   <w:style w:type="character" w:customStyle="1" w:styleId="QuoteChar">
@@ -4094,13 +6411,17 @@
     <w:rsid w:val="00FC693F"/>
     <w:pPr>
       <w:spacing w:line="240" w:lineRule="auto"/>
+      <w:bidi/>
+      <w:jc w:val="start"/>
     </w:pPr>
     <w:rPr>
+      <w:rFonts w:ascii="Arial" w:hAnsi="Arial" w:cs="Arial"/>
       <w:b/>
       <w:bCs/>
       <w:color w:val="4F81BD" w:themeColor="accent1"/>
       <w:sz w:val="18"/>
       <w:szCs w:val="18"/>
+      <w:rtl/>
     </w:rPr>
   </w:style>
   <w:style w:type="character" w:styleId="Strong">
@@ -4139,13 +6460,17 @@
       </w:pBdr>
       <w:spacing w:before="200" w:after="280"/>
       <w:ind w:left="936" w:right="936"/>
+      <w:bidi/>
+      <w:jc w:val="start"/>
     </w:pPr>
     <w:rPr>
+      <w:rFonts w:ascii="Arial" w:hAnsi="Arial" w:cs="Arial"/>
       <w:b/>
       <w:bCs/>
       <w:i/>
       <w:iCs/>
       <w:color w:val="4F81BD" w:themeColor="accent1"/>
+      <w:rtl/>
     </w:rPr>
   </w:style>
   <w:style w:type="character" w:customStyle="1" w:styleId="IntenseQuoteChar">
@@ -4239,7 +6564,13 @@
     <w:rsid w:val="00FC693F"/>
     <w:pPr>
       <w:outlineLvl w:val="9"/>
+      <w:bidi/>
+      <w:jc w:val="start"/>
     </w:pPr>
+    <w:rPr>
+      <w:rFonts w:ascii="Arial" w:hAnsi="Arial" w:cs="Arial"/>
+      <w:rtl/>
+    </w:rPr>
   </w:style>
   <w:style w:type="table" w:styleId="TableGrid">
     <w:name w:val="Table Grid"/>

--- a/samples/report_full_latest.docx
+++ b/samples/report_full_latest.docx
@@ -291,7 +291,7 @@
                 <w:rFonts w:ascii="Arial" w:hAnsi="Arial" w:cs="Arial"/>
                 <w:rtl/>
               </w:rPr>
-              <w:t>2026-07-16</w:t>
+              <w:t>2026-07-17</w:t>
             </w:r>
           </w:p>
         </w:tc>
@@ -1760,7 +1760,7 @@
                 <w:rFonts w:ascii="Arial" w:hAnsi="Arial" w:cs="Arial"/>
                 <w:rtl/>
               </w:rPr>
-              <w:t>UN Comtrade | سُحب: 2026-07-16 | ثقة: عالية (90%)</w:t>
+              <w:t>UN Comtrade | سُحب: 2026-07-17 | ثقة: عالية (90%)</w:t>
             </w:r>
           </w:p>
         </w:tc>
@@ -1838,7 +1838,7 @@
                 <w:rFonts w:ascii="Arial" w:hAnsi="Arial" w:cs="Arial"/>
                 <w:rtl/>
               </w:rPr>
-              <w:t>UN Comtrade (مخزن الحقائق) | سُحب: 2026-07-16 | ثقة: عالية (90%)</w:t>
+              <w:t>UN Comtrade (مخزن الحقائق) | سُحب: 2026-07-17 | ثقة: عالية (90%)</w:t>
             </w:r>
           </w:p>
         </w:tc>
@@ -1912,7 +1912,7 @@
                 <w:rFonts w:ascii="Arial" w:hAnsi="Arial" w:cs="Arial"/>
                 <w:rtl/>
               </w:rPr>
-              <w:t>UN Comtrade (مخزن الحقائق) | سُحب: 2026-07-16 | ثقة: عالية (90%)</w:t>
+              <w:t>UN Comtrade (مخزن الحقائق) | سُحب: 2026-07-17 | ثقة: عالية (90%)</w:t>
             </w:r>
           </w:p>
         </w:tc>
@@ -2625,7 +2625,7 @@
                 <w:rFonts w:ascii="Arial" w:hAnsi="Arial" w:cs="Arial"/>
                 <w:rtl/>
               </w:rPr>
-              <w:t>UN Comtrade | سُحب: 2026-07-16 | ثقة: عالية (90%)</w:t>
+              <w:t>UN Comtrade | سُحب: 2026-07-17 | ثقة: عالية (90%)</w:t>
             </w:r>
           </w:p>
         </w:tc>
@@ -2702,7 +2702,7 @@
                 <w:rFonts w:ascii="Arial" w:hAnsi="Arial" w:cs="Arial"/>
                 <w:rtl/>
               </w:rPr>
-              <w:t>UN Comtrade | سُحب: 2026-07-16 | ثقة: عالية (90%)</w:t>
+              <w:t>UN Comtrade | سُحب: 2026-07-17 | ثقة: عالية (90%)</w:t>
             </w:r>
           </w:p>
         </w:tc>
@@ -2777,7 +2777,7 @@
                 <w:rFonts w:ascii="Arial" w:hAnsi="Arial" w:cs="Arial"/>
                 <w:rtl/>
               </w:rPr>
-              <w:t>UN Comtrade | سُحب: 2026-07-16 | ثقة: عالية (90%)</w:t>
+              <w:t>UN Comtrade | سُحب: 2026-07-17 | ثقة: عالية (90%)</w:t>
             </w:r>
           </w:p>
         </w:tc>
@@ -3186,7 +3186,7 @@
                 <w:rFonts w:ascii="Arial" w:hAnsi="Arial" w:cs="Arial"/>
                 <w:rtl/>
               </w:rPr>
-              <w:t>UN Comtrade (مخزن الحقائق) | سُحب: 2026-07-16 | ثقة: عالية (90%)</w:t>
+              <w:t>UN Comtrade (مخزن الحقائق) | سُحب: 2026-07-17 | ثقة: عالية (90%)</w:t>
             </w:r>
           </w:p>
         </w:tc>
@@ -3264,7 +3264,7 @@
                 <w:rFonts w:ascii="Arial" w:hAnsi="Arial" w:cs="Arial"/>
                 <w:rtl/>
               </w:rPr>
-              <w:t>UN Comtrade (مخزن الحقائق) | سُحب: 2026-07-16 | ثقة: عالية (85%)</w:t>
+              <w:t>UN Comtrade (مخزن الحقائق) | سُحب: 2026-07-17 | ثقة: عالية (85%)</w:t>
             </w:r>
           </w:p>
         </w:tc>
@@ -3845,7 +3845,7 @@
           <w:rFonts w:ascii="Arial" w:hAnsi="Arial" w:cs="Arial"/>
           <w:rtl/>
         </w:rPr>
-        <w:t>المصدر: Silk L1 requirements reference (official portals / EUR-Lex) | سُحب: 2026-07-16 | ثقة: عالية (80%)</w:t>
+        <w:t>المصدر: Silk L1 requirements reference (official portals / EUR-Lex) | سُحب: 2026-07-17 | ثقة: عالية (80%)</w:t>
       </w:r>
     </w:p>
     <w:p>

--- a/samples/report_full_latest.docx
+++ b/samples/report_full_latest.docx
@@ -16,7 +16,7 @@
           <w:rtl/>
           <w:szCs w:val="56"/>
         </w:rPr>
-        <w:t>سِلك</w:t>
+        <w:t>سلك</w:t>
       </w:r>
     </w:p>
     <w:p>
@@ -30,7 +30,7 @@
           <w:rFonts w:ascii="Arial" w:hAnsi="Arial" w:cs="Arial"/>
           <w:rtl/>
         </w:rPr>
-        <w:t>سِلك — تقرير بحث سوق: تمور</w:t>
+        <w:t>سلك — تقرير بحث سوق: تمور</w:t>
       </w:r>
     </w:p>
     <w:p>
@@ -291,7 +291,7 @@
                 <w:rFonts w:ascii="Arial" w:hAnsi="Arial" w:cs="Arial"/>
                 <w:rtl/>
               </w:rPr>
-              <w:t>2026-07-17</w:t>
+              <w:t>2026-07-18</w:t>
             </w:r>
           </w:p>
         </w:tc>
@@ -1760,7 +1760,7 @@
                 <w:rFonts w:ascii="Arial" w:hAnsi="Arial" w:cs="Arial"/>
                 <w:rtl/>
               </w:rPr>
-              <w:t>UN Comtrade | سُحب: 2026-07-17 | ثقة: عالية (90%)</w:t>
+              <w:t>UN Comtrade | سُحب: 2026-07-18 | ثقة: عالية (90%)</w:t>
             </w:r>
           </w:p>
         </w:tc>
@@ -1838,7 +1838,7 @@
                 <w:rFonts w:ascii="Arial" w:hAnsi="Arial" w:cs="Arial"/>
                 <w:rtl/>
               </w:rPr>
-              <w:t>UN Comtrade (مخزن الحقائق) | سُحب: 2026-07-17 | ثقة: عالية (90%)</w:t>
+              <w:t>UN Comtrade (مخزن الحقائق) | سُحب: 2026-07-18 | ثقة: عالية (90%)</w:t>
             </w:r>
           </w:p>
         </w:tc>
@@ -1912,7 +1912,7 @@
                 <w:rFonts w:ascii="Arial" w:hAnsi="Arial" w:cs="Arial"/>
                 <w:rtl/>
               </w:rPr>
-              <w:t>UN Comtrade (مخزن الحقائق) | سُحب: 2026-07-17 | ثقة: عالية (90%)</w:t>
+              <w:t>UN Comtrade (مخزن الحقائق) | سُحب: 2026-07-18 | ثقة: عالية (90%)</w:t>
             </w:r>
           </w:p>
         </w:tc>
@@ -2625,7 +2625,7 @@
                 <w:rFonts w:ascii="Arial" w:hAnsi="Arial" w:cs="Arial"/>
                 <w:rtl/>
               </w:rPr>
-              <w:t>UN Comtrade | سُحب: 2026-07-17 | ثقة: عالية (90%)</w:t>
+              <w:t>UN Comtrade | سُحب: 2026-07-18 | ثقة: عالية (90%)</w:t>
             </w:r>
           </w:p>
         </w:tc>
@@ -2702,7 +2702,7 @@
                 <w:rFonts w:ascii="Arial" w:hAnsi="Arial" w:cs="Arial"/>
                 <w:rtl/>
               </w:rPr>
-              <w:t>UN Comtrade | سُحب: 2026-07-17 | ثقة: عالية (90%)</w:t>
+              <w:t>UN Comtrade | سُحب: 2026-07-18 | ثقة: عالية (90%)</w:t>
             </w:r>
           </w:p>
         </w:tc>
@@ -2777,7 +2777,7 @@
                 <w:rFonts w:ascii="Arial" w:hAnsi="Arial" w:cs="Arial"/>
                 <w:rtl/>
               </w:rPr>
-              <w:t>UN Comtrade | سُحب: 2026-07-17 | ثقة: عالية (90%)</w:t>
+              <w:t>UN Comtrade | سُحب: 2026-07-18 | ثقة: عالية (90%)</w:t>
             </w:r>
           </w:p>
         </w:tc>
@@ -3186,7 +3186,7 @@
                 <w:rFonts w:ascii="Arial" w:hAnsi="Arial" w:cs="Arial"/>
                 <w:rtl/>
               </w:rPr>
-              <w:t>UN Comtrade (مخزن الحقائق) | سُحب: 2026-07-17 | ثقة: عالية (90%)</w:t>
+              <w:t>UN Comtrade (مخزن الحقائق) | سُحب: 2026-07-18 | ثقة: عالية (90%)</w:t>
             </w:r>
           </w:p>
         </w:tc>
@@ -3264,7 +3264,7 @@
                 <w:rFonts w:ascii="Arial" w:hAnsi="Arial" w:cs="Arial"/>
                 <w:rtl/>
               </w:rPr>
-              <w:t>UN Comtrade (مخزن الحقائق) | سُحب: 2026-07-17 | ثقة: عالية (85%)</w:t>
+              <w:t>UN Comtrade (مخزن الحقائق) | سُحب: 2026-07-18 | ثقة: عالية (85%)</w:t>
             </w:r>
           </w:p>
         </w:tc>
@@ -3845,7 +3845,7 @@
           <w:rFonts w:ascii="Arial" w:hAnsi="Arial" w:cs="Arial"/>
           <w:rtl/>
         </w:rPr>
-        <w:t>المصدر: Silk L1 requirements reference (official portals / EUR-Lex) | سُحب: 2026-07-17 | ثقة: عالية (80%)</w:t>
+        <w:t>المصدر: Silk L1 requirements reference (official portals / EUR-Lex) | سُحب: 2026-07-18 | ثقة: عالية (80%)</w:t>
       </w:r>
     </w:p>
     <w:p>
@@ -5040,7 +5040,7 @@
     <w:sectPr>
       <w:headerReference w:type="default" r:id="rId9"/>
       <w:footerReference w:type="default" r:id="rId10"/>
-      <w:pgSz w:w="12240" w:h="15840"/>
+      <w:pgSz w:w="11906" w:h="16838"/>
       <w:pgMar w:top="1440" w:right="1800" w:bottom="1440" w:left="1800" w:header="720" w:footer="720" w:gutter="0"/>
       <w:cols w:space="720"/>
       <w:docGrid w:linePitch="360"/>
@@ -5063,7 +5063,7 @@
         <w:rFonts w:ascii="Arial" w:hAnsi="Arial" w:cs="Arial"/>
         <w:rtl/>
       </w:rPr>
-      <w:t xml:space="preserve">سِلك لذكاء الأسواق — منصة تحليل أسواق التصدير السعودية — صفحة </w:t>
+      <w:t xml:space="preserve">سلك لذكاء الأسواق — منصة تحليل أسواق التصدير السعودية — صفحة </w:t>
     </w:r>
     <w:r>
       <w:rPr>
@@ -5091,7 +5091,7 @@
         <w:rFonts w:ascii="Arial" w:hAnsi="Arial" w:cs="Arial"/>
         <w:rtl/>
       </w:rPr>
-      <w:t>سِلك — تقرير بحث سوق: تمور</w:t>
+      <w:t>سلك — تقرير بحث سوق: تمور</w:t>
     </w:r>
   </w:p>
 </w:hdr>

--- a/samples/report_full_latest.docx
+++ b/samples/report_full_latest.docx
@@ -9,7 +9,7 @@
       </w:pPr>
       <w:r>
         <w:rPr>
-          <w:rFonts w:ascii="Arial" w:hAnsi="Arial" w:cs="Arial"/>
+          <w:rFonts w:ascii="IBM Plex Sans Arabic" w:hAnsi="IBM Plex Sans Arabic" w:cs="IBM Plex Sans Arabic"/>
           <w:b/>
           <w:color w:val="1B3B6F"/>
           <w:sz w:val="56"/>
@@ -27,7 +27,7 @@
       </w:pPr>
       <w:r>
         <w:rPr>
-          <w:rFonts w:ascii="Arial" w:hAnsi="Arial" w:cs="Arial"/>
+          <w:rFonts w:ascii="IBM Plex Sans Arabic" w:hAnsi="IBM Plex Sans Arabic" w:cs="IBM Plex Sans Arabic"/>
           <w:rtl/>
         </w:rPr>
         <w:t>سلك — تقرير بحث سوق: تمور</w:t>
@@ -40,7 +40,7 @@
       </w:pPr>
       <w:r>
         <w:rPr>
-          <w:rFonts w:ascii="Arial" w:hAnsi="Arial" w:cs="Arial"/>
+          <w:rFonts w:ascii="IBM Plex Sans Arabic" w:hAnsi="IBM Plex Sans Arabic" w:cs="IBM Plex Sans Arabic"/>
           <w:rtl/>
         </w:rPr>
         <w:t>⚠ TEST RUN — تشغيل برهاني ببدائل موسومة، ليس تقريراً إنتاجياً</w:t>
@@ -52,6 +52,14 @@
         <w:tblW w:type="auto" w:w="0"/>
         <w:tblLayout w:type="fixed"/>
         <w:tblLook w:firstColumn="1" w:firstRow="1" w:lastColumn="0" w:lastRow="0" w:noHBand="0" w:noVBand="1" w:val="04A0"/>
+        <w:tblBorders>
+          <w:top w:val="single" w:sz="4" w:space="0" w:color="BBBBBB"/>
+          <w:left w:val="single" w:sz="4" w:space="0" w:color="BBBBBB"/>
+          <w:bottom w:val="single" w:sz="4" w:space="0" w:color="BBBBBB"/>
+          <w:right w:val="single" w:sz="4" w:space="0" w:color="BBBBBB"/>
+          <w:insideH w:val="single" w:sz="4" w:space="0" w:color="BBBBBB"/>
+          <w:insideV w:val="single" w:sz="4" w:space="0" w:color="BBBBBB"/>
+        </w:tblBorders>
         <w:bidiVisual/>
       </w:tblPr>
       <w:tblGrid>
@@ -62,7 +70,13 @@
         <w:tc>
           <w:tcPr>
             <w:tcW w:type="dxa" w:w="4680"/>
-            <w:shd w:val="clear" w:fill="1B3B6F"/>
+            <w:shd w:val="clear" w:fill="166534"/>
+            <w:tcMar>
+              <w:top w:w="100" w:type="dxa"/>
+              <w:bottom w:w="100" w:type="dxa"/>
+              <w:left w:w="120" w:type="dxa"/>
+              <w:right w:w="120" w:type="dxa"/>
+            </w:tcMar>
           </w:tcPr>
           <w:p>
             <w:pPr>
@@ -71,7 +85,7 @@
             </w:pPr>
             <w:r>
               <w:rPr>
-                <w:rFonts w:ascii="Arial" w:hAnsi="Arial" w:cs="Arial"/>
+                <w:rFonts w:ascii="IBM Plex Sans Arabic" w:hAnsi="IBM Plex Sans Arabic" w:cs="IBM Plex Sans Arabic"/>
                 <w:b/>
                 <w:color w:val="FFFFFF"/>
                 <w:rtl/>
@@ -83,7 +97,13 @@
         <w:tc>
           <w:tcPr>
             <w:tcW w:type="dxa" w:w="4680"/>
-            <w:shd w:val="clear" w:fill="1B3B6F"/>
+            <w:shd w:val="clear" w:fill="166534"/>
+            <w:tcMar>
+              <w:top w:w="100" w:type="dxa"/>
+              <w:bottom w:w="100" w:type="dxa"/>
+              <w:left w:w="120" w:type="dxa"/>
+              <w:right w:w="120" w:type="dxa"/>
+            </w:tcMar>
           </w:tcPr>
           <w:p>
             <w:pPr>
@@ -92,7 +112,7 @@
             </w:pPr>
             <w:r>
               <w:rPr>
-                <w:rFonts w:ascii="Arial" w:hAnsi="Arial" w:cs="Arial"/>
+                <w:rFonts w:ascii="IBM Plex Sans Arabic" w:hAnsi="IBM Plex Sans Arabic" w:cs="IBM Plex Sans Arabic"/>
                 <w:b/>
                 <w:color w:val="FFFFFF"/>
                 <w:rtl/>
@@ -106,6 +126,12 @@
         <w:tc>
           <w:tcPr>
             <w:tcW w:type="dxa" w:w="4680"/>
+            <w:tcMar>
+              <w:top w:w="100" w:type="dxa"/>
+              <w:bottom w:w="100" w:type="dxa"/>
+              <w:left w:w="120" w:type="dxa"/>
+              <w:right w:w="120" w:type="dxa"/>
+            </w:tcMar>
           </w:tcPr>
           <w:p>
             <w:pPr>
@@ -114,7 +140,7 @@
             </w:pPr>
             <w:r>
               <w:rPr>
-                <w:rFonts w:ascii="Arial" w:hAnsi="Arial" w:cs="Arial"/>
+                <w:rFonts w:ascii="IBM Plex Sans Arabic" w:hAnsi="IBM Plex Sans Arabic" w:cs="IBM Plex Sans Arabic"/>
                 <w:rtl/>
               </w:rPr>
               <w:t>المنتج</w:t>
@@ -124,6 +150,12 @@
         <w:tc>
           <w:tcPr>
             <w:tcW w:type="dxa" w:w="4680"/>
+            <w:tcMar>
+              <w:top w:w="100" w:type="dxa"/>
+              <w:bottom w:w="100" w:type="dxa"/>
+              <w:left w:w="120" w:type="dxa"/>
+              <w:right w:w="120" w:type="dxa"/>
+            </w:tcMar>
           </w:tcPr>
           <w:p>
             <w:pPr>
@@ -132,7 +164,7 @@
             </w:pPr>
             <w:r>
               <w:rPr>
-                <w:rFonts w:ascii="Arial" w:hAnsi="Arial" w:cs="Arial"/>
+                <w:rFonts w:ascii="IBM Plex Sans Arabic" w:hAnsi="IBM Plex Sans Arabic" w:cs="IBM Plex Sans Arabic"/>
                 <w:rtl/>
               </w:rPr>
               <w:t>تمور</w:t>
@@ -144,7 +176,13 @@
         <w:tc>
           <w:tcPr>
             <w:tcW w:type="dxa" w:w="4680"/>
-            <w:shd w:val="clear" w:fill="F2F2F2"/>
+            <w:tcMar>
+              <w:top w:w="100" w:type="dxa"/>
+              <w:bottom w:w="100" w:type="dxa"/>
+              <w:left w:w="120" w:type="dxa"/>
+              <w:right w:w="120" w:type="dxa"/>
+            </w:tcMar>
+            <w:shd w:val="clear" w:fill="F2F7F3"/>
           </w:tcPr>
           <w:p>
             <w:pPr>
@@ -153,7 +191,7 @@
             </w:pPr>
             <w:r>
               <w:rPr>
-                <w:rFonts w:ascii="Arial" w:hAnsi="Arial" w:cs="Arial"/>
+                <w:rFonts w:ascii="IBM Plex Sans Arabic" w:hAnsi="IBM Plex Sans Arabic" w:cs="IBM Plex Sans Arabic"/>
                 <w:rtl/>
               </w:rPr>
               <w:t>رمز HS</w:t>
@@ -163,7 +201,13 @@
         <w:tc>
           <w:tcPr>
             <w:tcW w:type="dxa" w:w="4680"/>
-            <w:shd w:val="clear" w:fill="F2F2F2"/>
+            <w:tcMar>
+              <w:top w:w="100" w:type="dxa"/>
+              <w:bottom w:w="100" w:type="dxa"/>
+              <w:left w:w="120" w:type="dxa"/>
+              <w:right w:w="120" w:type="dxa"/>
+            </w:tcMar>
+            <w:shd w:val="clear" w:fill="F2F7F3"/>
           </w:tcPr>
           <w:p>
             <w:pPr>
@@ -172,7 +216,7 @@
             </w:pPr>
             <w:r>
               <w:rPr>
-                <w:rFonts w:ascii="Arial" w:hAnsi="Arial" w:cs="Arial"/>
+                <w:rFonts w:ascii="IBM Plex Sans Arabic" w:hAnsi="IBM Plex Sans Arabic" w:cs="IBM Plex Sans Arabic"/>
                 <w:rtl/>
               </w:rPr>
               <w:t>080410</w:t>
@@ -184,6 +228,12 @@
         <w:tc>
           <w:tcPr>
             <w:tcW w:type="dxa" w:w="4680"/>
+            <w:tcMar>
+              <w:top w:w="100" w:type="dxa"/>
+              <w:bottom w:w="100" w:type="dxa"/>
+              <w:left w:w="120" w:type="dxa"/>
+              <w:right w:w="120" w:type="dxa"/>
+            </w:tcMar>
           </w:tcPr>
           <w:p>
             <w:pPr>
@@ -192,7 +242,7 @@
             </w:pPr>
             <w:r>
               <w:rPr>
-                <w:rFonts w:ascii="Arial" w:hAnsi="Arial" w:cs="Arial"/>
+                <w:rFonts w:ascii="IBM Plex Sans Arabic" w:hAnsi="IBM Plex Sans Arabic" w:cs="IBM Plex Sans Arabic"/>
                 <w:rtl/>
               </w:rPr>
               <w:t>المنشأ</w:t>
@@ -202,6 +252,12 @@
         <w:tc>
           <w:tcPr>
             <w:tcW w:type="dxa" w:w="4680"/>
+            <w:tcMar>
+              <w:top w:w="100" w:type="dxa"/>
+              <w:bottom w:w="100" w:type="dxa"/>
+              <w:left w:w="120" w:type="dxa"/>
+              <w:right w:w="120" w:type="dxa"/>
+            </w:tcMar>
           </w:tcPr>
           <w:p>
             <w:pPr>
@@ -210,7 +266,7 @@
             </w:pPr>
             <w:r>
               <w:rPr>
-                <w:rFonts w:ascii="Arial" w:hAnsi="Arial" w:cs="Arial"/>
+                <w:rFonts w:ascii="IBM Plex Sans Arabic" w:hAnsi="IBM Plex Sans Arabic" w:cs="IBM Plex Sans Arabic"/>
                 <w:rtl/>
               </w:rPr>
               <w:t>المملكة العربية السعودية</w:t>
@@ -222,7 +278,13 @@
         <w:tc>
           <w:tcPr>
             <w:tcW w:type="dxa" w:w="4680"/>
-            <w:shd w:val="clear" w:fill="F2F2F2"/>
+            <w:tcMar>
+              <w:top w:w="100" w:type="dxa"/>
+              <w:bottom w:w="100" w:type="dxa"/>
+              <w:left w:w="120" w:type="dxa"/>
+              <w:right w:w="120" w:type="dxa"/>
+            </w:tcMar>
+            <w:shd w:val="clear" w:fill="F2F7F3"/>
           </w:tcPr>
           <w:p>
             <w:pPr>
@@ -231,7 +293,7 @@
             </w:pPr>
             <w:r>
               <w:rPr>
-                <w:rFonts w:ascii="Arial" w:hAnsi="Arial" w:cs="Arial"/>
+                <w:rFonts w:ascii="IBM Plex Sans Arabic" w:hAnsi="IBM Plex Sans Arabic" w:cs="IBM Plex Sans Arabic"/>
                 <w:rtl/>
               </w:rPr>
               <w:t>السوق المستهدف</w:t>
@@ -241,7 +303,13 @@
         <w:tc>
           <w:tcPr>
             <w:tcW w:type="dxa" w:w="4680"/>
-            <w:shd w:val="clear" w:fill="F2F2F2"/>
+            <w:tcMar>
+              <w:top w:w="100" w:type="dxa"/>
+              <w:bottom w:w="100" w:type="dxa"/>
+              <w:left w:w="120" w:type="dxa"/>
+              <w:right w:w="120" w:type="dxa"/>
+            </w:tcMar>
+            <w:shd w:val="clear" w:fill="F2F7F3"/>
           </w:tcPr>
           <w:p>
             <w:pPr>
@@ -250,7 +318,7 @@
             </w:pPr>
             <w:r>
               <w:rPr>
-                <w:rFonts w:ascii="Arial" w:hAnsi="Arial" w:cs="Arial"/>
+                <w:rFonts w:ascii="IBM Plex Sans Arabic" w:hAnsi="IBM Plex Sans Arabic" w:cs="IBM Plex Sans Arabic"/>
                 <w:rtl/>
               </w:rPr>
               <w:t>China</w:t>
@@ -262,6 +330,12 @@
         <w:tc>
           <w:tcPr>
             <w:tcW w:type="dxa" w:w="4680"/>
+            <w:tcMar>
+              <w:top w:w="100" w:type="dxa"/>
+              <w:bottom w:w="100" w:type="dxa"/>
+              <w:left w:w="120" w:type="dxa"/>
+              <w:right w:w="120" w:type="dxa"/>
+            </w:tcMar>
           </w:tcPr>
           <w:p>
             <w:pPr>
@@ -270,7 +344,7 @@
             </w:pPr>
             <w:r>
               <w:rPr>
-                <w:rFonts w:ascii="Arial" w:hAnsi="Arial" w:cs="Arial"/>
+                <w:rFonts w:ascii="IBM Plex Sans Arabic" w:hAnsi="IBM Plex Sans Arabic" w:cs="IBM Plex Sans Arabic"/>
                 <w:rtl/>
               </w:rPr>
               <w:t>تاريخ الإعداد</w:t>
@@ -280,6 +354,12 @@
         <w:tc>
           <w:tcPr>
             <w:tcW w:type="dxa" w:w="4680"/>
+            <w:tcMar>
+              <w:top w:w="100" w:type="dxa"/>
+              <w:bottom w:w="100" w:type="dxa"/>
+              <w:left w:w="120" w:type="dxa"/>
+              <w:right w:w="120" w:type="dxa"/>
+            </w:tcMar>
           </w:tcPr>
           <w:p>
             <w:pPr>
@@ -288,10 +368,10 @@
             </w:pPr>
             <w:r>
               <w:rPr>
-                <w:rFonts w:ascii="Arial" w:hAnsi="Arial" w:cs="Arial"/>
+                <w:rFonts w:ascii="IBM Plex Sans Arabic" w:hAnsi="IBM Plex Sans Arabic" w:cs="IBM Plex Sans Arabic"/>
                 <w:rtl/>
               </w:rPr>
-              <w:t>2026-07-18</w:t>
+              <w:t>2026-07-20</w:t>
             </w:r>
           </w:p>
         </w:tc>
@@ -300,7 +380,13 @@
         <w:tc>
           <w:tcPr>
             <w:tcW w:type="dxa" w:w="4680"/>
-            <w:shd w:val="clear" w:fill="F2F2F2"/>
+            <w:tcMar>
+              <w:top w:w="100" w:type="dxa"/>
+              <w:bottom w:w="100" w:type="dxa"/>
+              <w:left w:w="120" w:type="dxa"/>
+              <w:right w:w="120" w:type="dxa"/>
+            </w:tcMar>
+            <w:shd w:val="clear" w:fill="F2F7F3"/>
           </w:tcPr>
           <w:p>
             <w:pPr>
@@ -309,7 +395,7 @@
             </w:pPr>
             <w:r>
               <w:rPr>
-                <w:rFonts w:ascii="Arial" w:hAnsi="Arial" w:cs="Arial"/>
+                <w:rFonts w:ascii="IBM Plex Sans Arabic" w:hAnsi="IBM Plex Sans Arabic" w:cs="IBM Plex Sans Arabic"/>
                 <w:rtl/>
               </w:rPr>
               <w:t>سنة البيانات</w:t>
@@ -319,7 +405,13 @@
         <w:tc>
           <w:tcPr>
             <w:tcW w:type="dxa" w:w="4680"/>
-            <w:shd w:val="clear" w:fill="F2F2F2"/>
+            <w:tcMar>
+              <w:top w:w="100" w:type="dxa"/>
+              <w:bottom w:w="100" w:type="dxa"/>
+              <w:left w:w="120" w:type="dxa"/>
+              <w:right w:w="120" w:type="dxa"/>
+            </w:tcMar>
+            <w:shd w:val="clear" w:fill="F2F7F3"/>
           </w:tcPr>
           <w:p>
             <w:pPr>
@@ -328,7 +420,7 @@
             </w:pPr>
             <w:r>
               <w:rPr>
-                <w:rFonts w:ascii="Arial" w:hAnsi="Arial" w:cs="Arial"/>
+                <w:rFonts w:ascii="IBM Plex Sans Arabic" w:hAnsi="IBM Plex Sans Arabic" w:cs="IBM Plex Sans Arabic"/>
                 <w:rtl/>
               </w:rPr>
               <w:t>2023</w:t>
@@ -340,6 +432,12 @@
         <w:tc>
           <w:tcPr>
             <w:tcW w:type="dxa" w:w="4680"/>
+            <w:tcMar>
+              <w:top w:w="100" w:type="dxa"/>
+              <w:bottom w:w="100" w:type="dxa"/>
+              <w:left w:w="120" w:type="dxa"/>
+              <w:right w:w="120" w:type="dxa"/>
+            </w:tcMar>
           </w:tcPr>
           <w:p>
             <w:pPr>
@@ -348,7 +446,7 @@
             </w:pPr>
             <w:r>
               <w:rPr>
-                <w:rFonts w:ascii="Arial" w:hAnsi="Arial" w:cs="Arial"/>
+                <w:rFonts w:ascii="IBM Plex Sans Arabic" w:hAnsi="IBM Plex Sans Arabic" w:cs="IBM Plex Sans Arabic"/>
                 <w:rtl/>
               </w:rPr>
               <w:t>تغطية البيانات</w:t>
@@ -358,6 +456,12 @@
         <w:tc>
           <w:tcPr>
             <w:tcW w:type="dxa" w:w="4680"/>
+            <w:tcMar>
+              <w:top w:w="100" w:type="dxa"/>
+              <w:bottom w:w="100" w:type="dxa"/>
+              <w:left w:w="120" w:type="dxa"/>
+              <w:right w:w="120" w:type="dxa"/>
+            </w:tcMar>
           </w:tcPr>
           <w:p>
             <w:pPr>
@@ -366,7 +470,7 @@
             </w:pPr>
             <w:r>
               <w:rPr>
-                <w:rFonts w:ascii="Arial" w:hAnsi="Arial" w:cs="Arial"/>
+                <w:rFonts w:ascii="IBM Plex Sans Arabic" w:hAnsi="IBM Plex Sans Arabic" w:cs="IBM Plex Sans Arabic"/>
                 <w:rtl/>
               </w:rPr>
               <w:t>42.1%</w:t>
@@ -383,7 +487,7 @@
       </w:pPr>
       <w:r>
         <w:rPr>
-          <w:rFonts w:ascii="Arial" w:hAnsi="Arial" w:cs="Arial"/>
+          <w:rFonts w:ascii="IBM Plex Sans Arabic" w:hAnsi="IBM Plex Sans Arabic" w:cs="IBM Plex Sans Arabic"/>
           <w:rtl/>
         </w:rPr>
         <w:t>المحتويات</w:t>
@@ -396,7 +500,7 @@
       </w:pPr>
       <w:r>
         <w:rPr>
-          <w:rFonts w:ascii="Arial" w:hAnsi="Arial" w:cs="Arial"/>
+          <w:rFonts w:ascii="IBM Plex Sans Arabic" w:hAnsi="IBM Plex Sans Arabic" w:cs="IBM Plex Sans Arabic"/>
           <w:rtl/>
         </w:rPr>
         <w:t>1. الخلاصة التنفيذية</w:t>
@@ -409,7 +513,7 @@
       </w:pPr>
       <w:r>
         <w:rPr>
-          <w:rFonts w:ascii="Arial" w:hAnsi="Arial" w:cs="Arial"/>
+          <w:rFonts w:ascii="IBM Plex Sans Arabic" w:hAnsi="IBM Plex Sans Arabic" w:cs="IBM Plex Sans Arabic"/>
           <w:rtl/>
         </w:rPr>
         <w:t>2. منهجية البحث</w:t>
@@ -422,7 +526,7 @@
       </w:pPr>
       <w:r>
         <w:rPr>
-          <w:rFonts w:ascii="Arial" w:hAnsi="Arial" w:cs="Arial"/>
+          <w:rFonts w:ascii="IBM Plex Sans Arabic" w:hAnsi="IBM Plex Sans Arabic" w:cs="IBM Plex Sans Arabic"/>
           <w:rtl/>
         </w:rPr>
         <w:t>3. تعريف السوق ونطاقه</w:t>
@@ -435,7 +539,7 @@
       </w:pPr>
       <w:r>
         <w:rPr>
-          <w:rFonts w:ascii="Arial" w:hAnsi="Arial" w:cs="Arial"/>
+          <w:rFonts w:ascii="IBM Plex Sans Arabic" w:hAnsi="IBM Plex Sans Arabic" w:cs="IBM Plex Sans Arabic"/>
           <w:rtl/>
         </w:rPr>
         <w:t>4. نظرة عامة على السوق</w:t>
@@ -448,7 +552,7 @@
       </w:pPr>
       <w:r>
         <w:rPr>
-          <w:rFonts w:ascii="Arial" w:hAnsi="Arial" w:cs="Arial"/>
+          <w:rFonts w:ascii="IBM Plex Sans Arabic" w:hAnsi="IBM Plex Sans Arabic" w:cs="IBM Plex Sans Arabic"/>
           <w:rtl/>
         </w:rPr>
         <w:t>5. ديناميكيات السوق</w:t>
@@ -461,7 +565,7 @@
       </w:pPr>
       <w:r>
         <w:rPr>
-          <w:rFonts w:ascii="Arial" w:hAnsi="Arial" w:cs="Arial"/>
+          <w:rFonts w:ascii="IBM Plex Sans Arabic" w:hAnsi="IBM Plex Sans Arabic" w:cs="IBM Plex Sans Arabic"/>
           <w:rtl/>
         </w:rPr>
         <w:t>6. حجم السوق والتوقعات</w:t>
@@ -474,7 +578,7 @@
       </w:pPr>
       <w:r>
         <w:rPr>
-          <w:rFonts w:ascii="Arial" w:hAnsi="Arial" w:cs="Arial"/>
+          <w:rFonts w:ascii="IBM Plex Sans Arabic" w:hAnsi="IBM Plex Sans Arabic" w:cs="IBM Plex Sans Arabic"/>
           <w:rtl/>
         </w:rPr>
         <w:t>7. تحليل التقسيم</w:t>
@@ -487,7 +591,7 @@
       </w:pPr>
       <w:r>
         <w:rPr>
-          <w:rFonts w:ascii="Arial" w:hAnsi="Arial" w:cs="Arial"/>
+          <w:rFonts w:ascii="IBM Plex Sans Arabic" w:hAnsi="IBM Plex Sans Arabic" w:cs="IBM Plex Sans Arabic"/>
           <w:rtl/>
         </w:rPr>
         <w:t>8. تحليل التجارة (استيراد/تصدير)</w:t>
@@ -500,7 +604,7 @@
       </w:pPr>
       <w:r>
         <w:rPr>
-          <w:rFonts w:ascii="Arial" w:hAnsi="Arial" w:cs="Arial"/>
+          <w:rFonts w:ascii="IBM Plex Sans Arabic" w:hAnsi="IBM Plex Sans Arabic" w:cs="IBM Plex Sans Arabic"/>
           <w:rtl/>
         </w:rPr>
         <w:t>9. الأسواق المرشّحة الأخرى</w:t>
@@ -513,7 +617,7 @@
       </w:pPr>
       <w:r>
         <w:rPr>
-          <w:rFonts w:ascii="Arial" w:hAnsi="Arial" w:cs="Arial"/>
+          <w:rFonts w:ascii="IBM Plex Sans Arabic" w:hAnsi="IBM Plex Sans Arabic" w:cs="IBM Plex Sans Arabic"/>
           <w:rtl/>
         </w:rPr>
         <w:t>10. المشهد التنافسي</w:t>
@@ -526,7 +630,7 @@
       </w:pPr>
       <w:r>
         <w:rPr>
-          <w:rFonts w:ascii="Arial" w:hAnsi="Arial" w:cs="Arial"/>
+          <w:rFonts w:ascii="IBM Plex Sans Arabic" w:hAnsi="IBM Plex Sans Arabic" w:cs="IBM Plex Sans Arabic"/>
           <w:rtl/>
         </w:rPr>
         <w:t>11. استخبارات العميل والطلب</w:t>
@@ -539,7 +643,7 @@
       </w:pPr>
       <w:r>
         <w:rPr>
-          <w:rFonts w:ascii="Arial" w:hAnsi="Arial" w:cs="Arial"/>
+          <w:rFonts w:ascii="IBM Plex Sans Arabic" w:hAnsi="IBM Plex Sans Arabic" w:cs="IBM Plex Sans Arabic"/>
           <w:rtl/>
         </w:rPr>
         <w:t>12. المشهد التنظيمي والمخاطر</w:t>
@@ -552,7 +656,7 @@
       </w:pPr>
       <w:r>
         <w:rPr>
-          <w:rFonts w:ascii="Arial" w:hAnsi="Arial" w:cs="Arial"/>
+          <w:rFonts w:ascii="IBM Plex Sans Arabic" w:hAnsi="IBM Plex Sans Arabic" w:cs="IBM Plex Sans Arabic"/>
           <w:rtl/>
         </w:rPr>
         <w:t>13. الاتجاهات والتوقع المستقبلي</w:t>
@@ -565,7 +669,7 @@
       </w:pPr>
       <w:r>
         <w:rPr>
-          <w:rFonts w:ascii="Arial" w:hAnsi="Arial" w:cs="Arial"/>
+          <w:rFonts w:ascii="IBM Plex Sans Arabic" w:hAnsi="IBM Plex Sans Arabic" w:cs="IBM Plex Sans Arabic"/>
           <w:rtl/>
         </w:rPr>
         <w:t>14. التوصيات الاستراتيجية</w:t>
@@ -578,7 +682,7 @@
       </w:pPr>
       <w:r>
         <w:rPr>
-          <w:rFonts w:ascii="Arial" w:hAnsi="Arial" w:cs="Arial"/>
+          <w:rFonts w:ascii="IBM Plex Sans Arabic" w:hAnsi="IBM Plex Sans Arabic" w:cs="IBM Plex Sans Arabic"/>
           <w:rtl/>
         </w:rPr>
         <w:t>حدود التحليل (الفجوات المعلنة)</w:t>
@@ -591,7 +695,7 @@
       </w:pPr>
       <w:r>
         <w:rPr>
-          <w:rFonts w:ascii="Arial" w:hAnsi="Arial" w:cs="Arial"/>
+          <w:rFonts w:ascii="IBM Plex Sans Arabic" w:hAnsi="IBM Plex Sans Arabic" w:cs="IBM Plex Sans Arabic"/>
           <w:rtl/>
         </w:rPr>
         <w:t>دليل المورّدين (الاتصال بالموردين والمستوردين)</w:t>
@@ -604,7 +708,7 @@
       </w:pPr>
       <w:r>
         <w:rPr>
-          <w:rFonts w:ascii="Arial" w:hAnsi="Arial" w:cs="Arial"/>
+          <w:rFonts w:ascii="IBM Plex Sans Arabic" w:hAnsi="IBM Plex Sans Arabic" w:cs="IBM Plex Sans Arabic"/>
           <w:rtl/>
         </w:rPr>
         <w:t>الملحق (تغطية المصادر وأثرها)</w:t>
@@ -618,7 +722,7 @@
       </w:pPr>
       <w:r>
         <w:rPr>
-          <w:rFonts w:ascii="Arial" w:hAnsi="Arial" w:cs="Arial"/>
+          <w:rFonts w:ascii="IBM Plex Sans Arabic" w:hAnsi="IBM Plex Sans Arabic" w:cs="IBM Plex Sans Arabic"/>
           <w:rtl/>
         </w:rPr>
         <w:t>١. الخلاصة التنفيذية</w:t>
@@ -631,7 +735,7 @@
       </w:pPr>
       <w:r>
         <w:rPr>
-          <w:rFonts w:ascii="Arial" w:hAnsi="Arial" w:cs="Arial"/>
+          <w:rFonts w:ascii="IBM Plex Sans Arabic" w:hAnsi="IBM Plex Sans Arabic" w:cs="IBM Plex Sans Arabic"/>
           <w:rtl/>
         </w:rPr>
         <w:t>التوصية: دخول مشروط لسوق الصين، بدرجة ثقة منخفضة (31%). الفرصة قائمة، لكن اكتمال الصورة يتطلب استيفاء الشروط الواردة أدناه قبل قرار نهائي.</w:t>
@@ -644,7 +748,7 @@
       </w:pPr>
       <w:r>
         <w:rPr>
-          <w:rFonts w:ascii="Arial" w:hAnsi="Arial" w:cs="Arial"/>
+          <w:rFonts w:ascii="IBM Plex Sans Arabic" w:hAnsi="IBM Plex Sans Arabic" w:cs="IBM Plex Sans Arabic"/>
           <w:rtl/>
         </w:rPr>
         <w:t>الأساس التجاري: يستورد السوق ما قيمته 60.0 مليون دولار سنوياً من هذا المنتج (المصدر: UN Comtrade)؛ والمنتجات السعودية حاضرة فعلاً بحصة 30% من واردات السوق (المصدر: UN Comtrade)؛ وسوق عالي التركّز — مورّد أو اثنان يهيمنان.</w:t>
@@ -657,7 +761,7 @@
       </w:pPr>
       <w:r>
         <w:rPr>
-          <w:rFonts w:ascii="Arial" w:hAnsi="Arial" w:cs="Arial"/>
+          <w:rFonts w:ascii="IBM Plex Sans Arabic" w:hAnsi="IBM Plex Sans Arabic" w:cs="IBM Plex Sans Arabic"/>
           <w:rtl/>
         </w:rPr>
         <w:t>لاكتمال الثقة في هذه التوصية يلزم: الصين: دخل الفرد غير متوفر؛ الإمارات: دخل الفرد غير متوفر.</w:t>
@@ -671,7 +775,7 @@
       </w:pPr>
       <w:r>
         <w:rPr>
-          <w:rFonts w:ascii="Arial" w:hAnsi="Arial" w:cs="Arial"/>
+          <w:rFonts w:ascii="IBM Plex Sans Arabic" w:hAnsi="IBM Plex Sans Arabic" w:cs="IBM Plex Sans Arabic"/>
           <w:rtl/>
         </w:rPr>
         <w:t>٢. منهجية البحث</w:t>
@@ -685,7 +789,7 @@
       </w:pPr>
       <w:r>
         <w:rPr>
-          <w:rFonts w:ascii="Arial" w:hAnsi="Arial" w:cs="Arial"/>
+          <w:rFonts w:ascii="IBM Plex Sans Arabic" w:hAnsi="IBM Plex Sans Arabic" w:cs="IBM Plex Sans Arabic"/>
           <w:rtl/>
         </w:rPr>
         <w:t>سنة البيانات المعتمدة: 2023.</w:t>
@@ -699,7 +803,7 @@
       </w:pPr>
       <w:r>
         <w:rPr>
-          <w:rFonts w:ascii="Arial" w:hAnsi="Arial" w:cs="Arial"/>
+          <w:rFonts w:ascii="IBM Plex Sans Arabic" w:hAnsi="IBM Plex Sans Arabic" w:cs="IBM Plex Sans Arabic"/>
           <w:rtl/>
         </w:rPr>
         <w:t>تغطية البيانات الإجمالية لهذا التحليل: 42.1%.</w:t>
@@ -713,7 +817,7 @@
       </w:pPr>
       <w:r>
         <w:rPr>
-          <w:rFonts w:ascii="Arial" w:hAnsi="Arial" w:cs="Arial"/>
+          <w:rFonts w:ascii="IBM Plex Sans Arabic" w:hAnsi="IBM Plex Sans Arabic" w:cs="IBM Plex Sans Arabic"/>
           <w:rtl/>
         </w:rPr>
         <w:t>المصادر التي أسهمت فعلياً في هذا التشغيل: Pew Research Center (لقطة ساكنة مقرّبة)، Silk L1 requirements reference (official portals / EUR-Lex)، UN Comtrade، UN Comtrade (مخزن الحقائق).</w:t>
@@ -727,7 +831,7 @@
       </w:pPr>
       <w:r>
         <w:rPr>
-          <w:rFonts w:ascii="Arial" w:hAnsi="Arial" w:cs="Arial"/>
+          <w:rFonts w:ascii="IBM Plex Sans Arabic" w:hAnsi="IBM Plex Sans Arabic" w:cs="IBM Plex Sans Arabic"/>
           <w:rtl/>
         </w:rPr>
         <w:t>كل رقم في هذا التقرير يُعرض مع مصدره وتاريخ سحبه؛ القيمة غير المتاحة تُعرض «—».</w:t>
@@ -741,7 +845,7 @@
       </w:pPr>
       <w:r>
         <w:rPr>
-          <w:rFonts w:ascii="Arial" w:hAnsi="Arial" w:cs="Arial"/>
+          <w:rFonts w:ascii="IBM Plex Sans Arabic" w:hAnsi="IBM Plex Sans Arabic" w:cs="IBM Plex Sans Arabic"/>
           <w:rtl/>
         </w:rPr>
         <w:t>بوابة كفاية البيانات: 2/3 وكلاء أساسيون لديهم بيانات؛ فجوات: المؤشرات الاقتصادية</w:t>
@@ -755,7 +859,7 @@
       </w:pPr>
       <w:r>
         <w:rPr>
-          <w:rFonts w:ascii="Arial" w:hAnsi="Arial" w:cs="Arial"/>
+          <w:rFonts w:ascii="IBM Plex Sans Arabic" w:hAnsi="IBM Plex Sans Arabic" w:cs="IBM Plex Sans Arabic"/>
           <w:rtl/>
         </w:rPr>
         <w:t>هذه قراءة أولية مبنية على البيانات العامة المتاحة وقت الإعداد.</w:t>
@@ -769,7 +873,7 @@
       </w:pPr>
       <w:r>
         <w:rPr>
-          <w:rFonts w:ascii="Arial" w:hAnsi="Arial" w:cs="Arial"/>
+          <w:rFonts w:ascii="IBM Plex Sans Arabic" w:hAnsi="IBM Plex Sans Arabic" w:cs="IBM Plex Sans Arabic"/>
           <w:rtl/>
         </w:rPr>
         <w:t>٣. تعريف السوق ونطاقه</w:t>
@@ -782,7 +886,7 @@
       </w:pPr>
       <w:r>
         <w:rPr>
-          <w:rFonts w:ascii="Arial" w:hAnsi="Arial" w:cs="Arial"/>
+          <w:rFonts w:ascii="IBM Plex Sans Arabic" w:hAnsi="IBM Plex Sans Arabic" w:cs="IBM Plex Sans Arabic"/>
           <w:rtl/>
         </w:rPr>
         <w:t>يشمل هذا التقرير: صادرات تمور (رمز HS 080410) من المملكة العربية السعودية، مُقيَّمة عبر 2 أسواق مرشّحة، ومفصَّلة بعمق للسوق الأعلى ترتيباً (China). يستثني هذا التقرير: التسعير التفصيلي بالتجزئة والملفات المالية للمنافسين (تتطلبان خدمة التعميق المدفوعة)، وتحليل الشرائح السلوكية للعملاء واستخبارات الطلب المباشرة (تتطلبان بحثاً أولياً — مقابلات أو استبيانات — لم يُجرَ بعد).</w:t>
@@ -796,7 +900,7 @@
       </w:pPr>
       <w:r>
         <w:rPr>
-          <w:rFonts w:ascii="Arial" w:hAnsi="Arial" w:cs="Arial"/>
+          <w:rFonts w:ascii="IBM Plex Sans Arabic" w:hAnsi="IBM Plex Sans Arabic" w:cs="IBM Plex Sans Arabic"/>
           <w:rtl/>
         </w:rPr>
         <w:t>قرار الدخول</w:t>
@@ -809,7 +913,7 @@
       </w:pPr>
       <w:r>
         <w:rPr>
-          <w:rFonts w:ascii="Arial" w:hAnsi="Arial" w:cs="Arial"/>
+          <w:rFonts w:ascii="IBM Plex Sans Arabic" w:hAnsi="IBM Plex Sans Arabic" w:cs="IBM Plex Sans Arabic"/>
           <w:rtl/>
         </w:rPr>
         <w:t>الحكم: دخول مشروط | النقاط: 0.636 | الثقة: منخفضة (31%)</w:t>
@@ -822,7 +926,7 @@
       </w:pPr>
       <w:r>
         <w:rPr>
-          <w:rFonts w:ascii="Arial" w:hAnsi="Arial" w:cs="Arial"/>
+          <w:rFonts w:ascii="IBM Plex Sans Arabic" w:hAnsi="IBM Plex Sans Arabic" w:cs="IBM Plex Sans Arabic"/>
           <w:rtl/>
         </w:rPr>
         <w:t>أساس الثقة: التغطية 39% × الأعمدة المحسوبة 4/5</w:t>
@@ -835,7 +939,7 @@
       </w:pPr>
       <w:r>
         <w:rPr>
-          <w:rFonts w:ascii="Arial" w:hAnsi="Arial" w:cs="Arial"/>
+          <w:rFonts w:ascii="IBM Plex Sans Arabic" w:hAnsi="IBM Plex Sans Arabic" w:cs="IBM Plex Sans Arabic"/>
           <w:rtl/>
         </w:rPr>
         <w:t>منهجية الترجيح المعتمدة: الأوزان القياسية — النقاط 0.636 (بديل مقارنة، الأوزان التنظيمية المُثقّلة: 0.584)</w:t>
@@ -848,7 +952,7 @@
       </w:pPr>
       <w:r>
         <w:rPr>
-          <w:rFonts w:ascii="Arial" w:hAnsi="Arial" w:cs="Arial"/>
+          <w:rFonts w:ascii="IBM Plex Sans Arabic" w:hAnsi="IBM Plex Sans Arabic" w:cs="IBM Plex Sans Arabic"/>
           <w:rtl/>
         </w:rPr>
         <w:t>ملاحظة الأوزان: تُحسب الدرجة بمجموعتي أوزان معاً للمقارنة؛ المعتمد لهذا القرار: الأوزان القياسية</w:t>
@@ -860,6 +964,14 @@
         <w:tblW w:type="auto" w:w="0"/>
         <w:tblLayout w:type="fixed"/>
         <w:tblLook w:firstColumn="1" w:firstRow="1" w:lastColumn="0" w:lastRow="0" w:noHBand="0" w:noVBand="1" w:val="04A0"/>
+        <w:tblBorders>
+          <w:top w:val="single" w:sz="4" w:space="0" w:color="BBBBBB"/>
+          <w:left w:val="single" w:sz="4" w:space="0" w:color="BBBBBB"/>
+          <w:bottom w:val="single" w:sz="4" w:space="0" w:color="BBBBBB"/>
+          <w:right w:val="single" w:sz="4" w:space="0" w:color="BBBBBB"/>
+          <w:insideH w:val="single" w:sz="4" w:space="0" w:color="BBBBBB"/>
+          <w:insideV w:val="single" w:sz="4" w:space="0" w:color="BBBBBB"/>
+        </w:tblBorders>
         <w:bidiVisual/>
       </w:tblPr>
       <w:tblGrid>
@@ -872,7 +984,13 @@
         <w:tc>
           <w:tcPr>
             <w:tcW w:type="dxa" w:w="2340"/>
-            <w:shd w:val="clear" w:fill="1B3B6F"/>
+            <w:shd w:val="clear" w:fill="166534"/>
+            <w:tcMar>
+              <w:top w:w="100" w:type="dxa"/>
+              <w:bottom w:w="100" w:type="dxa"/>
+              <w:left w:w="120" w:type="dxa"/>
+              <w:right w:w="120" w:type="dxa"/>
+            </w:tcMar>
           </w:tcPr>
           <w:p>
             <w:pPr>
@@ -881,7 +999,7 @@
             </w:pPr>
             <w:r>
               <w:rPr>
-                <w:rFonts w:ascii="Arial" w:hAnsi="Arial" w:cs="Arial"/>
+                <w:rFonts w:ascii="IBM Plex Sans Arabic" w:hAnsi="IBM Plex Sans Arabic" w:cs="IBM Plex Sans Arabic"/>
                 <w:b/>
                 <w:color w:val="FFFFFF"/>
                 <w:rtl/>
@@ -893,7 +1011,13 @@
         <w:tc>
           <w:tcPr>
             <w:tcW w:type="dxa" w:w="2340"/>
-            <w:shd w:val="clear" w:fill="1B3B6F"/>
+            <w:shd w:val="clear" w:fill="166534"/>
+            <w:tcMar>
+              <w:top w:w="100" w:type="dxa"/>
+              <w:bottom w:w="100" w:type="dxa"/>
+              <w:left w:w="120" w:type="dxa"/>
+              <w:right w:w="120" w:type="dxa"/>
+            </w:tcMar>
           </w:tcPr>
           <w:p>
             <w:pPr>
@@ -902,7 +1026,7 @@
             </w:pPr>
             <w:r>
               <w:rPr>
-                <w:rFonts w:ascii="Arial" w:hAnsi="Arial" w:cs="Arial"/>
+                <w:rFonts w:ascii="IBM Plex Sans Arabic" w:hAnsi="IBM Plex Sans Arabic" w:cs="IBM Plex Sans Arabic"/>
                 <w:b/>
                 <w:color w:val="FFFFFF"/>
                 <w:rtl/>
@@ -914,7 +1038,13 @@
         <w:tc>
           <w:tcPr>
             <w:tcW w:type="dxa" w:w="2340"/>
-            <w:shd w:val="clear" w:fill="1B3B6F"/>
+            <w:shd w:val="clear" w:fill="166534"/>
+            <w:tcMar>
+              <w:top w:w="100" w:type="dxa"/>
+              <w:bottom w:w="100" w:type="dxa"/>
+              <w:left w:w="120" w:type="dxa"/>
+              <w:right w:w="120" w:type="dxa"/>
+            </w:tcMar>
           </w:tcPr>
           <w:p>
             <w:pPr>
@@ -923,7 +1053,7 @@
             </w:pPr>
             <w:r>
               <w:rPr>
-                <w:rFonts w:ascii="Arial" w:hAnsi="Arial" w:cs="Arial"/>
+                <w:rFonts w:ascii="IBM Plex Sans Arabic" w:hAnsi="IBM Plex Sans Arabic" w:cs="IBM Plex Sans Arabic"/>
                 <w:b/>
                 <w:color w:val="FFFFFF"/>
                 <w:rtl/>
@@ -935,7 +1065,13 @@
         <w:tc>
           <w:tcPr>
             <w:tcW w:type="dxa" w:w="2340"/>
-            <w:shd w:val="clear" w:fill="1B3B6F"/>
+            <w:shd w:val="clear" w:fill="166534"/>
+            <w:tcMar>
+              <w:top w:w="100" w:type="dxa"/>
+              <w:bottom w:w="100" w:type="dxa"/>
+              <w:left w:w="120" w:type="dxa"/>
+              <w:right w:w="120" w:type="dxa"/>
+            </w:tcMar>
           </w:tcPr>
           <w:p>
             <w:pPr>
@@ -944,7 +1080,7 @@
             </w:pPr>
             <w:r>
               <w:rPr>
-                <w:rFonts w:ascii="Arial" w:hAnsi="Arial" w:cs="Arial"/>
+                <w:rFonts w:ascii="IBM Plex Sans Arabic" w:hAnsi="IBM Plex Sans Arabic" w:cs="IBM Plex Sans Arabic"/>
                 <w:b/>
                 <w:color w:val="FFFFFF"/>
                 <w:rtl/>
@@ -958,6 +1094,12 @@
         <w:tc>
           <w:tcPr>
             <w:tcW w:type="dxa" w:w="2340"/>
+            <w:tcMar>
+              <w:top w:w="100" w:type="dxa"/>
+              <w:bottom w:w="100" w:type="dxa"/>
+              <w:left w:w="120" w:type="dxa"/>
+              <w:right w:w="120" w:type="dxa"/>
+            </w:tcMar>
           </w:tcPr>
           <w:p>
             <w:pPr>
@@ -966,7 +1108,7 @@
             </w:pPr>
             <w:r>
               <w:rPr>
-                <w:rFonts w:ascii="Arial" w:hAnsi="Arial" w:cs="Arial"/>
+                <w:rFonts w:ascii="IBM Plex Sans Arabic" w:hAnsi="IBM Plex Sans Arabic" w:cs="IBM Plex Sans Arabic"/>
                 <w:rtl/>
               </w:rPr>
               <w:t>جاذبية السوق</w:t>
@@ -976,6 +1118,12 @@
         <w:tc>
           <w:tcPr>
             <w:tcW w:type="dxa" w:w="2340"/>
+            <w:tcMar>
+              <w:top w:w="100" w:type="dxa"/>
+              <w:bottom w:w="100" w:type="dxa"/>
+              <w:left w:w="120" w:type="dxa"/>
+              <w:right w:w="120" w:type="dxa"/>
+            </w:tcMar>
           </w:tcPr>
           <w:p>
             <w:pPr>
@@ -984,7 +1132,7 @@
             </w:pPr>
             <w:r>
               <w:rPr>
-                <w:rFonts w:ascii="Arial" w:hAnsi="Arial" w:cs="Arial"/>
+                <w:rFonts w:ascii="IBM Plex Sans Arabic" w:hAnsi="IBM Plex Sans Arabic" w:cs="IBM Plex Sans Arabic"/>
                 <w:rtl/>
               </w:rPr>
               <w:t>0.892</w:t>
@@ -994,6 +1142,12 @@
         <w:tc>
           <w:tcPr>
             <w:tcW w:type="dxa" w:w="2340"/>
+            <w:tcMar>
+              <w:top w:w="100" w:type="dxa"/>
+              <w:bottom w:w="100" w:type="dxa"/>
+              <w:left w:w="120" w:type="dxa"/>
+              <w:right w:w="120" w:type="dxa"/>
+            </w:tcMar>
           </w:tcPr>
           <w:p>
             <w:pPr>
@@ -1002,7 +1156,7 @@
             </w:pPr>
             <w:r>
               <w:rPr>
-                <w:rFonts w:ascii="Arial" w:hAnsi="Arial" w:cs="Arial"/>
+                <w:rFonts w:ascii="IBM Plex Sans Arabic" w:hAnsi="IBM Plex Sans Arabic" w:cs="IBM Plex Sans Arabic"/>
                 <w:rtl/>
               </w:rPr>
               <w:t>متوسط المتاح من: log10(TAM)/9 (سقف 10^9$)، (CAGR+10)/40 (−10%→0، +30%→1)، دخل الفرد/50k$، الحصة السعودية/20%</w:t>
@@ -1012,6 +1166,12 @@
         <w:tc>
           <w:tcPr>
             <w:tcW w:type="dxa" w:w="2340"/>
+            <w:tcMar>
+              <w:top w:w="100" w:type="dxa"/>
+              <w:bottom w:w="100" w:type="dxa"/>
+              <w:left w:w="120" w:type="dxa"/>
+              <w:right w:w="120" w:type="dxa"/>
+            </w:tcMar>
           </w:tcPr>
           <w:p>
             <w:pPr>
@@ -1020,7 +1180,7 @@
             </w:pPr>
             <w:r>
               <w:rPr>
-                <w:rFonts w:ascii="Arial" w:hAnsi="Arial" w:cs="Arial"/>
+                <w:rFonts w:ascii="IBM Plex Sans Arabic" w:hAnsi="IBM Plex Sans Arabic" w:cs="IBM Plex Sans Arabic"/>
                 <w:rtl/>
               </w:rPr>
               <w:t>income</w:t>
@@ -1032,7 +1192,13 @@
         <w:tc>
           <w:tcPr>
             <w:tcW w:type="dxa" w:w="2340"/>
-            <w:shd w:val="clear" w:fill="F2F2F2"/>
+            <w:tcMar>
+              <w:top w:w="100" w:type="dxa"/>
+              <w:bottom w:w="100" w:type="dxa"/>
+              <w:left w:w="120" w:type="dxa"/>
+              <w:right w:w="120" w:type="dxa"/>
+            </w:tcMar>
+            <w:shd w:val="clear" w:fill="F2F7F3"/>
           </w:tcPr>
           <w:p>
             <w:pPr>
@@ -1041,7 +1207,7 @@
             </w:pPr>
             <w:r>
               <w:rPr>
-                <w:rFonts w:ascii="Arial" w:hAnsi="Arial" w:cs="Arial"/>
+                <w:rFonts w:ascii="IBM Plex Sans Arabic" w:hAnsi="IBM Plex Sans Arabic" w:cs="IBM Plex Sans Arabic"/>
                 <w:rtl/>
               </w:rPr>
               <w:t>المنافسة</w:t>
@@ -1051,7 +1217,13 @@
         <w:tc>
           <w:tcPr>
             <w:tcW w:type="dxa" w:w="2340"/>
-            <w:shd w:val="clear" w:fill="F2F2F2"/>
+            <w:tcMar>
+              <w:top w:w="100" w:type="dxa"/>
+              <w:bottom w:w="100" w:type="dxa"/>
+              <w:left w:w="120" w:type="dxa"/>
+              <w:right w:w="120" w:type="dxa"/>
+            </w:tcMar>
+            <w:shd w:val="clear" w:fill="F2F7F3"/>
           </w:tcPr>
           <w:p>
             <w:pPr>
@@ -1060,7 +1232,7 @@
             </w:pPr>
             <w:r>
               <w:rPr>
-                <w:rFonts w:ascii="Arial" w:hAnsi="Arial" w:cs="Arial"/>
+                <w:rFonts w:ascii="IBM Plex Sans Arabic" w:hAnsi="IBM Plex Sans Arabic" w:cs="IBM Plex Sans Arabic"/>
                 <w:rtl/>
               </w:rPr>
               <w:t>0.63</w:t>
@@ -1070,7 +1242,13 @@
         <w:tc>
           <w:tcPr>
             <w:tcW w:type="dxa" w:w="2340"/>
-            <w:shd w:val="clear" w:fill="F2F2F2"/>
+            <w:tcMar>
+              <w:top w:w="100" w:type="dxa"/>
+              <w:bottom w:w="100" w:type="dxa"/>
+              <w:left w:w="120" w:type="dxa"/>
+              <w:right w:w="120" w:type="dxa"/>
+            </w:tcMar>
+            <w:shd w:val="clear" w:fill="F2F7F3"/>
           </w:tcPr>
           <w:p>
             <w:pPr>
@@ -1079,7 +1257,7 @@
             </w:pPr>
             <w:r>
               <w:rPr>
-                <w:rFonts w:ascii="Arial" w:hAnsi="Arial" w:cs="Arial"/>
+                <w:rFonts w:ascii="IBM Plex Sans Arabic" w:hAnsi="IBM Plex Sans Arabic" w:cs="IBM Plex Sans Arabic"/>
                 <w:rtl/>
               </w:rPr>
               <w:t>متوسط المتاح من: HHI/0.5، حصة الأكبر/100، عدد المرشّحين بالاسم/10 — الدرجة المستهلكة في المجموع هي (1 − الشدة)</w:t>
@@ -1089,7 +1267,13 @@
         <w:tc>
           <w:tcPr>
             <w:tcW w:type="dxa" w:w="2340"/>
-            <w:shd w:val="clear" w:fill="F2F2F2"/>
+            <w:tcMar>
+              <w:top w:w="100" w:type="dxa"/>
+              <w:bottom w:w="100" w:type="dxa"/>
+              <w:left w:w="120" w:type="dxa"/>
+              <w:right w:w="120" w:type="dxa"/>
+            </w:tcMar>
+            <w:shd w:val="clear" w:fill="F2F7F3"/>
           </w:tcPr>
           <w:p>
             <w:pPr>
@@ -1098,7 +1282,7 @@
             </w:pPr>
             <w:r>
               <w:rPr>
-                <w:rFonts w:ascii="Arial" w:hAnsi="Arial" w:cs="Arial"/>
+                <w:rFonts w:ascii="IBM Plex Sans Arabic" w:hAnsi="IBM Plex Sans Arabic" w:cs="IBM Plex Sans Arabic"/>
                 <w:rtl/>
               </w:rPr>
               <w:t>named_density</w:t>
@@ -1110,6 +1294,12 @@
         <w:tc>
           <w:tcPr>
             <w:tcW w:type="dxa" w:w="2340"/>
+            <w:tcMar>
+              <w:top w:w="100" w:type="dxa"/>
+              <w:bottom w:w="100" w:type="dxa"/>
+              <w:left w:w="120" w:type="dxa"/>
+              <w:right w:w="120" w:type="dxa"/>
+            </w:tcMar>
           </w:tcPr>
           <w:p>
             <w:pPr>
@@ -1118,7 +1308,7 @@
             </w:pPr>
             <w:r>
               <w:rPr>
-                <w:rFonts w:ascii="Arial" w:hAnsi="Arial" w:cs="Arial"/>
+                <w:rFonts w:ascii="IBM Plex Sans Arabic" w:hAnsi="IBM Plex Sans Arabic" w:cs="IBM Plex Sans Arabic"/>
                 <w:rtl/>
               </w:rPr>
               <w:t>التنظيم</w:t>
@@ -1128,6 +1318,12 @@
         <w:tc>
           <w:tcPr>
             <w:tcW w:type="dxa" w:w="2340"/>
+            <w:tcMar>
+              <w:top w:w="100" w:type="dxa"/>
+              <w:bottom w:w="100" w:type="dxa"/>
+              <w:left w:w="120" w:type="dxa"/>
+              <w:right w:w="120" w:type="dxa"/>
+            </w:tcMar>
           </w:tcPr>
           <w:p>
             <w:pPr>
@@ -1136,7 +1332,7 @@
             </w:pPr>
             <w:r>
               <w:rPr>
-                <w:rFonts w:ascii="Arial" w:hAnsi="Arial" w:cs="Arial"/>
+                <w:rFonts w:ascii="IBM Plex Sans Arabic" w:hAnsi="IBM Plex Sans Arabic" w:cs="IBM Plex Sans Arabic"/>
                 <w:rtl/>
               </w:rPr>
               <w:t>0.375</w:t>
@@ -1146,6 +1342,12 @@
         <w:tc>
           <w:tcPr>
             <w:tcW w:type="dxa" w:w="2340"/>
+            <w:tcMar>
+              <w:top w:w="100" w:type="dxa"/>
+              <w:bottom w:w="100" w:type="dxa"/>
+              <w:left w:w="120" w:type="dxa"/>
+              <w:right w:w="120" w:type="dxa"/>
+            </w:tcMar>
           </w:tcPr>
           <w:p>
             <w:pPr>
@@ -1154,7 +1356,7 @@
             </w:pPr>
             <w:r>
               <w:rPr>
-                <w:rFonts w:ascii="Arial" w:hAnsi="Arial" w:cs="Arial"/>
+                <w:rFonts w:ascii="IBM Plex Sans Arabic" w:hAnsi="IBM Plex Sans Arabic" w:cs="IBM Plex Sans Arabic"/>
                 <w:rtl/>
               </w:rPr>
               <w:t>متوسط المتاح من: (1 − تعريفة/30%)، وضوح القائمة (بنود/8)</w:t>
@@ -1164,6 +1366,12 @@
         <w:tc>
           <w:tcPr>
             <w:tcW w:type="dxa" w:w="2340"/>
+            <w:tcMar>
+              <w:top w:w="100" w:type="dxa"/>
+              <w:bottom w:w="100" w:type="dxa"/>
+              <w:left w:w="120" w:type="dxa"/>
+              <w:right w:w="120" w:type="dxa"/>
+            </w:tcMar>
           </w:tcPr>
           <w:p>
             <w:pPr>
@@ -1172,7 +1380,7 @@
             </w:pPr>
             <w:r>
               <w:rPr>
-                <w:rFonts w:ascii="Arial" w:hAnsi="Arial" w:cs="Arial"/>
+                <w:rFonts w:ascii="IBM Plex Sans Arabic" w:hAnsi="IBM Plex Sans Arabic" w:cs="IBM Plex Sans Arabic"/>
                 <w:rtl/>
               </w:rPr>
               <w:t>tariff</w:t>
@@ -1184,7 +1392,13 @@
         <w:tc>
           <w:tcPr>
             <w:tcW w:type="dxa" w:w="2340"/>
-            <w:shd w:val="clear" w:fill="F2F2F2"/>
+            <w:tcMar>
+              <w:top w:w="100" w:type="dxa"/>
+              <w:bottom w:w="100" w:type="dxa"/>
+              <w:left w:w="120" w:type="dxa"/>
+              <w:right w:w="120" w:type="dxa"/>
+            </w:tcMar>
+            <w:shd w:val="clear" w:fill="F2F7F3"/>
           </w:tcPr>
           <w:p>
             <w:pPr>
@@ -1193,7 +1407,7 @@
             </w:pPr>
             <w:r>
               <w:rPr>
-                <w:rFonts w:ascii="Arial" w:hAnsi="Arial" w:cs="Arial"/>
+                <w:rFonts w:ascii="IBM Plex Sans Arabic" w:hAnsi="IBM Plex Sans Arabic" w:cs="IBM Plex Sans Arabic"/>
                 <w:rtl/>
               </w:rPr>
               <w:t>الربحية</w:t>
@@ -1203,7 +1417,13 @@
         <w:tc>
           <w:tcPr>
             <w:tcW w:type="dxa" w:w="2340"/>
-            <w:shd w:val="clear" w:fill="F2F2F2"/>
+            <w:tcMar>
+              <w:top w:w="100" w:type="dxa"/>
+              <w:bottom w:w="100" w:type="dxa"/>
+              <w:left w:w="120" w:type="dxa"/>
+              <w:right w:w="120" w:type="dxa"/>
+            </w:tcMar>
+            <w:shd w:val="clear" w:fill="F2F7F3"/>
           </w:tcPr>
           <w:p>
             <w:pPr>
@@ -1212,7 +1432,7 @@
             </w:pPr>
             <w:r>
               <w:rPr>
-                <w:rFonts w:ascii="Arial" w:hAnsi="Arial" w:cs="Arial"/>
+                <w:rFonts w:ascii="IBM Plex Sans Arabic" w:hAnsi="IBM Plex Sans Arabic" w:cs="IBM Plex Sans Arabic"/>
                 <w:rtl/>
               </w:rPr>
               <w:t>0.75</w:t>
@@ -1222,7 +1442,13 @@
         <w:tc>
           <w:tcPr>
             <w:tcW w:type="dxa" w:w="2340"/>
-            <w:shd w:val="clear" w:fill="F2F2F2"/>
+            <w:tcMar>
+              <w:top w:w="100" w:type="dxa"/>
+              <w:bottom w:w="100" w:type="dxa"/>
+              <w:left w:w="120" w:type="dxa"/>
+              <w:right w:w="120" w:type="dxa"/>
+            </w:tcMar>
+            <w:shd w:val="clear" w:fill="F2F7F3"/>
           </w:tcPr>
           <w:p>
             <w:pPr>
@@ -1231,7 +1457,7 @@
             </w:pPr>
             <w:r>
               <w:rPr>
-                <w:rFonts w:ascii="Arial" w:hAnsi="Arial" w:cs="Arial"/>
+                <w:rFonts w:ascii="IBM Plex Sans Arabic" w:hAnsi="IBM Plex Sans Arabic" w:cs="IBM Plex Sans Arabic"/>
                 <w:rtl/>
               </w:rPr>
               <w:t>متوسط المتاح من: الهامش/40%، الموقع السعري (1.5 − سعرك/متوسط السوق)</w:t>
@@ -1241,7 +1467,13 @@
         <w:tc>
           <w:tcPr>
             <w:tcW w:type="dxa" w:w="2340"/>
-            <w:shd w:val="clear" w:fill="F2F2F2"/>
+            <w:tcMar>
+              <w:top w:w="100" w:type="dxa"/>
+              <w:bottom w:w="100" w:type="dxa"/>
+              <w:left w:w="120" w:type="dxa"/>
+              <w:right w:w="120" w:type="dxa"/>
+            </w:tcMar>
+            <w:shd w:val="clear" w:fill="F2F7F3"/>
           </w:tcPr>
           <w:p>
             <w:pPr>
@@ -1250,7 +1482,7 @@
             </w:pPr>
             <w:r>
               <w:rPr>
-                <w:rFonts w:ascii="Arial" w:hAnsi="Arial" w:cs="Arial"/>
+                <w:rFonts w:ascii="IBM Plex Sans Arabic" w:hAnsi="IBM Plex Sans Arabic" w:cs="IBM Plex Sans Arabic"/>
                 <w:rtl/>
               </w:rPr>
               <w:t>margin</w:t>
@@ -1262,6 +1494,12 @@
         <w:tc>
           <w:tcPr>
             <w:tcW w:type="dxa" w:w="2340"/>
+            <w:tcMar>
+              <w:top w:w="100" w:type="dxa"/>
+              <w:bottom w:w="100" w:type="dxa"/>
+              <w:left w:w="120" w:type="dxa"/>
+              <w:right w:w="120" w:type="dxa"/>
+            </w:tcMar>
           </w:tcPr>
           <w:p>
             <w:pPr>
@@ -1270,7 +1508,7 @@
             </w:pPr>
             <w:r>
               <w:rPr>
-                <w:rFonts w:ascii="Arial" w:hAnsi="Arial" w:cs="Arial"/>
+                <w:rFonts w:ascii="IBM Plex Sans Arabic" w:hAnsi="IBM Plex Sans Arabic" w:cs="IBM Plex Sans Arabic"/>
                 <w:rtl/>
               </w:rPr>
               <w:t>أمان السوق (المخاطر)</w:t>
@@ -1280,6 +1518,12 @@
         <w:tc>
           <w:tcPr>
             <w:tcW w:type="dxa" w:w="2340"/>
+            <w:tcMar>
+              <w:top w:w="100" w:type="dxa"/>
+              <w:bottom w:w="100" w:type="dxa"/>
+              <w:left w:w="120" w:type="dxa"/>
+              <w:right w:w="120" w:type="dxa"/>
+            </w:tcMar>
           </w:tcPr>
           <w:p>
             <w:pPr>
@@ -1288,7 +1532,7 @@
             </w:pPr>
             <w:r>
               <w:rPr>
-                <w:rFonts w:ascii="Arial" w:hAnsi="Arial" w:cs="Arial"/>
+                <w:rFonts w:ascii="IBM Plex Sans Arabic" w:hAnsi="IBM Plex Sans Arabic" w:cs="IBM Plex Sans Arabic"/>
                 <w:rtl/>
               </w:rPr>
               <w:t>—</w:t>
@@ -1298,6 +1542,12 @@
         <w:tc>
           <w:tcPr>
             <w:tcW w:type="dxa" w:w="2340"/>
+            <w:tcMar>
+              <w:top w:w="100" w:type="dxa"/>
+              <w:bottom w:w="100" w:type="dxa"/>
+              <w:left w:w="120" w:type="dxa"/>
+              <w:right w:w="120" w:type="dxa"/>
+            </w:tcMar>
           </w:tcPr>
           <w:p>
             <w:pPr>
@@ -1306,7 +1556,7 @@
             </w:pPr>
             <w:r>
               <w:rPr>
-                <w:rFonts w:ascii="Arial" w:hAnsi="Arial" w:cs="Arial"/>
+                <w:rFonts w:ascii="IBM Plex Sans Arabic" w:hAnsi="IBM Plex Sans Arabic" w:cs="IBM Plex Sans Arabic"/>
                 <w:rtl/>
               </w:rPr>
               <w:t>متوسط المتاح من: (استقرار سياسي WGI+2.5)/5، (جودة تنظيم WGI+2.5)/5، (LPI−1)/4، (1 − تقلّب الصرف/20%) — أعلى=أأمن</w:t>
@@ -1316,6 +1566,12 @@
         <w:tc>
           <w:tcPr>
             <w:tcW w:type="dxa" w:w="2340"/>
+            <w:tcMar>
+              <w:top w:w="100" w:type="dxa"/>
+              <w:bottom w:w="100" w:type="dxa"/>
+              <w:left w:w="120" w:type="dxa"/>
+              <w:right w:w="120" w:type="dxa"/>
+            </w:tcMar>
           </w:tcPr>
           <w:p>
             <w:pPr>
@@ -1324,7 +1580,7 @@
             </w:pPr>
             <w:r>
               <w:rPr>
-                <w:rFonts w:ascii="Arial" w:hAnsi="Arial" w:cs="Arial"/>
+                <w:rFonts w:ascii="IBM Plex Sans Arabic" w:hAnsi="IBM Plex Sans Arabic" w:cs="IBM Plex Sans Arabic"/>
                 <w:rtl/>
               </w:rPr>
               <w:t>political_stability، regulatory_quality، logistics، fx_stability</w:t>
@@ -1340,7 +1596,7 @@
       </w:pPr>
       <w:r>
         <w:rPr>
-          <w:rFonts w:ascii="Arial" w:hAnsi="Arial" w:cs="Arial"/>
+          <w:rFonts w:ascii="IBM Plex Sans Arabic" w:hAnsi="IBM Plex Sans Arabic" w:cs="IBM Plex Sans Arabic"/>
           <w:rtl/>
         </w:rPr>
         <w:t>أعمدة غائبة كلياً: أمان السوق (المخاطر)</w:t>
@@ -1353,7 +1609,7 @@
       </w:pPr>
       <w:r>
         <w:rPr>
-          <w:rFonts w:ascii="Arial" w:hAnsi="Arial" w:cs="Arial"/>
+          <w:rFonts w:ascii="IBM Plex Sans Arabic" w:hAnsi="IBM Plex Sans Arabic" w:cs="IBM Plex Sans Arabic"/>
           <w:rtl/>
         </w:rPr>
         <w:t>الشروط:</w:t>
@@ -1367,7 +1623,7 @@
       </w:pPr>
       <w:r>
         <w:rPr>
-          <w:rFonts w:ascii="Arial" w:hAnsi="Arial" w:cs="Arial"/>
+          <w:rFonts w:ascii="IBM Plex Sans Arabic" w:hAnsi="IBM Plex Sans Arabic" w:cs="IBM Plex Sans Arabic"/>
           <w:rtl/>
         </w:rPr>
         <w:t>عمود أمان السوق (المخاطر) غائب (political_stability, regulatory_quality, logistics, fx_stability) — أكمل مصادره قبل قرار نهائي</w:t>
@@ -1381,7 +1637,7 @@
       </w:pPr>
       <w:r>
         <w:rPr>
-          <w:rFonts w:ascii="Arial" w:hAnsi="Arial" w:cs="Arial"/>
+          <w:rFonts w:ascii="IBM Plex Sans Arabic" w:hAnsi="IBM Plex Sans Arabic" w:cs="IBM Plex Sans Arabic"/>
           <w:rtl/>
         </w:rPr>
         <w:t>عمود شدة المنافسة ضعيف (37%) — متوسط المتاح من: HHI/0.5، حصة الأكبر/100، عدد المرشّحين بالاسم/10 — الدرجة المستهلكة في المجموع هي (1 − الشدة)</w:t>
@@ -1395,7 +1651,7 @@
       </w:pPr>
       <w:r>
         <w:rPr>
-          <w:rFonts w:ascii="Arial" w:hAnsi="Arial" w:cs="Arial"/>
+          <w:rFonts w:ascii="IBM Plex Sans Arabic" w:hAnsi="IBM Plex Sans Arabic" w:cs="IBM Plex Sans Arabic"/>
           <w:rtl/>
         </w:rPr>
         <w:t>عمود الملاءمة التنظيمية ضعيف (38%) — متوسط المتاح من: (1 − تعريفة/30%)، وضوح القائمة (بنود/8)</w:t>
@@ -1408,7 +1664,7 @@
       </w:pPr>
       <w:r>
         <w:rPr>
-          <w:rFonts w:ascii="Arial" w:hAnsi="Arial" w:cs="Arial"/>
+          <w:rFonts w:ascii="IBM Plex Sans Arabic" w:hAnsi="IBM Plex Sans Arabic" w:cs="IBM Plex Sans Arabic"/>
           <w:rtl/>
         </w:rPr>
         <w:t>سجل المخاطر:</w:t>
@@ -1422,7 +1678,7 @@
       </w:pPr>
       <w:r>
         <w:rPr>
-          <w:rFonts w:ascii="Arial" w:hAnsi="Arial" w:cs="Arial"/>
+          <w:rFonts w:ascii="IBM Plex Sans Arabic" w:hAnsi="IBM Plex Sans Arabic" w:cs="IBM Plex Sans Arabic"/>
           <w:rtl/>
         </w:rPr>
         <w:t>تركّز مصادر التوريد (الشدة: متوسطة) — الدليل: HHI=0.38 &gt; 0.25 (كومتريد)</w:t>
@@ -1436,7 +1692,7 @@
       </w:pPr>
       <w:r>
         <w:rPr>
-          <w:rFonts w:ascii="Arial" w:hAnsi="Arial" w:cs="Arial"/>
+          <w:rFonts w:ascii="IBM Plex Sans Arabic" w:hAnsi="IBM Plex Sans Arabic" w:cs="IBM Plex Sans Arabic"/>
           <w:rtl/>
         </w:rPr>
         <w:t>تغطية بيانات منخفضة (الشدة: متوسطة) — الدليل: تغطية الوكلاء 39% &lt; 60% — القرار مشروط باكتمالها</w:t>
@@ -1449,7 +1705,7 @@
       </w:pPr>
       <w:r>
         <w:rPr>
-          <w:rFonts w:ascii="Arial" w:hAnsi="Arial" w:cs="Arial"/>
+          <w:rFonts w:ascii="IBM Plex Sans Arabic" w:hAnsi="IBM Plex Sans Arabic" w:cs="IBM Plex Sans Arabic"/>
           <w:rtl/>
         </w:rPr>
         <w:t>الخطوات الأولى:</w:t>
@@ -1463,7 +1719,7 @@
       </w:pPr>
       <w:r>
         <w:rPr>
-          <w:rFonts w:ascii="Arial" w:hAnsi="Arial" w:cs="Arial"/>
+          <w:rFonts w:ascii="IBM Plex Sans Arabic" w:hAnsi="IBM Plex Sans Arabic" w:cs="IBM Plex Sans Arabic"/>
           <w:rtl/>
         </w:rPr>
         <w:t>أغلق بنود قائمة الاشتراطات بنداً بنداً بمرجعها الرسمي</w:t>
@@ -1477,7 +1733,7 @@
       </w:pPr>
       <w:r>
         <w:rPr>
-          <w:rFonts w:ascii="Arial" w:hAnsi="Arial" w:cs="Arial"/>
+          <w:rFonts w:ascii="IBM Plex Sans Arabic" w:hAnsi="IBM Plex Sans Arabic" w:cs="IBM Plex Sans Arabic"/>
           <w:rtl/>
         </w:rPr>
         <w:t>سوق مركّز: ادخل عبر موزّع قائم من مرشّحي التوريد المرصودين بدل البناء المباشر</w:t>
@@ -1490,7 +1746,7 @@
       </w:pPr>
       <w:r>
         <w:rPr>
-          <w:rFonts w:ascii="Arial" w:hAnsi="Arial" w:cs="Arial"/>
+          <w:rFonts w:ascii="IBM Plex Sans Arabic" w:hAnsi="IBM Plex Sans Arabic" w:cs="IBM Plex Sans Arabic"/>
           <w:rtl/>
         </w:rPr>
         <w:t>لماذا: الدرجة الموزونة 0.636 في النطاق الشرطي والثقة منخفضة (31%) دون الحد الأدنى (60%) وشروط مفتوحة (3)</w:t>
@@ -1503,10 +1759,10 @@
       </w:pPr>
       <w:r>
         <w:rPr>
-          <w:rFonts w:ascii="Arial" w:hAnsi="Arial" w:cs="Arial"/>
+          <w:rFonts w:ascii="IBM Plex Sans Arabic" w:hAnsi="IBM Plex Sans Arabic" w:cs="IBM Plex Sans Arabic"/>
           <w:rtl/>
         </w:rPr>
-        <w:t>قرار حتمي قابل للتفسير من حزمة §4b المتحقَّق منها — الأعمدة الغائبة شروط معلنة، لا تخمين</w:t>
+        <w:t>قرار حتمي قابل للتفسير من الحزمة البحثية المتحقَّق منها — الأعمدة الغائبة شروط معلنة، لا تخمين</w:t>
       </w:r>
     </w:p>
     <w:p>
@@ -1517,7 +1773,7 @@
       </w:pPr>
       <w:r>
         <w:rPr>
-          <w:rFonts w:ascii="Arial" w:hAnsi="Arial" w:cs="Arial"/>
+          <w:rFonts w:ascii="IBM Plex Sans Arabic" w:hAnsi="IBM Plex Sans Arabic" w:cs="IBM Plex Sans Arabic"/>
           <w:rtl/>
         </w:rPr>
         <w:t>٤. نظرة عامة على السوق</w:t>
@@ -1530,7 +1786,7 @@
       </w:pPr>
       <w:r>
         <w:rPr>
-          <w:rFonts w:ascii="Arial" w:hAnsi="Arial" w:cs="Arial"/>
+          <w:rFonts w:ascii="IBM Plex Sans Arabic" w:hAnsi="IBM Plex Sans Arabic" w:cs="IBM Plex Sans Arabic"/>
           <w:rtl/>
         </w:rPr>
         <w:t>لم تُجمع إشارات نوعية عن حالة الصناعة في هذا التشغيل — يتطلب مفتاح بحث الويب.</w:t>
@@ -1544,7 +1800,7 @@
       </w:pPr>
       <w:r>
         <w:rPr>
-          <w:rFonts w:ascii="Arial" w:hAnsi="Arial" w:cs="Arial"/>
+          <w:rFonts w:ascii="IBM Plex Sans Arabic" w:hAnsi="IBM Plex Sans Arabic" w:cs="IBM Plex Sans Arabic"/>
           <w:rtl/>
         </w:rPr>
         <w:t>٥. ديناميكيات السوق</w:t>
@@ -1557,7 +1813,7 @@
       </w:pPr>
       <w:r>
         <w:rPr>
-          <w:rFonts w:ascii="Arial" w:hAnsi="Arial" w:cs="Arial"/>
+          <w:rFonts w:ascii="IBM Plex Sans Arabic" w:hAnsi="IBM Plex Sans Arabic" w:cs="IBM Plex Sans Arabic"/>
           <w:rtl/>
         </w:rPr>
         <w:t>تحليل الدوافع والكوابح والفرص والتحديات يتطلب مفتاح بحث الويب — لم يُشغَّل في هذا التحليل.</w:t>
@@ -1571,7 +1827,7 @@
       </w:pPr>
       <w:r>
         <w:rPr>
-          <w:rFonts w:ascii="Arial" w:hAnsi="Arial" w:cs="Arial"/>
+          <w:rFonts w:ascii="IBM Plex Sans Arabic" w:hAnsi="IBM Plex Sans Arabic" w:cs="IBM Plex Sans Arabic"/>
           <w:rtl/>
         </w:rPr>
         <w:t>٦. حجم السوق والتوقعات</w:t>
@@ -1585,7 +1841,7 @@
       </w:pPr>
       <w:r>
         <w:rPr>
-          <w:rFonts w:ascii="Arial" w:hAnsi="Arial" w:cs="Arial"/>
+          <w:rFonts w:ascii="IBM Plex Sans Arabic" w:hAnsi="IBM Plex Sans Arabic" w:cs="IBM Plex Sans Arabic"/>
           <w:rtl/>
         </w:rPr>
         <w:t>حجم السوق — TAM/SAM/SOM</w:t>
@@ -1597,6 +1853,14 @@
         <w:tblW w:type="auto" w:w="0"/>
         <w:tblLayout w:type="fixed"/>
         <w:tblLook w:firstColumn="1" w:firstRow="1" w:lastColumn="0" w:lastRow="0" w:noHBand="0" w:noVBand="1" w:val="04A0"/>
+        <w:tblBorders>
+          <w:top w:val="single" w:sz="4" w:space="0" w:color="BBBBBB"/>
+          <w:left w:val="single" w:sz="4" w:space="0" w:color="BBBBBB"/>
+          <w:bottom w:val="single" w:sz="4" w:space="0" w:color="BBBBBB"/>
+          <w:right w:val="single" w:sz="4" w:space="0" w:color="BBBBBB"/>
+          <w:insideH w:val="single" w:sz="4" w:space="0" w:color="BBBBBB"/>
+          <w:insideV w:val="single" w:sz="4" w:space="0" w:color="BBBBBB"/>
+        </w:tblBorders>
         <w:bidiVisual/>
       </w:tblPr>
       <w:tblGrid>
@@ -1609,7 +1873,13 @@
         <w:tc>
           <w:tcPr>
             <w:tcW w:type="dxa" w:w="2340"/>
-            <w:shd w:val="clear" w:fill="1B3B6F"/>
+            <w:shd w:val="clear" w:fill="166534"/>
+            <w:tcMar>
+              <w:top w:w="100" w:type="dxa"/>
+              <w:bottom w:w="100" w:type="dxa"/>
+              <w:left w:w="120" w:type="dxa"/>
+              <w:right w:w="120" w:type="dxa"/>
+            </w:tcMar>
           </w:tcPr>
           <w:p>
             <w:pPr>
@@ -1618,7 +1888,7 @@
             </w:pPr>
             <w:r>
               <w:rPr>
-                <w:rFonts w:ascii="Arial" w:hAnsi="Arial" w:cs="Arial"/>
+                <w:rFonts w:ascii="IBM Plex Sans Arabic" w:hAnsi="IBM Plex Sans Arabic" w:cs="IBM Plex Sans Arabic"/>
                 <w:b/>
                 <w:color w:val="FFFFFF"/>
                 <w:rtl/>
@@ -1630,7 +1900,13 @@
         <w:tc>
           <w:tcPr>
             <w:tcW w:type="dxa" w:w="2340"/>
-            <w:shd w:val="clear" w:fill="1B3B6F"/>
+            <w:shd w:val="clear" w:fill="166534"/>
+            <w:tcMar>
+              <w:top w:w="100" w:type="dxa"/>
+              <w:bottom w:w="100" w:type="dxa"/>
+              <w:left w:w="120" w:type="dxa"/>
+              <w:right w:w="120" w:type="dxa"/>
+            </w:tcMar>
           </w:tcPr>
           <w:p>
             <w:pPr>
@@ -1639,7 +1915,7 @@
             </w:pPr>
             <w:r>
               <w:rPr>
-                <w:rFonts w:ascii="Arial" w:hAnsi="Arial" w:cs="Arial"/>
+                <w:rFonts w:ascii="IBM Plex Sans Arabic" w:hAnsi="IBM Plex Sans Arabic" w:cs="IBM Plex Sans Arabic"/>
                 <w:b/>
                 <w:color w:val="FFFFFF"/>
                 <w:rtl/>
@@ -1651,7 +1927,13 @@
         <w:tc>
           <w:tcPr>
             <w:tcW w:type="dxa" w:w="2340"/>
-            <w:shd w:val="clear" w:fill="1B3B6F"/>
+            <w:shd w:val="clear" w:fill="166534"/>
+            <w:tcMar>
+              <w:top w:w="100" w:type="dxa"/>
+              <w:bottom w:w="100" w:type="dxa"/>
+              <w:left w:w="120" w:type="dxa"/>
+              <w:right w:w="120" w:type="dxa"/>
+            </w:tcMar>
           </w:tcPr>
           <w:p>
             <w:pPr>
@@ -1660,7 +1942,7 @@
             </w:pPr>
             <w:r>
               <w:rPr>
-                <w:rFonts w:ascii="Arial" w:hAnsi="Arial" w:cs="Arial"/>
+                <w:rFonts w:ascii="IBM Plex Sans Arabic" w:hAnsi="IBM Plex Sans Arabic" w:cs="IBM Plex Sans Arabic"/>
                 <w:b/>
                 <w:color w:val="FFFFFF"/>
                 <w:rtl/>
@@ -1672,7 +1954,13 @@
         <w:tc>
           <w:tcPr>
             <w:tcW w:type="dxa" w:w="2340"/>
-            <w:shd w:val="clear" w:fill="1B3B6F"/>
+            <w:shd w:val="clear" w:fill="166534"/>
+            <w:tcMar>
+              <w:top w:w="100" w:type="dxa"/>
+              <w:bottom w:w="100" w:type="dxa"/>
+              <w:left w:w="120" w:type="dxa"/>
+              <w:right w:w="120" w:type="dxa"/>
+            </w:tcMar>
           </w:tcPr>
           <w:p>
             <w:pPr>
@@ -1681,7 +1969,7 @@
             </w:pPr>
             <w:r>
               <w:rPr>
-                <w:rFonts w:ascii="Arial" w:hAnsi="Arial" w:cs="Arial"/>
+                <w:rFonts w:ascii="IBM Plex Sans Arabic" w:hAnsi="IBM Plex Sans Arabic" w:cs="IBM Plex Sans Arabic"/>
                 <w:b/>
                 <w:color w:val="FFFFFF"/>
                 <w:rtl/>
@@ -1695,6 +1983,12 @@
         <w:tc>
           <w:tcPr>
             <w:tcW w:type="dxa" w:w="2340"/>
+            <w:tcMar>
+              <w:top w:w="100" w:type="dxa"/>
+              <w:bottom w:w="100" w:type="dxa"/>
+              <w:left w:w="120" w:type="dxa"/>
+              <w:right w:w="120" w:type="dxa"/>
+            </w:tcMar>
           </w:tcPr>
           <w:p>
             <w:pPr>
@@ -1703,7 +1997,7 @@
             </w:pPr>
             <w:r>
               <w:rPr>
-                <w:rFonts w:ascii="Arial" w:hAnsi="Arial" w:cs="Arial"/>
+                <w:rFonts w:ascii="IBM Plex Sans Arabic" w:hAnsi="IBM Plex Sans Arabic" w:cs="IBM Plex Sans Arabic"/>
                 <w:rtl/>
               </w:rPr>
               <w:t>إجمالي واردات السوق (TAM)</w:t>
@@ -1713,6 +2007,12 @@
         <w:tc>
           <w:tcPr>
             <w:tcW w:type="dxa" w:w="2340"/>
+            <w:tcMar>
+              <w:top w:w="100" w:type="dxa"/>
+              <w:bottom w:w="100" w:type="dxa"/>
+              <w:left w:w="120" w:type="dxa"/>
+              <w:right w:w="120" w:type="dxa"/>
+            </w:tcMar>
           </w:tcPr>
           <w:p>
             <w:pPr>
@@ -1721,7 +2021,7 @@
             </w:pPr>
             <w:r>
               <w:rPr>
-                <w:rFonts w:ascii="Arial" w:hAnsi="Arial" w:cs="Arial"/>
+                <w:rFonts w:ascii="IBM Plex Sans Arabic" w:hAnsi="IBM Plex Sans Arabic" w:cs="IBM Plex Sans Arabic"/>
                 <w:rtl/>
               </w:rPr>
               <w:t>60,000,000 USD</w:t>
@@ -1731,6 +2031,12 @@
         <w:tc>
           <w:tcPr>
             <w:tcW w:type="dxa" w:w="2340"/>
+            <w:tcMar>
+              <w:top w:w="100" w:type="dxa"/>
+              <w:bottom w:w="100" w:type="dxa"/>
+              <w:left w:w="120" w:type="dxa"/>
+              <w:right w:w="120" w:type="dxa"/>
+            </w:tcMar>
           </w:tcPr>
           <w:p>
             <w:pPr>
@@ -1739,7 +2045,7 @@
             </w:pPr>
             <w:r>
               <w:rPr>
-                <w:rFonts w:ascii="Arial" w:hAnsi="Arial" w:cs="Arial"/>
+                <w:rFonts w:ascii="IBM Plex Sans Arabic" w:hAnsi="IBM Plex Sans Arabic" w:cs="IBM Plex Sans Arabic"/>
                 <w:rtl/>
               </w:rPr>
               <w:t>رصد مباشر</w:t>
@@ -1749,6 +2055,12 @@
         <w:tc>
           <w:tcPr>
             <w:tcW w:type="dxa" w:w="2340"/>
+            <w:tcMar>
+              <w:top w:w="100" w:type="dxa"/>
+              <w:bottom w:w="100" w:type="dxa"/>
+              <w:left w:w="120" w:type="dxa"/>
+              <w:right w:w="120" w:type="dxa"/>
+            </w:tcMar>
           </w:tcPr>
           <w:p>
             <w:pPr>
@@ -1757,10 +2069,10 @@
             </w:pPr>
             <w:r>
               <w:rPr>
-                <w:rFonts w:ascii="Arial" w:hAnsi="Arial" w:cs="Arial"/>
+                <w:rFonts w:ascii="IBM Plex Sans Arabic" w:hAnsi="IBM Plex Sans Arabic" w:cs="IBM Plex Sans Arabic"/>
                 <w:rtl/>
               </w:rPr>
-              <w:t>UN Comtrade | سُحب: 2026-07-18 | ثقة: عالية (90%)</w:t>
+              <w:t>UN Comtrade | سُحب: 2026-07-20 | ثقة: عالية (90%)</w:t>
             </w:r>
           </w:p>
         </w:tc>
@@ -1769,7 +2081,13 @@
         <w:tc>
           <w:tcPr>
             <w:tcW w:type="dxa" w:w="2340"/>
-            <w:shd w:val="clear" w:fill="F2F2F2"/>
+            <w:tcMar>
+              <w:top w:w="100" w:type="dxa"/>
+              <w:bottom w:w="100" w:type="dxa"/>
+              <w:left w:w="120" w:type="dxa"/>
+              <w:right w:w="120" w:type="dxa"/>
+            </w:tcMar>
+            <w:shd w:val="clear" w:fill="F2F7F3"/>
           </w:tcPr>
           <w:p>
             <w:pPr>
@@ -1778,7 +2096,7 @@
             </w:pPr>
             <w:r>
               <w:rPr>
-                <w:rFonts w:ascii="Arial" w:hAnsi="Arial" w:cs="Arial"/>
+                <w:rFonts w:ascii="IBM Plex Sans Arabic" w:hAnsi="IBM Plex Sans Arabic" w:cs="IBM Plex Sans Arabic"/>
                 <w:rtl/>
               </w:rPr>
               <w:t>نمو الواردات</w:t>
@@ -1788,7 +2106,13 @@
         <w:tc>
           <w:tcPr>
             <w:tcW w:type="dxa" w:w="2340"/>
-            <w:shd w:val="clear" w:fill="F2F2F2"/>
+            <w:tcMar>
+              <w:top w:w="100" w:type="dxa"/>
+              <w:bottom w:w="100" w:type="dxa"/>
+              <w:left w:w="120" w:type="dxa"/>
+              <w:right w:w="120" w:type="dxa"/>
+            </w:tcMar>
+            <w:shd w:val="clear" w:fill="F2F7F3"/>
           </w:tcPr>
           <w:p>
             <w:pPr>
@@ -1797,7 +2121,7 @@
             </w:pPr>
             <w:r>
               <w:rPr>
-                <w:rFonts w:ascii="Arial" w:hAnsi="Arial" w:cs="Arial"/>
+                <w:rFonts w:ascii="IBM Plex Sans Arabic" w:hAnsi="IBM Plex Sans Arabic" w:cs="IBM Plex Sans Arabic"/>
                 <w:rtl/>
               </w:rPr>
               <w:t>50.0 %</w:t>
@@ -1807,7 +2131,13 @@
         <w:tc>
           <w:tcPr>
             <w:tcW w:type="dxa" w:w="2340"/>
-            <w:shd w:val="clear" w:fill="F2F2F2"/>
+            <w:tcMar>
+              <w:top w:w="100" w:type="dxa"/>
+              <w:bottom w:w="100" w:type="dxa"/>
+              <w:left w:w="120" w:type="dxa"/>
+              <w:right w:w="120" w:type="dxa"/>
+            </w:tcMar>
+            <w:shd w:val="clear" w:fill="F2F7F3"/>
           </w:tcPr>
           <w:p>
             <w:pPr>
@@ -1816,7 +2146,7 @@
             </w:pPr>
             <w:r>
               <w:rPr>
-                <w:rFonts w:ascii="Arial" w:hAnsi="Arial" w:cs="Arial"/>
+                <w:rFonts w:ascii="IBM Plex Sans Arabic" w:hAnsi="IBM Plex Sans Arabic" w:cs="IBM Plex Sans Arabic"/>
                 <w:rtl/>
               </w:rPr>
               <w:t>رصد مباشر</w:t>
@@ -1826,7 +2156,13 @@
         <w:tc>
           <w:tcPr>
             <w:tcW w:type="dxa" w:w="2340"/>
-            <w:shd w:val="clear" w:fill="F2F2F2"/>
+            <w:tcMar>
+              <w:top w:w="100" w:type="dxa"/>
+              <w:bottom w:w="100" w:type="dxa"/>
+              <w:left w:w="120" w:type="dxa"/>
+              <w:right w:w="120" w:type="dxa"/>
+            </w:tcMar>
+            <w:shd w:val="clear" w:fill="F2F7F3"/>
           </w:tcPr>
           <w:p>
             <w:pPr>
@@ -1835,10 +2171,10 @@
             </w:pPr>
             <w:r>
               <w:rPr>
-                <w:rFonts w:ascii="Arial" w:hAnsi="Arial" w:cs="Arial"/>
+                <w:rFonts w:ascii="IBM Plex Sans Arabic" w:hAnsi="IBM Plex Sans Arabic" w:cs="IBM Plex Sans Arabic"/>
                 <w:rtl/>
               </w:rPr>
-              <w:t>UN Comtrade (مخزن الحقائق) | سُحب: 2026-07-18 | ثقة: عالية (90%)</w:t>
+              <w:t>UN Comtrade (مخزن الحقائق) | سُحب: 2026-07-20 | ثقة: عالية (90%)</w:t>
             </w:r>
           </w:p>
         </w:tc>
@@ -1847,6 +2183,12 @@
         <w:tc>
           <w:tcPr>
             <w:tcW w:type="dxa" w:w="2340"/>
+            <w:tcMar>
+              <w:top w:w="100" w:type="dxa"/>
+              <w:bottom w:w="100" w:type="dxa"/>
+              <w:left w:w="120" w:type="dxa"/>
+              <w:right w:w="120" w:type="dxa"/>
+            </w:tcMar>
           </w:tcPr>
           <w:p>
             <w:pPr>
@@ -1855,7 +2197,7 @@
             </w:pPr>
             <w:r>
               <w:rPr>
-                <w:rFonts w:ascii="Arial" w:hAnsi="Arial" w:cs="Arial"/>
+                <w:rFonts w:ascii="IBM Plex Sans Arabic" w:hAnsi="IBM Plex Sans Arabic" w:cs="IBM Plex Sans Arabic"/>
                 <w:rtl/>
               </w:rPr>
               <w:t>معدل النمو السنوي المركّب</w:t>
@@ -1865,6 +2207,12 @@
         <w:tc>
           <w:tcPr>
             <w:tcW w:type="dxa" w:w="2340"/>
+            <w:tcMar>
+              <w:top w:w="100" w:type="dxa"/>
+              <w:bottom w:w="100" w:type="dxa"/>
+              <w:left w:w="120" w:type="dxa"/>
+              <w:right w:w="120" w:type="dxa"/>
+            </w:tcMar>
           </w:tcPr>
           <w:p>
             <w:pPr>
@@ -1873,7 +2221,7 @@
             </w:pPr>
             <w:r>
               <w:rPr>
-                <w:rFonts w:ascii="Arial" w:hAnsi="Arial" w:cs="Arial"/>
+                <w:rFonts w:ascii="IBM Plex Sans Arabic" w:hAnsi="IBM Plex Sans Arabic" w:cs="IBM Plex Sans Arabic"/>
                 <w:rtl/>
               </w:rPr>
               <w:t>22.5 %</w:t>
@@ -1883,6 +2231,12 @@
         <w:tc>
           <w:tcPr>
             <w:tcW w:type="dxa" w:w="2340"/>
+            <w:tcMar>
+              <w:top w:w="100" w:type="dxa"/>
+              <w:bottom w:w="100" w:type="dxa"/>
+              <w:left w:w="120" w:type="dxa"/>
+              <w:right w:w="120" w:type="dxa"/>
+            </w:tcMar>
           </w:tcPr>
           <w:p>
             <w:pPr>
@@ -1891,7 +2245,7 @@
             </w:pPr>
             <w:r>
               <w:rPr>
-                <w:rFonts w:ascii="Arial" w:hAnsi="Arial" w:cs="Arial"/>
+                <w:rFonts w:ascii="IBM Plex Sans Arabic" w:hAnsi="IBM Plex Sans Arabic" w:cs="IBM Plex Sans Arabic"/>
                 <w:rtl/>
               </w:rPr>
               <w:t>رصد مباشر</w:t>
@@ -1901,6 +2255,12 @@
         <w:tc>
           <w:tcPr>
             <w:tcW w:type="dxa" w:w="2340"/>
+            <w:tcMar>
+              <w:top w:w="100" w:type="dxa"/>
+              <w:bottom w:w="100" w:type="dxa"/>
+              <w:left w:w="120" w:type="dxa"/>
+              <w:right w:w="120" w:type="dxa"/>
+            </w:tcMar>
           </w:tcPr>
           <w:p>
             <w:pPr>
@@ -1909,10 +2269,10 @@
             </w:pPr>
             <w:r>
               <w:rPr>
-                <w:rFonts w:ascii="Arial" w:hAnsi="Arial" w:cs="Arial"/>
+                <w:rFonts w:ascii="IBM Plex Sans Arabic" w:hAnsi="IBM Plex Sans Arabic" w:cs="IBM Plex Sans Arabic"/>
                 <w:rtl/>
               </w:rPr>
-              <w:t>UN Comtrade (مخزن الحقائق) | سُحب: 2026-07-18 | ثقة: عالية (90%)</w:t>
+              <w:t>UN Comtrade (مخزن الحقائق) | سُحب: 2026-07-20 | ثقة: عالية (90%)</w:t>
             </w:r>
           </w:p>
         </w:tc>
@@ -1926,7 +2286,7 @@
       </w:pPr>
       <w:r>
         <w:rPr>
-          <w:rFonts w:ascii="Arial" w:hAnsi="Arial" w:cs="Arial"/>
+          <w:rFonts w:ascii="IBM Plex Sans Arabic" w:hAnsi="IBM Plex Sans Arabic" w:cs="IBM Plex Sans Arabic"/>
           <w:rtl/>
         </w:rPr>
         <w:t>غير متوفر: السوق القابل للخدمة (SAM): يتطلب TAM مرصوداً + شريحة tier في بطاقة المنتج (premium/mid/mass)</w:t>
@@ -1940,7 +2300,7 @@
       </w:pPr>
       <w:r>
         <w:rPr>
-          <w:rFonts w:ascii="Arial" w:hAnsi="Arial" w:cs="Arial"/>
+          <w:rFonts w:ascii="IBM Plex Sans Arabic" w:hAnsi="IBM Plex Sans Arabic" w:cs="IBM Plex Sans Arabic"/>
           <w:rtl/>
         </w:rPr>
         <w:t>غير متوفر: الحصة القابلة للتحصيل (SOM): يتطلب طاقة شهرية في بطاقة المنتج + قيمة وحدة حدودية مرصودة (قيمة/وزن كومتريد)</w:t>
@@ -1954,7 +2314,7 @@
       </w:pPr>
       <w:r>
         <w:rPr>
-          <w:rFonts w:ascii="Arial" w:hAnsi="Arial" w:cs="Arial"/>
+          <w:rFonts w:ascii="IBM Plex Sans Arabic" w:hAnsi="IBM Plex Sans Arabic" w:cs="IBM Plex Sans Arabic"/>
           <w:rtl/>
         </w:rPr>
         <w:t>٧. تحليل التقسيم</w:t>
@@ -1968,7 +2328,7 @@
       </w:pPr>
       <w:r>
         <w:rPr>
-          <w:rFonts w:ascii="Arial" w:hAnsi="Arial" w:cs="Arial"/>
+          <w:rFonts w:ascii="IBM Plex Sans Arabic" w:hAnsi="IBM Plex Sans Arabic" w:cs="IBM Plex Sans Arabic"/>
           <w:rtl/>
         </w:rPr>
         <w:t>شرائح العملاء</w:t>
@@ -1982,7 +2342,7 @@
       </w:pPr>
       <w:r>
         <w:rPr>
-          <w:rFonts w:ascii="Arial" w:hAnsi="Arial" w:cs="Arial"/>
+          <w:rFonts w:ascii="IBM Plex Sans Arabic" w:hAnsi="IBM Plex Sans Arabic" w:cs="IBM Plex Sans Arabic"/>
           <w:rtl/>
         </w:rPr>
         <w:t>شريحة الحلال/رمضان: 2.0% من السكان — الأساس: مرجع Pew الساكن — muslim_share_pct</w:t>
@@ -1996,7 +2356,7 @@
       </w:pPr>
       <w:r>
         <w:rPr>
-          <w:rFonts w:ascii="Arial" w:hAnsi="Arial" w:cs="Arial"/>
+          <w:rFonts w:ascii="IBM Plex Sans Arabic" w:hAnsi="IBM Plex Sans Arabic" w:cs="IBM Plex Sans Arabic"/>
           <w:rtl/>
         </w:rPr>
         <w:t>٨. تحليل التجارة (استيراد/تصدير)</w:t>
@@ -2008,6 +2368,14 @@
         <w:tblW w:type="auto" w:w="0"/>
         <w:tblLayout w:type="fixed"/>
         <w:tblLook w:firstColumn="1" w:firstRow="1" w:lastColumn="0" w:lastRow="0" w:noHBand="0" w:noVBand="1" w:val="04A0"/>
+        <w:tblBorders>
+          <w:top w:val="single" w:sz="4" w:space="0" w:color="BBBBBB"/>
+          <w:left w:val="single" w:sz="4" w:space="0" w:color="BBBBBB"/>
+          <w:bottom w:val="single" w:sz="4" w:space="0" w:color="BBBBBB"/>
+          <w:right w:val="single" w:sz="4" w:space="0" w:color="BBBBBB"/>
+          <w:insideH w:val="single" w:sz="4" w:space="0" w:color="BBBBBB"/>
+          <w:insideV w:val="single" w:sz="4" w:space="0" w:color="BBBBBB"/>
+        </w:tblBorders>
         <w:bidiVisual/>
       </w:tblPr>
       <w:tblGrid>
@@ -2019,7 +2387,13 @@
         <w:tc>
           <w:tcPr>
             <w:tcW w:type="dxa" w:w="3120"/>
-            <w:shd w:val="clear" w:fill="1B3B6F"/>
+            <w:shd w:val="clear" w:fill="166534"/>
+            <w:tcMar>
+              <w:top w:w="100" w:type="dxa"/>
+              <w:bottom w:w="100" w:type="dxa"/>
+              <w:left w:w="120" w:type="dxa"/>
+              <w:right w:w="120" w:type="dxa"/>
+            </w:tcMar>
           </w:tcPr>
           <w:p>
             <w:pPr>
@@ -2028,7 +2402,7 @@
             </w:pPr>
             <w:r>
               <w:rPr>
-                <w:rFonts w:ascii="Arial" w:hAnsi="Arial" w:cs="Arial"/>
+                <w:rFonts w:ascii="IBM Plex Sans Arabic" w:hAnsi="IBM Plex Sans Arabic" w:cs="IBM Plex Sans Arabic"/>
                 <w:b/>
                 <w:color w:val="FFFFFF"/>
                 <w:rtl/>
@@ -2040,7 +2414,13 @@
         <w:tc>
           <w:tcPr>
             <w:tcW w:type="dxa" w:w="3120"/>
-            <w:shd w:val="clear" w:fill="1B3B6F"/>
+            <w:shd w:val="clear" w:fill="166534"/>
+            <w:tcMar>
+              <w:top w:w="100" w:type="dxa"/>
+              <w:bottom w:w="100" w:type="dxa"/>
+              <w:left w:w="120" w:type="dxa"/>
+              <w:right w:w="120" w:type="dxa"/>
+            </w:tcMar>
           </w:tcPr>
           <w:p>
             <w:pPr>
@@ -2049,7 +2429,7 @@
             </w:pPr>
             <w:r>
               <w:rPr>
-                <w:rFonts w:ascii="Arial" w:hAnsi="Arial" w:cs="Arial"/>
+                <w:rFonts w:ascii="IBM Plex Sans Arabic" w:hAnsi="IBM Plex Sans Arabic" w:cs="IBM Plex Sans Arabic"/>
                 <w:b/>
                 <w:color w:val="FFFFFF"/>
                 <w:rtl/>
@@ -2061,7 +2441,13 @@
         <w:tc>
           <w:tcPr>
             <w:tcW w:type="dxa" w:w="3120"/>
-            <w:shd w:val="clear" w:fill="1B3B6F"/>
+            <w:shd w:val="clear" w:fill="166534"/>
+            <w:tcMar>
+              <w:top w:w="100" w:type="dxa"/>
+              <w:bottom w:w="100" w:type="dxa"/>
+              <w:left w:w="120" w:type="dxa"/>
+              <w:right w:w="120" w:type="dxa"/>
+            </w:tcMar>
           </w:tcPr>
           <w:p>
             <w:pPr>
@@ -2070,7 +2456,7 @@
             </w:pPr>
             <w:r>
               <w:rPr>
-                <w:rFonts w:ascii="Arial" w:hAnsi="Arial" w:cs="Arial"/>
+                <w:rFonts w:ascii="IBM Plex Sans Arabic" w:hAnsi="IBM Plex Sans Arabic" w:cs="IBM Plex Sans Arabic"/>
                 <w:b/>
                 <w:color w:val="FFFFFF"/>
                 <w:rtl/>
@@ -2084,6 +2470,12 @@
         <w:tc>
           <w:tcPr>
             <w:tcW w:type="dxa" w:w="3120"/>
+            <w:tcMar>
+              <w:top w:w="100" w:type="dxa"/>
+              <w:bottom w:w="100" w:type="dxa"/>
+              <w:left w:w="120" w:type="dxa"/>
+              <w:right w:w="120" w:type="dxa"/>
+            </w:tcMar>
           </w:tcPr>
           <w:p>
             <w:pPr>
@@ -2092,7 +2484,7 @@
             </w:pPr>
             <w:r>
               <w:rPr>
-                <w:rFonts w:ascii="Arial" w:hAnsi="Arial" w:cs="Arial"/>
+                <w:rFonts w:ascii="IBM Plex Sans Arabic" w:hAnsi="IBM Plex Sans Arabic" w:cs="IBM Plex Sans Arabic"/>
                 <w:rtl/>
               </w:rPr>
               <w:t>Iran</w:t>
@@ -2102,6 +2494,12 @@
         <w:tc>
           <w:tcPr>
             <w:tcW w:type="dxa" w:w="3120"/>
+            <w:tcMar>
+              <w:top w:w="100" w:type="dxa"/>
+              <w:bottom w:w="100" w:type="dxa"/>
+              <w:left w:w="120" w:type="dxa"/>
+              <w:right w:w="120" w:type="dxa"/>
+            </w:tcMar>
           </w:tcPr>
           <w:p>
             <w:pPr>
@@ -2110,7 +2508,7 @@
             </w:pPr>
             <w:r>
               <w:rPr>
-                <w:rFonts w:ascii="Arial" w:hAnsi="Arial" w:cs="Arial"/>
+                <w:rFonts w:ascii="IBM Plex Sans Arabic" w:hAnsi="IBM Plex Sans Arabic" w:cs="IBM Plex Sans Arabic"/>
                 <w:rtl/>
               </w:rPr>
               <w:t>50%</w:t>
@@ -2120,6 +2518,12 @@
         <w:tc>
           <w:tcPr>
             <w:tcW w:type="dxa" w:w="3120"/>
+            <w:tcMar>
+              <w:top w:w="100" w:type="dxa"/>
+              <w:bottom w:w="100" w:type="dxa"/>
+              <w:left w:w="120" w:type="dxa"/>
+              <w:right w:w="120" w:type="dxa"/>
+            </w:tcMar>
           </w:tcPr>
           <w:p>
             <w:pPr>
@@ -2128,7 +2532,7 @@
             </w:pPr>
             <w:r>
               <w:rPr>
-                <w:rFonts w:ascii="Arial" w:hAnsi="Arial" w:cs="Arial"/>
+                <w:rFonts w:ascii="IBM Plex Sans Arabic" w:hAnsi="IBM Plex Sans Arabic" w:cs="IBM Plex Sans Arabic"/>
                 <w:rtl/>
               </w:rPr>
               <w:t>30.0 مليون دولار</w:t>
@@ -2140,7 +2544,13 @@
         <w:tc>
           <w:tcPr>
             <w:tcW w:type="dxa" w:w="3120"/>
-            <w:shd w:val="clear" w:fill="F2F2F2"/>
+            <w:tcMar>
+              <w:top w:w="100" w:type="dxa"/>
+              <w:bottom w:w="100" w:type="dxa"/>
+              <w:left w:w="120" w:type="dxa"/>
+              <w:right w:w="120" w:type="dxa"/>
+            </w:tcMar>
+            <w:shd w:val="clear" w:fill="F2F7F3"/>
           </w:tcPr>
           <w:p>
             <w:pPr>
@@ -2149,7 +2559,7 @@
             </w:pPr>
             <w:r>
               <w:rPr>
-                <w:rFonts w:ascii="Arial" w:hAnsi="Arial" w:cs="Arial"/>
+                <w:rFonts w:ascii="IBM Plex Sans Arabic" w:hAnsi="IBM Plex Sans Arabic" w:cs="IBM Plex Sans Arabic"/>
                 <w:rtl/>
               </w:rPr>
               <w:t>Saudi Arabia</w:t>
@@ -2159,7 +2569,13 @@
         <w:tc>
           <w:tcPr>
             <w:tcW w:type="dxa" w:w="3120"/>
-            <w:shd w:val="clear" w:fill="F2F2F2"/>
+            <w:tcMar>
+              <w:top w:w="100" w:type="dxa"/>
+              <w:bottom w:w="100" w:type="dxa"/>
+              <w:left w:w="120" w:type="dxa"/>
+              <w:right w:w="120" w:type="dxa"/>
+            </w:tcMar>
+            <w:shd w:val="clear" w:fill="F2F7F3"/>
           </w:tcPr>
           <w:p>
             <w:pPr>
@@ -2168,7 +2584,7 @@
             </w:pPr>
             <w:r>
               <w:rPr>
-                <w:rFonts w:ascii="Arial" w:hAnsi="Arial" w:cs="Arial"/>
+                <w:rFonts w:ascii="IBM Plex Sans Arabic" w:hAnsi="IBM Plex Sans Arabic" w:cs="IBM Plex Sans Arabic"/>
                 <w:rtl/>
               </w:rPr>
               <w:t>30%</w:t>
@@ -2178,7 +2594,13 @@
         <w:tc>
           <w:tcPr>
             <w:tcW w:type="dxa" w:w="3120"/>
-            <w:shd w:val="clear" w:fill="F2F2F2"/>
+            <w:tcMar>
+              <w:top w:w="100" w:type="dxa"/>
+              <w:bottom w:w="100" w:type="dxa"/>
+              <w:left w:w="120" w:type="dxa"/>
+              <w:right w:w="120" w:type="dxa"/>
+            </w:tcMar>
+            <w:shd w:val="clear" w:fill="F2F7F3"/>
           </w:tcPr>
           <w:p>
             <w:pPr>
@@ -2187,7 +2609,7 @@
             </w:pPr>
             <w:r>
               <w:rPr>
-                <w:rFonts w:ascii="Arial" w:hAnsi="Arial" w:cs="Arial"/>
+                <w:rFonts w:ascii="IBM Plex Sans Arabic" w:hAnsi="IBM Plex Sans Arabic" w:cs="IBM Plex Sans Arabic"/>
                 <w:rtl/>
               </w:rPr>
               <w:t>18.0 مليون دولار</w:t>
@@ -2199,6 +2621,12 @@
         <w:tc>
           <w:tcPr>
             <w:tcW w:type="dxa" w:w="3120"/>
+            <w:tcMar>
+              <w:top w:w="100" w:type="dxa"/>
+              <w:bottom w:w="100" w:type="dxa"/>
+              <w:left w:w="120" w:type="dxa"/>
+              <w:right w:w="120" w:type="dxa"/>
+            </w:tcMar>
           </w:tcPr>
           <w:p>
             <w:pPr>
@@ -2207,7 +2635,7 @@
             </w:pPr>
             <w:r>
               <w:rPr>
-                <w:rFonts w:ascii="Arial" w:hAnsi="Arial" w:cs="Arial"/>
+                <w:rFonts w:ascii="IBM Plex Sans Arabic" w:hAnsi="IBM Plex Sans Arabic" w:cs="IBM Plex Sans Arabic"/>
                 <w:rtl/>
               </w:rPr>
               <w:t>Tunisia</w:t>
@@ -2217,6 +2645,12 @@
         <w:tc>
           <w:tcPr>
             <w:tcW w:type="dxa" w:w="3120"/>
+            <w:tcMar>
+              <w:top w:w="100" w:type="dxa"/>
+              <w:bottom w:w="100" w:type="dxa"/>
+              <w:left w:w="120" w:type="dxa"/>
+              <w:right w:w="120" w:type="dxa"/>
+            </w:tcMar>
           </w:tcPr>
           <w:p>
             <w:pPr>
@@ -2225,7 +2659,7 @@
             </w:pPr>
             <w:r>
               <w:rPr>
-                <w:rFonts w:ascii="Arial" w:hAnsi="Arial" w:cs="Arial"/>
+                <w:rFonts w:ascii="IBM Plex Sans Arabic" w:hAnsi="IBM Plex Sans Arabic" w:cs="IBM Plex Sans Arabic"/>
                 <w:rtl/>
               </w:rPr>
               <w:t>20%</w:t>
@@ -2235,6 +2669,12 @@
         <w:tc>
           <w:tcPr>
             <w:tcW w:type="dxa" w:w="3120"/>
+            <w:tcMar>
+              <w:top w:w="100" w:type="dxa"/>
+              <w:bottom w:w="100" w:type="dxa"/>
+              <w:left w:w="120" w:type="dxa"/>
+              <w:right w:w="120" w:type="dxa"/>
+            </w:tcMar>
           </w:tcPr>
           <w:p>
             <w:pPr>
@@ -2243,7 +2683,7 @@
             </w:pPr>
             <w:r>
               <w:rPr>
-                <w:rFonts w:ascii="Arial" w:hAnsi="Arial" w:cs="Arial"/>
+                <w:rFonts w:ascii="IBM Plex Sans Arabic" w:hAnsi="IBM Plex Sans Arabic" w:cs="IBM Plex Sans Arabic"/>
                 <w:rtl/>
               </w:rPr>
               <w:t>12.0 مليون دولار</w:t>
@@ -2260,7 +2700,7 @@
       </w:pPr>
       <w:r>
         <w:rPr>
-          <w:rFonts w:ascii="Arial" w:hAnsi="Arial" w:cs="Arial"/>
+          <w:rFonts w:ascii="IBM Plex Sans Arabic" w:hAnsi="IBM Plex Sans Arabic" w:cs="IBM Plex Sans Arabic"/>
           <w:rtl/>
         </w:rPr>
         <w:t>المصدر: UN Comtrade</w:t>
@@ -2274,7 +2714,7 @@
       </w:pPr>
       <w:r>
         <w:rPr>
-          <w:rFonts w:ascii="Arial" w:hAnsi="Arial" w:cs="Arial"/>
+          <w:rFonts w:ascii="IBM Plex Sans Arabic" w:hAnsi="IBM Plex Sans Arabic" w:cs="IBM Plex Sans Arabic"/>
           <w:rtl/>
         </w:rPr>
         <w:t>٩. الأسواق المرشّحة الأخرى</w:t>
@@ -2288,7 +2728,7 @@
       </w:pPr>
       <w:r>
         <w:rPr>
-          <w:rFonts w:ascii="Arial" w:hAnsi="Arial" w:cs="Arial"/>
+          <w:rFonts w:ascii="IBM Plex Sans Arabic" w:hAnsi="IBM Plex Sans Arabic" w:cs="IBM Plex Sans Arabic"/>
           <w:rtl/>
         </w:rPr>
         <w:t>٩.1 China</w:t>
@@ -2302,7 +2742,7 @@
       </w:pPr>
       <w:r>
         <w:rPr>
-          <w:rFonts w:ascii="Arial" w:hAnsi="Arial" w:cs="Arial"/>
+          <w:rFonts w:ascii="IBM Plex Sans Arabic" w:hAnsi="IBM Plex Sans Arabic" w:cs="IBM Plex Sans Arabic"/>
           <w:rtl/>
         </w:rPr>
         <w:t>يستورد السوق ما قيمته 60.0 مليون دولار سنوياً من هذا المنتج (المصدر: UN Comtrade)</w:t>
@@ -2316,7 +2756,7 @@
       </w:pPr>
       <w:r>
         <w:rPr>
-          <w:rFonts w:ascii="Arial" w:hAnsi="Arial" w:cs="Arial"/>
+          <w:rFonts w:ascii="IBM Plex Sans Arabic" w:hAnsi="IBM Plex Sans Arabic" w:cs="IBM Plex Sans Arabic"/>
           <w:rtl/>
         </w:rPr>
         <w:t>المنتجات السعودية حاضرة فعلاً بحصة 30% من واردات السوق (المصدر: UN Comtrade)</w:t>
@@ -2330,7 +2770,7 @@
       </w:pPr>
       <w:r>
         <w:rPr>
-          <w:rFonts w:ascii="Arial" w:hAnsi="Arial" w:cs="Arial"/>
+          <w:rFonts w:ascii="IBM Plex Sans Arabic" w:hAnsi="IBM Plex Sans Arabic" w:cs="IBM Plex Sans Arabic"/>
           <w:rtl/>
         </w:rPr>
         <w:t>سوق عالي التركّز — مورّد أو اثنان يهيمنان</w:t>
@@ -2344,7 +2784,7 @@
       </w:pPr>
       <w:r>
         <w:rPr>
-          <w:rFonts w:ascii="Arial" w:hAnsi="Arial" w:cs="Arial"/>
+          <w:rFonts w:ascii="IBM Plex Sans Arabic" w:hAnsi="IBM Plex Sans Arabic" w:cs="IBM Plex Sans Arabic"/>
           <w:rtl/>
         </w:rPr>
         <w:t>الثقة الإجمالية لهذا التقييم: عالية (75%)</w:t>
@@ -2358,7 +2798,7 @@
       </w:pPr>
       <w:r>
         <w:rPr>
-          <w:rFonts w:ascii="Arial" w:hAnsi="Arial" w:cs="Arial"/>
+          <w:rFonts w:ascii="IBM Plex Sans Arabic" w:hAnsi="IBM Plex Sans Arabic" w:cs="IBM Plex Sans Arabic"/>
           <w:rtl/>
         </w:rPr>
         <w:t>٩.2 United Arab Emirates</w:t>
@@ -2372,7 +2812,7 @@
       </w:pPr>
       <w:r>
         <w:rPr>
-          <w:rFonts w:ascii="Arial" w:hAnsi="Arial" w:cs="Arial"/>
+          <w:rFonts w:ascii="IBM Plex Sans Arabic" w:hAnsi="IBM Plex Sans Arabic" w:cs="IBM Plex Sans Arabic"/>
           <w:rtl/>
         </w:rPr>
         <w:t>يستورد السوق ما قيمته 20.0 مليون دولار سنوياً من هذا المنتج (المصدر: UN Comtrade)</w:t>
@@ -2386,7 +2826,7 @@
       </w:pPr>
       <w:r>
         <w:rPr>
-          <w:rFonts w:ascii="Arial" w:hAnsi="Arial" w:cs="Arial"/>
+          <w:rFonts w:ascii="IBM Plex Sans Arabic" w:hAnsi="IBM Plex Sans Arabic" w:cs="IBM Plex Sans Arabic"/>
           <w:rtl/>
         </w:rPr>
         <w:t>المنتجات السعودية حاضرة فعلاً بحصة 100% من واردات السوق (المصدر: UN Comtrade)</w:t>
@@ -2400,7 +2840,7 @@
       </w:pPr>
       <w:r>
         <w:rPr>
-          <w:rFonts w:ascii="Arial" w:hAnsi="Arial" w:cs="Arial"/>
+          <w:rFonts w:ascii="IBM Plex Sans Arabic" w:hAnsi="IBM Plex Sans Arabic" w:cs="IBM Plex Sans Arabic"/>
           <w:rtl/>
         </w:rPr>
         <w:t>سوق عالي التركّز — مورّد أو اثنان يهيمنان</w:t>
@@ -2414,7 +2854,7 @@
       </w:pPr>
       <w:r>
         <w:rPr>
-          <w:rFonts w:ascii="Arial" w:hAnsi="Arial" w:cs="Arial"/>
+          <w:rFonts w:ascii="IBM Plex Sans Arabic" w:hAnsi="IBM Plex Sans Arabic" w:cs="IBM Plex Sans Arabic"/>
           <w:rtl/>
         </w:rPr>
         <w:t>الثقة الإجمالية لهذا التقييم: عالية (75%)</w:t>
@@ -2428,7 +2868,7 @@
       </w:pPr>
       <w:r>
         <w:rPr>
-          <w:rFonts w:ascii="Arial" w:hAnsi="Arial" w:cs="Arial"/>
+          <w:rFonts w:ascii="IBM Plex Sans Arabic" w:hAnsi="IBM Plex Sans Arabic" w:cs="IBM Plex Sans Arabic"/>
           <w:rtl/>
         </w:rPr>
         <w:t>١٠. المشهد التنافسي</w:t>
@@ -2442,7 +2882,7 @@
       </w:pPr>
       <w:r>
         <w:rPr>
-          <w:rFonts w:ascii="Arial" w:hAnsi="Arial" w:cs="Arial"/>
+          <w:rFonts w:ascii="IBM Plex Sans Arabic" w:hAnsi="IBM Plex Sans Arabic" w:cs="IBM Plex Sans Arabic"/>
           <w:rtl/>
         </w:rPr>
         <w:t>شركات بالاسم (مرشّحون غير موثَّقين)</w:t>
@@ -2455,7 +2895,7 @@
       </w:pPr>
       <w:r>
         <w:rPr>
-          <w:rFonts w:ascii="Arial" w:hAnsi="Arial" w:cs="Arial"/>
+          <w:rFonts w:ascii="IBM Plex Sans Arabic" w:hAnsi="IBM Plex Sans Arabic" w:cs="IBM Plex Sans Arabic"/>
           <w:rtl/>
         </w:rPr>
         <w:t>لا شركات مرصودة بالاسم في هذا التشغيل (أسماء الأعمال تأتي من Google Places حصراً)</w:t>
@@ -2468,7 +2908,7 @@
       </w:pPr>
       <w:r>
         <w:rPr>
-          <w:rFonts w:ascii="Arial" w:hAnsi="Arial" w:cs="Arial"/>
+          <w:rFonts w:ascii="IBM Plex Sans Arabic" w:hAnsi="IBM Plex Sans Arabic" w:cs="IBM Plex Sans Arabic"/>
           <w:rtl/>
         </w:rPr>
         <w:t>الطبقة الدولية (تركّز الموردين — UN Comtrade):</w:t>
@@ -2480,6 +2920,14 @@
         <w:tblW w:type="auto" w:w="0"/>
         <w:tblLayout w:type="fixed"/>
         <w:tblLook w:firstColumn="1" w:firstRow="1" w:lastColumn="0" w:lastRow="0" w:noHBand="0" w:noVBand="1" w:val="04A0"/>
+        <w:tblBorders>
+          <w:top w:val="single" w:sz="4" w:space="0" w:color="BBBBBB"/>
+          <w:left w:val="single" w:sz="4" w:space="0" w:color="BBBBBB"/>
+          <w:bottom w:val="single" w:sz="4" w:space="0" w:color="BBBBBB"/>
+          <w:right w:val="single" w:sz="4" w:space="0" w:color="BBBBBB"/>
+          <w:insideH w:val="single" w:sz="4" w:space="0" w:color="BBBBBB"/>
+          <w:insideV w:val="single" w:sz="4" w:space="0" w:color="BBBBBB"/>
+        </w:tblBorders>
         <w:bidiVisual/>
       </w:tblPr>
       <w:tblGrid>
@@ -2492,7 +2940,13 @@
         <w:tc>
           <w:tcPr>
             <w:tcW w:type="dxa" w:w="2340"/>
-            <w:shd w:val="clear" w:fill="1B3B6F"/>
+            <w:shd w:val="clear" w:fill="166534"/>
+            <w:tcMar>
+              <w:top w:w="100" w:type="dxa"/>
+              <w:bottom w:w="100" w:type="dxa"/>
+              <w:left w:w="120" w:type="dxa"/>
+              <w:right w:w="120" w:type="dxa"/>
+            </w:tcMar>
           </w:tcPr>
           <w:p>
             <w:pPr>
@@ -2501,7 +2955,7 @@
             </w:pPr>
             <w:r>
               <w:rPr>
-                <w:rFonts w:ascii="Arial" w:hAnsi="Arial" w:cs="Arial"/>
+                <w:rFonts w:ascii="IBM Plex Sans Arabic" w:hAnsi="IBM Plex Sans Arabic" w:cs="IBM Plex Sans Arabic"/>
                 <w:b/>
                 <w:color w:val="FFFFFF"/>
                 <w:rtl/>
@@ -2513,7 +2967,13 @@
         <w:tc>
           <w:tcPr>
             <w:tcW w:type="dxa" w:w="2340"/>
-            <w:shd w:val="clear" w:fill="1B3B6F"/>
+            <w:shd w:val="clear" w:fill="166534"/>
+            <w:tcMar>
+              <w:top w:w="100" w:type="dxa"/>
+              <w:bottom w:w="100" w:type="dxa"/>
+              <w:left w:w="120" w:type="dxa"/>
+              <w:right w:w="120" w:type="dxa"/>
+            </w:tcMar>
           </w:tcPr>
           <w:p>
             <w:pPr>
@@ -2522,7 +2982,7 @@
             </w:pPr>
             <w:r>
               <w:rPr>
-                <w:rFonts w:ascii="Arial" w:hAnsi="Arial" w:cs="Arial"/>
+                <w:rFonts w:ascii="IBM Plex Sans Arabic" w:hAnsi="IBM Plex Sans Arabic" w:cs="IBM Plex Sans Arabic"/>
                 <w:b/>
                 <w:color w:val="FFFFFF"/>
                 <w:rtl/>
@@ -2534,7 +2994,13 @@
         <w:tc>
           <w:tcPr>
             <w:tcW w:type="dxa" w:w="2340"/>
-            <w:shd w:val="clear" w:fill="1B3B6F"/>
+            <w:shd w:val="clear" w:fill="166534"/>
+            <w:tcMar>
+              <w:top w:w="100" w:type="dxa"/>
+              <w:bottom w:w="100" w:type="dxa"/>
+              <w:left w:w="120" w:type="dxa"/>
+              <w:right w:w="120" w:type="dxa"/>
+            </w:tcMar>
           </w:tcPr>
           <w:p>
             <w:pPr>
@@ -2543,7 +3009,7 @@
             </w:pPr>
             <w:r>
               <w:rPr>
-                <w:rFonts w:ascii="Arial" w:hAnsi="Arial" w:cs="Arial"/>
+                <w:rFonts w:ascii="IBM Plex Sans Arabic" w:hAnsi="IBM Plex Sans Arabic" w:cs="IBM Plex Sans Arabic"/>
                 <w:b/>
                 <w:color w:val="FFFFFF"/>
                 <w:rtl/>
@@ -2555,7 +3021,13 @@
         <w:tc>
           <w:tcPr>
             <w:tcW w:type="dxa" w:w="2340"/>
-            <w:shd w:val="clear" w:fill="1B3B6F"/>
+            <w:shd w:val="clear" w:fill="166534"/>
+            <w:tcMar>
+              <w:top w:w="100" w:type="dxa"/>
+              <w:bottom w:w="100" w:type="dxa"/>
+              <w:left w:w="120" w:type="dxa"/>
+              <w:right w:w="120" w:type="dxa"/>
+            </w:tcMar>
           </w:tcPr>
           <w:p>
             <w:pPr>
@@ -2564,7 +3036,7 @@
             </w:pPr>
             <w:r>
               <w:rPr>
-                <w:rFonts w:ascii="Arial" w:hAnsi="Arial" w:cs="Arial"/>
+                <w:rFonts w:ascii="IBM Plex Sans Arabic" w:hAnsi="IBM Plex Sans Arabic" w:cs="IBM Plex Sans Arabic"/>
                 <w:b/>
                 <w:color w:val="FFFFFF"/>
                 <w:rtl/>
@@ -2578,6 +3050,12 @@
         <w:tc>
           <w:tcPr>
             <w:tcW w:type="dxa" w:w="2340"/>
+            <w:tcMar>
+              <w:top w:w="100" w:type="dxa"/>
+              <w:bottom w:w="100" w:type="dxa"/>
+              <w:left w:w="120" w:type="dxa"/>
+              <w:right w:w="120" w:type="dxa"/>
+            </w:tcMar>
           </w:tcPr>
           <w:p>
             <w:pPr>
@@ -2586,7 +3064,7 @@
             </w:pPr>
             <w:r>
               <w:rPr>
-                <w:rFonts w:ascii="Arial" w:hAnsi="Arial" w:cs="Arial"/>
+                <w:rFonts w:ascii="IBM Plex Sans Arabic" w:hAnsi="IBM Plex Sans Arabic" w:cs="IBM Plex Sans Arabic"/>
                 <w:rtl/>
               </w:rPr>
               <w:t>تركّز الموردين</w:t>
@@ -2596,6 +3074,12 @@
         <w:tc>
           <w:tcPr>
             <w:tcW w:type="dxa" w:w="2340"/>
+            <w:tcMar>
+              <w:top w:w="100" w:type="dxa"/>
+              <w:bottom w:w="100" w:type="dxa"/>
+              <w:left w:w="120" w:type="dxa"/>
+              <w:right w:w="120" w:type="dxa"/>
+            </w:tcMar>
           </w:tcPr>
           <w:p>
             <w:pPr>
@@ -2604,7 +3088,7 @@
             </w:pPr>
             <w:r>
               <w:rPr>
-                <w:rFonts w:ascii="Arial" w:hAnsi="Arial" w:cs="Arial"/>
+                <w:rFonts w:ascii="IBM Plex Sans Arabic" w:hAnsi="IBM Plex Sans Arabic" w:cs="IBM Plex Sans Arabic"/>
                 <w:rtl/>
               </w:rPr>
               <w:t>0.38</w:t>
@@ -2614,6 +3098,12 @@
         <w:tc>
           <w:tcPr>
             <w:tcW w:type="dxa" w:w="2340"/>
+            <w:tcMar>
+              <w:top w:w="100" w:type="dxa"/>
+              <w:bottom w:w="100" w:type="dxa"/>
+              <w:left w:w="120" w:type="dxa"/>
+              <w:right w:w="120" w:type="dxa"/>
+            </w:tcMar>
           </w:tcPr>
           <w:p>
             <w:pPr>
@@ -2622,16 +3112,22 @@
             </w:pPr>
             <w:r>
               <w:rPr>
-                <w:rFonts w:ascii="Arial" w:hAnsi="Arial" w:cs="Arial"/>
+                <w:rFonts w:ascii="IBM Plex Sans Arabic" w:hAnsi="IBM Plex Sans Arabic" w:cs="IBM Plex Sans Arabic"/>
                 <w:rtl/>
               </w:rPr>
-              <w:t>UN Comtrade | سُحب: 2026-07-18 | ثقة: عالية (90%)</w:t>
+              <w:t>UN Comtrade | سُحب: 2026-07-20 | ثقة: عالية (90%)</w:t>
             </w:r>
           </w:p>
         </w:tc>
         <w:tc>
           <w:tcPr>
             <w:tcW w:type="dxa" w:w="2340"/>
+            <w:tcMar>
+              <w:top w:w="100" w:type="dxa"/>
+              <w:bottom w:w="100" w:type="dxa"/>
+              <w:left w:w="120" w:type="dxa"/>
+              <w:right w:w="120" w:type="dxa"/>
+            </w:tcMar>
           </w:tcPr>
           <w:p>
             <w:pPr>
@@ -2640,7 +3136,7 @@
             </w:pPr>
             <w:r>
               <w:rPr>
-                <w:rFonts w:ascii="Arial" w:hAnsi="Arial" w:cs="Arial"/>
+                <w:rFonts w:ascii="IBM Plex Sans Arabic" w:hAnsi="IBM Plex Sans Arabic" w:cs="IBM Plex Sans Arabic"/>
                 <w:rtl/>
               </w:rPr>
               <w:t>مؤشر هيرفنداهل لتركّز المورّدين (3 دولة) — &gt;0.25 سوق مركّز</w:t>
@@ -2652,7 +3148,13 @@
         <w:tc>
           <w:tcPr>
             <w:tcW w:type="dxa" w:w="2340"/>
-            <w:shd w:val="clear" w:fill="F2F2F2"/>
+            <w:tcMar>
+              <w:top w:w="100" w:type="dxa"/>
+              <w:bottom w:w="100" w:type="dxa"/>
+              <w:left w:w="120" w:type="dxa"/>
+              <w:right w:w="120" w:type="dxa"/>
+            </w:tcMar>
+            <w:shd w:val="clear" w:fill="F2F7F3"/>
           </w:tcPr>
           <w:p>
             <w:pPr>
@@ -2661,7 +3163,7 @@
             </w:pPr>
             <w:r>
               <w:rPr>
-                <w:rFonts w:ascii="Arial" w:hAnsi="Arial" w:cs="Arial"/>
+                <w:rFonts w:ascii="IBM Plex Sans Arabic" w:hAnsi="IBM Plex Sans Arabic" w:cs="IBM Plex Sans Arabic"/>
                 <w:rtl/>
               </w:rPr>
               <w:t>حصة المورّد الأكبر</w:t>
@@ -2671,7 +3173,13 @@
         <w:tc>
           <w:tcPr>
             <w:tcW w:type="dxa" w:w="2340"/>
-            <w:shd w:val="clear" w:fill="F2F2F2"/>
+            <w:tcMar>
+              <w:top w:w="100" w:type="dxa"/>
+              <w:bottom w:w="100" w:type="dxa"/>
+              <w:left w:w="120" w:type="dxa"/>
+              <w:right w:w="120" w:type="dxa"/>
+            </w:tcMar>
+            <w:shd w:val="clear" w:fill="F2F7F3"/>
           </w:tcPr>
           <w:p>
             <w:pPr>
@@ -2680,7 +3188,7 @@
             </w:pPr>
             <w:r>
               <w:rPr>
-                <w:rFonts w:ascii="Arial" w:hAnsi="Arial" w:cs="Arial"/>
+                <w:rFonts w:ascii="IBM Plex Sans Arabic" w:hAnsi="IBM Plex Sans Arabic" w:cs="IBM Plex Sans Arabic"/>
                 <w:rtl/>
               </w:rPr>
               <w:t>50.0 %</w:t>
@@ -2690,7 +3198,13 @@
         <w:tc>
           <w:tcPr>
             <w:tcW w:type="dxa" w:w="2340"/>
-            <w:shd w:val="clear" w:fill="F2F2F2"/>
+            <w:tcMar>
+              <w:top w:w="100" w:type="dxa"/>
+              <w:bottom w:w="100" w:type="dxa"/>
+              <w:left w:w="120" w:type="dxa"/>
+              <w:right w:w="120" w:type="dxa"/>
+            </w:tcMar>
+            <w:shd w:val="clear" w:fill="F2F7F3"/>
           </w:tcPr>
           <w:p>
             <w:pPr>
@@ -2699,17 +3213,23 @@
             </w:pPr>
             <w:r>
               <w:rPr>
-                <w:rFonts w:ascii="Arial" w:hAnsi="Arial" w:cs="Arial"/>
+                <w:rFonts w:ascii="IBM Plex Sans Arabic" w:hAnsi="IBM Plex Sans Arabic" w:cs="IBM Plex Sans Arabic"/>
                 <w:rtl/>
               </w:rPr>
-              <w:t>UN Comtrade | سُحب: 2026-07-18 | ثقة: عالية (90%)</w:t>
+              <w:t>UN Comtrade | سُحب: 2026-07-20 | ثقة: عالية (90%)</w:t>
             </w:r>
           </w:p>
         </w:tc>
         <w:tc>
           <w:tcPr>
             <w:tcW w:type="dxa" w:w="2340"/>
-            <w:shd w:val="clear" w:fill="F2F2F2"/>
+            <w:tcMar>
+              <w:top w:w="100" w:type="dxa"/>
+              <w:bottom w:w="100" w:type="dxa"/>
+              <w:left w:w="120" w:type="dxa"/>
+              <w:right w:w="120" w:type="dxa"/>
+            </w:tcMar>
+            <w:shd w:val="clear" w:fill="F2F7F3"/>
           </w:tcPr>
           <w:p>
             <w:pPr>
@@ -2718,7 +3238,7 @@
             </w:pPr>
             <w:r>
               <w:rPr>
-                <w:rFonts w:ascii="Arial" w:hAnsi="Arial" w:cs="Arial"/>
+                <w:rFonts w:ascii="IBM Plex Sans Arabic" w:hAnsi="IBM Plex Sans Arabic" w:cs="IBM Plex Sans Arabic"/>
                 <w:rtl/>
               </w:rPr>
               <w:t>حصة المورّد الأكبر: إيران</w:t>
@@ -2730,6 +3250,12 @@
         <w:tc>
           <w:tcPr>
             <w:tcW w:type="dxa" w:w="2340"/>
+            <w:tcMar>
+              <w:top w:w="100" w:type="dxa"/>
+              <w:bottom w:w="100" w:type="dxa"/>
+              <w:left w:w="120" w:type="dxa"/>
+              <w:right w:w="120" w:type="dxa"/>
+            </w:tcMar>
           </w:tcPr>
           <w:p>
             <w:pPr>
@@ -2738,7 +3264,7 @@
             </w:pPr>
             <w:r>
               <w:rPr>
-                <w:rFonts w:ascii="Arial" w:hAnsi="Arial" w:cs="Arial"/>
+                <w:rFonts w:ascii="IBM Plex Sans Arabic" w:hAnsi="IBM Plex Sans Arabic" w:cs="IBM Plex Sans Arabic"/>
                 <w:rtl/>
               </w:rPr>
               <w:t>الحصة السعودية</w:t>
@@ -2748,6 +3274,12 @@
         <w:tc>
           <w:tcPr>
             <w:tcW w:type="dxa" w:w="2340"/>
+            <w:tcMar>
+              <w:top w:w="100" w:type="dxa"/>
+              <w:bottom w:w="100" w:type="dxa"/>
+              <w:left w:w="120" w:type="dxa"/>
+              <w:right w:w="120" w:type="dxa"/>
+            </w:tcMar>
           </w:tcPr>
           <w:p>
             <w:pPr>
@@ -2756,7 +3288,7 @@
             </w:pPr>
             <w:r>
               <w:rPr>
-                <w:rFonts w:ascii="Arial" w:hAnsi="Arial" w:cs="Arial"/>
+                <w:rFonts w:ascii="IBM Plex Sans Arabic" w:hAnsi="IBM Plex Sans Arabic" w:cs="IBM Plex Sans Arabic"/>
                 <w:rtl/>
               </w:rPr>
               <w:t>30.0 %</w:t>
@@ -2766,6 +3298,12 @@
         <w:tc>
           <w:tcPr>
             <w:tcW w:type="dxa" w:w="2340"/>
+            <w:tcMar>
+              <w:top w:w="100" w:type="dxa"/>
+              <w:bottom w:w="100" w:type="dxa"/>
+              <w:left w:w="120" w:type="dxa"/>
+              <w:right w:w="120" w:type="dxa"/>
+            </w:tcMar>
           </w:tcPr>
           <w:p>
             <w:pPr>
@@ -2774,16 +3312,22 @@
             </w:pPr>
             <w:r>
               <w:rPr>
-                <w:rFonts w:ascii="Arial" w:hAnsi="Arial" w:cs="Arial"/>
+                <w:rFonts w:ascii="IBM Plex Sans Arabic" w:hAnsi="IBM Plex Sans Arabic" w:cs="IBM Plex Sans Arabic"/>
                 <w:rtl/>
               </w:rPr>
-              <w:t>UN Comtrade | سُحب: 2026-07-18 | ثقة: عالية (90%)</w:t>
+              <w:t>UN Comtrade | سُحب: 2026-07-20 | ثقة: عالية (90%)</w:t>
             </w:r>
           </w:p>
         </w:tc>
         <w:tc>
           <w:tcPr>
             <w:tcW w:type="dxa" w:w="2340"/>
+            <w:tcMar>
+              <w:top w:w="100" w:type="dxa"/>
+              <w:bottom w:w="100" w:type="dxa"/>
+              <w:left w:w="120" w:type="dxa"/>
+              <w:right w:w="120" w:type="dxa"/>
+            </w:tcMar>
           </w:tcPr>
           <w:p>
             <w:pPr>
@@ -2792,7 +3336,7 @@
             </w:pPr>
             <w:r>
               <w:rPr>
-                <w:rFonts w:ascii="Arial" w:hAnsi="Arial" w:cs="Arial"/>
+                <w:rFonts w:ascii="IBM Plex Sans Arabic" w:hAnsi="IBM Plex Sans Arabic" w:cs="IBM Plex Sans Arabic"/>
                 <w:rtl/>
               </w:rPr>
               <w:t>غير مثلَّث — تقرير سعودي مباشر (مرآة) غير متاح: لا تقرير سعودي مباشر (reporter=SAU) لـ HS080410→CHN 2023 — مرآة غير متاحة</w:t>
@@ -2809,7 +3353,7 @@
       </w:pPr>
       <w:r>
         <w:rPr>
-          <w:rFonts w:ascii="Arial" w:hAnsi="Arial" w:cs="Arial"/>
+          <w:rFonts w:ascii="IBM Plex Sans Arabic" w:hAnsi="IBM Plex Sans Arabic" w:cs="IBM Plex Sans Arabic"/>
           <w:rtl/>
         </w:rPr>
         <w:t>تحليل SWOT (قاعدي من حقائق مرصودة)</w:t>
@@ -2839,7 +3383,7 @@
             </w:pPr>
             <w:r>
               <w:rPr>
-                <w:rFonts w:ascii="Arial" w:hAnsi="Arial" w:cs="Arial"/>
+                <w:rFonts w:ascii="IBM Plex Sans Arabic" w:hAnsi="IBM Plex Sans Arabic" w:cs="IBM Plex Sans Arabic"/>
                 <w:b/>
                 <w:rtl/>
               </w:rPr>
@@ -2854,7 +3398,7 @@
             </w:pPr>
             <w:r>
               <w:rPr>
-                <w:rFonts w:ascii="Arial" w:hAnsi="Arial" w:cs="Arial"/>
+                <w:rFonts w:ascii="IBM Plex Sans Arabic" w:hAnsi="IBM Plex Sans Arabic" w:cs="IBM Plex Sans Arabic"/>
                 <w:rtl/>
               </w:rPr>
               <w:t>حضور سعودي قائم بحصة 30.0% من واردات السوق — الدليل: UN Comtrade — الحصة السعودية</w:t>
@@ -2868,7 +3412,7 @@
             </w:pPr>
             <w:r>
               <w:rPr>
-                <w:rFonts w:ascii="Arial" w:hAnsi="Arial" w:cs="Arial"/>
+                <w:rFonts w:ascii="IBM Plex Sans Arabic" w:hAnsi="IBM Plex Sans Arabic" w:cs="IBM Plex Sans Arabic"/>
                 <w:rtl/>
               </w:rPr>
               <w:t>سعر حدودي سعودي منافس (2.25$ مقابل متوسط 3.0$/kg) — الدليل: UN Comtrade — قيم الوحدة</w:t>
@@ -2886,7 +3430,7 @@
             </w:pPr>
             <w:r>
               <w:rPr>
-                <w:rFonts w:ascii="Arial" w:hAnsi="Arial" w:cs="Arial"/>
+                <w:rFonts w:ascii="IBM Plex Sans Arabic" w:hAnsi="IBM Plex Sans Arabic" w:cs="IBM Plex Sans Arabic"/>
                 <w:b/>
                 <w:rtl/>
               </w:rPr>
@@ -2901,7 +3445,7 @@
             </w:pPr>
             <w:r>
               <w:rPr>
-                <w:rFonts w:ascii="Arial" w:hAnsi="Arial" w:cs="Arial"/>
+                <w:rFonts w:ascii="IBM Plex Sans Arabic" w:hAnsi="IBM Plex Sans Arabic" w:cs="IBM Plex Sans Arabic"/>
                 <w:rtl/>
               </w:rPr>
               <w:t>الهامش غير محسوب — بطاقة المنتج غير مكتملة — الدليل: الهامش عند الحدود: يتطلب بطاقة منتج بوحدة kg (cost_per_unit) + قيمة وحدة حدودية مرصودة</w:t>
@@ -2921,7 +3465,7 @@
             </w:pPr>
             <w:r>
               <w:rPr>
-                <w:rFonts w:ascii="Arial" w:hAnsi="Arial" w:cs="Arial"/>
+                <w:rFonts w:ascii="IBM Plex Sans Arabic" w:hAnsi="IBM Plex Sans Arabic" w:cs="IBM Plex Sans Arabic"/>
                 <w:b/>
                 <w:rtl/>
               </w:rPr>
@@ -2936,7 +3480,7 @@
             </w:pPr>
             <w:r>
               <w:rPr>
-                <w:rFonts w:ascii="Arial" w:hAnsi="Arial" w:cs="Arial"/>
+                <w:rFonts w:ascii="IBM Plex Sans Arabic" w:hAnsi="IBM Plex Sans Arabic" w:cs="IBM Plex Sans Arabic"/>
                 <w:rtl/>
               </w:rPr>
               <w:t>واردات السوق تنمو 22.5% سنوياً مركّباً — الدليل: UN Comtrade — معدل النمو السنوي المركّب</w:t>
@@ -2954,7 +3498,7 @@
             </w:pPr>
             <w:r>
               <w:rPr>
-                <w:rFonts w:ascii="Arial" w:hAnsi="Arial" w:cs="Arial"/>
+                <w:rFonts w:ascii="IBM Plex Sans Arabic" w:hAnsi="IBM Plex Sans Arabic" w:cs="IBM Plex Sans Arabic"/>
                 <w:b/>
                 <w:rtl/>
               </w:rPr>
@@ -2968,7 +3512,7 @@
             </w:pPr>
             <w:r>
               <w:rPr>
-                <w:rFonts w:ascii="Arial" w:hAnsi="Arial" w:cs="Arial"/>
+                <w:rFonts w:ascii="IBM Plex Sans Arabic" w:hAnsi="IBM Plex Sans Arabic" w:cs="IBM Plex Sans Arabic"/>
                 <w:rtl/>
               </w:rPr>
               <w:t>—</w:t>
@@ -2984,7 +3528,7 @@
       </w:pPr>
       <w:r>
         <w:rPr>
-          <w:rFonts w:ascii="Arial" w:hAnsi="Arial" w:cs="Arial"/>
+          <w:rFonts w:ascii="IBM Plex Sans Arabic" w:hAnsi="IBM Plex Sans Arabic" w:cs="IBM Plex Sans Arabic"/>
           <w:rtl/>
         </w:rPr>
         <w:t>خلايا مشتقة من الحقائق المتاحة — الخلية الفارغة تعني غياب البيانات، لا سلامة الجانب</w:t>
@@ -2998,7 +3542,7 @@
       </w:pPr>
       <w:r>
         <w:rPr>
-          <w:rFonts w:ascii="Arial" w:hAnsi="Arial" w:cs="Arial"/>
+          <w:rFonts w:ascii="IBM Plex Sans Arabic" w:hAnsi="IBM Plex Sans Arabic" w:cs="IBM Plex Sans Arabic"/>
           <w:rtl/>
         </w:rPr>
         <w:t>التسعير بطبقتيه</w:t>
@@ -3011,7 +3555,7 @@
       </w:pPr>
       <w:r>
         <w:rPr>
-          <w:rFonts w:ascii="Arial" w:hAnsi="Arial" w:cs="Arial"/>
+          <w:rFonts w:ascii="IBM Plex Sans Arabic" w:hAnsi="IBM Plex Sans Arabic" w:cs="IBM Plex Sans Arabic"/>
           <w:rtl/>
         </w:rPr>
         <w:t>الطبقة الحدودية (قيم وحدة كومتريد):</w:t>
@@ -3023,6 +3567,14 @@
         <w:tblW w:type="auto" w:w="0"/>
         <w:tblLayout w:type="fixed"/>
         <w:tblLook w:firstColumn="1" w:firstRow="1" w:lastColumn="0" w:lastRow="0" w:noHBand="0" w:noVBand="1" w:val="04A0"/>
+        <w:tblBorders>
+          <w:top w:val="single" w:sz="4" w:space="0" w:color="BBBBBB"/>
+          <w:left w:val="single" w:sz="4" w:space="0" w:color="BBBBBB"/>
+          <w:bottom w:val="single" w:sz="4" w:space="0" w:color="BBBBBB"/>
+          <w:right w:val="single" w:sz="4" w:space="0" w:color="BBBBBB"/>
+          <w:insideH w:val="single" w:sz="4" w:space="0" w:color="BBBBBB"/>
+          <w:insideV w:val="single" w:sz="4" w:space="0" w:color="BBBBBB"/>
+        </w:tblBorders>
         <w:bidiVisual/>
       </w:tblPr>
       <w:tblGrid>
@@ -3035,7 +3587,13 @@
         <w:tc>
           <w:tcPr>
             <w:tcW w:type="dxa" w:w="2340"/>
-            <w:shd w:val="clear" w:fill="1B3B6F"/>
+            <w:shd w:val="clear" w:fill="166534"/>
+            <w:tcMar>
+              <w:top w:w="100" w:type="dxa"/>
+              <w:bottom w:w="100" w:type="dxa"/>
+              <w:left w:w="120" w:type="dxa"/>
+              <w:right w:w="120" w:type="dxa"/>
+            </w:tcMar>
           </w:tcPr>
           <w:p>
             <w:pPr>
@@ -3044,7 +3602,7 @@
             </w:pPr>
             <w:r>
               <w:rPr>
-                <w:rFonts w:ascii="Arial" w:hAnsi="Arial" w:cs="Arial"/>
+                <w:rFonts w:ascii="IBM Plex Sans Arabic" w:hAnsi="IBM Plex Sans Arabic" w:cs="IBM Plex Sans Arabic"/>
                 <w:b/>
                 <w:color w:val="FFFFFF"/>
                 <w:rtl/>
@@ -3056,7 +3614,13 @@
         <w:tc>
           <w:tcPr>
             <w:tcW w:type="dxa" w:w="2340"/>
-            <w:shd w:val="clear" w:fill="1B3B6F"/>
+            <w:shd w:val="clear" w:fill="166534"/>
+            <w:tcMar>
+              <w:top w:w="100" w:type="dxa"/>
+              <w:bottom w:w="100" w:type="dxa"/>
+              <w:left w:w="120" w:type="dxa"/>
+              <w:right w:w="120" w:type="dxa"/>
+            </w:tcMar>
           </w:tcPr>
           <w:p>
             <w:pPr>
@@ -3065,7 +3629,7 @@
             </w:pPr>
             <w:r>
               <w:rPr>
-                <w:rFonts w:ascii="Arial" w:hAnsi="Arial" w:cs="Arial"/>
+                <w:rFonts w:ascii="IBM Plex Sans Arabic" w:hAnsi="IBM Plex Sans Arabic" w:cs="IBM Plex Sans Arabic"/>
                 <w:b/>
                 <w:color w:val="FFFFFF"/>
                 <w:rtl/>
@@ -3077,7 +3641,13 @@
         <w:tc>
           <w:tcPr>
             <w:tcW w:type="dxa" w:w="2340"/>
-            <w:shd w:val="clear" w:fill="1B3B6F"/>
+            <w:shd w:val="clear" w:fill="166534"/>
+            <w:tcMar>
+              <w:top w:w="100" w:type="dxa"/>
+              <w:bottom w:w="100" w:type="dxa"/>
+              <w:left w:w="120" w:type="dxa"/>
+              <w:right w:w="120" w:type="dxa"/>
+            </w:tcMar>
           </w:tcPr>
           <w:p>
             <w:pPr>
@@ -3086,7 +3656,7 @@
             </w:pPr>
             <w:r>
               <w:rPr>
-                <w:rFonts w:ascii="Arial" w:hAnsi="Arial" w:cs="Arial"/>
+                <w:rFonts w:ascii="IBM Plex Sans Arabic" w:hAnsi="IBM Plex Sans Arabic" w:cs="IBM Plex Sans Arabic"/>
                 <w:b/>
                 <w:color w:val="FFFFFF"/>
                 <w:rtl/>
@@ -3098,7 +3668,13 @@
         <w:tc>
           <w:tcPr>
             <w:tcW w:type="dxa" w:w="2340"/>
-            <w:shd w:val="clear" w:fill="1B3B6F"/>
+            <w:shd w:val="clear" w:fill="166534"/>
+            <w:tcMar>
+              <w:top w:w="100" w:type="dxa"/>
+              <w:bottom w:w="100" w:type="dxa"/>
+              <w:left w:w="120" w:type="dxa"/>
+              <w:right w:w="120" w:type="dxa"/>
+            </w:tcMar>
           </w:tcPr>
           <w:p>
             <w:pPr>
@@ -3107,7 +3683,7 @@
             </w:pPr>
             <w:r>
               <w:rPr>
-                <w:rFonts w:ascii="Arial" w:hAnsi="Arial" w:cs="Arial"/>
+                <w:rFonts w:ascii="IBM Plex Sans Arabic" w:hAnsi="IBM Plex Sans Arabic" w:cs="IBM Plex Sans Arabic"/>
                 <w:b/>
                 <w:color w:val="FFFFFF"/>
                 <w:rtl/>
@@ -3121,6 +3697,12 @@
         <w:tc>
           <w:tcPr>
             <w:tcW w:type="dxa" w:w="2340"/>
+            <w:tcMar>
+              <w:top w:w="100" w:type="dxa"/>
+              <w:bottom w:w="100" w:type="dxa"/>
+              <w:left w:w="120" w:type="dxa"/>
+              <w:right w:w="120" w:type="dxa"/>
+            </w:tcMar>
           </w:tcPr>
           <w:p>
             <w:pPr>
@@ -3129,7 +3711,7 @@
             </w:pPr>
             <w:r>
               <w:rPr>
-                <w:rFonts w:ascii="Arial" w:hAnsi="Arial" w:cs="Arial"/>
+                <w:rFonts w:ascii="IBM Plex Sans Arabic" w:hAnsi="IBM Plex Sans Arabic" w:cs="IBM Plex Sans Arabic"/>
                 <w:rtl/>
               </w:rPr>
               <w:t>متوسط سعر الوحدة عند الحدود</w:t>
@@ -3139,6 +3721,12 @@
         <w:tc>
           <w:tcPr>
             <w:tcW w:type="dxa" w:w="2340"/>
+            <w:tcMar>
+              <w:top w:w="100" w:type="dxa"/>
+              <w:bottom w:w="100" w:type="dxa"/>
+              <w:left w:w="120" w:type="dxa"/>
+              <w:right w:w="120" w:type="dxa"/>
+            </w:tcMar>
           </w:tcPr>
           <w:p>
             <w:pPr>
@@ -3147,7 +3735,7 @@
             </w:pPr>
             <w:r>
               <w:rPr>
-                <w:rFonts w:ascii="Arial" w:hAnsi="Arial" w:cs="Arial"/>
+                <w:rFonts w:ascii="IBM Plex Sans Arabic" w:hAnsi="IBM Plex Sans Arabic" w:cs="IBM Plex Sans Arabic"/>
                 <w:rtl/>
               </w:rPr>
               <w:t>3.0 USD/kg</w:t>
@@ -3157,6 +3745,12 @@
         <w:tc>
           <w:tcPr>
             <w:tcW w:type="dxa" w:w="2340"/>
+            <w:tcMar>
+              <w:top w:w="100" w:type="dxa"/>
+              <w:bottom w:w="100" w:type="dxa"/>
+              <w:left w:w="120" w:type="dxa"/>
+              <w:right w:w="120" w:type="dxa"/>
+            </w:tcMar>
           </w:tcPr>
           <w:p>
             <w:pPr>
@@ -3165,7 +3759,7 @@
             </w:pPr>
             <w:r>
               <w:rPr>
-                <w:rFonts w:ascii="Arial" w:hAnsi="Arial" w:cs="Arial"/>
+                <w:rFonts w:ascii="IBM Plex Sans Arabic" w:hAnsi="IBM Plex Sans Arabic" w:cs="IBM Plex Sans Arabic"/>
                 <w:rtl/>
               </w:rPr>
               <w:t>مُقدَّر — نموذج بافتراضات معلنة</w:t>
@@ -3175,6 +3769,12 @@
         <w:tc>
           <w:tcPr>
             <w:tcW w:type="dxa" w:w="2340"/>
+            <w:tcMar>
+              <w:top w:w="100" w:type="dxa"/>
+              <w:bottom w:w="100" w:type="dxa"/>
+              <w:left w:w="120" w:type="dxa"/>
+              <w:right w:w="120" w:type="dxa"/>
+            </w:tcMar>
           </w:tcPr>
           <w:p>
             <w:pPr>
@@ -3183,10 +3783,10 @@
             </w:pPr>
             <w:r>
               <w:rPr>
-                <w:rFonts w:ascii="Arial" w:hAnsi="Arial" w:cs="Arial"/>
+                <w:rFonts w:ascii="IBM Plex Sans Arabic" w:hAnsi="IBM Plex Sans Arabic" w:cs="IBM Plex Sans Arabic"/>
                 <w:rtl/>
               </w:rPr>
-              <w:t>UN Comtrade (مخزن الحقائق) | سُحب: 2026-07-18 | ثقة: عالية (90%)</w:t>
+              <w:t>UN Comtrade (مخزن الحقائق) | سُحب: 2026-07-20 | ثقة: عالية (90%)</w:t>
             </w:r>
           </w:p>
         </w:tc>
@@ -3195,7 +3795,13 @@
         <w:tc>
           <w:tcPr>
             <w:tcW w:type="dxa" w:w="2340"/>
-            <w:shd w:val="clear" w:fill="F2F2F2"/>
+            <w:tcMar>
+              <w:top w:w="100" w:type="dxa"/>
+              <w:bottom w:w="100" w:type="dxa"/>
+              <w:left w:w="120" w:type="dxa"/>
+              <w:right w:w="120" w:type="dxa"/>
+            </w:tcMar>
+            <w:shd w:val="clear" w:fill="F2F7F3"/>
           </w:tcPr>
           <w:p>
             <w:pPr>
@@ -3204,7 +3810,7 @@
             </w:pPr>
             <w:r>
               <w:rPr>
-                <w:rFonts w:ascii="Arial" w:hAnsi="Arial" w:cs="Arial"/>
+                <w:rFonts w:ascii="IBM Plex Sans Arabic" w:hAnsi="IBM Plex Sans Arabic" w:cs="IBM Plex Sans Arabic"/>
                 <w:rtl/>
               </w:rPr>
               <w:t>سعر الوحدة السعودي عند الحدود</w:t>
@@ -3214,7 +3820,13 @@
         <w:tc>
           <w:tcPr>
             <w:tcW w:type="dxa" w:w="2340"/>
-            <w:shd w:val="clear" w:fill="F2F2F2"/>
+            <w:tcMar>
+              <w:top w:w="100" w:type="dxa"/>
+              <w:bottom w:w="100" w:type="dxa"/>
+              <w:left w:w="120" w:type="dxa"/>
+              <w:right w:w="120" w:type="dxa"/>
+            </w:tcMar>
+            <w:shd w:val="clear" w:fill="F2F7F3"/>
           </w:tcPr>
           <w:p>
             <w:pPr>
@@ -3223,7 +3835,7 @@
             </w:pPr>
             <w:r>
               <w:rPr>
-                <w:rFonts w:ascii="Arial" w:hAnsi="Arial" w:cs="Arial"/>
+                <w:rFonts w:ascii="IBM Plex Sans Arabic" w:hAnsi="IBM Plex Sans Arabic" w:cs="IBM Plex Sans Arabic"/>
                 <w:rtl/>
               </w:rPr>
               <w:t>2.25 USD/kg</w:t>
@@ -3233,7 +3845,13 @@
         <w:tc>
           <w:tcPr>
             <w:tcW w:type="dxa" w:w="2340"/>
-            <w:shd w:val="clear" w:fill="F2F2F2"/>
+            <w:tcMar>
+              <w:top w:w="100" w:type="dxa"/>
+              <w:bottom w:w="100" w:type="dxa"/>
+              <w:left w:w="120" w:type="dxa"/>
+              <w:right w:w="120" w:type="dxa"/>
+            </w:tcMar>
+            <w:shd w:val="clear" w:fill="F2F7F3"/>
           </w:tcPr>
           <w:p>
             <w:pPr>
@@ -3242,7 +3860,7 @@
             </w:pPr>
             <w:r>
               <w:rPr>
-                <w:rFonts w:ascii="Arial" w:hAnsi="Arial" w:cs="Arial"/>
+                <w:rFonts w:ascii="IBM Plex Sans Arabic" w:hAnsi="IBM Plex Sans Arabic" w:cs="IBM Plex Sans Arabic"/>
                 <w:rtl/>
               </w:rPr>
               <w:t>مُقدَّر — نموذج بافتراضات معلنة</w:t>
@@ -3252,7 +3870,13 @@
         <w:tc>
           <w:tcPr>
             <w:tcW w:type="dxa" w:w="2340"/>
-            <w:shd w:val="clear" w:fill="F2F2F2"/>
+            <w:tcMar>
+              <w:top w:w="100" w:type="dxa"/>
+              <w:bottom w:w="100" w:type="dxa"/>
+              <w:left w:w="120" w:type="dxa"/>
+              <w:right w:w="120" w:type="dxa"/>
+            </w:tcMar>
+            <w:shd w:val="clear" w:fill="F2F7F3"/>
           </w:tcPr>
           <w:p>
             <w:pPr>
@@ -3261,10 +3885,10 @@
             </w:pPr>
             <w:r>
               <w:rPr>
-                <w:rFonts w:ascii="Arial" w:hAnsi="Arial" w:cs="Arial"/>
+                <w:rFonts w:ascii="IBM Plex Sans Arabic" w:hAnsi="IBM Plex Sans Arabic" w:cs="IBM Plex Sans Arabic"/>
                 <w:rtl/>
               </w:rPr>
-              <w:t>UN Comtrade (مخزن الحقائق) | سُحب: 2026-07-18 | ثقة: عالية (85%)</w:t>
+              <w:t>UN Comtrade (مخزن الحقائق) | سُحب: 2026-07-20 | ثقة: عالية (85%)</w:t>
             </w:r>
           </w:p>
         </w:tc>
@@ -3273,6 +3897,12 @@
         <w:tc>
           <w:tcPr>
             <w:tcW w:type="dxa" w:w="2340"/>
+            <w:tcMar>
+              <w:top w:w="100" w:type="dxa"/>
+              <w:bottom w:w="100" w:type="dxa"/>
+              <w:left w:w="120" w:type="dxa"/>
+              <w:right w:w="120" w:type="dxa"/>
+            </w:tcMar>
           </w:tcPr>
           <w:p>
             <w:pPr>
@@ -3281,7 +3911,7 @@
             </w:pPr>
             <w:r>
               <w:rPr>
-                <w:rFonts w:ascii="Arial" w:hAnsi="Arial" w:cs="Arial"/>
+                <w:rFonts w:ascii="IBM Plex Sans Arabic" w:hAnsi="IBM Plex Sans Arabic" w:cs="IBM Plex Sans Arabic"/>
                 <w:rtl/>
               </w:rPr>
               <w:t>الهامش عند الحدود</w:t>
@@ -3291,6 +3921,12 @@
         <w:tc>
           <w:tcPr>
             <w:tcW w:type="dxa" w:w="2340"/>
+            <w:tcMar>
+              <w:top w:w="100" w:type="dxa"/>
+              <w:bottom w:w="100" w:type="dxa"/>
+              <w:left w:w="120" w:type="dxa"/>
+              <w:right w:w="120" w:type="dxa"/>
+            </w:tcMar>
           </w:tcPr>
           <w:p>
             <w:pPr>
@@ -3299,7 +3935,7 @@
             </w:pPr>
             <w:r>
               <w:rPr>
-                <w:rFonts w:ascii="Arial" w:hAnsi="Arial" w:cs="Arial"/>
+                <w:rFonts w:ascii="IBM Plex Sans Arabic" w:hAnsi="IBM Plex Sans Arabic" w:cs="IBM Plex Sans Arabic"/>
                 <w:rtl/>
               </w:rPr>
               <w:t>—</w:t>
@@ -3309,6 +3945,12 @@
         <w:tc>
           <w:tcPr>
             <w:tcW w:type="dxa" w:w="2340"/>
+            <w:tcMar>
+              <w:top w:w="100" w:type="dxa"/>
+              <w:bottom w:w="100" w:type="dxa"/>
+              <w:left w:w="120" w:type="dxa"/>
+              <w:right w:w="120" w:type="dxa"/>
+            </w:tcMar>
           </w:tcPr>
           <w:p>
             <w:pPr>
@@ -3317,7 +3959,7 @@
             </w:pPr>
             <w:r>
               <w:rPr>
-                <w:rFonts w:ascii="Arial" w:hAnsi="Arial" w:cs="Arial"/>
+                <w:rFonts w:ascii="IBM Plex Sans Arabic" w:hAnsi="IBM Plex Sans Arabic" w:cs="IBM Plex Sans Arabic"/>
                 <w:rtl/>
               </w:rPr>
               <w:t>—</w:t>
@@ -3327,6 +3969,12 @@
         <w:tc>
           <w:tcPr>
             <w:tcW w:type="dxa" w:w="2340"/>
+            <w:tcMar>
+              <w:top w:w="100" w:type="dxa"/>
+              <w:bottom w:w="100" w:type="dxa"/>
+              <w:left w:w="120" w:type="dxa"/>
+              <w:right w:w="120" w:type="dxa"/>
+            </w:tcMar>
           </w:tcPr>
           <w:p>
             <w:pPr>
@@ -3335,7 +3983,7 @@
             </w:pPr>
             <w:r>
               <w:rPr>
-                <w:rFonts w:ascii="Arial" w:hAnsi="Arial" w:cs="Arial"/>
+                <w:rFonts w:ascii="IBM Plex Sans Arabic" w:hAnsi="IBM Plex Sans Arabic" w:cs="IBM Plex Sans Arabic"/>
                 <w:rtl/>
               </w:rPr>
               <w:t>—</w:t>
@@ -3352,7 +4000,7 @@
       </w:pPr>
       <w:r>
         <w:rPr>
-          <w:rFonts w:ascii="Arial" w:hAnsi="Arial" w:cs="Arial"/>
+          <w:rFonts w:ascii="IBM Plex Sans Arabic" w:hAnsi="IBM Plex Sans Arabic" w:cs="IBM Plex Sans Arabic"/>
           <w:rtl/>
         </w:rPr>
         <w:t>معادلة «متوسط سعر الوحدة عند الحدود»: قيمة الوحدة = قيمة الواردات ÷ الوزن الصافي (كلاهما مرصود من كومتريد)</w:t>
@@ -3366,7 +4014,7 @@
       </w:pPr>
       <w:r>
         <w:rPr>
-          <w:rFonts w:ascii="Arial" w:hAnsi="Arial" w:cs="Arial"/>
+          <w:rFonts w:ascii="IBM Plex Sans Arabic" w:hAnsi="IBM Plex Sans Arabic" w:cs="IBM Plex Sans Arabic"/>
           <w:rtl/>
         </w:rPr>
         <w:t>معادلة «سعر الوحدة السعودي عند الحدود»: قيمة وحدة الصادر السعودي = قيمة ÷ وزن صافٍ (تقرير الجهة المستوردة أو التقرير السعودي المباشر — مرآة)</w:t>
@@ -3379,7 +4027,7 @@
       </w:pPr>
       <w:r>
         <w:rPr>
-          <w:rFonts w:ascii="Arial" w:hAnsi="Arial" w:cs="Arial"/>
+          <w:rFonts w:ascii="IBM Plex Sans Arabic" w:hAnsi="IBM Plex Sans Arabic" w:cs="IBM Plex Sans Arabic"/>
           <w:rtl/>
         </w:rPr>
         <w:t>طبقة التجزئة:</w:t>
@@ -3393,7 +4041,7 @@
       </w:pPr>
       <w:r>
         <w:rPr>
-          <w:rFonts w:ascii="Arial" w:hAnsi="Arial" w:cs="Arial"/>
+          <w:rFonts w:ascii="IBM Plex Sans Arabic" w:hAnsi="IBM Plex Sans Arabic" w:cs="IBM Plex Sans Arabic"/>
           <w:rtl/>
         </w:rPr>
         <w:t>أسعار التجزئة: وكيل أسعار التجزئة المدفوع: وكيل مدفوع لا يعمل خارج خدمة التعميق المدفوعة — تخطٍّ بنيوي بلا أي نداء؛ ولا نتائج Google Shopping مرصودة (يتطلب تهيئة مفتاح خدمة البحث (Serper))</w:t>
@@ -3406,7 +4054,7 @@
       </w:pPr>
       <w:r>
         <w:rPr>
-          <w:rFonts w:ascii="Arial" w:hAnsi="Arial" w:cs="Arial"/>
+          <w:rFonts w:ascii="IBM Plex Sans Arabic" w:hAnsi="IBM Plex Sans Arabic" w:cs="IBM Plex Sans Arabic"/>
           <w:rtl/>
         </w:rPr>
         <w:t>مراجع الأسعار: غير مرصودة</w:t>
@@ -3420,7 +4068,7 @@
       </w:pPr>
       <w:r>
         <w:rPr>
-          <w:rFonts w:ascii="Arial" w:hAnsi="Arial" w:cs="Arial"/>
+          <w:rFonts w:ascii="IBM Plex Sans Arabic" w:hAnsi="IBM Plex Sans Arabic" w:cs="IBM Plex Sans Arabic"/>
           <w:rtl/>
         </w:rPr>
         <w:t>موقعك التنافسي</w:t>
@@ -3433,7 +4081,7 @@
       </w:pPr>
       <w:r>
         <w:rPr>
-          <w:rFonts w:ascii="Arial" w:hAnsi="Arial" w:cs="Arial"/>
+          <w:rFonts w:ascii="IBM Plex Sans Arabic" w:hAnsi="IBM Plex Sans Arabic" w:cs="IBM Plex Sans Arabic"/>
           <w:rtl/>
         </w:rPr>
         <w:t>أضف بطاقة منتجك (product_card) للحصول على موقعك التنافسي</w:t>
@@ -3447,7 +4095,7 @@
       </w:pPr>
       <w:r>
         <w:rPr>
-          <w:rFonts w:ascii="Arial" w:hAnsi="Arial" w:cs="Arial"/>
+          <w:rFonts w:ascii="IBM Plex Sans Arabic" w:hAnsi="IBM Plex Sans Arabic" w:cs="IBM Plex Sans Arabic"/>
           <w:rtl/>
         </w:rPr>
         <w:t>١١. استخبارات العميل والطلب</w:t>
@@ -3460,7 +4108,7 @@
       </w:pPr>
       <w:r>
         <w:rPr>
-          <w:rFonts w:ascii="Arial" w:hAnsi="Arial" w:cs="Arial"/>
+          <w:rFonts w:ascii="IBM Plex Sans Arabic" w:hAnsi="IBM Plex Sans Arabic" w:cs="IBM Plex Sans Arabic"/>
           <w:rtl/>
         </w:rPr>
         <w:t>—</w:t>
@@ -3473,7 +4121,7 @@
       </w:pPr>
       <w:r>
         <w:rPr>
-          <w:rFonts w:ascii="Arial" w:hAnsi="Arial" w:cs="Arial"/>
+          <w:rFonts w:ascii="IBM Plex Sans Arabic" w:hAnsi="IBM Plex Sans Arabic" w:cs="IBM Plex Sans Arabic"/>
           <w:rtl/>
         </w:rPr>
         <w:t>صوت العميل المباشر (ما الذي يقدّره المشترون وكيف يقيّمون المورّدين) يتطلب بحثاً أولياً — مقابلات أو استبيانات — لم يُجرَ بعد؛ هذا القسم يعرض إشارات ثانوية فقط.</w:t>
@@ -3487,7 +4135,7 @@
       </w:pPr>
       <w:r>
         <w:rPr>
-          <w:rFonts w:ascii="Arial" w:hAnsi="Arial" w:cs="Arial"/>
+          <w:rFonts w:ascii="IBM Plex Sans Arabic" w:hAnsi="IBM Plex Sans Arabic" w:cs="IBM Plex Sans Arabic"/>
           <w:rtl/>
         </w:rPr>
         <w:t>١٢. المشهد التنظيمي والمخاطر</w:t>
@@ -3501,7 +4149,7 @@
       </w:pPr>
       <w:r>
         <w:rPr>
-          <w:rFonts w:ascii="Arial" w:hAnsi="Arial" w:cs="Arial"/>
+          <w:rFonts w:ascii="IBM Plex Sans Arabic" w:hAnsi="IBM Plex Sans Arabic" w:cs="IBM Plex Sans Arabic"/>
           <w:rtl/>
         </w:rPr>
         <w:t>الاشتراطات التنظيمية</w:t>
@@ -3513,6 +4161,14 @@
         <w:tblW w:type="auto" w:w="0"/>
         <w:tblLayout w:type="fixed"/>
         <w:tblLook w:firstColumn="1" w:firstRow="1" w:lastColumn="0" w:lastRow="0" w:noHBand="0" w:noVBand="1" w:val="04A0"/>
+        <w:tblBorders>
+          <w:top w:val="single" w:sz="4" w:space="0" w:color="BBBBBB"/>
+          <w:left w:val="single" w:sz="4" w:space="0" w:color="BBBBBB"/>
+          <w:bottom w:val="single" w:sz="4" w:space="0" w:color="BBBBBB"/>
+          <w:right w:val="single" w:sz="4" w:space="0" w:color="BBBBBB"/>
+          <w:insideH w:val="single" w:sz="4" w:space="0" w:color="BBBBBB"/>
+          <w:insideV w:val="single" w:sz="4" w:space="0" w:color="BBBBBB"/>
+        </w:tblBorders>
         <w:bidiVisual/>
       </w:tblPr>
       <w:tblGrid>
@@ -3525,7 +4181,13 @@
         <w:tc>
           <w:tcPr>
             <w:tcW w:type="dxa" w:w="2340"/>
-            <w:shd w:val="clear" w:fill="1B3B6F"/>
+            <w:shd w:val="clear" w:fill="166534"/>
+            <w:tcMar>
+              <w:top w:w="100" w:type="dxa"/>
+              <w:bottom w:w="100" w:type="dxa"/>
+              <w:left w:w="120" w:type="dxa"/>
+              <w:right w:w="120" w:type="dxa"/>
+            </w:tcMar>
           </w:tcPr>
           <w:p>
             <w:pPr>
@@ -3534,7 +4196,7 @@
             </w:pPr>
             <w:r>
               <w:rPr>
-                <w:rFonts w:ascii="Arial" w:hAnsi="Arial" w:cs="Arial"/>
+                <w:rFonts w:ascii="IBM Plex Sans Arabic" w:hAnsi="IBM Plex Sans Arabic" w:cs="IBM Plex Sans Arabic"/>
                 <w:b/>
                 <w:color w:val="FFFFFF"/>
                 <w:rtl/>
@@ -3546,7 +4208,13 @@
         <w:tc>
           <w:tcPr>
             <w:tcW w:type="dxa" w:w="2340"/>
-            <w:shd w:val="clear" w:fill="1B3B6F"/>
+            <w:shd w:val="clear" w:fill="166534"/>
+            <w:tcMar>
+              <w:top w:w="100" w:type="dxa"/>
+              <w:bottom w:w="100" w:type="dxa"/>
+              <w:left w:w="120" w:type="dxa"/>
+              <w:right w:w="120" w:type="dxa"/>
+            </w:tcMar>
           </w:tcPr>
           <w:p>
             <w:pPr>
@@ -3555,7 +4223,7 @@
             </w:pPr>
             <w:r>
               <w:rPr>
-                <w:rFonts w:ascii="Arial" w:hAnsi="Arial" w:cs="Arial"/>
+                <w:rFonts w:ascii="IBM Plex Sans Arabic" w:hAnsi="IBM Plex Sans Arabic" w:cs="IBM Plex Sans Arabic"/>
                 <w:b/>
                 <w:color w:val="FFFFFF"/>
                 <w:rtl/>
@@ -3567,7 +4235,13 @@
         <w:tc>
           <w:tcPr>
             <w:tcW w:type="dxa" w:w="2340"/>
-            <w:shd w:val="clear" w:fill="1B3B6F"/>
+            <w:shd w:val="clear" w:fill="166534"/>
+            <w:tcMar>
+              <w:top w:w="100" w:type="dxa"/>
+              <w:bottom w:w="100" w:type="dxa"/>
+              <w:left w:w="120" w:type="dxa"/>
+              <w:right w:w="120" w:type="dxa"/>
+            </w:tcMar>
           </w:tcPr>
           <w:p>
             <w:pPr>
@@ -3576,7 +4250,7 @@
             </w:pPr>
             <w:r>
               <w:rPr>
-                <w:rFonts w:ascii="Arial" w:hAnsi="Arial" w:cs="Arial"/>
+                <w:rFonts w:ascii="IBM Plex Sans Arabic" w:hAnsi="IBM Plex Sans Arabic" w:cs="IBM Plex Sans Arabic"/>
                 <w:b/>
                 <w:color w:val="FFFFFF"/>
                 <w:rtl/>
@@ -3588,7 +4262,13 @@
         <w:tc>
           <w:tcPr>
             <w:tcW w:type="dxa" w:w="2340"/>
-            <w:shd w:val="clear" w:fill="1B3B6F"/>
+            <w:shd w:val="clear" w:fill="166534"/>
+            <w:tcMar>
+              <w:top w:w="100" w:type="dxa"/>
+              <w:bottom w:w="100" w:type="dxa"/>
+              <w:left w:w="120" w:type="dxa"/>
+              <w:right w:w="120" w:type="dxa"/>
+            </w:tcMar>
           </w:tcPr>
           <w:p>
             <w:pPr>
@@ -3597,7 +4277,7 @@
             </w:pPr>
             <w:r>
               <w:rPr>
-                <w:rFonts w:ascii="Arial" w:hAnsi="Arial" w:cs="Arial"/>
+                <w:rFonts w:ascii="IBM Plex Sans Arabic" w:hAnsi="IBM Plex Sans Arabic" w:cs="IBM Plex Sans Arabic"/>
                 <w:b/>
                 <w:color w:val="FFFFFF"/>
                 <w:rtl/>
@@ -3611,6 +4291,12 @@
         <w:tc>
           <w:tcPr>
             <w:tcW w:type="dxa" w:w="2340"/>
+            <w:tcMar>
+              <w:top w:w="100" w:type="dxa"/>
+              <w:bottom w:w="100" w:type="dxa"/>
+              <w:left w:w="120" w:type="dxa"/>
+              <w:right w:w="120" w:type="dxa"/>
+            </w:tcMar>
           </w:tcPr>
           <w:p>
             <w:pPr>
@@ -3619,7 +4305,7 @@
             </w:pPr>
             <w:r>
               <w:rPr>
-                <w:rFonts w:ascii="Arial" w:hAnsi="Arial" w:cs="Arial"/>
+                <w:rFonts w:ascii="IBM Plex Sans Arabic" w:hAnsi="IBM Plex Sans Arabic" w:cs="IBM Plex Sans Arabic"/>
                 <w:rtl/>
               </w:rPr>
               <w:t>شهادة المنشأ السعودية للصادرات (وزارة التجارة / الغرف التجارية)</w:t>
@@ -3629,6 +4315,12 @@
         <w:tc>
           <w:tcPr>
             <w:tcW w:type="dxa" w:w="2340"/>
+            <w:tcMar>
+              <w:top w:w="100" w:type="dxa"/>
+              <w:bottom w:w="100" w:type="dxa"/>
+              <w:left w:w="120" w:type="dxa"/>
+              <w:right w:w="120" w:type="dxa"/>
+            </w:tcMar>
           </w:tcPr>
           <w:p>
             <w:pPr>
@@ -3637,7 +4329,7 @@
             </w:pPr>
             <w:r>
               <w:rPr>
-                <w:rFonts w:ascii="Arial" w:hAnsi="Arial" w:cs="Arial"/>
+                <w:rFonts w:ascii="IBM Plex Sans Arabic" w:hAnsi="IBM Plex Sans Arabic" w:cs="IBM Plex Sans Arabic"/>
                 <w:rtl/>
               </w:rPr>
               <w:t>وزارة التجارة</w:t>
@@ -3647,6 +4339,12 @@
         <w:tc>
           <w:tcPr>
             <w:tcW w:type="dxa" w:w="2340"/>
+            <w:tcMar>
+              <w:top w:w="100" w:type="dxa"/>
+              <w:bottom w:w="100" w:type="dxa"/>
+              <w:left w:w="120" w:type="dxa"/>
+              <w:right w:w="120" w:type="dxa"/>
+            </w:tcMar>
           </w:tcPr>
           <w:p>
             <w:pPr>
@@ -3655,7 +4353,7 @@
             </w:pPr>
             <w:r>
               <w:rPr>
-                <w:rFonts w:ascii="Arial" w:hAnsi="Arial" w:cs="Arial"/>
+                <w:rFonts w:ascii="IBM Plex Sans Arabic" w:hAnsi="IBM Plex Sans Arabic" w:cs="IBM Plex Sans Arabic"/>
                 <w:rtl/>
               </w:rPr>
               <w:t>exit</w:t>
@@ -3665,6 +4363,12 @@
         <w:tc>
           <w:tcPr>
             <w:tcW w:type="dxa" w:w="2340"/>
+            <w:tcMar>
+              <w:top w:w="100" w:type="dxa"/>
+              <w:bottom w:w="100" w:type="dxa"/>
+              <w:left w:w="120" w:type="dxa"/>
+              <w:right w:w="120" w:type="dxa"/>
+            </w:tcMar>
           </w:tcPr>
           <w:p>
             <w:pPr>
@@ -3673,7 +4377,7 @@
             </w:pPr>
             <w:r>
               <w:rPr>
-                <w:rFonts w:ascii="Arial" w:hAnsi="Arial" w:cs="Arial"/>
+                <w:rFonts w:ascii="IBM Plex Sans Arabic" w:hAnsi="IBM Plex Sans Arabic" w:cs="IBM Plex Sans Arabic"/>
                 <w:rtl/>
               </w:rPr>
               <w:t>https://mc.gov.sa</w:t>
@@ -3685,7 +4389,13 @@
         <w:tc>
           <w:tcPr>
             <w:tcW w:type="dxa" w:w="2340"/>
-            <w:shd w:val="clear" w:fill="F2F2F2"/>
+            <w:tcMar>
+              <w:top w:w="100" w:type="dxa"/>
+              <w:bottom w:w="100" w:type="dxa"/>
+              <w:left w:w="120" w:type="dxa"/>
+              <w:right w:w="120" w:type="dxa"/>
+            </w:tcMar>
+            <w:shd w:val="clear" w:fill="F2F7F3"/>
           </w:tcPr>
           <w:p>
             <w:pPr>
@@ -3694,7 +4404,7 @@
             </w:pPr>
             <w:r>
               <w:rPr>
-                <w:rFonts w:ascii="Arial" w:hAnsi="Arial" w:cs="Arial"/>
+                <w:rFonts w:ascii="IBM Plex Sans Arabic" w:hAnsi="IBM Plex Sans Arabic" w:cs="IBM Plex Sans Arabic"/>
                 <w:rtl/>
               </w:rPr>
               <w:t>متطلبات SFDA لتصدير الفئات الخاضعة (منشآت مرخّصة وشهادات صحية عند طلب سوق الوجهة)</w:t>
@@ -3704,7 +4414,13 @@
         <w:tc>
           <w:tcPr>
             <w:tcW w:type="dxa" w:w="2340"/>
-            <w:shd w:val="clear" w:fill="F2F2F2"/>
+            <w:tcMar>
+              <w:top w:w="100" w:type="dxa"/>
+              <w:bottom w:w="100" w:type="dxa"/>
+              <w:left w:w="120" w:type="dxa"/>
+              <w:right w:w="120" w:type="dxa"/>
+            </w:tcMar>
+            <w:shd w:val="clear" w:fill="F2F7F3"/>
           </w:tcPr>
           <w:p>
             <w:pPr>
@@ -3713,7 +4429,7 @@
             </w:pPr>
             <w:r>
               <w:rPr>
-                <w:rFonts w:ascii="Arial" w:hAnsi="Arial" w:cs="Arial"/>
+                <w:rFonts w:ascii="IBM Plex Sans Arabic" w:hAnsi="IBM Plex Sans Arabic" w:cs="IBM Plex Sans Arabic"/>
                 <w:rtl/>
               </w:rPr>
               <w:t>الهيئة العامة للغذاء والدواء SFDA</w:t>
@@ -3723,7 +4439,13 @@
         <w:tc>
           <w:tcPr>
             <w:tcW w:type="dxa" w:w="2340"/>
-            <w:shd w:val="clear" w:fill="F2F2F2"/>
+            <w:tcMar>
+              <w:top w:w="100" w:type="dxa"/>
+              <w:bottom w:w="100" w:type="dxa"/>
+              <w:left w:w="120" w:type="dxa"/>
+              <w:right w:w="120" w:type="dxa"/>
+            </w:tcMar>
+            <w:shd w:val="clear" w:fill="F2F7F3"/>
           </w:tcPr>
           <w:p>
             <w:pPr>
@@ -3732,7 +4454,7 @@
             </w:pPr>
             <w:r>
               <w:rPr>
-                <w:rFonts w:ascii="Arial" w:hAnsi="Arial" w:cs="Arial"/>
+                <w:rFonts w:ascii="IBM Plex Sans Arabic" w:hAnsi="IBM Plex Sans Arabic" w:cs="IBM Plex Sans Arabic"/>
                 <w:rtl/>
               </w:rPr>
               <w:t>exit</w:t>
@@ -3742,7 +4464,13 @@
         <w:tc>
           <w:tcPr>
             <w:tcW w:type="dxa" w:w="2340"/>
-            <w:shd w:val="clear" w:fill="F2F2F2"/>
+            <w:tcMar>
+              <w:top w:w="100" w:type="dxa"/>
+              <w:bottom w:w="100" w:type="dxa"/>
+              <w:left w:w="120" w:type="dxa"/>
+              <w:right w:w="120" w:type="dxa"/>
+            </w:tcMar>
+            <w:shd w:val="clear" w:fill="F2F7F3"/>
           </w:tcPr>
           <w:p>
             <w:pPr>
@@ -3751,7 +4479,7 @@
             </w:pPr>
             <w:r>
               <w:rPr>
-                <w:rFonts w:ascii="Arial" w:hAnsi="Arial" w:cs="Arial"/>
+                <w:rFonts w:ascii="IBM Plex Sans Arabic" w:hAnsi="IBM Plex Sans Arabic" w:cs="IBM Plex Sans Arabic"/>
                 <w:rtl/>
               </w:rPr>
               <w:t>https://www.sfda.gov.sa</w:t>
@@ -3763,6 +4491,12 @@
         <w:tc>
           <w:tcPr>
             <w:tcW w:type="dxa" w:w="2340"/>
+            <w:tcMar>
+              <w:top w:w="100" w:type="dxa"/>
+              <w:bottom w:w="100" w:type="dxa"/>
+              <w:left w:w="120" w:type="dxa"/>
+              <w:right w:w="120" w:type="dxa"/>
+            </w:tcMar>
           </w:tcPr>
           <w:p>
             <w:pPr>
@@ -3771,7 +4505,7 @@
             </w:pPr>
             <w:r>
               <w:rPr>
-                <w:rFonts w:ascii="Arial" w:hAnsi="Arial" w:cs="Arial"/>
+                <w:rFonts w:ascii="IBM Plex Sans Arabic" w:hAnsi="IBM Plex Sans Arabic" w:cs="IBM Plex Sans Arabic"/>
                 <w:rtl/>
               </w:rPr>
               <w:t>التسجيل في بوابة هيئة تنمية الصادرات السعودية (خدمات وبرامج دعم المصدرين)</w:t>
@@ -3781,6 +4515,12 @@
         <w:tc>
           <w:tcPr>
             <w:tcW w:type="dxa" w:w="2340"/>
+            <w:tcMar>
+              <w:top w:w="100" w:type="dxa"/>
+              <w:bottom w:w="100" w:type="dxa"/>
+              <w:left w:w="120" w:type="dxa"/>
+              <w:right w:w="120" w:type="dxa"/>
+            </w:tcMar>
           </w:tcPr>
           <w:p>
             <w:pPr>
@@ -3789,7 +4529,7 @@
             </w:pPr>
             <w:r>
               <w:rPr>
-                <w:rFonts w:ascii="Arial" w:hAnsi="Arial" w:cs="Arial"/>
+                <w:rFonts w:ascii="IBM Plex Sans Arabic" w:hAnsi="IBM Plex Sans Arabic" w:cs="IBM Plex Sans Arabic"/>
                 <w:rtl/>
               </w:rPr>
               <w:t>هيئة تنمية الصادرات السعودية</w:t>
@@ -3799,6 +4539,12 @@
         <w:tc>
           <w:tcPr>
             <w:tcW w:type="dxa" w:w="2340"/>
+            <w:tcMar>
+              <w:top w:w="100" w:type="dxa"/>
+              <w:bottom w:w="100" w:type="dxa"/>
+              <w:left w:w="120" w:type="dxa"/>
+              <w:right w:w="120" w:type="dxa"/>
+            </w:tcMar>
           </w:tcPr>
           <w:p>
             <w:pPr>
@@ -3807,7 +4553,7 @@
             </w:pPr>
             <w:r>
               <w:rPr>
-                <w:rFonts w:ascii="Arial" w:hAnsi="Arial" w:cs="Arial"/>
+                <w:rFonts w:ascii="IBM Plex Sans Arabic" w:hAnsi="IBM Plex Sans Arabic" w:cs="IBM Plex Sans Arabic"/>
                 <w:rtl/>
               </w:rPr>
               <w:t>exit</w:t>
@@ -3817,6 +4563,12 @@
         <w:tc>
           <w:tcPr>
             <w:tcW w:type="dxa" w:w="2340"/>
+            <w:tcMar>
+              <w:top w:w="100" w:type="dxa"/>
+              <w:bottom w:w="100" w:type="dxa"/>
+              <w:left w:w="120" w:type="dxa"/>
+              <w:right w:w="120" w:type="dxa"/>
+            </w:tcMar>
           </w:tcPr>
           <w:p>
             <w:pPr>
@@ -3825,7 +4577,7 @@
             </w:pPr>
             <w:r>
               <w:rPr>
-                <w:rFonts w:ascii="Arial" w:hAnsi="Arial" w:cs="Arial"/>
+                <w:rFonts w:ascii="IBM Plex Sans Arabic" w:hAnsi="IBM Plex Sans Arabic" w:cs="IBM Plex Sans Arabic"/>
                 <w:rtl/>
               </w:rPr>
               <w:t>https://saudiexports.sa</w:t>
@@ -3842,10 +4594,10 @@
       </w:pPr>
       <w:r>
         <w:rPr>
-          <w:rFonts w:ascii="Arial" w:hAnsi="Arial" w:cs="Arial"/>
+          <w:rFonts w:ascii="IBM Plex Sans Arabic" w:hAnsi="IBM Plex Sans Arabic" w:cs="IBM Plex Sans Arabic"/>
           <w:rtl/>
         </w:rPr>
-        <w:t>المصدر: Silk L1 requirements reference (official portals / EUR-Lex) | سُحب: 2026-07-18 | ثقة: عالية (80%)</w:t>
+        <w:t>المصدر: Silk L1 requirements reference (official portals / EUR-Lex) | سُحب: 2026-07-20 | ثقة: عالية (80%)</w:t>
       </w:r>
     </w:p>
     <w:p>
@@ -3856,7 +4608,7 @@
       </w:pPr>
       <w:r>
         <w:rPr>
-          <w:rFonts w:ascii="Arial" w:hAnsi="Arial" w:cs="Arial"/>
+          <w:rFonts w:ascii="IBM Plex Sans Arabic" w:hAnsi="IBM Plex Sans Arabic" w:cs="IBM Plex Sans Arabic"/>
           <w:rtl/>
         </w:rPr>
         <w:t>غير متوفر: التعريفة الجمركية المطبّقة: WITS غير متاح الآن (تعذّر الاتصال بالمصدر — خطأ تقني مؤقت</w:t>
@@ -3870,7 +4622,7 @@
       </w:pPr>
       <w:r>
         <w:rPr>
-          <w:rFonts w:ascii="Arial" w:hAnsi="Arial" w:cs="Arial"/>
+          <w:rFonts w:ascii="IBM Plex Sans Arabic" w:hAnsi="IBM Plex Sans Arabic" w:cs="IBM Plex Sans Arabic"/>
           <w:rtl/>
         </w:rPr>
         <w:t>سجل المخاطر</w:t>
@@ -3882,6 +4634,14 @@
         <w:tblW w:type="auto" w:w="0"/>
         <w:tblLayout w:type="fixed"/>
         <w:tblLook w:firstColumn="1" w:firstRow="1" w:lastColumn="0" w:lastRow="0" w:noHBand="0" w:noVBand="1" w:val="04A0"/>
+        <w:tblBorders>
+          <w:top w:val="single" w:sz="4" w:space="0" w:color="BBBBBB"/>
+          <w:left w:val="single" w:sz="4" w:space="0" w:color="BBBBBB"/>
+          <w:bottom w:val="single" w:sz="4" w:space="0" w:color="BBBBBB"/>
+          <w:right w:val="single" w:sz="4" w:space="0" w:color="BBBBBB"/>
+          <w:insideH w:val="single" w:sz="4" w:space="0" w:color="BBBBBB"/>
+          <w:insideV w:val="single" w:sz="4" w:space="0" w:color="BBBBBB"/>
+        </w:tblBorders>
         <w:bidiVisual/>
       </w:tblPr>
       <w:tblGrid>
@@ -3893,7 +4653,13 @@
         <w:tc>
           <w:tcPr>
             <w:tcW w:type="dxa" w:w="3120"/>
-            <w:shd w:val="clear" w:fill="1B3B6F"/>
+            <w:shd w:val="clear" w:fill="166534"/>
+            <w:tcMar>
+              <w:top w:w="100" w:type="dxa"/>
+              <w:bottom w:w="100" w:type="dxa"/>
+              <w:left w:w="120" w:type="dxa"/>
+              <w:right w:w="120" w:type="dxa"/>
+            </w:tcMar>
           </w:tcPr>
           <w:p>
             <w:pPr>
@@ -3902,7 +4668,7 @@
             </w:pPr>
             <w:r>
               <w:rPr>
-                <w:rFonts w:ascii="Arial" w:hAnsi="Arial" w:cs="Arial"/>
+                <w:rFonts w:ascii="IBM Plex Sans Arabic" w:hAnsi="IBM Plex Sans Arabic" w:cs="IBM Plex Sans Arabic"/>
                 <w:b/>
                 <w:color w:val="FFFFFF"/>
                 <w:rtl/>
@@ -3914,7 +4680,13 @@
         <w:tc>
           <w:tcPr>
             <w:tcW w:type="dxa" w:w="3120"/>
-            <w:shd w:val="clear" w:fill="1B3B6F"/>
+            <w:shd w:val="clear" w:fill="166534"/>
+            <w:tcMar>
+              <w:top w:w="100" w:type="dxa"/>
+              <w:bottom w:w="100" w:type="dxa"/>
+              <w:left w:w="120" w:type="dxa"/>
+              <w:right w:w="120" w:type="dxa"/>
+            </w:tcMar>
           </w:tcPr>
           <w:p>
             <w:pPr>
@@ -3923,7 +4695,7 @@
             </w:pPr>
             <w:r>
               <w:rPr>
-                <w:rFonts w:ascii="Arial" w:hAnsi="Arial" w:cs="Arial"/>
+                <w:rFonts w:ascii="IBM Plex Sans Arabic" w:hAnsi="IBM Plex Sans Arabic" w:cs="IBM Plex Sans Arabic"/>
                 <w:b/>
                 <w:color w:val="FFFFFF"/>
                 <w:rtl/>
@@ -3935,7 +4707,13 @@
         <w:tc>
           <w:tcPr>
             <w:tcW w:type="dxa" w:w="3120"/>
-            <w:shd w:val="clear" w:fill="1B3B6F"/>
+            <w:shd w:val="clear" w:fill="166534"/>
+            <w:tcMar>
+              <w:top w:w="100" w:type="dxa"/>
+              <w:bottom w:w="100" w:type="dxa"/>
+              <w:left w:w="120" w:type="dxa"/>
+              <w:right w:w="120" w:type="dxa"/>
+            </w:tcMar>
           </w:tcPr>
           <w:p>
             <w:pPr>
@@ -3944,7 +4722,7 @@
             </w:pPr>
             <w:r>
               <w:rPr>
-                <w:rFonts w:ascii="Arial" w:hAnsi="Arial" w:cs="Arial"/>
+                <w:rFonts w:ascii="IBM Plex Sans Arabic" w:hAnsi="IBM Plex Sans Arabic" w:cs="IBM Plex Sans Arabic"/>
                 <w:b/>
                 <w:color w:val="FFFFFF"/>
                 <w:rtl/>
@@ -3958,6 +4736,12 @@
         <w:tc>
           <w:tcPr>
             <w:tcW w:type="dxa" w:w="3120"/>
+            <w:tcMar>
+              <w:top w:w="100" w:type="dxa"/>
+              <w:bottom w:w="100" w:type="dxa"/>
+              <w:left w:w="120" w:type="dxa"/>
+              <w:right w:w="120" w:type="dxa"/>
+            </w:tcMar>
           </w:tcPr>
           <w:p>
             <w:pPr>
@@ -3966,7 +4750,7 @@
             </w:pPr>
             <w:r>
               <w:rPr>
-                <w:rFonts w:ascii="Arial" w:hAnsi="Arial" w:cs="Arial"/>
+                <w:rFonts w:ascii="IBM Plex Sans Arabic" w:hAnsi="IBM Plex Sans Arabic" w:cs="IBM Plex Sans Arabic"/>
                 <w:rtl/>
               </w:rPr>
               <w:t>تركّز مصادر التوريد</w:t>
@@ -3976,6 +4760,12 @@
         <w:tc>
           <w:tcPr>
             <w:tcW w:type="dxa" w:w="3120"/>
+            <w:tcMar>
+              <w:top w:w="100" w:type="dxa"/>
+              <w:bottom w:w="100" w:type="dxa"/>
+              <w:left w:w="120" w:type="dxa"/>
+              <w:right w:w="120" w:type="dxa"/>
+            </w:tcMar>
           </w:tcPr>
           <w:p>
             <w:pPr>
@@ -3984,7 +4774,7 @@
             </w:pPr>
             <w:r>
               <w:rPr>
-                <w:rFonts w:ascii="Arial" w:hAnsi="Arial" w:cs="Arial"/>
+                <w:rFonts w:ascii="IBM Plex Sans Arabic" w:hAnsi="IBM Plex Sans Arabic" w:cs="IBM Plex Sans Arabic"/>
                 <w:rtl/>
               </w:rPr>
               <w:t>متوسطة</w:t>
@@ -3994,6 +4784,12 @@
         <w:tc>
           <w:tcPr>
             <w:tcW w:type="dxa" w:w="3120"/>
+            <w:tcMar>
+              <w:top w:w="100" w:type="dxa"/>
+              <w:bottom w:w="100" w:type="dxa"/>
+              <w:left w:w="120" w:type="dxa"/>
+              <w:right w:w="120" w:type="dxa"/>
+            </w:tcMar>
           </w:tcPr>
           <w:p>
             <w:pPr>
@@ -4002,7 +4798,7 @@
             </w:pPr>
             <w:r>
               <w:rPr>
-                <w:rFonts w:ascii="Arial" w:hAnsi="Arial" w:cs="Arial"/>
+                <w:rFonts w:ascii="IBM Plex Sans Arabic" w:hAnsi="IBM Plex Sans Arabic" w:cs="IBM Plex Sans Arabic"/>
                 <w:rtl/>
               </w:rPr>
               <w:t>HHI=0.38 &gt; 0.25 (كومتريد)</w:t>
@@ -4014,7 +4810,13 @@
         <w:tc>
           <w:tcPr>
             <w:tcW w:type="dxa" w:w="3120"/>
-            <w:shd w:val="clear" w:fill="F2F2F2"/>
+            <w:tcMar>
+              <w:top w:w="100" w:type="dxa"/>
+              <w:bottom w:w="100" w:type="dxa"/>
+              <w:left w:w="120" w:type="dxa"/>
+              <w:right w:w="120" w:type="dxa"/>
+            </w:tcMar>
+            <w:shd w:val="clear" w:fill="F2F7F3"/>
           </w:tcPr>
           <w:p>
             <w:pPr>
@@ -4023,7 +4825,7 @@
             </w:pPr>
             <w:r>
               <w:rPr>
-                <w:rFonts w:ascii="Arial" w:hAnsi="Arial" w:cs="Arial"/>
+                <w:rFonts w:ascii="IBM Plex Sans Arabic" w:hAnsi="IBM Plex Sans Arabic" w:cs="IBM Plex Sans Arabic"/>
                 <w:rtl/>
               </w:rPr>
               <w:t>تغطية بيانات منخفضة</w:t>
@@ -4033,7 +4835,13 @@
         <w:tc>
           <w:tcPr>
             <w:tcW w:type="dxa" w:w="3120"/>
-            <w:shd w:val="clear" w:fill="F2F2F2"/>
+            <w:tcMar>
+              <w:top w:w="100" w:type="dxa"/>
+              <w:bottom w:w="100" w:type="dxa"/>
+              <w:left w:w="120" w:type="dxa"/>
+              <w:right w:w="120" w:type="dxa"/>
+            </w:tcMar>
+            <w:shd w:val="clear" w:fill="F2F7F3"/>
           </w:tcPr>
           <w:p>
             <w:pPr>
@@ -4042,7 +4850,7 @@
             </w:pPr>
             <w:r>
               <w:rPr>
-                <w:rFonts w:ascii="Arial" w:hAnsi="Arial" w:cs="Arial"/>
+                <w:rFonts w:ascii="IBM Plex Sans Arabic" w:hAnsi="IBM Plex Sans Arabic" w:cs="IBM Plex Sans Arabic"/>
                 <w:rtl/>
               </w:rPr>
               <w:t>متوسطة</w:t>
@@ -4052,7 +4860,13 @@
         <w:tc>
           <w:tcPr>
             <w:tcW w:type="dxa" w:w="3120"/>
-            <w:shd w:val="clear" w:fill="F2F2F2"/>
+            <w:tcMar>
+              <w:top w:w="100" w:type="dxa"/>
+              <w:bottom w:w="100" w:type="dxa"/>
+              <w:left w:w="120" w:type="dxa"/>
+              <w:right w:w="120" w:type="dxa"/>
+            </w:tcMar>
+            <w:shd w:val="clear" w:fill="F2F7F3"/>
           </w:tcPr>
           <w:p>
             <w:pPr>
@@ -4061,7 +4875,7 @@
             </w:pPr>
             <w:r>
               <w:rPr>
-                <w:rFonts w:ascii="Arial" w:hAnsi="Arial" w:cs="Arial"/>
+                <w:rFonts w:ascii="IBM Plex Sans Arabic" w:hAnsi="IBM Plex Sans Arabic" w:cs="IBM Plex Sans Arabic"/>
                 <w:rtl/>
               </w:rPr>
               <w:t>تغطية الوكلاء 39% &lt; 60% — القرار مشروط باكتمالها</w:t>
@@ -4078,7 +4892,7 @@
       </w:pPr>
       <w:r>
         <w:rPr>
-          <w:rFonts w:ascii="Arial" w:hAnsi="Arial" w:cs="Arial"/>
+          <w:rFonts w:ascii="IBM Plex Sans Arabic" w:hAnsi="IBM Plex Sans Arabic" w:cs="IBM Plex Sans Arabic"/>
           <w:rtl/>
         </w:rPr>
         <w:t>١٣. الاتجاهات والتوقع المستقبلي</w:t>
@@ -4091,7 +4905,7 @@
       </w:pPr>
       <w:r>
         <w:rPr>
-          <w:rFonts w:ascii="Arial" w:hAnsi="Arial" w:cs="Arial"/>
+          <w:rFonts w:ascii="IBM Plex Sans Arabic" w:hAnsi="IBM Plex Sans Arabic" w:cs="IBM Plex Sans Arabic"/>
           <w:rtl/>
         </w:rPr>
         <w:t>بيانات الاتجاه غير كافية لهذه السنوات.</w:t>
@@ -4105,7 +4919,7 @@
       </w:pPr>
       <w:r>
         <w:rPr>
-          <w:rFonts w:ascii="Arial" w:hAnsi="Arial" w:cs="Arial"/>
+          <w:rFonts w:ascii="IBM Plex Sans Arabic" w:hAnsi="IBM Plex Sans Arabic" w:cs="IBM Plex Sans Arabic"/>
           <w:rtl/>
         </w:rPr>
         <w:t>حدود هذا التقرير</w:t>
@@ -4119,7 +4933,7 @@
       </w:pPr>
       <w:r>
         <w:rPr>
-          <w:rFonts w:ascii="Arial" w:hAnsi="Arial" w:cs="Arial"/>
+          <w:rFonts w:ascii="IBM Plex Sans Arabic" w:hAnsi="IBM Plex Sans Arabic" w:cs="IBM Plex Sans Arabic"/>
           <w:rtl/>
         </w:rPr>
         <w:t>الصين: دخل الفرد غير متوفر</w:t>
@@ -4133,7 +4947,7 @@
       </w:pPr>
       <w:r>
         <w:rPr>
-          <w:rFonts w:ascii="Arial" w:hAnsi="Arial" w:cs="Arial"/>
+          <w:rFonts w:ascii="IBM Plex Sans Arabic" w:hAnsi="IBM Plex Sans Arabic" w:cs="IBM Plex Sans Arabic"/>
           <w:rtl/>
         </w:rPr>
         <w:t>الإمارات: دخل الفرد غير متوفر</w:t>
@@ -4147,7 +4961,7 @@
       </w:pPr>
       <w:r>
         <w:rPr>
-          <w:rFonts w:ascii="Arial" w:hAnsi="Arial" w:cs="Arial"/>
+          <w:rFonts w:ascii="IBM Plex Sans Arabic" w:hAnsi="IBM Plex Sans Arabic" w:cs="IBM Plex Sans Arabic"/>
           <w:rtl/>
         </w:rPr>
         <w:t>١٤. التوصيات الاستراتيجية</w:t>
@@ -4161,7 +4975,7 @@
       </w:pPr>
       <w:r>
         <w:rPr>
-          <w:rFonts w:ascii="Arial" w:hAnsi="Arial" w:cs="Arial"/>
+          <w:rFonts w:ascii="IBM Plex Sans Arabic" w:hAnsi="IBM Plex Sans Arabic" w:cs="IBM Plex Sans Arabic"/>
           <w:rtl/>
         </w:rPr>
         <w:t>استراتيجية دخول السوق</w:t>
@@ -4174,7 +4988,7 @@
       </w:pPr>
       <w:r>
         <w:rPr>
-          <w:rFonts w:ascii="Arial" w:hAnsi="Arial" w:cs="Arial"/>
+          <w:rFonts w:ascii="IBM Plex Sans Arabic" w:hAnsi="IBM Plex Sans Arabic" w:cs="IBM Plex Sans Arabic"/>
           <w:rtl/>
         </w:rPr>
         <w:t>النموذج الموصى به: عبر موزّع/مستورد محلي قائم</w:t>
@@ -4187,7 +5001,7 @@
       </w:pPr>
       <w:r>
         <w:rPr>
-          <w:rFonts w:ascii="Arial" w:hAnsi="Arial" w:cs="Arial"/>
+          <w:rFonts w:ascii="IBM Plex Sans Arabic" w:hAnsi="IBM Plex Sans Arabic" w:cs="IBM Plex Sans Arabic"/>
           <w:rtl/>
         </w:rPr>
         <w:t>الأساس (من الأقسام أعلاه، لا رقم جديد):</w:t>
@@ -4201,7 +5015,7 @@
       </w:pPr>
       <w:r>
         <w:rPr>
-          <w:rFonts w:ascii="Arial" w:hAnsi="Arial" w:cs="Arial"/>
+          <w:rFonts w:ascii="IBM Plex Sans Arabic" w:hAnsi="IBM Plex Sans Arabic" w:cs="IBM Plex Sans Arabic"/>
           <w:rtl/>
         </w:rPr>
         <w:t>مؤشر تركّز الموردين HHI=0.38 (سوق مركّز)</w:t>
@@ -4215,7 +5029,7 @@
       </w:pPr>
       <w:r>
         <w:rPr>
-          <w:rFonts w:ascii="Arial" w:hAnsi="Arial" w:cs="Arial"/>
+          <w:rFonts w:ascii="IBM Plex Sans Arabic" w:hAnsi="IBM Plex Sans Arabic" w:cs="IBM Plex Sans Arabic"/>
           <w:rtl/>
         </w:rPr>
         <w:t>أكبر حصة مورّد واحد 50.0%</w:t>
@@ -4228,7 +5042,7 @@
       </w:pPr>
       <w:r>
         <w:rPr>
-          <w:rFonts w:ascii="Arial" w:hAnsi="Arial" w:cs="Arial"/>
+          <w:rFonts w:ascii="IBM Plex Sans Arabic" w:hAnsi="IBM Plex Sans Arabic" w:cs="IBM Plex Sans Arabic"/>
           <w:rtl/>
         </w:rPr>
         <w:t>التوصية: دخول مشروط — سوق الصين (ثقة منخفضة (31%))</w:t>
@@ -4241,7 +5055,7 @@
       </w:pPr>
       <w:r>
         <w:rPr>
-          <w:rFonts w:ascii="Arial" w:hAnsi="Arial" w:cs="Arial"/>
+          <w:rFonts w:ascii="IBM Plex Sans Arabic" w:hAnsi="IBM Plex Sans Arabic" w:cs="IBM Plex Sans Arabic"/>
           <w:rtl/>
         </w:rPr>
         <w:t>أضف بطاقة منتجك (product_card) للحصول على موقعك التنافسي</w:t>
@@ -4255,7 +5069,7 @@
       </w:pPr>
       <w:r>
         <w:rPr>
-          <w:rFonts w:ascii="Arial" w:hAnsi="Arial" w:cs="Arial"/>
+          <w:rFonts w:ascii="IBM Plex Sans Arabic" w:hAnsi="IBM Plex Sans Arabic" w:cs="IBM Plex Sans Arabic"/>
           <w:rtl/>
         </w:rPr>
         <w:t>دليل المورّدين والمستوردين</w:t>
@@ -4269,7 +5083,7 @@
       </w:pPr>
       <w:r>
         <w:rPr>
-          <w:rFonts w:ascii="Arial" w:hAnsi="Arial" w:cs="Arial"/>
+          <w:rFonts w:ascii="IBM Plex Sans Arabic" w:hAnsi="IBM Plex Sans Arabic" w:cs="IBM Plex Sans Arabic"/>
           <w:rtl/>
         </w:rPr>
         <w:t>دليل المورّدين والمصنّعين</w:t>
@@ -4282,7 +5096,7 @@
       </w:pPr>
       <w:r>
         <w:rPr>
-          <w:rFonts w:ascii="Arial" w:hAnsi="Arial" w:cs="Arial"/>
+          <w:rFonts w:ascii="IBM Plex Sans Arabic" w:hAnsi="IBM Plex Sans Arabic" w:cs="IBM Plex Sans Arabic"/>
           <w:rtl/>
         </w:rPr>
         <w:t>مورّدون ومصنّعون سعوديون:</w:t>
@@ -4296,7 +5110,7 @@
       </w:pPr>
       <w:r>
         <w:rPr>
-          <w:rFonts w:ascii="Arial" w:hAnsi="Arial" w:cs="Arial"/>
+          <w:rFonts w:ascii="IBM Plex Sans Arabic" w:hAnsi="IBM Plex Sans Arabic" w:cs="IBM Plex Sans Arabic"/>
           <w:rtl/>
         </w:rPr>
         <w:t>—</w:t>
@@ -4309,7 +5123,7 @@
       </w:pPr>
       <w:r>
         <w:rPr>
-          <w:rFonts w:ascii="Arial" w:hAnsi="Arial" w:cs="Arial"/>
+          <w:rFonts w:ascii="IBM Plex Sans Arabic" w:hAnsi="IBM Plex Sans Arabic" w:cs="IBM Plex Sans Arabic"/>
           <w:rtl/>
         </w:rPr>
         <w:t>موزّعون ومستوردون في السوق المستهدف:</w:t>
@@ -4323,7 +5137,7 @@
       </w:pPr>
       <w:r>
         <w:rPr>
-          <w:rFonts w:ascii="Arial" w:hAnsi="Arial" w:cs="Arial"/>
+          <w:rFonts w:ascii="IBM Plex Sans Arabic" w:hAnsi="IBM Plex Sans Arabic" w:cs="IBM Plex Sans Arabic"/>
           <w:rtl/>
         </w:rPr>
         <w:t>—</w:t>
@@ -4336,7 +5150,7 @@
       </w:pPr>
       <w:r>
         <w:rPr>
-          <w:rFonts w:ascii="Arial" w:hAnsi="Arial" w:cs="Arial"/>
+          <w:rFonts w:ascii="IBM Plex Sans Arabic" w:hAnsi="IBM Plex Sans Arabic" w:cs="IBM Plex Sans Arabic"/>
           <w:rtl/>
         </w:rPr>
         <w:t>مرشّحون غير موثَّقين (○ غير متحقق) — أكّدهم قبل التعاقد؛ الترقية الموثّقة عبر خدمة التعميق المدفوعة</w:t>
@@ -4350,7 +5164,7 @@
       </w:pPr>
       <w:r>
         <w:rPr>
-          <w:rFonts w:ascii="Arial" w:hAnsi="Arial" w:cs="Arial"/>
+          <w:rFonts w:ascii="IBM Plex Sans Arabic" w:hAnsi="IBM Plex Sans Arabic" w:cs="IBM Plex Sans Arabic"/>
           <w:rtl/>
         </w:rPr>
         <w:t>الملحق: تغطية المصادر وأثرها</w:t>
@@ -4362,6 +5176,14 @@
         <w:tblW w:type="auto" w:w="0"/>
         <w:tblLayout w:type="fixed"/>
         <w:tblLook w:firstColumn="1" w:firstRow="1" w:lastColumn="0" w:lastRow="0" w:noHBand="0" w:noVBand="1" w:val="04A0"/>
+        <w:tblBorders>
+          <w:top w:val="single" w:sz="4" w:space="0" w:color="BBBBBB"/>
+          <w:left w:val="single" w:sz="4" w:space="0" w:color="BBBBBB"/>
+          <w:bottom w:val="single" w:sz="4" w:space="0" w:color="BBBBBB"/>
+          <w:right w:val="single" w:sz="4" w:space="0" w:color="BBBBBB"/>
+          <w:insideH w:val="single" w:sz="4" w:space="0" w:color="BBBBBB"/>
+          <w:insideV w:val="single" w:sz="4" w:space="0" w:color="BBBBBB"/>
+        </w:tblBorders>
         <w:bidiVisual/>
       </w:tblPr>
       <w:tblGrid>
@@ -4373,7 +5195,13 @@
         <w:tc>
           <w:tcPr>
             <w:tcW w:type="dxa" w:w="3120"/>
-            <w:shd w:val="clear" w:fill="1B3B6F"/>
+            <w:shd w:val="clear" w:fill="166534"/>
+            <w:tcMar>
+              <w:top w:w="100" w:type="dxa"/>
+              <w:bottom w:w="100" w:type="dxa"/>
+              <w:left w:w="120" w:type="dxa"/>
+              <w:right w:w="120" w:type="dxa"/>
+            </w:tcMar>
           </w:tcPr>
           <w:p>
             <w:pPr>
@@ -4382,7 +5210,7 @@
             </w:pPr>
             <w:r>
               <w:rPr>
-                <w:rFonts w:ascii="Arial" w:hAnsi="Arial" w:cs="Arial"/>
+                <w:rFonts w:ascii="IBM Plex Sans Arabic" w:hAnsi="IBM Plex Sans Arabic" w:cs="IBM Plex Sans Arabic"/>
                 <w:b/>
                 <w:color w:val="FFFFFF"/>
                 <w:rtl/>
@@ -4394,7 +5222,13 @@
         <w:tc>
           <w:tcPr>
             <w:tcW w:type="dxa" w:w="3120"/>
-            <w:shd w:val="clear" w:fill="1B3B6F"/>
+            <w:shd w:val="clear" w:fill="166534"/>
+            <w:tcMar>
+              <w:top w:w="100" w:type="dxa"/>
+              <w:bottom w:w="100" w:type="dxa"/>
+              <w:left w:w="120" w:type="dxa"/>
+              <w:right w:w="120" w:type="dxa"/>
+            </w:tcMar>
           </w:tcPr>
           <w:p>
             <w:pPr>
@@ -4403,7 +5237,7 @@
             </w:pPr>
             <w:r>
               <w:rPr>
-                <w:rFonts w:ascii="Arial" w:hAnsi="Arial" w:cs="Arial"/>
+                <w:rFonts w:ascii="IBM Plex Sans Arabic" w:hAnsi="IBM Plex Sans Arabic" w:cs="IBM Plex Sans Arabic"/>
                 <w:b/>
                 <w:color w:val="FFFFFF"/>
                 <w:rtl/>
@@ -4415,7 +5249,13 @@
         <w:tc>
           <w:tcPr>
             <w:tcW w:type="dxa" w:w="3120"/>
-            <w:shd w:val="clear" w:fill="1B3B6F"/>
+            <w:shd w:val="clear" w:fill="166534"/>
+            <w:tcMar>
+              <w:top w:w="100" w:type="dxa"/>
+              <w:bottom w:w="100" w:type="dxa"/>
+              <w:left w:w="120" w:type="dxa"/>
+              <w:right w:w="120" w:type="dxa"/>
+            </w:tcMar>
           </w:tcPr>
           <w:p>
             <w:pPr>
@@ -4424,7 +5264,7 @@
             </w:pPr>
             <w:r>
               <w:rPr>
-                <w:rFonts w:ascii="Arial" w:hAnsi="Arial" w:cs="Arial"/>
+                <w:rFonts w:ascii="IBM Plex Sans Arabic" w:hAnsi="IBM Plex Sans Arabic" w:cs="IBM Plex Sans Arabic"/>
                 <w:b/>
                 <w:color w:val="FFFFFF"/>
                 <w:rtl/>
@@ -4438,6 +5278,12 @@
         <w:tc>
           <w:tcPr>
             <w:tcW w:type="dxa" w:w="3120"/>
+            <w:tcMar>
+              <w:top w:w="100" w:type="dxa"/>
+              <w:bottom w:w="100" w:type="dxa"/>
+              <w:left w:w="120" w:type="dxa"/>
+              <w:right w:w="120" w:type="dxa"/>
+            </w:tcMar>
           </w:tcPr>
           <w:p>
             <w:pPr>
@@ -4446,7 +5292,7 @@
             </w:pPr>
             <w:r>
               <w:rPr>
-                <w:rFonts w:ascii="Arial" w:hAnsi="Arial" w:cs="Arial"/>
+                <w:rFonts w:ascii="IBM Plex Sans Arabic" w:hAnsi="IBM Plex Sans Arabic" w:cs="IBM Plex Sans Arabic"/>
                 <w:rtl/>
               </w:rPr>
               <w:t>حجم السوق والمنافسة</w:t>
@@ -4456,6 +5302,12 @@
         <w:tc>
           <w:tcPr>
             <w:tcW w:type="dxa" w:w="3120"/>
+            <w:tcMar>
+              <w:top w:w="100" w:type="dxa"/>
+              <w:bottom w:w="100" w:type="dxa"/>
+              <w:left w:w="120" w:type="dxa"/>
+              <w:right w:w="120" w:type="dxa"/>
+            </w:tcMar>
           </w:tcPr>
           <w:p>
             <w:pPr>
@@ -4464,7 +5316,7 @@
             </w:pPr>
             <w:r>
               <w:rPr>
-                <w:rFonts w:ascii="Arial" w:hAnsi="Arial" w:cs="Arial"/>
+                <w:rFonts w:ascii="IBM Plex Sans Arabic" w:hAnsi="IBM Plex Sans Arabic" w:cs="IBM Plex Sans Arabic"/>
                 <w:rtl/>
               </w:rPr>
               <w:t>3/3</w:t>
@@ -4474,6 +5326,12 @@
         <w:tc>
           <w:tcPr>
             <w:tcW w:type="dxa" w:w="3120"/>
+            <w:tcMar>
+              <w:top w:w="100" w:type="dxa"/>
+              <w:bottom w:w="100" w:type="dxa"/>
+              <w:left w:w="120" w:type="dxa"/>
+              <w:right w:w="120" w:type="dxa"/>
+            </w:tcMar>
           </w:tcPr>
           <w:p>
             <w:pPr>
@@ -4482,7 +5340,7 @@
             </w:pPr>
             <w:r>
               <w:rPr>
-                <w:rFonts w:ascii="Arial" w:hAnsi="Arial" w:cs="Arial"/>
+                <w:rFonts w:ascii="IBM Plex Sans Arabic" w:hAnsi="IBM Plex Sans Arabic" w:cs="IBM Plex Sans Arabic"/>
                 <w:rtl/>
               </w:rPr>
               <w:t>1.0</w:t>
@@ -4494,7 +5352,13 @@
         <w:tc>
           <w:tcPr>
             <w:tcW w:type="dxa" w:w="3120"/>
-            <w:shd w:val="clear" w:fill="F2F2F2"/>
+            <w:tcMar>
+              <w:top w:w="100" w:type="dxa"/>
+              <w:bottom w:w="100" w:type="dxa"/>
+              <w:left w:w="120" w:type="dxa"/>
+              <w:right w:w="120" w:type="dxa"/>
+            </w:tcMar>
+            <w:shd w:val="clear" w:fill="F2F7F3"/>
           </w:tcPr>
           <w:p>
             <w:pPr>
@@ -4503,7 +5367,7 @@
             </w:pPr>
             <w:r>
               <w:rPr>
-                <w:rFonts w:ascii="Arial" w:hAnsi="Arial" w:cs="Arial"/>
+                <w:rFonts w:ascii="IBM Plex Sans Arabic" w:hAnsi="IBM Plex Sans Arabic" w:cs="IBM Plex Sans Arabic"/>
                 <w:rtl/>
               </w:rPr>
               <w:t>الاشتراطات والتعريفة</w:t>
@@ -4513,7 +5377,13 @@
         <w:tc>
           <w:tcPr>
             <w:tcW w:type="dxa" w:w="3120"/>
-            <w:shd w:val="clear" w:fill="F2F2F2"/>
+            <w:tcMar>
+              <w:top w:w="100" w:type="dxa"/>
+              <w:bottom w:w="100" w:type="dxa"/>
+              <w:left w:w="120" w:type="dxa"/>
+              <w:right w:w="120" w:type="dxa"/>
+            </w:tcMar>
+            <w:shd w:val="clear" w:fill="F2F7F3"/>
           </w:tcPr>
           <w:p>
             <w:pPr>
@@ -4522,7 +5392,7 @@
             </w:pPr>
             <w:r>
               <w:rPr>
-                <w:rFonts w:ascii="Arial" w:hAnsi="Arial" w:cs="Arial"/>
+                <w:rFonts w:ascii="IBM Plex Sans Arabic" w:hAnsi="IBM Plex Sans Arabic" w:cs="IBM Plex Sans Arabic"/>
                 <w:rtl/>
               </w:rPr>
               <w:t>3/4</w:t>
@@ -4532,7 +5402,13 @@
         <w:tc>
           <w:tcPr>
             <w:tcW w:type="dxa" w:w="3120"/>
-            <w:shd w:val="clear" w:fill="F2F2F2"/>
+            <w:tcMar>
+              <w:top w:w="100" w:type="dxa"/>
+              <w:bottom w:w="100" w:type="dxa"/>
+              <w:left w:w="120" w:type="dxa"/>
+              <w:right w:w="120" w:type="dxa"/>
+            </w:tcMar>
+            <w:shd w:val="clear" w:fill="F2F7F3"/>
           </w:tcPr>
           <w:p>
             <w:pPr>
@@ -4541,7 +5417,7 @@
             </w:pPr>
             <w:r>
               <w:rPr>
-                <w:rFonts w:ascii="Arial" w:hAnsi="Arial" w:cs="Arial"/>
+                <w:rFonts w:ascii="IBM Plex Sans Arabic" w:hAnsi="IBM Plex Sans Arabic" w:cs="IBM Plex Sans Arabic"/>
                 <w:rtl/>
               </w:rPr>
               <w:t>0.75</w:t>
@@ -4553,6 +5429,12 @@
         <w:tc>
           <w:tcPr>
             <w:tcW w:type="dxa" w:w="3120"/>
+            <w:tcMar>
+              <w:top w:w="100" w:type="dxa"/>
+              <w:bottom w:w="100" w:type="dxa"/>
+              <w:left w:w="120" w:type="dxa"/>
+              <w:right w:w="120" w:type="dxa"/>
+            </w:tcMar>
           </w:tcPr>
           <w:p>
             <w:pPr>
@@ -4561,7 +5443,7 @@
             </w:pPr>
             <w:r>
               <w:rPr>
-                <w:rFonts w:ascii="Arial" w:hAnsi="Arial" w:cs="Arial"/>
+                <w:rFonts w:ascii="IBM Plex Sans Arabic" w:hAnsi="IBM Plex Sans Arabic" w:cs="IBM Plex Sans Arabic"/>
                 <w:rtl/>
               </w:rPr>
               <w:t>المنافسون بالاسم</w:t>
@@ -4571,6 +5453,12 @@
         <w:tc>
           <w:tcPr>
             <w:tcW w:type="dxa" w:w="3120"/>
+            <w:tcMar>
+              <w:top w:w="100" w:type="dxa"/>
+              <w:bottom w:w="100" w:type="dxa"/>
+              <w:left w:w="120" w:type="dxa"/>
+              <w:right w:w="120" w:type="dxa"/>
+            </w:tcMar>
           </w:tcPr>
           <w:p>
             <w:pPr>
@@ -4579,7 +5467,7 @@
             </w:pPr>
             <w:r>
               <w:rPr>
-                <w:rFonts w:ascii="Arial" w:hAnsi="Arial" w:cs="Arial"/>
+                <w:rFonts w:ascii="IBM Plex Sans Arabic" w:hAnsi="IBM Plex Sans Arabic" w:cs="IBM Plex Sans Arabic"/>
                 <w:rtl/>
               </w:rPr>
               <w:t>0/0</w:t>
@@ -4589,6 +5477,12 @@
         <w:tc>
           <w:tcPr>
             <w:tcW w:type="dxa" w:w="3120"/>
+            <w:tcMar>
+              <w:top w:w="100" w:type="dxa"/>
+              <w:bottom w:w="100" w:type="dxa"/>
+              <w:left w:w="120" w:type="dxa"/>
+              <w:right w:w="120" w:type="dxa"/>
+            </w:tcMar>
           </w:tcPr>
           <w:p>
             <w:pPr>
@@ -4597,7 +5491,7 @@
             </w:pPr>
             <w:r>
               <w:rPr>
-                <w:rFonts w:ascii="Arial" w:hAnsi="Arial" w:cs="Arial"/>
+                <w:rFonts w:ascii="IBM Plex Sans Arabic" w:hAnsi="IBM Plex Sans Arabic" w:cs="IBM Plex Sans Arabic"/>
                 <w:rtl/>
               </w:rPr>
               <w:t>0.0</w:t>
@@ -4609,7 +5503,13 @@
         <w:tc>
           <w:tcPr>
             <w:tcW w:type="dxa" w:w="3120"/>
-            <w:shd w:val="clear" w:fill="F2F2F2"/>
+            <w:tcMar>
+              <w:top w:w="100" w:type="dxa"/>
+              <w:bottom w:w="100" w:type="dxa"/>
+              <w:left w:w="120" w:type="dxa"/>
+              <w:right w:w="120" w:type="dxa"/>
+            </w:tcMar>
+            <w:shd w:val="clear" w:fill="F2F7F3"/>
           </w:tcPr>
           <w:p>
             <w:pPr>
@@ -4618,7 +5518,7 @@
             </w:pPr>
             <w:r>
               <w:rPr>
-                <w:rFonts w:ascii="Arial" w:hAnsi="Arial" w:cs="Arial"/>
+                <w:rFonts w:ascii="IBM Plex Sans Arabic" w:hAnsi="IBM Plex Sans Arabic" w:cs="IBM Plex Sans Arabic"/>
                 <w:rtl/>
               </w:rPr>
               <w:t>الأسعار</w:t>
@@ -4628,7 +5528,13 @@
         <w:tc>
           <w:tcPr>
             <w:tcW w:type="dxa" w:w="3120"/>
-            <w:shd w:val="clear" w:fill="F2F2F2"/>
+            <w:tcMar>
+              <w:top w:w="100" w:type="dxa"/>
+              <w:bottom w:w="100" w:type="dxa"/>
+              <w:left w:w="120" w:type="dxa"/>
+              <w:right w:w="120" w:type="dxa"/>
+            </w:tcMar>
+            <w:shd w:val="clear" w:fill="F2F7F3"/>
           </w:tcPr>
           <w:p>
             <w:pPr>
@@ -4637,7 +5543,7 @@
             </w:pPr>
             <w:r>
               <w:rPr>
-                <w:rFonts w:ascii="Arial" w:hAnsi="Arial" w:cs="Arial"/>
+                <w:rFonts w:ascii="IBM Plex Sans Arabic" w:hAnsi="IBM Plex Sans Arabic" w:cs="IBM Plex Sans Arabic"/>
                 <w:rtl/>
               </w:rPr>
               <w:t>2/2</w:t>
@@ -4647,7 +5553,13 @@
         <w:tc>
           <w:tcPr>
             <w:tcW w:type="dxa" w:w="3120"/>
-            <w:shd w:val="clear" w:fill="F2F2F2"/>
+            <w:tcMar>
+              <w:top w:w="100" w:type="dxa"/>
+              <w:bottom w:w="100" w:type="dxa"/>
+              <w:left w:w="120" w:type="dxa"/>
+              <w:right w:w="120" w:type="dxa"/>
+            </w:tcMar>
+            <w:shd w:val="clear" w:fill="F2F7F3"/>
           </w:tcPr>
           <w:p>
             <w:pPr>
@@ -4656,7 +5568,7 @@
             </w:pPr>
             <w:r>
               <w:rPr>
-                <w:rFonts w:ascii="Arial" w:hAnsi="Arial" w:cs="Arial"/>
+                <w:rFonts w:ascii="IBM Plex Sans Arabic" w:hAnsi="IBM Plex Sans Arabic" w:cs="IBM Plex Sans Arabic"/>
                 <w:rtl/>
               </w:rPr>
               <w:t>1.0</w:t>
@@ -4668,6 +5580,12 @@
         <w:tc>
           <w:tcPr>
             <w:tcW w:type="dxa" w:w="3120"/>
+            <w:tcMar>
+              <w:top w:w="100" w:type="dxa"/>
+              <w:bottom w:w="100" w:type="dxa"/>
+              <w:left w:w="120" w:type="dxa"/>
+              <w:right w:w="120" w:type="dxa"/>
+            </w:tcMar>
           </w:tcPr>
           <w:p>
             <w:pPr>
@@ -4676,7 +5594,7 @@
             </w:pPr>
             <w:r>
               <w:rPr>
-                <w:rFonts w:ascii="Arial" w:hAnsi="Arial" w:cs="Arial"/>
+                <w:rFonts w:ascii="IBM Plex Sans Arabic" w:hAnsi="IBM Plex Sans Arabic" w:cs="IBM Plex Sans Arabic"/>
                 <w:rtl/>
               </w:rPr>
               <w:t>الطلب والقدرة</w:t>
@@ -4686,6 +5604,12 @@
         <w:tc>
           <w:tcPr>
             <w:tcW w:type="dxa" w:w="3120"/>
+            <w:tcMar>
+              <w:top w:w="100" w:type="dxa"/>
+              <w:bottom w:w="100" w:type="dxa"/>
+              <w:left w:w="120" w:type="dxa"/>
+              <w:right w:w="120" w:type="dxa"/>
+            </w:tcMar>
           </w:tcPr>
           <w:p>
             <w:pPr>
@@ -4694,7 +5618,7 @@
             </w:pPr>
             <w:r>
               <w:rPr>
-                <w:rFonts w:ascii="Arial" w:hAnsi="Arial" w:cs="Arial"/>
+                <w:rFonts w:ascii="IBM Plex Sans Arabic" w:hAnsi="IBM Plex Sans Arabic" w:cs="IBM Plex Sans Arabic"/>
                 <w:rtl/>
               </w:rPr>
               <w:t>0/1</w:t>
@@ -4704,6 +5628,12 @@
         <w:tc>
           <w:tcPr>
             <w:tcW w:type="dxa" w:w="3120"/>
+            <w:tcMar>
+              <w:top w:w="100" w:type="dxa"/>
+              <w:bottom w:w="100" w:type="dxa"/>
+              <w:left w:w="120" w:type="dxa"/>
+              <w:right w:w="120" w:type="dxa"/>
+            </w:tcMar>
           </w:tcPr>
           <w:p>
             <w:pPr>
@@ -4712,7 +5642,7 @@
             </w:pPr>
             <w:r>
               <w:rPr>
-                <w:rFonts w:ascii="Arial" w:hAnsi="Arial" w:cs="Arial"/>
+                <w:rFonts w:ascii="IBM Plex Sans Arabic" w:hAnsi="IBM Plex Sans Arabic" w:cs="IBM Plex Sans Arabic"/>
                 <w:rtl/>
               </w:rPr>
               <w:t>0.0</w:t>
@@ -4724,7 +5654,13 @@
         <w:tc>
           <w:tcPr>
             <w:tcW w:type="dxa" w:w="3120"/>
-            <w:shd w:val="clear" w:fill="F2F2F2"/>
+            <w:tcMar>
+              <w:top w:w="100" w:type="dxa"/>
+              <w:bottom w:w="100" w:type="dxa"/>
+              <w:left w:w="120" w:type="dxa"/>
+              <w:right w:w="120" w:type="dxa"/>
+            </w:tcMar>
+            <w:shd w:val="clear" w:fill="F2F7F3"/>
           </w:tcPr>
           <w:p>
             <w:pPr>
@@ -4733,7 +5669,7 @@
             </w:pPr>
             <w:r>
               <w:rPr>
-                <w:rFonts w:ascii="Arial" w:hAnsi="Arial" w:cs="Arial"/>
+                <w:rFonts w:ascii="IBM Plex Sans Arabic" w:hAnsi="IBM Plex Sans Arabic" w:cs="IBM Plex Sans Arabic"/>
                 <w:rtl/>
               </w:rPr>
               <w:t>المخاطر</w:t>
@@ -4743,7 +5679,13 @@
         <w:tc>
           <w:tcPr>
             <w:tcW w:type="dxa" w:w="3120"/>
-            <w:shd w:val="clear" w:fill="F2F2F2"/>
+            <w:tcMar>
+              <w:top w:w="100" w:type="dxa"/>
+              <w:bottom w:w="100" w:type="dxa"/>
+              <w:left w:w="120" w:type="dxa"/>
+              <w:right w:w="120" w:type="dxa"/>
+            </w:tcMar>
+            <w:shd w:val="clear" w:fill="F2F7F3"/>
           </w:tcPr>
           <w:p>
             <w:pPr>
@@ -4752,7 +5694,7 @@
             </w:pPr>
             <w:r>
               <w:rPr>
-                <w:rFonts w:ascii="Arial" w:hAnsi="Arial" w:cs="Arial"/>
+                <w:rFonts w:ascii="IBM Plex Sans Arabic" w:hAnsi="IBM Plex Sans Arabic" w:cs="IBM Plex Sans Arabic"/>
                 <w:rtl/>
               </w:rPr>
               <w:t>0/4</w:t>
@@ -4762,7 +5704,13 @@
         <w:tc>
           <w:tcPr>
             <w:tcW w:type="dxa" w:w="3120"/>
-            <w:shd w:val="clear" w:fill="F2F2F2"/>
+            <w:tcMar>
+              <w:top w:w="100" w:type="dxa"/>
+              <w:bottom w:w="100" w:type="dxa"/>
+              <w:left w:w="120" w:type="dxa"/>
+              <w:right w:w="120" w:type="dxa"/>
+            </w:tcMar>
+            <w:shd w:val="clear" w:fill="F2F7F3"/>
           </w:tcPr>
           <w:p>
             <w:pPr>
@@ -4771,7 +5719,7 @@
             </w:pPr>
             <w:r>
               <w:rPr>
-                <w:rFonts w:ascii="Arial" w:hAnsi="Arial" w:cs="Arial"/>
+                <w:rFonts w:ascii="IBM Plex Sans Arabic" w:hAnsi="IBM Plex Sans Arabic" w:cs="IBM Plex Sans Arabic"/>
                 <w:rtl/>
               </w:rPr>
               <w:t>0.0</w:t>
@@ -4783,6 +5731,12 @@
         <w:tc>
           <w:tcPr>
             <w:tcW w:type="dxa" w:w="3120"/>
+            <w:tcMar>
+              <w:top w:w="100" w:type="dxa"/>
+              <w:bottom w:w="100" w:type="dxa"/>
+              <w:left w:w="120" w:type="dxa"/>
+              <w:right w:w="120" w:type="dxa"/>
+            </w:tcMar>
           </w:tcPr>
           <w:p>
             <w:pPr>
@@ -4791,7 +5745,7 @@
             </w:pPr>
             <w:r>
               <w:rPr>
-                <w:rFonts w:ascii="Arial" w:hAnsi="Arial" w:cs="Arial"/>
+                <w:rFonts w:ascii="IBM Plex Sans Arabic" w:hAnsi="IBM Plex Sans Arabic" w:cs="IBM Plex Sans Arabic"/>
                 <w:rtl/>
               </w:rPr>
               <w:t>الاتجاه</w:t>
@@ -4801,6 +5755,12 @@
         <w:tc>
           <w:tcPr>
             <w:tcW w:type="dxa" w:w="3120"/>
+            <w:tcMar>
+              <w:top w:w="100" w:type="dxa"/>
+              <w:bottom w:w="100" w:type="dxa"/>
+              <w:left w:w="120" w:type="dxa"/>
+              <w:right w:w="120" w:type="dxa"/>
+            </w:tcMar>
           </w:tcPr>
           <w:p>
             <w:pPr>
@@ -4809,7 +5769,7 @@
             </w:pPr>
             <w:r>
               <w:rPr>
-                <w:rFonts w:ascii="Arial" w:hAnsi="Arial" w:cs="Arial"/>
+                <w:rFonts w:ascii="IBM Plex Sans Arabic" w:hAnsi="IBM Plex Sans Arabic" w:cs="IBM Plex Sans Arabic"/>
                 <w:rtl/>
               </w:rPr>
               <w:t>0/5</w:t>
@@ -4819,6 +5779,12 @@
         <w:tc>
           <w:tcPr>
             <w:tcW w:type="dxa" w:w="3120"/>
+            <w:tcMar>
+              <w:top w:w="100" w:type="dxa"/>
+              <w:bottom w:w="100" w:type="dxa"/>
+              <w:left w:w="120" w:type="dxa"/>
+              <w:right w:w="120" w:type="dxa"/>
+            </w:tcMar>
           </w:tcPr>
           <w:p>
             <w:pPr>
@@ -4827,7 +5793,7 @@
             </w:pPr>
             <w:r>
               <w:rPr>
-                <w:rFonts w:ascii="Arial" w:hAnsi="Arial" w:cs="Arial"/>
+                <w:rFonts w:ascii="IBM Plex Sans Arabic" w:hAnsi="IBM Plex Sans Arabic" w:cs="IBM Plex Sans Arabic"/>
                 <w:rtl/>
               </w:rPr>
               <w:t>0.0</w:t>
@@ -4844,7 +5810,7 @@
       </w:pPr>
       <w:r>
         <w:rPr>
-          <w:rFonts w:ascii="Arial" w:hAnsi="Arial" w:cs="Arial"/>
+          <w:rFonts w:ascii="IBM Plex Sans Arabic" w:hAnsi="IBM Plex Sans Arabic" w:cs="IBM Plex Sans Arabic"/>
           <w:rtl/>
         </w:rPr>
         <w:t>أقسام دون عتبة الكفاية</w:t>
@@ -4857,7 +5823,7 @@
       </w:pPr>
       <w:r>
         <w:rPr>
-          <w:rFonts w:ascii="Arial" w:hAnsi="Arial" w:cs="Arial"/>
+          <w:rFonts w:ascii="IBM Plex Sans Arabic" w:hAnsi="IBM Plex Sans Arabic" w:cs="IBM Plex Sans Arabic"/>
           <w:rtl/>
         </w:rPr>
         <w:t>بيانات غير كافية لقسم «المنافسون بالاسم» (0/2 حقائق سوقية) — المصادر المُحاوَلة: لا مصادر مُحاوَلة</w:t>
@@ -4870,7 +5836,7 @@
       </w:pPr>
       <w:r>
         <w:rPr>
-          <w:rFonts w:ascii="Arial" w:hAnsi="Arial" w:cs="Arial"/>
+          <w:rFonts w:ascii="IBM Plex Sans Arabic" w:hAnsi="IBM Plex Sans Arabic" w:cs="IBM Plex Sans Arabic"/>
           <w:rtl/>
         </w:rPr>
         <w:t>بيانات غير كافية لقسم «الطلب والقدرة» (0/1 حقائق سوقية) — المصادر المُحاوَلة: World Bank</w:t>
@@ -4883,7 +5849,7 @@
       </w:pPr>
       <w:r>
         <w:rPr>
-          <w:rFonts w:ascii="Arial" w:hAnsi="Arial" w:cs="Arial"/>
+          <w:rFonts w:ascii="IBM Plex Sans Arabic" w:hAnsi="IBM Plex Sans Arabic" w:cs="IBM Plex Sans Arabic"/>
           <w:rtl/>
         </w:rPr>
         <w:t>بيانات غير كافية لقسم «المخاطر» (0/2 حقائق سوقية) — المصادر المُحاوَلة: World Bank</w:t>
@@ -4896,7 +5862,7 @@
       </w:pPr>
       <w:r>
         <w:rPr>
-          <w:rFonts w:ascii="Arial" w:hAnsi="Arial" w:cs="Arial"/>
+          <w:rFonts w:ascii="IBM Plex Sans Arabic" w:hAnsi="IBM Plex Sans Arabic" w:cs="IBM Plex Sans Arabic"/>
           <w:rtl/>
         </w:rPr>
         <w:t>بيانات غير كافية لقسم «الاتجاه» (0/2 حقائق سوقية) — المصادر المُحاوَلة: UN Comtrade</w:t>
@@ -4910,7 +5876,7 @@
       </w:pPr>
       <w:r>
         <w:rPr>
-          <w:rFonts w:ascii="Arial" w:hAnsi="Arial" w:cs="Arial"/>
+          <w:rFonts w:ascii="IBM Plex Sans Arabic" w:hAnsi="IBM Plex Sans Arabic" w:cs="IBM Plex Sans Arabic"/>
           <w:rtl/>
         </w:rPr>
         <w:t>أثر المصادر (المحاولات والإسهام)</w:t>
@@ -4923,7 +5889,7 @@
       </w:pPr>
       <w:r>
         <w:rPr>
-          <w:rFonts w:ascii="Arial" w:hAnsi="Arial" w:cs="Arial"/>
+          <w:rFonts w:ascii="IBM Plex Sans Arabic" w:hAnsi="IBM Plex Sans Arabic" w:cs="IBM Plex Sans Arabic"/>
           <w:rtl/>
         </w:rPr>
         <w:t>UN Comtrade: أسهم 18 من 18 محاولة</w:t>
@@ -4936,7 +5902,7 @@
       </w:pPr>
       <w:r>
         <w:rPr>
-          <w:rFonts w:ascii="Arial" w:hAnsi="Arial" w:cs="Arial"/>
+          <w:rFonts w:ascii="IBM Plex Sans Arabic" w:hAnsi="IBM Plex Sans Arabic" w:cs="IBM Plex Sans Arabic"/>
           <w:rtl/>
         </w:rPr>
         <w:t>Silk L1 requirements reference (official portals / EUR-Lex): أسهم 16 من 17 محاولة</w:t>
@@ -4950,7 +5916,7 @@
       </w:pPr>
       <w:r>
         <w:rPr>
-          <w:rFonts w:ascii="Arial" w:hAnsi="Arial" w:cs="Arial"/>
+          <w:rFonts w:ascii="IBM Plex Sans Arabic" w:hAnsi="IBM Plex Sans Arabic" w:cs="IBM Plex Sans Arabic"/>
           <w:rtl/>
         </w:rPr>
         <w:t xml:space="preserve">    فشل مُسجَّل: سوق CHN (موثّق جزئياً) غير مغطى بالمرجع الثابت بعد — تحقق محلياً (verify locally)</w:t>
@@ -4963,7 +5929,7 @@
       </w:pPr>
       <w:r>
         <w:rPr>
-          <w:rFonts w:ascii="Arial" w:hAnsi="Arial" w:cs="Arial"/>
+          <w:rFonts w:ascii="IBM Plex Sans Arabic" w:hAnsi="IBM Plex Sans Arabic" w:cs="IBM Plex Sans Arabic"/>
           <w:rtl/>
         </w:rPr>
         <w:t>UN Comtrade (مخزن الحقائق): أسهم 14 من 14 محاولة</w:t>
@@ -4976,7 +5942,7 @@
       </w:pPr>
       <w:r>
         <w:rPr>
-          <w:rFonts w:ascii="Arial" w:hAnsi="Arial" w:cs="Arial"/>
+          <w:rFonts w:ascii="IBM Plex Sans Arabic" w:hAnsi="IBM Plex Sans Arabic" w:cs="IBM Plex Sans Arabic"/>
           <w:rtl/>
         </w:rPr>
         <w:t>Pew Research Center (لقطة ساكنة مقرّبة): أسهم 4 من 4 محاولة</w:t>
@@ -4989,7 +5955,7 @@
       </w:pPr>
       <w:r>
         <w:rPr>
-          <w:rFonts w:ascii="Arial" w:hAnsi="Arial" w:cs="Arial"/>
+          <w:rFonts w:ascii="IBM Plex Sans Arabic" w:hAnsi="IBM Plex Sans Arabic" w:cs="IBM Plex Sans Arabic"/>
           <w:rtl/>
         </w:rPr>
         <w:t>World Bank: أسهم 0 من 10 محاولة</w:t>
@@ -5003,7 +5969,7 @@
       </w:pPr>
       <w:r>
         <w:rPr>
-          <w:rFonts w:ascii="Arial" w:hAnsi="Arial" w:cs="Arial"/>
+          <w:rFonts w:ascii="IBM Plex Sans Arabic" w:hAnsi="IBM Plex Sans Arabic" w:cs="IBM Plex Sans Arabic"/>
           <w:rtl/>
         </w:rPr>
         <w:t xml:space="preserve">    فشل مُسجَّل: no income data for CHN 2023</w:t>
@@ -5017,7 +5983,7 @@
       </w:pPr>
       <w:r>
         <w:rPr>
-          <w:rFonts w:ascii="Arial" w:hAnsi="Arial" w:cs="Arial"/>
+          <w:rFonts w:ascii="IBM Plex Sans Arabic" w:hAnsi="IBM Plex Sans Arabic" w:cs="IBM Plex Sans Arabic"/>
           <w:rtl/>
         </w:rPr>
         <w:t xml:space="preserve">    فشل مُسجَّل: الاستقرار السياسي (WGI) — الاستقرار السياسي (CHN): تعذّر الجلب — أعد المحاولة</w:t>
@@ -5031,7 +5997,7 @@
       </w:pPr>
       <w:r>
         <w:rPr>
-          <w:rFonts w:ascii="Arial" w:hAnsi="Arial" w:cs="Arial"/>
+          <w:rFonts w:ascii="IBM Plex Sans Arabic" w:hAnsi="IBM Plex Sans Arabic" w:cs="IBM Plex Sans Arabic"/>
           <w:rtl/>
         </w:rPr>
         <w:t xml:space="preserve">    فشل مُسجَّل: جودة التنظيم (WGI) — الجودة التنظيمية (CHN): تعذّر الجلب — أعد المحاولة</w:t>
@@ -5060,14 +6026,14 @@
     </w:pPr>
     <w:r>
       <w:rPr>
-        <w:rFonts w:ascii="Arial" w:hAnsi="Arial" w:cs="Arial"/>
+        <w:rFonts w:ascii="IBM Plex Sans Arabic" w:hAnsi="IBM Plex Sans Arabic" w:cs="IBM Plex Sans Arabic"/>
         <w:rtl/>
       </w:rPr>
       <w:t xml:space="preserve">سلك لذكاء الأسواق — منصة تحليل أسواق التصدير السعودية — صفحة </w:t>
     </w:r>
     <w:r>
       <w:rPr>
-        <w:rFonts w:ascii="Arial" w:hAnsi="Arial" w:cs="Arial"/>
+        <w:rFonts w:ascii="IBM Plex Sans Arabic" w:hAnsi="IBM Plex Sans Arabic" w:cs="IBM Plex Sans Arabic"/>
         <w:rtl/>
       </w:rPr>
       <w:fldChar w:fldCharType="begin"/>
@@ -5088,7 +6054,7 @@
     </w:pPr>
     <w:r>
       <w:rPr>
-        <w:rFonts w:ascii="Arial" w:hAnsi="Arial" w:cs="Arial"/>
+        <w:rFonts w:ascii="IBM Plex Sans Arabic" w:hAnsi="IBM Plex Sans Arabic" w:cs="IBM Plex Sans Arabic"/>
         <w:rtl/>
       </w:rPr>
       <w:t>سلك — تقرير بحث سوق: تمور</w:t>
@@ -5462,10 +6428,12 @@
     <w:rsid w:val="00FC693F"/>
     <w:pPr>
       <w:bidi/>
+      <w:spacing w:line="345" w:lineRule="auto" w:after="180"/>
       <w:jc w:val="start"/>
     </w:pPr>
     <w:rPr>
-      <w:rFonts w:ascii="Arial" w:hAnsi="Arial" w:cs="Arial"/>
+      <w:rFonts w:ascii="IBM Plex Sans Arabic" w:hAnsi="IBM Plex Sans Arabic" w:cs="IBM Plex Sans Arabic"/>
+      <w:sz w:val="22"/>
       <w:rtl/>
     </w:rPr>
   </w:style>
@@ -5486,7 +6454,9 @@
       <w:jc w:val="start"/>
     </w:pPr>
     <w:rPr>
-      <w:rFonts w:ascii="Arial" w:hAnsi="Arial" w:cs="Arial"/>
+      <w:rFonts w:ascii="IBM Plex Sans Arabic" w:hAnsi="IBM Plex Sans Arabic" w:cs="IBM Plex Sans Arabic"/>
+      <w:color w:val="555555"/>
+      <w:sz w:val="18"/>
       <w:rtl/>
     </w:rPr>
   </w:style>
@@ -5514,7 +6484,9 @@
       <w:jc w:val="start"/>
     </w:pPr>
     <w:rPr>
-      <w:rFonts w:ascii="Arial" w:hAnsi="Arial" w:cs="Arial"/>
+      <w:rFonts w:ascii="IBM Plex Sans Arabic" w:hAnsi="IBM Plex Sans Arabic" w:cs="IBM Plex Sans Arabic"/>
+      <w:color w:val="555555"/>
+      <w:sz w:val="18"/>
       <w:rtl/>
     </w:rPr>
   </w:style>
@@ -5542,10 +6514,10 @@
       <w:jc w:val="start"/>
     </w:pPr>
     <w:rPr>
-      <w:rFonts w:asciiTheme="majorHAnsi" w:eastAsiaTheme="majorEastAsia" w:hAnsiTheme="majorHAnsi" w:cstheme="majorBidi" w:ascii="Arial" w:hAnsi="Arial" w:cs="Arial"/>
+      <w:rFonts w:asciiTheme="majorHAnsi" w:eastAsiaTheme="majorEastAsia" w:hAnsiTheme="majorHAnsi" w:cstheme="majorBidi" w:ascii="IBM Plex Sans Arabic" w:hAnsi="IBM Plex Sans Arabic" w:cs="IBM Plex Sans Arabic"/>
       <w:b/>
       <w:bCs/>
-      <w:color w:val="365F91" w:themeColor="accent1" w:themeShade="BF"/>
+      <w:color w:val="166534"/>
       <w:sz w:val="28"/>
       <w:szCs w:val="28"/>
       <w:rtl/>
@@ -5569,10 +6541,10 @@
       <w:jc w:val="start"/>
     </w:pPr>
     <w:rPr>
-      <w:rFonts w:asciiTheme="majorHAnsi" w:eastAsiaTheme="majorEastAsia" w:hAnsiTheme="majorHAnsi" w:cstheme="majorBidi" w:ascii="Arial" w:hAnsi="Arial" w:cs="Arial"/>
+      <w:rFonts w:asciiTheme="majorHAnsi" w:eastAsiaTheme="majorEastAsia" w:hAnsiTheme="majorHAnsi" w:cstheme="majorBidi" w:ascii="IBM Plex Sans Arabic" w:hAnsi="IBM Plex Sans Arabic" w:cs="IBM Plex Sans Arabic"/>
       <w:b/>
       <w:bCs/>
-      <w:color w:val="4F81BD" w:themeColor="accent1"/>
+      <w:color w:val="166534"/>
       <w:sz w:val="26"/>
       <w:szCs w:val="26"/>
       <w:rtl/>
@@ -5596,10 +6568,11 @@
       <w:jc w:val="start"/>
     </w:pPr>
     <w:rPr>
-      <w:rFonts w:asciiTheme="majorHAnsi" w:eastAsiaTheme="majorEastAsia" w:hAnsiTheme="majorHAnsi" w:cstheme="majorBidi" w:ascii="Arial" w:hAnsi="Arial" w:cs="Arial"/>
+      <w:rFonts w:asciiTheme="majorHAnsi" w:eastAsiaTheme="majorEastAsia" w:hAnsiTheme="majorHAnsi" w:cstheme="majorBidi" w:ascii="IBM Plex Sans Arabic" w:hAnsi="IBM Plex Sans Arabic" w:cs="IBM Plex Sans Arabic"/>
       <w:b/>
       <w:bCs/>
-      <w:color w:val="4F81BD" w:themeColor="accent1"/>
+      <w:color w:val="333333"/>
+      <w:sz w:val="24"/>
       <w:rtl/>
     </w:rPr>
   </w:style>
@@ -5622,7 +6595,7 @@
       <w:jc w:val="start"/>
     </w:pPr>
     <w:rPr>
-      <w:rFonts w:asciiTheme="majorHAnsi" w:eastAsiaTheme="majorEastAsia" w:hAnsiTheme="majorHAnsi" w:cstheme="majorBidi" w:ascii="Arial" w:hAnsi="Arial" w:cs="Arial"/>
+      <w:rFonts w:asciiTheme="majorHAnsi" w:eastAsiaTheme="majorEastAsia" w:hAnsiTheme="majorHAnsi" w:cstheme="majorBidi" w:ascii="IBM Plex Sans Arabic" w:hAnsi="IBM Plex Sans Arabic" w:cs="IBM Plex Sans Arabic"/>
       <w:b/>
       <w:bCs/>
       <w:i/>
@@ -5650,7 +6623,7 @@
       <w:jc w:val="start"/>
     </w:pPr>
     <w:rPr>
-      <w:rFonts w:asciiTheme="majorHAnsi" w:eastAsiaTheme="majorEastAsia" w:hAnsiTheme="majorHAnsi" w:cstheme="majorBidi" w:ascii="Arial" w:hAnsi="Arial" w:cs="Arial"/>
+      <w:rFonts w:asciiTheme="majorHAnsi" w:eastAsiaTheme="majorEastAsia" w:hAnsiTheme="majorHAnsi" w:cstheme="majorBidi" w:ascii="IBM Plex Sans Arabic" w:hAnsi="IBM Plex Sans Arabic" w:cs="IBM Plex Sans Arabic"/>
       <w:color w:val="243F60" w:themeColor="accent1" w:themeShade="7F"/>
       <w:rtl/>
     </w:rPr>
@@ -5674,7 +6647,7 @@
       <w:jc w:val="start"/>
     </w:pPr>
     <w:rPr>
-      <w:rFonts w:asciiTheme="majorHAnsi" w:eastAsiaTheme="majorEastAsia" w:hAnsiTheme="majorHAnsi" w:cstheme="majorBidi" w:ascii="Arial" w:hAnsi="Arial" w:cs="Arial"/>
+      <w:rFonts w:asciiTheme="majorHAnsi" w:eastAsiaTheme="majorEastAsia" w:hAnsiTheme="majorHAnsi" w:cstheme="majorBidi" w:ascii="IBM Plex Sans Arabic" w:hAnsi="IBM Plex Sans Arabic" w:cs="IBM Plex Sans Arabic"/>
       <w:i/>
       <w:iCs/>
       <w:color w:val="243F60" w:themeColor="accent1" w:themeShade="7F"/>
@@ -5700,7 +6673,7 @@
       <w:jc w:val="start"/>
     </w:pPr>
     <w:rPr>
-      <w:rFonts w:asciiTheme="majorHAnsi" w:eastAsiaTheme="majorEastAsia" w:hAnsiTheme="majorHAnsi" w:cstheme="majorBidi" w:ascii="Arial" w:hAnsi="Arial" w:cs="Arial"/>
+      <w:rFonts w:asciiTheme="majorHAnsi" w:eastAsiaTheme="majorEastAsia" w:hAnsiTheme="majorHAnsi" w:cstheme="majorBidi" w:ascii="IBM Plex Sans Arabic" w:hAnsi="IBM Plex Sans Arabic" w:cs="IBM Plex Sans Arabic"/>
       <w:i/>
       <w:iCs/>
       <w:color w:val="404040" w:themeColor="text1" w:themeTint="BF"/>
@@ -5726,7 +6699,7 @@
       <w:jc w:val="start"/>
     </w:pPr>
     <w:rPr>
-      <w:rFonts w:asciiTheme="majorHAnsi" w:eastAsiaTheme="majorEastAsia" w:hAnsiTheme="majorHAnsi" w:cstheme="majorBidi" w:ascii="Arial" w:hAnsi="Arial" w:cs="Arial"/>
+      <w:rFonts w:asciiTheme="majorHAnsi" w:eastAsiaTheme="majorEastAsia" w:hAnsiTheme="majorHAnsi" w:cstheme="majorBidi" w:ascii="IBM Plex Sans Arabic" w:hAnsi="IBM Plex Sans Arabic" w:cs="IBM Plex Sans Arabic"/>
       <w:color w:val="4F81BD" w:themeColor="accent1"/>
       <w:sz w:val="20"/>
       <w:szCs w:val="20"/>
@@ -5752,7 +6725,7 @@
       <w:jc w:val="start"/>
     </w:pPr>
     <w:rPr>
-      <w:rFonts w:asciiTheme="majorHAnsi" w:eastAsiaTheme="majorEastAsia" w:hAnsiTheme="majorHAnsi" w:cstheme="majorBidi" w:ascii="Arial" w:hAnsi="Arial" w:cs="Arial"/>
+      <w:rFonts w:asciiTheme="majorHAnsi" w:eastAsiaTheme="majorEastAsia" w:hAnsiTheme="majorHAnsi" w:cstheme="majorBidi" w:ascii="IBM Plex Sans Arabic" w:hAnsi="IBM Plex Sans Arabic" w:cs="IBM Plex Sans Arabic"/>
       <w:i/>
       <w:iCs/>
       <w:color w:val="404040" w:themeColor="text1" w:themeTint="BF"/>
@@ -5799,7 +6772,7 @@
       <w:jc w:val="start"/>
     </w:pPr>
     <w:rPr>
-      <w:rFonts w:ascii="Arial" w:hAnsi="Arial" w:cs="Arial"/>
+      <w:rFonts w:ascii="IBM Plex Sans Arabic" w:hAnsi="IBM Plex Sans Arabic" w:cs="IBM Plex Sans Arabic"/>
       <w:rtl/>
     </w:rPr>
   </w:style>
@@ -5864,11 +6837,12 @@
       <w:jc w:val="start"/>
     </w:pPr>
     <w:rPr>
-      <w:rFonts w:asciiTheme="majorHAnsi" w:eastAsiaTheme="majorEastAsia" w:hAnsiTheme="majorHAnsi" w:cstheme="majorBidi" w:ascii="Arial" w:hAnsi="Arial" w:cs="Arial"/>
-      <w:color w:val="17365D" w:themeColor="text2" w:themeShade="BF"/>
+      <w:rFonts w:asciiTheme="majorHAnsi" w:eastAsiaTheme="majorEastAsia" w:hAnsiTheme="majorHAnsi" w:cstheme="majorBidi" w:ascii="IBM Plex Sans Arabic" w:hAnsi="IBM Plex Sans Arabic" w:cs="IBM Plex Sans Arabic"/>
+      <w:b/>
+      <w:color w:val="166534"/>
       <w:spacing w:val="5"/>
       <w:kern w:val="28"/>
-      <w:sz w:val="52"/>
+      <w:sz w:val="36"/>
       <w:szCs w:val="52"/>
       <w:rtl/>
     </w:rPr>
@@ -5904,7 +6878,7 @@
       <w:jc w:val="start"/>
     </w:pPr>
     <w:rPr>
-      <w:rFonts w:asciiTheme="majorHAnsi" w:eastAsiaTheme="majorEastAsia" w:hAnsiTheme="majorHAnsi" w:cstheme="majorBidi" w:ascii="Arial" w:hAnsi="Arial" w:cs="Arial"/>
+      <w:rFonts w:asciiTheme="majorHAnsi" w:eastAsiaTheme="majorEastAsia" w:hAnsiTheme="majorHAnsi" w:cstheme="majorBidi" w:ascii="IBM Plex Sans Arabic" w:hAnsi="IBM Plex Sans Arabic" w:cs="IBM Plex Sans Arabic"/>
       <w:i/>
       <w:iCs/>
       <w:color w:val="4F81BD" w:themeColor="accent1"/>
@@ -5943,7 +6917,7 @@
       <w:jc w:val="start"/>
     </w:pPr>
     <w:rPr>
-      <w:rFonts w:ascii="Arial" w:hAnsi="Arial" w:cs="Arial"/>
+      <w:rFonts w:ascii="IBM Plex Sans Arabic" w:hAnsi="IBM Plex Sans Arabic" w:cs="IBM Plex Sans Arabic"/>
       <w:rtl/>
     </w:rPr>
   </w:style>
@@ -5960,7 +6934,7 @@
       <w:jc w:val="start"/>
     </w:pPr>
     <w:rPr>
-      <w:rFonts w:ascii="Arial" w:hAnsi="Arial" w:cs="Arial"/>
+      <w:rFonts w:ascii="IBM Plex Sans Arabic" w:hAnsi="IBM Plex Sans Arabic" w:cs="IBM Plex Sans Arabic"/>
       <w:rtl/>
     </w:rPr>
   </w:style>
@@ -5984,7 +6958,7 @@
       <w:jc w:val="start"/>
     </w:pPr>
     <w:rPr>
-      <w:rFonts w:ascii="Arial" w:hAnsi="Arial" w:cs="Arial"/>
+      <w:rFonts w:ascii="IBM Plex Sans Arabic" w:hAnsi="IBM Plex Sans Arabic" w:cs="IBM Plex Sans Arabic"/>
       <w:rtl/>
     </w:rPr>
   </w:style>
@@ -6008,7 +6982,7 @@
       <w:jc w:val="start"/>
     </w:pPr>
     <w:rPr>
-      <w:rFonts w:ascii="Arial" w:hAnsi="Arial" w:cs="Arial"/>
+      <w:rFonts w:ascii="IBM Plex Sans Arabic" w:hAnsi="IBM Plex Sans Arabic" w:cs="IBM Plex Sans Arabic"/>
       <w:sz w:val="16"/>
       <w:szCs w:val="16"/>
       <w:rtl/>
@@ -6038,7 +7012,7 @@
       <w:jc w:val="start"/>
     </w:pPr>
     <w:rPr>
-      <w:rFonts w:ascii="Arial" w:hAnsi="Arial" w:cs="Arial"/>
+      <w:rFonts w:ascii="IBM Plex Sans Arabic" w:hAnsi="IBM Plex Sans Arabic" w:cs="IBM Plex Sans Arabic"/>
       <w:rtl/>
     </w:rPr>
   </w:style>
@@ -6055,7 +7029,7 @@
       <w:jc w:val="start"/>
     </w:pPr>
     <w:rPr>
-      <w:rFonts w:ascii="Arial" w:hAnsi="Arial" w:cs="Arial"/>
+      <w:rFonts w:ascii="IBM Plex Sans Arabic" w:hAnsi="IBM Plex Sans Arabic" w:cs="IBM Plex Sans Arabic"/>
       <w:rtl/>
     </w:rPr>
   </w:style>
@@ -6072,7 +7046,7 @@
       <w:jc w:val="start"/>
     </w:pPr>
     <w:rPr>
-      <w:rFonts w:ascii="Arial" w:hAnsi="Arial" w:cs="Arial"/>
+      <w:rFonts w:ascii="IBM Plex Sans Arabic" w:hAnsi="IBM Plex Sans Arabic" w:cs="IBM Plex Sans Arabic"/>
       <w:rtl/>
     </w:rPr>
   </w:style>
@@ -6091,7 +7065,7 @@
       <w:jc w:val="start"/>
     </w:pPr>
     <w:rPr>
-      <w:rFonts w:ascii="Arial" w:hAnsi="Arial" w:cs="Arial"/>
+      <w:rFonts w:ascii="IBM Plex Sans Arabic" w:hAnsi="IBM Plex Sans Arabic" w:cs="IBM Plex Sans Arabic"/>
       <w:rtl/>
     </w:rPr>
   </w:style>
@@ -6110,7 +7084,7 @@
       <w:jc w:val="start"/>
     </w:pPr>
     <w:rPr>
-      <w:rFonts w:ascii="Arial" w:hAnsi="Arial" w:cs="Arial"/>
+      <w:rFonts w:ascii="IBM Plex Sans Arabic" w:hAnsi="IBM Plex Sans Arabic" w:cs="IBM Plex Sans Arabic"/>
       <w:rtl/>
     </w:rPr>
   </w:style>
@@ -6129,7 +7103,7 @@
       <w:jc w:val="start"/>
     </w:pPr>
     <w:rPr>
-      <w:rFonts w:ascii="Arial" w:hAnsi="Arial" w:cs="Arial"/>
+      <w:rFonts w:ascii="IBM Plex Sans Arabic" w:hAnsi="IBM Plex Sans Arabic" w:cs="IBM Plex Sans Arabic"/>
       <w:rtl/>
     </w:rPr>
   </w:style>
@@ -6148,7 +7122,7 @@
       <w:jc w:val="start"/>
     </w:pPr>
     <w:rPr>
-      <w:rFonts w:ascii="Arial" w:hAnsi="Arial" w:cs="Arial"/>
+      <w:rFonts w:ascii="IBM Plex Sans Arabic" w:hAnsi="IBM Plex Sans Arabic" w:cs="IBM Plex Sans Arabic"/>
       <w:rtl/>
     </w:rPr>
   </w:style>
@@ -6167,7 +7141,7 @@
       <w:jc w:val="start"/>
     </w:pPr>
     <w:rPr>
-      <w:rFonts w:ascii="Arial" w:hAnsi="Arial" w:cs="Arial"/>
+      <w:rFonts w:ascii="IBM Plex Sans Arabic" w:hAnsi="IBM Plex Sans Arabic" w:cs="IBM Plex Sans Arabic"/>
       <w:rtl/>
     </w:rPr>
   </w:style>
@@ -6186,7 +7160,7 @@
       <w:jc w:val="start"/>
     </w:pPr>
     <w:rPr>
-      <w:rFonts w:ascii="Arial" w:hAnsi="Arial" w:cs="Arial"/>
+      <w:rFonts w:ascii="IBM Plex Sans Arabic" w:hAnsi="IBM Plex Sans Arabic" w:cs="IBM Plex Sans Arabic"/>
       <w:rtl/>
     </w:rPr>
   </w:style>
@@ -6204,7 +7178,7 @@
       <w:jc w:val="start"/>
     </w:pPr>
     <w:rPr>
-      <w:rFonts w:ascii="Arial" w:hAnsi="Arial" w:cs="Arial"/>
+      <w:rFonts w:ascii="IBM Plex Sans Arabic" w:hAnsi="IBM Plex Sans Arabic" w:cs="IBM Plex Sans Arabic"/>
       <w:rtl/>
     </w:rPr>
   </w:style>
@@ -6222,7 +7196,7 @@
       <w:jc w:val="start"/>
     </w:pPr>
     <w:rPr>
-      <w:rFonts w:ascii="Arial" w:hAnsi="Arial" w:cs="Arial"/>
+      <w:rFonts w:ascii="IBM Plex Sans Arabic" w:hAnsi="IBM Plex Sans Arabic" w:cs="IBM Plex Sans Arabic"/>
       <w:rtl/>
     </w:rPr>
   </w:style>
@@ -6240,7 +7214,7 @@
       <w:jc w:val="start"/>
     </w:pPr>
     <w:rPr>
-      <w:rFonts w:ascii="Arial" w:hAnsi="Arial" w:cs="Arial"/>
+      <w:rFonts w:ascii="IBM Plex Sans Arabic" w:hAnsi="IBM Plex Sans Arabic" w:cs="IBM Plex Sans Arabic"/>
       <w:rtl/>
     </w:rPr>
   </w:style>
@@ -6264,7 +7238,7 @@
       <w:jc w:val="start"/>
     </w:pPr>
     <w:rPr>
-      <w:rFonts w:ascii="Arial" w:hAnsi="Arial" w:cs="Arial"/>
+      <w:rFonts w:ascii="IBM Plex Sans Arabic" w:hAnsi="IBM Plex Sans Arabic" w:cs="IBM Plex Sans Arabic"/>
       <w:sz w:val="20"/>
       <w:szCs w:val="20"/>
       <w:rtl/>
@@ -6295,7 +7269,7 @@
       <w:jc w:val="start"/>
     </w:pPr>
     <w:rPr>
-      <w:rFonts w:ascii="Arial" w:hAnsi="Arial" w:cs="Arial"/>
+      <w:rFonts w:ascii="IBM Plex Sans Arabic" w:hAnsi="IBM Plex Sans Arabic" w:cs="IBM Plex Sans Arabic"/>
       <w:i/>
       <w:iCs/>
       <w:color w:val="000000" w:themeColor="text1"/>
@@ -6415,7 +7389,7 @@
       <w:jc w:val="start"/>
     </w:pPr>
     <w:rPr>
-      <w:rFonts w:ascii="Arial" w:hAnsi="Arial" w:cs="Arial"/>
+      <w:rFonts w:ascii="IBM Plex Sans Arabic" w:hAnsi="IBM Plex Sans Arabic" w:cs="IBM Plex Sans Arabic"/>
       <w:b/>
       <w:bCs/>
       <w:color w:val="4F81BD" w:themeColor="accent1"/>
@@ -6464,7 +7438,7 @@
       <w:jc w:val="start"/>
     </w:pPr>
     <w:rPr>
-      <w:rFonts w:ascii="Arial" w:hAnsi="Arial" w:cs="Arial"/>
+      <w:rFonts w:ascii="IBM Plex Sans Arabic" w:hAnsi="IBM Plex Sans Arabic" w:cs="IBM Plex Sans Arabic"/>
       <w:b/>
       <w:bCs/>
       <w:i/>
@@ -6568,7 +7542,7 @@
       <w:jc w:val="start"/>
     </w:pPr>
     <w:rPr>
-      <w:rFonts w:ascii="Arial" w:hAnsi="Arial" w:cs="Arial"/>
+      <w:rFonts w:ascii="IBM Plex Sans Arabic" w:hAnsi="IBM Plex Sans Arabic" w:cs="IBM Plex Sans Arabic"/>
       <w:rtl/>
     </w:rPr>
   </w:style>

--- a/samples/report_full_latest.docx
+++ b/samples/report_full_latest.docx
@@ -371,7 +371,7 @@
                 <w:rFonts w:ascii="IBM Plex Sans Arabic" w:hAnsi="IBM Plex Sans Arabic" w:cs="IBM Plex Sans Arabic"/>
                 <w:rtl/>
               </w:rPr>
-              <w:t>2026-07-20</w:t>
+              <w:t>2026-07-22</w:t>
             </w:r>
           </w:p>
         </w:tc>
@@ -2072,7 +2072,7 @@
                 <w:rFonts w:ascii="IBM Plex Sans Arabic" w:hAnsi="IBM Plex Sans Arabic" w:cs="IBM Plex Sans Arabic"/>
                 <w:rtl/>
               </w:rPr>
-              <w:t>UN Comtrade | سُحب: 2026-07-20 | ثقة: عالية (90%)</w:t>
+              <w:t>UN Comtrade | سُحب: 2026-07-22 | ثقة: عالية (90%)</w:t>
             </w:r>
           </w:p>
         </w:tc>
@@ -2174,7 +2174,7 @@
                 <w:rFonts w:ascii="IBM Plex Sans Arabic" w:hAnsi="IBM Plex Sans Arabic" w:cs="IBM Plex Sans Arabic"/>
                 <w:rtl/>
               </w:rPr>
-              <w:t>UN Comtrade (مخزن الحقائق) | سُحب: 2026-07-20 | ثقة: عالية (90%)</w:t>
+              <w:t>UN Comtrade (مخزن الحقائق) | سُحب: 2026-07-22 | ثقة: عالية (90%)</w:t>
             </w:r>
           </w:p>
         </w:tc>
@@ -2272,7 +2272,7 @@
                 <w:rFonts w:ascii="IBM Plex Sans Arabic" w:hAnsi="IBM Plex Sans Arabic" w:cs="IBM Plex Sans Arabic"/>
                 <w:rtl/>
               </w:rPr>
-              <w:t>UN Comtrade (مخزن الحقائق) | سُحب: 2026-07-20 | ثقة: عالية (90%)</w:t>
+              <w:t>UN Comtrade (مخزن الحقائق) | سُحب: 2026-07-22 | ثقة: عالية (90%)</w:t>
             </w:r>
           </w:p>
         </w:tc>
@@ -3115,7 +3115,7 @@
                 <w:rFonts w:ascii="IBM Plex Sans Arabic" w:hAnsi="IBM Plex Sans Arabic" w:cs="IBM Plex Sans Arabic"/>
                 <w:rtl/>
               </w:rPr>
-              <w:t>UN Comtrade | سُحب: 2026-07-20 | ثقة: عالية (90%)</w:t>
+              <w:t>UN Comtrade | سُحب: 2026-07-22 | ثقة: عالية (90%)</w:t>
             </w:r>
           </w:p>
         </w:tc>
@@ -3216,7 +3216,7 @@
                 <w:rFonts w:ascii="IBM Plex Sans Arabic" w:hAnsi="IBM Plex Sans Arabic" w:cs="IBM Plex Sans Arabic"/>
                 <w:rtl/>
               </w:rPr>
-              <w:t>UN Comtrade | سُحب: 2026-07-20 | ثقة: عالية (90%)</w:t>
+              <w:t>UN Comtrade | سُحب: 2026-07-22 | ثقة: عالية (90%)</w:t>
             </w:r>
           </w:p>
         </w:tc>
@@ -3315,7 +3315,7 @@
                 <w:rFonts w:ascii="IBM Plex Sans Arabic" w:hAnsi="IBM Plex Sans Arabic" w:cs="IBM Plex Sans Arabic"/>
                 <w:rtl/>
               </w:rPr>
-              <w:t>UN Comtrade | سُحب: 2026-07-20 | ثقة: عالية (90%)</w:t>
+              <w:t>UN Comtrade | سُحب: 2026-07-22 | ثقة: عالية (90%)</w:t>
             </w:r>
           </w:p>
         </w:tc>
@@ -3786,7 +3786,7 @@
                 <w:rFonts w:ascii="IBM Plex Sans Arabic" w:hAnsi="IBM Plex Sans Arabic" w:cs="IBM Plex Sans Arabic"/>
                 <w:rtl/>
               </w:rPr>
-              <w:t>UN Comtrade (مخزن الحقائق) | سُحب: 2026-07-20 | ثقة: عالية (90%)</w:t>
+              <w:t>UN Comtrade (مخزن الحقائق) | سُحب: 2026-07-22 | ثقة: عالية (90%)</w:t>
             </w:r>
           </w:p>
         </w:tc>
@@ -3888,7 +3888,7 @@
                 <w:rFonts w:ascii="IBM Plex Sans Arabic" w:hAnsi="IBM Plex Sans Arabic" w:cs="IBM Plex Sans Arabic"/>
                 <w:rtl/>
               </w:rPr>
-              <w:t>UN Comtrade (مخزن الحقائق) | سُحب: 2026-07-20 | ثقة: عالية (85%)</w:t>
+              <w:t>UN Comtrade (مخزن الحقائق) | سُحب: 2026-07-22 | ثقة: عالية (85%)</w:t>
             </w:r>
           </w:p>
         </w:tc>
@@ -4597,7 +4597,7 @@
           <w:rFonts w:ascii="IBM Plex Sans Arabic" w:hAnsi="IBM Plex Sans Arabic" w:cs="IBM Plex Sans Arabic"/>
           <w:rtl/>
         </w:rPr>
-        <w:t>المصدر: Silk L1 requirements reference (official portals / EUR-Lex) | سُحب: 2026-07-20 | ثقة: عالية (80%)</w:t>
+        <w:t>المصدر: Silk L1 requirements reference (official portals / EUR-Lex) | سُحب: 2026-07-22 | ثقة: عالية (80%)</w:t>
       </w:r>
     </w:p>
     <w:p>

--- a/samples/report_full_latest.docx
+++ b/samples/report_full_latest.docx
@@ -2787,7 +2787,7 @@
           <w:rFonts w:ascii="IBM Plex Sans Arabic" w:hAnsi="IBM Plex Sans Arabic" w:cs="IBM Plex Sans Arabic"/>
           <w:rtl/>
         </w:rPr>
-        <w:t>الثقة الإجمالية لهذا التقييم: عالية (75%)</w:t>
+        <w:t>الثقة الإجمالية لهذا التقييم: متوسطة (75%)</w:t>
       </w:r>
     </w:p>
     <w:p>
@@ -2857,7 +2857,7 @@
           <w:rFonts w:ascii="IBM Plex Sans Arabic" w:hAnsi="IBM Plex Sans Arabic" w:cs="IBM Plex Sans Arabic"/>
           <w:rtl/>
         </w:rPr>
-        <w:t>الثقة الإجمالية لهذا التقييم: عالية (75%)</w:t>
+        <w:t>الثقة الإجمالية لهذا التقييم: متوسطة (75%)</w:t>
       </w:r>
     </w:p>
     <w:p>

--- a/samples/report_full_latest.docx
+++ b/samples/report_full_latest.docx
@@ -738,7 +738,7 @@
           <w:rFonts w:ascii="IBM Plex Sans Arabic" w:hAnsi="IBM Plex Sans Arabic" w:cs="IBM Plex Sans Arabic"/>
           <w:rtl/>
         </w:rPr>
-        <w:t>التوصية: دخول مشروط لسوق الصين، بدرجة ثقة منخفضة (31%). الفرصة قائمة، لكن اكتمال الصورة يتطلب استيفاء الشروط الواردة أدناه قبل قرار نهائي.</w:t>
+        <w:t>التوصية: دخول مشروط لسوق الصين، بدرجة ثقة منخفضة (‏31%‏). الفرصة قائمة، لكن اكتمال الصورة يتطلب استيفاء الشروط الواردة أدناه قبل قرار نهائي.</w:t>
       </w:r>
     </w:p>
     <w:p>
@@ -751,7 +751,7 @@
           <w:rFonts w:ascii="IBM Plex Sans Arabic" w:hAnsi="IBM Plex Sans Arabic" w:cs="IBM Plex Sans Arabic"/>
           <w:rtl/>
         </w:rPr>
-        <w:t>الأساس التجاري: يستورد السوق ما قيمته 60.0 مليون دولار سنوياً من هذا المنتج (المصدر: UN Comtrade)؛ والمنتجات السعودية حاضرة فعلاً بحصة 30% من واردات السوق (المصدر: UN Comtrade)؛ وسوق عالي التركّز — مورّد أو اثنان يهيمنان.</w:t>
+        <w:t>الأساس التجاري: يستورد السوق ما قيمته 60.0 مليون دولار سنوياً من هذا المنتج (‏المصدر: UN Comtrade‏)؛ والمنتجات السعودية حاضرة فعلاً بحصة 30% من واردات السوق (‏المصدر: UN Comtrade‏)؛ وسوق عالي التركّز — مورّد أو اثنان يهيمنان.</w:t>
       </w:r>
     </w:p>
     <w:p>
@@ -820,7 +820,7 @@
           <w:rFonts w:ascii="IBM Plex Sans Arabic" w:hAnsi="IBM Plex Sans Arabic" w:cs="IBM Plex Sans Arabic"/>
           <w:rtl/>
         </w:rPr>
-        <w:t>المصادر التي أسهمت فعلياً في هذا التشغيل: Pew Research Center (لقطة ساكنة مقرّبة)، Silk L1 requirements reference (official portals / EUR-Lex)، UN Comtrade، UN Comtrade (مخزن الحقائق).</w:t>
+        <w:t>المصادر التي أسهمت فعلياً في هذا التشغيل: Pew Research Center (لقطة ساكنة مقرّبة)، Silk L1 requirements reference (‏official portals / EUR-Lex‏)، UN Comtrade، UN Comtrade (مخزن الحقائق).</w:t>
       </w:r>
     </w:p>
     <w:p>
@@ -889,7 +889,7 @@
           <w:rFonts w:ascii="IBM Plex Sans Arabic" w:hAnsi="IBM Plex Sans Arabic" w:cs="IBM Plex Sans Arabic"/>
           <w:rtl/>
         </w:rPr>
-        <w:t>يشمل هذا التقرير: صادرات تمور (رمز HS 080410) من المملكة العربية السعودية، مُقيَّمة عبر 2 أسواق مرشّحة، ومفصَّلة بعمق للسوق الأعلى ترتيباً (China). يستثني هذا التقرير: التسعير التفصيلي بالتجزئة والملفات المالية للمنافسين (تتطلبان خدمة التعميق المدفوعة)، وتحليل الشرائح السلوكية للعملاء واستخبارات الطلب المباشرة (تتطلبان بحثاً أولياً — مقابلات أو استبيانات — لم يُجرَ بعد).</w:t>
+        <w:t>يشمل هذا التقرير: صادرات تمور (‏رمز HS 080410‏) من المملكة العربية السعودية، مُقيَّمة عبر 2 أسواق مرشّحة، ومفصَّلة بعمق للسوق الأعلى ترتيباً (‏China‏). يستثني هذا التقرير: التسعير التفصيلي بالتجزئة والملفات المالية للمنافسين (تتطلبان خدمة التعميق المدفوعة)، وتحليل الشرائح السلوكية للعملاء واستخبارات الطلب المباشرة (تتطلبان بحثاً أولياً — مقابلات أو استبيانات — لم يُجرَ بعد).</w:t>
       </w:r>
     </w:p>
     <w:p>
@@ -916,7 +916,7 @@
           <w:rFonts w:ascii="IBM Plex Sans Arabic" w:hAnsi="IBM Plex Sans Arabic" w:cs="IBM Plex Sans Arabic"/>
           <w:rtl/>
         </w:rPr>
-        <w:t>الحكم: دخول مشروط | النقاط: 0.636 | الثقة: منخفضة (31%)</w:t>
+        <w:t>الحكم: دخول مشروط | النقاط: 0.636 | الثقة: منخفضة (‏31%‏)</w:t>
       </w:r>
     </w:p>
     <w:p>
@@ -942,7 +942,7 @@
           <w:rFonts w:ascii="IBM Plex Sans Arabic" w:hAnsi="IBM Plex Sans Arabic" w:cs="IBM Plex Sans Arabic"/>
           <w:rtl/>
         </w:rPr>
-        <w:t>منهجية الترجيح المعتمدة: الأوزان القياسية — النقاط 0.636 (بديل مقارنة، الأوزان التنظيمية المُثقّلة: 0.584)</w:t>
+        <w:t>منهجية الترجيح المعتمدة: الأوزان القياسية — النقاط 0.636 (‏بديل مقارنة، الأوزان التنظيمية المُثقّلة: 0.584‏)</w:t>
       </w:r>
     </w:p>
     <w:p>
@@ -1159,7 +1159,7 @@
                 <w:rFonts w:ascii="IBM Plex Sans Arabic" w:hAnsi="IBM Plex Sans Arabic" w:cs="IBM Plex Sans Arabic"/>
                 <w:rtl/>
               </w:rPr>
-              <w:t>متوسط المتاح من: log10(TAM)/9 (سقف 10^9$)، (CAGR+10)/40 (−10%→0، +30%→1)، دخل الفرد/50k$، الحصة السعودية/20%</w:t>
+              <w:t>متوسط المتاح من: log10(‏TAM‏)/9 (‏سقف 10^9$‏)، (‏CAGR+10‏)/40 (‏−10%→0، +30%→1‏)، دخل الفرد/50k$، الحصة السعودية/20%</w:t>
             </w:r>
           </w:p>
         </w:tc>
@@ -1260,7 +1260,7 @@
                 <w:rFonts w:ascii="IBM Plex Sans Arabic" w:hAnsi="IBM Plex Sans Arabic" w:cs="IBM Plex Sans Arabic"/>
                 <w:rtl/>
               </w:rPr>
-              <w:t>متوسط المتاح من: HHI/0.5، حصة الأكبر/100، عدد المرشّحين بالاسم/10 — الدرجة المستهلكة في المجموع هي (1 − الشدة)</w:t>
+              <w:t>متوسط المتاح من: HHI/0.5، حصة الأكبر/100، عدد المرشّحين بالاسم/10 — الدرجة المستهلكة في المجموع هي (‏1 − الشدة‏)</w:t>
             </w:r>
           </w:p>
         </w:tc>
@@ -1359,7 +1359,7 @@
                 <w:rFonts w:ascii="IBM Plex Sans Arabic" w:hAnsi="IBM Plex Sans Arabic" w:cs="IBM Plex Sans Arabic"/>
                 <w:rtl/>
               </w:rPr>
-              <w:t>متوسط المتاح من: (1 − تعريفة/30%)، وضوح القائمة (بنود/8)</w:t>
+              <w:t>متوسط المتاح من: (‏1 − تعريفة/30%‏)، وضوح القائمة (‏بنود/8‏)</w:t>
             </w:r>
           </w:p>
         </w:tc>
@@ -1460,7 +1460,7 @@
                 <w:rFonts w:ascii="IBM Plex Sans Arabic" w:hAnsi="IBM Plex Sans Arabic" w:cs="IBM Plex Sans Arabic"/>
                 <w:rtl/>
               </w:rPr>
-              <w:t>متوسط المتاح من: الهامش/40%، الموقع السعري (1.5 − سعرك/متوسط السوق)</w:t>
+              <w:t>متوسط المتاح من: الهامش/40%، الموقع السعري (‏1.5 − سعرك/متوسط السوق‏)</w:t>
             </w:r>
           </w:p>
         </w:tc>
@@ -1559,7 +1559,7 @@
                 <w:rFonts w:ascii="IBM Plex Sans Arabic" w:hAnsi="IBM Plex Sans Arabic" w:cs="IBM Plex Sans Arabic"/>
                 <w:rtl/>
               </w:rPr>
-              <w:t>متوسط المتاح من: (استقرار سياسي WGI+2.5)/5، (جودة تنظيم WGI+2.5)/5، (LPI−1)/4، (1 − تقلّب الصرف/20%) — أعلى=أأمن</w:t>
+              <w:t>متوسط المتاح من: (‏استقرار سياسي WGI+2.5‏)/5، (‏جودة تنظيم WGI+2.5‏)/5، (‏LPI−1‏)/4، (‏1 − تقلّب الصرف/20%‏) — أعلى=أأمن</w:t>
             </w:r>
           </w:p>
         </w:tc>
@@ -1626,7 +1626,7 @@
           <w:rFonts w:ascii="IBM Plex Sans Arabic" w:hAnsi="IBM Plex Sans Arabic" w:cs="IBM Plex Sans Arabic"/>
           <w:rtl/>
         </w:rPr>
-        <w:t>عمود أمان السوق (المخاطر) غائب (political_stability, regulatory_quality, logistics, fx_stability) — أكمل مصادره قبل قرار نهائي</w:t>
+        <w:t>عمود أمان السوق (المخاطر) غائب (‏political_stability, regulatory_quality, logistics, fx_stability‏) — أكمل مصادره قبل قرار نهائي</w:t>
       </w:r>
     </w:p>
     <w:p>
@@ -1640,7 +1640,7 @@
           <w:rFonts w:ascii="IBM Plex Sans Arabic" w:hAnsi="IBM Plex Sans Arabic" w:cs="IBM Plex Sans Arabic"/>
           <w:rtl/>
         </w:rPr>
-        <w:t>عمود شدة المنافسة ضعيف (37%) — متوسط المتاح من: HHI/0.5، حصة الأكبر/100، عدد المرشّحين بالاسم/10 — الدرجة المستهلكة في المجموع هي (1 − الشدة)</w:t>
+        <w:t>عمود شدة المنافسة ضعيف (‏37%‏) — متوسط المتاح من: HHI/0.5، حصة الأكبر/100، عدد المرشّحين بالاسم/10 — الدرجة المستهلكة في المجموع هي (‏1 − الشدة‏)</w:t>
       </w:r>
     </w:p>
     <w:p>
@@ -1654,7 +1654,7 @@
           <w:rFonts w:ascii="IBM Plex Sans Arabic" w:hAnsi="IBM Plex Sans Arabic" w:cs="IBM Plex Sans Arabic"/>
           <w:rtl/>
         </w:rPr>
-        <w:t>عمود الملاءمة التنظيمية ضعيف (38%) — متوسط المتاح من: (1 − تعريفة/30%)، وضوح القائمة (بنود/8)</w:t>
+        <w:t>عمود الملاءمة التنظيمية ضعيف (‏38%‏) — متوسط المتاح من: (‏1 − تعريفة/30%‏)، وضوح القائمة (‏بنود/8‏)</w:t>
       </w:r>
     </w:p>
     <w:p>
@@ -1749,7 +1749,7 @@
           <w:rFonts w:ascii="IBM Plex Sans Arabic" w:hAnsi="IBM Plex Sans Arabic" w:cs="IBM Plex Sans Arabic"/>
           <w:rtl/>
         </w:rPr>
-        <w:t>لماذا: الدرجة الموزونة 0.636 في النطاق الشرطي والثقة منخفضة (31%) دون الحد الأدنى (60%) وشروط مفتوحة (3)</w:t>
+        <w:t>لماذا: الدرجة الموزونة 0.636 في النطاق الشرطي والثقة منخفضة (‏31%‏) دون الحد الأدنى (‏60%‏) وشروط مفتوحة (‏3‏)</w:t>
       </w:r>
     </w:p>
     <w:p>
@@ -2000,7 +2000,7 @@
                 <w:rFonts w:ascii="IBM Plex Sans Arabic" w:hAnsi="IBM Plex Sans Arabic" w:cs="IBM Plex Sans Arabic"/>
                 <w:rtl/>
               </w:rPr>
-              <w:t>إجمالي واردات السوق (TAM)</w:t>
+              <w:t>إجمالي واردات السوق (‏TAM‏)</w:t>
             </w:r>
           </w:p>
         </w:tc>
@@ -2072,7 +2072,7 @@
                 <w:rFonts w:ascii="IBM Plex Sans Arabic" w:hAnsi="IBM Plex Sans Arabic" w:cs="IBM Plex Sans Arabic"/>
                 <w:rtl/>
               </w:rPr>
-              <w:t>UN Comtrade | سُحب: 2026-07-22 | ثقة: عالية (90%)</w:t>
+              <w:t>UN Comtrade | سُحب: 2026-07-22 | ثقة: عالية (‏90%‏)</w:t>
             </w:r>
           </w:p>
         </w:tc>
@@ -2174,7 +2174,7 @@
                 <w:rFonts w:ascii="IBM Plex Sans Arabic" w:hAnsi="IBM Plex Sans Arabic" w:cs="IBM Plex Sans Arabic"/>
                 <w:rtl/>
               </w:rPr>
-              <w:t>UN Comtrade (مخزن الحقائق) | سُحب: 2026-07-22 | ثقة: عالية (90%)</w:t>
+              <w:t>UN Comtrade (مخزن الحقائق) | سُحب: 2026-07-22 | ثقة: عالية (‏90%‏)</w:t>
             </w:r>
           </w:p>
         </w:tc>
@@ -2272,7 +2272,7 @@
                 <w:rFonts w:ascii="IBM Plex Sans Arabic" w:hAnsi="IBM Plex Sans Arabic" w:cs="IBM Plex Sans Arabic"/>
                 <w:rtl/>
               </w:rPr>
-              <w:t>UN Comtrade (مخزن الحقائق) | سُحب: 2026-07-22 | ثقة: عالية (90%)</w:t>
+              <w:t>UN Comtrade (مخزن الحقائق) | سُحب: 2026-07-22 | ثقة: عالية (‏90%‏)</w:t>
             </w:r>
           </w:p>
         </w:tc>
@@ -2289,7 +2289,7 @@
           <w:rFonts w:ascii="IBM Plex Sans Arabic" w:hAnsi="IBM Plex Sans Arabic" w:cs="IBM Plex Sans Arabic"/>
           <w:rtl/>
         </w:rPr>
-        <w:t>غير متوفر: السوق القابل للخدمة (SAM): يتطلب TAM مرصوداً + شريحة tier في بطاقة المنتج (premium/mid/mass)</w:t>
+        <w:t>غير متوفر: السوق القابل للخدمة (‏SAM‏): يتطلب TAM مرصوداً + شريحة tier في بطاقة المنتج (‏premium/mid/mass‏)</w:t>
       </w:r>
     </w:p>
     <w:p>
@@ -2303,7 +2303,7 @@
           <w:rFonts w:ascii="IBM Plex Sans Arabic" w:hAnsi="IBM Plex Sans Arabic" w:cs="IBM Plex Sans Arabic"/>
           <w:rtl/>
         </w:rPr>
-        <w:t>غير متوفر: الحصة القابلة للتحصيل (SOM): يتطلب طاقة شهرية في بطاقة المنتج + قيمة وحدة حدودية مرصودة (قيمة/وزن كومتريد)</w:t>
+        <w:t>غير متوفر: الحصة القابلة للتحصيل (‏SOM‏): يتطلب طاقة شهرية في بطاقة المنتج + قيمة وحدة حدودية مرصودة (قيمة/وزن كومتريد)</w:t>
       </w:r>
     </w:p>
     <w:p>
@@ -2745,7 +2745,7 @@
           <w:rFonts w:ascii="IBM Plex Sans Arabic" w:hAnsi="IBM Plex Sans Arabic" w:cs="IBM Plex Sans Arabic"/>
           <w:rtl/>
         </w:rPr>
-        <w:t>يستورد السوق ما قيمته 60.0 مليون دولار سنوياً من هذا المنتج (المصدر: UN Comtrade)</w:t>
+        <w:t>يستورد السوق ما قيمته 60.0 مليون دولار سنوياً من هذا المنتج (‏المصدر: UN Comtrade‏)</w:t>
       </w:r>
     </w:p>
     <w:p>
@@ -2759,7 +2759,7 @@
           <w:rFonts w:ascii="IBM Plex Sans Arabic" w:hAnsi="IBM Plex Sans Arabic" w:cs="IBM Plex Sans Arabic"/>
           <w:rtl/>
         </w:rPr>
-        <w:t>المنتجات السعودية حاضرة فعلاً بحصة 30% من واردات السوق (المصدر: UN Comtrade)</w:t>
+        <w:t>المنتجات السعودية حاضرة فعلاً بحصة 30% من واردات السوق (‏المصدر: UN Comtrade‏)</w:t>
       </w:r>
     </w:p>
     <w:p>
@@ -2787,7 +2787,7 @@
           <w:rFonts w:ascii="IBM Plex Sans Arabic" w:hAnsi="IBM Plex Sans Arabic" w:cs="IBM Plex Sans Arabic"/>
           <w:rtl/>
         </w:rPr>
-        <w:t>الثقة الإجمالية لهذا التقييم: متوسطة (75%)</w:t>
+        <w:t>الثقة الإجمالية لهذا التقييم: متوسطة (‏75%‏)</w:t>
       </w:r>
     </w:p>
     <w:p>
@@ -2815,7 +2815,7 @@
           <w:rFonts w:ascii="IBM Plex Sans Arabic" w:hAnsi="IBM Plex Sans Arabic" w:cs="IBM Plex Sans Arabic"/>
           <w:rtl/>
         </w:rPr>
-        <w:t>يستورد السوق ما قيمته 20.0 مليون دولار سنوياً من هذا المنتج (المصدر: UN Comtrade)</w:t>
+        <w:t>يستورد السوق ما قيمته 20.0 مليون دولار سنوياً من هذا المنتج (‏المصدر: UN Comtrade‏)</w:t>
       </w:r>
     </w:p>
     <w:p>
@@ -2829,7 +2829,7 @@
           <w:rFonts w:ascii="IBM Plex Sans Arabic" w:hAnsi="IBM Plex Sans Arabic" w:cs="IBM Plex Sans Arabic"/>
           <w:rtl/>
         </w:rPr>
-        <w:t>المنتجات السعودية حاضرة فعلاً بحصة 100% من واردات السوق (المصدر: UN Comtrade)</w:t>
+        <w:t>المنتجات السعودية حاضرة فعلاً بحصة 100% من واردات السوق (‏المصدر: UN Comtrade‏)</w:t>
       </w:r>
     </w:p>
     <w:p>
@@ -2857,7 +2857,7 @@
           <w:rFonts w:ascii="IBM Plex Sans Arabic" w:hAnsi="IBM Plex Sans Arabic" w:cs="IBM Plex Sans Arabic"/>
           <w:rtl/>
         </w:rPr>
-        <w:t>الثقة الإجمالية لهذا التقييم: متوسطة (75%)</w:t>
+        <w:t>الثقة الإجمالية لهذا التقييم: متوسطة (‏75%‏)</w:t>
       </w:r>
     </w:p>
     <w:p>
@@ -2898,7 +2898,7 @@
           <w:rFonts w:ascii="IBM Plex Sans Arabic" w:hAnsi="IBM Plex Sans Arabic" w:cs="IBM Plex Sans Arabic"/>
           <w:rtl/>
         </w:rPr>
-        <w:t>لا شركات مرصودة بالاسم في هذا التشغيل (أسماء الأعمال تأتي من Google Places حصراً)</w:t>
+        <w:t>لا شركات مرصودة بالاسم في هذا التشغيل (‏أسماء الأعمال تأتي من Google Places حصراً‏)</w:t>
       </w:r>
     </w:p>
     <w:p>
@@ -2911,7 +2911,7 @@
           <w:rFonts w:ascii="IBM Plex Sans Arabic" w:hAnsi="IBM Plex Sans Arabic" w:cs="IBM Plex Sans Arabic"/>
           <w:rtl/>
         </w:rPr>
-        <w:t>الطبقة الدولية (تركّز الموردين — UN Comtrade):</w:t>
+        <w:t>الطبقة الدولية (‏تركّز الموردين — UN Comtrade‏):</w:t>
       </w:r>
     </w:p>
     <w:tbl>
@@ -3115,7 +3115,7 @@
                 <w:rFonts w:ascii="IBM Plex Sans Arabic" w:hAnsi="IBM Plex Sans Arabic" w:cs="IBM Plex Sans Arabic"/>
                 <w:rtl/>
               </w:rPr>
-              <w:t>UN Comtrade | سُحب: 2026-07-22 | ثقة: عالية (90%)</w:t>
+              <w:t>UN Comtrade | سُحب: 2026-07-22 | ثقة: عالية (‏90%‏)</w:t>
             </w:r>
           </w:p>
         </w:tc>
@@ -3139,7 +3139,7 @@
                 <w:rFonts w:ascii="IBM Plex Sans Arabic" w:hAnsi="IBM Plex Sans Arabic" w:cs="IBM Plex Sans Arabic"/>
                 <w:rtl/>
               </w:rPr>
-              <w:t>مؤشر هيرفنداهل لتركّز المورّدين (3 دولة) — &gt;0.25 سوق مركّز</w:t>
+              <w:t>مؤشر هيرفنداهل لتركّز المورّدين (‏3 دولة‏) — &gt;0.25 سوق مركّز</w:t>
             </w:r>
           </w:p>
         </w:tc>
@@ -3216,7 +3216,7 @@
                 <w:rFonts w:ascii="IBM Plex Sans Arabic" w:hAnsi="IBM Plex Sans Arabic" w:cs="IBM Plex Sans Arabic"/>
                 <w:rtl/>
               </w:rPr>
-              <w:t>UN Comtrade | سُحب: 2026-07-22 | ثقة: عالية (90%)</w:t>
+              <w:t>UN Comtrade | سُحب: 2026-07-22 | ثقة: عالية (‏90%‏)</w:t>
             </w:r>
           </w:p>
         </w:tc>
@@ -3315,7 +3315,7 @@
                 <w:rFonts w:ascii="IBM Plex Sans Arabic" w:hAnsi="IBM Plex Sans Arabic" w:cs="IBM Plex Sans Arabic"/>
                 <w:rtl/>
               </w:rPr>
-              <w:t>UN Comtrade | سُحب: 2026-07-22 | ثقة: عالية (90%)</w:t>
+              <w:t>UN Comtrade | سُحب: 2026-07-22 | ثقة: عالية (‏90%‏)</w:t>
             </w:r>
           </w:p>
         </w:tc>
@@ -3339,7 +3339,7 @@
                 <w:rFonts w:ascii="IBM Plex Sans Arabic" w:hAnsi="IBM Plex Sans Arabic" w:cs="IBM Plex Sans Arabic"/>
                 <w:rtl/>
               </w:rPr>
-              <w:t>غير مثلَّث — تقرير سعودي مباشر (مرآة) غير متاح: لا تقرير سعودي مباشر (reporter=SAU) لـ HS080410→CHN 2023 — مرآة غير متاحة</w:t>
+              <w:t>غير مثلَّث — تقرير سعودي مباشر (مرآة) غير متاح: لا تقرير سعودي مباشر (‏reporter=SAU‏) لـ HS080410→CHN 2023 — مرآة غير متاحة</w:t>
             </w:r>
           </w:p>
         </w:tc>
@@ -3415,7 +3415,7 @@
                 <w:rFonts w:ascii="IBM Plex Sans Arabic" w:hAnsi="IBM Plex Sans Arabic" w:cs="IBM Plex Sans Arabic"/>
                 <w:rtl/>
               </w:rPr>
-              <w:t>سعر حدودي سعودي منافس (2.25$ مقابل متوسط 3.0$/kg) — الدليل: UN Comtrade — قيم الوحدة</w:t>
+              <w:t>سعر حدودي سعودي منافس (‏2.25$ مقابل متوسط 3.0$/kg‏) — الدليل: UN Comtrade — قيم الوحدة</w:t>
             </w:r>
           </w:p>
         </w:tc>
@@ -3448,7 +3448,7 @@
                 <w:rFonts w:ascii="IBM Plex Sans Arabic" w:hAnsi="IBM Plex Sans Arabic" w:cs="IBM Plex Sans Arabic"/>
                 <w:rtl/>
               </w:rPr>
-              <w:t>الهامش غير محسوب — بطاقة المنتج غير مكتملة — الدليل: الهامش عند الحدود: يتطلب بطاقة منتج بوحدة kg (cost_per_unit) + قيمة وحدة حدودية مرصودة</w:t>
+              <w:t>الهامش غير محسوب — بطاقة المنتج غير مكتملة — الدليل: الهامش عند الحدود: يتطلب بطاقة منتج بوحدة kg (‏cost_per_unit‏) + قيمة وحدة حدودية مرصودة</w:t>
             </w:r>
           </w:p>
         </w:tc>
@@ -3786,7 +3786,7 @@
                 <w:rFonts w:ascii="IBM Plex Sans Arabic" w:hAnsi="IBM Plex Sans Arabic" w:cs="IBM Plex Sans Arabic"/>
                 <w:rtl/>
               </w:rPr>
-              <w:t>UN Comtrade (مخزن الحقائق) | سُحب: 2026-07-22 | ثقة: عالية (90%)</w:t>
+              <w:t>UN Comtrade (مخزن الحقائق) | سُحب: 2026-07-22 | ثقة: عالية (‏90%‏)</w:t>
             </w:r>
           </w:p>
         </w:tc>
@@ -3888,7 +3888,7 @@
                 <w:rFonts w:ascii="IBM Plex Sans Arabic" w:hAnsi="IBM Plex Sans Arabic" w:cs="IBM Plex Sans Arabic"/>
                 <w:rtl/>
               </w:rPr>
-              <w:t>UN Comtrade (مخزن الحقائق) | سُحب: 2026-07-22 | ثقة: عالية (85%)</w:t>
+              <w:t>UN Comtrade (مخزن الحقائق) | سُحب: 2026-07-22 | ثقة: عالية (‏85%‏)</w:t>
             </w:r>
           </w:p>
         </w:tc>
@@ -4044,7 +4044,7 @@
           <w:rFonts w:ascii="IBM Plex Sans Arabic" w:hAnsi="IBM Plex Sans Arabic" w:cs="IBM Plex Sans Arabic"/>
           <w:rtl/>
         </w:rPr>
-        <w:t>أسعار التجزئة: وكيل أسعار التجزئة المدفوع: وكيل مدفوع لا يعمل خارج خدمة التعميق المدفوعة — تخطٍّ بنيوي بلا أي نداء؛ ولا نتائج Google Shopping مرصودة (يتطلب تهيئة مفتاح خدمة البحث (Serper))</w:t>
+        <w:t>أسعار التجزئة: وكيل أسعار التجزئة المدفوع: وكيل مدفوع لا يعمل خارج خدمة التعميق المدفوعة — تخطٍّ بنيوي بلا أي نداء؛ ولا نتائج Google Shopping مرصودة (يتطلب تهيئة مفتاح خدمة البحث (‏Serper‏))</w:t>
       </w:r>
     </w:p>
     <w:p>
@@ -4084,7 +4084,7 @@
           <w:rFonts w:ascii="IBM Plex Sans Arabic" w:hAnsi="IBM Plex Sans Arabic" w:cs="IBM Plex Sans Arabic"/>
           <w:rtl/>
         </w:rPr>
-        <w:t>أضف بطاقة منتجك (product_card) للحصول على موقعك التنافسي</w:t>
+        <w:t>أضف بطاقة منتجك (‏product_card‏) للحصول على موقعك التنافسي</w:t>
       </w:r>
     </w:p>
     <w:p>
@@ -4597,7 +4597,7 @@
           <w:rFonts w:ascii="IBM Plex Sans Arabic" w:hAnsi="IBM Plex Sans Arabic" w:cs="IBM Plex Sans Arabic"/>
           <w:rtl/>
         </w:rPr>
-        <w:t>المصدر: Silk L1 requirements reference (official portals / EUR-Lex) | سُحب: 2026-07-22 | ثقة: عالية (80%)</w:t>
+        <w:t>المصدر: Silk L1 requirements reference (‏official portals / EUR-Lex‏) | سُحب: 2026-07-22 | ثقة: عالية (‏80%‏)</w:t>
       </w:r>
     </w:p>
     <w:p>
@@ -5045,7 +5045,7 @@
           <w:rFonts w:ascii="IBM Plex Sans Arabic" w:hAnsi="IBM Plex Sans Arabic" w:cs="IBM Plex Sans Arabic"/>
           <w:rtl/>
         </w:rPr>
-        <w:t>التوصية: دخول مشروط — سوق الصين (ثقة منخفضة (31%))</w:t>
+        <w:t>التوصية: دخول مشروط — سوق الصين (ثقة منخفضة (‏31%‏))</w:t>
       </w:r>
     </w:p>
     <w:p>
@@ -5058,7 +5058,7 @@
           <w:rFonts w:ascii="IBM Plex Sans Arabic" w:hAnsi="IBM Plex Sans Arabic" w:cs="IBM Plex Sans Arabic"/>
           <w:rtl/>
         </w:rPr>
-        <w:t>أضف بطاقة منتجك (product_card) للحصول على موقعك التنافسي</w:t>
+        <w:t>أضف بطاقة منتجك (‏product_card‏) للحصول على موقعك التنافسي</w:t>
       </w:r>
     </w:p>
     <w:p>
@@ -5826,7 +5826,7 @@
           <w:rFonts w:ascii="IBM Plex Sans Arabic" w:hAnsi="IBM Plex Sans Arabic" w:cs="IBM Plex Sans Arabic"/>
           <w:rtl/>
         </w:rPr>
-        <w:t>بيانات غير كافية لقسم «المنافسون بالاسم» (0/2 حقائق سوقية) — المصادر المُحاوَلة: لا مصادر مُحاوَلة</w:t>
+        <w:t>بيانات غير كافية لقسم «المنافسون بالاسم» (‏0/2 حقائق سوقية‏) — المصادر المُحاوَلة: لا مصادر مُحاوَلة</w:t>
       </w:r>
     </w:p>
     <w:p>
@@ -5839,7 +5839,7 @@
           <w:rFonts w:ascii="IBM Plex Sans Arabic" w:hAnsi="IBM Plex Sans Arabic" w:cs="IBM Plex Sans Arabic"/>
           <w:rtl/>
         </w:rPr>
-        <w:t>بيانات غير كافية لقسم «الطلب والقدرة» (0/1 حقائق سوقية) — المصادر المُحاوَلة: World Bank</w:t>
+        <w:t>بيانات غير كافية لقسم «الطلب والقدرة» (‏0/1 حقائق سوقية‏) — المصادر المُحاوَلة: World Bank</w:t>
       </w:r>
     </w:p>
     <w:p>
@@ -5852,7 +5852,7 @@
           <w:rFonts w:ascii="IBM Plex Sans Arabic" w:hAnsi="IBM Plex Sans Arabic" w:cs="IBM Plex Sans Arabic"/>
           <w:rtl/>
         </w:rPr>
-        <w:t>بيانات غير كافية لقسم «المخاطر» (0/2 حقائق سوقية) — المصادر المُحاوَلة: World Bank</w:t>
+        <w:t>بيانات غير كافية لقسم «المخاطر» (‏0/2 حقائق سوقية‏) — المصادر المُحاوَلة: World Bank</w:t>
       </w:r>
     </w:p>
     <w:p>
@@ -5865,7 +5865,7 @@
           <w:rFonts w:ascii="IBM Plex Sans Arabic" w:hAnsi="IBM Plex Sans Arabic" w:cs="IBM Plex Sans Arabic"/>
           <w:rtl/>
         </w:rPr>
-        <w:t>بيانات غير كافية لقسم «الاتجاه» (0/2 حقائق سوقية) — المصادر المُحاوَلة: UN Comtrade</w:t>
+        <w:t>بيانات غير كافية لقسم «الاتجاه» (‏0/2 حقائق سوقية‏) — المصادر المُحاوَلة: UN Comtrade</w:t>
       </w:r>
     </w:p>
     <w:p>
@@ -5905,7 +5905,7 @@
           <w:rFonts w:ascii="IBM Plex Sans Arabic" w:hAnsi="IBM Plex Sans Arabic" w:cs="IBM Plex Sans Arabic"/>
           <w:rtl/>
         </w:rPr>
-        <w:t>Silk L1 requirements reference (official portals / EUR-Lex): أسهم 16 من 17 محاولة</w:t>
+        <w:t>Silk L1 requirements reference (‏official portals / EUR-Lex‏): أسهم 16 من 17 محاولة</w:t>
       </w:r>
     </w:p>
     <w:p>
@@ -5919,7 +5919,7 @@
           <w:rFonts w:ascii="IBM Plex Sans Arabic" w:hAnsi="IBM Plex Sans Arabic" w:cs="IBM Plex Sans Arabic"/>
           <w:rtl/>
         </w:rPr>
-        <w:t xml:space="preserve">    فشل مُسجَّل: سوق CHN (موثّق جزئياً) غير مغطى بالمرجع الثابت بعد — تحقق محلياً (verify locally)</w:t>
+        <w:t xml:space="preserve">    فشل مُسجَّل: سوق CHN (موثّق جزئياً) غير مغطى بالمرجع الثابت بعد — تحقق محلياً (‏verify locally‏)</w:t>
       </w:r>
     </w:p>
     <w:p>
@@ -5986,7 +5986,7 @@
           <w:rFonts w:ascii="IBM Plex Sans Arabic" w:hAnsi="IBM Plex Sans Arabic" w:cs="IBM Plex Sans Arabic"/>
           <w:rtl/>
         </w:rPr>
-        <w:t xml:space="preserve">    فشل مُسجَّل: الاستقرار السياسي (WGI) — الاستقرار السياسي (CHN): تعذّر الجلب — أعد المحاولة</w:t>
+        <w:t xml:space="preserve">    فشل مُسجَّل: الاستقرار السياسي (‏WGI‏) — الاستقرار السياسي (‏CHN‏): تعذّر الجلب — أعد المحاولة</w:t>
       </w:r>
     </w:p>
     <w:p>
@@ -6000,7 +6000,7 @@
           <w:rFonts w:ascii="IBM Plex Sans Arabic" w:hAnsi="IBM Plex Sans Arabic" w:cs="IBM Plex Sans Arabic"/>
           <w:rtl/>
         </w:rPr>
-        <w:t xml:space="preserve">    فشل مُسجَّل: جودة التنظيم (WGI) — الجودة التنظيمية (CHN): تعذّر الجلب — أعد المحاولة</w:t>
+        <w:t xml:space="preserve">    فشل مُسجَّل: جودة التنظيم (‏WGI‏) — الجودة التنظيمية (‏CHN‏): تعذّر الجلب — أعد المحاولة</w:t>
       </w:r>
     </w:p>
     <w:sectPr>
